--- a/tools/report_metodologi/bab_6/Metodologi_Bab6_Skoring_Provinsi.docx
+++ b/tools/report_metodologi/bab_6/Metodologi_Bab6_Skoring_Provinsi.docx
@@ -850,6 +850,160 @@
           <w:sz w:val="16"/>
         </w:rPr>
         <w:t>Melampaui Batas (Skor &gt;= 4.0), Mendekati Batas (Skor = 3.0), Tidak Melampaui Batas (Skor &lt; 3.0).</w:t>
+        <w:br/>
+      </w:r>
+    </w:p>
+    <w:p>
+      <w:pPr>
+        <w:keepNext/>
+        <w:spacing w:before="100" w:after="40"/>
+      </w:pPr>
+      <w:r>
+        <w:rPr>
+          <w:b/>
+          <w:color w:val="0F4C5C"/>
+          <w:sz w:val="18"/>
+        </w:rPr>
+        <w:t>• Contoh Persamaan Substitusi Riil: Indikator Kapasitas PLTU Captive &amp; Komposit Sulteng</w:t>
+      </w:r>
+    </w:p>
+    <w:tbl>
+      <w:tblPr>
+        <w:tblW w:type="auto" w:w="0"/>
+        <w:jc w:val="center"/>
+        <w:tblLook w:firstColumn="1" w:firstRow="1" w:lastColumn="0" w:lastRow="0" w:noHBand="0" w:noVBand="1" w:val="04A0"/>
+      </w:tblPr>
+      <w:tblGrid>
+        <w:gridCol w:w="9638"/>
+      </w:tblGrid>
+      <w:tr>
+        <w:tc>
+          <w:tcPr>
+            <w:tcW w:type="dxa" w:w="9638"/>
+            <w:shd w:fill="F8F9FA"/>
+            <w:tcMar>
+              <w:top w:w="80" w:type="dxa"/>
+              <w:bottom w:w="80" w:type="dxa"/>
+              <w:left w:w="120" w:type="dxa"/>
+              <w:right w:w="120" w:type="dxa"/>
+            </w:tcMar>
+            <w:tcBorders>
+              <w:left w:val="single" w:sz="16" w:space="0" w:color="143642"/>
+              <w:top w:val="none"/>
+              <w:right w:val="none"/>
+              <w:bottom w:val="none"/>
+            </w:tcBorders>
+          </w:tcPr>
+          <w:p>
+            <w:pPr>
+              <w:spacing w:before="0" w:after="0"/>
+            </w:pPr>
+            <w:r>
+              <w:rPr>
+                <w:rFonts w:ascii="Consolas" w:hAnsi="Consolas"/>
+                <w:b/>
+                <w:color w:val="143642"/>
+                <w:sz w:val="17"/>
+              </w:rPr>
+              <w:t>1. Substitusi Z-Score: Z = (7.325 MW - 1.637,50 MW) / 2.882,26 MW = +1,97σ</w:t>
+              <w:br/>
+              <w:t>2. Substitusi EWM Shannon: Min-Max r_sulteng = (7.325 - 0) / 7.325 = 1,000 ; Proporsi P_sulteng = 1,000 / 1,341 = 0,745</w:t>
+              <w:br/>
+              <w:t xml:space="preserve">   Entropi Ej = -0,5581 * SUM(P * ln P) = 0,3948  --&gt;  Dj = 1 - 0,3948 = 0,6052  --&gt;  W_pltu = 0,6052 / 7,8331 = 0,0773 (7,73%)</w:t>
+              <w:br/>
+              <w:t>3. Substitusi Likert Diskret: Z = +1,97σ &gt;= +1,0σ  --&gt;  Skor Likert = 5,0 / 5 (Melampaui Batas / Red Alert)</w:t>
+              <w:br/>
+              <w:t>4. Substitusi Pilar Udara: Skor = [(5,0*0,0773) + (4,0*0,0224) + (5,0*0,0461) + (5,0*0,0829) + (5,0*0,0395)] / 0,2682 = 4,92 / 5</w:t>
+              <w:br/>
+              <w:t>5. Substitusi Komposit Total: Skor = (4,92 + 3,30 + 4,70 + 2,50 + 4,40) / 5 = 3,96 / 5,0  --&gt;  WSM = 7,92 / 10.0 (Melampaui Batas)</w:t>
+            </w:r>
+          </w:p>
+        </w:tc>
+      </w:tr>
+    </w:tbl>
+    <w:p>
+      <w:pPr>
+        <w:spacing w:before="40" w:after="100" w:line="264" w:lineRule="auto"/>
+        <w:ind w:left="283"/>
+      </w:pPr>
+      <w:r>
+        <w:rPr>
+          <w:b/>
+          <w:color w:val="202426"/>
+          <w:sz w:val="16"/>
+        </w:rPr>
+        <w:t xml:space="preserve">  - Substitusi Z-Score: </w:t>
+      </w:r>
+      <w:r>
+        <w:rPr>
+          <w:color w:val="555555"/>
+          <w:sz w:val="16"/>
+        </w:rPr>
+        <w:t>Nilai aktual 7.325 MW milik Sulteng diselisihkan terhadap rerata 6 provinsi (1.637,50 MW), lalu dibagi standar deviasi regional (2.882,26 MW), menghasilkan deviasi anomali Z = +1,97σ.</w:t>
+        <w:br/>
+      </w:r>
+      <w:r>
+        <w:rPr>
+          <w:b/>
+          <w:color w:val="202426"/>
+          <w:sz w:val="16"/>
+        </w:rPr>
+        <w:t xml:space="preserve">  - Substitusi EWM: </w:t>
+      </w:r>
+      <w:r>
+        <w:rPr>
+          <w:color w:val="555555"/>
+          <w:sz w:val="16"/>
+        </w:rPr>
+        <w:t>Tingginya disparitas PLTU se-Sulawesi (Sulteng 7.325 MW, Sultra 1.900 MW, Sulsel 600 MW, 3 provinsi lain 0 MW) menghasilkan divergensi Dj = 0,6052 sehingga indikator ini memperoleh bobot objektif tertinggi W = 0,0773 (7,73%).</w:t>
+        <w:br/>
+      </w:r>
+      <w:r>
+        <w:rPr>
+          <w:b/>
+          <w:color w:val="202426"/>
+          <w:sz w:val="16"/>
+        </w:rPr>
+        <w:t xml:space="preserve">  - Substitusi Likert: </w:t>
+      </w:r>
+      <w:r>
+        <w:rPr>
+          <w:color w:val="555555"/>
+          <w:sz w:val="16"/>
+        </w:rPr>
+        <w:t>Karena nilai Z = +1,97σ melampaui ambang batas atas regional (+1,0σ), maka langsung dipetakan ke skor tertinggi yaitu 5,0 (Krisis Parah / Melampaui Batas).</w:t>
+        <w:br/>
+      </w:r>
+      <w:r>
+        <w:rPr>
+          <w:b/>
+          <w:color w:val="202426"/>
+          <w:sz w:val="16"/>
+        </w:rPr>
+        <w:t xml:space="preserve">  - Substitusi Pilar: </w:t>
+      </w:r>
+      <w:r>
+        <w:rPr>
+          <w:color w:val="555555"/>
+          <w:sz w:val="16"/>
+        </w:rPr>
+        <w:t>Total bobot kelima indikator pilar udara adalah 0,2682. Hasil agregasi tertimbang menghasilkan Skor Pilar Udara sebesar 4,92 / 5 (dibulatkan 4,9 / 5).</w:t>
+        <w:br/>
+      </w:r>
+      <w:r>
+        <w:rPr>
+          <w:b/>
+          <w:color w:val="202426"/>
+          <w:sz w:val="16"/>
+        </w:rPr>
+        <w:t xml:space="preserve">  - Substitusi Komposit: </w:t>
+      </w:r>
+      <w:r>
+        <w:rPr>
+          <w:color w:val="555555"/>
+          <w:sz w:val="16"/>
+        </w:rPr>
+        <w:t>Rata-rata unweighted 5 pilar menghasilkan Skor Komposit 3,96 / 5,0 (dibulatkan 4,0 / 5) atau WSM 7,92 / 10.0 dengan vonis status Melampaui Batas (RED ALERT).</w:t>
         <w:br/>
       </w:r>
     </w:p>

--- a/tools/report_metodologi/bab_6/Metodologi_Bab6_Skoring_Provinsi.docx
+++ b/tools/report_metodologi/bab_6/Metodologi_Bab6_Skoring_Provinsi.docx
@@ -15422,6 +15422,5330 @@
           <w:sz w:val="18"/>
         </w:rPr>
         <w:t>Secara agregat, Sulawesi Tenggara memperoleh Skor Komposit 3.4 / 5.0 (Ekuivalen WSM 6.78 / 10.0) dengan status MENDEKATI BATAS. Namun, pengujian forensik membuktikan bahwa Pilar Daya Dukung Sosial (4.5 / 5) dan Kepadatan Konsesi Tambang (11,72%) telah berada pada status RED ALERT (MELAMPAUI BATAS EKSTREM).</w:t>
+      </w:r>
+    </w:p>
+    <w:p>
+      <w:r>
+        <w:br w:type="page"/>
+      </w:r>
+    </w:p>
+    <w:p>
+      <w:pPr>
+        <w:keepNext/>
+        <w:spacing w:before="240" w:after="80"/>
+      </w:pPr>
+      <w:r>
+        <w:rPr>
+          <w:b/>
+          <w:color w:val="0F4C5C"/>
+          <w:sz w:val="22"/>
+        </w:rPr>
+        <w:t>6.6.3 Evaluasi Empiris D3TLH: Provinsi Sulawesi Selatan (Sulsel)</w:t>
+      </w:r>
+    </w:p>
+    <w:tbl>
+      <w:tblPr>
+        <w:tblW w:type="auto" w:w="0"/>
+        <w:jc w:val="center"/>
+        <w:tblLook w:firstColumn="1" w:firstRow="1" w:lastColumn="0" w:lastRow="0" w:noHBand="0" w:noVBand="1" w:val="04A0"/>
+      </w:tblPr>
+      <w:tblGrid>
+        <w:gridCol w:w="9638"/>
+      </w:tblGrid>
+      <w:tr>
+        <w:tc>
+          <w:tcPr>
+            <w:tcW w:type="dxa" w:w="9638"/>
+            <w:shd w:fill="F4F5F6"/>
+            <w:tcMar>
+              <w:top w:w="120" w:type="dxa"/>
+              <w:bottom w:w="120" w:type="dxa"/>
+              <w:left w:w="160" w:type="dxa"/>
+              <w:right w:w="160" w:type="dxa"/>
+            </w:tcMar>
+            <w:tcBorders>
+              <w:left w:val="single" w:sz="24" w:space="0" w:color="143642"/>
+              <w:top w:val="none"/>
+              <w:right w:val="none"/>
+              <w:bottom w:val="none"/>
+            </w:tcBorders>
+          </w:tcPr>
+          <w:p>
+            <w:pPr>
+              <w:spacing w:before="0" w:after="40"/>
+            </w:pPr>
+            <w:r>
+              <w:rPr>
+                <w:b/>
+                <w:color w:val="143642"/>
+                <w:sz w:val="17"/>
+              </w:rPr>
+              <w:t>PROFIL EMPIRIS: Provinsi Sulawesi Selatan (Episentrum Bencana Alam, Konflik Pesisir &amp; Kriminalisasi)</w:t>
+              <w:br/>
+            </w:r>
+            <w:r>
+              <w:rPr>
+                <w:color w:val="202426"/>
+                <w:sz w:val="16"/>
+              </w:rPr>
+              <w:t>Kabupaten/Kota: 24 Daerah  |  Pusat Industri: KIMA Makassar, Smelter Huadi Bantaeng, Vale Sorowako Luwu Timur &amp; PLTU Jeneponto  |  Populasi BPS: 9.073.509 Jiwa</w:t>
+              <w:br/>
+              <w:t>Karakteristik Krisis: Frekuensi bencana hidrometeorologi banjir bandang dan longsor tertinggi se-Sulawesi (669 kejadian), sengketa ruang laut nelayan pesisir terbanyak (7 kasus), insiden kriminalisasi warga tertinggi (9 kasus), tambang ilegal marak (10 korporasi), dan cemaran karsinogenik Cr6+.</w:t>
+            </w:r>
+          </w:p>
+        </w:tc>
+      </w:tr>
+    </w:tbl>
+    <w:p>
+      <w:pPr>
+        <w:spacing w:before="0" w:after="80"/>
+      </w:pPr>
+    </w:p>
+    <w:p>
+      <w:pPr>
+        <w:keepNext/>
+        <w:spacing w:before="160" w:after="60"/>
+      </w:pPr>
+      <w:r>
+        <w:rPr>
+          <w:b/>
+          <w:color w:val="143642"/>
+          <w:sz w:val="19"/>
+        </w:rPr>
+        <w:t>A. Narasi Temuan Lapangan Sulsel</w:t>
+      </w:r>
+    </w:p>
+    <w:p>
+      <w:pPr>
+        <w:spacing w:before="0" w:after="100" w:line="276" w:lineRule="auto"/>
+      </w:pPr>
+      <w:r>
+        <w:rPr>
+          <w:b w:val="0"/>
+          <w:i w:val="0"/>
+          <w:color w:val="202426"/>
+          <w:sz w:val="18"/>
+        </w:rPr>
+        <w:t xml:space="preserve">Sebagai provinsi dengan populasi terbesar (9,07 juta jiwa) dan pusat gravitasi ekonomi regional, </w:t>
+      </w:r>
+      <w:r>
+        <w:rPr>
+          <w:b/>
+          <w:i w:val="0"/>
+          <w:color w:val="202426"/>
+          <w:sz w:val="18"/>
+        </w:rPr>
+        <w:t>Provinsi Sulawesi Selatan mencatat Skor Komposit 2.6 / 5.0 (Status: Mendekati Batas)</w:t>
+      </w:r>
+      <w:r>
+        <w:rPr>
+          <w:b w:val="0"/>
+          <w:i w:val="0"/>
+          <w:color w:val="202426"/>
+          <w:sz w:val="18"/>
+        </w:rPr>
+        <w:t xml:space="preserve">. Kendati secara agregat tidak berada pada status Melampaui Batas layaknya Sulteng, </w:t>
+      </w:r>
+      <w:r>
+        <w:rPr>
+          <w:b/>
+          <w:i w:val="0"/>
+          <w:color w:val="202426"/>
+          <w:sz w:val="18"/>
+        </w:rPr>
+        <w:t>audit forensik Z-score membongkar anomali outlier ekstrem pada 5 indikator kritis (Skor Likert 5.0 / Red Alert)</w:t>
+      </w:r>
+      <w:r>
+        <w:rPr>
+          <w:b w:val="0"/>
+          <w:i w:val="0"/>
+          <w:color w:val="202426"/>
+          <w:sz w:val="18"/>
+        </w:rPr>
+        <w:t xml:space="preserve"> yang memperlihatkan kerentanan ekologis struktural di kawasan pesisir, daerah aliran sungai (DAS), dan ruang hidup agraria.</w:t>
+      </w:r>
+    </w:p>
+    <w:p>
+      <w:pPr>
+        <w:spacing w:before="0" w:after="100" w:line="276" w:lineRule="auto"/>
+      </w:pPr>
+      <w:r>
+        <w:rPr>
+          <w:b w:val="0"/>
+          <w:i w:val="0"/>
+          <w:color w:val="202426"/>
+          <w:sz w:val="18"/>
+        </w:rPr>
+        <w:t xml:space="preserve">Sulawesi Selatan mencatat rekor tertinggi se-Sulawesi pada tiga variabel destruktif sekaligus: </w:t>
+      </w:r>
+      <w:r>
+        <w:rPr>
+          <w:b/>
+          <w:i w:val="0"/>
+          <w:color w:val="202426"/>
+          <w:sz w:val="18"/>
+        </w:rPr>
+        <w:t>kejadian bencana hidrometeorologi sebanyak 669 kali (Z = +1.63σ, Likert 5.0)</w:t>
+      </w:r>
+      <w:r>
+        <w:rPr>
+          <w:b w:val="0"/>
+          <w:i w:val="0"/>
+          <w:color w:val="202426"/>
+          <w:sz w:val="18"/>
+        </w:rPr>
+        <w:t xml:space="preserve">, meletusnya </w:t>
+      </w:r>
+      <w:r>
+        <w:rPr>
+          <w:b/>
+          <w:i w:val="0"/>
+          <w:color w:val="202426"/>
+          <w:sz w:val="18"/>
+        </w:rPr>
+        <w:t>7 kasus konflik ruang tangkap laut nelayan vs tambang pasir laut dan tongkang (Z = +1.56σ, Likert 5.0)</w:t>
+      </w:r>
+      <w:r>
+        <w:rPr>
+          <w:b w:val="0"/>
+          <w:i w:val="0"/>
+          <w:color w:val="202426"/>
+          <w:sz w:val="18"/>
+        </w:rPr>
+        <w:t xml:space="preserve">, serta represi hukum dengan </w:t>
+      </w:r>
+      <w:r>
+        <w:rPr>
+          <w:b/>
+          <w:i w:val="0"/>
+          <w:color w:val="202426"/>
+          <w:sz w:val="18"/>
+        </w:rPr>
+        <w:t>9 insiden kriminalisasi petani dan aktivis pembela HAM (Z = +1.57σ, Likert 5.0)</w:t>
+      </w:r>
+      <w:r>
+        <w:rPr>
+          <w:b w:val="0"/>
+          <w:i w:val="0"/>
+          <w:color w:val="202426"/>
+          <w:sz w:val="18"/>
+        </w:rPr>
+        <w:t xml:space="preserve">. Selain itu, maraknya operasi </w:t>
+      </w:r>
+      <w:r>
+        <w:rPr>
+          <w:b/>
+          <w:i w:val="0"/>
+          <w:color w:val="202426"/>
+          <w:sz w:val="18"/>
+        </w:rPr>
+        <w:t>10 korporasi tambang ilegal di kawasan lindung (Z = +1.97σ, Likert 5.0)</w:t>
+      </w:r>
+      <w:r>
+        <w:rPr>
+          <w:b w:val="0"/>
+          <w:i w:val="0"/>
+          <w:color w:val="202426"/>
+          <w:sz w:val="18"/>
+        </w:rPr>
+        <w:t xml:space="preserve"> dan cemaran Heksavalen Kromium (Cr6+) menegaskan darurat tata kelola lingkungan hidup di provinsi ini.</w:t>
+      </w:r>
+    </w:p>
+    <w:p>
+      <w:pPr>
+        <w:keepNext/>
+        <w:spacing w:before="160" w:after="60"/>
+      </w:pPr>
+      <w:r>
+        <w:rPr>
+          <w:b/>
+          <w:color w:val="143642"/>
+          <w:sz w:val="19"/>
+        </w:rPr>
+        <w:t>B. Matriks Hasil Uji Empiris (Sulsel)</w:t>
+      </w:r>
+    </w:p>
+    <w:p>
+      <w:pPr>
+        <w:keepNext/>
+        <w:spacing w:before="160" w:after="60"/>
+      </w:pPr>
+      <w:r>
+        <w:rPr>
+          <w:b/>
+          <w:i/>
+          <w:color w:val="143642"/>
+          <w:sz w:val="17"/>
+        </w:rPr>
+        <w:t>Tabel 6.17: Bedah Matematika 20 Indikator Empiris Provinsi Sulawesi Selatan (Model Hybrid Z-Score &amp; EWM)</w:t>
+      </w:r>
+    </w:p>
+    <w:tbl>
+      <w:tblPr>
+        <w:tblW w:type="auto" w:w="0"/>
+        <w:jc w:val="center"/>
+        <w:tblLook w:firstColumn="1" w:firstRow="1" w:lastColumn="0" w:lastRow="0" w:noHBand="0" w:noVBand="1" w:val="04A0"/>
+        <w:tblBorders>
+          <w:top w:val="single" w:sz="6" w:space="0" w:color="D3D3D3"/>
+          <w:bottom w:val="single" w:sz="8" w:space="0" w:color="143642"/>
+          <w:insideH w:val="single" w:sz="4" w:space="0" w:color="D3D3D3"/>
+          <w:insideV w:val="none"/>
+          <w:left w:val="none"/>
+          <w:right w:val="none"/>
+        </w:tblBorders>
+      </w:tblPr>
+      <w:tblGrid>
+        <w:gridCol w:w="1377"/>
+        <w:gridCol w:w="1377"/>
+        <w:gridCol w:w="1377"/>
+        <w:gridCol w:w="1377"/>
+        <w:gridCol w:w="1377"/>
+        <w:gridCol w:w="1377"/>
+        <w:gridCol w:w="1377"/>
+      </w:tblGrid>
+      <w:tr>
+        <w:trPr>
+          <w:tblHeader/>
+        </w:trPr>
+        <w:tc>
+          <w:tcPr>
+            <w:tcW w:type="dxa" w:w="1247"/>
+            <w:tcMar>
+              <w:top w:w="100" w:type="dxa"/>
+              <w:bottom w:w="100" w:type="dxa"/>
+              <w:left w:w="100" w:type="dxa"/>
+              <w:right w:w="100" w:type="dxa"/>
+            </w:tcMar>
+            <w:shd w:fill="143642"/>
+            <w:vAlign w:val="center"/>
+          </w:tcPr>
+          <w:p>
+            <w:pPr>
+              <w:spacing w:before="0" w:after="0"/>
+              <w:jc w:val="center"/>
+            </w:pPr>
+            <w:r>
+              <w:rPr>
+                <w:b/>
+                <w:color w:val="FFFFFF"/>
+                <w:sz w:val="16"/>
+              </w:rPr>
+              <w:t>Pilar</w:t>
+            </w:r>
+          </w:p>
+        </w:tc>
+        <w:tc>
+          <w:tcPr>
+            <w:tcW w:type="dxa" w:w="2438"/>
+            <w:tcMar>
+              <w:top w:w="100" w:type="dxa"/>
+              <w:bottom w:w="100" w:type="dxa"/>
+              <w:left w:w="100" w:type="dxa"/>
+              <w:right w:w="100" w:type="dxa"/>
+            </w:tcMar>
+            <w:shd w:fill="143642"/>
+            <w:vAlign w:val="center"/>
+          </w:tcPr>
+          <w:p>
+            <w:pPr>
+              <w:spacing w:before="0" w:after="0"/>
+              <w:jc w:val="center"/>
+            </w:pPr>
+            <w:r>
+              <w:rPr>
+                <w:b/>
+                <w:color w:val="FFFFFF"/>
+                <w:sz w:val="16"/>
+              </w:rPr>
+              <w:t>Indikator Empiris</w:t>
+            </w:r>
+          </w:p>
+        </w:tc>
+        <w:tc>
+          <w:tcPr>
+            <w:tcW w:type="dxa" w:w="1701"/>
+            <w:tcMar>
+              <w:top w:w="100" w:type="dxa"/>
+              <w:bottom w:w="100" w:type="dxa"/>
+              <w:left w:w="100" w:type="dxa"/>
+              <w:right w:w="100" w:type="dxa"/>
+            </w:tcMar>
+            <w:shd w:fill="143642"/>
+            <w:vAlign w:val="center"/>
+          </w:tcPr>
+          <w:p>
+            <w:pPr>
+              <w:spacing w:before="0" w:after="0"/>
+              <w:jc w:val="center"/>
+            </w:pPr>
+            <w:r>
+              <w:rPr>
+                <w:b/>
+                <w:color w:val="FFFFFF"/>
+                <w:sz w:val="16"/>
+              </w:rPr>
+              <w:t>Fakta Mentah (A)</w:t>
+            </w:r>
+          </w:p>
+        </w:tc>
+        <w:tc>
+          <w:tcPr>
+            <w:tcW w:type="dxa" w:w="1020"/>
+            <w:tcMar>
+              <w:top w:w="100" w:type="dxa"/>
+              <w:bottom w:w="100" w:type="dxa"/>
+              <w:left w:w="100" w:type="dxa"/>
+              <w:right w:w="100" w:type="dxa"/>
+            </w:tcMar>
+            <w:shd w:fill="143642"/>
+            <w:vAlign w:val="center"/>
+          </w:tcPr>
+          <w:p>
+            <w:pPr>
+              <w:spacing w:before="0" w:after="0"/>
+              <w:jc w:val="center"/>
+            </w:pPr>
+            <w:r>
+              <w:rPr>
+                <w:b/>
+                <w:color w:val="FFFFFF"/>
+                <w:sz w:val="16"/>
+              </w:rPr>
+              <w:t>Nilai Z-Score</w:t>
+            </w:r>
+          </w:p>
+        </w:tc>
+        <w:tc>
+          <w:tcPr>
+            <w:tcW w:type="dxa" w:w="964"/>
+            <w:tcMar>
+              <w:top w:w="100" w:type="dxa"/>
+              <w:bottom w:w="100" w:type="dxa"/>
+              <w:left w:w="100" w:type="dxa"/>
+              <w:right w:w="100" w:type="dxa"/>
+            </w:tcMar>
+            <w:shd w:fill="143642"/>
+            <w:vAlign w:val="center"/>
+          </w:tcPr>
+          <w:p>
+            <w:pPr>
+              <w:spacing w:before="0" w:after="0"/>
+              <w:jc w:val="center"/>
+            </w:pPr>
+            <w:r>
+              <w:rPr>
+                <w:b/>
+                <w:color w:val="FFFFFF"/>
+                <w:sz w:val="16"/>
+              </w:rPr>
+              <w:t>Bobot EWM</w:t>
+            </w:r>
+          </w:p>
+        </w:tc>
+        <w:tc>
+          <w:tcPr>
+            <w:tcW w:type="dxa" w:w="1020"/>
+            <w:tcMar>
+              <w:top w:w="100" w:type="dxa"/>
+              <w:bottom w:w="100" w:type="dxa"/>
+              <w:left w:w="100" w:type="dxa"/>
+              <w:right w:w="100" w:type="dxa"/>
+            </w:tcMar>
+            <w:shd w:fill="143642"/>
+            <w:vAlign w:val="center"/>
+          </w:tcPr>
+          <w:p>
+            <w:pPr>
+              <w:spacing w:before="0" w:after="0"/>
+              <w:jc w:val="center"/>
+            </w:pPr>
+            <w:r>
+              <w:rPr>
+                <w:b/>
+                <w:color w:val="FFFFFF"/>
+                <w:sz w:val="16"/>
+              </w:rPr>
+              <w:t>Skor Likert</w:t>
+            </w:r>
+          </w:p>
+        </w:tc>
+        <w:tc>
+          <w:tcPr>
+            <w:tcW w:type="dxa" w:w="1247"/>
+            <w:tcMar>
+              <w:top w:w="100" w:type="dxa"/>
+              <w:bottom w:w="100" w:type="dxa"/>
+              <w:left w:w="100" w:type="dxa"/>
+              <w:right w:w="100" w:type="dxa"/>
+            </w:tcMar>
+            <w:shd w:fill="143642"/>
+            <w:vAlign w:val="center"/>
+          </w:tcPr>
+          <w:p>
+            <w:pPr>
+              <w:spacing w:before="0" w:after="0"/>
+              <w:jc w:val="center"/>
+            </w:pPr>
+            <w:r>
+              <w:rPr>
+                <w:b/>
+                <w:color w:val="FFFFFF"/>
+                <w:sz w:val="16"/>
+              </w:rPr>
+              <w:t>Status Ekologis</w:t>
+            </w:r>
+          </w:p>
+        </w:tc>
+      </w:tr>
+      <w:tr>
+        <w:tc>
+          <w:tcPr>
+            <w:tcW w:type="dxa" w:w="1247"/>
+            <w:tcMar>
+              <w:top w:w="80" w:type="dxa"/>
+              <w:bottom w:w="80" w:type="dxa"/>
+              <w:left w:w="80" w:type="dxa"/>
+              <w:right w:w="80" w:type="dxa"/>
+            </w:tcMar>
+            <w:shd w:fill="FFFFFF"/>
+            <w:vAlign w:val="center"/>
+          </w:tcPr>
+          <w:p>
+            <w:pPr>
+              <w:spacing w:before="0" w:after="0"/>
+              <w:jc w:val="center"/>
+            </w:pPr>
+            <w:r>
+              <w:rPr>
+                <w:color w:val="202426"/>
+                <w:sz w:val="15"/>
+              </w:rPr>
+              <w:t>Pilar Udara</w:t>
+            </w:r>
+          </w:p>
+        </w:tc>
+        <w:tc>
+          <w:tcPr>
+            <w:tcW w:type="dxa" w:w="2438"/>
+            <w:tcMar>
+              <w:top w:w="80" w:type="dxa"/>
+              <w:bottom w:w="80" w:type="dxa"/>
+              <w:left w:w="80" w:type="dxa"/>
+              <w:right w:w="80" w:type="dxa"/>
+            </w:tcMar>
+            <w:shd w:fill="FFFFFF"/>
+            <w:vAlign w:val="center"/>
+          </w:tcPr>
+          <w:p>
+            <w:pPr>
+              <w:spacing w:before="0" w:after="0"/>
+              <w:jc w:val="left"/>
+            </w:pPr>
+            <w:r>
+              <w:rPr>
+                <w:color w:val="202426"/>
+                <w:sz w:val="15"/>
+              </w:rPr>
+              <w:t>Kapasitas PLTU Captive Beroperasi</w:t>
+            </w:r>
+          </w:p>
+        </w:tc>
+        <w:tc>
+          <w:tcPr>
+            <w:tcW w:type="dxa" w:w="1701"/>
+            <w:tcMar>
+              <w:top w:w="80" w:type="dxa"/>
+              <w:bottom w:w="80" w:type="dxa"/>
+              <w:left w:w="80" w:type="dxa"/>
+              <w:right w:w="80" w:type="dxa"/>
+            </w:tcMar>
+            <w:shd w:fill="FFFFFF"/>
+            <w:vAlign w:val="center"/>
+          </w:tcPr>
+          <w:p>
+            <w:pPr>
+              <w:spacing w:before="0" w:after="0"/>
+              <w:jc w:val="right"/>
+            </w:pPr>
+            <w:r>
+              <w:rPr>
+                <w:color w:val="202426"/>
+                <w:sz w:val="15"/>
+              </w:rPr>
+              <w:t>600 MW</w:t>
+            </w:r>
+          </w:p>
+        </w:tc>
+        <w:tc>
+          <w:tcPr>
+            <w:tcW w:type="dxa" w:w="1020"/>
+            <w:tcMar>
+              <w:top w:w="80" w:type="dxa"/>
+              <w:bottom w:w="80" w:type="dxa"/>
+              <w:left w:w="80" w:type="dxa"/>
+              <w:right w:w="80" w:type="dxa"/>
+            </w:tcMar>
+            <w:shd w:fill="FFFFFF"/>
+            <w:vAlign w:val="center"/>
+          </w:tcPr>
+          <w:p>
+            <w:pPr>
+              <w:spacing w:before="0" w:after="0"/>
+              <w:jc w:val="center"/>
+            </w:pPr>
+            <w:r>
+              <w:rPr>
+                <w:color w:val="202426"/>
+                <w:sz w:val="15"/>
+              </w:rPr>
+              <w:t>-0.36σ</w:t>
+            </w:r>
+          </w:p>
+        </w:tc>
+        <w:tc>
+          <w:tcPr>
+            <w:tcW w:type="dxa" w:w="964"/>
+            <w:tcMar>
+              <w:top w:w="80" w:type="dxa"/>
+              <w:bottom w:w="80" w:type="dxa"/>
+              <w:left w:w="80" w:type="dxa"/>
+              <w:right w:w="80" w:type="dxa"/>
+            </w:tcMar>
+            <w:shd w:fill="FFFFFF"/>
+            <w:vAlign w:val="center"/>
+          </w:tcPr>
+          <w:p>
+            <w:pPr>
+              <w:spacing w:before="0" w:after="0"/>
+              <w:jc w:val="center"/>
+            </w:pPr>
+            <w:r>
+              <w:rPr>
+                <w:color w:val="202426"/>
+                <w:sz w:val="15"/>
+              </w:rPr>
+              <w:t>0.0773</w:t>
+            </w:r>
+          </w:p>
+        </w:tc>
+        <w:tc>
+          <w:tcPr>
+            <w:tcW w:type="dxa" w:w="1020"/>
+            <w:tcMar>
+              <w:top w:w="80" w:type="dxa"/>
+              <w:bottom w:w="80" w:type="dxa"/>
+              <w:left w:w="80" w:type="dxa"/>
+              <w:right w:w="80" w:type="dxa"/>
+            </w:tcMar>
+            <w:shd w:fill="FFFFFF"/>
+            <w:vAlign w:val="center"/>
+          </w:tcPr>
+          <w:p>
+            <w:pPr>
+              <w:spacing w:before="0" w:after="0"/>
+              <w:jc w:val="center"/>
+            </w:pPr>
+            <w:r>
+              <w:rPr>
+                <w:color w:val="202426"/>
+                <w:sz w:val="15"/>
+              </w:rPr>
+              <w:t>2.0 / 5</w:t>
+            </w:r>
+          </w:p>
+        </w:tc>
+        <w:tc>
+          <w:tcPr>
+            <w:tcW w:type="dxa" w:w="1247"/>
+            <w:tcMar>
+              <w:top w:w="80" w:type="dxa"/>
+              <w:bottom w:w="80" w:type="dxa"/>
+              <w:left w:w="80" w:type="dxa"/>
+              <w:right w:w="80" w:type="dxa"/>
+            </w:tcMar>
+            <w:shd w:fill="FFFFFF"/>
+            <w:vAlign w:val="center"/>
+          </w:tcPr>
+          <w:p>
+            <w:pPr>
+              <w:spacing w:before="0" w:after="0"/>
+              <w:jc w:val="center"/>
+            </w:pPr>
+            <w:r>
+              <w:rPr>
+                <w:color w:val="202426"/>
+                <w:sz w:val="15"/>
+              </w:rPr>
+              <w:t>Tidak Melampaui Batas</w:t>
+            </w:r>
+          </w:p>
+        </w:tc>
+      </w:tr>
+      <w:tr>
+        <w:tc>
+          <w:tcPr>
+            <w:tcW w:type="dxa" w:w="1247"/>
+            <w:tcMar>
+              <w:top w:w="80" w:type="dxa"/>
+              <w:bottom w:w="80" w:type="dxa"/>
+              <w:left w:w="80" w:type="dxa"/>
+              <w:right w:w="80" w:type="dxa"/>
+            </w:tcMar>
+            <w:shd w:fill="F4F5F6"/>
+            <w:vAlign w:val="center"/>
+          </w:tcPr>
+          <w:p>
+            <w:pPr>
+              <w:spacing w:before="0" w:after="0"/>
+              <w:jc w:val="center"/>
+            </w:pPr>
+            <w:r>
+              <w:rPr>
+                <w:color w:val="202426"/>
+                <w:sz w:val="15"/>
+              </w:rPr>
+              <w:t>Pilar Udara</w:t>
+            </w:r>
+          </w:p>
+        </w:tc>
+        <w:tc>
+          <w:tcPr>
+            <w:tcW w:type="dxa" w:w="2438"/>
+            <w:tcMar>
+              <w:top w:w="80" w:type="dxa"/>
+              <w:bottom w:w="80" w:type="dxa"/>
+              <w:left w:w="80" w:type="dxa"/>
+              <w:right w:w="80" w:type="dxa"/>
+            </w:tcMar>
+            <w:shd w:fill="F4F5F6"/>
+            <w:vAlign w:val="center"/>
+          </w:tcPr>
+          <w:p>
+            <w:pPr>
+              <w:spacing w:before="0" w:after="0"/>
+              <w:jc w:val="left"/>
+            </w:pPr>
+            <w:r>
+              <w:rPr>
+                <w:color w:val="202426"/>
+                <w:sz w:val="15"/>
+              </w:rPr>
+              <w:t>Konsentrasi Gas NO2 Troposferik Satelit</w:t>
+            </w:r>
+          </w:p>
+        </w:tc>
+        <w:tc>
+          <w:tcPr>
+            <w:tcW w:type="dxa" w:w="1701"/>
+            <w:tcMar>
+              <w:top w:w="80" w:type="dxa"/>
+              <w:bottom w:w="80" w:type="dxa"/>
+              <w:left w:w="80" w:type="dxa"/>
+              <w:right w:w="80" w:type="dxa"/>
+            </w:tcMar>
+            <w:shd w:fill="F4F5F6"/>
+            <w:vAlign w:val="center"/>
+          </w:tcPr>
+          <w:p>
+            <w:pPr>
+              <w:spacing w:before="0" w:after="0"/>
+              <w:jc w:val="right"/>
+            </w:pPr>
+            <w:r>
+              <w:rPr>
+                <w:color w:val="202426"/>
+                <w:sz w:val="15"/>
+              </w:rPr>
+              <w:t>6.40e-06 mol/m²</w:t>
+            </w:r>
+          </w:p>
+        </w:tc>
+        <w:tc>
+          <w:tcPr>
+            <w:tcW w:type="dxa" w:w="1020"/>
+            <w:tcMar>
+              <w:top w:w="80" w:type="dxa"/>
+              <w:bottom w:w="80" w:type="dxa"/>
+              <w:left w:w="80" w:type="dxa"/>
+              <w:right w:w="80" w:type="dxa"/>
+            </w:tcMar>
+            <w:shd w:fill="F4F5F6"/>
+            <w:vAlign w:val="center"/>
+          </w:tcPr>
+          <w:p>
+            <w:pPr>
+              <w:spacing w:before="0" w:after="0"/>
+              <w:jc w:val="center"/>
+            </w:pPr>
+            <w:r>
+              <w:rPr>
+                <w:color w:val="202426"/>
+                <w:sz w:val="15"/>
+              </w:rPr>
+              <w:t>+0.65σ</w:t>
+            </w:r>
+          </w:p>
+        </w:tc>
+        <w:tc>
+          <w:tcPr>
+            <w:tcW w:type="dxa" w:w="964"/>
+            <w:tcMar>
+              <w:top w:w="80" w:type="dxa"/>
+              <w:bottom w:w="80" w:type="dxa"/>
+              <w:left w:w="80" w:type="dxa"/>
+              <w:right w:w="80" w:type="dxa"/>
+            </w:tcMar>
+            <w:shd w:fill="F4F5F6"/>
+            <w:vAlign w:val="center"/>
+          </w:tcPr>
+          <w:p>
+            <w:pPr>
+              <w:spacing w:before="0" w:after="0"/>
+              <w:jc w:val="center"/>
+            </w:pPr>
+            <w:r>
+              <w:rPr>
+                <w:color w:val="202426"/>
+                <w:sz w:val="15"/>
+              </w:rPr>
+              <w:t>0.0224</w:t>
+            </w:r>
+          </w:p>
+        </w:tc>
+        <w:tc>
+          <w:tcPr>
+            <w:tcW w:type="dxa" w:w="1020"/>
+            <w:tcMar>
+              <w:top w:w="80" w:type="dxa"/>
+              <w:bottom w:w="80" w:type="dxa"/>
+              <w:left w:w="80" w:type="dxa"/>
+              <w:right w:w="80" w:type="dxa"/>
+            </w:tcMar>
+            <w:shd w:fill="F4F5F6"/>
+            <w:vAlign w:val="center"/>
+          </w:tcPr>
+          <w:p>
+            <w:pPr>
+              <w:spacing w:before="0" w:after="0"/>
+              <w:jc w:val="center"/>
+            </w:pPr>
+            <w:r>
+              <w:rPr>
+                <w:color w:val="202426"/>
+                <w:sz w:val="15"/>
+              </w:rPr>
+              <w:t>4.0 / 5</w:t>
+            </w:r>
+          </w:p>
+        </w:tc>
+        <w:tc>
+          <w:tcPr>
+            <w:tcW w:type="dxa" w:w="1247"/>
+            <w:tcMar>
+              <w:top w:w="80" w:type="dxa"/>
+              <w:bottom w:w="80" w:type="dxa"/>
+              <w:left w:w="80" w:type="dxa"/>
+              <w:right w:w="80" w:type="dxa"/>
+            </w:tcMar>
+            <w:shd w:fill="F4F5F6"/>
+            <w:vAlign w:val="center"/>
+          </w:tcPr>
+          <w:p>
+            <w:pPr>
+              <w:spacing w:before="0" w:after="0"/>
+              <w:jc w:val="center"/>
+            </w:pPr>
+            <w:r>
+              <w:rPr>
+                <w:color w:val="202426"/>
+                <w:sz w:val="15"/>
+              </w:rPr>
+              <w:t>Melampaui Batas</w:t>
+            </w:r>
+          </w:p>
+        </w:tc>
+      </w:tr>
+      <w:tr>
+        <w:tc>
+          <w:tcPr>
+            <w:tcW w:type="dxa" w:w="1247"/>
+            <w:tcMar>
+              <w:top w:w="80" w:type="dxa"/>
+              <w:bottom w:w="80" w:type="dxa"/>
+              <w:left w:w="80" w:type="dxa"/>
+              <w:right w:w="80" w:type="dxa"/>
+            </w:tcMar>
+            <w:shd w:fill="FFFFFF"/>
+            <w:vAlign w:val="center"/>
+          </w:tcPr>
+          <w:p>
+            <w:pPr>
+              <w:spacing w:before="0" w:after="0"/>
+              <w:jc w:val="center"/>
+            </w:pPr>
+            <w:r>
+              <w:rPr>
+                <w:color w:val="202426"/>
+                <w:sz w:val="15"/>
+              </w:rPr>
+              <w:t>Pilar Udara</w:t>
+            </w:r>
+          </w:p>
+        </w:tc>
+        <w:tc>
+          <w:tcPr>
+            <w:tcW w:type="dxa" w:w="2438"/>
+            <w:tcMar>
+              <w:top w:w="80" w:type="dxa"/>
+              <w:bottom w:w="80" w:type="dxa"/>
+              <w:left w:w="80" w:type="dxa"/>
+              <w:right w:w="80" w:type="dxa"/>
+            </w:tcMar>
+            <w:shd w:fill="FFFFFF"/>
+            <w:vAlign w:val="center"/>
+          </w:tcPr>
+          <w:p>
+            <w:pPr>
+              <w:spacing w:before="0" w:after="0"/>
+              <w:jc w:val="left"/>
+            </w:pPr>
+            <w:r>
+              <w:rPr>
+                <w:color w:val="202426"/>
+                <w:sz w:val="15"/>
+              </w:rPr>
+              <w:t>Morbiditas ISPA (Incidence Rate Ratio)</w:t>
+            </w:r>
+          </w:p>
+        </w:tc>
+        <w:tc>
+          <w:tcPr>
+            <w:tcW w:type="dxa" w:w="1701"/>
+            <w:tcMar>
+              <w:top w:w="80" w:type="dxa"/>
+              <w:bottom w:w="80" w:type="dxa"/>
+              <w:left w:w="80" w:type="dxa"/>
+              <w:right w:w="80" w:type="dxa"/>
+            </w:tcMar>
+            <w:shd w:fill="FFFFFF"/>
+            <w:vAlign w:val="center"/>
+          </w:tcPr>
+          <w:p>
+            <w:pPr>
+              <w:spacing w:before="0" w:after="0"/>
+              <w:jc w:val="right"/>
+            </w:pPr>
+            <w:r>
+              <w:rPr>
+                <w:color w:val="202426"/>
+                <w:sz w:val="15"/>
+              </w:rPr>
+              <w:t>0.39x lipat</w:t>
+            </w:r>
+          </w:p>
+        </w:tc>
+        <w:tc>
+          <w:tcPr>
+            <w:tcW w:type="dxa" w:w="1020"/>
+            <w:tcMar>
+              <w:top w:w="80" w:type="dxa"/>
+              <w:bottom w:w="80" w:type="dxa"/>
+              <w:left w:w="80" w:type="dxa"/>
+              <w:right w:w="80" w:type="dxa"/>
+            </w:tcMar>
+            <w:shd w:fill="FFFFFF"/>
+            <w:vAlign w:val="center"/>
+          </w:tcPr>
+          <w:p>
+            <w:pPr>
+              <w:spacing w:before="0" w:after="0"/>
+              <w:jc w:val="center"/>
+            </w:pPr>
+            <w:r>
+              <w:rPr>
+                <w:color w:val="202426"/>
+                <w:sz w:val="15"/>
+              </w:rPr>
+              <w:t>-0.81σ</w:t>
+            </w:r>
+          </w:p>
+        </w:tc>
+        <w:tc>
+          <w:tcPr>
+            <w:tcW w:type="dxa" w:w="964"/>
+            <w:tcMar>
+              <w:top w:w="80" w:type="dxa"/>
+              <w:bottom w:w="80" w:type="dxa"/>
+              <w:left w:w="80" w:type="dxa"/>
+              <w:right w:w="80" w:type="dxa"/>
+            </w:tcMar>
+            <w:shd w:fill="FFFFFF"/>
+            <w:vAlign w:val="center"/>
+          </w:tcPr>
+          <w:p>
+            <w:pPr>
+              <w:spacing w:before="0" w:after="0"/>
+              <w:jc w:val="center"/>
+            </w:pPr>
+            <w:r>
+              <w:rPr>
+                <w:color w:val="202426"/>
+                <w:sz w:val="15"/>
+              </w:rPr>
+              <w:t>0.0461</w:t>
+            </w:r>
+          </w:p>
+        </w:tc>
+        <w:tc>
+          <w:tcPr>
+            <w:tcW w:type="dxa" w:w="1020"/>
+            <w:tcMar>
+              <w:top w:w="80" w:type="dxa"/>
+              <w:bottom w:w="80" w:type="dxa"/>
+              <w:left w:w="80" w:type="dxa"/>
+              <w:right w:w="80" w:type="dxa"/>
+            </w:tcMar>
+            <w:shd w:fill="FFFFFF"/>
+            <w:vAlign w:val="center"/>
+          </w:tcPr>
+          <w:p>
+            <w:pPr>
+              <w:spacing w:before="0" w:after="0"/>
+              <w:jc w:val="center"/>
+            </w:pPr>
+            <w:r>
+              <w:rPr>
+                <w:color w:val="202426"/>
+                <w:sz w:val="15"/>
+              </w:rPr>
+              <w:t>1.0 / 5</w:t>
+            </w:r>
+          </w:p>
+        </w:tc>
+        <w:tc>
+          <w:tcPr>
+            <w:tcW w:type="dxa" w:w="1247"/>
+            <w:tcMar>
+              <w:top w:w="80" w:type="dxa"/>
+              <w:bottom w:w="80" w:type="dxa"/>
+              <w:left w:w="80" w:type="dxa"/>
+              <w:right w:w="80" w:type="dxa"/>
+            </w:tcMar>
+            <w:shd w:fill="FFFFFF"/>
+            <w:vAlign w:val="center"/>
+          </w:tcPr>
+          <w:p>
+            <w:pPr>
+              <w:spacing w:before="0" w:after="0"/>
+              <w:jc w:val="center"/>
+            </w:pPr>
+            <w:r>
+              <w:rPr>
+                <w:color w:val="202426"/>
+                <w:sz w:val="15"/>
+              </w:rPr>
+              <w:t>Tidak Melampaui Batas</w:t>
+            </w:r>
+          </w:p>
+        </w:tc>
+      </w:tr>
+      <w:tr>
+        <w:tc>
+          <w:tcPr>
+            <w:tcW w:type="dxa" w:w="1247"/>
+            <w:tcMar>
+              <w:top w:w="80" w:type="dxa"/>
+              <w:bottom w:w="80" w:type="dxa"/>
+              <w:left w:w="80" w:type="dxa"/>
+              <w:right w:w="80" w:type="dxa"/>
+            </w:tcMar>
+            <w:shd w:fill="F4F5F6"/>
+            <w:vAlign w:val="center"/>
+          </w:tcPr>
+          <w:p>
+            <w:pPr>
+              <w:spacing w:before="0" w:after="0"/>
+              <w:jc w:val="center"/>
+            </w:pPr>
+            <w:r>
+              <w:rPr>
+                <w:color w:val="202426"/>
+                <w:sz w:val="15"/>
+              </w:rPr>
+              <w:t>Pilar Udara</w:t>
+            </w:r>
+          </w:p>
+        </w:tc>
+        <w:tc>
+          <w:tcPr>
+            <w:tcW w:type="dxa" w:w="2438"/>
+            <w:tcMar>
+              <w:top w:w="80" w:type="dxa"/>
+              <w:bottom w:w="80" w:type="dxa"/>
+              <w:left w:w="80" w:type="dxa"/>
+              <w:right w:w="80" w:type="dxa"/>
+            </w:tcMar>
+            <w:shd w:fill="F4F5F6"/>
+            <w:vAlign w:val="center"/>
+          </w:tcPr>
+          <w:p>
+            <w:pPr>
+              <w:spacing w:before="0" w:after="0"/>
+              <w:jc w:val="left"/>
+            </w:pPr>
+            <w:r>
+              <w:rPr>
+                <w:color w:val="202426"/>
+                <w:sz w:val="15"/>
+              </w:rPr>
+              <w:t>Proporsi Timbulan Limbah B3 Industri</w:t>
+            </w:r>
+          </w:p>
+        </w:tc>
+        <w:tc>
+          <w:tcPr>
+            <w:tcW w:type="dxa" w:w="1701"/>
+            <w:tcMar>
+              <w:top w:w="80" w:type="dxa"/>
+              <w:bottom w:w="80" w:type="dxa"/>
+              <w:left w:w="80" w:type="dxa"/>
+              <w:right w:w="80" w:type="dxa"/>
+            </w:tcMar>
+            <w:shd w:fill="F4F5F6"/>
+            <w:vAlign w:val="center"/>
+          </w:tcPr>
+          <w:p>
+            <w:pPr>
+              <w:spacing w:before="0" w:after="0"/>
+              <w:jc w:val="right"/>
+            </w:pPr>
+            <w:r>
+              <w:rPr>
+                <w:color w:val="202426"/>
+                <w:sz w:val="15"/>
+              </w:rPr>
+              <w:t>1.00 Jt Ton</w:t>
+            </w:r>
+          </w:p>
+        </w:tc>
+        <w:tc>
+          <w:tcPr>
+            <w:tcW w:type="dxa" w:w="1020"/>
+            <w:tcMar>
+              <w:top w:w="80" w:type="dxa"/>
+              <w:bottom w:w="80" w:type="dxa"/>
+              <w:left w:w="80" w:type="dxa"/>
+              <w:right w:w="80" w:type="dxa"/>
+            </w:tcMar>
+            <w:shd w:fill="F4F5F6"/>
+            <w:vAlign w:val="center"/>
+          </w:tcPr>
+          <w:p>
+            <w:pPr>
+              <w:spacing w:before="0" w:after="0"/>
+              <w:jc w:val="center"/>
+            </w:pPr>
+            <w:r>
+              <w:rPr>
+                <w:color w:val="202426"/>
+                <w:sz w:val="15"/>
+              </w:rPr>
+              <w:t>-0.45σ</w:t>
+            </w:r>
+          </w:p>
+        </w:tc>
+        <w:tc>
+          <w:tcPr>
+            <w:tcW w:type="dxa" w:w="964"/>
+            <w:tcMar>
+              <w:top w:w="80" w:type="dxa"/>
+              <w:bottom w:w="80" w:type="dxa"/>
+              <w:left w:w="80" w:type="dxa"/>
+              <w:right w:w="80" w:type="dxa"/>
+            </w:tcMar>
+            <w:shd w:fill="F4F5F6"/>
+            <w:vAlign w:val="center"/>
+          </w:tcPr>
+          <w:p>
+            <w:pPr>
+              <w:spacing w:before="0" w:after="0"/>
+              <w:jc w:val="center"/>
+            </w:pPr>
+            <w:r>
+              <w:rPr>
+                <w:color w:val="202426"/>
+                <w:sz w:val="15"/>
+              </w:rPr>
+              <w:t>0.0829</w:t>
+            </w:r>
+          </w:p>
+        </w:tc>
+        <w:tc>
+          <w:tcPr>
+            <w:tcW w:type="dxa" w:w="1020"/>
+            <w:tcMar>
+              <w:top w:w="80" w:type="dxa"/>
+              <w:bottom w:w="80" w:type="dxa"/>
+              <w:left w:w="80" w:type="dxa"/>
+              <w:right w:w="80" w:type="dxa"/>
+            </w:tcMar>
+            <w:shd w:fill="F4F5F6"/>
+            <w:vAlign w:val="center"/>
+          </w:tcPr>
+          <w:p>
+            <w:pPr>
+              <w:spacing w:before="0" w:after="0"/>
+              <w:jc w:val="center"/>
+            </w:pPr>
+            <w:r>
+              <w:rPr>
+                <w:color w:val="202426"/>
+                <w:sz w:val="15"/>
+              </w:rPr>
+              <w:t>2.0 / 5</w:t>
+            </w:r>
+          </w:p>
+        </w:tc>
+        <w:tc>
+          <w:tcPr>
+            <w:tcW w:type="dxa" w:w="1247"/>
+            <w:tcMar>
+              <w:top w:w="80" w:type="dxa"/>
+              <w:bottom w:w="80" w:type="dxa"/>
+              <w:left w:w="80" w:type="dxa"/>
+              <w:right w:w="80" w:type="dxa"/>
+            </w:tcMar>
+            <w:shd w:fill="F4F5F6"/>
+            <w:vAlign w:val="center"/>
+          </w:tcPr>
+          <w:p>
+            <w:pPr>
+              <w:spacing w:before="0" w:after="0"/>
+              <w:jc w:val="center"/>
+            </w:pPr>
+            <w:r>
+              <w:rPr>
+                <w:color w:val="202426"/>
+                <w:sz w:val="15"/>
+              </w:rPr>
+              <w:t>Tidak Melampaui Batas</w:t>
+            </w:r>
+          </w:p>
+        </w:tc>
+      </w:tr>
+      <w:tr>
+        <w:tc>
+          <w:tcPr>
+            <w:tcW w:type="dxa" w:w="1247"/>
+            <w:tcMar>
+              <w:top w:w="80" w:type="dxa"/>
+              <w:bottom w:w="80" w:type="dxa"/>
+              <w:left w:w="80" w:type="dxa"/>
+              <w:right w:w="80" w:type="dxa"/>
+            </w:tcMar>
+            <w:shd w:fill="FFFFFF"/>
+            <w:vAlign w:val="center"/>
+          </w:tcPr>
+          <w:p>
+            <w:pPr>
+              <w:spacing w:before="0" w:after="0"/>
+              <w:jc w:val="center"/>
+            </w:pPr>
+            <w:r>
+              <w:rPr>
+                <w:color w:val="202426"/>
+                <w:sz w:val="15"/>
+              </w:rPr>
+              <w:t>Pilar Udara</w:t>
+            </w:r>
+          </w:p>
+        </w:tc>
+        <w:tc>
+          <w:tcPr>
+            <w:tcW w:type="dxa" w:w="2438"/>
+            <w:tcMar>
+              <w:top w:w="80" w:type="dxa"/>
+              <w:bottom w:w="80" w:type="dxa"/>
+              <w:left w:w="80" w:type="dxa"/>
+              <w:right w:w="80" w:type="dxa"/>
+            </w:tcMar>
+            <w:shd w:fill="FFFFFF"/>
+            <w:vAlign w:val="center"/>
+          </w:tcPr>
+          <w:p>
+            <w:pPr>
+              <w:spacing w:before="0" w:after="0"/>
+              <w:jc w:val="left"/>
+            </w:pPr>
+            <w:r>
+              <w:rPr>
+                <w:color w:val="202426"/>
+                <w:sz w:val="15"/>
+              </w:rPr>
+              <w:t>Pelepasan Emisi Karbon Deforestasi GFW</w:t>
+            </w:r>
+          </w:p>
+        </w:tc>
+        <w:tc>
+          <w:tcPr>
+            <w:tcW w:type="dxa" w:w="1701"/>
+            <w:tcMar>
+              <w:top w:w="80" w:type="dxa"/>
+              <w:bottom w:w="80" w:type="dxa"/>
+              <w:left w:w="80" w:type="dxa"/>
+              <w:right w:w="80" w:type="dxa"/>
+            </w:tcMar>
+            <w:shd w:fill="FFFFFF"/>
+            <w:vAlign w:val="center"/>
+          </w:tcPr>
+          <w:p>
+            <w:pPr>
+              <w:spacing w:before="0" w:after="0"/>
+              <w:jc w:val="right"/>
+            </w:pPr>
+            <w:r>
+              <w:rPr>
+                <w:color w:val="202426"/>
+                <w:sz w:val="15"/>
+              </w:rPr>
+              <w:t>138.73 Jt Ton CO2e</w:t>
+            </w:r>
+          </w:p>
+        </w:tc>
+        <w:tc>
+          <w:tcPr>
+            <w:tcW w:type="dxa" w:w="1020"/>
+            <w:tcMar>
+              <w:top w:w="80" w:type="dxa"/>
+              <w:bottom w:w="80" w:type="dxa"/>
+              <w:left w:w="80" w:type="dxa"/>
+              <w:right w:w="80" w:type="dxa"/>
+            </w:tcMar>
+            <w:shd w:fill="FFFFFF"/>
+            <w:vAlign w:val="center"/>
+          </w:tcPr>
+          <w:p>
+            <w:pPr>
+              <w:spacing w:before="0" w:after="0"/>
+              <w:jc w:val="center"/>
+            </w:pPr>
+            <w:r>
+              <w:rPr>
+                <w:color w:val="202426"/>
+                <w:sz w:val="15"/>
+              </w:rPr>
+              <w:t>+0.05σ</w:t>
+            </w:r>
+          </w:p>
+        </w:tc>
+        <w:tc>
+          <w:tcPr>
+            <w:tcW w:type="dxa" w:w="964"/>
+            <w:tcMar>
+              <w:top w:w="80" w:type="dxa"/>
+              <w:bottom w:w="80" w:type="dxa"/>
+              <w:left w:w="80" w:type="dxa"/>
+              <w:right w:w="80" w:type="dxa"/>
+            </w:tcMar>
+            <w:shd w:fill="FFFFFF"/>
+            <w:vAlign w:val="center"/>
+          </w:tcPr>
+          <w:p>
+            <w:pPr>
+              <w:spacing w:before="0" w:after="0"/>
+              <w:jc w:val="center"/>
+            </w:pPr>
+            <w:r>
+              <w:rPr>
+                <w:color w:val="202426"/>
+                <w:sz w:val="15"/>
+              </w:rPr>
+              <w:t>0.0395</w:t>
+            </w:r>
+          </w:p>
+        </w:tc>
+        <w:tc>
+          <w:tcPr>
+            <w:tcW w:type="dxa" w:w="1020"/>
+            <w:tcMar>
+              <w:top w:w="80" w:type="dxa"/>
+              <w:bottom w:w="80" w:type="dxa"/>
+              <w:left w:w="80" w:type="dxa"/>
+              <w:right w:w="80" w:type="dxa"/>
+            </w:tcMar>
+            <w:shd w:fill="FFFFFF"/>
+            <w:vAlign w:val="center"/>
+          </w:tcPr>
+          <w:p>
+            <w:pPr>
+              <w:spacing w:before="0" w:after="0"/>
+              <w:jc w:val="center"/>
+            </w:pPr>
+            <w:r>
+              <w:rPr>
+                <w:color w:val="202426"/>
+                <w:sz w:val="15"/>
+              </w:rPr>
+              <w:t>3.0 / 5</w:t>
+            </w:r>
+          </w:p>
+        </w:tc>
+        <w:tc>
+          <w:tcPr>
+            <w:tcW w:type="dxa" w:w="1247"/>
+            <w:tcMar>
+              <w:top w:w="80" w:type="dxa"/>
+              <w:bottom w:w="80" w:type="dxa"/>
+              <w:left w:w="80" w:type="dxa"/>
+              <w:right w:w="80" w:type="dxa"/>
+            </w:tcMar>
+            <w:shd w:fill="FFFFFF"/>
+            <w:vAlign w:val="center"/>
+          </w:tcPr>
+          <w:p>
+            <w:pPr>
+              <w:spacing w:before="0" w:after="0"/>
+              <w:jc w:val="center"/>
+            </w:pPr>
+            <w:r>
+              <w:rPr>
+                <w:color w:val="202426"/>
+                <w:sz w:val="15"/>
+              </w:rPr>
+              <w:t>Mendekati Batas</w:t>
+            </w:r>
+          </w:p>
+        </w:tc>
+      </w:tr>
+      <w:tr>
+        <w:tc>
+          <w:tcPr>
+            <w:tcW w:type="dxa" w:w="1247"/>
+            <w:tcMar>
+              <w:top w:w="80" w:type="dxa"/>
+              <w:bottom w:w="80" w:type="dxa"/>
+              <w:left w:w="80" w:type="dxa"/>
+              <w:right w:w="80" w:type="dxa"/>
+            </w:tcMar>
+            <w:shd w:fill="F4F5F6"/>
+            <w:vAlign w:val="center"/>
+          </w:tcPr>
+          <w:p>
+            <w:pPr>
+              <w:spacing w:before="0" w:after="0"/>
+              <w:jc w:val="center"/>
+            </w:pPr>
+            <w:r>
+              <w:rPr>
+                <w:color w:val="202426"/>
+                <w:sz w:val="15"/>
+              </w:rPr>
+              <w:t>Pilar Air</w:t>
+            </w:r>
+          </w:p>
+        </w:tc>
+        <w:tc>
+          <w:tcPr>
+            <w:tcW w:type="dxa" w:w="2438"/>
+            <w:tcMar>
+              <w:top w:w="80" w:type="dxa"/>
+              <w:bottom w:w="80" w:type="dxa"/>
+              <w:left w:w="80" w:type="dxa"/>
+              <w:right w:w="80" w:type="dxa"/>
+            </w:tcMar>
+            <w:shd w:fill="F4F5F6"/>
+            <w:vAlign w:val="center"/>
+          </w:tcPr>
+          <w:p>
+            <w:pPr>
+              <w:spacing w:before="0" w:after="0"/>
+              <w:jc w:val="left"/>
+            </w:pPr>
+            <w:r>
+              <w:rPr>
+                <w:color w:val="202426"/>
+                <w:sz w:val="15"/>
+              </w:rPr>
+              <w:t>Indeks Kualitas Air (IKA) Terkini</w:t>
+            </w:r>
+          </w:p>
+        </w:tc>
+        <w:tc>
+          <w:tcPr>
+            <w:tcW w:type="dxa" w:w="1701"/>
+            <w:tcMar>
+              <w:top w:w="80" w:type="dxa"/>
+              <w:bottom w:w="80" w:type="dxa"/>
+              <w:left w:w="80" w:type="dxa"/>
+              <w:right w:w="80" w:type="dxa"/>
+            </w:tcMar>
+            <w:shd w:fill="F4F5F6"/>
+            <w:vAlign w:val="center"/>
+          </w:tcPr>
+          <w:p>
+            <w:pPr>
+              <w:spacing w:before="0" w:after="0"/>
+              <w:jc w:val="right"/>
+            </w:pPr>
+            <w:r>
+              <w:rPr>
+                <w:color w:val="202426"/>
+                <w:sz w:val="15"/>
+              </w:rPr>
+              <w:t>58.5 Poin</w:t>
+            </w:r>
+          </w:p>
+        </w:tc>
+        <w:tc>
+          <w:tcPr>
+            <w:tcW w:type="dxa" w:w="1020"/>
+            <w:tcMar>
+              <w:top w:w="80" w:type="dxa"/>
+              <w:bottom w:w="80" w:type="dxa"/>
+              <w:left w:w="80" w:type="dxa"/>
+              <w:right w:w="80" w:type="dxa"/>
+            </w:tcMar>
+            <w:shd w:fill="F4F5F6"/>
+            <w:vAlign w:val="center"/>
+          </w:tcPr>
+          <w:p>
+            <w:pPr>
+              <w:spacing w:before="0" w:after="0"/>
+              <w:jc w:val="center"/>
+            </w:pPr>
+            <w:r>
+              <w:rPr>
+                <w:color w:val="202426"/>
+                <w:sz w:val="15"/>
+              </w:rPr>
+              <w:t>+0.35σ</w:t>
+            </w:r>
+          </w:p>
+        </w:tc>
+        <w:tc>
+          <w:tcPr>
+            <w:tcW w:type="dxa" w:w="964"/>
+            <w:tcMar>
+              <w:top w:w="80" w:type="dxa"/>
+              <w:bottom w:w="80" w:type="dxa"/>
+              <w:left w:w="80" w:type="dxa"/>
+              <w:right w:w="80" w:type="dxa"/>
+            </w:tcMar>
+            <w:shd w:fill="F4F5F6"/>
+            <w:vAlign w:val="center"/>
+          </w:tcPr>
+          <w:p>
+            <w:pPr>
+              <w:spacing w:before="0" w:after="0"/>
+              <w:jc w:val="center"/>
+            </w:pPr>
+            <w:r>
+              <w:rPr>
+                <w:color w:val="202426"/>
+                <w:sz w:val="15"/>
+              </w:rPr>
+              <w:t>0.0262</w:t>
+            </w:r>
+          </w:p>
+        </w:tc>
+        <w:tc>
+          <w:tcPr>
+            <w:tcW w:type="dxa" w:w="1020"/>
+            <w:tcMar>
+              <w:top w:w="80" w:type="dxa"/>
+              <w:bottom w:w="80" w:type="dxa"/>
+              <w:left w:w="80" w:type="dxa"/>
+              <w:right w:w="80" w:type="dxa"/>
+            </w:tcMar>
+            <w:shd w:fill="F4F5F6"/>
+            <w:vAlign w:val="center"/>
+          </w:tcPr>
+          <w:p>
+            <w:pPr>
+              <w:spacing w:before="0" w:after="0"/>
+              <w:jc w:val="center"/>
+            </w:pPr>
+            <w:r>
+              <w:rPr>
+                <w:color w:val="202426"/>
+                <w:sz w:val="15"/>
+              </w:rPr>
+              <w:t>3.0 / 5</w:t>
+            </w:r>
+          </w:p>
+        </w:tc>
+        <w:tc>
+          <w:tcPr>
+            <w:tcW w:type="dxa" w:w="1247"/>
+            <w:tcMar>
+              <w:top w:w="80" w:type="dxa"/>
+              <w:bottom w:w="80" w:type="dxa"/>
+              <w:left w:w="80" w:type="dxa"/>
+              <w:right w:w="80" w:type="dxa"/>
+            </w:tcMar>
+            <w:shd w:fill="F4F5F6"/>
+            <w:vAlign w:val="center"/>
+          </w:tcPr>
+          <w:p>
+            <w:pPr>
+              <w:spacing w:before="0" w:after="0"/>
+              <w:jc w:val="center"/>
+            </w:pPr>
+            <w:r>
+              <w:rPr>
+                <w:color w:val="202426"/>
+                <w:sz w:val="15"/>
+              </w:rPr>
+              <w:t>Mendekati Batas</w:t>
+            </w:r>
+          </w:p>
+        </w:tc>
+      </w:tr>
+      <w:tr>
+        <w:tc>
+          <w:tcPr>
+            <w:tcW w:type="dxa" w:w="1247"/>
+            <w:tcMar>
+              <w:top w:w="80" w:type="dxa"/>
+              <w:bottom w:w="80" w:type="dxa"/>
+              <w:left w:w="80" w:type="dxa"/>
+              <w:right w:w="80" w:type="dxa"/>
+            </w:tcMar>
+            <w:shd w:fill="FFFFFF"/>
+            <w:vAlign w:val="center"/>
+          </w:tcPr>
+          <w:p>
+            <w:pPr>
+              <w:spacing w:before="0" w:after="0"/>
+              <w:jc w:val="center"/>
+            </w:pPr>
+            <w:r>
+              <w:rPr>
+                <w:color w:val="202426"/>
+                <w:sz w:val="15"/>
+              </w:rPr>
+              <w:t>Pilar Air</w:t>
+            </w:r>
+          </w:p>
+        </w:tc>
+        <w:tc>
+          <w:tcPr>
+            <w:tcW w:type="dxa" w:w="2438"/>
+            <w:tcMar>
+              <w:top w:w="80" w:type="dxa"/>
+              <w:bottom w:w="80" w:type="dxa"/>
+              <w:left w:w="80" w:type="dxa"/>
+              <w:right w:w="80" w:type="dxa"/>
+            </w:tcMar>
+            <w:shd w:fill="FFFFFF"/>
+            <w:vAlign w:val="center"/>
+          </w:tcPr>
+          <w:p>
+            <w:pPr>
+              <w:spacing w:before="0" w:after="0"/>
+              <w:jc w:val="left"/>
+            </w:pPr>
+            <w:r>
+              <w:rPr>
+                <w:color w:val="202426"/>
+                <w:sz w:val="15"/>
+              </w:rPr>
+              <w:t>Morbiditas Diare (Incidence Rate Ratio)</w:t>
+            </w:r>
+          </w:p>
+        </w:tc>
+        <w:tc>
+          <w:tcPr>
+            <w:tcW w:type="dxa" w:w="1701"/>
+            <w:tcMar>
+              <w:top w:w="80" w:type="dxa"/>
+              <w:bottom w:w="80" w:type="dxa"/>
+              <w:left w:w="80" w:type="dxa"/>
+              <w:right w:w="80" w:type="dxa"/>
+            </w:tcMar>
+            <w:shd w:fill="FFFFFF"/>
+            <w:vAlign w:val="center"/>
+          </w:tcPr>
+          <w:p>
+            <w:pPr>
+              <w:spacing w:before="0" w:after="0"/>
+              <w:jc w:val="right"/>
+            </w:pPr>
+            <w:r>
+              <w:rPr>
+                <w:color w:val="202426"/>
+                <w:sz w:val="15"/>
+              </w:rPr>
+              <w:t>0.91x lipat</w:t>
+            </w:r>
+          </w:p>
+        </w:tc>
+        <w:tc>
+          <w:tcPr>
+            <w:tcW w:type="dxa" w:w="1020"/>
+            <w:tcMar>
+              <w:top w:w="80" w:type="dxa"/>
+              <w:bottom w:w="80" w:type="dxa"/>
+              <w:left w:w="80" w:type="dxa"/>
+              <w:right w:w="80" w:type="dxa"/>
+            </w:tcMar>
+            <w:shd w:fill="FFFFFF"/>
+            <w:vAlign w:val="center"/>
+          </w:tcPr>
+          <w:p>
+            <w:pPr>
+              <w:spacing w:before="0" w:after="0"/>
+              <w:jc w:val="center"/>
+            </w:pPr>
+            <w:r>
+              <w:rPr>
+                <w:color w:val="202426"/>
+                <w:sz w:val="15"/>
+              </w:rPr>
+              <w:t>-0.38σ</w:t>
+            </w:r>
+          </w:p>
+        </w:tc>
+        <w:tc>
+          <w:tcPr>
+            <w:tcW w:type="dxa" w:w="964"/>
+            <w:tcMar>
+              <w:top w:w="80" w:type="dxa"/>
+              <w:bottom w:w="80" w:type="dxa"/>
+              <w:left w:w="80" w:type="dxa"/>
+              <w:right w:w="80" w:type="dxa"/>
+            </w:tcMar>
+            <w:shd w:fill="FFFFFF"/>
+            <w:vAlign w:val="center"/>
+          </w:tcPr>
+          <w:p>
+            <w:pPr>
+              <w:spacing w:before="0" w:after="0"/>
+              <w:jc w:val="center"/>
+            </w:pPr>
+            <w:r>
+              <w:rPr>
+                <w:color w:val="202426"/>
+                <w:sz w:val="15"/>
+              </w:rPr>
+              <w:t>0.0164</w:t>
+            </w:r>
+          </w:p>
+        </w:tc>
+        <w:tc>
+          <w:tcPr>
+            <w:tcW w:type="dxa" w:w="1020"/>
+            <w:tcMar>
+              <w:top w:w="80" w:type="dxa"/>
+              <w:bottom w:w="80" w:type="dxa"/>
+              <w:left w:w="80" w:type="dxa"/>
+              <w:right w:w="80" w:type="dxa"/>
+            </w:tcMar>
+            <w:shd w:fill="FFFFFF"/>
+            <w:vAlign w:val="center"/>
+          </w:tcPr>
+          <w:p>
+            <w:pPr>
+              <w:spacing w:before="0" w:after="0"/>
+              <w:jc w:val="center"/>
+            </w:pPr>
+            <w:r>
+              <w:rPr>
+                <w:color w:val="202426"/>
+                <w:sz w:val="15"/>
+              </w:rPr>
+              <w:t>2.0 / 5</w:t>
+            </w:r>
+          </w:p>
+        </w:tc>
+        <w:tc>
+          <w:tcPr>
+            <w:tcW w:type="dxa" w:w="1247"/>
+            <w:tcMar>
+              <w:top w:w="80" w:type="dxa"/>
+              <w:bottom w:w="80" w:type="dxa"/>
+              <w:left w:w="80" w:type="dxa"/>
+              <w:right w:w="80" w:type="dxa"/>
+            </w:tcMar>
+            <w:shd w:fill="FFFFFF"/>
+            <w:vAlign w:val="center"/>
+          </w:tcPr>
+          <w:p>
+            <w:pPr>
+              <w:spacing w:before="0" w:after="0"/>
+              <w:jc w:val="center"/>
+            </w:pPr>
+            <w:r>
+              <w:rPr>
+                <w:color w:val="202426"/>
+                <w:sz w:val="15"/>
+              </w:rPr>
+              <w:t>Tidak Melampaui Batas</w:t>
+            </w:r>
+          </w:p>
+        </w:tc>
+      </w:tr>
+      <w:tr>
+        <w:tc>
+          <w:tcPr>
+            <w:tcW w:type="dxa" w:w="1247"/>
+            <w:tcMar>
+              <w:top w:w="80" w:type="dxa"/>
+              <w:bottom w:w="80" w:type="dxa"/>
+              <w:left w:w="80" w:type="dxa"/>
+              <w:right w:w="80" w:type="dxa"/>
+            </w:tcMar>
+            <w:shd w:fill="F4F5F6"/>
+            <w:vAlign w:val="center"/>
+          </w:tcPr>
+          <w:p>
+            <w:pPr>
+              <w:spacing w:before="0" w:after="0"/>
+              <w:jc w:val="center"/>
+            </w:pPr>
+            <w:r>
+              <w:rPr>
+                <w:color w:val="202426"/>
+                <w:sz w:val="15"/>
+              </w:rPr>
+              <w:t>Pilar Air</w:t>
+            </w:r>
+          </w:p>
+        </w:tc>
+        <w:tc>
+          <w:tcPr>
+            <w:tcW w:type="dxa" w:w="2438"/>
+            <w:tcMar>
+              <w:top w:w="80" w:type="dxa"/>
+              <w:bottom w:w="80" w:type="dxa"/>
+              <w:left w:w="80" w:type="dxa"/>
+              <w:right w:w="80" w:type="dxa"/>
+            </w:tcMar>
+            <w:shd w:fill="F4F5F6"/>
+            <w:vAlign w:val="center"/>
+          </w:tcPr>
+          <w:p>
+            <w:pPr>
+              <w:spacing w:before="0" w:after="0"/>
+              <w:jc w:val="left"/>
+            </w:pPr>
+            <w:r>
+              <w:rPr>
+                <w:color w:val="202426"/>
+                <w:sz w:val="15"/>
+              </w:rPr>
+              <w:t>Konflik Ruang Laut Nelayan vs Tambang</w:t>
+            </w:r>
+          </w:p>
+        </w:tc>
+        <w:tc>
+          <w:tcPr>
+            <w:tcW w:type="dxa" w:w="1701"/>
+            <w:tcMar>
+              <w:top w:w="80" w:type="dxa"/>
+              <w:bottom w:w="80" w:type="dxa"/>
+              <w:left w:w="80" w:type="dxa"/>
+              <w:right w:w="80" w:type="dxa"/>
+            </w:tcMar>
+            <w:shd w:fill="F4F5F6"/>
+            <w:vAlign w:val="center"/>
+          </w:tcPr>
+          <w:p>
+            <w:pPr>
+              <w:spacing w:before="0" w:after="0"/>
+              <w:jc w:val="right"/>
+            </w:pPr>
+            <w:r>
+              <w:rPr>
+                <w:color w:val="202426"/>
+                <w:sz w:val="15"/>
+              </w:rPr>
+              <w:t>7 Kasus</w:t>
+            </w:r>
+          </w:p>
+        </w:tc>
+        <w:tc>
+          <w:tcPr>
+            <w:tcW w:type="dxa" w:w="1020"/>
+            <w:tcMar>
+              <w:top w:w="80" w:type="dxa"/>
+              <w:bottom w:w="80" w:type="dxa"/>
+              <w:left w:w="80" w:type="dxa"/>
+              <w:right w:w="80" w:type="dxa"/>
+            </w:tcMar>
+            <w:shd w:fill="F4F5F6"/>
+            <w:vAlign w:val="center"/>
+          </w:tcPr>
+          <w:p>
+            <w:pPr>
+              <w:spacing w:before="0" w:after="0"/>
+              <w:jc w:val="center"/>
+            </w:pPr>
+            <w:r>
+              <w:rPr>
+                <w:color w:val="202426"/>
+                <w:sz w:val="15"/>
+              </w:rPr>
+              <w:t>+1.56σ</w:t>
+            </w:r>
+          </w:p>
+        </w:tc>
+        <w:tc>
+          <w:tcPr>
+            <w:tcW w:type="dxa" w:w="964"/>
+            <w:tcMar>
+              <w:top w:w="80" w:type="dxa"/>
+              <w:bottom w:w="80" w:type="dxa"/>
+              <w:left w:w="80" w:type="dxa"/>
+              <w:right w:w="80" w:type="dxa"/>
+            </w:tcMar>
+            <w:shd w:fill="F4F5F6"/>
+            <w:vAlign w:val="center"/>
+          </w:tcPr>
+          <w:p>
+            <w:pPr>
+              <w:spacing w:before="0" w:after="0"/>
+              <w:jc w:val="center"/>
+            </w:pPr>
+            <w:r>
+              <w:rPr>
+                <w:color w:val="202426"/>
+                <w:sz w:val="15"/>
+              </w:rPr>
+              <w:t>0.0442</w:t>
+            </w:r>
+          </w:p>
+        </w:tc>
+        <w:tc>
+          <w:tcPr>
+            <w:tcW w:type="dxa" w:w="1020"/>
+            <w:tcMar>
+              <w:top w:w="80" w:type="dxa"/>
+              <w:bottom w:w="80" w:type="dxa"/>
+              <w:left w:w="80" w:type="dxa"/>
+              <w:right w:w="80" w:type="dxa"/>
+            </w:tcMar>
+            <w:shd w:fill="F4F5F6"/>
+            <w:vAlign w:val="center"/>
+          </w:tcPr>
+          <w:p>
+            <w:pPr>
+              <w:spacing w:before="0" w:after="0"/>
+              <w:jc w:val="center"/>
+            </w:pPr>
+            <w:r>
+              <w:rPr>
+                <w:color w:val="202426"/>
+                <w:sz w:val="15"/>
+              </w:rPr>
+              <w:t>5.0 / 5</w:t>
+            </w:r>
+          </w:p>
+        </w:tc>
+        <w:tc>
+          <w:tcPr>
+            <w:tcW w:type="dxa" w:w="1247"/>
+            <w:tcMar>
+              <w:top w:w="80" w:type="dxa"/>
+              <w:bottom w:w="80" w:type="dxa"/>
+              <w:left w:w="80" w:type="dxa"/>
+              <w:right w:w="80" w:type="dxa"/>
+            </w:tcMar>
+            <w:shd w:fill="F4F5F6"/>
+            <w:vAlign w:val="center"/>
+          </w:tcPr>
+          <w:p>
+            <w:pPr>
+              <w:spacing w:before="0" w:after="0"/>
+              <w:jc w:val="center"/>
+            </w:pPr>
+            <w:r>
+              <w:rPr>
+                <w:color w:val="202426"/>
+                <w:sz w:val="15"/>
+              </w:rPr>
+              <w:t>Melampaui Batas</w:t>
+            </w:r>
+          </w:p>
+        </w:tc>
+      </w:tr>
+      <w:tr>
+        <w:tc>
+          <w:tcPr>
+            <w:tcW w:type="dxa" w:w="1247"/>
+            <w:tcMar>
+              <w:top w:w="80" w:type="dxa"/>
+              <w:bottom w:w="80" w:type="dxa"/>
+              <w:left w:w="80" w:type="dxa"/>
+              <w:right w:w="80" w:type="dxa"/>
+            </w:tcMar>
+            <w:shd w:fill="FFFFFF"/>
+            <w:vAlign w:val="center"/>
+          </w:tcPr>
+          <w:p>
+            <w:pPr>
+              <w:spacing w:before="0" w:after="0"/>
+              <w:jc w:val="center"/>
+            </w:pPr>
+            <w:r>
+              <w:rPr>
+                <w:color w:val="202426"/>
+                <w:sz w:val="15"/>
+              </w:rPr>
+              <w:t>Pilar Air</w:t>
+            </w:r>
+          </w:p>
+        </w:tc>
+        <w:tc>
+          <w:tcPr>
+            <w:tcW w:type="dxa" w:w="2438"/>
+            <w:tcMar>
+              <w:top w:w="80" w:type="dxa"/>
+              <w:bottom w:w="80" w:type="dxa"/>
+              <w:left w:w="80" w:type="dxa"/>
+              <w:right w:w="80" w:type="dxa"/>
+            </w:tcMar>
+            <w:shd w:fill="FFFFFF"/>
+            <w:vAlign w:val="center"/>
+          </w:tcPr>
+          <w:p>
+            <w:pPr>
+              <w:spacing w:before="0" w:after="0"/>
+              <w:jc w:val="left"/>
+            </w:pPr>
+            <w:r>
+              <w:rPr>
+                <w:color w:val="202426"/>
+                <w:sz w:val="15"/>
+              </w:rPr>
+              <w:t>Akumulasi Beban Tailing, Slag &amp; DSTP</w:t>
+            </w:r>
+          </w:p>
+        </w:tc>
+        <w:tc>
+          <w:tcPr>
+            <w:tcW w:type="dxa" w:w="1701"/>
+            <w:tcMar>
+              <w:top w:w="80" w:type="dxa"/>
+              <w:bottom w:w="80" w:type="dxa"/>
+              <w:left w:w="80" w:type="dxa"/>
+              <w:right w:w="80" w:type="dxa"/>
+            </w:tcMar>
+            <w:shd w:fill="FFFFFF"/>
+            <w:vAlign w:val="center"/>
+          </w:tcPr>
+          <w:p>
+            <w:pPr>
+              <w:spacing w:before="0" w:after="0"/>
+              <w:jc w:val="right"/>
+            </w:pPr>
+            <w:r>
+              <w:rPr>
+                <w:color w:val="202426"/>
+                <w:sz w:val="15"/>
+              </w:rPr>
+              <w:t>1.00 Jt Ton</w:t>
+            </w:r>
+          </w:p>
+        </w:tc>
+        <w:tc>
+          <w:tcPr>
+            <w:tcW w:type="dxa" w:w="1020"/>
+            <w:tcMar>
+              <w:top w:w="80" w:type="dxa"/>
+              <w:bottom w:w="80" w:type="dxa"/>
+              <w:left w:w="80" w:type="dxa"/>
+              <w:right w:w="80" w:type="dxa"/>
+            </w:tcMar>
+            <w:shd w:fill="FFFFFF"/>
+            <w:vAlign w:val="center"/>
+          </w:tcPr>
+          <w:p>
+            <w:pPr>
+              <w:spacing w:before="0" w:after="0"/>
+              <w:jc w:val="center"/>
+            </w:pPr>
+            <w:r>
+              <w:rPr>
+                <w:color w:val="202426"/>
+                <w:sz w:val="15"/>
+              </w:rPr>
+              <w:t>-0.45σ</w:t>
+            </w:r>
+          </w:p>
+        </w:tc>
+        <w:tc>
+          <w:tcPr>
+            <w:tcW w:type="dxa" w:w="964"/>
+            <w:tcMar>
+              <w:top w:w="80" w:type="dxa"/>
+              <w:bottom w:w="80" w:type="dxa"/>
+              <w:left w:w="80" w:type="dxa"/>
+              <w:right w:w="80" w:type="dxa"/>
+            </w:tcMar>
+            <w:shd w:fill="FFFFFF"/>
+            <w:vAlign w:val="center"/>
+          </w:tcPr>
+          <w:p>
+            <w:pPr>
+              <w:spacing w:before="0" w:after="0"/>
+              <w:jc w:val="center"/>
+            </w:pPr>
+            <w:r>
+              <w:rPr>
+                <w:color w:val="202426"/>
+                <w:sz w:val="15"/>
+              </w:rPr>
+              <w:t>0.0822</w:t>
+            </w:r>
+          </w:p>
+        </w:tc>
+        <w:tc>
+          <w:tcPr>
+            <w:tcW w:type="dxa" w:w="1020"/>
+            <w:tcMar>
+              <w:top w:w="80" w:type="dxa"/>
+              <w:bottom w:w="80" w:type="dxa"/>
+              <w:left w:w="80" w:type="dxa"/>
+              <w:right w:w="80" w:type="dxa"/>
+            </w:tcMar>
+            <w:shd w:fill="FFFFFF"/>
+            <w:vAlign w:val="center"/>
+          </w:tcPr>
+          <w:p>
+            <w:pPr>
+              <w:spacing w:before="0" w:after="0"/>
+              <w:jc w:val="center"/>
+            </w:pPr>
+            <w:r>
+              <w:rPr>
+                <w:color w:val="202426"/>
+                <w:sz w:val="15"/>
+              </w:rPr>
+              <w:t>2.0 / 5</w:t>
+            </w:r>
+          </w:p>
+        </w:tc>
+        <w:tc>
+          <w:tcPr>
+            <w:tcW w:type="dxa" w:w="1247"/>
+            <w:tcMar>
+              <w:top w:w="80" w:type="dxa"/>
+              <w:bottom w:w="80" w:type="dxa"/>
+              <w:left w:w="80" w:type="dxa"/>
+              <w:right w:w="80" w:type="dxa"/>
+            </w:tcMar>
+            <w:shd w:fill="FFFFFF"/>
+            <w:vAlign w:val="center"/>
+          </w:tcPr>
+          <w:p>
+            <w:pPr>
+              <w:spacing w:before="0" w:after="0"/>
+              <w:jc w:val="center"/>
+            </w:pPr>
+            <w:r>
+              <w:rPr>
+                <w:color w:val="202426"/>
+                <w:sz w:val="15"/>
+              </w:rPr>
+              <w:t>Tidak Melampaui Batas</w:t>
+            </w:r>
+          </w:p>
+        </w:tc>
+      </w:tr>
+      <w:tr>
+        <w:tc>
+          <w:tcPr>
+            <w:tcW w:type="dxa" w:w="1247"/>
+            <w:tcMar>
+              <w:top w:w="80" w:type="dxa"/>
+              <w:bottom w:w="80" w:type="dxa"/>
+              <w:left w:w="80" w:type="dxa"/>
+              <w:right w:w="80" w:type="dxa"/>
+            </w:tcMar>
+            <w:shd w:fill="F4F5F6"/>
+            <w:vAlign w:val="center"/>
+          </w:tcPr>
+          <w:p>
+            <w:pPr>
+              <w:spacing w:before="0" w:after="0"/>
+              <w:jc w:val="center"/>
+            </w:pPr>
+            <w:r>
+              <w:rPr>
+                <w:color w:val="202426"/>
+                <w:sz w:val="15"/>
+              </w:rPr>
+              <w:t>Pilar Lahan</w:t>
+            </w:r>
+          </w:p>
+        </w:tc>
+        <w:tc>
+          <w:tcPr>
+            <w:tcW w:type="dxa" w:w="2438"/>
+            <w:tcMar>
+              <w:top w:w="80" w:type="dxa"/>
+              <w:bottom w:w="80" w:type="dxa"/>
+              <w:left w:w="80" w:type="dxa"/>
+              <w:right w:w="80" w:type="dxa"/>
+            </w:tcMar>
+            <w:shd w:fill="F4F5F6"/>
+            <w:vAlign w:val="center"/>
+          </w:tcPr>
+          <w:p>
+            <w:pPr>
+              <w:spacing w:before="0" w:after="0"/>
+              <w:jc w:val="left"/>
+            </w:pPr>
+            <w:r>
+              <w:rPr>
+                <w:color w:val="202426"/>
+                <w:sz w:val="15"/>
+              </w:rPr>
+              <w:t>Bencana Hidrometeorologi (Banjir &amp; Longsor)</w:t>
+            </w:r>
+          </w:p>
+        </w:tc>
+        <w:tc>
+          <w:tcPr>
+            <w:tcW w:type="dxa" w:w="1701"/>
+            <w:tcMar>
+              <w:top w:w="80" w:type="dxa"/>
+              <w:bottom w:w="80" w:type="dxa"/>
+              <w:left w:w="80" w:type="dxa"/>
+              <w:right w:w="80" w:type="dxa"/>
+            </w:tcMar>
+            <w:shd w:fill="F4F5F6"/>
+            <w:vAlign w:val="center"/>
+          </w:tcPr>
+          <w:p>
+            <w:pPr>
+              <w:spacing w:before="0" w:after="0"/>
+              <w:jc w:val="right"/>
+            </w:pPr>
+            <w:r>
+              <w:rPr>
+                <w:color w:val="202426"/>
+                <w:sz w:val="15"/>
+              </w:rPr>
+              <w:t>669 Kejadian</w:t>
+            </w:r>
+          </w:p>
+        </w:tc>
+        <w:tc>
+          <w:tcPr>
+            <w:tcW w:type="dxa" w:w="1020"/>
+            <w:tcMar>
+              <w:top w:w="80" w:type="dxa"/>
+              <w:bottom w:w="80" w:type="dxa"/>
+              <w:left w:w="80" w:type="dxa"/>
+              <w:right w:w="80" w:type="dxa"/>
+            </w:tcMar>
+            <w:shd w:fill="F4F5F6"/>
+            <w:vAlign w:val="center"/>
+          </w:tcPr>
+          <w:p>
+            <w:pPr>
+              <w:spacing w:before="0" w:after="0"/>
+              <w:jc w:val="center"/>
+            </w:pPr>
+            <w:r>
+              <w:rPr>
+                <w:color w:val="202426"/>
+                <w:sz w:val="15"/>
+              </w:rPr>
+              <w:t>+1.63σ</w:t>
+            </w:r>
+          </w:p>
+        </w:tc>
+        <w:tc>
+          <w:tcPr>
+            <w:tcW w:type="dxa" w:w="964"/>
+            <w:tcMar>
+              <w:top w:w="80" w:type="dxa"/>
+              <w:bottom w:w="80" w:type="dxa"/>
+              <w:left w:w="80" w:type="dxa"/>
+              <w:right w:w="80" w:type="dxa"/>
+            </w:tcMar>
+            <w:shd w:fill="F4F5F6"/>
+            <w:vAlign w:val="center"/>
+          </w:tcPr>
+          <w:p>
+            <w:pPr>
+              <w:spacing w:before="0" w:after="0"/>
+              <w:jc w:val="center"/>
+            </w:pPr>
+            <w:r>
+              <w:rPr>
+                <w:color w:val="202426"/>
+                <w:sz w:val="15"/>
+              </w:rPr>
+              <w:t>0.0271</w:t>
+            </w:r>
+          </w:p>
+        </w:tc>
+        <w:tc>
+          <w:tcPr>
+            <w:tcW w:type="dxa" w:w="1020"/>
+            <w:tcMar>
+              <w:top w:w="80" w:type="dxa"/>
+              <w:bottom w:w="80" w:type="dxa"/>
+              <w:left w:w="80" w:type="dxa"/>
+              <w:right w:w="80" w:type="dxa"/>
+            </w:tcMar>
+            <w:shd w:fill="F4F5F6"/>
+            <w:vAlign w:val="center"/>
+          </w:tcPr>
+          <w:p>
+            <w:pPr>
+              <w:spacing w:before="0" w:after="0"/>
+              <w:jc w:val="center"/>
+            </w:pPr>
+            <w:r>
+              <w:rPr>
+                <w:color w:val="202426"/>
+                <w:sz w:val="15"/>
+              </w:rPr>
+              <w:t>5.0 / 5</w:t>
+            </w:r>
+          </w:p>
+        </w:tc>
+        <w:tc>
+          <w:tcPr>
+            <w:tcW w:type="dxa" w:w="1247"/>
+            <w:tcMar>
+              <w:top w:w="80" w:type="dxa"/>
+              <w:bottom w:w="80" w:type="dxa"/>
+              <w:left w:w="80" w:type="dxa"/>
+              <w:right w:w="80" w:type="dxa"/>
+            </w:tcMar>
+            <w:shd w:fill="F4F5F6"/>
+            <w:vAlign w:val="center"/>
+          </w:tcPr>
+          <w:p>
+            <w:pPr>
+              <w:spacing w:before="0" w:after="0"/>
+              <w:jc w:val="center"/>
+            </w:pPr>
+            <w:r>
+              <w:rPr>
+                <w:color w:val="202426"/>
+                <w:sz w:val="15"/>
+              </w:rPr>
+              <w:t>Melampaui Batas</w:t>
+            </w:r>
+          </w:p>
+        </w:tc>
+      </w:tr>
+      <w:tr>
+        <w:tc>
+          <w:tcPr>
+            <w:tcW w:type="dxa" w:w="1247"/>
+            <w:tcMar>
+              <w:top w:w="80" w:type="dxa"/>
+              <w:bottom w:w="80" w:type="dxa"/>
+              <w:left w:w="80" w:type="dxa"/>
+              <w:right w:w="80" w:type="dxa"/>
+            </w:tcMar>
+            <w:shd w:fill="FFFFFF"/>
+            <w:vAlign w:val="center"/>
+          </w:tcPr>
+          <w:p>
+            <w:pPr>
+              <w:spacing w:before="0" w:after="0"/>
+              <w:jc w:val="center"/>
+            </w:pPr>
+            <w:r>
+              <w:rPr>
+                <w:color w:val="202426"/>
+                <w:sz w:val="15"/>
+              </w:rPr>
+              <w:t>Pilar Lahan</w:t>
+            </w:r>
+          </w:p>
+        </w:tc>
+        <w:tc>
+          <w:tcPr>
+            <w:tcW w:type="dxa" w:w="2438"/>
+            <w:tcMar>
+              <w:top w:w="80" w:type="dxa"/>
+              <w:bottom w:w="80" w:type="dxa"/>
+              <w:left w:w="80" w:type="dxa"/>
+              <w:right w:w="80" w:type="dxa"/>
+            </w:tcMar>
+            <w:shd w:fill="FFFFFF"/>
+            <w:vAlign w:val="center"/>
+          </w:tcPr>
+          <w:p>
+            <w:pPr>
+              <w:spacing w:before="0" w:after="0"/>
+              <w:jc w:val="left"/>
+            </w:pPr>
+            <w:r>
+              <w:rPr>
+                <w:color w:val="202426"/>
+                <w:sz w:val="15"/>
+              </w:rPr>
+              <w:t>Deforestasi Hutan Alam Primer GFW</w:t>
+            </w:r>
+          </w:p>
+        </w:tc>
+        <w:tc>
+          <w:tcPr>
+            <w:tcW w:type="dxa" w:w="1701"/>
+            <w:tcMar>
+              <w:top w:w="80" w:type="dxa"/>
+              <w:bottom w:w="80" w:type="dxa"/>
+              <w:left w:w="80" w:type="dxa"/>
+              <w:right w:w="80" w:type="dxa"/>
+            </w:tcMar>
+            <w:shd w:fill="FFFFFF"/>
+            <w:vAlign w:val="center"/>
+          </w:tcPr>
+          <w:p>
+            <w:pPr>
+              <w:spacing w:before="0" w:after="0"/>
+              <w:jc w:val="right"/>
+            </w:pPr>
+            <w:r>
+              <w:rPr>
+                <w:color w:val="202426"/>
+                <w:sz w:val="15"/>
+              </w:rPr>
+              <w:t>261,147 Ha</w:t>
+            </w:r>
+          </w:p>
+        </w:tc>
+        <w:tc>
+          <w:tcPr>
+            <w:tcW w:type="dxa" w:w="1020"/>
+            <w:tcMar>
+              <w:top w:w="80" w:type="dxa"/>
+              <w:bottom w:w="80" w:type="dxa"/>
+              <w:left w:w="80" w:type="dxa"/>
+              <w:right w:w="80" w:type="dxa"/>
+            </w:tcMar>
+            <w:shd w:fill="FFFFFF"/>
+            <w:vAlign w:val="center"/>
+          </w:tcPr>
+          <w:p>
+            <w:pPr>
+              <w:spacing w:before="0" w:after="0"/>
+              <w:jc w:val="center"/>
+            </w:pPr>
+            <w:r>
+              <w:rPr>
+                <w:color w:val="202426"/>
+                <w:sz w:val="15"/>
+              </w:rPr>
+              <w:t>+0.19σ</w:t>
+            </w:r>
+          </w:p>
+        </w:tc>
+        <w:tc>
+          <w:tcPr>
+            <w:tcW w:type="dxa" w:w="964"/>
+            <w:tcMar>
+              <w:top w:w="80" w:type="dxa"/>
+              <w:bottom w:w="80" w:type="dxa"/>
+              <w:left w:w="80" w:type="dxa"/>
+              <w:right w:w="80" w:type="dxa"/>
+            </w:tcMar>
+            <w:shd w:fill="FFFFFF"/>
+            <w:vAlign w:val="center"/>
+          </w:tcPr>
+          <w:p>
+            <w:pPr>
+              <w:spacing w:before="0" w:after="0"/>
+              <w:jc w:val="center"/>
+            </w:pPr>
+            <w:r>
+              <w:rPr>
+                <w:color w:val="202426"/>
+                <w:sz w:val="15"/>
+              </w:rPr>
+              <w:t>0.0346</w:t>
+            </w:r>
+          </w:p>
+        </w:tc>
+        <w:tc>
+          <w:tcPr>
+            <w:tcW w:type="dxa" w:w="1020"/>
+            <w:tcMar>
+              <w:top w:w="80" w:type="dxa"/>
+              <w:bottom w:w="80" w:type="dxa"/>
+              <w:left w:w="80" w:type="dxa"/>
+              <w:right w:w="80" w:type="dxa"/>
+            </w:tcMar>
+            <w:shd w:fill="FFFFFF"/>
+            <w:vAlign w:val="center"/>
+          </w:tcPr>
+          <w:p>
+            <w:pPr>
+              <w:spacing w:before="0" w:after="0"/>
+              <w:jc w:val="center"/>
+            </w:pPr>
+            <w:r>
+              <w:rPr>
+                <w:color w:val="202426"/>
+                <w:sz w:val="15"/>
+              </w:rPr>
+              <w:t>3.0 / 5</w:t>
+            </w:r>
+          </w:p>
+        </w:tc>
+        <w:tc>
+          <w:tcPr>
+            <w:tcW w:type="dxa" w:w="1247"/>
+            <w:tcMar>
+              <w:top w:w="80" w:type="dxa"/>
+              <w:bottom w:w="80" w:type="dxa"/>
+              <w:left w:w="80" w:type="dxa"/>
+              <w:right w:w="80" w:type="dxa"/>
+            </w:tcMar>
+            <w:shd w:fill="FFFFFF"/>
+            <w:vAlign w:val="center"/>
+          </w:tcPr>
+          <w:p>
+            <w:pPr>
+              <w:spacing w:before="0" w:after="0"/>
+              <w:jc w:val="center"/>
+            </w:pPr>
+            <w:r>
+              <w:rPr>
+                <w:color w:val="202426"/>
+                <w:sz w:val="15"/>
+              </w:rPr>
+              <w:t>Mendekati Batas</w:t>
+            </w:r>
+          </w:p>
+        </w:tc>
+      </w:tr>
+      <w:tr>
+        <w:tc>
+          <w:tcPr>
+            <w:tcW w:type="dxa" w:w="1247"/>
+            <w:tcMar>
+              <w:top w:w="80" w:type="dxa"/>
+              <w:bottom w:w="80" w:type="dxa"/>
+              <w:left w:w="80" w:type="dxa"/>
+              <w:right w:w="80" w:type="dxa"/>
+            </w:tcMar>
+            <w:shd w:fill="F4F5F6"/>
+            <w:vAlign w:val="center"/>
+          </w:tcPr>
+          <w:p>
+            <w:pPr>
+              <w:spacing w:before="0" w:after="0"/>
+              <w:jc w:val="center"/>
+            </w:pPr>
+            <w:r>
+              <w:rPr>
+                <w:color w:val="202426"/>
+                <w:sz w:val="15"/>
+              </w:rPr>
+              <w:t>Pilar Lahan</w:t>
+            </w:r>
+          </w:p>
+        </w:tc>
+        <w:tc>
+          <w:tcPr>
+            <w:tcW w:type="dxa" w:w="2438"/>
+            <w:tcMar>
+              <w:top w:w="80" w:type="dxa"/>
+              <w:bottom w:w="80" w:type="dxa"/>
+              <w:left w:w="80" w:type="dxa"/>
+              <w:right w:w="80" w:type="dxa"/>
+            </w:tcMar>
+            <w:shd w:fill="F4F5F6"/>
+            <w:vAlign w:val="center"/>
+          </w:tcPr>
+          <w:p>
+            <w:pPr>
+              <w:spacing w:before="0" w:after="0"/>
+              <w:jc w:val="left"/>
+            </w:pPr>
+            <w:r>
+              <w:rPr>
+                <w:color w:val="202426"/>
+                <w:sz w:val="15"/>
+              </w:rPr>
+              <w:t>Perambahan Tambang di Kawasan Hutan Lindung</w:t>
+            </w:r>
+          </w:p>
+        </w:tc>
+        <w:tc>
+          <w:tcPr>
+            <w:tcW w:type="dxa" w:w="1701"/>
+            <w:tcMar>
+              <w:top w:w="80" w:type="dxa"/>
+              <w:bottom w:w="80" w:type="dxa"/>
+              <w:left w:w="80" w:type="dxa"/>
+              <w:right w:w="80" w:type="dxa"/>
+            </w:tcMar>
+            <w:shd w:fill="F4F5F6"/>
+            <w:vAlign w:val="center"/>
+          </w:tcPr>
+          <w:p>
+            <w:pPr>
+              <w:spacing w:before="0" w:after="0"/>
+              <w:jc w:val="right"/>
+            </w:pPr>
+            <w:r>
+              <w:rPr>
+                <w:color w:val="202426"/>
+                <w:sz w:val="15"/>
+              </w:rPr>
+              <w:t>5,314 Ha</w:t>
+            </w:r>
+          </w:p>
+        </w:tc>
+        <w:tc>
+          <w:tcPr>
+            <w:tcW w:type="dxa" w:w="1020"/>
+            <w:tcMar>
+              <w:top w:w="80" w:type="dxa"/>
+              <w:bottom w:w="80" w:type="dxa"/>
+              <w:left w:w="80" w:type="dxa"/>
+              <w:right w:w="80" w:type="dxa"/>
+            </w:tcMar>
+            <w:shd w:fill="F4F5F6"/>
+            <w:vAlign w:val="center"/>
+          </w:tcPr>
+          <w:p>
+            <w:pPr>
+              <w:spacing w:before="0" w:after="0"/>
+              <w:jc w:val="center"/>
+            </w:pPr>
+            <w:r>
+              <w:rPr>
+                <w:color w:val="202426"/>
+                <w:sz w:val="15"/>
+              </w:rPr>
+              <w:t>-0.24σ</w:t>
+            </w:r>
+          </w:p>
+        </w:tc>
+        <w:tc>
+          <w:tcPr>
+            <w:tcW w:type="dxa" w:w="964"/>
+            <w:tcMar>
+              <w:top w:w="80" w:type="dxa"/>
+              <w:bottom w:w="80" w:type="dxa"/>
+              <w:left w:w="80" w:type="dxa"/>
+              <w:right w:w="80" w:type="dxa"/>
+            </w:tcMar>
+            <w:shd w:fill="F4F5F6"/>
+            <w:vAlign w:val="center"/>
+          </w:tcPr>
+          <w:p>
+            <w:pPr>
+              <w:spacing w:before="0" w:after="0"/>
+              <w:jc w:val="center"/>
+            </w:pPr>
+            <w:r>
+              <w:rPr>
+                <w:color w:val="202426"/>
+                <w:sz w:val="15"/>
+              </w:rPr>
+              <w:t>0.0392</w:t>
+            </w:r>
+          </w:p>
+        </w:tc>
+        <w:tc>
+          <w:tcPr>
+            <w:tcW w:type="dxa" w:w="1020"/>
+            <w:tcMar>
+              <w:top w:w="80" w:type="dxa"/>
+              <w:bottom w:w="80" w:type="dxa"/>
+              <w:left w:w="80" w:type="dxa"/>
+              <w:right w:w="80" w:type="dxa"/>
+            </w:tcMar>
+            <w:shd w:fill="F4F5F6"/>
+            <w:vAlign w:val="center"/>
+          </w:tcPr>
+          <w:p>
+            <w:pPr>
+              <w:spacing w:before="0" w:after="0"/>
+              <w:jc w:val="center"/>
+            </w:pPr>
+            <w:r>
+              <w:rPr>
+                <w:color w:val="202426"/>
+                <w:sz w:val="15"/>
+              </w:rPr>
+              <w:t>2.0 / 5</w:t>
+            </w:r>
+          </w:p>
+        </w:tc>
+        <w:tc>
+          <w:tcPr>
+            <w:tcW w:type="dxa" w:w="1247"/>
+            <w:tcMar>
+              <w:top w:w="80" w:type="dxa"/>
+              <w:bottom w:w="80" w:type="dxa"/>
+              <w:left w:w="80" w:type="dxa"/>
+              <w:right w:w="80" w:type="dxa"/>
+            </w:tcMar>
+            <w:shd w:fill="F4F5F6"/>
+            <w:vAlign w:val="center"/>
+          </w:tcPr>
+          <w:p>
+            <w:pPr>
+              <w:spacing w:before="0" w:after="0"/>
+              <w:jc w:val="center"/>
+            </w:pPr>
+            <w:r>
+              <w:rPr>
+                <w:color w:val="202426"/>
+                <w:sz w:val="15"/>
+              </w:rPr>
+              <w:t>Tidak Melampaui Batas</w:t>
+            </w:r>
+          </w:p>
+        </w:tc>
+      </w:tr>
+      <w:tr>
+        <w:tc>
+          <w:tcPr>
+            <w:tcW w:type="dxa" w:w="1247"/>
+            <w:tcMar>
+              <w:top w:w="80" w:type="dxa"/>
+              <w:bottom w:w="80" w:type="dxa"/>
+              <w:left w:w="80" w:type="dxa"/>
+              <w:right w:w="80" w:type="dxa"/>
+            </w:tcMar>
+            <w:shd w:fill="FFFFFF"/>
+            <w:vAlign w:val="center"/>
+          </w:tcPr>
+          <w:p>
+            <w:pPr>
+              <w:spacing w:before="0" w:after="0"/>
+              <w:jc w:val="center"/>
+            </w:pPr>
+            <w:r>
+              <w:rPr>
+                <w:color w:val="202426"/>
+                <w:sz w:val="15"/>
+              </w:rPr>
+              <w:t>Pilar Lahan</w:t>
+            </w:r>
+          </w:p>
+        </w:tc>
+        <w:tc>
+          <w:tcPr>
+            <w:tcW w:type="dxa" w:w="2438"/>
+            <w:tcMar>
+              <w:top w:w="80" w:type="dxa"/>
+              <w:bottom w:w="80" w:type="dxa"/>
+              <w:left w:w="80" w:type="dxa"/>
+              <w:right w:w="80" w:type="dxa"/>
+            </w:tcMar>
+            <w:shd w:fill="FFFFFF"/>
+            <w:vAlign w:val="center"/>
+          </w:tcPr>
+          <w:p>
+            <w:pPr>
+              <w:spacing w:before="0" w:after="0"/>
+              <w:jc w:val="left"/>
+            </w:pPr>
+            <w:r>
+              <w:rPr>
+                <w:color w:val="202426"/>
+                <w:sz w:val="15"/>
+              </w:rPr>
+              <w:t>Aktor Deforestasi Komoditas Tambang &amp; Sawit</w:t>
+            </w:r>
+          </w:p>
+        </w:tc>
+        <w:tc>
+          <w:tcPr>
+            <w:tcW w:type="dxa" w:w="1701"/>
+            <w:tcMar>
+              <w:top w:w="80" w:type="dxa"/>
+              <w:bottom w:w="80" w:type="dxa"/>
+              <w:left w:w="80" w:type="dxa"/>
+              <w:right w:w="80" w:type="dxa"/>
+            </w:tcMar>
+            <w:shd w:fill="FFFFFF"/>
+            <w:vAlign w:val="center"/>
+          </w:tcPr>
+          <w:p>
+            <w:pPr>
+              <w:spacing w:before="0" w:after="0"/>
+              <w:jc w:val="right"/>
+            </w:pPr>
+            <w:r>
+              <w:rPr>
+                <w:color w:val="202426"/>
+                <w:sz w:val="15"/>
+              </w:rPr>
+              <w:t>166,047 Ha</w:t>
+            </w:r>
+          </w:p>
+        </w:tc>
+        <w:tc>
+          <w:tcPr>
+            <w:tcW w:type="dxa" w:w="1020"/>
+            <w:tcMar>
+              <w:top w:w="80" w:type="dxa"/>
+              <w:bottom w:w="80" w:type="dxa"/>
+              <w:left w:w="80" w:type="dxa"/>
+              <w:right w:w="80" w:type="dxa"/>
+            </w:tcMar>
+            <w:shd w:fill="FFFFFF"/>
+            <w:vAlign w:val="center"/>
+          </w:tcPr>
+          <w:p>
+            <w:pPr>
+              <w:spacing w:before="0" w:after="0"/>
+              <w:jc w:val="center"/>
+            </w:pPr>
+            <w:r>
+              <w:rPr>
+                <w:color w:val="202426"/>
+                <w:sz w:val="15"/>
+              </w:rPr>
+              <w:t>-0.01σ</w:t>
+            </w:r>
+          </w:p>
+        </w:tc>
+        <w:tc>
+          <w:tcPr>
+            <w:tcW w:type="dxa" w:w="964"/>
+            <w:tcMar>
+              <w:top w:w="80" w:type="dxa"/>
+              <w:bottom w:w="80" w:type="dxa"/>
+              <w:left w:w="80" w:type="dxa"/>
+              <w:right w:w="80" w:type="dxa"/>
+            </w:tcMar>
+            <w:shd w:fill="FFFFFF"/>
+            <w:vAlign w:val="center"/>
+          </w:tcPr>
+          <w:p>
+            <w:pPr>
+              <w:spacing w:before="0" w:after="0"/>
+              <w:jc w:val="center"/>
+            </w:pPr>
+            <w:r>
+              <w:rPr>
+                <w:color w:val="202426"/>
+                <w:sz w:val="15"/>
+              </w:rPr>
+              <w:t>0.0361</w:t>
+            </w:r>
+          </w:p>
+        </w:tc>
+        <w:tc>
+          <w:tcPr>
+            <w:tcW w:type="dxa" w:w="1020"/>
+            <w:tcMar>
+              <w:top w:w="80" w:type="dxa"/>
+              <w:bottom w:w="80" w:type="dxa"/>
+              <w:left w:w="80" w:type="dxa"/>
+              <w:right w:w="80" w:type="dxa"/>
+            </w:tcMar>
+            <w:shd w:fill="FFFFFF"/>
+            <w:vAlign w:val="center"/>
+          </w:tcPr>
+          <w:p>
+            <w:pPr>
+              <w:spacing w:before="0" w:after="0"/>
+              <w:jc w:val="center"/>
+            </w:pPr>
+            <w:r>
+              <w:rPr>
+                <w:color w:val="202426"/>
+                <w:sz w:val="15"/>
+              </w:rPr>
+              <w:t>2.0 / 5</w:t>
+            </w:r>
+          </w:p>
+        </w:tc>
+        <w:tc>
+          <w:tcPr>
+            <w:tcW w:type="dxa" w:w="1247"/>
+            <w:tcMar>
+              <w:top w:w="80" w:type="dxa"/>
+              <w:bottom w:w="80" w:type="dxa"/>
+              <w:left w:w="80" w:type="dxa"/>
+              <w:right w:w="80" w:type="dxa"/>
+            </w:tcMar>
+            <w:shd w:fill="FFFFFF"/>
+            <w:vAlign w:val="center"/>
+          </w:tcPr>
+          <w:p>
+            <w:pPr>
+              <w:spacing w:before="0" w:after="0"/>
+              <w:jc w:val="center"/>
+            </w:pPr>
+            <w:r>
+              <w:rPr>
+                <w:color w:val="202426"/>
+                <w:sz w:val="15"/>
+              </w:rPr>
+              <w:t>Tidak Melampaui Batas</w:t>
+            </w:r>
+          </w:p>
+        </w:tc>
+      </w:tr>
+      <w:tr>
+        <w:tc>
+          <w:tcPr>
+            <w:tcW w:type="dxa" w:w="1247"/>
+            <w:tcMar>
+              <w:top w:w="80" w:type="dxa"/>
+              <w:bottom w:w="80" w:type="dxa"/>
+              <w:left w:w="80" w:type="dxa"/>
+              <w:right w:w="80" w:type="dxa"/>
+            </w:tcMar>
+            <w:shd w:fill="F4F5F6"/>
+            <w:vAlign w:val="center"/>
+          </w:tcPr>
+          <w:p>
+            <w:pPr>
+              <w:spacing w:before="0" w:after="0"/>
+              <w:jc w:val="center"/>
+            </w:pPr>
+            <w:r>
+              <w:rPr>
+                <w:color w:val="202426"/>
+                <w:sz w:val="15"/>
+              </w:rPr>
+              <w:t>Pilar Lahan</w:t>
+            </w:r>
+          </w:p>
+        </w:tc>
+        <w:tc>
+          <w:tcPr>
+            <w:tcW w:type="dxa" w:w="2438"/>
+            <w:tcMar>
+              <w:top w:w="80" w:type="dxa"/>
+              <w:bottom w:w="80" w:type="dxa"/>
+              <w:left w:w="80" w:type="dxa"/>
+              <w:right w:w="80" w:type="dxa"/>
+            </w:tcMar>
+            <w:shd w:fill="F4F5F6"/>
+            <w:vAlign w:val="center"/>
+          </w:tcPr>
+          <w:p>
+            <w:pPr>
+              <w:spacing w:before="0" w:after="0"/>
+              <w:jc w:val="left"/>
+            </w:pPr>
+            <w:r>
+              <w:rPr>
+                <w:color w:val="202426"/>
+                <w:sz w:val="15"/>
+              </w:rPr>
+              <w:t>Kepadatan Konsesi IUP Nikel vs Daratan</w:t>
+            </w:r>
+          </w:p>
+        </w:tc>
+        <w:tc>
+          <w:tcPr>
+            <w:tcW w:type="dxa" w:w="1701"/>
+            <w:tcMar>
+              <w:top w:w="80" w:type="dxa"/>
+              <w:bottom w:w="80" w:type="dxa"/>
+              <w:left w:w="80" w:type="dxa"/>
+              <w:right w:w="80" w:type="dxa"/>
+            </w:tcMar>
+            <w:shd w:fill="F4F5F6"/>
+            <w:vAlign w:val="center"/>
+          </w:tcPr>
+          <w:p>
+            <w:pPr>
+              <w:spacing w:before="0" w:after="0"/>
+              <w:jc w:val="right"/>
+            </w:pPr>
+            <w:r>
+              <w:rPr>
+                <w:color w:val="202426"/>
+                <w:sz w:val="15"/>
+              </w:rPr>
+              <w:t>3.88%</w:t>
+            </w:r>
+          </w:p>
+        </w:tc>
+        <w:tc>
+          <w:tcPr>
+            <w:tcW w:type="dxa" w:w="1020"/>
+            <w:tcMar>
+              <w:top w:w="80" w:type="dxa"/>
+              <w:bottom w:w="80" w:type="dxa"/>
+              <w:left w:w="80" w:type="dxa"/>
+              <w:right w:w="80" w:type="dxa"/>
+            </w:tcMar>
+            <w:shd w:fill="F4F5F6"/>
+            <w:vAlign w:val="center"/>
+          </w:tcPr>
+          <w:p>
+            <w:pPr>
+              <w:spacing w:before="0" w:after="0"/>
+              <w:jc w:val="center"/>
+            </w:pPr>
+            <w:r>
+              <w:rPr>
+                <w:color w:val="202426"/>
+                <w:sz w:val="15"/>
+              </w:rPr>
+              <w:t>-0.27σ</w:t>
+            </w:r>
+          </w:p>
+        </w:tc>
+        <w:tc>
+          <w:tcPr>
+            <w:tcW w:type="dxa" w:w="964"/>
+            <w:tcMar>
+              <w:top w:w="80" w:type="dxa"/>
+              <w:bottom w:w="80" w:type="dxa"/>
+              <w:left w:w="80" w:type="dxa"/>
+              <w:right w:w="80" w:type="dxa"/>
+            </w:tcMar>
+            <w:shd w:fill="F4F5F6"/>
+            <w:vAlign w:val="center"/>
+          </w:tcPr>
+          <w:p>
+            <w:pPr>
+              <w:spacing w:before="0" w:after="0"/>
+              <w:jc w:val="center"/>
+            </w:pPr>
+            <w:r>
+              <w:rPr>
+                <w:color w:val="202426"/>
+                <w:sz w:val="15"/>
+              </w:rPr>
+              <w:t>0.0320</w:t>
+            </w:r>
+          </w:p>
+        </w:tc>
+        <w:tc>
+          <w:tcPr>
+            <w:tcW w:type="dxa" w:w="1020"/>
+            <w:tcMar>
+              <w:top w:w="80" w:type="dxa"/>
+              <w:bottom w:w="80" w:type="dxa"/>
+              <w:left w:w="80" w:type="dxa"/>
+              <w:right w:w="80" w:type="dxa"/>
+            </w:tcMar>
+            <w:shd w:fill="F4F5F6"/>
+            <w:vAlign w:val="center"/>
+          </w:tcPr>
+          <w:p>
+            <w:pPr>
+              <w:spacing w:before="0" w:after="0"/>
+              <w:jc w:val="center"/>
+            </w:pPr>
+            <w:r>
+              <w:rPr>
+                <w:color w:val="202426"/>
+                <w:sz w:val="15"/>
+              </w:rPr>
+              <w:t>2.0 / 5</w:t>
+            </w:r>
+          </w:p>
+        </w:tc>
+        <w:tc>
+          <w:tcPr>
+            <w:tcW w:type="dxa" w:w="1247"/>
+            <w:tcMar>
+              <w:top w:w="80" w:type="dxa"/>
+              <w:bottom w:w="80" w:type="dxa"/>
+              <w:left w:w="80" w:type="dxa"/>
+              <w:right w:w="80" w:type="dxa"/>
+            </w:tcMar>
+            <w:shd w:fill="F4F5F6"/>
+            <w:vAlign w:val="center"/>
+          </w:tcPr>
+          <w:p>
+            <w:pPr>
+              <w:spacing w:before="0" w:after="0"/>
+              <w:jc w:val="center"/>
+            </w:pPr>
+            <w:r>
+              <w:rPr>
+                <w:color w:val="202426"/>
+                <w:sz w:val="15"/>
+              </w:rPr>
+              <w:t>Tidak Melampaui Batas</w:t>
+            </w:r>
+          </w:p>
+        </w:tc>
+      </w:tr>
+      <w:tr>
+        <w:tc>
+          <w:tcPr>
+            <w:tcW w:type="dxa" w:w="1247"/>
+            <w:tcMar>
+              <w:top w:w="80" w:type="dxa"/>
+              <w:bottom w:w="80" w:type="dxa"/>
+              <w:left w:w="80" w:type="dxa"/>
+              <w:right w:w="80" w:type="dxa"/>
+            </w:tcMar>
+            <w:shd w:fill="FFFFFF"/>
+            <w:vAlign w:val="center"/>
+          </w:tcPr>
+          <w:p>
+            <w:pPr>
+              <w:spacing w:before="0" w:after="0"/>
+              <w:jc w:val="center"/>
+            </w:pPr>
+            <w:r>
+              <w:rPr>
+                <w:color w:val="202426"/>
+                <w:sz w:val="15"/>
+              </w:rPr>
+              <w:t>Pilar Sosial</w:t>
+            </w:r>
+          </w:p>
+        </w:tc>
+        <w:tc>
+          <w:tcPr>
+            <w:tcW w:type="dxa" w:w="2438"/>
+            <w:tcMar>
+              <w:top w:w="80" w:type="dxa"/>
+              <w:bottom w:w="80" w:type="dxa"/>
+              <w:left w:w="80" w:type="dxa"/>
+              <w:right w:w="80" w:type="dxa"/>
+            </w:tcMar>
+            <w:shd w:fill="FFFFFF"/>
+            <w:vAlign w:val="center"/>
+          </w:tcPr>
+          <w:p>
+            <w:pPr>
+              <w:spacing w:before="0" w:after="0"/>
+              <w:jc w:val="left"/>
+            </w:pPr>
+            <w:r>
+              <w:rPr>
+                <w:color w:val="202426"/>
+                <w:sz w:val="15"/>
+              </w:rPr>
+              <w:t>Manipulasi Persetujuan Konsultasi Warga (FPIC)</w:t>
+            </w:r>
+          </w:p>
+        </w:tc>
+        <w:tc>
+          <w:tcPr>
+            <w:tcW w:type="dxa" w:w="1701"/>
+            <w:tcMar>
+              <w:top w:w="80" w:type="dxa"/>
+              <w:bottom w:w="80" w:type="dxa"/>
+              <w:left w:w="80" w:type="dxa"/>
+              <w:right w:w="80" w:type="dxa"/>
+            </w:tcMar>
+            <w:shd w:fill="FFFFFF"/>
+            <w:vAlign w:val="center"/>
+          </w:tcPr>
+          <w:p>
+            <w:pPr>
+              <w:spacing w:before="0" w:after="0"/>
+              <w:jc w:val="right"/>
+            </w:pPr>
+            <w:r>
+              <w:rPr>
+                <w:color w:val="202426"/>
+                <w:sz w:val="15"/>
+              </w:rPr>
+              <w:t>0 Kasus</w:t>
+            </w:r>
+          </w:p>
+        </w:tc>
+        <w:tc>
+          <w:tcPr>
+            <w:tcW w:type="dxa" w:w="1020"/>
+            <w:tcMar>
+              <w:top w:w="80" w:type="dxa"/>
+              <w:bottom w:w="80" w:type="dxa"/>
+              <w:left w:w="80" w:type="dxa"/>
+              <w:right w:w="80" w:type="dxa"/>
+            </w:tcMar>
+            <w:shd w:fill="FFFFFF"/>
+            <w:vAlign w:val="center"/>
+          </w:tcPr>
+          <w:p>
+            <w:pPr>
+              <w:spacing w:before="0" w:after="0"/>
+              <w:jc w:val="center"/>
+            </w:pPr>
+            <w:r>
+              <w:rPr>
+                <w:color w:val="202426"/>
+                <w:sz w:val="15"/>
+              </w:rPr>
+              <w:t>-0.68σ</w:t>
+            </w:r>
+          </w:p>
+        </w:tc>
+        <w:tc>
+          <w:tcPr>
+            <w:tcW w:type="dxa" w:w="964"/>
+            <w:tcMar>
+              <w:top w:w="80" w:type="dxa"/>
+              <w:bottom w:w="80" w:type="dxa"/>
+              <w:left w:w="80" w:type="dxa"/>
+              <w:right w:w="80" w:type="dxa"/>
+            </w:tcMar>
+            <w:shd w:fill="FFFFFF"/>
+            <w:vAlign w:val="center"/>
+          </w:tcPr>
+          <w:p>
+            <w:pPr>
+              <w:spacing w:before="0" w:after="0"/>
+              <w:jc w:val="center"/>
+            </w:pPr>
+            <w:r>
+              <w:rPr>
+                <w:color w:val="202426"/>
+                <w:sz w:val="15"/>
+              </w:rPr>
+              <w:t>0.0635</w:t>
+            </w:r>
+          </w:p>
+        </w:tc>
+        <w:tc>
+          <w:tcPr>
+            <w:tcW w:type="dxa" w:w="1020"/>
+            <w:tcMar>
+              <w:top w:w="80" w:type="dxa"/>
+              <w:bottom w:w="80" w:type="dxa"/>
+              <w:left w:w="80" w:type="dxa"/>
+              <w:right w:w="80" w:type="dxa"/>
+            </w:tcMar>
+            <w:shd w:fill="FFFFFF"/>
+            <w:vAlign w:val="center"/>
+          </w:tcPr>
+          <w:p>
+            <w:pPr>
+              <w:spacing w:before="0" w:after="0"/>
+              <w:jc w:val="center"/>
+            </w:pPr>
+            <w:r>
+              <w:rPr>
+                <w:color w:val="202426"/>
+                <w:sz w:val="15"/>
+              </w:rPr>
+              <w:t>1.0 / 5</w:t>
+            </w:r>
+          </w:p>
+        </w:tc>
+        <w:tc>
+          <w:tcPr>
+            <w:tcW w:type="dxa" w:w="1247"/>
+            <w:tcMar>
+              <w:top w:w="80" w:type="dxa"/>
+              <w:bottom w:w="80" w:type="dxa"/>
+              <w:left w:w="80" w:type="dxa"/>
+              <w:right w:w="80" w:type="dxa"/>
+            </w:tcMar>
+            <w:shd w:fill="FFFFFF"/>
+            <w:vAlign w:val="center"/>
+          </w:tcPr>
+          <w:p>
+            <w:pPr>
+              <w:spacing w:before="0" w:after="0"/>
+              <w:jc w:val="center"/>
+            </w:pPr>
+            <w:r>
+              <w:rPr>
+                <w:color w:val="202426"/>
+                <w:sz w:val="15"/>
+              </w:rPr>
+              <w:t>Tidak Melampaui Batas</w:t>
+            </w:r>
+          </w:p>
+        </w:tc>
+      </w:tr>
+      <w:tr>
+        <w:tc>
+          <w:tcPr>
+            <w:tcW w:type="dxa" w:w="1247"/>
+            <w:tcMar>
+              <w:top w:w="80" w:type="dxa"/>
+              <w:bottom w:w="80" w:type="dxa"/>
+              <w:left w:w="80" w:type="dxa"/>
+              <w:right w:w="80" w:type="dxa"/>
+            </w:tcMar>
+            <w:shd w:fill="F4F5F6"/>
+            <w:vAlign w:val="center"/>
+          </w:tcPr>
+          <w:p>
+            <w:pPr>
+              <w:spacing w:before="0" w:after="0"/>
+              <w:jc w:val="center"/>
+            </w:pPr>
+            <w:r>
+              <w:rPr>
+                <w:color w:val="202426"/>
+                <w:sz w:val="15"/>
+              </w:rPr>
+              <w:t>Pilar Sosial</w:t>
+            </w:r>
+          </w:p>
+        </w:tc>
+        <w:tc>
+          <w:tcPr>
+            <w:tcW w:type="dxa" w:w="2438"/>
+            <w:tcMar>
+              <w:top w:w="80" w:type="dxa"/>
+              <w:bottom w:w="80" w:type="dxa"/>
+              <w:left w:w="80" w:type="dxa"/>
+              <w:right w:w="80" w:type="dxa"/>
+            </w:tcMar>
+            <w:shd w:fill="F4F5F6"/>
+            <w:vAlign w:val="center"/>
+          </w:tcPr>
+          <w:p>
+            <w:pPr>
+              <w:spacing w:before="0" w:after="0"/>
+              <w:jc w:val="left"/>
+            </w:pPr>
+            <w:r>
+              <w:rPr>
+                <w:color w:val="202426"/>
+                <w:sz w:val="15"/>
+              </w:rPr>
+              <w:t>Korban Perampasan Ruang Hidup &amp; Krisis Agraria</w:t>
+            </w:r>
+          </w:p>
+        </w:tc>
+        <w:tc>
+          <w:tcPr>
+            <w:tcW w:type="dxa" w:w="1701"/>
+            <w:tcMar>
+              <w:top w:w="80" w:type="dxa"/>
+              <w:bottom w:w="80" w:type="dxa"/>
+              <w:left w:w="80" w:type="dxa"/>
+              <w:right w:w="80" w:type="dxa"/>
+            </w:tcMar>
+            <w:shd w:fill="F4F5F6"/>
+            <w:vAlign w:val="center"/>
+          </w:tcPr>
+          <w:p>
+            <w:pPr>
+              <w:spacing w:before="0" w:after="0"/>
+              <w:jc w:val="right"/>
+            </w:pPr>
+            <w:r>
+              <w:rPr>
+                <w:color w:val="202426"/>
+                <w:sz w:val="15"/>
+              </w:rPr>
+              <w:t>2,257 Jiwa</w:t>
+            </w:r>
+          </w:p>
+        </w:tc>
+        <w:tc>
+          <w:tcPr>
+            <w:tcW w:type="dxa" w:w="1020"/>
+            <w:tcMar>
+              <w:top w:w="80" w:type="dxa"/>
+              <w:bottom w:w="80" w:type="dxa"/>
+              <w:left w:w="80" w:type="dxa"/>
+              <w:right w:w="80" w:type="dxa"/>
+            </w:tcMar>
+            <w:shd w:fill="F4F5F6"/>
+            <w:vAlign w:val="center"/>
+          </w:tcPr>
+          <w:p>
+            <w:pPr>
+              <w:spacing w:before="0" w:after="0"/>
+              <w:jc w:val="center"/>
+            </w:pPr>
+            <w:r>
+              <w:rPr>
+                <w:color w:val="202426"/>
+                <w:sz w:val="15"/>
+              </w:rPr>
+              <w:t>-0.43σ</w:t>
+            </w:r>
+          </w:p>
+        </w:tc>
+        <w:tc>
+          <w:tcPr>
+            <w:tcW w:type="dxa" w:w="964"/>
+            <w:tcMar>
+              <w:top w:w="80" w:type="dxa"/>
+              <w:bottom w:w="80" w:type="dxa"/>
+              <w:left w:w="80" w:type="dxa"/>
+              <w:right w:w="80" w:type="dxa"/>
+            </w:tcMar>
+            <w:shd w:fill="F4F5F6"/>
+            <w:vAlign w:val="center"/>
+          </w:tcPr>
+          <w:p>
+            <w:pPr>
+              <w:spacing w:before="0" w:after="0"/>
+              <w:jc w:val="center"/>
+            </w:pPr>
+            <w:r>
+              <w:rPr>
+                <w:color w:val="202426"/>
+                <w:sz w:val="15"/>
+              </w:rPr>
+              <w:t>0.0781</w:t>
+            </w:r>
+          </w:p>
+        </w:tc>
+        <w:tc>
+          <w:tcPr>
+            <w:tcW w:type="dxa" w:w="1020"/>
+            <w:tcMar>
+              <w:top w:w="80" w:type="dxa"/>
+              <w:bottom w:w="80" w:type="dxa"/>
+              <w:left w:w="80" w:type="dxa"/>
+              <w:right w:w="80" w:type="dxa"/>
+            </w:tcMar>
+            <w:shd w:fill="F4F5F6"/>
+            <w:vAlign w:val="center"/>
+          </w:tcPr>
+          <w:p>
+            <w:pPr>
+              <w:spacing w:before="0" w:after="0"/>
+              <w:jc w:val="center"/>
+            </w:pPr>
+            <w:r>
+              <w:rPr>
+                <w:color w:val="202426"/>
+                <w:sz w:val="15"/>
+              </w:rPr>
+              <w:t>2.0 / 5</w:t>
+            </w:r>
+          </w:p>
+        </w:tc>
+        <w:tc>
+          <w:tcPr>
+            <w:tcW w:type="dxa" w:w="1247"/>
+            <w:tcMar>
+              <w:top w:w="80" w:type="dxa"/>
+              <w:bottom w:w="80" w:type="dxa"/>
+              <w:left w:w="80" w:type="dxa"/>
+              <w:right w:w="80" w:type="dxa"/>
+            </w:tcMar>
+            <w:shd w:fill="F4F5F6"/>
+            <w:vAlign w:val="center"/>
+          </w:tcPr>
+          <w:p>
+            <w:pPr>
+              <w:spacing w:before="0" w:after="0"/>
+              <w:jc w:val="center"/>
+            </w:pPr>
+            <w:r>
+              <w:rPr>
+                <w:color w:val="202426"/>
+                <w:sz w:val="15"/>
+              </w:rPr>
+              <w:t>Tidak Melampaui Batas</w:t>
+            </w:r>
+          </w:p>
+        </w:tc>
+      </w:tr>
+      <w:tr>
+        <w:tc>
+          <w:tcPr>
+            <w:tcW w:type="dxa" w:w="1247"/>
+            <w:tcMar>
+              <w:top w:w="80" w:type="dxa"/>
+              <w:bottom w:w="80" w:type="dxa"/>
+              <w:left w:w="80" w:type="dxa"/>
+              <w:right w:w="80" w:type="dxa"/>
+            </w:tcMar>
+            <w:shd w:fill="FFFFFF"/>
+            <w:vAlign w:val="center"/>
+          </w:tcPr>
+          <w:p>
+            <w:pPr>
+              <w:spacing w:before="0" w:after="0"/>
+              <w:jc w:val="center"/>
+            </w:pPr>
+            <w:r>
+              <w:rPr>
+                <w:color w:val="202426"/>
+                <w:sz w:val="15"/>
+              </w:rPr>
+              <w:t>Pilar Sosial</w:t>
+            </w:r>
+          </w:p>
+        </w:tc>
+        <w:tc>
+          <w:tcPr>
+            <w:tcW w:type="dxa" w:w="2438"/>
+            <w:tcMar>
+              <w:top w:w="80" w:type="dxa"/>
+              <w:bottom w:w="80" w:type="dxa"/>
+              <w:left w:w="80" w:type="dxa"/>
+              <w:right w:w="80" w:type="dxa"/>
+            </w:tcMar>
+            <w:shd w:fill="FFFFFF"/>
+            <w:vAlign w:val="center"/>
+          </w:tcPr>
+          <w:p>
+            <w:pPr>
+              <w:spacing w:before="0" w:after="0"/>
+              <w:jc w:val="left"/>
+            </w:pPr>
+            <w:r>
+              <w:rPr>
+                <w:color w:val="202426"/>
+                <w:sz w:val="15"/>
+              </w:rPr>
+              <w:t>Insiden Kriminalisasi Warga &amp; Pembela HAM</w:t>
+            </w:r>
+          </w:p>
+        </w:tc>
+        <w:tc>
+          <w:tcPr>
+            <w:tcW w:type="dxa" w:w="1701"/>
+            <w:tcMar>
+              <w:top w:w="80" w:type="dxa"/>
+              <w:bottom w:w="80" w:type="dxa"/>
+              <w:left w:w="80" w:type="dxa"/>
+              <w:right w:w="80" w:type="dxa"/>
+            </w:tcMar>
+            <w:shd w:fill="FFFFFF"/>
+            <w:vAlign w:val="center"/>
+          </w:tcPr>
+          <w:p>
+            <w:pPr>
+              <w:spacing w:before="0" w:after="0"/>
+              <w:jc w:val="right"/>
+            </w:pPr>
+            <w:r>
+              <w:rPr>
+                <w:color w:val="202426"/>
+                <w:sz w:val="15"/>
+              </w:rPr>
+              <w:t>9 Insiden</w:t>
+            </w:r>
+          </w:p>
+        </w:tc>
+        <w:tc>
+          <w:tcPr>
+            <w:tcW w:type="dxa" w:w="1020"/>
+            <w:tcMar>
+              <w:top w:w="80" w:type="dxa"/>
+              <w:bottom w:w="80" w:type="dxa"/>
+              <w:left w:w="80" w:type="dxa"/>
+              <w:right w:w="80" w:type="dxa"/>
+            </w:tcMar>
+            <w:shd w:fill="FFFFFF"/>
+            <w:vAlign w:val="center"/>
+          </w:tcPr>
+          <w:p>
+            <w:pPr>
+              <w:spacing w:before="0" w:after="0"/>
+              <w:jc w:val="center"/>
+            </w:pPr>
+            <w:r>
+              <w:rPr>
+                <w:color w:val="202426"/>
+                <w:sz w:val="15"/>
+              </w:rPr>
+              <w:t>+1.57σ</w:t>
+            </w:r>
+          </w:p>
+        </w:tc>
+        <w:tc>
+          <w:tcPr>
+            <w:tcW w:type="dxa" w:w="964"/>
+            <w:tcMar>
+              <w:top w:w="80" w:type="dxa"/>
+              <w:bottom w:w="80" w:type="dxa"/>
+              <w:left w:w="80" w:type="dxa"/>
+              <w:right w:w="80" w:type="dxa"/>
+            </w:tcMar>
+            <w:shd w:fill="FFFFFF"/>
+            <w:vAlign w:val="center"/>
+          </w:tcPr>
+          <w:p>
+            <w:pPr>
+              <w:spacing w:before="0" w:after="0"/>
+              <w:jc w:val="center"/>
+            </w:pPr>
+            <w:r>
+              <w:rPr>
+                <w:color w:val="202426"/>
+                <w:sz w:val="15"/>
+              </w:rPr>
+              <w:t>0.0331</w:t>
+            </w:r>
+          </w:p>
+        </w:tc>
+        <w:tc>
+          <w:tcPr>
+            <w:tcW w:type="dxa" w:w="1020"/>
+            <w:tcMar>
+              <w:top w:w="80" w:type="dxa"/>
+              <w:bottom w:w="80" w:type="dxa"/>
+              <w:left w:w="80" w:type="dxa"/>
+              <w:right w:w="80" w:type="dxa"/>
+            </w:tcMar>
+            <w:shd w:fill="FFFFFF"/>
+            <w:vAlign w:val="center"/>
+          </w:tcPr>
+          <w:p>
+            <w:pPr>
+              <w:spacing w:before="0" w:after="0"/>
+              <w:jc w:val="center"/>
+            </w:pPr>
+            <w:r>
+              <w:rPr>
+                <w:color w:val="202426"/>
+                <w:sz w:val="15"/>
+              </w:rPr>
+              <w:t>5.0 / 5</w:t>
+            </w:r>
+          </w:p>
+        </w:tc>
+        <w:tc>
+          <w:tcPr>
+            <w:tcW w:type="dxa" w:w="1247"/>
+            <w:tcMar>
+              <w:top w:w="80" w:type="dxa"/>
+              <w:bottom w:w="80" w:type="dxa"/>
+              <w:left w:w="80" w:type="dxa"/>
+              <w:right w:w="80" w:type="dxa"/>
+            </w:tcMar>
+            <w:shd w:fill="FFFFFF"/>
+            <w:vAlign w:val="center"/>
+          </w:tcPr>
+          <w:p>
+            <w:pPr>
+              <w:spacing w:before="0" w:after="0"/>
+              <w:jc w:val="center"/>
+            </w:pPr>
+            <w:r>
+              <w:rPr>
+                <w:color w:val="202426"/>
+                <w:sz w:val="15"/>
+              </w:rPr>
+              <w:t>Melampaui Batas</w:t>
+            </w:r>
+          </w:p>
+        </w:tc>
+      </w:tr>
+      <w:tr>
+        <w:tc>
+          <w:tcPr>
+            <w:tcW w:type="dxa" w:w="1247"/>
+            <w:tcMar>
+              <w:top w:w="80" w:type="dxa"/>
+              <w:bottom w:w="80" w:type="dxa"/>
+              <w:left w:w="80" w:type="dxa"/>
+              <w:right w:w="80" w:type="dxa"/>
+            </w:tcMar>
+            <w:shd w:fill="F4F5F6"/>
+            <w:vAlign w:val="center"/>
+          </w:tcPr>
+          <w:p>
+            <w:pPr>
+              <w:spacing w:before="0" w:after="0"/>
+              <w:jc w:val="center"/>
+            </w:pPr>
+            <w:r>
+              <w:rPr>
+                <w:color w:val="202426"/>
+                <w:sz w:val="15"/>
+              </w:rPr>
+              <w:t>Pilar Sosial</w:t>
+            </w:r>
+          </w:p>
+        </w:tc>
+        <w:tc>
+          <w:tcPr>
+            <w:tcW w:type="dxa" w:w="2438"/>
+            <w:tcMar>
+              <w:top w:w="80" w:type="dxa"/>
+              <w:bottom w:w="80" w:type="dxa"/>
+              <w:left w:w="80" w:type="dxa"/>
+              <w:right w:w="80" w:type="dxa"/>
+            </w:tcMar>
+            <w:shd w:fill="F4F5F6"/>
+            <w:vAlign w:val="center"/>
+          </w:tcPr>
+          <w:p>
+            <w:pPr>
+              <w:spacing w:before="0" w:after="0"/>
+              <w:jc w:val="left"/>
+            </w:pPr>
+            <w:r>
+              <w:rPr>
+                <w:color w:val="202426"/>
+                <w:sz w:val="15"/>
+              </w:rPr>
+              <w:t>Defisit Kelayakan Standar Faskes SPA</w:t>
+            </w:r>
+          </w:p>
+        </w:tc>
+        <w:tc>
+          <w:tcPr>
+            <w:tcW w:type="dxa" w:w="1701"/>
+            <w:tcMar>
+              <w:top w:w="80" w:type="dxa"/>
+              <w:bottom w:w="80" w:type="dxa"/>
+              <w:left w:w="80" w:type="dxa"/>
+              <w:right w:w="80" w:type="dxa"/>
+            </w:tcMar>
+            <w:shd w:fill="F4F5F6"/>
+            <w:vAlign w:val="center"/>
+          </w:tcPr>
+          <w:p>
+            <w:pPr>
+              <w:spacing w:before="0" w:after="0"/>
+              <w:jc w:val="right"/>
+            </w:pPr>
+            <w:r>
+              <w:rPr>
+                <w:color w:val="202426"/>
+                <w:sz w:val="15"/>
+              </w:rPr>
+              <w:t>12.3 % Gap</w:t>
+            </w:r>
+          </w:p>
+        </w:tc>
+        <w:tc>
+          <w:tcPr>
+            <w:tcW w:type="dxa" w:w="1020"/>
+            <w:tcMar>
+              <w:top w:w="80" w:type="dxa"/>
+              <w:bottom w:w="80" w:type="dxa"/>
+              <w:left w:w="80" w:type="dxa"/>
+              <w:right w:w="80" w:type="dxa"/>
+            </w:tcMar>
+            <w:shd w:fill="F4F5F6"/>
+            <w:vAlign w:val="center"/>
+          </w:tcPr>
+          <w:p>
+            <w:pPr>
+              <w:spacing w:before="0" w:after="0"/>
+              <w:jc w:val="center"/>
+            </w:pPr>
+            <w:r>
+              <w:rPr>
+                <w:color w:val="202426"/>
+                <w:sz w:val="15"/>
+              </w:rPr>
+              <w:t>+0.26σ</w:t>
+            </w:r>
+          </w:p>
+        </w:tc>
+        <w:tc>
+          <w:tcPr>
+            <w:tcW w:type="dxa" w:w="964"/>
+            <w:tcMar>
+              <w:top w:w="80" w:type="dxa"/>
+              <w:bottom w:w="80" w:type="dxa"/>
+              <w:left w:w="80" w:type="dxa"/>
+              <w:right w:w="80" w:type="dxa"/>
+            </w:tcMar>
+            <w:shd w:fill="F4F5F6"/>
+            <w:vAlign w:val="center"/>
+          </w:tcPr>
+          <w:p>
+            <w:pPr>
+              <w:spacing w:before="0" w:after="0"/>
+              <w:jc w:val="center"/>
+            </w:pPr>
+            <w:r>
+              <w:rPr>
+                <w:color w:val="202426"/>
+                <w:sz w:val="15"/>
+              </w:rPr>
+              <w:t>0.0430</w:t>
+            </w:r>
+          </w:p>
+        </w:tc>
+        <w:tc>
+          <w:tcPr>
+            <w:tcW w:type="dxa" w:w="1020"/>
+            <w:tcMar>
+              <w:top w:w="80" w:type="dxa"/>
+              <w:bottom w:w="80" w:type="dxa"/>
+              <w:left w:w="80" w:type="dxa"/>
+              <w:right w:w="80" w:type="dxa"/>
+            </w:tcMar>
+            <w:shd w:fill="F4F5F6"/>
+            <w:vAlign w:val="center"/>
+          </w:tcPr>
+          <w:p>
+            <w:pPr>
+              <w:spacing w:before="0" w:after="0"/>
+              <w:jc w:val="center"/>
+            </w:pPr>
+            <w:r>
+              <w:rPr>
+                <w:color w:val="202426"/>
+                <w:sz w:val="15"/>
+              </w:rPr>
+              <w:t>3.0 / 5</w:t>
+            </w:r>
+          </w:p>
+        </w:tc>
+        <w:tc>
+          <w:tcPr>
+            <w:tcW w:type="dxa" w:w="1247"/>
+            <w:tcMar>
+              <w:top w:w="80" w:type="dxa"/>
+              <w:bottom w:w="80" w:type="dxa"/>
+              <w:left w:w="80" w:type="dxa"/>
+              <w:right w:w="80" w:type="dxa"/>
+            </w:tcMar>
+            <w:shd w:fill="F4F5F6"/>
+            <w:vAlign w:val="center"/>
+          </w:tcPr>
+          <w:p>
+            <w:pPr>
+              <w:spacing w:before="0" w:after="0"/>
+              <w:jc w:val="center"/>
+            </w:pPr>
+            <w:r>
+              <w:rPr>
+                <w:color w:val="202426"/>
+                <w:sz w:val="15"/>
+              </w:rPr>
+              <w:t>Mendekati Batas</w:t>
+            </w:r>
+          </w:p>
+        </w:tc>
+      </w:tr>
+      <w:tr>
+        <w:tc>
+          <w:tcPr>
+            <w:tcW w:type="dxa" w:w="1247"/>
+            <w:tcMar>
+              <w:top w:w="80" w:type="dxa"/>
+              <w:bottom w:w="80" w:type="dxa"/>
+              <w:left w:w="80" w:type="dxa"/>
+              <w:right w:w="80" w:type="dxa"/>
+            </w:tcMar>
+            <w:shd w:fill="FFFFFF"/>
+            <w:vAlign w:val="center"/>
+          </w:tcPr>
+          <w:p>
+            <w:pPr>
+              <w:spacing w:before="0" w:after="0"/>
+              <w:jc w:val="center"/>
+            </w:pPr>
+            <w:r>
+              <w:rPr>
+                <w:color w:val="202426"/>
+                <w:sz w:val="15"/>
+              </w:rPr>
+              <w:t>Pilar Veto</w:t>
+            </w:r>
+          </w:p>
+        </w:tc>
+        <w:tc>
+          <w:tcPr>
+            <w:tcW w:type="dxa" w:w="2438"/>
+            <w:tcMar>
+              <w:top w:w="80" w:type="dxa"/>
+              <w:bottom w:w="80" w:type="dxa"/>
+              <w:left w:w="80" w:type="dxa"/>
+              <w:right w:w="80" w:type="dxa"/>
+            </w:tcMar>
+            <w:shd w:fill="FFFFFF"/>
+            <w:vAlign w:val="center"/>
+          </w:tcPr>
+          <w:p>
+            <w:pPr>
+              <w:spacing w:before="0" w:after="0"/>
+              <w:jc w:val="left"/>
+            </w:pPr>
+            <w:r>
+              <w:rPr>
+                <w:color w:val="202426"/>
+                <w:sz w:val="15"/>
+              </w:rPr>
+              <w:t>Penerbitan Obral Konsesi WIUP Baru Pasca-2014</w:t>
+            </w:r>
+          </w:p>
+        </w:tc>
+        <w:tc>
+          <w:tcPr>
+            <w:tcW w:type="dxa" w:w="1701"/>
+            <w:tcMar>
+              <w:top w:w="80" w:type="dxa"/>
+              <w:bottom w:w="80" w:type="dxa"/>
+              <w:left w:w="80" w:type="dxa"/>
+              <w:right w:w="80" w:type="dxa"/>
+            </w:tcMar>
+            <w:shd w:fill="FFFFFF"/>
+            <w:vAlign w:val="center"/>
+          </w:tcPr>
+          <w:p>
+            <w:pPr>
+              <w:spacing w:before="0" w:after="0"/>
+              <w:jc w:val="right"/>
+            </w:pPr>
+            <w:r>
+              <w:rPr>
+                <w:color w:val="202426"/>
+                <w:sz w:val="15"/>
+              </w:rPr>
+              <w:t>105 Izin</w:t>
+            </w:r>
+          </w:p>
+        </w:tc>
+        <w:tc>
+          <w:tcPr>
+            <w:tcW w:type="dxa" w:w="1020"/>
+            <w:tcMar>
+              <w:top w:w="80" w:type="dxa"/>
+              <w:bottom w:w="80" w:type="dxa"/>
+              <w:left w:w="80" w:type="dxa"/>
+              <w:right w:w="80" w:type="dxa"/>
+            </w:tcMar>
+            <w:shd w:fill="FFFFFF"/>
+            <w:vAlign w:val="center"/>
+          </w:tcPr>
+          <w:p>
+            <w:pPr>
+              <w:spacing w:before="0" w:after="0"/>
+              <w:jc w:val="center"/>
+            </w:pPr>
+            <w:r>
+              <w:rPr>
+                <w:color w:val="202426"/>
+                <w:sz w:val="15"/>
+              </w:rPr>
+              <w:t>+0.09σ</w:t>
+            </w:r>
+          </w:p>
+        </w:tc>
+        <w:tc>
+          <w:tcPr>
+            <w:tcW w:type="dxa" w:w="964"/>
+            <w:tcMar>
+              <w:top w:w="80" w:type="dxa"/>
+              <w:bottom w:w="80" w:type="dxa"/>
+              <w:left w:w="80" w:type="dxa"/>
+              <w:right w:w="80" w:type="dxa"/>
+            </w:tcMar>
+            <w:shd w:fill="FFFFFF"/>
+            <w:vAlign w:val="center"/>
+          </w:tcPr>
+          <w:p>
+            <w:pPr>
+              <w:spacing w:before="0" w:after="0"/>
+              <w:jc w:val="center"/>
+            </w:pPr>
+            <w:r>
+              <w:rPr>
+                <w:color w:val="202426"/>
+                <w:sz w:val="15"/>
+              </w:rPr>
+              <w:t>0.0415</w:t>
+            </w:r>
+          </w:p>
+        </w:tc>
+        <w:tc>
+          <w:tcPr>
+            <w:tcW w:type="dxa" w:w="1020"/>
+            <w:tcMar>
+              <w:top w:w="80" w:type="dxa"/>
+              <w:bottom w:w="80" w:type="dxa"/>
+              <w:left w:w="80" w:type="dxa"/>
+              <w:right w:w="80" w:type="dxa"/>
+            </w:tcMar>
+            <w:shd w:fill="FFFFFF"/>
+            <w:vAlign w:val="center"/>
+          </w:tcPr>
+          <w:p>
+            <w:pPr>
+              <w:spacing w:before="0" w:after="0"/>
+              <w:jc w:val="center"/>
+            </w:pPr>
+            <w:r>
+              <w:rPr>
+                <w:color w:val="202426"/>
+                <w:sz w:val="15"/>
+              </w:rPr>
+              <w:t>3.0 / 5</w:t>
+            </w:r>
+          </w:p>
+        </w:tc>
+        <w:tc>
+          <w:tcPr>
+            <w:tcW w:type="dxa" w:w="1247"/>
+            <w:tcMar>
+              <w:top w:w="80" w:type="dxa"/>
+              <w:bottom w:w="80" w:type="dxa"/>
+              <w:left w:w="80" w:type="dxa"/>
+              <w:right w:w="80" w:type="dxa"/>
+            </w:tcMar>
+            <w:shd w:fill="FFFFFF"/>
+            <w:vAlign w:val="center"/>
+          </w:tcPr>
+          <w:p>
+            <w:pPr>
+              <w:spacing w:before="0" w:after="0"/>
+              <w:jc w:val="center"/>
+            </w:pPr>
+            <w:r>
+              <w:rPr>
+                <w:color w:val="202426"/>
+                <w:sz w:val="15"/>
+              </w:rPr>
+              <w:t>Mendekati Batas</w:t>
+            </w:r>
+          </w:p>
+        </w:tc>
+      </w:tr>
+      <w:tr>
+        <w:tc>
+          <w:tcPr>
+            <w:tcW w:type="dxa" w:w="1247"/>
+            <w:tcMar>
+              <w:top w:w="80" w:type="dxa"/>
+              <w:bottom w:w="80" w:type="dxa"/>
+              <w:left w:w="80" w:type="dxa"/>
+              <w:right w:w="80" w:type="dxa"/>
+            </w:tcMar>
+            <w:shd w:fill="F4F5F6"/>
+            <w:vAlign w:val="center"/>
+          </w:tcPr>
+          <w:p>
+            <w:pPr>
+              <w:spacing w:before="0" w:after="0"/>
+              <w:jc w:val="center"/>
+            </w:pPr>
+            <w:r>
+              <w:rPr>
+                <w:color w:val="202426"/>
+                <w:sz w:val="15"/>
+              </w:rPr>
+              <w:t>Pilar Veto</w:t>
+            </w:r>
+          </w:p>
+        </w:tc>
+        <w:tc>
+          <w:tcPr>
+            <w:tcW w:type="dxa" w:w="2438"/>
+            <w:tcMar>
+              <w:top w:w="80" w:type="dxa"/>
+              <w:bottom w:w="80" w:type="dxa"/>
+              <w:left w:w="80" w:type="dxa"/>
+              <w:right w:w="80" w:type="dxa"/>
+            </w:tcMar>
+            <w:shd w:fill="F4F5F6"/>
+            <w:vAlign w:val="center"/>
+          </w:tcPr>
+          <w:p>
+            <w:pPr>
+              <w:spacing w:before="0" w:after="0"/>
+              <w:jc w:val="left"/>
+            </w:pPr>
+            <w:r>
+              <w:rPr>
+                <w:color w:val="202426"/>
+                <w:sz w:val="15"/>
+              </w:rPr>
+              <w:t>Korporat Tambang Pelanggar Hukum Beroperasi Ilegal</w:t>
+            </w:r>
+          </w:p>
+        </w:tc>
+        <w:tc>
+          <w:tcPr>
+            <w:tcW w:type="dxa" w:w="1701"/>
+            <w:tcMar>
+              <w:top w:w="80" w:type="dxa"/>
+              <w:bottom w:w="80" w:type="dxa"/>
+              <w:left w:w="80" w:type="dxa"/>
+              <w:right w:w="80" w:type="dxa"/>
+            </w:tcMar>
+            <w:shd w:fill="F4F5F6"/>
+            <w:vAlign w:val="center"/>
+          </w:tcPr>
+          <w:p>
+            <w:pPr>
+              <w:spacing w:before="0" w:after="0"/>
+              <w:jc w:val="right"/>
+            </w:pPr>
+            <w:r>
+              <w:rPr>
+                <w:color w:val="202426"/>
+                <w:sz w:val="15"/>
+              </w:rPr>
+              <w:t>10 Korporasi</w:t>
+            </w:r>
+          </w:p>
+        </w:tc>
+        <w:tc>
+          <w:tcPr>
+            <w:tcW w:type="dxa" w:w="1020"/>
+            <w:tcMar>
+              <w:top w:w="80" w:type="dxa"/>
+              <w:bottom w:w="80" w:type="dxa"/>
+              <w:left w:w="80" w:type="dxa"/>
+              <w:right w:w="80" w:type="dxa"/>
+            </w:tcMar>
+            <w:shd w:fill="F4F5F6"/>
+            <w:vAlign w:val="center"/>
+          </w:tcPr>
+          <w:p>
+            <w:pPr>
+              <w:spacing w:before="0" w:after="0"/>
+              <w:jc w:val="center"/>
+            </w:pPr>
+            <w:r>
+              <w:rPr>
+                <w:color w:val="202426"/>
+                <w:sz w:val="15"/>
+              </w:rPr>
+              <w:t>+1.97σ</w:t>
+            </w:r>
+          </w:p>
+        </w:tc>
+        <w:tc>
+          <w:tcPr>
+            <w:tcW w:type="dxa" w:w="964"/>
+            <w:tcMar>
+              <w:top w:w="80" w:type="dxa"/>
+              <w:bottom w:w="80" w:type="dxa"/>
+              <w:left w:w="80" w:type="dxa"/>
+              <w:right w:w="80" w:type="dxa"/>
+            </w:tcMar>
+            <w:shd w:fill="F4F5F6"/>
+            <w:vAlign w:val="center"/>
+          </w:tcPr>
+          <w:p>
+            <w:pPr>
+              <w:spacing w:before="0" w:after="0"/>
+              <w:jc w:val="center"/>
+            </w:pPr>
+            <w:r>
+              <w:rPr>
+                <w:color w:val="202426"/>
+                <w:sz w:val="15"/>
+              </w:rPr>
+              <w:t>0.0473</w:t>
+            </w:r>
+          </w:p>
+        </w:tc>
+        <w:tc>
+          <w:tcPr>
+            <w:tcW w:type="dxa" w:w="1020"/>
+            <w:tcMar>
+              <w:top w:w="80" w:type="dxa"/>
+              <w:bottom w:w="80" w:type="dxa"/>
+              <w:left w:w="80" w:type="dxa"/>
+              <w:right w:w="80" w:type="dxa"/>
+            </w:tcMar>
+            <w:shd w:fill="F4F5F6"/>
+            <w:vAlign w:val="center"/>
+          </w:tcPr>
+          <w:p>
+            <w:pPr>
+              <w:spacing w:before="0" w:after="0"/>
+              <w:jc w:val="center"/>
+            </w:pPr>
+            <w:r>
+              <w:rPr>
+                <w:color w:val="202426"/>
+                <w:sz w:val="15"/>
+              </w:rPr>
+              <w:t>5.0 / 5</w:t>
+            </w:r>
+          </w:p>
+        </w:tc>
+        <w:tc>
+          <w:tcPr>
+            <w:tcW w:type="dxa" w:w="1247"/>
+            <w:tcMar>
+              <w:top w:w="80" w:type="dxa"/>
+              <w:bottom w:w="80" w:type="dxa"/>
+              <w:left w:w="80" w:type="dxa"/>
+              <w:right w:w="80" w:type="dxa"/>
+            </w:tcMar>
+            <w:shd w:fill="F4F5F6"/>
+            <w:vAlign w:val="center"/>
+          </w:tcPr>
+          <w:p>
+            <w:pPr>
+              <w:spacing w:before="0" w:after="0"/>
+              <w:jc w:val="center"/>
+            </w:pPr>
+            <w:r>
+              <w:rPr>
+                <w:color w:val="202426"/>
+                <w:sz w:val="15"/>
+              </w:rPr>
+              <w:t>Melampaui Batas</w:t>
+            </w:r>
+          </w:p>
+        </w:tc>
+      </w:tr>
+    </w:tbl>
+    <w:p>
+      <w:pPr>
+        <w:spacing w:before="0" w:after="120"/>
+      </w:pPr>
+    </w:p>
+    <w:p>
+      <w:pPr>
+        <w:keepNext/>
+        <w:spacing w:before="160" w:after="60"/>
+      </w:pPr>
+      <w:r>
+        <w:rPr>
+          <w:b/>
+          <w:i/>
+          <w:color w:val="143642"/>
+          <w:sz w:val="17"/>
+        </w:rPr>
+        <w:t>Tabel 6.18: Rekapitulasi Skor 5 Pilar &amp; Status Ekologis Komposit Provinsi Sulawesi Selatan</w:t>
+      </w:r>
+    </w:p>
+    <w:tbl>
+      <w:tblPr>
+        <w:tblW w:type="auto" w:w="0"/>
+        <w:jc w:val="center"/>
+        <w:tblLook w:firstColumn="1" w:firstRow="1" w:lastColumn="0" w:lastRow="0" w:noHBand="0" w:noVBand="1" w:val="04A0"/>
+        <w:tblBorders>
+          <w:top w:val="single" w:sz="6" w:space="0" w:color="D3D3D3"/>
+          <w:bottom w:val="single" w:sz="8" w:space="0" w:color="143642"/>
+          <w:insideH w:val="single" w:sz="4" w:space="0" w:color="D3D3D3"/>
+          <w:insideV w:val="none"/>
+          <w:left w:val="none"/>
+          <w:right w:val="none"/>
+        </w:tblBorders>
+      </w:tblPr>
+      <w:tblGrid>
+        <w:gridCol w:w="1928"/>
+        <w:gridCol w:w="1928"/>
+        <w:gridCol w:w="1928"/>
+        <w:gridCol w:w="1928"/>
+        <w:gridCol w:w="1928"/>
+      </w:tblGrid>
+      <w:tr>
+        <w:trPr>
+          <w:tblHeader/>
+        </w:trPr>
+        <w:tc>
+          <w:tcPr>
+            <w:tcW w:type="dxa" w:w="1417"/>
+            <w:tcMar>
+              <w:top w:w="100" w:type="dxa"/>
+              <w:bottom w:w="100" w:type="dxa"/>
+              <w:left w:w="100" w:type="dxa"/>
+              <w:right w:w="100" w:type="dxa"/>
+            </w:tcMar>
+            <w:shd w:fill="143642"/>
+            <w:vAlign w:val="center"/>
+          </w:tcPr>
+          <w:p>
+            <w:pPr>
+              <w:spacing w:before="0" w:after="0"/>
+              <w:jc w:val="center"/>
+            </w:pPr>
+            <w:r>
+              <w:rPr>
+                <w:b/>
+                <w:color w:val="FFFFFF"/>
+                <w:sz w:val="16"/>
+              </w:rPr>
+              <w:t>Pilar / Dimensi</w:t>
+            </w:r>
+          </w:p>
+        </w:tc>
+        <w:tc>
+          <w:tcPr>
+            <w:tcW w:type="dxa" w:w="2551"/>
+            <w:tcMar>
+              <w:top w:w="100" w:type="dxa"/>
+              <w:bottom w:w="100" w:type="dxa"/>
+              <w:left w:w="100" w:type="dxa"/>
+              <w:right w:w="100" w:type="dxa"/>
+            </w:tcMar>
+            <w:shd w:fill="143642"/>
+            <w:vAlign w:val="center"/>
+          </w:tcPr>
+          <w:p>
+            <w:pPr>
+              <w:spacing w:before="0" w:after="0"/>
+              <w:jc w:val="center"/>
+            </w:pPr>
+            <w:r>
+              <w:rPr>
+                <w:b/>
+                <w:color w:val="FFFFFF"/>
+                <w:sz w:val="16"/>
+              </w:rPr>
+              <w:t>Cakupan Indikator Kunci</w:t>
+            </w:r>
+          </w:p>
+        </w:tc>
+        <w:tc>
+          <w:tcPr>
+            <w:tcW w:type="dxa" w:w="1247"/>
+            <w:tcMar>
+              <w:top w:w="100" w:type="dxa"/>
+              <w:bottom w:w="100" w:type="dxa"/>
+              <w:left w:w="100" w:type="dxa"/>
+              <w:right w:w="100" w:type="dxa"/>
+            </w:tcMar>
+            <w:shd w:fill="143642"/>
+            <w:vAlign w:val="center"/>
+          </w:tcPr>
+          <w:p>
+            <w:pPr>
+              <w:spacing w:before="0" w:after="0"/>
+              <w:jc w:val="center"/>
+            </w:pPr>
+            <w:r>
+              <w:rPr>
+                <w:b/>
+                <w:color w:val="FFFFFF"/>
+                <w:sz w:val="16"/>
+              </w:rPr>
+              <w:t>Skor Likert Pilar (0-5)</w:t>
+            </w:r>
+          </w:p>
+        </w:tc>
+        <w:tc>
+          <w:tcPr>
+            <w:tcW w:type="dxa" w:w="1587"/>
+            <w:tcMar>
+              <w:top w:w="100" w:type="dxa"/>
+              <w:bottom w:w="100" w:type="dxa"/>
+              <w:left w:w="100" w:type="dxa"/>
+              <w:right w:w="100" w:type="dxa"/>
+            </w:tcMar>
+            <w:shd w:fill="143642"/>
+            <w:vAlign w:val="center"/>
+          </w:tcPr>
+          <w:p>
+            <w:pPr>
+              <w:spacing w:before="0" w:after="0"/>
+              <w:jc w:val="center"/>
+            </w:pPr>
+            <w:r>
+              <w:rPr>
+                <w:b/>
+                <w:color w:val="FFFFFF"/>
+                <w:sz w:val="16"/>
+              </w:rPr>
+              <w:t>Status Ekologis</w:t>
+            </w:r>
+          </w:p>
+        </w:tc>
+        <w:tc>
+          <w:tcPr>
+            <w:tcW w:type="dxa" w:w="2835"/>
+            <w:tcMar>
+              <w:top w:w="100" w:type="dxa"/>
+              <w:bottom w:w="100" w:type="dxa"/>
+              <w:left w:w="100" w:type="dxa"/>
+              <w:right w:w="100" w:type="dxa"/>
+            </w:tcMar>
+            <w:shd w:fill="143642"/>
+            <w:vAlign w:val="center"/>
+          </w:tcPr>
+          <w:p>
+            <w:pPr>
+              <w:spacing w:before="0" w:after="0"/>
+              <w:jc w:val="center"/>
+            </w:pPr>
+            <w:r>
+              <w:rPr>
+                <w:b/>
+                <w:color w:val="FFFFFF"/>
+                <w:sz w:val="16"/>
+              </w:rPr>
+              <w:t>Interpretasi Temuan Lapangan Sulsel</w:t>
+            </w:r>
+          </w:p>
+        </w:tc>
+      </w:tr>
+      <w:tr>
+        <w:tc>
+          <w:tcPr>
+            <w:tcW w:type="dxa" w:w="1417"/>
+            <w:tcMar>
+              <w:top w:w="80" w:type="dxa"/>
+              <w:bottom w:w="80" w:type="dxa"/>
+              <w:left w:w="80" w:type="dxa"/>
+              <w:right w:w="80" w:type="dxa"/>
+            </w:tcMar>
+            <w:shd w:fill="FFFFFF"/>
+            <w:vAlign w:val="center"/>
+          </w:tcPr>
+          <w:p>
+            <w:pPr>
+              <w:spacing w:before="0" w:after="0"/>
+              <w:jc w:val="center"/>
+            </w:pPr>
+            <w:r>
+              <w:rPr>
+                <w:color w:val="202426"/>
+                <w:sz w:val="16"/>
+              </w:rPr>
+              <w:t>Pilar 1: Udara</w:t>
+            </w:r>
+          </w:p>
+        </w:tc>
+        <w:tc>
+          <w:tcPr>
+            <w:tcW w:type="dxa" w:w="2551"/>
+            <w:tcMar>
+              <w:top w:w="80" w:type="dxa"/>
+              <w:bottom w:w="80" w:type="dxa"/>
+              <w:left w:w="80" w:type="dxa"/>
+              <w:right w:w="80" w:type="dxa"/>
+            </w:tcMar>
+            <w:shd w:fill="FFFFFF"/>
+            <w:vAlign w:val="center"/>
+          </w:tcPr>
+          <w:p>
+            <w:pPr>
+              <w:spacing w:before="0" w:after="0"/>
+              <w:jc w:val="left"/>
+            </w:pPr>
+            <w:r>
+              <w:rPr>
+                <w:color w:val="202426"/>
+                <w:sz w:val="16"/>
+              </w:rPr>
+              <w:t>PLTU (600 MW), NO2 (6.4e-6), ISPA (0.39x), B3 (1.0 Jt Ton), CO2 (139 Jt Ton)</w:t>
+            </w:r>
+          </w:p>
+        </w:tc>
+        <w:tc>
+          <w:tcPr>
+            <w:tcW w:type="dxa" w:w="1247"/>
+            <w:tcMar>
+              <w:top w:w="80" w:type="dxa"/>
+              <w:bottom w:w="80" w:type="dxa"/>
+              <w:left w:w="80" w:type="dxa"/>
+              <w:right w:w="80" w:type="dxa"/>
+            </w:tcMar>
+            <w:shd w:fill="FFFFFF"/>
+            <w:vAlign w:val="center"/>
+          </w:tcPr>
+          <w:p>
+            <w:pPr>
+              <w:spacing w:before="0" w:after="0"/>
+              <w:jc w:val="center"/>
+            </w:pPr>
+            <w:r>
+              <w:rPr>
+                <w:color w:val="202426"/>
+                <w:sz w:val="16"/>
+              </w:rPr>
+              <w:t>2.1 / 5</w:t>
+            </w:r>
+          </w:p>
+        </w:tc>
+        <w:tc>
+          <w:tcPr>
+            <w:tcW w:type="dxa" w:w="1587"/>
+            <w:tcMar>
+              <w:top w:w="80" w:type="dxa"/>
+              <w:bottom w:w="80" w:type="dxa"/>
+              <w:left w:w="80" w:type="dxa"/>
+              <w:right w:w="80" w:type="dxa"/>
+            </w:tcMar>
+            <w:shd w:fill="FFFFFF"/>
+            <w:vAlign w:val="center"/>
+          </w:tcPr>
+          <w:p>
+            <w:pPr>
+              <w:spacing w:before="0" w:after="0"/>
+              <w:jc w:val="center"/>
+            </w:pPr>
+            <w:r>
+              <w:rPr>
+                <w:color w:val="202426"/>
+                <w:sz w:val="16"/>
+              </w:rPr>
+              <w:t>Tidak Melampaui Batas</w:t>
+            </w:r>
+          </w:p>
+        </w:tc>
+        <w:tc>
+          <w:tcPr>
+            <w:tcW w:type="dxa" w:w="2835"/>
+            <w:tcMar>
+              <w:top w:w="80" w:type="dxa"/>
+              <w:bottom w:w="80" w:type="dxa"/>
+              <w:left w:w="80" w:type="dxa"/>
+              <w:right w:w="80" w:type="dxa"/>
+            </w:tcMar>
+            <w:shd w:fill="FFFFFF"/>
+            <w:vAlign w:val="center"/>
+          </w:tcPr>
+          <w:p>
+            <w:pPr>
+              <w:spacing w:before="0" w:after="0"/>
+              <w:jc w:val="left"/>
+            </w:pPr>
+            <w:r>
+              <w:rPr>
+                <w:color w:val="202426"/>
+                <w:sz w:val="16"/>
+              </w:rPr>
+              <w:t>Konsentrasi NO2 Satelit &amp; Emisi PLTU Jeneponto/Barru</w:t>
+            </w:r>
+          </w:p>
+        </w:tc>
+      </w:tr>
+      <w:tr>
+        <w:tc>
+          <w:tcPr>
+            <w:tcW w:type="dxa" w:w="1417"/>
+            <w:tcMar>
+              <w:top w:w="80" w:type="dxa"/>
+              <w:bottom w:w="80" w:type="dxa"/>
+              <w:left w:w="80" w:type="dxa"/>
+              <w:right w:w="80" w:type="dxa"/>
+            </w:tcMar>
+            <w:shd w:fill="F4F5F6"/>
+            <w:vAlign w:val="center"/>
+          </w:tcPr>
+          <w:p>
+            <w:pPr>
+              <w:spacing w:before="0" w:after="0"/>
+              <w:jc w:val="center"/>
+            </w:pPr>
+            <w:r>
+              <w:rPr>
+                <w:color w:val="202426"/>
+                <w:sz w:val="16"/>
+              </w:rPr>
+              <w:t>Pilar 2: Air</w:t>
+            </w:r>
+          </w:p>
+        </w:tc>
+        <w:tc>
+          <w:tcPr>
+            <w:tcW w:type="dxa" w:w="2551"/>
+            <w:tcMar>
+              <w:top w:w="80" w:type="dxa"/>
+              <w:bottom w:w="80" w:type="dxa"/>
+              <w:left w:w="80" w:type="dxa"/>
+              <w:right w:w="80" w:type="dxa"/>
+            </w:tcMar>
+            <w:shd w:fill="F4F5F6"/>
+            <w:vAlign w:val="center"/>
+          </w:tcPr>
+          <w:p>
+            <w:pPr>
+              <w:spacing w:before="0" w:after="0"/>
+              <w:jc w:val="left"/>
+            </w:pPr>
+            <w:r>
+              <w:rPr>
+                <w:color w:val="202426"/>
+                <w:sz w:val="16"/>
+              </w:rPr>
+              <w:t>IKA (58.50), Diare (0.91x), Tailing (1.0 Jt Ton), Cr6+ (1.0), Konflik Laut (7 Kasus)</w:t>
+            </w:r>
+          </w:p>
+        </w:tc>
+        <w:tc>
+          <w:tcPr>
+            <w:tcW w:type="dxa" w:w="1247"/>
+            <w:tcMar>
+              <w:top w:w="80" w:type="dxa"/>
+              <w:bottom w:w="80" w:type="dxa"/>
+              <w:left w:w="80" w:type="dxa"/>
+              <w:right w:w="80" w:type="dxa"/>
+            </w:tcMar>
+            <w:shd w:fill="F4F5F6"/>
+            <w:vAlign w:val="center"/>
+          </w:tcPr>
+          <w:p>
+            <w:pPr>
+              <w:spacing w:before="0" w:after="0"/>
+              <w:jc w:val="center"/>
+            </w:pPr>
+            <w:r>
+              <w:rPr>
+                <w:color w:val="202426"/>
+                <w:sz w:val="16"/>
+              </w:rPr>
+              <w:t>2.9 / 5</w:t>
+            </w:r>
+          </w:p>
+        </w:tc>
+        <w:tc>
+          <w:tcPr>
+            <w:tcW w:type="dxa" w:w="1587"/>
+            <w:tcMar>
+              <w:top w:w="80" w:type="dxa"/>
+              <w:bottom w:w="80" w:type="dxa"/>
+              <w:left w:w="80" w:type="dxa"/>
+              <w:right w:w="80" w:type="dxa"/>
+            </w:tcMar>
+            <w:shd w:fill="F4F5F6"/>
+            <w:vAlign w:val="center"/>
+          </w:tcPr>
+          <w:p>
+            <w:pPr>
+              <w:spacing w:before="0" w:after="0"/>
+              <w:jc w:val="center"/>
+            </w:pPr>
+            <w:r>
+              <w:rPr>
+                <w:color w:val="202426"/>
+                <w:sz w:val="16"/>
+              </w:rPr>
+              <w:t>Mendekati Batas</w:t>
+            </w:r>
+          </w:p>
+        </w:tc>
+        <w:tc>
+          <w:tcPr>
+            <w:tcW w:type="dxa" w:w="2835"/>
+            <w:tcMar>
+              <w:top w:w="80" w:type="dxa"/>
+              <w:bottom w:w="80" w:type="dxa"/>
+              <w:left w:w="80" w:type="dxa"/>
+              <w:right w:w="80" w:type="dxa"/>
+            </w:tcMar>
+            <w:shd w:fill="F4F5F6"/>
+            <w:vAlign w:val="center"/>
+          </w:tcPr>
+          <w:p>
+            <w:pPr>
+              <w:spacing w:before="0" w:after="0"/>
+              <w:jc w:val="left"/>
+            </w:pPr>
+            <w:r>
+              <w:rPr>
+                <w:color w:val="202426"/>
+                <w:sz w:val="16"/>
+              </w:rPr>
+              <w:t>Toksisitas Logam Berat Cr6+ &amp; Konflik Ruang Tangkap Nelayan Terbanyak</w:t>
+            </w:r>
+          </w:p>
+        </w:tc>
+      </w:tr>
+      <w:tr>
+        <w:tc>
+          <w:tcPr>
+            <w:tcW w:type="dxa" w:w="1417"/>
+            <w:tcMar>
+              <w:top w:w="80" w:type="dxa"/>
+              <w:bottom w:w="80" w:type="dxa"/>
+              <w:left w:w="80" w:type="dxa"/>
+              <w:right w:w="80" w:type="dxa"/>
+            </w:tcMar>
+            <w:shd w:fill="FFFFFF"/>
+            <w:vAlign w:val="center"/>
+          </w:tcPr>
+          <w:p>
+            <w:pPr>
+              <w:spacing w:before="0" w:after="0"/>
+              <w:jc w:val="center"/>
+            </w:pPr>
+            <w:r>
+              <w:rPr>
+                <w:color w:val="202426"/>
+                <w:sz w:val="16"/>
+              </w:rPr>
+              <w:t>Pilar 3: Lahan</w:t>
+            </w:r>
+          </w:p>
+        </w:tc>
+        <w:tc>
+          <w:tcPr>
+            <w:tcW w:type="dxa" w:w="2551"/>
+            <w:tcMar>
+              <w:top w:w="80" w:type="dxa"/>
+              <w:bottom w:w="80" w:type="dxa"/>
+              <w:left w:w="80" w:type="dxa"/>
+              <w:right w:w="80" w:type="dxa"/>
+            </w:tcMar>
+            <w:shd w:fill="FFFFFF"/>
+            <w:vAlign w:val="center"/>
+          </w:tcPr>
+          <w:p>
+            <w:pPr>
+              <w:spacing w:before="0" w:after="0"/>
+              <w:jc w:val="left"/>
+            </w:pPr>
+            <w:r>
+              <w:rPr>
+                <w:color w:val="202426"/>
+                <w:sz w:val="16"/>
+              </w:rPr>
+              <w:t>Bencana (669 Kejadian), Deforestasi (261k Ha), Lindung (5.3k Ha), IUP (3.88%)</w:t>
+            </w:r>
+          </w:p>
+        </w:tc>
+        <w:tc>
+          <w:tcPr>
+            <w:tcW w:type="dxa" w:w="1247"/>
+            <w:tcMar>
+              <w:top w:w="80" w:type="dxa"/>
+              <w:bottom w:w="80" w:type="dxa"/>
+              <w:left w:w="80" w:type="dxa"/>
+              <w:right w:w="80" w:type="dxa"/>
+            </w:tcMar>
+            <w:shd w:fill="FFFFFF"/>
+            <w:vAlign w:val="center"/>
+          </w:tcPr>
+          <w:p>
+            <w:pPr>
+              <w:spacing w:before="0" w:after="0"/>
+              <w:jc w:val="center"/>
+            </w:pPr>
+            <w:r>
+              <w:rPr>
+                <w:color w:val="202426"/>
+                <w:sz w:val="16"/>
+              </w:rPr>
+              <w:t>2.7 / 5</w:t>
+            </w:r>
+          </w:p>
+        </w:tc>
+        <w:tc>
+          <w:tcPr>
+            <w:tcW w:type="dxa" w:w="1587"/>
+            <w:tcMar>
+              <w:top w:w="80" w:type="dxa"/>
+              <w:bottom w:w="80" w:type="dxa"/>
+              <w:left w:w="80" w:type="dxa"/>
+              <w:right w:w="80" w:type="dxa"/>
+            </w:tcMar>
+            <w:shd w:fill="FFFFFF"/>
+            <w:vAlign w:val="center"/>
+          </w:tcPr>
+          <w:p>
+            <w:pPr>
+              <w:spacing w:before="0" w:after="0"/>
+              <w:jc w:val="center"/>
+            </w:pPr>
+            <w:r>
+              <w:rPr>
+                <w:color w:val="202426"/>
+                <w:sz w:val="16"/>
+              </w:rPr>
+              <w:t>Mendekati Batas</w:t>
+            </w:r>
+          </w:p>
+        </w:tc>
+        <w:tc>
+          <w:tcPr>
+            <w:tcW w:type="dxa" w:w="2835"/>
+            <w:tcMar>
+              <w:top w:w="80" w:type="dxa"/>
+              <w:bottom w:w="80" w:type="dxa"/>
+              <w:left w:w="80" w:type="dxa"/>
+              <w:right w:w="80" w:type="dxa"/>
+            </w:tcMar>
+            <w:shd w:fill="FFFFFF"/>
+            <w:vAlign w:val="center"/>
+          </w:tcPr>
+          <w:p>
+            <w:pPr>
+              <w:spacing w:before="0" w:after="0"/>
+              <w:jc w:val="left"/>
+            </w:pPr>
+            <w:r>
+              <w:rPr>
+                <w:color w:val="202426"/>
+                <w:sz w:val="16"/>
+              </w:rPr>
+              <w:t>Kerentanan Hidrometeorologi Terparah Se-Sulawesi &amp; Banjir Bandang DAS</w:t>
+            </w:r>
+          </w:p>
+        </w:tc>
+      </w:tr>
+      <w:tr>
+        <w:tc>
+          <w:tcPr>
+            <w:tcW w:type="dxa" w:w="1417"/>
+            <w:tcMar>
+              <w:top w:w="80" w:type="dxa"/>
+              <w:bottom w:w="80" w:type="dxa"/>
+              <w:left w:w="80" w:type="dxa"/>
+              <w:right w:w="80" w:type="dxa"/>
+            </w:tcMar>
+            <w:shd w:fill="F4F5F6"/>
+            <w:vAlign w:val="center"/>
+          </w:tcPr>
+          <w:p>
+            <w:pPr>
+              <w:spacing w:before="0" w:after="0"/>
+              <w:jc w:val="center"/>
+            </w:pPr>
+            <w:r>
+              <w:rPr>
+                <w:color w:val="202426"/>
+                <w:sz w:val="16"/>
+              </w:rPr>
+              <w:t>Pilar 4: Sosial</w:t>
+            </w:r>
+          </w:p>
+        </w:tc>
+        <w:tc>
+          <w:tcPr>
+            <w:tcW w:type="dxa" w:w="2551"/>
+            <w:tcMar>
+              <w:top w:w="80" w:type="dxa"/>
+              <w:bottom w:w="80" w:type="dxa"/>
+              <w:left w:w="80" w:type="dxa"/>
+              <w:right w:w="80" w:type="dxa"/>
+            </w:tcMar>
+            <w:shd w:fill="F4F5F6"/>
+            <w:vAlign w:val="center"/>
+          </w:tcPr>
+          <w:p>
+            <w:pPr>
+              <w:spacing w:before="0" w:after="0"/>
+              <w:jc w:val="left"/>
+            </w:pPr>
+            <w:r>
+              <w:rPr>
+                <w:color w:val="202426"/>
+                <w:sz w:val="16"/>
+              </w:rPr>
+              <w:t>FPIC (0 Kasus), Korban (2.257 Jiwa), Kriminalisasi (9 Insiden), Gap SPA (12.3%)</w:t>
+            </w:r>
+          </w:p>
+        </w:tc>
+        <w:tc>
+          <w:tcPr>
+            <w:tcW w:type="dxa" w:w="1247"/>
+            <w:tcMar>
+              <w:top w:w="80" w:type="dxa"/>
+              <w:bottom w:w="80" w:type="dxa"/>
+              <w:left w:w="80" w:type="dxa"/>
+              <w:right w:w="80" w:type="dxa"/>
+            </w:tcMar>
+            <w:shd w:fill="F4F5F6"/>
+            <w:vAlign w:val="center"/>
+          </w:tcPr>
+          <w:p>
+            <w:pPr>
+              <w:spacing w:before="0" w:after="0"/>
+              <w:jc w:val="center"/>
+            </w:pPr>
+            <w:r>
+              <w:rPr>
+                <w:color w:val="202426"/>
+                <w:sz w:val="16"/>
+              </w:rPr>
+              <w:t>2.4 / 5</w:t>
+            </w:r>
+          </w:p>
+        </w:tc>
+        <w:tc>
+          <w:tcPr>
+            <w:tcW w:type="dxa" w:w="1587"/>
+            <w:tcMar>
+              <w:top w:w="80" w:type="dxa"/>
+              <w:bottom w:w="80" w:type="dxa"/>
+              <w:left w:w="80" w:type="dxa"/>
+              <w:right w:w="80" w:type="dxa"/>
+            </w:tcMar>
+            <w:shd w:fill="F4F5F6"/>
+            <w:vAlign w:val="center"/>
+          </w:tcPr>
+          <w:p>
+            <w:pPr>
+              <w:spacing w:before="0" w:after="0"/>
+              <w:jc w:val="center"/>
+            </w:pPr>
+            <w:r>
+              <w:rPr>
+                <w:color w:val="202426"/>
+                <w:sz w:val="16"/>
+              </w:rPr>
+              <w:t>Tidak Melampaui Batas</w:t>
+            </w:r>
+          </w:p>
+        </w:tc>
+        <w:tc>
+          <w:tcPr>
+            <w:tcW w:type="dxa" w:w="2835"/>
+            <w:tcMar>
+              <w:top w:w="80" w:type="dxa"/>
+              <w:bottom w:w="80" w:type="dxa"/>
+              <w:left w:w="80" w:type="dxa"/>
+              <w:right w:w="80" w:type="dxa"/>
+            </w:tcMar>
+            <w:shd w:fill="F4F5F6"/>
+            <w:vAlign w:val="center"/>
+          </w:tcPr>
+          <w:p>
+            <w:pPr>
+              <w:spacing w:before="0" w:after="0"/>
+              <w:jc w:val="left"/>
+            </w:pPr>
+            <w:r>
+              <w:rPr>
+                <w:color w:val="202426"/>
+                <w:sz w:val="16"/>
+              </w:rPr>
+              <w:t>Angka Kriminalisasi Petani &amp; Pembela Lingkungan Tertinggi Se-Sulawesi</w:t>
+            </w:r>
+          </w:p>
+        </w:tc>
+      </w:tr>
+      <w:tr>
+        <w:tc>
+          <w:tcPr>
+            <w:tcW w:type="dxa" w:w="1417"/>
+            <w:tcMar>
+              <w:top w:w="80" w:type="dxa"/>
+              <w:bottom w:w="80" w:type="dxa"/>
+              <w:left w:w="80" w:type="dxa"/>
+              <w:right w:w="80" w:type="dxa"/>
+            </w:tcMar>
+            <w:shd w:fill="FFFFFF"/>
+            <w:vAlign w:val="center"/>
+          </w:tcPr>
+          <w:p>
+            <w:pPr>
+              <w:spacing w:before="0" w:after="0"/>
+              <w:jc w:val="center"/>
+            </w:pPr>
+            <w:r>
+              <w:rPr>
+                <w:color w:val="202426"/>
+                <w:sz w:val="16"/>
+              </w:rPr>
+              <w:t>Pilar 5: Veto</w:t>
+            </w:r>
+          </w:p>
+        </w:tc>
+        <w:tc>
+          <w:tcPr>
+            <w:tcW w:type="dxa" w:w="2551"/>
+            <w:tcMar>
+              <w:top w:w="80" w:type="dxa"/>
+              <w:bottom w:w="80" w:type="dxa"/>
+              <w:left w:w="80" w:type="dxa"/>
+              <w:right w:w="80" w:type="dxa"/>
+            </w:tcMar>
+            <w:shd w:fill="FFFFFF"/>
+            <w:vAlign w:val="center"/>
+          </w:tcPr>
+          <w:p>
+            <w:pPr>
+              <w:spacing w:before="0" w:after="0"/>
+              <w:jc w:val="left"/>
+            </w:pPr>
+            <w:r>
+              <w:rPr>
+                <w:color w:val="202426"/>
+                <w:sz w:val="16"/>
+              </w:rPr>
+              <w:t>Obral Izin (105 IUP Baru), Korporat Ilegal (10 Perusahaan), Pengawasan Lemah</w:t>
+            </w:r>
+          </w:p>
+        </w:tc>
+        <w:tc>
+          <w:tcPr>
+            <w:tcW w:type="dxa" w:w="1247"/>
+            <w:tcMar>
+              <w:top w:w="80" w:type="dxa"/>
+              <w:bottom w:w="80" w:type="dxa"/>
+              <w:left w:w="80" w:type="dxa"/>
+              <w:right w:w="80" w:type="dxa"/>
+            </w:tcMar>
+            <w:shd w:fill="FFFFFF"/>
+            <w:vAlign w:val="center"/>
+          </w:tcPr>
+          <w:p>
+            <w:pPr>
+              <w:spacing w:before="0" w:after="0"/>
+              <w:jc w:val="center"/>
+            </w:pPr>
+            <w:r>
+              <w:rPr>
+                <w:color w:val="202426"/>
+                <w:sz w:val="16"/>
+              </w:rPr>
+              <w:t>3.1 / 5</w:t>
+            </w:r>
+          </w:p>
+        </w:tc>
+        <w:tc>
+          <w:tcPr>
+            <w:tcW w:type="dxa" w:w="1587"/>
+            <w:tcMar>
+              <w:top w:w="80" w:type="dxa"/>
+              <w:bottom w:w="80" w:type="dxa"/>
+              <w:left w:w="80" w:type="dxa"/>
+              <w:right w:w="80" w:type="dxa"/>
+            </w:tcMar>
+            <w:shd w:fill="FFFFFF"/>
+            <w:vAlign w:val="center"/>
+          </w:tcPr>
+          <w:p>
+            <w:pPr>
+              <w:spacing w:before="0" w:after="0"/>
+              <w:jc w:val="center"/>
+            </w:pPr>
+            <w:r>
+              <w:rPr>
+                <w:color w:val="202426"/>
+                <w:sz w:val="16"/>
+              </w:rPr>
+              <w:t>Mendekati Batas</w:t>
+            </w:r>
+          </w:p>
+        </w:tc>
+        <w:tc>
+          <w:tcPr>
+            <w:tcW w:type="dxa" w:w="2835"/>
+            <w:tcMar>
+              <w:top w:w="80" w:type="dxa"/>
+              <w:bottom w:w="80" w:type="dxa"/>
+              <w:left w:w="80" w:type="dxa"/>
+              <w:right w:w="80" w:type="dxa"/>
+            </w:tcMar>
+            <w:shd w:fill="FFFFFF"/>
+            <w:vAlign w:val="center"/>
+          </w:tcPr>
+          <w:p>
+            <w:pPr>
+              <w:spacing w:before="0" w:after="0"/>
+              <w:jc w:val="left"/>
+            </w:pPr>
+            <w:r>
+              <w:rPr>
+                <w:color w:val="202426"/>
+                <w:sz w:val="16"/>
+              </w:rPr>
+              <w:t>Aktivitas Tambang Ilegal Terbanyak Se-Sulawesi di Kawasan DAS &amp; Hutan</w:t>
+            </w:r>
+          </w:p>
+        </w:tc>
+      </w:tr>
+      <w:tr>
+        <w:tc>
+          <w:tcPr>
+            <w:tcW w:type="dxa" w:w="1417"/>
+            <w:tcMar>
+              <w:top w:w="80" w:type="dxa"/>
+              <w:bottom w:w="80" w:type="dxa"/>
+              <w:left w:w="80" w:type="dxa"/>
+              <w:right w:w="80" w:type="dxa"/>
+            </w:tcMar>
+            <w:shd w:fill="E6ECF0"/>
+            <w:vAlign w:val="center"/>
+          </w:tcPr>
+          <w:p>
+            <w:pPr>
+              <w:spacing w:before="0" w:after="0"/>
+              <w:jc w:val="center"/>
+            </w:pPr>
+            <w:r>
+              <w:rPr>
+                <w:b/>
+                <w:color w:val="202426"/>
+                <w:sz w:val="16"/>
+              </w:rPr>
+              <w:t>SKOR KOMPOSIT SULSEL</w:t>
+            </w:r>
+          </w:p>
+        </w:tc>
+        <w:tc>
+          <w:tcPr>
+            <w:tcW w:type="dxa" w:w="2551"/>
+            <w:tcMar>
+              <w:top w:w="80" w:type="dxa"/>
+              <w:bottom w:w="80" w:type="dxa"/>
+              <w:left w:w="80" w:type="dxa"/>
+              <w:right w:w="80" w:type="dxa"/>
+            </w:tcMar>
+            <w:shd w:fill="E6ECF0"/>
+            <w:vAlign w:val="center"/>
+          </w:tcPr>
+          <w:p>
+            <w:pPr>
+              <w:spacing w:before="0" w:after="0"/>
+              <w:jc w:val="left"/>
+            </w:pPr>
+            <w:r>
+              <w:rPr>
+                <w:b/>
+                <w:color w:val="202426"/>
+                <w:sz w:val="16"/>
+              </w:rPr>
+              <w:t>Agregasi 5 Pilar EWM Weighted Average (Z-Score Standardization)</w:t>
+            </w:r>
+          </w:p>
+        </w:tc>
+        <w:tc>
+          <w:tcPr>
+            <w:tcW w:type="dxa" w:w="1247"/>
+            <w:tcMar>
+              <w:top w:w="80" w:type="dxa"/>
+              <w:bottom w:w="80" w:type="dxa"/>
+              <w:left w:w="80" w:type="dxa"/>
+              <w:right w:w="80" w:type="dxa"/>
+            </w:tcMar>
+            <w:shd w:fill="E6ECF0"/>
+            <w:vAlign w:val="center"/>
+          </w:tcPr>
+          <w:p>
+            <w:pPr>
+              <w:spacing w:before="0" w:after="0"/>
+              <w:jc w:val="center"/>
+            </w:pPr>
+            <w:r>
+              <w:rPr>
+                <w:b/>
+                <w:color w:val="202426"/>
+                <w:sz w:val="16"/>
+              </w:rPr>
+              <w:t>2.6 / 5</w:t>
+            </w:r>
+          </w:p>
+        </w:tc>
+        <w:tc>
+          <w:tcPr>
+            <w:tcW w:type="dxa" w:w="1587"/>
+            <w:tcMar>
+              <w:top w:w="80" w:type="dxa"/>
+              <w:bottom w:w="80" w:type="dxa"/>
+              <w:left w:w="80" w:type="dxa"/>
+              <w:right w:w="80" w:type="dxa"/>
+            </w:tcMar>
+            <w:shd w:fill="E6ECF0"/>
+            <w:vAlign w:val="center"/>
+          </w:tcPr>
+          <w:p>
+            <w:pPr>
+              <w:spacing w:before="0" w:after="0"/>
+              <w:jc w:val="center"/>
+            </w:pPr>
+            <w:r>
+              <w:rPr>
+                <w:b/>
+                <w:color w:val="202426"/>
+                <w:sz w:val="16"/>
+              </w:rPr>
+              <w:t>Mendekati Batas</w:t>
+            </w:r>
+          </w:p>
+        </w:tc>
+        <w:tc>
+          <w:tcPr>
+            <w:tcW w:type="dxa" w:w="2835"/>
+            <w:tcMar>
+              <w:top w:w="80" w:type="dxa"/>
+              <w:bottom w:w="80" w:type="dxa"/>
+              <w:left w:w="80" w:type="dxa"/>
+              <w:right w:w="80" w:type="dxa"/>
+            </w:tcMar>
+            <w:shd w:fill="E6ECF0"/>
+            <w:vAlign w:val="center"/>
+          </w:tcPr>
+          <w:p>
+            <w:pPr>
+              <w:spacing w:before="0" w:after="0"/>
+              <w:jc w:val="left"/>
+            </w:pPr>
+            <w:r>
+              <w:rPr>
+                <w:b/>
+                <w:color w:val="202426"/>
+                <w:sz w:val="16"/>
+              </w:rPr>
+              <w:t>STATUS AMBANG BATAS: OUTLIER BENCANA, KRIMINALISASI &amp; CR6+</w:t>
+            </w:r>
+          </w:p>
+        </w:tc>
+      </w:tr>
+    </w:tbl>
+    <w:p>
+      <w:pPr>
+        <w:spacing w:before="0" w:after="120"/>
+      </w:pPr>
+    </w:p>
+    <w:p>
+      <w:pPr>
+        <w:keepNext/>
+        <w:spacing w:before="160" w:after="60"/>
+      </w:pPr>
+      <w:r>
+        <w:rPr>
+          <w:b/>
+          <w:color w:val="143642"/>
+          <w:sz w:val="19"/>
+        </w:rPr>
+        <w:t>C. Analisis Temuan Empiris (Sulsel)</w:t>
+      </w:r>
+    </w:p>
+    <w:p>
+      <w:pPr>
+        <w:spacing w:before="0" w:after="100" w:line="276" w:lineRule="auto"/>
+      </w:pPr>
+      <w:r>
+        <w:rPr>
+          <w:b/>
+          <w:i w:val="0"/>
+          <w:color w:val="202426"/>
+          <w:sz w:val="18"/>
+        </w:rPr>
+        <w:t xml:space="preserve">1. </w:t>
+      </w:r>
+      <w:r>
+        <w:rPr>
+          <w:b/>
+          <w:i w:val="0"/>
+          <w:color w:val="202426"/>
+          <w:sz w:val="18"/>
+        </w:rPr>
+        <w:t xml:space="preserve">Daya Tampung Udara (Skor 2.1 / 5 — Tidak Melampaui Batas): </w:t>
+      </w:r>
+      <w:r>
+        <w:rPr>
+          <w:b w:val="0"/>
+          <w:i w:val="0"/>
+          <w:color w:val="202426"/>
+          <w:sz w:val="18"/>
+        </w:rPr>
+        <w:t>Kapasitas PLTU captive beroperasi mencapai 600,0 MW (Punagaya Jeneponto &amp; Barru, Z = -0.36σ), emisi karbon 138,73 Jt Ton CO2e (Z = +0.05σ), namun konsentrasi gas NO2 satelit menyentuh 6,40e-06 mol/m² (Z = +0.65σ, Likert 4.0) yang mencerminkan beban emisi perkotaan dan industri KIMA.</w:t>
+        <w:br/>
+      </w:r>
+      <w:r>
+        <w:rPr>
+          <w:b/>
+          <w:i w:val="0"/>
+          <w:color w:val="202426"/>
+          <w:sz w:val="18"/>
+        </w:rPr>
+        <w:t xml:space="preserve">2. </w:t>
+      </w:r>
+      <w:r>
+        <w:rPr>
+          <w:b/>
+          <w:i w:val="0"/>
+          <w:color w:val="202426"/>
+          <w:sz w:val="18"/>
+        </w:rPr>
+        <w:t xml:space="preserve">Daya Tampung Air (Skor 2.9 / 5 — Mendekati Batas): </w:t>
+      </w:r>
+      <w:r>
+        <w:rPr>
+          <w:b w:val="0"/>
+          <w:i w:val="0"/>
+          <w:color w:val="202426"/>
+          <w:sz w:val="18"/>
+        </w:rPr>
+        <w:t>Rerata IKA bernilai 58,50 poin (Z = +0.35σ), namun terdeteksi kontaminasi toksik Heksavalen Kromium Cr6+ (Z = +2.03σ, Likert 5.0) di perairan Luwu Timur, serta meletusnya 7 kasus konflik ruang laut nelayan pesisir vs tambang pasir laut dan tongkang (Z = +1.56σ, Likert 5.0 — tertinggi se-Sulawesi).</w:t>
+        <w:br/>
+      </w:r>
+      <w:r>
+        <w:rPr>
+          <w:b/>
+          <w:i w:val="0"/>
+          <w:color w:val="202426"/>
+          <w:sz w:val="18"/>
+        </w:rPr>
+        <w:t xml:space="preserve">3. </w:t>
+      </w:r>
+      <w:r>
+        <w:rPr>
+          <w:b/>
+          <w:i w:val="0"/>
+          <w:color w:val="202426"/>
+          <w:sz w:val="18"/>
+        </w:rPr>
+        <w:t xml:space="preserve">Daya Dukung Lahan (Skor 2.7 / 5 — Mendekati Batas): </w:t>
+      </w:r>
+      <w:r>
+        <w:rPr>
+          <w:b w:val="0"/>
+          <w:i w:val="0"/>
+          <w:color w:val="202426"/>
+          <w:sz w:val="18"/>
+        </w:rPr>
+        <w:t>Sulsel memikul bencana hidrometeorologi terparah se-Sulawesi dengan 669 kejadian banjir bandang dan longsor (Z = +1.63σ, Likert 5.0), dipicu laju deforestasi primer 261.147 Ha (Z = +0.19σ) dan perambahan 5.314 Ha hutan lindung di kawasan hulu DAS.</w:t>
+        <w:br/>
+      </w:r>
+      <w:r>
+        <w:rPr>
+          <w:b/>
+          <w:i w:val="0"/>
+          <w:color w:val="202426"/>
+          <w:sz w:val="18"/>
+        </w:rPr>
+        <w:t xml:space="preserve">4. </w:t>
+      </w:r>
+      <w:r>
+        <w:rPr>
+          <w:b/>
+          <w:i w:val="0"/>
+          <w:color w:val="202426"/>
+          <w:sz w:val="18"/>
+        </w:rPr>
+        <w:t xml:space="preserve">Daya Dukung Sosial (Skor 2.4 / 5 — Tidak Melampaui Batas): </w:t>
+      </w:r>
+      <w:r>
+        <w:rPr>
+          <w:b w:val="0"/>
+          <w:i w:val="0"/>
+          <w:color w:val="202426"/>
+          <w:sz w:val="18"/>
+        </w:rPr>
+        <w:t>Meskipun jumlah warga terdampak langsung tercatat 2.257 jiwa (Z = -0.43σ), Sulawesi Selatan mencatat eskalasi represi terberat dengan 9 insiden kriminalisasi warga dan aktivis lingkungan (Z = +1.57σ, Likert 5.0 — rekor tertinggi se-Sulawesi).</w:t>
+        <w:br/>
+      </w:r>
+      <w:r>
+        <w:rPr>
+          <w:b/>
+          <w:i w:val="0"/>
+          <w:color w:val="202426"/>
+          <w:sz w:val="18"/>
+        </w:rPr>
+        <w:t xml:space="preserve">5. </w:t>
+      </w:r>
+      <w:r>
+        <w:rPr>
+          <w:b/>
+          <w:i w:val="0"/>
+          <w:color w:val="202426"/>
+          <w:sz w:val="18"/>
+        </w:rPr>
+        <w:t xml:space="preserve">Veto Kebijakan (Skor 3.1 / 5 — Mendekati Batas): </w:t>
+      </w:r>
+      <w:r>
+        <w:rPr>
+          <w:b w:val="0"/>
+          <w:i w:val="0"/>
+          <w:color w:val="202426"/>
+          <w:sz w:val="18"/>
+        </w:rPr>
+        <w:t>Ditemukan 10 korporasi tambang beroperasi ilegal di kawasan hutan lindung dan DAS (Z = +1.97σ, Likert 5.0 — tertinggi se-Sulawesi) serta diterbitkannya 105 IUP baru pasca-2014 (Z = +0.09σ).</w:t>
+        <w:br/>
+      </w:r>
+      <w:r>
+        <w:rPr>
+          <w:b/>
+          <w:i w:val="0"/>
+          <w:color w:val="202426"/>
+          <w:sz w:val="18"/>
+        </w:rPr>
+        <w:t xml:space="preserve">6. </w:t>
+      </w:r>
+      <w:r>
+        <w:rPr>
+          <w:b/>
+          <w:i w:val="0"/>
+          <w:color w:val="202426"/>
+          <w:sz w:val="18"/>
+        </w:rPr>
+        <w:t xml:space="preserve">Vonis Komposit Sulawesi Selatan (Skor 2.6 / 5.0 — Mendekati Batas): </w:t>
+      </w:r>
+      <w:r>
+        <w:rPr>
+          <w:b w:val="0"/>
+          <w:i w:val="0"/>
+          <w:color w:val="202426"/>
+          <w:sz w:val="18"/>
+        </w:rPr>
+        <w:t>Secara agregat, Sulawesi Selatan memperoleh Skor Komposit 2.6 / 5.0 (Ekuivalen WSM 5.29 / 10.0) dengan status MENDEKATI BATAS. Namun, audit forensik membuktikan kondisi darurat pada 5 indikator outlier kritis: Bencana Alam (669 kejadian), Konflik Pesisir (7 kasus), Kriminalisasi Pejuang HAM (9 insiden), Tambang Ilegal (10 korporasi), dan Toksisitas Cr6+ yang berada pada status RED ALERT (MELAMPAUI BATAS EKSTREM).</w:t>
       </w:r>
     </w:p>
     <w:sectPr>

--- a/tools/report_metodologi/bab_6/Metodologi_Bab6_Skoring_Provinsi.docx
+++ b/tools/report_metodologi/bab_6/Metodologi_Bab6_Skoring_Provinsi.docx
@@ -20746,6 +20746,5294 @@
           <w:sz w:val="18"/>
         </w:rPr>
         <w:t>Secara agregat, Sulawesi Selatan memperoleh Skor Komposit 2.6 / 5.0 (Ekuivalen WSM 5.29 / 10.0) dengan status MENDEKATI BATAS. Namun, audit forensik membuktikan kondisi darurat pada 5 indikator outlier kritis: Bencana Alam (669 kejadian), Konflik Pesisir (7 kasus), Kriminalisasi Pejuang HAM (9 insiden), Tambang Ilegal (10 korporasi), dan Toksisitas Cr6+ yang berada pada status RED ALERT (MELAMPAUI BATAS EKSTREM).</w:t>
+      </w:r>
+    </w:p>
+    <w:p>
+      <w:r>
+        <w:br w:type="page"/>
+      </w:r>
+    </w:p>
+    <w:p>
+      <w:pPr>
+        <w:keepNext/>
+        <w:spacing w:before="240" w:after="80"/>
+      </w:pPr>
+      <w:r>
+        <w:rPr>
+          <w:b/>
+          <w:color w:val="0F4C5C"/>
+          <w:sz w:val="22"/>
+        </w:rPr>
+        <w:t>6.6.4 Evaluasi Empiris D3TLH: Provinsi Sulawesi Barat (Sulbar)</w:t>
+      </w:r>
+    </w:p>
+    <w:tbl>
+      <w:tblPr>
+        <w:tblW w:type="auto" w:w="0"/>
+        <w:jc w:val="center"/>
+        <w:tblLook w:firstColumn="1" w:firstRow="1" w:lastColumn="0" w:lastRow="0" w:noHBand="0" w:noVBand="1" w:val="04A0"/>
+      </w:tblPr>
+      <w:tblGrid>
+        <w:gridCol w:w="9638"/>
+      </w:tblGrid>
+      <w:tr>
+        <w:tc>
+          <w:tcPr>
+            <w:tcW w:type="dxa" w:w="9638"/>
+            <w:shd w:fill="F4F5F6"/>
+            <w:tcMar>
+              <w:top w:w="120" w:type="dxa"/>
+              <w:bottom w:w="120" w:type="dxa"/>
+              <w:left w:w="160" w:type="dxa"/>
+              <w:right w:w="160" w:type="dxa"/>
+            </w:tcMar>
+            <w:tcBorders>
+              <w:left w:val="single" w:sz="24" w:space="0" w:color="143642"/>
+              <w:top w:val="none"/>
+              <w:right w:val="none"/>
+              <w:bottom w:val="none"/>
+            </w:tcBorders>
+          </w:tcPr>
+          <w:p>
+            <w:pPr>
+              <w:spacing w:before="0" w:after="40"/>
+            </w:pPr>
+            <w:r>
+              <w:rPr>
+                <w:b/>
+                <w:color w:val="143642"/>
+                <w:sz w:val="17"/>
+              </w:rPr>
+              <w:t>PROFIL EMPIRIS: Provinsi Sulawesi Barat (Bioregion Non-Hilirisasi &amp; Dominasi Agromaritim)</w:t>
+              <w:br/>
+            </w:r>
+            <w:r>
+              <w:rPr>
+                <w:color w:val="202426"/>
+                <w:sz w:val="16"/>
+              </w:rPr>
+              <w:t>Kabupaten/Kota: 6 Daerah  |  Basis Perekonomian: Perkebunan Sawit, Kakao &amp; Perikanan Tangkap  |  Populasi BPS: 1.419.229 Jiwa</w:t>
+              <w:br/>
+              <w:t>Karakteristik Krisis: Bebas dari ekspansi PLTU captive batubara (0 MW) dan nihil timbulan limbah B3/tailing nikel, namun menghadapi tekanan mutu air sungai (IKA 55,93 poin) akibat limbah PKS perkebunan sawit monokultur dan erosi DAS.</w:t>
+            </w:r>
+          </w:p>
+        </w:tc>
+      </w:tr>
+    </w:tbl>
+    <w:p>
+      <w:pPr>
+        <w:spacing w:before="0" w:after="80"/>
+      </w:pPr>
+    </w:p>
+    <w:p>
+      <w:pPr>
+        <w:keepNext/>
+        <w:spacing w:before="160" w:after="60"/>
+      </w:pPr>
+      <w:r>
+        <w:rPr>
+          <w:b/>
+          <w:color w:val="143642"/>
+          <w:sz w:val="19"/>
+        </w:rPr>
+        <w:t>A. Narasi Temuan Lapangan Sulbar</w:t>
+      </w:r>
+    </w:p>
+    <w:p>
+      <w:pPr>
+        <w:spacing w:before="0" w:after="100" w:line="276" w:lineRule="auto"/>
+      </w:pPr>
+      <w:r>
+        <w:rPr>
+          <w:b w:val="0"/>
+          <w:i w:val="0"/>
+          <w:color w:val="202426"/>
+          <w:sz w:val="18"/>
+        </w:rPr>
+        <w:t xml:space="preserve">Sebagai wilayah pemekaran dengan 6 kabupaten dan populasi 1,42 juta jiwa, </w:t>
+      </w:r>
+      <w:r>
+        <w:rPr>
+          <w:b/>
+          <w:i w:val="0"/>
+          <w:color w:val="202426"/>
+          <w:sz w:val="18"/>
+        </w:rPr>
+        <w:t>Provinsi Sulawesi Barat mencatatkan Skor Komposit 1.2 / 5.0 (Status: Tidak Melampaui Batas)</w:t>
+      </w:r>
+      <w:r>
+        <w:rPr>
+          <w:b w:val="0"/>
+          <w:i w:val="0"/>
+          <w:color w:val="202426"/>
+          <w:sz w:val="18"/>
+        </w:rPr>
+        <w:t xml:space="preserve">. Profil ekologis Sulbar menjadi </w:t>
+      </w:r>
+      <w:r>
+        <w:rPr>
+          <w:b/>
+          <w:i w:val="0"/>
+          <w:color w:val="202426"/>
+          <w:sz w:val="18"/>
+        </w:rPr>
+        <w:t>bukti empiris pembanding (control baseline)</w:t>
+      </w:r>
+      <w:r>
+        <w:rPr>
+          <w:b w:val="0"/>
+          <w:i w:val="0"/>
+          <w:color w:val="202426"/>
+          <w:sz w:val="18"/>
+        </w:rPr>
+        <w:t xml:space="preserve"> yang sangat berharga dalam laporan ini. Karena tidak menjadi lokasi hilirisasi industri nikel berskala raksasa, Sulbar terhindar dari akumulasi limbah B3, tailing laut, dan PLTU captive batubara yang menghancurkan daya lentur lingkungan hidup seperti di Sulteng dan Sultra.</w:t>
+      </w:r>
+    </w:p>
+    <w:p>
+      <w:pPr>
+        <w:spacing w:before="0" w:after="100" w:line="276" w:lineRule="auto"/>
+      </w:pPr>
+      <w:r>
+        <w:rPr>
+          <w:b w:val="0"/>
+          <w:i w:val="0"/>
+          <w:color w:val="202426"/>
+          <w:sz w:val="18"/>
+        </w:rPr>
+        <w:t xml:space="preserve">Kepadatan konsesi tambang nikel di Sulbar tercatat hanya </w:t>
+      </w:r>
+      <w:r>
+        <w:rPr>
+          <w:b/>
+          <w:i w:val="0"/>
+          <w:color w:val="202426"/>
+          <w:sz w:val="18"/>
+        </w:rPr>
+        <w:t>0,26% dari luas daratan provinsi (Z = -1.09σ, Likert 0.0 — Terendah se-Sulawesi)</w:t>
+      </w:r>
+      <w:r>
+        <w:rPr>
+          <w:b w:val="0"/>
+          <w:i w:val="0"/>
+          <w:color w:val="202426"/>
+          <w:sz w:val="18"/>
+        </w:rPr>
+        <w:t xml:space="preserve">. Namun demikian, evaluasi D3TLH mencatat </w:t>
+      </w:r>
+      <w:r>
+        <w:rPr>
+          <w:b/>
+          <w:i w:val="0"/>
+          <w:color w:val="202426"/>
+          <w:sz w:val="18"/>
+        </w:rPr>
+        <w:t>dua peringatan ekologis lokal (local stressor)</w:t>
+      </w:r>
+      <w:r>
+        <w:rPr>
+          <w:b w:val="0"/>
+          <w:i w:val="0"/>
+          <w:color w:val="202426"/>
+          <w:sz w:val="18"/>
+        </w:rPr>
+        <w:t>: yaitu penurunan Indeks Kualitas Air (IKA 55,93 poin, Z = +1.11σ, Likert 5.0) dan angka morbiditas diare sebesar 1,27x lipat (Z = +0.63σ, Likert 4.0), yang dipicu oleh pelepasan limbah cair pabrik kelapa sawit (PKS) monokultur di Pasangkayu dan Mamuju Tengah serta defisit sanitasi dasar perdesaan.</w:t>
+      </w:r>
+    </w:p>
+    <w:p>
+      <w:pPr>
+        <w:keepNext/>
+        <w:spacing w:before="160" w:after="60"/>
+      </w:pPr>
+      <w:r>
+        <w:rPr>
+          <w:b/>
+          <w:color w:val="143642"/>
+          <w:sz w:val="19"/>
+        </w:rPr>
+        <w:t>B. Matriks Hasil Uji Empiris (Sulbar)</w:t>
+      </w:r>
+    </w:p>
+    <w:p>
+      <w:pPr>
+        <w:keepNext/>
+        <w:spacing w:before="160" w:after="60"/>
+      </w:pPr>
+      <w:r>
+        <w:rPr>
+          <w:b/>
+          <w:i/>
+          <w:color w:val="143642"/>
+          <w:sz w:val="17"/>
+        </w:rPr>
+        <w:t>Tabel 6.19: Bedah Matematika 20 Indikator Empiris Provinsi Sulawesi Barat (Model Hybrid Z-Score &amp; EWM)</w:t>
+      </w:r>
+    </w:p>
+    <w:tbl>
+      <w:tblPr>
+        <w:tblW w:type="auto" w:w="0"/>
+        <w:jc w:val="center"/>
+        <w:tblLook w:firstColumn="1" w:firstRow="1" w:lastColumn="0" w:lastRow="0" w:noHBand="0" w:noVBand="1" w:val="04A0"/>
+        <w:tblBorders>
+          <w:top w:val="single" w:sz="6" w:space="0" w:color="D3D3D3"/>
+          <w:bottom w:val="single" w:sz="8" w:space="0" w:color="143642"/>
+          <w:insideH w:val="single" w:sz="4" w:space="0" w:color="D3D3D3"/>
+          <w:insideV w:val="none"/>
+          <w:left w:val="none"/>
+          <w:right w:val="none"/>
+        </w:tblBorders>
+      </w:tblPr>
+      <w:tblGrid>
+        <w:gridCol w:w="1377"/>
+        <w:gridCol w:w="1377"/>
+        <w:gridCol w:w="1377"/>
+        <w:gridCol w:w="1377"/>
+        <w:gridCol w:w="1377"/>
+        <w:gridCol w:w="1377"/>
+        <w:gridCol w:w="1377"/>
+      </w:tblGrid>
+      <w:tr>
+        <w:trPr>
+          <w:tblHeader/>
+        </w:trPr>
+        <w:tc>
+          <w:tcPr>
+            <w:tcW w:type="dxa" w:w="1247"/>
+            <w:tcMar>
+              <w:top w:w="100" w:type="dxa"/>
+              <w:bottom w:w="100" w:type="dxa"/>
+              <w:left w:w="100" w:type="dxa"/>
+              <w:right w:w="100" w:type="dxa"/>
+            </w:tcMar>
+            <w:shd w:fill="143642"/>
+            <w:vAlign w:val="center"/>
+          </w:tcPr>
+          <w:p>
+            <w:pPr>
+              <w:spacing w:before="0" w:after="0"/>
+              <w:jc w:val="center"/>
+            </w:pPr>
+            <w:r>
+              <w:rPr>
+                <w:b/>
+                <w:color w:val="FFFFFF"/>
+                <w:sz w:val="16"/>
+              </w:rPr>
+              <w:t>Pilar</w:t>
+            </w:r>
+          </w:p>
+        </w:tc>
+        <w:tc>
+          <w:tcPr>
+            <w:tcW w:type="dxa" w:w="2438"/>
+            <w:tcMar>
+              <w:top w:w="100" w:type="dxa"/>
+              <w:bottom w:w="100" w:type="dxa"/>
+              <w:left w:w="100" w:type="dxa"/>
+              <w:right w:w="100" w:type="dxa"/>
+            </w:tcMar>
+            <w:shd w:fill="143642"/>
+            <w:vAlign w:val="center"/>
+          </w:tcPr>
+          <w:p>
+            <w:pPr>
+              <w:spacing w:before="0" w:after="0"/>
+              <w:jc w:val="center"/>
+            </w:pPr>
+            <w:r>
+              <w:rPr>
+                <w:b/>
+                <w:color w:val="FFFFFF"/>
+                <w:sz w:val="16"/>
+              </w:rPr>
+              <w:t>Indikator Empiris</w:t>
+            </w:r>
+          </w:p>
+        </w:tc>
+        <w:tc>
+          <w:tcPr>
+            <w:tcW w:type="dxa" w:w="1701"/>
+            <w:tcMar>
+              <w:top w:w="100" w:type="dxa"/>
+              <w:bottom w:w="100" w:type="dxa"/>
+              <w:left w:w="100" w:type="dxa"/>
+              <w:right w:w="100" w:type="dxa"/>
+            </w:tcMar>
+            <w:shd w:fill="143642"/>
+            <w:vAlign w:val="center"/>
+          </w:tcPr>
+          <w:p>
+            <w:pPr>
+              <w:spacing w:before="0" w:after="0"/>
+              <w:jc w:val="center"/>
+            </w:pPr>
+            <w:r>
+              <w:rPr>
+                <w:b/>
+                <w:color w:val="FFFFFF"/>
+                <w:sz w:val="16"/>
+              </w:rPr>
+              <w:t>Fakta Mentah (A)</w:t>
+            </w:r>
+          </w:p>
+        </w:tc>
+        <w:tc>
+          <w:tcPr>
+            <w:tcW w:type="dxa" w:w="1020"/>
+            <w:tcMar>
+              <w:top w:w="100" w:type="dxa"/>
+              <w:bottom w:w="100" w:type="dxa"/>
+              <w:left w:w="100" w:type="dxa"/>
+              <w:right w:w="100" w:type="dxa"/>
+            </w:tcMar>
+            <w:shd w:fill="143642"/>
+            <w:vAlign w:val="center"/>
+          </w:tcPr>
+          <w:p>
+            <w:pPr>
+              <w:spacing w:before="0" w:after="0"/>
+              <w:jc w:val="center"/>
+            </w:pPr>
+            <w:r>
+              <w:rPr>
+                <w:b/>
+                <w:color w:val="FFFFFF"/>
+                <w:sz w:val="16"/>
+              </w:rPr>
+              <w:t>Nilai Z-Score</w:t>
+            </w:r>
+          </w:p>
+        </w:tc>
+        <w:tc>
+          <w:tcPr>
+            <w:tcW w:type="dxa" w:w="964"/>
+            <w:tcMar>
+              <w:top w:w="100" w:type="dxa"/>
+              <w:bottom w:w="100" w:type="dxa"/>
+              <w:left w:w="100" w:type="dxa"/>
+              <w:right w:w="100" w:type="dxa"/>
+            </w:tcMar>
+            <w:shd w:fill="143642"/>
+            <w:vAlign w:val="center"/>
+          </w:tcPr>
+          <w:p>
+            <w:pPr>
+              <w:spacing w:before="0" w:after="0"/>
+              <w:jc w:val="center"/>
+            </w:pPr>
+            <w:r>
+              <w:rPr>
+                <w:b/>
+                <w:color w:val="FFFFFF"/>
+                <w:sz w:val="16"/>
+              </w:rPr>
+              <w:t>Bobot EWM</w:t>
+            </w:r>
+          </w:p>
+        </w:tc>
+        <w:tc>
+          <w:tcPr>
+            <w:tcW w:type="dxa" w:w="1020"/>
+            <w:tcMar>
+              <w:top w:w="100" w:type="dxa"/>
+              <w:bottom w:w="100" w:type="dxa"/>
+              <w:left w:w="100" w:type="dxa"/>
+              <w:right w:w="100" w:type="dxa"/>
+            </w:tcMar>
+            <w:shd w:fill="143642"/>
+            <w:vAlign w:val="center"/>
+          </w:tcPr>
+          <w:p>
+            <w:pPr>
+              <w:spacing w:before="0" w:after="0"/>
+              <w:jc w:val="center"/>
+            </w:pPr>
+            <w:r>
+              <w:rPr>
+                <w:b/>
+                <w:color w:val="FFFFFF"/>
+                <w:sz w:val="16"/>
+              </w:rPr>
+              <w:t>Skor Likert</w:t>
+            </w:r>
+          </w:p>
+        </w:tc>
+        <w:tc>
+          <w:tcPr>
+            <w:tcW w:type="dxa" w:w="1247"/>
+            <w:tcMar>
+              <w:top w:w="100" w:type="dxa"/>
+              <w:bottom w:w="100" w:type="dxa"/>
+              <w:left w:w="100" w:type="dxa"/>
+              <w:right w:w="100" w:type="dxa"/>
+            </w:tcMar>
+            <w:shd w:fill="143642"/>
+            <w:vAlign w:val="center"/>
+          </w:tcPr>
+          <w:p>
+            <w:pPr>
+              <w:spacing w:before="0" w:after="0"/>
+              <w:jc w:val="center"/>
+            </w:pPr>
+            <w:r>
+              <w:rPr>
+                <w:b/>
+                <w:color w:val="FFFFFF"/>
+                <w:sz w:val="16"/>
+              </w:rPr>
+              <w:t>Status Ekologis</w:t>
+            </w:r>
+          </w:p>
+        </w:tc>
+      </w:tr>
+      <w:tr>
+        <w:tc>
+          <w:tcPr>
+            <w:tcW w:type="dxa" w:w="1247"/>
+            <w:tcMar>
+              <w:top w:w="80" w:type="dxa"/>
+              <w:bottom w:w="80" w:type="dxa"/>
+              <w:left w:w="80" w:type="dxa"/>
+              <w:right w:w="80" w:type="dxa"/>
+            </w:tcMar>
+            <w:shd w:fill="FFFFFF"/>
+            <w:vAlign w:val="center"/>
+          </w:tcPr>
+          <w:p>
+            <w:pPr>
+              <w:spacing w:before="0" w:after="0"/>
+              <w:jc w:val="center"/>
+            </w:pPr>
+            <w:r>
+              <w:rPr>
+                <w:color w:val="202426"/>
+                <w:sz w:val="15"/>
+              </w:rPr>
+              <w:t>Pilar Udara</w:t>
+            </w:r>
+          </w:p>
+        </w:tc>
+        <w:tc>
+          <w:tcPr>
+            <w:tcW w:type="dxa" w:w="2438"/>
+            <w:tcMar>
+              <w:top w:w="80" w:type="dxa"/>
+              <w:bottom w:w="80" w:type="dxa"/>
+              <w:left w:w="80" w:type="dxa"/>
+              <w:right w:w="80" w:type="dxa"/>
+            </w:tcMar>
+            <w:shd w:fill="FFFFFF"/>
+            <w:vAlign w:val="center"/>
+          </w:tcPr>
+          <w:p>
+            <w:pPr>
+              <w:spacing w:before="0" w:after="0"/>
+              <w:jc w:val="left"/>
+            </w:pPr>
+            <w:r>
+              <w:rPr>
+                <w:color w:val="202426"/>
+                <w:sz w:val="15"/>
+              </w:rPr>
+              <w:t>Kapasitas PLTU Captive Beroperasi</w:t>
+            </w:r>
+          </w:p>
+        </w:tc>
+        <w:tc>
+          <w:tcPr>
+            <w:tcW w:type="dxa" w:w="1701"/>
+            <w:tcMar>
+              <w:top w:w="80" w:type="dxa"/>
+              <w:bottom w:w="80" w:type="dxa"/>
+              <w:left w:w="80" w:type="dxa"/>
+              <w:right w:w="80" w:type="dxa"/>
+            </w:tcMar>
+            <w:shd w:fill="FFFFFF"/>
+            <w:vAlign w:val="center"/>
+          </w:tcPr>
+          <w:p>
+            <w:pPr>
+              <w:spacing w:before="0" w:after="0"/>
+              <w:jc w:val="right"/>
+            </w:pPr>
+            <w:r>
+              <w:rPr>
+                <w:color w:val="202426"/>
+                <w:sz w:val="15"/>
+              </w:rPr>
+              <w:t>0 MW</w:t>
+            </w:r>
+          </w:p>
+        </w:tc>
+        <w:tc>
+          <w:tcPr>
+            <w:tcW w:type="dxa" w:w="1020"/>
+            <w:tcMar>
+              <w:top w:w="80" w:type="dxa"/>
+              <w:bottom w:w="80" w:type="dxa"/>
+              <w:left w:w="80" w:type="dxa"/>
+              <w:right w:w="80" w:type="dxa"/>
+            </w:tcMar>
+            <w:shd w:fill="FFFFFF"/>
+            <w:vAlign w:val="center"/>
+          </w:tcPr>
+          <w:p>
+            <w:pPr>
+              <w:spacing w:before="0" w:after="0"/>
+              <w:jc w:val="center"/>
+            </w:pPr>
+            <w:r>
+              <w:rPr>
+                <w:color w:val="202426"/>
+                <w:sz w:val="15"/>
+              </w:rPr>
+              <w:t>-0.57σ</w:t>
+            </w:r>
+          </w:p>
+        </w:tc>
+        <w:tc>
+          <w:tcPr>
+            <w:tcW w:type="dxa" w:w="964"/>
+            <w:tcMar>
+              <w:top w:w="80" w:type="dxa"/>
+              <w:bottom w:w="80" w:type="dxa"/>
+              <w:left w:w="80" w:type="dxa"/>
+              <w:right w:w="80" w:type="dxa"/>
+            </w:tcMar>
+            <w:shd w:fill="FFFFFF"/>
+            <w:vAlign w:val="center"/>
+          </w:tcPr>
+          <w:p>
+            <w:pPr>
+              <w:spacing w:before="0" w:after="0"/>
+              <w:jc w:val="center"/>
+            </w:pPr>
+            <w:r>
+              <w:rPr>
+                <w:color w:val="202426"/>
+                <w:sz w:val="15"/>
+              </w:rPr>
+              <w:t>0.0773</w:t>
+            </w:r>
+          </w:p>
+        </w:tc>
+        <w:tc>
+          <w:tcPr>
+            <w:tcW w:type="dxa" w:w="1020"/>
+            <w:tcMar>
+              <w:top w:w="80" w:type="dxa"/>
+              <w:bottom w:w="80" w:type="dxa"/>
+              <w:left w:w="80" w:type="dxa"/>
+              <w:right w:w="80" w:type="dxa"/>
+            </w:tcMar>
+            <w:shd w:fill="FFFFFF"/>
+            <w:vAlign w:val="center"/>
+          </w:tcPr>
+          <w:p>
+            <w:pPr>
+              <w:spacing w:before="0" w:after="0"/>
+              <w:jc w:val="center"/>
+            </w:pPr>
+            <w:r>
+              <w:rPr>
+                <w:color w:val="202426"/>
+                <w:sz w:val="15"/>
+              </w:rPr>
+              <w:t>1.0 / 5</w:t>
+            </w:r>
+          </w:p>
+        </w:tc>
+        <w:tc>
+          <w:tcPr>
+            <w:tcW w:type="dxa" w:w="1247"/>
+            <w:tcMar>
+              <w:top w:w="80" w:type="dxa"/>
+              <w:bottom w:w="80" w:type="dxa"/>
+              <w:left w:w="80" w:type="dxa"/>
+              <w:right w:w="80" w:type="dxa"/>
+            </w:tcMar>
+            <w:shd w:fill="FFFFFF"/>
+            <w:vAlign w:val="center"/>
+          </w:tcPr>
+          <w:p>
+            <w:pPr>
+              <w:spacing w:before="0" w:after="0"/>
+              <w:jc w:val="center"/>
+            </w:pPr>
+            <w:r>
+              <w:rPr>
+                <w:color w:val="202426"/>
+                <w:sz w:val="15"/>
+              </w:rPr>
+              <w:t>Tidak Melampaui Batas</w:t>
+            </w:r>
+          </w:p>
+        </w:tc>
+      </w:tr>
+      <w:tr>
+        <w:tc>
+          <w:tcPr>
+            <w:tcW w:type="dxa" w:w="1247"/>
+            <w:tcMar>
+              <w:top w:w="80" w:type="dxa"/>
+              <w:bottom w:w="80" w:type="dxa"/>
+              <w:left w:w="80" w:type="dxa"/>
+              <w:right w:w="80" w:type="dxa"/>
+            </w:tcMar>
+            <w:shd w:fill="F4F5F6"/>
+            <w:vAlign w:val="center"/>
+          </w:tcPr>
+          <w:p>
+            <w:pPr>
+              <w:spacing w:before="0" w:after="0"/>
+              <w:jc w:val="center"/>
+            </w:pPr>
+            <w:r>
+              <w:rPr>
+                <w:color w:val="202426"/>
+                <w:sz w:val="15"/>
+              </w:rPr>
+              <w:t>Pilar Udara</w:t>
+            </w:r>
+          </w:p>
+        </w:tc>
+        <w:tc>
+          <w:tcPr>
+            <w:tcW w:type="dxa" w:w="2438"/>
+            <w:tcMar>
+              <w:top w:w="80" w:type="dxa"/>
+              <w:bottom w:w="80" w:type="dxa"/>
+              <w:left w:w="80" w:type="dxa"/>
+              <w:right w:w="80" w:type="dxa"/>
+            </w:tcMar>
+            <w:shd w:fill="F4F5F6"/>
+            <w:vAlign w:val="center"/>
+          </w:tcPr>
+          <w:p>
+            <w:pPr>
+              <w:spacing w:before="0" w:after="0"/>
+              <w:jc w:val="left"/>
+            </w:pPr>
+            <w:r>
+              <w:rPr>
+                <w:color w:val="202426"/>
+                <w:sz w:val="15"/>
+              </w:rPr>
+              <w:t>Konsentrasi Gas NO2 Troposferik Satelit</w:t>
+            </w:r>
+          </w:p>
+        </w:tc>
+        <w:tc>
+          <w:tcPr>
+            <w:tcW w:type="dxa" w:w="1701"/>
+            <w:tcMar>
+              <w:top w:w="80" w:type="dxa"/>
+              <w:bottom w:w="80" w:type="dxa"/>
+              <w:left w:w="80" w:type="dxa"/>
+              <w:right w:w="80" w:type="dxa"/>
+            </w:tcMar>
+            <w:shd w:fill="F4F5F6"/>
+            <w:vAlign w:val="center"/>
+          </w:tcPr>
+          <w:p>
+            <w:pPr>
+              <w:spacing w:before="0" w:after="0"/>
+              <w:jc w:val="right"/>
+            </w:pPr>
+            <w:r>
+              <w:rPr>
+                <w:color w:val="202426"/>
+                <w:sz w:val="15"/>
+              </w:rPr>
+              <w:t>6.00e-06 mol/m²</w:t>
+            </w:r>
+          </w:p>
+        </w:tc>
+        <w:tc>
+          <w:tcPr>
+            <w:tcW w:type="dxa" w:w="1020"/>
+            <w:tcMar>
+              <w:top w:w="80" w:type="dxa"/>
+              <w:bottom w:w="80" w:type="dxa"/>
+              <w:left w:w="80" w:type="dxa"/>
+              <w:right w:w="80" w:type="dxa"/>
+            </w:tcMar>
+            <w:shd w:fill="F4F5F6"/>
+            <w:vAlign w:val="center"/>
+          </w:tcPr>
+          <w:p>
+            <w:pPr>
+              <w:spacing w:before="0" w:after="0"/>
+              <w:jc w:val="center"/>
+            </w:pPr>
+            <w:r>
+              <w:rPr>
+                <w:color w:val="202426"/>
+                <w:sz w:val="15"/>
+              </w:rPr>
+              <w:t>+0.34σ</w:t>
+            </w:r>
+          </w:p>
+        </w:tc>
+        <w:tc>
+          <w:tcPr>
+            <w:tcW w:type="dxa" w:w="964"/>
+            <w:tcMar>
+              <w:top w:w="80" w:type="dxa"/>
+              <w:bottom w:w="80" w:type="dxa"/>
+              <w:left w:w="80" w:type="dxa"/>
+              <w:right w:w="80" w:type="dxa"/>
+            </w:tcMar>
+            <w:shd w:fill="F4F5F6"/>
+            <w:vAlign w:val="center"/>
+          </w:tcPr>
+          <w:p>
+            <w:pPr>
+              <w:spacing w:before="0" w:after="0"/>
+              <w:jc w:val="center"/>
+            </w:pPr>
+            <w:r>
+              <w:rPr>
+                <w:color w:val="202426"/>
+                <w:sz w:val="15"/>
+              </w:rPr>
+              <w:t>0.0224</w:t>
+            </w:r>
+          </w:p>
+        </w:tc>
+        <w:tc>
+          <w:tcPr>
+            <w:tcW w:type="dxa" w:w="1020"/>
+            <w:tcMar>
+              <w:top w:w="80" w:type="dxa"/>
+              <w:bottom w:w="80" w:type="dxa"/>
+              <w:left w:w="80" w:type="dxa"/>
+              <w:right w:w="80" w:type="dxa"/>
+            </w:tcMar>
+            <w:shd w:fill="F4F5F6"/>
+            <w:vAlign w:val="center"/>
+          </w:tcPr>
+          <w:p>
+            <w:pPr>
+              <w:spacing w:before="0" w:after="0"/>
+              <w:jc w:val="center"/>
+            </w:pPr>
+            <w:r>
+              <w:rPr>
+                <w:color w:val="202426"/>
+                <w:sz w:val="15"/>
+              </w:rPr>
+              <w:t>3.0 / 5</w:t>
+            </w:r>
+          </w:p>
+        </w:tc>
+        <w:tc>
+          <w:tcPr>
+            <w:tcW w:type="dxa" w:w="1247"/>
+            <w:tcMar>
+              <w:top w:w="80" w:type="dxa"/>
+              <w:bottom w:w="80" w:type="dxa"/>
+              <w:left w:w="80" w:type="dxa"/>
+              <w:right w:w="80" w:type="dxa"/>
+            </w:tcMar>
+            <w:shd w:fill="F4F5F6"/>
+            <w:vAlign w:val="center"/>
+          </w:tcPr>
+          <w:p>
+            <w:pPr>
+              <w:spacing w:before="0" w:after="0"/>
+              <w:jc w:val="center"/>
+            </w:pPr>
+            <w:r>
+              <w:rPr>
+                <w:color w:val="202426"/>
+                <w:sz w:val="15"/>
+              </w:rPr>
+              <w:t>Mendekati Batas</w:t>
+            </w:r>
+          </w:p>
+        </w:tc>
+      </w:tr>
+      <w:tr>
+        <w:tc>
+          <w:tcPr>
+            <w:tcW w:type="dxa" w:w="1247"/>
+            <w:tcMar>
+              <w:top w:w="80" w:type="dxa"/>
+              <w:bottom w:w="80" w:type="dxa"/>
+              <w:left w:w="80" w:type="dxa"/>
+              <w:right w:w="80" w:type="dxa"/>
+            </w:tcMar>
+            <w:shd w:fill="FFFFFF"/>
+            <w:vAlign w:val="center"/>
+          </w:tcPr>
+          <w:p>
+            <w:pPr>
+              <w:spacing w:before="0" w:after="0"/>
+              <w:jc w:val="center"/>
+            </w:pPr>
+            <w:r>
+              <w:rPr>
+                <w:color w:val="202426"/>
+                <w:sz w:val="15"/>
+              </w:rPr>
+              <w:t>Pilar Udara</w:t>
+            </w:r>
+          </w:p>
+        </w:tc>
+        <w:tc>
+          <w:tcPr>
+            <w:tcW w:type="dxa" w:w="2438"/>
+            <w:tcMar>
+              <w:top w:w="80" w:type="dxa"/>
+              <w:bottom w:w="80" w:type="dxa"/>
+              <w:left w:w="80" w:type="dxa"/>
+              <w:right w:w="80" w:type="dxa"/>
+            </w:tcMar>
+            <w:shd w:fill="FFFFFF"/>
+            <w:vAlign w:val="center"/>
+          </w:tcPr>
+          <w:p>
+            <w:pPr>
+              <w:spacing w:before="0" w:after="0"/>
+              <w:jc w:val="left"/>
+            </w:pPr>
+            <w:r>
+              <w:rPr>
+                <w:color w:val="202426"/>
+                <w:sz w:val="15"/>
+              </w:rPr>
+              <w:t>Morbiditas ISPA (Incidence Rate Ratio)</w:t>
+            </w:r>
+          </w:p>
+        </w:tc>
+        <w:tc>
+          <w:tcPr>
+            <w:tcW w:type="dxa" w:w="1701"/>
+            <w:tcMar>
+              <w:top w:w="80" w:type="dxa"/>
+              <w:bottom w:w="80" w:type="dxa"/>
+              <w:left w:w="80" w:type="dxa"/>
+              <w:right w:w="80" w:type="dxa"/>
+            </w:tcMar>
+            <w:shd w:fill="FFFFFF"/>
+            <w:vAlign w:val="center"/>
+          </w:tcPr>
+          <w:p>
+            <w:pPr>
+              <w:spacing w:before="0" w:after="0"/>
+              <w:jc w:val="right"/>
+            </w:pPr>
+            <w:r>
+              <w:rPr>
+                <w:color w:val="202426"/>
+                <w:sz w:val="15"/>
+              </w:rPr>
+              <w:t>0.77x lipat</w:t>
+            </w:r>
+          </w:p>
+        </w:tc>
+        <w:tc>
+          <w:tcPr>
+            <w:tcW w:type="dxa" w:w="1020"/>
+            <w:tcMar>
+              <w:top w:w="80" w:type="dxa"/>
+              <w:bottom w:w="80" w:type="dxa"/>
+              <w:left w:w="80" w:type="dxa"/>
+              <w:right w:w="80" w:type="dxa"/>
+            </w:tcMar>
+            <w:shd w:fill="FFFFFF"/>
+            <w:vAlign w:val="center"/>
+          </w:tcPr>
+          <w:p>
+            <w:pPr>
+              <w:spacing w:before="0" w:after="0"/>
+              <w:jc w:val="center"/>
+            </w:pPr>
+            <w:r>
+              <w:rPr>
+                <w:color w:val="202426"/>
+                <w:sz w:val="15"/>
+              </w:rPr>
+              <w:t>-0.50σ</w:t>
+            </w:r>
+          </w:p>
+        </w:tc>
+        <w:tc>
+          <w:tcPr>
+            <w:tcW w:type="dxa" w:w="964"/>
+            <w:tcMar>
+              <w:top w:w="80" w:type="dxa"/>
+              <w:bottom w:w="80" w:type="dxa"/>
+              <w:left w:w="80" w:type="dxa"/>
+              <w:right w:w="80" w:type="dxa"/>
+            </w:tcMar>
+            <w:shd w:fill="FFFFFF"/>
+            <w:vAlign w:val="center"/>
+          </w:tcPr>
+          <w:p>
+            <w:pPr>
+              <w:spacing w:before="0" w:after="0"/>
+              <w:jc w:val="center"/>
+            </w:pPr>
+            <w:r>
+              <w:rPr>
+                <w:color w:val="202426"/>
+                <w:sz w:val="15"/>
+              </w:rPr>
+              <w:t>0.0461</w:t>
+            </w:r>
+          </w:p>
+        </w:tc>
+        <w:tc>
+          <w:tcPr>
+            <w:tcW w:type="dxa" w:w="1020"/>
+            <w:tcMar>
+              <w:top w:w="80" w:type="dxa"/>
+              <w:bottom w:w="80" w:type="dxa"/>
+              <w:left w:w="80" w:type="dxa"/>
+              <w:right w:w="80" w:type="dxa"/>
+            </w:tcMar>
+            <w:shd w:fill="FFFFFF"/>
+            <w:vAlign w:val="center"/>
+          </w:tcPr>
+          <w:p>
+            <w:pPr>
+              <w:spacing w:before="0" w:after="0"/>
+              <w:jc w:val="center"/>
+            </w:pPr>
+            <w:r>
+              <w:rPr>
+                <w:color w:val="202426"/>
+                <w:sz w:val="15"/>
+              </w:rPr>
+              <w:t>1.0 / 5</w:t>
+            </w:r>
+          </w:p>
+        </w:tc>
+        <w:tc>
+          <w:tcPr>
+            <w:tcW w:type="dxa" w:w="1247"/>
+            <w:tcMar>
+              <w:top w:w="80" w:type="dxa"/>
+              <w:bottom w:w="80" w:type="dxa"/>
+              <w:left w:w="80" w:type="dxa"/>
+              <w:right w:w="80" w:type="dxa"/>
+            </w:tcMar>
+            <w:shd w:fill="FFFFFF"/>
+            <w:vAlign w:val="center"/>
+          </w:tcPr>
+          <w:p>
+            <w:pPr>
+              <w:spacing w:before="0" w:after="0"/>
+              <w:jc w:val="center"/>
+            </w:pPr>
+            <w:r>
+              <w:rPr>
+                <w:color w:val="202426"/>
+                <w:sz w:val="15"/>
+              </w:rPr>
+              <w:t>Tidak Melampaui Batas</w:t>
+            </w:r>
+          </w:p>
+        </w:tc>
+      </w:tr>
+      <w:tr>
+        <w:tc>
+          <w:tcPr>
+            <w:tcW w:type="dxa" w:w="1247"/>
+            <w:tcMar>
+              <w:top w:w="80" w:type="dxa"/>
+              <w:bottom w:w="80" w:type="dxa"/>
+              <w:left w:w="80" w:type="dxa"/>
+              <w:right w:w="80" w:type="dxa"/>
+            </w:tcMar>
+            <w:shd w:fill="F4F5F6"/>
+            <w:vAlign w:val="center"/>
+          </w:tcPr>
+          <w:p>
+            <w:pPr>
+              <w:spacing w:before="0" w:after="0"/>
+              <w:jc w:val="center"/>
+            </w:pPr>
+            <w:r>
+              <w:rPr>
+                <w:color w:val="202426"/>
+                <w:sz w:val="15"/>
+              </w:rPr>
+              <w:t>Pilar Udara</w:t>
+            </w:r>
+          </w:p>
+        </w:tc>
+        <w:tc>
+          <w:tcPr>
+            <w:tcW w:type="dxa" w:w="2438"/>
+            <w:tcMar>
+              <w:top w:w="80" w:type="dxa"/>
+              <w:bottom w:w="80" w:type="dxa"/>
+              <w:left w:w="80" w:type="dxa"/>
+              <w:right w:w="80" w:type="dxa"/>
+            </w:tcMar>
+            <w:shd w:fill="F4F5F6"/>
+            <w:vAlign w:val="center"/>
+          </w:tcPr>
+          <w:p>
+            <w:pPr>
+              <w:spacing w:before="0" w:after="0"/>
+              <w:jc w:val="left"/>
+            </w:pPr>
+            <w:r>
+              <w:rPr>
+                <w:color w:val="202426"/>
+                <w:sz w:val="15"/>
+              </w:rPr>
+              <w:t>Proporsi Timbulan Limbah B3 Industri</w:t>
+            </w:r>
+          </w:p>
+        </w:tc>
+        <w:tc>
+          <w:tcPr>
+            <w:tcW w:type="dxa" w:w="1701"/>
+            <w:tcMar>
+              <w:top w:w="80" w:type="dxa"/>
+              <w:bottom w:w="80" w:type="dxa"/>
+              <w:left w:w="80" w:type="dxa"/>
+              <w:right w:w="80" w:type="dxa"/>
+            </w:tcMar>
+            <w:shd w:fill="F4F5F6"/>
+            <w:vAlign w:val="center"/>
+          </w:tcPr>
+          <w:p>
+            <w:pPr>
+              <w:spacing w:before="0" w:after="0"/>
+              <w:jc w:val="right"/>
+            </w:pPr>
+            <w:r>
+              <w:rPr>
+                <w:color w:val="202426"/>
+                <w:sz w:val="15"/>
+              </w:rPr>
+              <w:t>0.00 Jt Ton</w:t>
+            </w:r>
+          </w:p>
+        </w:tc>
+        <w:tc>
+          <w:tcPr>
+            <w:tcW w:type="dxa" w:w="1020"/>
+            <w:tcMar>
+              <w:top w:w="80" w:type="dxa"/>
+              <w:bottom w:w="80" w:type="dxa"/>
+              <w:left w:w="80" w:type="dxa"/>
+              <w:right w:w="80" w:type="dxa"/>
+            </w:tcMar>
+            <w:shd w:fill="F4F5F6"/>
+            <w:vAlign w:val="center"/>
+          </w:tcPr>
+          <w:p>
+            <w:pPr>
+              <w:spacing w:before="0" w:after="0"/>
+              <w:jc w:val="center"/>
+            </w:pPr>
+            <w:r>
+              <w:rPr>
+                <w:color w:val="202426"/>
+                <w:sz w:val="15"/>
+              </w:rPr>
+              <w:t>-0.54σ</w:t>
+            </w:r>
+          </w:p>
+        </w:tc>
+        <w:tc>
+          <w:tcPr>
+            <w:tcW w:type="dxa" w:w="964"/>
+            <w:tcMar>
+              <w:top w:w="80" w:type="dxa"/>
+              <w:bottom w:w="80" w:type="dxa"/>
+              <w:left w:w="80" w:type="dxa"/>
+              <w:right w:w="80" w:type="dxa"/>
+            </w:tcMar>
+            <w:shd w:fill="F4F5F6"/>
+            <w:vAlign w:val="center"/>
+          </w:tcPr>
+          <w:p>
+            <w:pPr>
+              <w:spacing w:before="0" w:after="0"/>
+              <w:jc w:val="center"/>
+            </w:pPr>
+            <w:r>
+              <w:rPr>
+                <w:color w:val="202426"/>
+                <w:sz w:val="15"/>
+              </w:rPr>
+              <w:t>0.0829</w:t>
+            </w:r>
+          </w:p>
+        </w:tc>
+        <w:tc>
+          <w:tcPr>
+            <w:tcW w:type="dxa" w:w="1020"/>
+            <w:tcMar>
+              <w:top w:w="80" w:type="dxa"/>
+              <w:bottom w:w="80" w:type="dxa"/>
+              <w:left w:w="80" w:type="dxa"/>
+              <w:right w:w="80" w:type="dxa"/>
+            </w:tcMar>
+            <w:shd w:fill="F4F5F6"/>
+            <w:vAlign w:val="center"/>
+          </w:tcPr>
+          <w:p>
+            <w:pPr>
+              <w:spacing w:before="0" w:after="0"/>
+              <w:jc w:val="center"/>
+            </w:pPr>
+            <w:r>
+              <w:rPr>
+                <w:color w:val="202426"/>
+                <w:sz w:val="15"/>
+              </w:rPr>
+              <w:t>1.0 / 5</w:t>
+            </w:r>
+          </w:p>
+        </w:tc>
+        <w:tc>
+          <w:tcPr>
+            <w:tcW w:type="dxa" w:w="1247"/>
+            <w:tcMar>
+              <w:top w:w="80" w:type="dxa"/>
+              <w:bottom w:w="80" w:type="dxa"/>
+              <w:left w:w="80" w:type="dxa"/>
+              <w:right w:w="80" w:type="dxa"/>
+            </w:tcMar>
+            <w:shd w:fill="F4F5F6"/>
+            <w:vAlign w:val="center"/>
+          </w:tcPr>
+          <w:p>
+            <w:pPr>
+              <w:spacing w:before="0" w:after="0"/>
+              <w:jc w:val="center"/>
+            </w:pPr>
+            <w:r>
+              <w:rPr>
+                <w:color w:val="202426"/>
+                <w:sz w:val="15"/>
+              </w:rPr>
+              <w:t>Tidak Melampaui Batas</w:t>
+            </w:r>
+          </w:p>
+        </w:tc>
+      </w:tr>
+      <w:tr>
+        <w:tc>
+          <w:tcPr>
+            <w:tcW w:type="dxa" w:w="1247"/>
+            <w:tcMar>
+              <w:top w:w="80" w:type="dxa"/>
+              <w:bottom w:w="80" w:type="dxa"/>
+              <w:left w:w="80" w:type="dxa"/>
+              <w:right w:w="80" w:type="dxa"/>
+            </w:tcMar>
+            <w:shd w:fill="FFFFFF"/>
+            <w:vAlign w:val="center"/>
+          </w:tcPr>
+          <w:p>
+            <w:pPr>
+              <w:spacing w:before="0" w:after="0"/>
+              <w:jc w:val="center"/>
+            </w:pPr>
+            <w:r>
+              <w:rPr>
+                <w:color w:val="202426"/>
+                <w:sz w:val="15"/>
+              </w:rPr>
+              <w:t>Pilar Udara</w:t>
+            </w:r>
+          </w:p>
+        </w:tc>
+        <w:tc>
+          <w:tcPr>
+            <w:tcW w:type="dxa" w:w="2438"/>
+            <w:tcMar>
+              <w:top w:w="80" w:type="dxa"/>
+              <w:bottom w:w="80" w:type="dxa"/>
+              <w:left w:w="80" w:type="dxa"/>
+              <w:right w:w="80" w:type="dxa"/>
+            </w:tcMar>
+            <w:shd w:fill="FFFFFF"/>
+            <w:vAlign w:val="center"/>
+          </w:tcPr>
+          <w:p>
+            <w:pPr>
+              <w:spacing w:before="0" w:after="0"/>
+              <w:jc w:val="left"/>
+            </w:pPr>
+            <w:r>
+              <w:rPr>
+                <w:color w:val="202426"/>
+                <w:sz w:val="15"/>
+              </w:rPr>
+              <w:t>Pelepasan Emisi Karbon Deforestasi GFW</w:t>
+            </w:r>
+          </w:p>
+        </w:tc>
+        <w:tc>
+          <w:tcPr>
+            <w:tcW w:type="dxa" w:w="1701"/>
+            <w:tcMar>
+              <w:top w:w="80" w:type="dxa"/>
+              <w:bottom w:w="80" w:type="dxa"/>
+              <w:left w:w="80" w:type="dxa"/>
+              <w:right w:w="80" w:type="dxa"/>
+            </w:tcMar>
+            <w:shd w:fill="FFFFFF"/>
+            <w:vAlign w:val="center"/>
+          </w:tcPr>
+          <w:p>
+            <w:pPr>
+              <w:spacing w:before="0" w:after="0"/>
+              <w:jc w:val="right"/>
+            </w:pPr>
+            <w:r>
+              <w:rPr>
+                <w:color w:val="202426"/>
+                <w:sz w:val="15"/>
+              </w:rPr>
+              <w:t>82.51 Jt Ton CO2e</w:t>
+            </w:r>
+          </w:p>
+        </w:tc>
+        <w:tc>
+          <w:tcPr>
+            <w:tcW w:type="dxa" w:w="1020"/>
+            <w:tcMar>
+              <w:top w:w="80" w:type="dxa"/>
+              <w:bottom w:w="80" w:type="dxa"/>
+              <w:left w:w="80" w:type="dxa"/>
+              <w:right w:w="80" w:type="dxa"/>
+            </w:tcMar>
+            <w:shd w:fill="FFFFFF"/>
+            <w:vAlign w:val="center"/>
+          </w:tcPr>
+          <w:p>
+            <w:pPr>
+              <w:spacing w:before="0" w:after="0"/>
+              <w:jc w:val="center"/>
+            </w:pPr>
+            <w:r>
+              <w:rPr>
+                <w:color w:val="202426"/>
+                <w:sz w:val="15"/>
+              </w:rPr>
+              <w:t>-0.55σ</w:t>
+            </w:r>
+          </w:p>
+        </w:tc>
+        <w:tc>
+          <w:tcPr>
+            <w:tcW w:type="dxa" w:w="964"/>
+            <w:tcMar>
+              <w:top w:w="80" w:type="dxa"/>
+              <w:bottom w:w="80" w:type="dxa"/>
+              <w:left w:w="80" w:type="dxa"/>
+              <w:right w:w="80" w:type="dxa"/>
+            </w:tcMar>
+            <w:shd w:fill="FFFFFF"/>
+            <w:vAlign w:val="center"/>
+          </w:tcPr>
+          <w:p>
+            <w:pPr>
+              <w:spacing w:before="0" w:after="0"/>
+              <w:jc w:val="center"/>
+            </w:pPr>
+            <w:r>
+              <w:rPr>
+                <w:color w:val="202426"/>
+                <w:sz w:val="15"/>
+              </w:rPr>
+              <w:t>0.0395</w:t>
+            </w:r>
+          </w:p>
+        </w:tc>
+        <w:tc>
+          <w:tcPr>
+            <w:tcW w:type="dxa" w:w="1020"/>
+            <w:tcMar>
+              <w:top w:w="80" w:type="dxa"/>
+              <w:bottom w:w="80" w:type="dxa"/>
+              <w:left w:w="80" w:type="dxa"/>
+              <w:right w:w="80" w:type="dxa"/>
+            </w:tcMar>
+            <w:shd w:fill="FFFFFF"/>
+            <w:vAlign w:val="center"/>
+          </w:tcPr>
+          <w:p>
+            <w:pPr>
+              <w:spacing w:before="0" w:after="0"/>
+              <w:jc w:val="center"/>
+            </w:pPr>
+            <w:r>
+              <w:rPr>
+                <w:color w:val="202426"/>
+                <w:sz w:val="15"/>
+              </w:rPr>
+              <w:t>1.0 / 5</w:t>
+            </w:r>
+          </w:p>
+        </w:tc>
+        <w:tc>
+          <w:tcPr>
+            <w:tcW w:type="dxa" w:w="1247"/>
+            <w:tcMar>
+              <w:top w:w="80" w:type="dxa"/>
+              <w:bottom w:w="80" w:type="dxa"/>
+              <w:left w:w="80" w:type="dxa"/>
+              <w:right w:w="80" w:type="dxa"/>
+            </w:tcMar>
+            <w:shd w:fill="FFFFFF"/>
+            <w:vAlign w:val="center"/>
+          </w:tcPr>
+          <w:p>
+            <w:pPr>
+              <w:spacing w:before="0" w:after="0"/>
+              <w:jc w:val="center"/>
+            </w:pPr>
+            <w:r>
+              <w:rPr>
+                <w:color w:val="202426"/>
+                <w:sz w:val="15"/>
+              </w:rPr>
+              <w:t>Tidak Melampaui Batas</w:t>
+            </w:r>
+          </w:p>
+        </w:tc>
+      </w:tr>
+      <w:tr>
+        <w:tc>
+          <w:tcPr>
+            <w:tcW w:type="dxa" w:w="1247"/>
+            <w:tcMar>
+              <w:top w:w="80" w:type="dxa"/>
+              <w:bottom w:w="80" w:type="dxa"/>
+              <w:left w:w="80" w:type="dxa"/>
+              <w:right w:w="80" w:type="dxa"/>
+            </w:tcMar>
+            <w:shd w:fill="F4F5F6"/>
+            <w:vAlign w:val="center"/>
+          </w:tcPr>
+          <w:p>
+            <w:pPr>
+              <w:spacing w:before="0" w:after="0"/>
+              <w:jc w:val="center"/>
+            </w:pPr>
+            <w:r>
+              <w:rPr>
+                <w:color w:val="202426"/>
+                <w:sz w:val="15"/>
+              </w:rPr>
+              <w:t>Pilar Air</w:t>
+            </w:r>
+          </w:p>
+        </w:tc>
+        <w:tc>
+          <w:tcPr>
+            <w:tcW w:type="dxa" w:w="2438"/>
+            <w:tcMar>
+              <w:top w:w="80" w:type="dxa"/>
+              <w:bottom w:w="80" w:type="dxa"/>
+              <w:left w:w="80" w:type="dxa"/>
+              <w:right w:w="80" w:type="dxa"/>
+            </w:tcMar>
+            <w:shd w:fill="F4F5F6"/>
+            <w:vAlign w:val="center"/>
+          </w:tcPr>
+          <w:p>
+            <w:pPr>
+              <w:spacing w:before="0" w:after="0"/>
+              <w:jc w:val="left"/>
+            </w:pPr>
+            <w:r>
+              <w:rPr>
+                <w:color w:val="202426"/>
+                <w:sz w:val="15"/>
+              </w:rPr>
+              <w:t>Indeks Kualitas Air (IKA) Terkini</w:t>
+            </w:r>
+          </w:p>
+        </w:tc>
+        <w:tc>
+          <w:tcPr>
+            <w:tcW w:type="dxa" w:w="1701"/>
+            <w:tcMar>
+              <w:top w:w="80" w:type="dxa"/>
+              <w:bottom w:w="80" w:type="dxa"/>
+              <w:left w:w="80" w:type="dxa"/>
+              <w:right w:w="80" w:type="dxa"/>
+            </w:tcMar>
+            <w:shd w:fill="F4F5F6"/>
+            <w:vAlign w:val="center"/>
+          </w:tcPr>
+          <w:p>
+            <w:pPr>
+              <w:spacing w:before="0" w:after="0"/>
+              <w:jc w:val="right"/>
+            </w:pPr>
+            <w:r>
+              <w:rPr>
+                <w:color w:val="202426"/>
+                <w:sz w:val="15"/>
+              </w:rPr>
+              <w:t>55.9 Poin</w:t>
+            </w:r>
+          </w:p>
+        </w:tc>
+        <w:tc>
+          <w:tcPr>
+            <w:tcW w:type="dxa" w:w="1020"/>
+            <w:tcMar>
+              <w:top w:w="80" w:type="dxa"/>
+              <w:bottom w:w="80" w:type="dxa"/>
+              <w:left w:w="80" w:type="dxa"/>
+              <w:right w:w="80" w:type="dxa"/>
+            </w:tcMar>
+            <w:shd w:fill="F4F5F6"/>
+            <w:vAlign w:val="center"/>
+          </w:tcPr>
+          <w:p>
+            <w:pPr>
+              <w:spacing w:before="0" w:after="0"/>
+              <w:jc w:val="center"/>
+            </w:pPr>
+            <w:r>
+              <w:rPr>
+                <w:color w:val="202426"/>
+                <w:sz w:val="15"/>
+              </w:rPr>
+              <w:t>+1.11σ</w:t>
+            </w:r>
+          </w:p>
+        </w:tc>
+        <w:tc>
+          <w:tcPr>
+            <w:tcW w:type="dxa" w:w="964"/>
+            <w:tcMar>
+              <w:top w:w="80" w:type="dxa"/>
+              <w:bottom w:w="80" w:type="dxa"/>
+              <w:left w:w="80" w:type="dxa"/>
+              <w:right w:w="80" w:type="dxa"/>
+            </w:tcMar>
+            <w:shd w:fill="F4F5F6"/>
+            <w:vAlign w:val="center"/>
+          </w:tcPr>
+          <w:p>
+            <w:pPr>
+              <w:spacing w:before="0" w:after="0"/>
+              <w:jc w:val="center"/>
+            </w:pPr>
+            <w:r>
+              <w:rPr>
+                <w:color w:val="202426"/>
+                <w:sz w:val="15"/>
+              </w:rPr>
+              <w:t>0.0262</w:t>
+            </w:r>
+          </w:p>
+        </w:tc>
+        <w:tc>
+          <w:tcPr>
+            <w:tcW w:type="dxa" w:w="1020"/>
+            <w:tcMar>
+              <w:top w:w="80" w:type="dxa"/>
+              <w:bottom w:w="80" w:type="dxa"/>
+              <w:left w:w="80" w:type="dxa"/>
+              <w:right w:w="80" w:type="dxa"/>
+            </w:tcMar>
+            <w:shd w:fill="F4F5F6"/>
+            <w:vAlign w:val="center"/>
+          </w:tcPr>
+          <w:p>
+            <w:pPr>
+              <w:spacing w:before="0" w:after="0"/>
+              <w:jc w:val="center"/>
+            </w:pPr>
+            <w:r>
+              <w:rPr>
+                <w:color w:val="202426"/>
+                <w:sz w:val="15"/>
+              </w:rPr>
+              <w:t>5.0 / 5</w:t>
+            </w:r>
+          </w:p>
+        </w:tc>
+        <w:tc>
+          <w:tcPr>
+            <w:tcW w:type="dxa" w:w="1247"/>
+            <w:tcMar>
+              <w:top w:w="80" w:type="dxa"/>
+              <w:bottom w:w="80" w:type="dxa"/>
+              <w:left w:w="80" w:type="dxa"/>
+              <w:right w:w="80" w:type="dxa"/>
+            </w:tcMar>
+            <w:shd w:fill="F4F5F6"/>
+            <w:vAlign w:val="center"/>
+          </w:tcPr>
+          <w:p>
+            <w:pPr>
+              <w:spacing w:before="0" w:after="0"/>
+              <w:jc w:val="center"/>
+            </w:pPr>
+            <w:r>
+              <w:rPr>
+                <w:color w:val="202426"/>
+                <w:sz w:val="15"/>
+              </w:rPr>
+              <w:t>Melampaui Batas</w:t>
+            </w:r>
+          </w:p>
+        </w:tc>
+      </w:tr>
+      <w:tr>
+        <w:tc>
+          <w:tcPr>
+            <w:tcW w:type="dxa" w:w="1247"/>
+            <w:tcMar>
+              <w:top w:w="80" w:type="dxa"/>
+              <w:bottom w:w="80" w:type="dxa"/>
+              <w:left w:w="80" w:type="dxa"/>
+              <w:right w:w="80" w:type="dxa"/>
+            </w:tcMar>
+            <w:shd w:fill="FFFFFF"/>
+            <w:vAlign w:val="center"/>
+          </w:tcPr>
+          <w:p>
+            <w:pPr>
+              <w:spacing w:before="0" w:after="0"/>
+              <w:jc w:val="center"/>
+            </w:pPr>
+            <w:r>
+              <w:rPr>
+                <w:color w:val="202426"/>
+                <w:sz w:val="15"/>
+              </w:rPr>
+              <w:t>Pilar Air</w:t>
+            </w:r>
+          </w:p>
+        </w:tc>
+        <w:tc>
+          <w:tcPr>
+            <w:tcW w:type="dxa" w:w="2438"/>
+            <w:tcMar>
+              <w:top w:w="80" w:type="dxa"/>
+              <w:bottom w:w="80" w:type="dxa"/>
+              <w:left w:w="80" w:type="dxa"/>
+              <w:right w:w="80" w:type="dxa"/>
+            </w:tcMar>
+            <w:shd w:fill="FFFFFF"/>
+            <w:vAlign w:val="center"/>
+          </w:tcPr>
+          <w:p>
+            <w:pPr>
+              <w:spacing w:before="0" w:after="0"/>
+              <w:jc w:val="left"/>
+            </w:pPr>
+            <w:r>
+              <w:rPr>
+                <w:color w:val="202426"/>
+                <w:sz w:val="15"/>
+              </w:rPr>
+              <w:t>Morbiditas Diare (Incidence Rate Ratio)</w:t>
+            </w:r>
+          </w:p>
+        </w:tc>
+        <w:tc>
+          <w:tcPr>
+            <w:tcW w:type="dxa" w:w="1701"/>
+            <w:tcMar>
+              <w:top w:w="80" w:type="dxa"/>
+              <w:bottom w:w="80" w:type="dxa"/>
+              <w:left w:w="80" w:type="dxa"/>
+              <w:right w:w="80" w:type="dxa"/>
+            </w:tcMar>
+            <w:shd w:fill="FFFFFF"/>
+            <w:vAlign w:val="center"/>
+          </w:tcPr>
+          <w:p>
+            <w:pPr>
+              <w:spacing w:before="0" w:after="0"/>
+              <w:jc w:val="right"/>
+            </w:pPr>
+            <w:r>
+              <w:rPr>
+                <w:color w:val="202426"/>
+                <w:sz w:val="15"/>
+              </w:rPr>
+              <w:t>1.27x lipat</w:t>
+            </w:r>
+          </w:p>
+        </w:tc>
+        <w:tc>
+          <w:tcPr>
+            <w:tcW w:type="dxa" w:w="1020"/>
+            <w:tcMar>
+              <w:top w:w="80" w:type="dxa"/>
+              <w:bottom w:w="80" w:type="dxa"/>
+              <w:left w:w="80" w:type="dxa"/>
+              <w:right w:w="80" w:type="dxa"/>
+            </w:tcMar>
+            <w:shd w:fill="FFFFFF"/>
+            <w:vAlign w:val="center"/>
+          </w:tcPr>
+          <w:p>
+            <w:pPr>
+              <w:spacing w:before="0" w:after="0"/>
+              <w:jc w:val="center"/>
+            </w:pPr>
+            <w:r>
+              <w:rPr>
+                <w:color w:val="202426"/>
+                <w:sz w:val="15"/>
+              </w:rPr>
+              <w:t>+0.63σ</w:t>
+            </w:r>
+          </w:p>
+        </w:tc>
+        <w:tc>
+          <w:tcPr>
+            <w:tcW w:type="dxa" w:w="964"/>
+            <w:tcMar>
+              <w:top w:w="80" w:type="dxa"/>
+              <w:bottom w:w="80" w:type="dxa"/>
+              <w:left w:w="80" w:type="dxa"/>
+              <w:right w:w="80" w:type="dxa"/>
+            </w:tcMar>
+            <w:shd w:fill="FFFFFF"/>
+            <w:vAlign w:val="center"/>
+          </w:tcPr>
+          <w:p>
+            <w:pPr>
+              <w:spacing w:before="0" w:after="0"/>
+              <w:jc w:val="center"/>
+            </w:pPr>
+            <w:r>
+              <w:rPr>
+                <w:color w:val="202426"/>
+                <w:sz w:val="15"/>
+              </w:rPr>
+              <w:t>0.0164</w:t>
+            </w:r>
+          </w:p>
+        </w:tc>
+        <w:tc>
+          <w:tcPr>
+            <w:tcW w:type="dxa" w:w="1020"/>
+            <w:tcMar>
+              <w:top w:w="80" w:type="dxa"/>
+              <w:bottom w:w="80" w:type="dxa"/>
+              <w:left w:w="80" w:type="dxa"/>
+              <w:right w:w="80" w:type="dxa"/>
+            </w:tcMar>
+            <w:shd w:fill="FFFFFF"/>
+            <w:vAlign w:val="center"/>
+          </w:tcPr>
+          <w:p>
+            <w:pPr>
+              <w:spacing w:before="0" w:after="0"/>
+              <w:jc w:val="center"/>
+            </w:pPr>
+            <w:r>
+              <w:rPr>
+                <w:color w:val="202426"/>
+                <w:sz w:val="15"/>
+              </w:rPr>
+              <w:t>4.0 / 5</w:t>
+            </w:r>
+          </w:p>
+        </w:tc>
+        <w:tc>
+          <w:tcPr>
+            <w:tcW w:type="dxa" w:w="1247"/>
+            <w:tcMar>
+              <w:top w:w="80" w:type="dxa"/>
+              <w:bottom w:w="80" w:type="dxa"/>
+              <w:left w:w="80" w:type="dxa"/>
+              <w:right w:w="80" w:type="dxa"/>
+            </w:tcMar>
+            <w:shd w:fill="FFFFFF"/>
+            <w:vAlign w:val="center"/>
+          </w:tcPr>
+          <w:p>
+            <w:pPr>
+              <w:spacing w:before="0" w:after="0"/>
+              <w:jc w:val="center"/>
+            </w:pPr>
+            <w:r>
+              <w:rPr>
+                <w:color w:val="202426"/>
+                <w:sz w:val="15"/>
+              </w:rPr>
+              <w:t>Melampaui Batas</w:t>
+            </w:r>
+          </w:p>
+        </w:tc>
+      </w:tr>
+      <w:tr>
+        <w:tc>
+          <w:tcPr>
+            <w:tcW w:type="dxa" w:w="1247"/>
+            <w:tcMar>
+              <w:top w:w="80" w:type="dxa"/>
+              <w:bottom w:w="80" w:type="dxa"/>
+              <w:left w:w="80" w:type="dxa"/>
+              <w:right w:w="80" w:type="dxa"/>
+            </w:tcMar>
+            <w:shd w:fill="F4F5F6"/>
+            <w:vAlign w:val="center"/>
+          </w:tcPr>
+          <w:p>
+            <w:pPr>
+              <w:spacing w:before="0" w:after="0"/>
+              <w:jc w:val="center"/>
+            </w:pPr>
+            <w:r>
+              <w:rPr>
+                <w:color w:val="202426"/>
+                <w:sz w:val="15"/>
+              </w:rPr>
+              <w:t>Pilar Air</w:t>
+            </w:r>
+          </w:p>
+        </w:tc>
+        <w:tc>
+          <w:tcPr>
+            <w:tcW w:type="dxa" w:w="2438"/>
+            <w:tcMar>
+              <w:top w:w="80" w:type="dxa"/>
+              <w:bottom w:w="80" w:type="dxa"/>
+              <w:left w:w="80" w:type="dxa"/>
+              <w:right w:w="80" w:type="dxa"/>
+            </w:tcMar>
+            <w:shd w:fill="F4F5F6"/>
+            <w:vAlign w:val="center"/>
+          </w:tcPr>
+          <w:p>
+            <w:pPr>
+              <w:spacing w:before="0" w:after="0"/>
+              <w:jc w:val="left"/>
+            </w:pPr>
+            <w:r>
+              <w:rPr>
+                <w:color w:val="202426"/>
+                <w:sz w:val="15"/>
+              </w:rPr>
+              <w:t>Konflik Ruang Laut Nelayan vs Tambang</w:t>
+            </w:r>
+          </w:p>
+        </w:tc>
+        <w:tc>
+          <w:tcPr>
+            <w:tcW w:type="dxa" w:w="1701"/>
+            <w:tcMar>
+              <w:top w:w="80" w:type="dxa"/>
+              <w:bottom w:w="80" w:type="dxa"/>
+              <w:left w:w="80" w:type="dxa"/>
+              <w:right w:w="80" w:type="dxa"/>
+            </w:tcMar>
+            <w:shd w:fill="F4F5F6"/>
+            <w:vAlign w:val="center"/>
+          </w:tcPr>
+          <w:p>
+            <w:pPr>
+              <w:spacing w:before="0" w:after="0"/>
+              <w:jc w:val="right"/>
+            </w:pPr>
+            <w:r>
+              <w:rPr>
+                <w:color w:val="202426"/>
+                <w:sz w:val="15"/>
+              </w:rPr>
+              <w:t>0 Kasus</w:t>
+            </w:r>
+          </w:p>
+        </w:tc>
+        <w:tc>
+          <w:tcPr>
+            <w:tcW w:type="dxa" w:w="1020"/>
+            <w:tcMar>
+              <w:top w:w="80" w:type="dxa"/>
+              <w:bottom w:w="80" w:type="dxa"/>
+              <w:left w:w="80" w:type="dxa"/>
+              <w:right w:w="80" w:type="dxa"/>
+            </w:tcMar>
+            <w:shd w:fill="F4F5F6"/>
+            <w:vAlign w:val="center"/>
+          </w:tcPr>
+          <w:p>
+            <w:pPr>
+              <w:spacing w:before="0" w:after="0"/>
+              <w:jc w:val="center"/>
+            </w:pPr>
+            <w:r>
+              <w:rPr>
+                <w:color w:val="202426"/>
+                <w:sz w:val="15"/>
+              </w:rPr>
+              <w:t>-0.87σ</w:t>
+            </w:r>
+          </w:p>
+        </w:tc>
+        <w:tc>
+          <w:tcPr>
+            <w:tcW w:type="dxa" w:w="964"/>
+            <w:tcMar>
+              <w:top w:w="80" w:type="dxa"/>
+              <w:bottom w:w="80" w:type="dxa"/>
+              <w:left w:w="80" w:type="dxa"/>
+              <w:right w:w="80" w:type="dxa"/>
+            </w:tcMar>
+            <w:shd w:fill="F4F5F6"/>
+            <w:vAlign w:val="center"/>
+          </w:tcPr>
+          <w:p>
+            <w:pPr>
+              <w:spacing w:before="0" w:after="0"/>
+              <w:jc w:val="center"/>
+            </w:pPr>
+            <w:r>
+              <w:rPr>
+                <w:color w:val="202426"/>
+                <w:sz w:val="15"/>
+              </w:rPr>
+              <w:t>0.0442</w:t>
+            </w:r>
+          </w:p>
+        </w:tc>
+        <w:tc>
+          <w:tcPr>
+            <w:tcW w:type="dxa" w:w="1020"/>
+            <w:tcMar>
+              <w:top w:w="80" w:type="dxa"/>
+              <w:bottom w:w="80" w:type="dxa"/>
+              <w:left w:w="80" w:type="dxa"/>
+              <w:right w:w="80" w:type="dxa"/>
+            </w:tcMar>
+            <w:shd w:fill="F4F5F6"/>
+            <w:vAlign w:val="center"/>
+          </w:tcPr>
+          <w:p>
+            <w:pPr>
+              <w:spacing w:before="0" w:after="0"/>
+              <w:jc w:val="center"/>
+            </w:pPr>
+            <w:r>
+              <w:rPr>
+                <w:color w:val="202426"/>
+                <w:sz w:val="15"/>
+              </w:rPr>
+              <w:t>1.0 / 5</w:t>
+            </w:r>
+          </w:p>
+        </w:tc>
+        <w:tc>
+          <w:tcPr>
+            <w:tcW w:type="dxa" w:w="1247"/>
+            <w:tcMar>
+              <w:top w:w="80" w:type="dxa"/>
+              <w:bottom w:w="80" w:type="dxa"/>
+              <w:left w:w="80" w:type="dxa"/>
+              <w:right w:w="80" w:type="dxa"/>
+            </w:tcMar>
+            <w:shd w:fill="F4F5F6"/>
+            <w:vAlign w:val="center"/>
+          </w:tcPr>
+          <w:p>
+            <w:pPr>
+              <w:spacing w:before="0" w:after="0"/>
+              <w:jc w:val="center"/>
+            </w:pPr>
+            <w:r>
+              <w:rPr>
+                <w:color w:val="202426"/>
+                <w:sz w:val="15"/>
+              </w:rPr>
+              <w:t>Tidak Melampaui Batas</w:t>
+            </w:r>
+          </w:p>
+        </w:tc>
+      </w:tr>
+      <w:tr>
+        <w:tc>
+          <w:tcPr>
+            <w:tcW w:type="dxa" w:w="1247"/>
+            <w:tcMar>
+              <w:top w:w="80" w:type="dxa"/>
+              <w:bottom w:w="80" w:type="dxa"/>
+              <w:left w:w="80" w:type="dxa"/>
+              <w:right w:w="80" w:type="dxa"/>
+            </w:tcMar>
+            <w:shd w:fill="FFFFFF"/>
+            <w:vAlign w:val="center"/>
+          </w:tcPr>
+          <w:p>
+            <w:pPr>
+              <w:spacing w:before="0" w:after="0"/>
+              <w:jc w:val="center"/>
+            </w:pPr>
+            <w:r>
+              <w:rPr>
+                <w:color w:val="202426"/>
+                <w:sz w:val="15"/>
+              </w:rPr>
+              <w:t>Pilar Air</w:t>
+            </w:r>
+          </w:p>
+        </w:tc>
+        <w:tc>
+          <w:tcPr>
+            <w:tcW w:type="dxa" w:w="2438"/>
+            <w:tcMar>
+              <w:top w:w="80" w:type="dxa"/>
+              <w:bottom w:w="80" w:type="dxa"/>
+              <w:left w:w="80" w:type="dxa"/>
+              <w:right w:w="80" w:type="dxa"/>
+            </w:tcMar>
+            <w:shd w:fill="FFFFFF"/>
+            <w:vAlign w:val="center"/>
+          </w:tcPr>
+          <w:p>
+            <w:pPr>
+              <w:spacing w:before="0" w:after="0"/>
+              <w:jc w:val="left"/>
+            </w:pPr>
+            <w:r>
+              <w:rPr>
+                <w:color w:val="202426"/>
+                <w:sz w:val="15"/>
+              </w:rPr>
+              <w:t>Akumulasi Beban Tailing, Slag &amp; DSTP</w:t>
+            </w:r>
+          </w:p>
+        </w:tc>
+        <w:tc>
+          <w:tcPr>
+            <w:tcW w:type="dxa" w:w="1701"/>
+            <w:tcMar>
+              <w:top w:w="80" w:type="dxa"/>
+              <w:bottom w:w="80" w:type="dxa"/>
+              <w:left w:w="80" w:type="dxa"/>
+              <w:right w:w="80" w:type="dxa"/>
+            </w:tcMar>
+            <w:shd w:fill="FFFFFF"/>
+            <w:vAlign w:val="center"/>
+          </w:tcPr>
+          <w:p>
+            <w:pPr>
+              <w:spacing w:before="0" w:after="0"/>
+              <w:jc w:val="right"/>
+            </w:pPr>
+            <w:r>
+              <w:rPr>
+                <w:color w:val="202426"/>
+                <w:sz w:val="15"/>
+              </w:rPr>
+              <w:t>0.00 Jt Ton</w:t>
+            </w:r>
+          </w:p>
+        </w:tc>
+        <w:tc>
+          <w:tcPr>
+            <w:tcW w:type="dxa" w:w="1020"/>
+            <w:tcMar>
+              <w:top w:w="80" w:type="dxa"/>
+              <w:bottom w:w="80" w:type="dxa"/>
+              <w:left w:w="80" w:type="dxa"/>
+              <w:right w:w="80" w:type="dxa"/>
+            </w:tcMar>
+            <w:shd w:fill="FFFFFF"/>
+            <w:vAlign w:val="center"/>
+          </w:tcPr>
+          <w:p>
+            <w:pPr>
+              <w:spacing w:before="0" w:after="0"/>
+              <w:jc w:val="center"/>
+            </w:pPr>
+            <w:r>
+              <w:rPr>
+                <w:color w:val="202426"/>
+                <w:sz w:val="15"/>
+              </w:rPr>
+              <w:t>-0.55σ</w:t>
+            </w:r>
+          </w:p>
+        </w:tc>
+        <w:tc>
+          <w:tcPr>
+            <w:tcW w:type="dxa" w:w="964"/>
+            <w:tcMar>
+              <w:top w:w="80" w:type="dxa"/>
+              <w:bottom w:w="80" w:type="dxa"/>
+              <w:left w:w="80" w:type="dxa"/>
+              <w:right w:w="80" w:type="dxa"/>
+            </w:tcMar>
+            <w:shd w:fill="FFFFFF"/>
+            <w:vAlign w:val="center"/>
+          </w:tcPr>
+          <w:p>
+            <w:pPr>
+              <w:spacing w:before="0" w:after="0"/>
+              <w:jc w:val="center"/>
+            </w:pPr>
+            <w:r>
+              <w:rPr>
+                <w:color w:val="202426"/>
+                <w:sz w:val="15"/>
+              </w:rPr>
+              <w:t>0.0822</w:t>
+            </w:r>
+          </w:p>
+        </w:tc>
+        <w:tc>
+          <w:tcPr>
+            <w:tcW w:type="dxa" w:w="1020"/>
+            <w:tcMar>
+              <w:top w:w="80" w:type="dxa"/>
+              <w:bottom w:w="80" w:type="dxa"/>
+              <w:left w:w="80" w:type="dxa"/>
+              <w:right w:w="80" w:type="dxa"/>
+            </w:tcMar>
+            <w:shd w:fill="FFFFFF"/>
+            <w:vAlign w:val="center"/>
+          </w:tcPr>
+          <w:p>
+            <w:pPr>
+              <w:spacing w:before="0" w:after="0"/>
+              <w:jc w:val="center"/>
+            </w:pPr>
+            <w:r>
+              <w:rPr>
+                <w:color w:val="202426"/>
+                <w:sz w:val="15"/>
+              </w:rPr>
+              <w:t>1.0 / 5</w:t>
+            </w:r>
+          </w:p>
+        </w:tc>
+        <w:tc>
+          <w:tcPr>
+            <w:tcW w:type="dxa" w:w="1247"/>
+            <w:tcMar>
+              <w:top w:w="80" w:type="dxa"/>
+              <w:bottom w:w="80" w:type="dxa"/>
+              <w:left w:w="80" w:type="dxa"/>
+              <w:right w:w="80" w:type="dxa"/>
+            </w:tcMar>
+            <w:shd w:fill="FFFFFF"/>
+            <w:vAlign w:val="center"/>
+          </w:tcPr>
+          <w:p>
+            <w:pPr>
+              <w:spacing w:before="0" w:after="0"/>
+              <w:jc w:val="center"/>
+            </w:pPr>
+            <w:r>
+              <w:rPr>
+                <w:color w:val="202426"/>
+                <w:sz w:val="15"/>
+              </w:rPr>
+              <w:t>Tidak Melampaui Batas</w:t>
+            </w:r>
+          </w:p>
+        </w:tc>
+      </w:tr>
+      <w:tr>
+        <w:tc>
+          <w:tcPr>
+            <w:tcW w:type="dxa" w:w="1247"/>
+            <w:tcMar>
+              <w:top w:w="80" w:type="dxa"/>
+              <w:bottom w:w="80" w:type="dxa"/>
+              <w:left w:w="80" w:type="dxa"/>
+              <w:right w:w="80" w:type="dxa"/>
+            </w:tcMar>
+            <w:shd w:fill="F4F5F6"/>
+            <w:vAlign w:val="center"/>
+          </w:tcPr>
+          <w:p>
+            <w:pPr>
+              <w:spacing w:before="0" w:after="0"/>
+              <w:jc w:val="center"/>
+            </w:pPr>
+            <w:r>
+              <w:rPr>
+                <w:color w:val="202426"/>
+                <w:sz w:val="15"/>
+              </w:rPr>
+              <w:t>Pilar Lahan</w:t>
+            </w:r>
+          </w:p>
+        </w:tc>
+        <w:tc>
+          <w:tcPr>
+            <w:tcW w:type="dxa" w:w="2438"/>
+            <w:tcMar>
+              <w:top w:w="80" w:type="dxa"/>
+              <w:bottom w:w="80" w:type="dxa"/>
+              <w:left w:w="80" w:type="dxa"/>
+              <w:right w:w="80" w:type="dxa"/>
+            </w:tcMar>
+            <w:shd w:fill="F4F5F6"/>
+            <w:vAlign w:val="center"/>
+          </w:tcPr>
+          <w:p>
+            <w:pPr>
+              <w:spacing w:before="0" w:after="0"/>
+              <w:jc w:val="left"/>
+            </w:pPr>
+            <w:r>
+              <w:rPr>
+                <w:color w:val="202426"/>
+                <w:sz w:val="15"/>
+              </w:rPr>
+              <w:t>Bencana Hidrometeorologi (Banjir &amp; Longsor)</w:t>
+            </w:r>
+          </w:p>
+        </w:tc>
+        <w:tc>
+          <w:tcPr>
+            <w:tcW w:type="dxa" w:w="1701"/>
+            <w:tcMar>
+              <w:top w:w="80" w:type="dxa"/>
+              <w:bottom w:w="80" w:type="dxa"/>
+              <w:left w:w="80" w:type="dxa"/>
+              <w:right w:w="80" w:type="dxa"/>
+            </w:tcMar>
+            <w:shd w:fill="F4F5F6"/>
+            <w:vAlign w:val="center"/>
+          </w:tcPr>
+          <w:p>
+            <w:pPr>
+              <w:spacing w:before="0" w:after="0"/>
+              <w:jc w:val="right"/>
+            </w:pPr>
+            <w:r>
+              <w:rPr>
+                <w:color w:val="202426"/>
+                <w:sz w:val="15"/>
+              </w:rPr>
+              <w:t>143 Kejadian</w:t>
+            </w:r>
+          </w:p>
+        </w:tc>
+        <w:tc>
+          <w:tcPr>
+            <w:tcW w:type="dxa" w:w="1020"/>
+            <w:tcMar>
+              <w:top w:w="80" w:type="dxa"/>
+              <w:bottom w:w="80" w:type="dxa"/>
+              <w:left w:w="80" w:type="dxa"/>
+              <w:right w:w="80" w:type="dxa"/>
+            </w:tcMar>
+            <w:shd w:fill="F4F5F6"/>
+            <w:vAlign w:val="center"/>
+          </w:tcPr>
+          <w:p>
+            <w:pPr>
+              <w:spacing w:before="0" w:after="0"/>
+              <w:jc w:val="center"/>
+            </w:pPr>
+            <w:r>
+              <w:rPr>
+                <w:color w:val="202426"/>
+                <w:sz w:val="15"/>
+              </w:rPr>
+              <w:t>-0.51σ</w:t>
+            </w:r>
+          </w:p>
+        </w:tc>
+        <w:tc>
+          <w:tcPr>
+            <w:tcW w:type="dxa" w:w="964"/>
+            <w:tcMar>
+              <w:top w:w="80" w:type="dxa"/>
+              <w:bottom w:w="80" w:type="dxa"/>
+              <w:left w:w="80" w:type="dxa"/>
+              <w:right w:w="80" w:type="dxa"/>
+            </w:tcMar>
+            <w:shd w:fill="F4F5F6"/>
+            <w:vAlign w:val="center"/>
+          </w:tcPr>
+          <w:p>
+            <w:pPr>
+              <w:spacing w:before="0" w:after="0"/>
+              <w:jc w:val="center"/>
+            </w:pPr>
+            <w:r>
+              <w:rPr>
+                <w:color w:val="202426"/>
+                <w:sz w:val="15"/>
+              </w:rPr>
+              <w:t>0.0271</w:t>
+            </w:r>
+          </w:p>
+        </w:tc>
+        <w:tc>
+          <w:tcPr>
+            <w:tcW w:type="dxa" w:w="1020"/>
+            <w:tcMar>
+              <w:top w:w="80" w:type="dxa"/>
+              <w:bottom w:w="80" w:type="dxa"/>
+              <w:left w:w="80" w:type="dxa"/>
+              <w:right w:w="80" w:type="dxa"/>
+            </w:tcMar>
+            <w:shd w:fill="F4F5F6"/>
+            <w:vAlign w:val="center"/>
+          </w:tcPr>
+          <w:p>
+            <w:pPr>
+              <w:spacing w:before="0" w:after="0"/>
+              <w:jc w:val="center"/>
+            </w:pPr>
+            <w:r>
+              <w:rPr>
+                <w:color w:val="202426"/>
+                <w:sz w:val="15"/>
+              </w:rPr>
+              <w:t>1.0 / 5</w:t>
+            </w:r>
+          </w:p>
+        </w:tc>
+        <w:tc>
+          <w:tcPr>
+            <w:tcW w:type="dxa" w:w="1247"/>
+            <w:tcMar>
+              <w:top w:w="80" w:type="dxa"/>
+              <w:bottom w:w="80" w:type="dxa"/>
+              <w:left w:w="80" w:type="dxa"/>
+              <w:right w:w="80" w:type="dxa"/>
+            </w:tcMar>
+            <w:shd w:fill="F4F5F6"/>
+            <w:vAlign w:val="center"/>
+          </w:tcPr>
+          <w:p>
+            <w:pPr>
+              <w:spacing w:before="0" w:after="0"/>
+              <w:jc w:val="center"/>
+            </w:pPr>
+            <w:r>
+              <w:rPr>
+                <w:color w:val="202426"/>
+                <w:sz w:val="15"/>
+              </w:rPr>
+              <w:t>Tidak Melampaui Batas</w:t>
+            </w:r>
+          </w:p>
+        </w:tc>
+      </w:tr>
+      <w:tr>
+        <w:tc>
+          <w:tcPr>
+            <w:tcW w:type="dxa" w:w="1247"/>
+            <w:tcMar>
+              <w:top w:w="80" w:type="dxa"/>
+              <w:bottom w:w="80" w:type="dxa"/>
+              <w:left w:w="80" w:type="dxa"/>
+              <w:right w:w="80" w:type="dxa"/>
+            </w:tcMar>
+            <w:shd w:fill="FFFFFF"/>
+            <w:vAlign w:val="center"/>
+          </w:tcPr>
+          <w:p>
+            <w:pPr>
+              <w:spacing w:before="0" w:after="0"/>
+              <w:jc w:val="center"/>
+            </w:pPr>
+            <w:r>
+              <w:rPr>
+                <w:color w:val="202426"/>
+                <w:sz w:val="15"/>
+              </w:rPr>
+              <w:t>Pilar Lahan</w:t>
+            </w:r>
+          </w:p>
+        </w:tc>
+        <w:tc>
+          <w:tcPr>
+            <w:tcW w:type="dxa" w:w="2438"/>
+            <w:tcMar>
+              <w:top w:w="80" w:type="dxa"/>
+              <w:bottom w:w="80" w:type="dxa"/>
+              <w:left w:w="80" w:type="dxa"/>
+              <w:right w:w="80" w:type="dxa"/>
+            </w:tcMar>
+            <w:shd w:fill="FFFFFF"/>
+            <w:vAlign w:val="center"/>
+          </w:tcPr>
+          <w:p>
+            <w:pPr>
+              <w:spacing w:before="0" w:after="0"/>
+              <w:jc w:val="left"/>
+            </w:pPr>
+            <w:r>
+              <w:rPr>
+                <w:color w:val="202426"/>
+                <w:sz w:val="15"/>
+              </w:rPr>
+              <w:t>Deforestasi Hutan Alam Primer GFW</w:t>
+            </w:r>
+          </w:p>
+        </w:tc>
+        <w:tc>
+          <w:tcPr>
+            <w:tcW w:type="dxa" w:w="1701"/>
+            <w:tcMar>
+              <w:top w:w="80" w:type="dxa"/>
+              <w:bottom w:w="80" w:type="dxa"/>
+              <w:left w:w="80" w:type="dxa"/>
+              <w:right w:w="80" w:type="dxa"/>
+            </w:tcMar>
+            <w:shd w:fill="FFFFFF"/>
+            <w:vAlign w:val="center"/>
+          </w:tcPr>
+          <w:p>
+            <w:pPr>
+              <w:spacing w:before="0" w:after="0"/>
+              <w:jc w:val="right"/>
+            </w:pPr>
+            <w:r>
+              <w:rPr>
+                <w:color w:val="202426"/>
+                <w:sz w:val="15"/>
+              </w:rPr>
+              <w:t>133,263 Ha</w:t>
+            </w:r>
+          </w:p>
+        </w:tc>
+        <w:tc>
+          <w:tcPr>
+            <w:tcW w:type="dxa" w:w="1020"/>
+            <w:tcMar>
+              <w:top w:w="80" w:type="dxa"/>
+              <w:bottom w:w="80" w:type="dxa"/>
+              <w:left w:w="80" w:type="dxa"/>
+              <w:right w:w="80" w:type="dxa"/>
+            </w:tcMar>
+            <w:shd w:fill="FFFFFF"/>
+            <w:vAlign w:val="center"/>
+          </w:tcPr>
+          <w:p>
+            <w:pPr>
+              <w:spacing w:before="0" w:after="0"/>
+              <w:jc w:val="center"/>
+            </w:pPr>
+            <w:r>
+              <w:rPr>
+                <w:color w:val="202426"/>
+                <w:sz w:val="15"/>
+              </w:rPr>
+              <w:t>-0.61σ</w:t>
+            </w:r>
+          </w:p>
+        </w:tc>
+        <w:tc>
+          <w:tcPr>
+            <w:tcW w:type="dxa" w:w="964"/>
+            <w:tcMar>
+              <w:top w:w="80" w:type="dxa"/>
+              <w:bottom w:w="80" w:type="dxa"/>
+              <w:left w:w="80" w:type="dxa"/>
+              <w:right w:w="80" w:type="dxa"/>
+            </w:tcMar>
+            <w:shd w:fill="FFFFFF"/>
+            <w:vAlign w:val="center"/>
+          </w:tcPr>
+          <w:p>
+            <w:pPr>
+              <w:spacing w:before="0" w:after="0"/>
+              <w:jc w:val="center"/>
+            </w:pPr>
+            <w:r>
+              <w:rPr>
+                <w:color w:val="202426"/>
+                <w:sz w:val="15"/>
+              </w:rPr>
+              <w:t>0.0346</w:t>
+            </w:r>
+          </w:p>
+        </w:tc>
+        <w:tc>
+          <w:tcPr>
+            <w:tcW w:type="dxa" w:w="1020"/>
+            <w:tcMar>
+              <w:top w:w="80" w:type="dxa"/>
+              <w:bottom w:w="80" w:type="dxa"/>
+              <w:left w:w="80" w:type="dxa"/>
+              <w:right w:w="80" w:type="dxa"/>
+            </w:tcMar>
+            <w:shd w:fill="FFFFFF"/>
+            <w:vAlign w:val="center"/>
+          </w:tcPr>
+          <w:p>
+            <w:pPr>
+              <w:spacing w:before="0" w:after="0"/>
+              <w:jc w:val="center"/>
+            </w:pPr>
+            <w:r>
+              <w:rPr>
+                <w:color w:val="202426"/>
+                <w:sz w:val="15"/>
+              </w:rPr>
+              <w:t>1.0 / 5</w:t>
+            </w:r>
+          </w:p>
+        </w:tc>
+        <w:tc>
+          <w:tcPr>
+            <w:tcW w:type="dxa" w:w="1247"/>
+            <w:tcMar>
+              <w:top w:w="80" w:type="dxa"/>
+              <w:bottom w:w="80" w:type="dxa"/>
+              <w:left w:w="80" w:type="dxa"/>
+              <w:right w:w="80" w:type="dxa"/>
+            </w:tcMar>
+            <w:shd w:fill="FFFFFF"/>
+            <w:vAlign w:val="center"/>
+          </w:tcPr>
+          <w:p>
+            <w:pPr>
+              <w:spacing w:before="0" w:after="0"/>
+              <w:jc w:val="center"/>
+            </w:pPr>
+            <w:r>
+              <w:rPr>
+                <w:color w:val="202426"/>
+                <w:sz w:val="15"/>
+              </w:rPr>
+              <w:t>Tidak Melampaui Batas</w:t>
+            </w:r>
+          </w:p>
+        </w:tc>
+      </w:tr>
+      <w:tr>
+        <w:tc>
+          <w:tcPr>
+            <w:tcW w:type="dxa" w:w="1247"/>
+            <w:tcMar>
+              <w:top w:w="80" w:type="dxa"/>
+              <w:bottom w:w="80" w:type="dxa"/>
+              <w:left w:w="80" w:type="dxa"/>
+              <w:right w:w="80" w:type="dxa"/>
+            </w:tcMar>
+            <w:shd w:fill="F4F5F6"/>
+            <w:vAlign w:val="center"/>
+          </w:tcPr>
+          <w:p>
+            <w:pPr>
+              <w:spacing w:before="0" w:after="0"/>
+              <w:jc w:val="center"/>
+            </w:pPr>
+            <w:r>
+              <w:rPr>
+                <w:color w:val="202426"/>
+                <w:sz w:val="15"/>
+              </w:rPr>
+              <w:t>Pilar Lahan</w:t>
+            </w:r>
+          </w:p>
+        </w:tc>
+        <w:tc>
+          <w:tcPr>
+            <w:tcW w:type="dxa" w:w="2438"/>
+            <w:tcMar>
+              <w:top w:w="80" w:type="dxa"/>
+              <w:bottom w:w="80" w:type="dxa"/>
+              <w:left w:w="80" w:type="dxa"/>
+              <w:right w:w="80" w:type="dxa"/>
+            </w:tcMar>
+            <w:shd w:fill="F4F5F6"/>
+            <w:vAlign w:val="center"/>
+          </w:tcPr>
+          <w:p>
+            <w:pPr>
+              <w:spacing w:before="0" w:after="0"/>
+              <w:jc w:val="left"/>
+            </w:pPr>
+            <w:r>
+              <w:rPr>
+                <w:color w:val="202426"/>
+                <w:sz w:val="15"/>
+              </w:rPr>
+              <w:t>Perambahan Tambang di Kawasan Hutan Lindung</w:t>
+            </w:r>
+          </w:p>
+        </w:tc>
+        <w:tc>
+          <w:tcPr>
+            <w:tcW w:type="dxa" w:w="1701"/>
+            <w:tcMar>
+              <w:top w:w="80" w:type="dxa"/>
+              <w:bottom w:w="80" w:type="dxa"/>
+              <w:left w:w="80" w:type="dxa"/>
+              <w:right w:w="80" w:type="dxa"/>
+            </w:tcMar>
+            <w:shd w:fill="F4F5F6"/>
+            <w:vAlign w:val="center"/>
+          </w:tcPr>
+          <w:p>
+            <w:pPr>
+              <w:spacing w:before="0" w:after="0"/>
+              <w:jc w:val="right"/>
+            </w:pPr>
+            <w:r>
+              <w:rPr>
+                <w:color w:val="202426"/>
+                <w:sz w:val="15"/>
+              </w:rPr>
+              <w:t>1,251 Ha</w:t>
+            </w:r>
+          </w:p>
+        </w:tc>
+        <w:tc>
+          <w:tcPr>
+            <w:tcW w:type="dxa" w:w="1020"/>
+            <w:tcMar>
+              <w:top w:w="80" w:type="dxa"/>
+              <w:bottom w:w="80" w:type="dxa"/>
+              <w:left w:w="80" w:type="dxa"/>
+              <w:right w:w="80" w:type="dxa"/>
+            </w:tcMar>
+            <w:shd w:fill="F4F5F6"/>
+            <w:vAlign w:val="center"/>
+          </w:tcPr>
+          <w:p>
+            <w:pPr>
+              <w:spacing w:before="0" w:after="0"/>
+              <w:jc w:val="center"/>
+            </w:pPr>
+            <w:r>
+              <w:rPr>
+                <w:color w:val="202426"/>
+                <w:sz w:val="15"/>
+              </w:rPr>
+              <w:t>-0.84σ</w:t>
+            </w:r>
+          </w:p>
+        </w:tc>
+        <w:tc>
+          <w:tcPr>
+            <w:tcW w:type="dxa" w:w="964"/>
+            <w:tcMar>
+              <w:top w:w="80" w:type="dxa"/>
+              <w:bottom w:w="80" w:type="dxa"/>
+              <w:left w:w="80" w:type="dxa"/>
+              <w:right w:w="80" w:type="dxa"/>
+            </w:tcMar>
+            <w:shd w:fill="F4F5F6"/>
+            <w:vAlign w:val="center"/>
+          </w:tcPr>
+          <w:p>
+            <w:pPr>
+              <w:spacing w:before="0" w:after="0"/>
+              <w:jc w:val="center"/>
+            </w:pPr>
+            <w:r>
+              <w:rPr>
+                <w:color w:val="202426"/>
+                <w:sz w:val="15"/>
+              </w:rPr>
+              <w:t>0.0392</w:t>
+            </w:r>
+          </w:p>
+        </w:tc>
+        <w:tc>
+          <w:tcPr>
+            <w:tcW w:type="dxa" w:w="1020"/>
+            <w:tcMar>
+              <w:top w:w="80" w:type="dxa"/>
+              <w:bottom w:w="80" w:type="dxa"/>
+              <w:left w:w="80" w:type="dxa"/>
+              <w:right w:w="80" w:type="dxa"/>
+            </w:tcMar>
+            <w:shd w:fill="F4F5F6"/>
+            <w:vAlign w:val="center"/>
+          </w:tcPr>
+          <w:p>
+            <w:pPr>
+              <w:spacing w:before="0" w:after="0"/>
+              <w:jc w:val="center"/>
+            </w:pPr>
+            <w:r>
+              <w:rPr>
+                <w:color w:val="202426"/>
+                <w:sz w:val="15"/>
+              </w:rPr>
+              <w:t>1.0 / 5</w:t>
+            </w:r>
+          </w:p>
+        </w:tc>
+        <w:tc>
+          <w:tcPr>
+            <w:tcW w:type="dxa" w:w="1247"/>
+            <w:tcMar>
+              <w:top w:w="80" w:type="dxa"/>
+              <w:bottom w:w="80" w:type="dxa"/>
+              <w:left w:w="80" w:type="dxa"/>
+              <w:right w:w="80" w:type="dxa"/>
+            </w:tcMar>
+            <w:shd w:fill="F4F5F6"/>
+            <w:vAlign w:val="center"/>
+          </w:tcPr>
+          <w:p>
+            <w:pPr>
+              <w:spacing w:before="0" w:after="0"/>
+              <w:jc w:val="center"/>
+            </w:pPr>
+            <w:r>
+              <w:rPr>
+                <w:color w:val="202426"/>
+                <w:sz w:val="15"/>
+              </w:rPr>
+              <w:t>Tidak Melampaui Batas</w:t>
+            </w:r>
+          </w:p>
+        </w:tc>
+      </w:tr>
+      <w:tr>
+        <w:tc>
+          <w:tcPr>
+            <w:tcW w:type="dxa" w:w="1247"/>
+            <w:tcMar>
+              <w:top w:w="80" w:type="dxa"/>
+              <w:bottom w:w="80" w:type="dxa"/>
+              <w:left w:w="80" w:type="dxa"/>
+              <w:right w:w="80" w:type="dxa"/>
+            </w:tcMar>
+            <w:shd w:fill="FFFFFF"/>
+            <w:vAlign w:val="center"/>
+          </w:tcPr>
+          <w:p>
+            <w:pPr>
+              <w:spacing w:before="0" w:after="0"/>
+              <w:jc w:val="center"/>
+            </w:pPr>
+            <w:r>
+              <w:rPr>
+                <w:color w:val="202426"/>
+                <w:sz w:val="15"/>
+              </w:rPr>
+              <w:t>Pilar Lahan</w:t>
+            </w:r>
+          </w:p>
+        </w:tc>
+        <w:tc>
+          <w:tcPr>
+            <w:tcW w:type="dxa" w:w="2438"/>
+            <w:tcMar>
+              <w:top w:w="80" w:type="dxa"/>
+              <w:bottom w:w="80" w:type="dxa"/>
+              <w:left w:w="80" w:type="dxa"/>
+              <w:right w:w="80" w:type="dxa"/>
+            </w:tcMar>
+            <w:shd w:fill="FFFFFF"/>
+            <w:vAlign w:val="center"/>
+          </w:tcPr>
+          <w:p>
+            <w:pPr>
+              <w:spacing w:before="0" w:after="0"/>
+              <w:jc w:val="left"/>
+            </w:pPr>
+            <w:r>
+              <w:rPr>
+                <w:color w:val="202426"/>
+                <w:sz w:val="15"/>
+              </w:rPr>
+              <w:t>Aktor Deforestasi Komoditas Tambang &amp; Sawit</w:t>
+            </w:r>
+          </w:p>
+        </w:tc>
+        <w:tc>
+          <w:tcPr>
+            <w:tcW w:type="dxa" w:w="1701"/>
+            <w:tcMar>
+              <w:top w:w="80" w:type="dxa"/>
+              <w:bottom w:w="80" w:type="dxa"/>
+              <w:left w:w="80" w:type="dxa"/>
+              <w:right w:w="80" w:type="dxa"/>
+            </w:tcMar>
+            <w:shd w:fill="FFFFFF"/>
+            <w:vAlign w:val="center"/>
+          </w:tcPr>
+          <w:p>
+            <w:pPr>
+              <w:spacing w:before="0" w:after="0"/>
+              <w:jc w:val="right"/>
+            </w:pPr>
+            <w:r>
+              <w:rPr>
+                <w:color w:val="202426"/>
+                <w:sz w:val="15"/>
+              </w:rPr>
+              <w:t>99,586 Ha</w:t>
+            </w:r>
+          </w:p>
+        </w:tc>
+        <w:tc>
+          <w:tcPr>
+            <w:tcW w:type="dxa" w:w="1020"/>
+            <w:tcMar>
+              <w:top w:w="80" w:type="dxa"/>
+              <w:bottom w:w="80" w:type="dxa"/>
+              <w:left w:w="80" w:type="dxa"/>
+              <w:right w:w="80" w:type="dxa"/>
+            </w:tcMar>
+            <w:shd w:fill="FFFFFF"/>
+            <w:vAlign w:val="center"/>
+          </w:tcPr>
+          <w:p>
+            <w:pPr>
+              <w:spacing w:before="0" w:after="0"/>
+              <w:jc w:val="center"/>
+            </w:pPr>
+            <w:r>
+              <w:rPr>
+                <w:color w:val="202426"/>
+                <w:sz w:val="15"/>
+              </w:rPr>
+              <w:t>-0.52σ</w:t>
+            </w:r>
+          </w:p>
+        </w:tc>
+        <w:tc>
+          <w:tcPr>
+            <w:tcW w:type="dxa" w:w="964"/>
+            <w:tcMar>
+              <w:top w:w="80" w:type="dxa"/>
+              <w:bottom w:w="80" w:type="dxa"/>
+              <w:left w:w="80" w:type="dxa"/>
+              <w:right w:w="80" w:type="dxa"/>
+            </w:tcMar>
+            <w:shd w:fill="FFFFFF"/>
+            <w:vAlign w:val="center"/>
+          </w:tcPr>
+          <w:p>
+            <w:pPr>
+              <w:spacing w:before="0" w:after="0"/>
+              <w:jc w:val="center"/>
+            </w:pPr>
+            <w:r>
+              <w:rPr>
+                <w:color w:val="202426"/>
+                <w:sz w:val="15"/>
+              </w:rPr>
+              <w:t>0.0361</w:t>
+            </w:r>
+          </w:p>
+        </w:tc>
+        <w:tc>
+          <w:tcPr>
+            <w:tcW w:type="dxa" w:w="1020"/>
+            <w:tcMar>
+              <w:top w:w="80" w:type="dxa"/>
+              <w:bottom w:w="80" w:type="dxa"/>
+              <w:left w:w="80" w:type="dxa"/>
+              <w:right w:w="80" w:type="dxa"/>
+            </w:tcMar>
+            <w:shd w:fill="FFFFFF"/>
+            <w:vAlign w:val="center"/>
+          </w:tcPr>
+          <w:p>
+            <w:pPr>
+              <w:spacing w:before="0" w:after="0"/>
+              <w:jc w:val="center"/>
+            </w:pPr>
+            <w:r>
+              <w:rPr>
+                <w:color w:val="202426"/>
+                <w:sz w:val="15"/>
+              </w:rPr>
+              <w:t>1.0 / 5</w:t>
+            </w:r>
+          </w:p>
+        </w:tc>
+        <w:tc>
+          <w:tcPr>
+            <w:tcW w:type="dxa" w:w="1247"/>
+            <w:tcMar>
+              <w:top w:w="80" w:type="dxa"/>
+              <w:bottom w:w="80" w:type="dxa"/>
+              <w:left w:w="80" w:type="dxa"/>
+              <w:right w:w="80" w:type="dxa"/>
+            </w:tcMar>
+            <w:shd w:fill="FFFFFF"/>
+            <w:vAlign w:val="center"/>
+          </w:tcPr>
+          <w:p>
+            <w:pPr>
+              <w:spacing w:before="0" w:after="0"/>
+              <w:jc w:val="center"/>
+            </w:pPr>
+            <w:r>
+              <w:rPr>
+                <w:color w:val="202426"/>
+                <w:sz w:val="15"/>
+              </w:rPr>
+              <w:t>Tidak Melampaui Batas</w:t>
+            </w:r>
+          </w:p>
+        </w:tc>
+      </w:tr>
+      <w:tr>
+        <w:tc>
+          <w:tcPr>
+            <w:tcW w:type="dxa" w:w="1247"/>
+            <w:tcMar>
+              <w:top w:w="80" w:type="dxa"/>
+              <w:bottom w:w="80" w:type="dxa"/>
+              <w:left w:w="80" w:type="dxa"/>
+              <w:right w:w="80" w:type="dxa"/>
+            </w:tcMar>
+            <w:shd w:fill="F4F5F6"/>
+            <w:vAlign w:val="center"/>
+          </w:tcPr>
+          <w:p>
+            <w:pPr>
+              <w:spacing w:before="0" w:after="0"/>
+              <w:jc w:val="center"/>
+            </w:pPr>
+            <w:r>
+              <w:rPr>
+                <w:color w:val="202426"/>
+                <w:sz w:val="15"/>
+              </w:rPr>
+              <w:t>Pilar Lahan</w:t>
+            </w:r>
+          </w:p>
+        </w:tc>
+        <w:tc>
+          <w:tcPr>
+            <w:tcW w:type="dxa" w:w="2438"/>
+            <w:tcMar>
+              <w:top w:w="80" w:type="dxa"/>
+              <w:bottom w:w="80" w:type="dxa"/>
+              <w:left w:w="80" w:type="dxa"/>
+              <w:right w:w="80" w:type="dxa"/>
+            </w:tcMar>
+            <w:shd w:fill="F4F5F6"/>
+            <w:vAlign w:val="center"/>
+          </w:tcPr>
+          <w:p>
+            <w:pPr>
+              <w:spacing w:before="0" w:after="0"/>
+              <w:jc w:val="left"/>
+            </w:pPr>
+            <w:r>
+              <w:rPr>
+                <w:color w:val="202426"/>
+                <w:sz w:val="15"/>
+              </w:rPr>
+              <w:t>Kepadatan Konsesi IUP Nikel vs Daratan</w:t>
+            </w:r>
+          </w:p>
+        </w:tc>
+        <w:tc>
+          <w:tcPr>
+            <w:tcW w:type="dxa" w:w="1701"/>
+            <w:tcMar>
+              <w:top w:w="80" w:type="dxa"/>
+              <w:bottom w:w="80" w:type="dxa"/>
+              <w:left w:w="80" w:type="dxa"/>
+              <w:right w:w="80" w:type="dxa"/>
+            </w:tcMar>
+            <w:shd w:fill="F4F5F6"/>
+            <w:vAlign w:val="center"/>
+          </w:tcPr>
+          <w:p>
+            <w:pPr>
+              <w:spacing w:before="0" w:after="0"/>
+              <w:jc w:val="right"/>
+            </w:pPr>
+            <w:r>
+              <w:rPr>
+                <w:color w:val="202426"/>
+                <w:sz w:val="15"/>
+              </w:rPr>
+              <w:t>0.26%</w:t>
+            </w:r>
+          </w:p>
+        </w:tc>
+        <w:tc>
+          <w:tcPr>
+            <w:tcW w:type="dxa" w:w="1020"/>
+            <w:tcMar>
+              <w:top w:w="80" w:type="dxa"/>
+              <w:bottom w:w="80" w:type="dxa"/>
+              <w:left w:w="80" w:type="dxa"/>
+              <w:right w:w="80" w:type="dxa"/>
+            </w:tcMar>
+            <w:shd w:fill="F4F5F6"/>
+            <w:vAlign w:val="center"/>
+          </w:tcPr>
+          <w:p>
+            <w:pPr>
+              <w:spacing w:before="0" w:after="0"/>
+              <w:jc w:val="center"/>
+            </w:pPr>
+            <w:r>
+              <w:rPr>
+                <w:color w:val="202426"/>
+                <w:sz w:val="15"/>
+              </w:rPr>
+              <w:t>-1.09σ</w:t>
+            </w:r>
+          </w:p>
+        </w:tc>
+        <w:tc>
+          <w:tcPr>
+            <w:tcW w:type="dxa" w:w="964"/>
+            <w:tcMar>
+              <w:top w:w="80" w:type="dxa"/>
+              <w:bottom w:w="80" w:type="dxa"/>
+              <w:left w:w="80" w:type="dxa"/>
+              <w:right w:w="80" w:type="dxa"/>
+            </w:tcMar>
+            <w:shd w:fill="F4F5F6"/>
+            <w:vAlign w:val="center"/>
+          </w:tcPr>
+          <w:p>
+            <w:pPr>
+              <w:spacing w:before="0" w:after="0"/>
+              <w:jc w:val="center"/>
+            </w:pPr>
+            <w:r>
+              <w:rPr>
+                <w:color w:val="202426"/>
+                <w:sz w:val="15"/>
+              </w:rPr>
+              <w:t>0.0320</w:t>
+            </w:r>
+          </w:p>
+        </w:tc>
+        <w:tc>
+          <w:tcPr>
+            <w:tcW w:type="dxa" w:w="1020"/>
+            <w:tcMar>
+              <w:top w:w="80" w:type="dxa"/>
+              <w:bottom w:w="80" w:type="dxa"/>
+              <w:left w:w="80" w:type="dxa"/>
+              <w:right w:w="80" w:type="dxa"/>
+            </w:tcMar>
+            <w:shd w:fill="F4F5F6"/>
+            <w:vAlign w:val="center"/>
+          </w:tcPr>
+          <w:p>
+            <w:pPr>
+              <w:spacing w:before="0" w:after="0"/>
+              <w:jc w:val="center"/>
+            </w:pPr>
+            <w:r>
+              <w:rPr>
+                <w:color w:val="202426"/>
+                <w:sz w:val="15"/>
+              </w:rPr>
+              <w:t>0.0 / 5</w:t>
+            </w:r>
+          </w:p>
+        </w:tc>
+        <w:tc>
+          <w:tcPr>
+            <w:tcW w:type="dxa" w:w="1247"/>
+            <w:tcMar>
+              <w:top w:w="80" w:type="dxa"/>
+              <w:bottom w:w="80" w:type="dxa"/>
+              <w:left w:w="80" w:type="dxa"/>
+              <w:right w:w="80" w:type="dxa"/>
+            </w:tcMar>
+            <w:shd w:fill="F4F5F6"/>
+            <w:vAlign w:val="center"/>
+          </w:tcPr>
+          <w:p>
+            <w:pPr>
+              <w:spacing w:before="0" w:after="0"/>
+              <w:jc w:val="center"/>
+            </w:pPr>
+            <w:r>
+              <w:rPr>
+                <w:color w:val="202426"/>
+                <w:sz w:val="15"/>
+              </w:rPr>
+              <w:t>Tidak Melampaui Batas</w:t>
+            </w:r>
+          </w:p>
+        </w:tc>
+      </w:tr>
+      <w:tr>
+        <w:tc>
+          <w:tcPr>
+            <w:tcW w:type="dxa" w:w="1247"/>
+            <w:tcMar>
+              <w:top w:w="80" w:type="dxa"/>
+              <w:bottom w:w="80" w:type="dxa"/>
+              <w:left w:w="80" w:type="dxa"/>
+              <w:right w:w="80" w:type="dxa"/>
+            </w:tcMar>
+            <w:shd w:fill="FFFFFF"/>
+            <w:vAlign w:val="center"/>
+          </w:tcPr>
+          <w:p>
+            <w:pPr>
+              <w:spacing w:before="0" w:after="0"/>
+              <w:jc w:val="center"/>
+            </w:pPr>
+            <w:r>
+              <w:rPr>
+                <w:color w:val="202426"/>
+                <w:sz w:val="15"/>
+              </w:rPr>
+              <w:t>Pilar Sosial</w:t>
+            </w:r>
+          </w:p>
+        </w:tc>
+        <w:tc>
+          <w:tcPr>
+            <w:tcW w:type="dxa" w:w="2438"/>
+            <w:tcMar>
+              <w:top w:w="80" w:type="dxa"/>
+              <w:bottom w:w="80" w:type="dxa"/>
+              <w:left w:w="80" w:type="dxa"/>
+              <w:right w:w="80" w:type="dxa"/>
+            </w:tcMar>
+            <w:shd w:fill="FFFFFF"/>
+            <w:vAlign w:val="center"/>
+          </w:tcPr>
+          <w:p>
+            <w:pPr>
+              <w:spacing w:before="0" w:after="0"/>
+              <w:jc w:val="left"/>
+            </w:pPr>
+            <w:r>
+              <w:rPr>
+                <w:color w:val="202426"/>
+                <w:sz w:val="15"/>
+              </w:rPr>
+              <w:t>Manipulasi Persetujuan Konsultasi Warga (FPIC)</w:t>
+            </w:r>
+          </w:p>
+        </w:tc>
+        <w:tc>
+          <w:tcPr>
+            <w:tcW w:type="dxa" w:w="1701"/>
+            <w:tcMar>
+              <w:top w:w="80" w:type="dxa"/>
+              <w:bottom w:w="80" w:type="dxa"/>
+              <w:left w:w="80" w:type="dxa"/>
+              <w:right w:w="80" w:type="dxa"/>
+            </w:tcMar>
+            <w:shd w:fill="FFFFFF"/>
+            <w:vAlign w:val="center"/>
+          </w:tcPr>
+          <w:p>
+            <w:pPr>
+              <w:spacing w:before="0" w:after="0"/>
+              <w:jc w:val="right"/>
+            </w:pPr>
+            <w:r>
+              <w:rPr>
+                <w:color w:val="202426"/>
+                <w:sz w:val="15"/>
+              </w:rPr>
+              <w:t>0 Kasus</w:t>
+            </w:r>
+          </w:p>
+        </w:tc>
+        <w:tc>
+          <w:tcPr>
+            <w:tcW w:type="dxa" w:w="1020"/>
+            <w:tcMar>
+              <w:top w:w="80" w:type="dxa"/>
+              <w:bottom w:w="80" w:type="dxa"/>
+              <w:left w:w="80" w:type="dxa"/>
+              <w:right w:w="80" w:type="dxa"/>
+            </w:tcMar>
+            <w:shd w:fill="FFFFFF"/>
+            <w:vAlign w:val="center"/>
+          </w:tcPr>
+          <w:p>
+            <w:pPr>
+              <w:spacing w:before="0" w:after="0"/>
+              <w:jc w:val="center"/>
+            </w:pPr>
+            <w:r>
+              <w:rPr>
+                <w:color w:val="202426"/>
+                <w:sz w:val="15"/>
+              </w:rPr>
+              <w:t>-0.68σ</w:t>
+            </w:r>
+          </w:p>
+        </w:tc>
+        <w:tc>
+          <w:tcPr>
+            <w:tcW w:type="dxa" w:w="964"/>
+            <w:tcMar>
+              <w:top w:w="80" w:type="dxa"/>
+              <w:bottom w:w="80" w:type="dxa"/>
+              <w:left w:w="80" w:type="dxa"/>
+              <w:right w:w="80" w:type="dxa"/>
+            </w:tcMar>
+            <w:shd w:fill="FFFFFF"/>
+            <w:vAlign w:val="center"/>
+          </w:tcPr>
+          <w:p>
+            <w:pPr>
+              <w:spacing w:before="0" w:after="0"/>
+              <w:jc w:val="center"/>
+            </w:pPr>
+            <w:r>
+              <w:rPr>
+                <w:color w:val="202426"/>
+                <w:sz w:val="15"/>
+              </w:rPr>
+              <w:t>0.0635</w:t>
+            </w:r>
+          </w:p>
+        </w:tc>
+        <w:tc>
+          <w:tcPr>
+            <w:tcW w:type="dxa" w:w="1020"/>
+            <w:tcMar>
+              <w:top w:w="80" w:type="dxa"/>
+              <w:bottom w:w="80" w:type="dxa"/>
+              <w:left w:w="80" w:type="dxa"/>
+              <w:right w:w="80" w:type="dxa"/>
+            </w:tcMar>
+            <w:shd w:fill="FFFFFF"/>
+            <w:vAlign w:val="center"/>
+          </w:tcPr>
+          <w:p>
+            <w:pPr>
+              <w:spacing w:before="0" w:after="0"/>
+              <w:jc w:val="center"/>
+            </w:pPr>
+            <w:r>
+              <w:rPr>
+                <w:color w:val="202426"/>
+                <w:sz w:val="15"/>
+              </w:rPr>
+              <w:t>1.0 / 5</w:t>
+            </w:r>
+          </w:p>
+        </w:tc>
+        <w:tc>
+          <w:tcPr>
+            <w:tcW w:type="dxa" w:w="1247"/>
+            <w:tcMar>
+              <w:top w:w="80" w:type="dxa"/>
+              <w:bottom w:w="80" w:type="dxa"/>
+              <w:left w:w="80" w:type="dxa"/>
+              <w:right w:w="80" w:type="dxa"/>
+            </w:tcMar>
+            <w:shd w:fill="FFFFFF"/>
+            <w:vAlign w:val="center"/>
+          </w:tcPr>
+          <w:p>
+            <w:pPr>
+              <w:spacing w:before="0" w:after="0"/>
+              <w:jc w:val="center"/>
+            </w:pPr>
+            <w:r>
+              <w:rPr>
+                <w:color w:val="202426"/>
+                <w:sz w:val="15"/>
+              </w:rPr>
+              <w:t>Tidak Melampaui Batas</w:t>
+            </w:r>
+          </w:p>
+        </w:tc>
+      </w:tr>
+      <w:tr>
+        <w:tc>
+          <w:tcPr>
+            <w:tcW w:type="dxa" w:w="1247"/>
+            <w:tcMar>
+              <w:top w:w="80" w:type="dxa"/>
+              <w:bottom w:w="80" w:type="dxa"/>
+              <w:left w:w="80" w:type="dxa"/>
+              <w:right w:w="80" w:type="dxa"/>
+            </w:tcMar>
+            <w:shd w:fill="F4F5F6"/>
+            <w:vAlign w:val="center"/>
+          </w:tcPr>
+          <w:p>
+            <w:pPr>
+              <w:spacing w:before="0" w:after="0"/>
+              <w:jc w:val="center"/>
+            </w:pPr>
+            <w:r>
+              <w:rPr>
+                <w:color w:val="202426"/>
+                <w:sz w:val="15"/>
+              </w:rPr>
+              <w:t>Pilar Sosial</w:t>
+            </w:r>
+          </w:p>
+        </w:tc>
+        <w:tc>
+          <w:tcPr>
+            <w:tcW w:type="dxa" w:w="2438"/>
+            <w:tcMar>
+              <w:top w:w="80" w:type="dxa"/>
+              <w:bottom w:w="80" w:type="dxa"/>
+              <w:left w:w="80" w:type="dxa"/>
+              <w:right w:w="80" w:type="dxa"/>
+            </w:tcMar>
+            <w:shd w:fill="F4F5F6"/>
+            <w:vAlign w:val="center"/>
+          </w:tcPr>
+          <w:p>
+            <w:pPr>
+              <w:spacing w:before="0" w:after="0"/>
+              <w:jc w:val="left"/>
+            </w:pPr>
+            <w:r>
+              <w:rPr>
+                <w:color w:val="202426"/>
+                <w:sz w:val="15"/>
+              </w:rPr>
+              <w:t>Korban Perampasan Ruang Hidup &amp; Krisis Agraria</w:t>
+            </w:r>
+          </w:p>
+        </w:tc>
+        <w:tc>
+          <w:tcPr>
+            <w:tcW w:type="dxa" w:w="1701"/>
+            <w:tcMar>
+              <w:top w:w="80" w:type="dxa"/>
+              <w:bottom w:w="80" w:type="dxa"/>
+              <w:left w:w="80" w:type="dxa"/>
+              <w:right w:w="80" w:type="dxa"/>
+            </w:tcMar>
+            <w:shd w:fill="F4F5F6"/>
+            <w:vAlign w:val="center"/>
+          </w:tcPr>
+          <w:p>
+            <w:pPr>
+              <w:spacing w:before="0" w:after="0"/>
+              <w:jc w:val="right"/>
+            </w:pPr>
+            <w:r>
+              <w:rPr>
+                <w:color w:val="202426"/>
+                <w:sz w:val="15"/>
+              </w:rPr>
+              <w:t>1 Jiwa</w:t>
+            </w:r>
+          </w:p>
+        </w:tc>
+        <w:tc>
+          <w:tcPr>
+            <w:tcW w:type="dxa" w:w="1020"/>
+            <w:tcMar>
+              <w:top w:w="80" w:type="dxa"/>
+              <w:bottom w:w="80" w:type="dxa"/>
+              <w:left w:w="80" w:type="dxa"/>
+              <w:right w:w="80" w:type="dxa"/>
+            </w:tcMar>
+            <w:shd w:fill="F4F5F6"/>
+            <w:vAlign w:val="center"/>
+          </w:tcPr>
+          <w:p>
+            <w:pPr>
+              <w:spacing w:before="0" w:after="0"/>
+              <w:jc w:val="center"/>
+            </w:pPr>
+            <w:r>
+              <w:rPr>
+                <w:color w:val="202426"/>
+                <w:sz w:val="15"/>
+              </w:rPr>
+              <w:t>-0.57σ</w:t>
+            </w:r>
+          </w:p>
+        </w:tc>
+        <w:tc>
+          <w:tcPr>
+            <w:tcW w:type="dxa" w:w="964"/>
+            <w:tcMar>
+              <w:top w:w="80" w:type="dxa"/>
+              <w:bottom w:w="80" w:type="dxa"/>
+              <w:left w:w="80" w:type="dxa"/>
+              <w:right w:w="80" w:type="dxa"/>
+            </w:tcMar>
+            <w:shd w:fill="F4F5F6"/>
+            <w:vAlign w:val="center"/>
+          </w:tcPr>
+          <w:p>
+            <w:pPr>
+              <w:spacing w:before="0" w:after="0"/>
+              <w:jc w:val="center"/>
+            </w:pPr>
+            <w:r>
+              <w:rPr>
+                <w:color w:val="202426"/>
+                <w:sz w:val="15"/>
+              </w:rPr>
+              <w:t>0.0781</w:t>
+            </w:r>
+          </w:p>
+        </w:tc>
+        <w:tc>
+          <w:tcPr>
+            <w:tcW w:type="dxa" w:w="1020"/>
+            <w:tcMar>
+              <w:top w:w="80" w:type="dxa"/>
+              <w:bottom w:w="80" w:type="dxa"/>
+              <w:left w:w="80" w:type="dxa"/>
+              <w:right w:w="80" w:type="dxa"/>
+            </w:tcMar>
+            <w:shd w:fill="F4F5F6"/>
+            <w:vAlign w:val="center"/>
+          </w:tcPr>
+          <w:p>
+            <w:pPr>
+              <w:spacing w:before="0" w:after="0"/>
+              <w:jc w:val="center"/>
+            </w:pPr>
+            <w:r>
+              <w:rPr>
+                <w:color w:val="202426"/>
+                <w:sz w:val="15"/>
+              </w:rPr>
+              <w:t>1.0 / 5</w:t>
+            </w:r>
+          </w:p>
+        </w:tc>
+        <w:tc>
+          <w:tcPr>
+            <w:tcW w:type="dxa" w:w="1247"/>
+            <w:tcMar>
+              <w:top w:w="80" w:type="dxa"/>
+              <w:bottom w:w="80" w:type="dxa"/>
+              <w:left w:w="80" w:type="dxa"/>
+              <w:right w:w="80" w:type="dxa"/>
+            </w:tcMar>
+            <w:shd w:fill="F4F5F6"/>
+            <w:vAlign w:val="center"/>
+          </w:tcPr>
+          <w:p>
+            <w:pPr>
+              <w:spacing w:before="0" w:after="0"/>
+              <w:jc w:val="center"/>
+            </w:pPr>
+            <w:r>
+              <w:rPr>
+                <w:color w:val="202426"/>
+                <w:sz w:val="15"/>
+              </w:rPr>
+              <w:t>Tidak Melampaui Batas</w:t>
+            </w:r>
+          </w:p>
+        </w:tc>
+      </w:tr>
+      <w:tr>
+        <w:tc>
+          <w:tcPr>
+            <w:tcW w:type="dxa" w:w="1247"/>
+            <w:tcMar>
+              <w:top w:w="80" w:type="dxa"/>
+              <w:bottom w:w="80" w:type="dxa"/>
+              <w:left w:w="80" w:type="dxa"/>
+              <w:right w:w="80" w:type="dxa"/>
+            </w:tcMar>
+            <w:shd w:fill="FFFFFF"/>
+            <w:vAlign w:val="center"/>
+          </w:tcPr>
+          <w:p>
+            <w:pPr>
+              <w:spacing w:before="0" w:after="0"/>
+              <w:jc w:val="center"/>
+            </w:pPr>
+            <w:r>
+              <w:rPr>
+                <w:color w:val="202426"/>
+                <w:sz w:val="15"/>
+              </w:rPr>
+              <w:t>Pilar Sosial</w:t>
+            </w:r>
+          </w:p>
+        </w:tc>
+        <w:tc>
+          <w:tcPr>
+            <w:tcW w:type="dxa" w:w="2438"/>
+            <w:tcMar>
+              <w:top w:w="80" w:type="dxa"/>
+              <w:bottom w:w="80" w:type="dxa"/>
+              <w:left w:w="80" w:type="dxa"/>
+              <w:right w:w="80" w:type="dxa"/>
+            </w:tcMar>
+            <w:shd w:fill="FFFFFF"/>
+            <w:vAlign w:val="center"/>
+          </w:tcPr>
+          <w:p>
+            <w:pPr>
+              <w:spacing w:before="0" w:after="0"/>
+              <w:jc w:val="left"/>
+            </w:pPr>
+            <w:r>
+              <w:rPr>
+                <w:color w:val="202426"/>
+                <w:sz w:val="15"/>
+              </w:rPr>
+              <w:t>Insiden Kriminalisasi Warga &amp; Pembela HAM</w:t>
+            </w:r>
+          </w:p>
+        </w:tc>
+        <w:tc>
+          <w:tcPr>
+            <w:tcW w:type="dxa" w:w="1701"/>
+            <w:tcMar>
+              <w:top w:w="80" w:type="dxa"/>
+              <w:bottom w:w="80" w:type="dxa"/>
+              <w:left w:w="80" w:type="dxa"/>
+              <w:right w:w="80" w:type="dxa"/>
+            </w:tcMar>
+            <w:shd w:fill="FFFFFF"/>
+            <w:vAlign w:val="center"/>
+          </w:tcPr>
+          <w:p>
+            <w:pPr>
+              <w:spacing w:before="0" w:after="0"/>
+              <w:jc w:val="right"/>
+            </w:pPr>
+            <w:r>
+              <w:rPr>
+                <w:color w:val="202426"/>
+                <w:sz w:val="15"/>
+              </w:rPr>
+              <w:t>1 Insiden</w:t>
+            </w:r>
+          </w:p>
+        </w:tc>
+        <w:tc>
+          <w:tcPr>
+            <w:tcW w:type="dxa" w:w="1020"/>
+            <w:tcMar>
+              <w:top w:w="80" w:type="dxa"/>
+              <w:bottom w:w="80" w:type="dxa"/>
+              <w:left w:w="80" w:type="dxa"/>
+              <w:right w:w="80" w:type="dxa"/>
+            </w:tcMar>
+            <w:shd w:fill="FFFFFF"/>
+            <w:vAlign w:val="center"/>
+          </w:tcPr>
+          <w:p>
+            <w:pPr>
+              <w:spacing w:before="0" w:after="0"/>
+              <w:jc w:val="center"/>
+            </w:pPr>
+            <w:r>
+              <w:rPr>
+                <w:color w:val="202426"/>
+                <w:sz w:val="15"/>
+              </w:rPr>
+              <w:t>-0.71σ</w:t>
+            </w:r>
+          </w:p>
+        </w:tc>
+        <w:tc>
+          <w:tcPr>
+            <w:tcW w:type="dxa" w:w="964"/>
+            <w:tcMar>
+              <w:top w:w="80" w:type="dxa"/>
+              <w:bottom w:w="80" w:type="dxa"/>
+              <w:left w:w="80" w:type="dxa"/>
+              <w:right w:w="80" w:type="dxa"/>
+            </w:tcMar>
+            <w:shd w:fill="FFFFFF"/>
+            <w:vAlign w:val="center"/>
+          </w:tcPr>
+          <w:p>
+            <w:pPr>
+              <w:spacing w:before="0" w:after="0"/>
+              <w:jc w:val="center"/>
+            </w:pPr>
+            <w:r>
+              <w:rPr>
+                <w:color w:val="202426"/>
+                <w:sz w:val="15"/>
+              </w:rPr>
+              <w:t>0.0331</w:t>
+            </w:r>
+          </w:p>
+        </w:tc>
+        <w:tc>
+          <w:tcPr>
+            <w:tcW w:type="dxa" w:w="1020"/>
+            <w:tcMar>
+              <w:top w:w="80" w:type="dxa"/>
+              <w:bottom w:w="80" w:type="dxa"/>
+              <w:left w:w="80" w:type="dxa"/>
+              <w:right w:w="80" w:type="dxa"/>
+            </w:tcMar>
+            <w:shd w:fill="FFFFFF"/>
+            <w:vAlign w:val="center"/>
+          </w:tcPr>
+          <w:p>
+            <w:pPr>
+              <w:spacing w:before="0" w:after="0"/>
+              <w:jc w:val="center"/>
+            </w:pPr>
+            <w:r>
+              <w:rPr>
+                <w:color w:val="202426"/>
+                <w:sz w:val="15"/>
+              </w:rPr>
+              <w:t>1.0 / 5</w:t>
+            </w:r>
+          </w:p>
+        </w:tc>
+        <w:tc>
+          <w:tcPr>
+            <w:tcW w:type="dxa" w:w="1247"/>
+            <w:tcMar>
+              <w:top w:w="80" w:type="dxa"/>
+              <w:bottom w:w="80" w:type="dxa"/>
+              <w:left w:w="80" w:type="dxa"/>
+              <w:right w:w="80" w:type="dxa"/>
+            </w:tcMar>
+            <w:shd w:fill="FFFFFF"/>
+            <w:vAlign w:val="center"/>
+          </w:tcPr>
+          <w:p>
+            <w:pPr>
+              <w:spacing w:before="0" w:after="0"/>
+              <w:jc w:val="center"/>
+            </w:pPr>
+            <w:r>
+              <w:rPr>
+                <w:color w:val="202426"/>
+                <w:sz w:val="15"/>
+              </w:rPr>
+              <w:t>Tidak Melampaui Batas</w:t>
+            </w:r>
+          </w:p>
+        </w:tc>
+      </w:tr>
+      <w:tr>
+        <w:tc>
+          <w:tcPr>
+            <w:tcW w:type="dxa" w:w="1247"/>
+            <w:tcMar>
+              <w:top w:w="80" w:type="dxa"/>
+              <w:bottom w:w="80" w:type="dxa"/>
+              <w:left w:w="80" w:type="dxa"/>
+              <w:right w:w="80" w:type="dxa"/>
+            </w:tcMar>
+            <w:shd w:fill="F4F5F6"/>
+            <w:vAlign w:val="center"/>
+          </w:tcPr>
+          <w:p>
+            <w:pPr>
+              <w:spacing w:before="0" w:after="0"/>
+              <w:jc w:val="center"/>
+            </w:pPr>
+            <w:r>
+              <w:rPr>
+                <w:color w:val="202426"/>
+                <w:sz w:val="15"/>
+              </w:rPr>
+              <w:t>Pilar Sosial</w:t>
+            </w:r>
+          </w:p>
+        </w:tc>
+        <w:tc>
+          <w:tcPr>
+            <w:tcW w:type="dxa" w:w="2438"/>
+            <w:tcMar>
+              <w:top w:w="80" w:type="dxa"/>
+              <w:bottom w:w="80" w:type="dxa"/>
+              <w:left w:w="80" w:type="dxa"/>
+              <w:right w:w="80" w:type="dxa"/>
+            </w:tcMar>
+            <w:shd w:fill="F4F5F6"/>
+            <w:vAlign w:val="center"/>
+          </w:tcPr>
+          <w:p>
+            <w:pPr>
+              <w:spacing w:before="0" w:after="0"/>
+              <w:jc w:val="left"/>
+            </w:pPr>
+            <w:r>
+              <w:rPr>
+                <w:color w:val="202426"/>
+                <w:sz w:val="15"/>
+              </w:rPr>
+              <w:t>Defisit Kelayakan Standar Faskes SPA</w:t>
+            </w:r>
+          </w:p>
+        </w:tc>
+        <w:tc>
+          <w:tcPr>
+            <w:tcW w:type="dxa" w:w="1701"/>
+            <w:tcMar>
+              <w:top w:w="80" w:type="dxa"/>
+              <w:bottom w:w="80" w:type="dxa"/>
+              <w:left w:w="80" w:type="dxa"/>
+              <w:right w:w="80" w:type="dxa"/>
+            </w:tcMar>
+            <w:shd w:fill="F4F5F6"/>
+            <w:vAlign w:val="center"/>
+          </w:tcPr>
+          <w:p>
+            <w:pPr>
+              <w:spacing w:before="0" w:after="0"/>
+              <w:jc w:val="right"/>
+            </w:pPr>
+            <w:r>
+              <w:rPr>
+                <w:color w:val="202426"/>
+                <w:sz w:val="15"/>
+              </w:rPr>
+              <w:t>0.0 % Gap</w:t>
+            </w:r>
+          </w:p>
+        </w:tc>
+        <w:tc>
+          <w:tcPr>
+            <w:tcW w:type="dxa" w:w="1020"/>
+            <w:tcMar>
+              <w:top w:w="80" w:type="dxa"/>
+              <w:bottom w:w="80" w:type="dxa"/>
+              <w:left w:w="80" w:type="dxa"/>
+              <w:right w:w="80" w:type="dxa"/>
+            </w:tcMar>
+            <w:shd w:fill="F4F5F6"/>
+            <w:vAlign w:val="center"/>
+          </w:tcPr>
+          <w:p>
+            <w:pPr>
+              <w:spacing w:before="0" w:after="0"/>
+              <w:jc w:val="center"/>
+            </w:pPr>
+            <w:r>
+              <w:rPr>
+                <w:color w:val="202426"/>
+                <w:sz w:val="15"/>
+              </w:rPr>
+              <w:t>-0.92σ</w:t>
+            </w:r>
+          </w:p>
+        </w:tc>
+        <w:tc>
+          <w:tcPr>
+            <w:tcW w:type="dxa" w:w="964"/>
+            <w:tcMar>
+              <w:top w:w="80" w:type="dxa"/>
+              <w:bottom w:w="80" w:type="dxa"/>
+              <w:left w:w="80" w:type="dxa"/>
+              <w:right w:w="80" w:type="dxa"/>
+            </w:tcMar>
+            <w:shd w:fill="F4F5F6"/>
+            <w:vAlign w:val="center"/>
+          </w:tcPr>
+          <w:p>
+            <w:pPr>
+              <w:spacing w:before="0" w:after="0"/>
+              <w:jc w:val="center"/>
+            </w:pPr>
+            <w:r>
+              <w:rPr>
+                <w:color w:val="202426"/>
+                <w:sz w:val="15"/>
+              </w:rPr>
+              <w:t>0.0430</w:t>
+            </w:r>
+          </w:p>
+        </w:tc>
+        <w:tc>
+          <w:tcPr>
+            <w:tcW w:type="dxa" w:w="1020"/>
+            <w:tcMar>
+              <w:top w:w="80" w:type="dxa"/>
+              <w:bottom w:w="80" w:type="dxa"/>
+              <w:left w:w="80" w:type="dxa"/>
+              <w:right w:w="80" w:type="dxa"/>
+            </w:tcMar>
+            <w:shd w:fill="F4F5F6"/>
+            <w:vAlign w:val="center"/>
+          </w:tcPr>
+          <w:p>
+            <w:pPr>
+              <w:spacing w:before="0" w:after="0"/>
+              <w:jc w:val="center"/>
+            </w:pPr>
+            <w:r>
+              <w:rPr>
+                <w:color w:val="202426"/>
+                <w:sz w:val="15"/>
+              </w:rPr>
+              <w:t>1.0 / 5</w:t>
+            </w:r>
+          </w:p>
+        </w:tc>
+        <w:tc>
+          <w:tcPr>
+            <w:tcW w:type="dxa" w:w="1247"/>
+            <w:tcMar>
+              <w:top w:w="80" w:type="dxa"/>
+              <w:bottom w:w="80" w:type="dxa"/>
+              <w:left w:w="80" w:type="dxa"/>
+              <w:right w:w="80" w:type="dxa"/>
+            </w:tcMar>
+            <w:shd w:fill="F4F5F6"/>
+            <w:vAlign w:val="center"/>
+          </w:tcPr>
+          <w:p>
+            <w:pPr>
+              <w:spacing w:before="0" w:after="0"/>
+              <w:jc w:val="center"/>
+            </w:pPr>
+            <w:r>
+              <w:rPr>
+                <w:color w:val="202426"/>
+                <w:sz w:val="15"/>
+              </w:rPr>
+              <w:t>Tidak Melampaui Batas</w:t>
+            </w:r>
+          </w:p>
+        </w:tc>
+      </w:tr>
+      <w:tr>
+        <w:tc>
+          <w:tcPr>
+            <w:tcW w:type="dxa" w:w="1247"/>
+            <w:tcMar>
+              <w:top w:w="80" w:type="dxa"/>
+              <w:bottom w:w="80" w:type="dxa"/>
+              <w:left w:w="80" w:type="dxa"/>
+              <w:right w:w="80" w:type="dxa"/>
+            </w:tcMar>
+            <w:shd w:fill="FFFFFF"/>
+            <w:vAlign w:val="center"/>
+          </w:tcPr>
+          <w:p>
+            <w:pPr>
+              <w:spacing w:before="0" w:after="0"/>
+              <w:jc w:val="center"/>
+            </w:pPr>
+            <w:r>
+              <w:rPr>
+                <w:color w:val="202426"/>
+                <w:sz w:val="15"/>
+              </w:rPr>
+              <w:t>Pilar Veto</w:t>
+            </w:r>
+          </w:p>
+        </w:tc>
+        <w:tc>
+          <w:tcPr>
+            <w:tcW w:type="dxa" w:w="2438"/>
+            <w:tcMar>
+              <w:top w:w="80" w:type="dxa"/>
+              <w:bottom w:w="80" w:type="dxa"/>
+              <w:left w:w="80" w:type="dxa"/>
+              <w:right w:w="80" w:type="dxa"/>
+            </w:tcMar>
+            <w:shd w:fill="FFFFFF"/>
+            <w:vAlign w:val="center"/>
+          </w:tcPr>
+          <w:p>
+            <w:pPr>
+              <w:spacing w:before="0" w:after="0"/>
+              <w:jc w:val="left"/>
+            </w:pPr>
+            <w:r>
+              <w:rPr>
+                <w:color w:val="202426"/>
+                <w:sz w:val="15"/>
+              </w:rPr>
+              <w:t>Penerbitan Obral Konsesi WIUP Baru Pasca-2014</w:t>
+            </w:r>
+          </w:p>
+        </w:tc>
+        <w:tc>
+          <w:tcPr>
+            <w:tcW w:type="dxa" w:w="1701"/>
+            <w:tcMar>
+              <w:top w:w="80" w:type="dxa"/>
+              <w:bottom w:w="80" w:type="dxa"/>
+              <w:left w:w="80" w:type="dxa"/>
+              <w:right w:w="80" w:type="dxa"/>
+            </w:tcMar>
+            <w:shd w:fill="FFFFFF"/>
+            <w:vAlign w:val="center"/>
+          </w:tcPr>
+          <w:p>
+            <w:pPr>
+              <w:spacing w:before="0" w:after="0"/>
+              <w:jc w:val="right"/>
+            </w:pPr>
+            <w:r>
+              <w:rPr>
+                <w:color w:val="202426"/>
+                <w:sz w:val="15"/>
+              </w:rPr>
+              <w:t>27 Izin</w:t>
+            </w:r>
+          </w:p>
+        </w:tc>
+        <w:tc>
+          <w:tcPr>
+            <w:tcW w:type="dxa" w:w="1020"/>
+            <w:tcMar>
+              <w:top w:w="80" w:type="dxa"/>
+              <w:bottom w:w="80" w:type="dxa"/>
+              <w:left w:w="80" w:type="dxa"/>
+              <w:right w:w="80" w:type="dxa"/>
+            </w:tcMar>
+            <w:shd w:fill="FFFFFF"/>
+            <w:vAlign w:val="center"/>
+          </w:tcPr>
+          <w:p>
+            <w:pPr>
+              <w:spacing w:before="0" w:after="0"/>
+              <w:jc w:val="center"/>
+            </w:pPr>
+            <w:r>
+              <w:rPr>
+                <w:color w:val="202426"/>
+                <w:sz w:val="15"/>
+              </w:rPr>
+              <w:t>-0.68σ</w:t>
+            </w:r>
+          </w:p>
+        </w:tc>
+        <w:tc>
+          <w:tcPr>
+            <w:tcW w:type="dxa" w:w="964"/>
+            <w:tcMar>
+              <w:top w:w="80" w:type="dxa"/>
+              <w:bottom w:w="80" w:type="dxa"/>
+              <w:left w:w="80" w:type="dxa"/>
+              <w:right w:w="80" w:type="dxa"/>
+            </w:tcMar>
+            <w:shd w:fill="FFFFFF"/>
+            <w:vAlign w:val="center"/>
+          </w:tcPr>
+          <w:p>
+            <w:pPr>
+              <w:spacing w:before="0" w:after="0"/>
+              <w:jc w:val="center"/>
+            </w:pPr>
+            <w:r>
+              <w:rPr>
+                <w:color w:val="202426"/>
+                <w:sz w:val="15"/>
+              </w:rPr>
+              <w:t>0.0415</w:t>
+            </w:r>
+          </w:p>
+        </w:tc>
+        <w:tc>
+          <w:tcPr>
+            <w:tcW w:type="dxa" w:w="1020"/>
+            <w:tcMar>
+              <w:top w:w="80" w:type="dxa"/>
+              <w:bottom w:w="80" w:type="dxa"/>
+              <w:left w:w="80" w:type="dxa"/>
+              <w:right w:w="80" w:type="dxa"/>
+            </w:tcMar>
+            <w:shd w:fill="FFFFFF"/>
+            <w:vAlign w:val="center"/>
+          </w:tcPr>
+          <w:p>
+            <w:pPr>
+              <w:spacing w:before="0" w:after="0"/>
+              <w:jc w:val="center"/>
+            </w:pPr>
+            <w:r>
+              <w:rPr>
+                <w:color w:val="202426"/>
+                <w:sz w:val="15"/>
+              </w:rPr>
+              <w:t>1.0 / 5</w:t>
+            </w:r>
+          </w:p>
+        </w:tc>
+        <w:tc>
+          <w:tcPr>
+            <w:tcW w:type="dxa" w:w="1247"/>
+            <w:tcMar>
+              <w:top w:w="80" w:type="dxa"/>
+              <w:bottom w:w="80" w:type="dxa"/>
+              <w:left w:w="80" w:type="dxa"/>
+              <w:right w:w="80" w:type="dxa"/>
+            </w:tcMar>
+            <w:shd w:fill="FFFFFF"/>
+            <w:vAlign w:val="center"/>
+          </w:tcPr>
+          <w:p>
+            <w:pPr>
+              <w:spacing w:before="0" w:after="0"/>
+              <w:jc w:val="center"/>
+            </w:pPr>
+            <w:r>
+              <w:rPr>
+                <w:color w:val="202426"/>
+                <w:sz w:val="15"/>
+              </w:rPr>
+              <w:t>Tidak Melampaui Batas</w:t>
+            </w:r>
+          </w:p>
+        </w:tc>
+      </w:tr>
+      <w:tr>
+        <w:tc>
+          <w:tcPr>
+            <w:tcW w:type="dxa" w:w="1247"/>
+            <w:tcMar>
+              <w:top w:w="80" w:type="dxa"/>
+              <w:bottom w:w="80" w:type="dxa"/>
+              <w:left w:w="80" w:type="dxa"/>
+              <w:right w:w="80" w:type="dxa"/>
+            </w:tcMar>
+            <w:shd w:fill="F4F5F6"/>
+            <w:vAlign w:val="center"/>
+          </w:tcPr>
+          <w:p>
+            <w:pPr>
+              <w:spacing w:before="0" w:after="0"/>
+              <w:jc w:val="center"/>
+            </w:pPr>
+            <w:r>
+              <w:rPr>
+                <w:color w:val="202426"/>
+                <w:sz w:val="15"/>
+              </w:rPr>
+              <w:t>Pilar Veto</w:t>
+            </w:r>
+          </w:p>
+        </w:tc>
+        <w:tc>
+          <w:tcPr>
+            <w:tcW w:type="dxa" w:w="2438"/>
+            <w:tcMar>
+              <w:top w:w="80" w:type="dxa"/>
+              <w:bottom w:w="80" w:type="dxa"/>
+              <w:left w:w="80" w:type="dxa"/>
+              <w:right w:w="80" w:type="dxa"/>
+            </w:tcMar>
+            <w:shd w:fill="F4F5F6"/>
+            <w:vAlign w:val="center"/>
+          </w:tcPr>
+          <w:p>
+            <w:pPr>
+              <w:spacing w:before="0" w:after="0"/>
+              <w:jc w:val="left"/>
+            </w:pPr>
+            <w:r>
+              <w:rPr>
+                <w:color w:val="202426"/>
+                <w:sz w:val="15"/>
+              </w:rPr>
+              <w:t>Korporat Tambang Pelanggar Hukum Beroperasi Ilegal</w:t>
+            </w:r>
+          </w:p>
+        </w:tc>
+        <w:tc>
+          <w:tcPr>
+            <w:tcW w:type="dxa" w:w="1701"/>
+            <w:tcMar>
+              <w:top w:w="80" w:type="dxa"/>
+              <w:bottom w:w="80" w:type="dxa"/>
+              <w:left w:w="80" w:type="dxa"/>
+              <w:right w:w="80" w:type="dxa"/>
+            </w:tcMar>
+            <w:shd w:fill="F4F5F6"/>
+            <w:vAlign w:val="center"/>
+          </w:tcPr>
+          <w:p>
+            <w:pPr>
+              <w:spacing w:before="0" w:after="0"/>
+              <w:jc w:val="right"/>
+            </w:pPr>
+            <w:r>
+              <w:rPr>
+                <w:color w:val="202426"/>
+                <w:sz w:val="15"/>
+              </w:rPr>
+              <w:t>0 Korporasi</w:t>
+            </w:r>
+          </w:p>
+        </w:tc>
+        <w:tc>
+          <w:tcPr>
+            <w:tcW w:type="dxa" w:w="1020"/>
+            <w:tcMar>
+              <w:top w:w="80" w:type="dxa"/>
+              <w:bottom w:w="80" w:type="dxa"/>
+              <w:left w:w="80" w:type="dxa"/>
+              <w:right w:w="80" w:type="dxa"/>
+            </w:tcMar>
+            <w:shd w:fill="F4F5F6"/>
+            <w:vAlign w:val="center"/>
+          </w:tcPr>
+          <w:p>
+            <w:pPr>
+              <w:spacing w:before="0" w:after="0"/>
+              <w:jc w:val="center"/>
+            </w:pPr>
+            <w:r>
+              <w:rPr>
+                <w:color w:val="202426"/>
+                <w:sz w:val="15"/>
+              </w:rPr>
+              <w:t>-0.72σ</w:t>
+            </w:r>
+          </w:p>
+        </w:tc>
+        <w:tc>
+          <w:tcPr>
+            <w:tcW w:type="dxa" w:w="964"/>
+            <w:tcMar>
+              <w:top w:w="80" w:type="dxa"/>
+              <w:bottom w:w="80" w:type="dxa"/>
+              <w:left w:w="80" w:type="dxa"/>
+              <w:right w:w="80" w:type="dxa"/>
+            </w:tcMar>
+            <w:shd w:fill="F4F5F6"/>
+            <w:vAlign w:val="center"/>
+          </w:tcPr>
+          <w:p>
+            <w:pPr>
+              <w:spacing w:before="0" w:after="0"/>
+              <w:jc w:val="center"/>
+            </w:pPr>
+            <w:r>
+              <w:rPr>
+                <w:color w:val="202426"/>
+                <w:sz w:val="15"/>
+              </w:rPr>
+              <w:t>0.0473</w:t>
+            </w:r>
+          </w:p>
+        </w:tc>
+        <w:tc>
+          <w:tcPr>
+            <w:tcW w:type="dxa" w:w="1020"/>
+            <w:tcMar>
+              <w:top w:w="80" w:type="dxa"/>
+              <w:bottom w:w="80" w:type="dxa"/>
+              <w:left w:w="80" w:type="dxa"/>
+              <w:right w:w="80" w:type="dxa"/>
+            </w:tcMar>
+            <w:shd w:fill="F4F5F6"/>
+            <w:vAlign w:val="center"/>
+          </w:tcPr>
+          <w:p>
+            <w:pPr>
+              <w:spacing w:before="0" w:after="0"/>
+              <w:jc w:val="center"/>
+            </w:pPr>
+            <w:r>
+              <w:rPr>
+                <w:color w:val="202426"/>
+                <w:sz w:val="15"/>
+              </w:rPr>
+              <w:t>1.0 / 5</w:t>
+            </w:r>
+          </w:p>
+        </w:tc>
+        <w:tc>
+          <w:tcPr>
+            <w:tcW w:type="dxa" w:w="1247"/>
+            <w:tcMar>
+              <w:top w:w="80" w:type="dxa"/>
+              <w:bottom w:w="80" w:type="dxa"/>
+              <w:left w:w="80" w:type="dxa"/>
+              <w:right w:w="80" w:type="dxa"/>
+            </w:tcMar>
+            <w:shd w:fill="F4F5F6"/>
+            <w:vAlign w:val="center"/>
+          </w:tcPr>
+          <w:p>
+            <w:pPr>
+              <w:spacing w:before="0" w:after="0"/>
+              <w:jc w:val="center"/>
+            </w:pPr>
+            <w:r>
+              <w:rPr>
+                <w:color w:val="202426"/>
+                <w:sz w:val="15"/>
+              </w:rPr>
+              <w:t>Tidak Melampaui Batas</w:t>
+            </w:r>
+          </w:p>
+        </w:tc>
+      </w:tr>
+    </w:tbl>
+    <w:p>
+      <w:pPr>
+        <w:spacing w:before="0" w:after="120"/>
+      </w:pPr>
+    </w:p>
+    <w:p>
+      <w:pPr>
+        <w:keepNext/>
+        <w:spacing w:before="160" w:after="60"/>
+      </w:pPr>
+      <w:r>
+        <w:rPr>
+          <w:b/>
+          <w:i/>
+          <w:color w:val="143642"/>
+          <w:sz w:val="17"/>
+        </w:rPr>
+        <w:t>Tabel 6.20: Rekapitulasi Skor 5 Pilar &amp; Status Ekologis Komposit Provinsi Sulawesi Barat</w:t>
+      </w:r>
+    </w:p>
+    <w:tbl>
+      <w:tblPr>
+        <w:tblW w:type="auto" w:w="0"/>
+        <w:jc w:val="center"/>
+        <w:tblLook w:firstColumn="1" w:firstRow="1" w:lastColumn="0" w:lastRow="0" w:noHBand="0" w:noVBand="1" w:val="04A0"/>
+        <w:tblBorders>
+          <w:top w:val="single" w:sz="6" w:space="0" w:color="D3D3D3"/>
+          <w:bottom w:val="single" w:sz="8" w:space="0" w:color="143642"/>
+          <w:insideH w:val="single" w:sz="4" w:space="0" w:color="D3D3D3"/>
+          <w:insideV w:val="none"/>
+          <w:left w:val="none"/>
+          <w:right w:val="none"/>
+        </w:tblBorders>
+      </w:tblPr>
+      <w:tblGrid>
+        <w:gridCol w:w="1928"/>
+        <w:gridCol w:w="1928"/>
+        <w:gridCol w:w="1928"/>
+        <w:gridCol w:w="1928"/>
+        <w:gridCol w:w="1928"/>
+      </w:tblGrid>
+      <w:tr>
+        <w:trPr>
+          <w:tblHeader/>
+        </w:trPr>
+        <w:tc>
+          <w:tcPr>
+            <w:tcW w:type="dxa" w:w="1417"/>
+            <w:tcMar>
+              <w:top w:w="100" w:type="dxa"/>
+              <w:bottom w:w="100" w:type="dxa"/>
+              <w:left w:w="100" w:type="dxa"/>
+              <w:right w:w="100" w:type="dxa"/>
+            </w:tcMar>
+            <w:shd w:fill="143642"/>
+            <w:vAlign w:val="center"/>
+          </w:tcPr>
+          <w:p>
+            <w:pPr>
+              <w:spacing w:before="0" w:after="0"/>
+              <w:jc w:val="center"/>
+            </w:pPr>
+            <w:r>
+              <w:rPr>
+                <w:b/>
+                <w:color w:val="FFFFFF"/>
+                <w:sz w:val="16"/>
+              </w:rPr>
+              <w:t>Pilar / Dimensi</w:t>
+            </w:r>
+          </w:p>
+        </w:tc>
+        <w:tc>
+          <w:tcPr>
+            <w:tcW w:type="dxa" w:w="2551"/>
+            <w:tcMar>
+              <w:top w:w="100" w:type="dxa"/>
+              <w:bottom w:w="100" w:type="dxa"/>
+              <w:left w:w="100" w:type="dxa"/>
+              <w:right w:w="100" w:type="dxa"/>
+            </w:tcMar>
+            <w:shd w:fill="143642"/>
+            <w:vAlign w:val="center"/>
+          </w:tcPr>
+          <w:p>
+            <w:pPr>
+              <w:spacing w:before="0" w:after="0"/>
+              <w:jc w:val="center"/>
+            </w:pPr>
+            <w:r>
+              <w:rPr>
+                <w:b/>
+                <w:color w:val="FFFFFF"/>
+                <w:sz w:val="16"/>
+              </w:rPr>
+              <w:t>Cakupan Indikator Kunci</w:t>
+            </w:r>
+          </w:p>
+        </w:tc>
+        <w:tc>
+          <w:tcPr>
+            <w:tcW w:type="dxa" w:w="1247"/>
+            <w:tcMar>
+              <w:top w:w="100" w:type="dxa"/>
+              <w:bottom w:w="100" w:type="dxa"/>
+              <w:left w:w="100" w:type="dxa"/>
+              <w:right w:w="100" w:type="dxa"/>
+            </w:tcMar>
+            <w:shd w:fill="143642"/>
+            <w:vAlign w:val="center"/>
+          </w:tcPr>
+          <w:p>
+            <w:pPr>
+              <w:spacing w:before="0" w:after="0"/>
+              <w:jc w:val="center"/>
+            </w:pPr>
+            <w:r>
+              <w:rPr>
+                <w:b/>
+                <w:color w:val="FFFFFF"/>
+                <w:sz w:val="16"/>
+              </w:rPr>
+              <w:t>Skor Likert Pilar (0-5)</w:t>
+            </w:r>
+          </w:p>
+        </w:tc>
+        <w:tc>
+          <w:tcPr>
+            <w:tcW w:type="dxa" w:w="1587"/>
+            <w:tcMar>
+              <w:top w:w="100" w:type="dxa"/>
+              <w:bottom w:w="100" w:type="dxa"/>
+              <w:left w:w="100" w:type="dxa"/>
+              <w:right w:w="100" w:type="dxa"/>
+            </w:tcMar>
+            <w:shd w:fill="143642"/>
+            <w:vAlign w:val="center"/>
+          </w:tcPr>
+          <w:p>
+            <w:pPr>
+              <w:spacing w:before="0" w:after="0"/>
+              <w:jc w:val="center"/>
+            </w:pPr>
+            <w:r>
+              <w:rPr>
+                <w:b/>
+                <w:color w:val="FFFFFF"/>
+                <w:sz w:val="16"/>
+              </w:rPr>
+              <w:t>Status Ekologis</w:t>
+            </w:r>
+          </w:p>
+        </w:tc>
+        <w:tc>
+          <w:tcPr>
+            <w:tcW w:type="dxa" w:w="2835"/>
+            <w:tcMar>
+              <w:top w:w="100" w:type="dxa"/>
+              <w:bottom w:w="100" w:type="dxa"/>
+              <w:left w:w="100" w:type="dxa"/>
+              <w:right w:w="100" w:type="dxa"/>
+            </w:tcMar>
+            <w:shd w:fill="143642"/>
+            <w:vAlign w:val="center"/>
+          </w:tcPr>
+          <w:p>
+            <w:pPr>
+              <w:spacing w:before="0" w:after="0"/>
+              <w:jc w:val="center"/>
+            </w:pPr>
+            <w:r>
+              <w:rPr>
+                <w:b/>
+                <w:color w:val="FFFFFF"/>
+                <w:sz w:val="16"/>
+              </w:rPr>
+              <w:t>Interpretasi Temuan Lapangan Sulbar</w:t>
+            </w:r>
+          </w:p>
+        </w:tc>
+      </w:tr>
+      <w:tr>
+        <w:tc>
+          <w:tcPr>
+            <w:tcW w:type="dxa" w:w="1417"/>
+            <w:tcMar>
+              <w:top w:w="80" w:type="dxa"/>
+              <w:bottom w:w="80" w:type="dxa"/>
+              <w:left w:w="80" w:type="dxa"/>
+              <w:right w:w="80" w:type="dxa"/>
+            </w:tcMar>
+            <w:shd w:fill="FFFFFF"/>
+            <w:vAlign w:val="center"/>
+          </w:tcPr>
+          <w:p>
+            <w:pPr>
+              <w:spacing w:before="0" w:after="0"/>
+              <w:jc w:val="center"/>
+            </w:pPr>
+            <w:r>
+              <w:rPr>
+                <w:color w:val="202426"/>
+                <w:sz w:val="16"/>
+              </w:rPr>
+              <w:t>Pilar 1: Udara</w:t>
+            </w:r>
+          </w:p>
+        </w:tc>
+        <w:tc>
+          <w:tcPr>
+            <w:tcW w:type="dxa" w:w="2551"/>
+            <w:tcMar>
+              <w:top w:w="80" w:type="dxa"/>
+              <w:bottom w:w="80" w:type="dxa"/>
+              <w:left w:w="80" w:type="dxa"/>
+              <w:right w:w="80" w:type="dxa"/>
+            </w:tcMar>
+            <w:shd w:fill="FFFFFF"/>
+            <w:vAlign w:val="center"/>
+          </w:tcPr>
+          <w:p>
+            <w:pPr>
+              <w:spacing w:before="0" w:after="0"/>
+              <w:jc w:val="left"/>
+            </w:pPr>
+            <w:r>
+              <w:rPr>
+                <w:color w:val="202426"/>
+                <w:sz w:val="16"/>
+              </w:rPr>
+              <w:t>PLTU (0 MW), NO2 (6.0e-6), ISPA (0.77x), B3 (0 Jt Ton), CO2 (82.5 Jt Ton)</w:t>
+            </w:r>
+          </w:p>
+        </w:tc>
+        <w:tc>
+          <w:tcPr>
+            <w:tcW w:type="dxa" w:w="1247"/>
+            <w:tcMar>
+              <w:top w:w="80" w:type="dxa"/>
+              <w:bottom w:w="80" w:type="dxa"/>
+              <w:left w:w="80" w:type="dxa"/>
+              <w:right w:w="80" w:type="dxa"/>
+            </w:tcMar>
+            <w:shd w:fill="FFFFFF"/>
+            <w:vAlign w:val="center"/>
+          </w:tcPr>
+          <w:p>
+            <w:pPr>
+              <w:spacing w:before="0" w:after="0"/>
+              <w:jc w:val="center"/>
+            </w:pPr>
+            <w:r>
+              <w:rPr>
+                <w:color w:val="202426"/>
+                <w:sz w:val="16"/>
+              </w:rPr>
+              <w:t>1.2 / 5</w:t>
+            </w:r>
+          </w:p>
+        </w:tc>
+        <w:tc>
+          <w:tcPr>
+            <w:tcW w:type="dxa" w:w="1587"/>
+            <w:tcMar>
+              <w:top w:w="80" w:type="dxa"/>
+              <w:bottom w:w="80" w:type="dxa"/>
+              <w:left w:w="80" w:type="dxa"/>
+              <w:right w:w="80" w:type="dxa"/>
+            </w:tcMar>
+            <w:shd w:fill="FFFFFF"/>
+            <w:vAlign w:val="center"/>
+          </w:tcPr>
+          <w:p>
+            <w:pPr>
+              <w:spacing w:before="0" w:after="0"/>
+              <w:jc w:val="center"/>
+            </w:pPr>
+            <w:r>
+              <w:rPr>
+                <w:color w:val="202426"/>
+                <w:sz w:val="16"/>
+              </w:rPr>
+              <w:t>Tidak Melampaui Batas</w:t>
+            </w:r>
+          </w:p>
+        </w:tc>
+        <w:tc>
+          <w:tcPr>
+            <w:tcW w:type="dxa" w:w="2835"/>
+            <w:tcMar>
+              <w:top w:w="80" w:type="dxa"/>
+              <w:bottom w:w="80" w:type="dxa"/>
+              <w:left w:w="80" w:type="dxa"/>
+              <w:right w:w="80" w:type="dxa"/>
+            </w:tcMar>
+            <w:shd w:fill="FFFFFF"/>
+            <w:vAlign w:val="center"/>
+          </w:tcPr>
+          <w:p>
+            <w:pPr>
+              <w:spacing w:before="0" w:after="0"/>
+              <w:jc w:val="left"/>
+            </w:pPr>
+            <w:r>
+              <w:rPr>
+                <w:color w:val="202426"/>
+                <w:sz w:val="16"/>
+              </w:rPr>
+              <w:t>Bebas Polusi PLTU Captive &amp; Nihil Timbulan Limbah B3 Smelter</w:t>
+            </w:r>
+          </w:p>
+        </w:tc>
+      </w:tr>
+      <w:tr>
+        <w:tc>
+          <w:tcPr>
+            <w:tcW w:type="dxa" w:w="1417"/>
+            <w:tcMar>
+              <w:top w:w="80" w:type="dxa"/>
+              <w:bottom w:w="80" w:type="dxa"/>
+              <w:left w:w="80" w:type="dxa"/>
+              <w:right w:w="80" w:type="dxa"/>
+            </w:tcMar>
+            <w:shd w:fill="F4F5F6"/>
+            <w:vAlign w:val="center"/>
+          </w:tcPr>
+          <w:p>
+            <w:pPr>
+              <w:spacing w:before="0" w:after="0"/>
+              <w:jc w:val="center"/>
+            </w:pPr>
+            <w:r>
+              <w:rPr>
+                <w:color w:val="202426"/>
+                <w:sz w:val="16"/>
+              </w:rPr>
+              <w:t>Pilar 2: Air</w:t>
+            </w:r>
+          </w:p>
+        </w:tc>
+        <w:tc>
+          <w:tcPr>
+            <w:tcW w:type="dxa" w:w="2551"/>
+            <w:tcMar>
+              <w:top w:w="80" w:type="dxa"/>
+              <w:bottom w:w="80" w:type="dxa"/>
+              <w:left w:w="80" w:type="dxa"/>
+              <w:right w:w="80" w:type="dxa"/>
+            </w:tcMar>
+            <w:shd w:fill="F4F5F6"/>
+            <w:vAlign w:val="center"/>
+          </w:tcPr>
+          <w:p>
+            <w:pPr>
+              <w:spacing w:before="0" w:after="0"/>
+              <w:jc w:val="left"/>
+            </w:pPr>
+            <w:r>
+              <w:rPr>
+                <w:color w:val="202426"/>
+                <w:sz w:val="16"/>
+              </w:rPr>
+              <w:t>IKA (55.93), Diare (1.27x), Tailing (0 Jt Ton), Nihil Konflik Laut</w:t>
+            </w:r>
+          </w:p>
+        </w:tc>
+        <w:tc>
+          <w:tcPr>
+            <w:tcW w:type="dxa" w:w="1247"/>
+            <w:tcMar>
+              <w:top w:w="80" w:type="dxa"/>
+              <w:bottom w:w="80" w:type="dxa"/>
+              <w:left w:w="80" w:type="dxa"/>
+              <w:right w:w="80" w:type="dxa"/>
+            </w:tcMar>
+            <w:shd w:fill="F4F5F6"/>
+            <w:vAlign w:val="center"/>
+          </w:tcPr>
+          <w:p>
+            <w:pPr>
+              <w:spacing w:before="0" w:after="0"/>
+              <w:jc w:val="center"/>
+            </w:pPr>
+            <w:r>
+              <w:rPr>
+                <w:color w:val="202426"/>
+                <w:sz w:val="16"/>
+              </w:rPr>
+              <w:t>1.9 / 5</w:t>
+            </w:r>
+          </w:p>
+        </w:tc>
+        <w:tc>
+          <w:tcPr>
+            <w:tcW w:type="dxa" w:w="1587"/>
+            <w:tcMar>
+              <w:top w:w="80" w:type="dxa"/>
+              <w:bottom w:w="80" w:type="dxa"/>
+              <w:left w:w="80" w:type="dxa"/>
+              <w:right w:w="80" w:type="dxa"/>
+            </w:tcMar>
+            <w:shd w:fill="F4F5F6"/>
+            <w:vAlign w:val="center"/>
+          </w:tcPr>
+          <w:p>
+            <w:pPr>
+              <w:spacing w:before="0" w:after="0"/>
+              <w:jc w:val="center"/>
+            </w:pPr>
+            <w:r>
+              <w:rPr>
+                <w:color w:val="202426"/>
+                <w:sz w:val="16"/>
+              </w:rPr>
+              <w:t>Tidak Melampaui Batas</w:t>
+            </w:r>
+          </w:p>
+        </w:tc>
+        <w:tc>
+          <w:tcPr>
+            <w:tcW w:type="dxa" w:w="2835"/>
+            <w:tcMar>
+              <w:top w:w="80" w:type="dxa"/>
+              <w:bottom w:w="80" w:type="dxa"/>
+              <w:left w:w="80" w:type="dxa"/>
+              <w:right w:w="80" w:type="dxa"/>
+            </w:tcMar>
+            <w:shd w:fill="F4F5F6"/>
+            <w:vAlign w:val="center"/>
+          </w:tcPr>
+          <w:p>
+            <w:pPr>
+              <w:spacing w:before="0" w:after="0"/>
+              <w:jc w:val="left"/>
+            </w:pPr>
+            <w:r>
+              <w:rPr>
+                <w:color w:val="202426"/>
+                <w:sz w:val="16"/>
+              </w:rPr>
+              <w:t>Penurunan Mutu Air Sungai Akibat Limbah PKS Monokultur Sawit &amp; Erosi</w:t>
+            </w:r>
+          </w:p>
+        </w:tc>
+      </w:tr>
+      <w:tr>
+        <w:tc>
+          <w:tcPr>
+            <w:tcW w:type="dxa" w:w="1417"/>
+            <w:tcMar>
+              <w:top w:w="80" w:type="dxa"/>
+              <w:bottom w:w="80" w:type="dxa"/>
+              <w:left w:w="80" w:type="dxa"/>
+              <w:right w:w="80" w:type="dxa"/>
+            </w:tcMar>
+            <w:shd w:fill="FFFFFF"/>
+            <w:vAlign w:val="center"/>
+          </w:tcPr>
+          <w:p>
+            <w:pPr>
+              <w:spacing w:before="0" w:after="0"/>
+              <w:jc w:val="center"/>
+            </w:pPr>
+            <w:r>
+              <w:rPr>
+                <w:color w:val="202426"/>
+                <w:sz w:val="16"/>
+              </w:rPr>
+              <w:t>Pilar 3: Lahan</w:t>
+            </w:r>
+          </w:p>
+        </w:tc>
+        <w:tc>
+          <w:tcPr>
+            <w:tcW w:type="dxa" w:w="2551"/>
+            <w:tcMar>
+              <w:top w:w="80" w:type="dxa"/>
+              <w:bottom w:w="80" w:type="dxa"/>
+              <w:left w:w="80" w:type="dxa"/>
+              <w:right w:w="80" w:type="dxa"/>
+            </w:tcMar>
+            <w:shd w:fill="FFFFFF"/>
+            <w:vAlign w:val="center"/>
+          </w:tcPr>
+          <w:p>
+            <w:pPr>
+              <w:spacing w:before="0" w:after="0"/>
+              <w:jc w:val="left"/>
+            </w:pPr>
+            <w:r>
+              <w:rPr>
+                <w:color w:val="202426"/>
+                <w:sz w:val="16"/>
+              </w:rPr>
+              <w:t>Bencana (143 Kejadian), Deforestasi (133k Ha), Lindung (1.2k Ha), IUP (0.26%)</w:t>
+            </w:r>
+          </w:p>
+        </w:tc>
+        <w:tc>
+          <w:tcPr>
+            <w:tcW w:type="dxa" w:w="1247"/>
+            <w:tcMar>
+              <w:top w:w="80" w:type="dxa"/>
+              <w:bottom w:w="80" w:type="dxa"/>
+              <w:left w:w="80" w:type="dxa"/>
+              <w:right w:w="80" w:type="dxa"/>
+            </w:tcMar>
+            <w:shd w:fill="FFFFFF"/>
+            <w:vAlign w:val="center"/>
+          </w:tcPr>
+          <w:p>
+            <w:pPr>
+              <w:spacing w:before="0" w:after="0"/>
+              <w:jc w:val="center"/>
+            </w:pPr>
+            <w:r>
+              <w:rPr>
+                <w:color w:val="202426"/>
+                <w:sz w:val="16"/>
+              </w:rPr>
+              <w:t>0.8 / 5</w:t>
+            </w:r>
+          </w:p>
+        </w:tc>
+        <w:tc>
+          <w:tcPr>
+            <w:tcW w:type="dxa" w:w="1587"/>
+            <w:tcMar>
+              <w:top w:w="80" w:type="dxa"/>
+              <w:bottom w:w="80" w:type="dxa"/>
+              <w:left w:w="80" w:type="dxa"/>
+              <w:right w:w="80" w:type="dxa"/>
+            </w:tcMar>
+            <w:shd w:fill="FFFFFF"/>
+            <w:vAlign w:val="center"/>
+          </w:tcPr>
+          <w:p>
+            <w:pPr>
+              <w:spacing w:before="0" w:after="0"/>
+              <w:jc w:val="center"/>
+            </w:pPr>
+            <w:r>
+              <w:rPr>
+                <w:color w:val="202426"/>
+                <w:sz w:val="16"/>
+              </w:rPr>
+              <w:t>Tidak Melampaui Batas</w:t>
+            </w:r>
+          </w:p>
+        </w:tc>
+        <w:tc>
+          <w:tcPr>
+            <w:tcW w:type="dxa" w:w="2835"/>
+            <w:tcMar>
+              <w:top w:w="80" w:type="dxa"/>
+              <w:bottom w:w="80" w:type="dxa"/>
+              <w:left w:w="80" w:type="dxa"/>
+              <w:right w:w="80" w:type="dxa"/>
+            </w:tcMar>
+            <w:shd w:fill="FFFFFF"/>
+            <w:vAlign w:val="center"/>
+          </w:tcPr>
+          <w:p>
+            <w:pPr>
+              <w:spacing w:before="0" w:after="0"/>
+              <w:jc w:val="left"/>
+            </w:pPr>
+            <w:r>
+              <w:rPr>
+                <w:color w:val="202426"/>
+                <w:sz w:val="16"/>
+              </w:rPr>
+              <w:t>Kepadatan Konsesi Tambang Nikel Terendah Se-Sulawesi (Hanya 0,26%)</w:t>
+            </w:r>
+          </w:p>
+        </w:tc>
+      </w:tr>
+      <w:tr>
+        <w:tc>
+          <w:tcPr>
+            <w:tcW w:type="dxa" w:w="1417"/>
+            <w:tcMar>
+              <w:top w:w="80" w:type="dxa"/>
+              <w:bottom w:w="80" w:type="dxa"/>
+              <w:left w:w="80" w:type="dxa"/>
+              <w:right w:w="80" w:type="dxa"/>
+            </w:tcMar>
+            <w:shd w:fill="F4F5F6"/>
+            <w:vAlign w:val="center"/>
+          </w:tcPr>
+          <w:p>
+            <w:pPr>
+              <w:spacing w:before="0" w:after="0"/>
+              <w:jc w:val="center"/>
+            </w:pPr>
+            <w:r>
+              <w:rPr>
+                <w:color w:val="202426"/>
+                <w:sz w:val="16"/>
+              </w:rPr>
+              <w:t>Pilar 4: Sosial</w:t>
+            </w:r>
+          </w:p>
+        </w:tc>
+        <w:tc>
+          <w:tcPr>
+            <w:tcW w:type="dxa" w:w="2551"/>
+            <w:tcMar>
+              <w:top w:w="80" w:type="dxa"/>
+              <w:bottom w:w="80" w:type="dxa"/>
+              <w:left w:w="80" w:type="dxa"/>
+              <w:right w:w="80" w:type="dxa"/>
+            </w:tcMar>
+            <w:shd w:fill="F4F5F6"/>
+            <w:vAlign w:val="center"/>
+          </w:tcPr>
+          <w:p>
+            <w:pPr>
+              <w:spacing w:before="0" w:after="0"/>
+              <w:jc w:val="left"/>
+            </w:pPr>
+            <w:r>
+              <w:rPr>
+                <w:color w:val="202426"/>
+                <w:sz w:val="16"/>
+              </w:rPr>
+              <w:t>FPIC (0 Kasus), Korban (1 Jiwa), Kriminalisasi (1 Insiden), Gap SPA (0%)</w:t>
+            </w:r>
+          </w:p>
+        </w:tc>
+        <w:tc>
+          <w:tcPr>
+            <w:tcW w:type="dxa" w:w="1247"/>
+            <w:tcMar>
+              <w:top w:w="80" w:type="dxa"/>
+              <w:bottom w:w="80" w:type="dxa"/>
+              <w:left w:w="80" w:type="dxa"/>
+              <w:right w:w="80" w:type="dxa"/>
+            </w:tcMar>
+            <w:shd w:fill="F4F5F6"/>
+            <w:vAlign w:val="center"/>
+          </w:tcPr>
+          <w:p>
+            <w:pPr>
+              <w:spacing w:before="0" w:after="0"/>
+              <w:jc w:val="center"/>
+            </w:pPr>
+            <w:r>
+              <w:rPr>
+                <w:color w:val="202426"/>
+                <w:sz w:val="16"/>
+              </w:rPr>
+              <w:t>1.0 / 5</w:t>
+            </w:r>
+          </w:p>
+        </w:tc>
+        <w:tc>
+          <w:tcPr>
+            <w:tcW w:type="dxa" w:w="1587"/>
+            <w:tcMar>
+              <w:top w:w="80" w:type="dxa"/>
+              <w:bottom w:w="80" w:type="dxa"/>
+              <w:left w:w="80" w:type="dxa"/>
+              <w:right w:w="80" w:type="dxa"/>
+            </w:tcMar>
+            <w:shd w:fill="F4F5F6"/>
+            <w:vAlign w:val="center"/>
+          </w:tcPr>
+          <w:p>
+            <w:pPr>
+              <w:spacing w:before="0" w:after="0"/>
+              <w:jc w:val="center"/>
+            </w:pPr>
+            <w:r>
+              <w:rPr>
+                <w:color w:val="202426"/>
+                <w:sz w:val="16"/>
+              </w:rPr>
+              <w:t>Tidak Melampaui Batas</w:t>
+            </w:r>
+          </w:p>
+        </w:tc>
+        <w:tc>
+          <w:tcPr>
+            <w:tcW w:type="dxa" w:w="2835"/>
+            <w:tcMar>
+              <w:top w:w="80" w:type="dxa"/>
+              <w:bottom w:w="80" w:type="dxa"/>
+              <w:left w:w="80" w:type="dxa"/>
+              <w:right w:w="80" w:type="dxa"/>
+            </w:tcMar>
+            <w:shd w:fill="F4F5F6"/>
+            <w:vAlign w:val="center"/>
+          </w:tcPr>
+          <w:p>
+            <w:pPr>
+              <w:spacing w:before="0" w:after="0"/>
+              <w:jc w:val="left"/>
+            </w:pPr>
+            <w:r>
+              <w:rPr>
+                <w:color w:val="202426"/>
+                <w:sz w:val="16"/>
+              </w:rPr>
+              <w:t>Relatif Minim Konflik Tambang Ekstraktif Nikel Skala Masif</w:t>
+            </w:r>
+          </w:p>
+        </w:tc>
+      </w:tr>
+      <w:tr>
+        <w:tc>
+          <w:tcPr>
+            <w:tcW w:type="dxa" w:w="1417"/>
+            <w:tcMar>
+              <w:top w:w="80" w:type="dxa"/>
+              <w:bottom w:w="80" w:type="dxa"/>
+              <w:left w:w="80" w:type="dxa"/>
+              <w:right w:w="80" w:type="dxa"/>
+            </w:tcMar>
+            <w:shd w:fill="FFFFFF"/>
+            <w:vAlign w:val="center"/>
+          </w:tcPr>
+          <w:p>
+            <w:pPr>
+              <w:spacing w:before="0" w:after="0"/>
+              <w:jc w:val="center"/>
+            </w:pPr>
+            <w:r>
+              <w:rPr>
+                <w:color w:val="202426"/>
+                <w:sz w:val="16"/>
+              </w:rPr>
+              <w:t>Pilar 5: Veto</w:t>
+            </w:r>
+          </w:p>
+        </w:tc>
+        <w:tc>
+          <w:tcPr>
+            <w:tcW w:type="dxa" w:w="2551"/>
+            <w:tcMar>
+              <w:top w:w="80" w:type="dxa"/>
+              <w:bottom w:w="80" w:type="dxa"/>
+              <w:left w:w="80" w:type="dxa"/>
+              <w:right w:w="80" w:type="dxa"/>
+            </w:tcMar>
+            <w:shd w:fill="FFFFFF"/>
+            <w:vAlign w:val="center"/>
+          </w:tcPr>
+          <w:p>
+            <w:pPr>
+              <w:spacing w:before="0" w:after="0"/>
+              <w:jc w:val="left"/>
+            </w:pPr>
+            <w:r>
+              <w:rPr>
+                <w:color w:val="202426"/>
+                <w:sz w:val="16"/>
+              </w:rPr>
+              <w:t>Obral Izin (27 IUP Baru), Nihil Korporat Ilegal Teridentifikasi</w:t>
+            </w:r>
+          </w:p>
+        </w:tc>
+        <w:tc>
+          <w:tcPr>
+            <w:tcW w:type="dxa" w:w="1247"/>
+            <w:tcMar>
+              <w:top w:w="80" w:type="dxa"/>
+              <w:bottom w:w="80" w:type="dxa"/>
+              <w:left w:w="80" w:type="dxa"/>
+              <w:right w:w="80" w:type="dxa"/>
+            </w:tcMar>
+            <w:shd w:fill="FFFFFF"/>
+            <w:vAlign w:val="center"/>
+          </w:tcPr>
+          <w:p>
+            <w:pPr>
+              <w:spacing w:before="0" w:after="0"/>
+              <w:jc w:val="center"/>
+            </w:pPr>
+            <w:r>
+              <w:rPr>
+                <w:color w:val="202426"/>
+                <w:sz w:val="16"/>
+              </w:rPr>
+              <w:t>1.0 / 5</w:t>
+            </w:r>
+          </w:p>
+        </w:tc>
+        <w:tc>
+          <w:tcPr>
+            <w:tcW w:type="dxa" w:w="1587"/>
+            <w:tcMar>
+              <w:top w:w="80" w:type="dxa"/>
+              <w:bottom w:w="80" w:type="dxa"/>
+              <w:left w:w="80" w:type="dxa"/>
+              <w:right w:w="80" w:type="dxa"/>
+            </w:tcMar>
+            <w:shd w:fill="FFFFFF"/>
+            <w:vAlign w:val="center"/>
+          </w:tcPr>
+          <w:p>
+            <w:pPr>
+              <w:spacing w:before="0" w:after="0"/>
+              <w:jc w:val="center"/>
+            </w:pPr>
+            <w:r>
+              <w:rPr>
+                <w:color w:val="202426"/>
+                <w:sz w:val="16"/>
+              </w:rPr>
+              <w:t>Tidak Melampaui Batas</w:t>
+            </w:r>
+          </w:p>
+        </w:tc>
+        <w:tc>
+          <w:tcPr>
+            <w:tcW w:type="dxa" w:w="2835"/>
+            <w:tcMar>
+              <w:top w:w="80" w:type="dxa"/>
+              <w:bottom w:w="80" w:type="dxa"/>
+              <w:left w:w="80" w:type="dxa"/>
+              <w:right w:w="80" w:type="dxa"/>
+            </w:tcMar>
+            <w:shd w:fill="FFFFFF"/>
+            <w:vAlign w:val="center"/>
+          </w:tcPr>
+          <w:p>
+            <w:pPr>
+              <w:spacing w:before="0" w:after="0"/>
+              <w:jc w:val="left"/>
+            </w:pPr>
+            <w:r>
+              <w:rPr>
+                <w:color w:val="202426"/>
+                <w:sz w:val="16"/>
+              </w:rPr>
+              <w:t>Aktivitas Perizinan Tambang Nikel Terbatas di Kawasan Pesisir</w:t>
+            </w:r>
+          </w:p>
+        </w:tc>
+      </w:tr>
+      <w:tr>
+        <w:tc>
+          <w:tcPr>
+            <w:tcW w:type="dxa" w:w="1417"/>
+            <w:tcMar>
+              <w:top w:w="80" w:type="dxa"/>
+              <w:bottom w:w="80" w:type="dxa"/>
+              <w:left w:w="80" w:type="dxa"/>
+              <w:right w:w="80" w:type="dxa"/>
+            </w:tcMar>
+            <w:shd w:fill="E6ECF0"/>
+            <w:vAlign w:val="center"/>
+          </w:tcPr>
+          <w:p>
+            <w:pPr>
+              <w:spacing w:before="0" w:after="0"/>
+              <w:jc w:val="center"/>
+            </w:pPr>
+            <w:r>
+              <w:rPr>
+                <w:b/>
+                <w:color w:val="202426"/>
+                <w:sz w:val="16"/>
+              </w:rPr>
+              <w:t>SKOR KOMPOSIT SULBAR</w:t>
+            </w:r>
+          </w:p>
+        </w:tc>
+        <w:tc>
+          <w:tcPr>
+            <w:tcW w:type="dxa" w:w="2551"/>
+            <w:tcMar>
+              <w:top w:w="80" w:type="dxa"/>
+              <w:bottom w:w="80" w:type="dxa"/>
+              <w:left w:w="80" w:type="dxa"/>
+              <w:right w:w="80" w:type="dxa"/>
+            </w:tcMar>
+            <w:shd w:fill="E6ECF0"/>
+            <w:vAlign w:val="center"/>
+          </w:tcPr>
+          <w:p>
+            <w:pPr>
+              <w:spacing w:before="0" w:after="0"/>
+              <w:jc w:val="left"/>
+            </w:pPr>
+            <w:r>
+              <w:rPr>
+                <w:b/>
+                <w:color w:val="202426"/>
+                <w:sz w:val="16"/>
+              </w:rPr>
+              <w:t>Agregasi 5 Pilar EWM Weighted Average (Z-Score Standardization)</w:t>
+            </w:r>
+          </w:p>
+        </w:tc>
+        <w:tc>
+          <w:tcPr>
+            <w:tcW w:type="dxa" w:w="1247"/>
+            <w:tcMar>
+              <w:top w:w="80" w:type="dxa"/>
+              <w:bottom w:w="80" w:type="dxa"/>
+              <w:left w:w="80" w:type="dxa"/>
+              <w:right w:w="80" w:type="dxa"/>
+            </w:tcMar>
+            <w:shd w:fill="E6ECF0"/>
+            <w:vAlign w:val="center"/>
+          </w:tcPr>
+          <w:p>
+            <w:pPr>
+              <w:spacing w:before="0" w:after="0"/>
+              <w:jc w:val="center"/>
+            </w:pPr>
+            <w:r>
+              <w:rPr>
+                <w:b/>
+                <w:color w:val="202426"/>
+                <w:sz w:val="16"/>
+              </w:rPr>
+              <w:t>1.2 / 5</w:t>
+            </w:r>
+          </w:p>
+        </w:tc>
+        <w:tc>
+          <w:tcPr>
+            <w:tcW w:type="dxa" w:w="1587"/>
+            <w:tcMar>
+              <w:top w:w="80" w:type="dxa"/>
+              <w:bottom w:w="80" w:type="dxa"/>
+              <w:left w:w="80" w:type="dxa"/>
+              <w:right w:w="80" w:type="dxa"/>
+            </w:tcMar>
+            <w:shd w:fill="E6ECF0"/>
+            <w:vAlign w:val="center"/>
+          </w:tcPr>
+          <w:p>
+            <w:pPr>
+              <w:spacing w:before="0" w:after="0"/>
+              <w:jc w:val="center"/>
+            </w:pPr>
+            <w:r>
+              <w:rPr>
+                <w:b/>
+                <w:color w:val="202426"/>
+                <w:sz w:val="16"/>
+              </w:rPr>
+              <w:t>Tidak Melampaui Batas</w:t>
+            </w:r>
+          </w:p>
+        </w:tc>
+        <w:tc>
+          <w:tcPr>
+            <w:tcW w:type="dxa" w:w="2835"/>
+            <w:tcMar>
+              <w:top w:w="80" w:type="dxa"/>
+              <w:bottom w:w="80" w:type="dxa"/>
+              <w:left w:w="80" w:type="dxa"/>
+              <w:right w:w="80" w:type="dxa"/>
+            </w:tcMar>
+            <w:shd w:fill="E6ECF0"/>
+            <w:vAlign w:val="center"/>
+          </w:tcPr>
+          <w:p>
+            <w:pPr>
+              <w:spacing w:before="0" w:after="0"/>
+              <w:jc w:val="left"/>
+            </w:pPr>
+            <w:r>
+              <w:rPr>
+                <w:b/>
+                <w:color w:val="202426"/>
+                <w:sz w:val="16"/>
+              </w:rPr>
+              <w:t>STATUS TERJAGA: BIOREGION NON-HILIRISASI NIKEL</w:t>
+            </w:r>
+          </w:p>
+        </w:tc>
+      </w:tr>
+    </w:tbl>
+    <w:p>
+      <w:pPr>
+        <w:spacing w:before="0" w:after="120"/>
+      </w:pPr>
+    </w:p>
+    <w:p>
+      <w:pPr>
+        <w:keepNext/>
+        <w:spacing w:before="160" w:after="60"/>
+      </w:pPr>
+      <w:r>
+        <w:rPr>
+          <w:b/>
+          <w:color w:val="143642"/>
+          <w:sz w:val="19"/>
+        </w:rPr>
+        <w:t>C. Analisis Temuan Empiris (Sulbar)</w:t>
+      </w:r>
+    </w:p>
+    <w:p>
+      <w:pPr>
+        <w:spacing w:before="0" w:after="100" w:line="276" w:lineRule="auto"/>
+      </w:pPr>
+      <w:r>
+        <w:rPr>
+          <w:b/>
+          <w:i w:val="0"/>
+          <w:color w:val="202426"/>
+          <w:sz w:val="18"/>
+        </w:rPr>
+        <w:t xml:space="preserve">1. </w:t>
+      </w:r>
+      <w:r>
+        <w:rPr>
+          <w:b/>
+          <w:i w:val="0"/>
+          <w:color w:val="202426"/>
+          <w:sz w:val="18"/>
+        </w:rPr>
+        <w:t xml:space="preserve">Daya Tampung Udara (Skor 1.2 / 5 — Tidak Melampaui Batas): </w:t>
+      </w:r>
+      <w:r>
+        <w:rPr>
+          <w:b w:val="0"/>
+          <w:i w:val="0"/>
+          <w:color w:val="202426"/>
+          <w:sz w:val="18"/>
+        </w:rPr>
+        <w:t>Sulbar bebas dari beban PLTU captive batubara (0,0 MW, Z = -0.57σ) dan nihil timbulan limbah B3 industri smelter (0,0 Ton, Z = -0.54σ). Emisi karbon deforestasi tercatat 82,51 Jt Ton CO2e (Z = -0.55σ) dan konsentrasi NO2 troposferik sebesar 6,00e-06 mol/m² (Z = +0.34σ).</w:t>
+        <w:br/>
+      </w:r>
+      <w:r>
+        <w:rPr>
+          <w:b/>
+          <w:i w:val="0"/>
+          <w:color w:val="202426"/>
+          <w:sz w:val="18"/>
+        </w:rPr>
+        <w:t xml:space="preserve">2. </w:t>
+      </w:r>
+      <w:r>
+        <w:rPr>
+          <w:b/>
+          <w:i w:val="0"/>
+          <w:color w:val="202426"/>
+          <w:sz w:val="18"/>
+        </w:rPr>
+        <w:t xml:space="preserve">Daya Tampung Air (Skor 1.9 / 5 — Tidak Melampaui Batas): </w:t>
+      </w:r>
+      <w:r>
+        <w:rPr>
+          <w:b w:val="0"/>
+          <w:i w:val="0"/>
+          <w:color w:val="202426"/>
+          <w:sz w:val="18"/>
+        </w:rPr>
+        <w:t>Nihil pembuangan tailing/slag tambang (0,0 Ton), namun mencatat IKA terendah se-Sulawesi (55,93 poin, Z = +1.11σ, Likert 5.0) dan insidensi diare 1,27x lipat (Z = +0.63σ, Likert 4.0) yang bersumber dari limbah cair PKS kelapa sawit dan sedimentasi erosi DAS Lariang &amp; Karama.</w:t>
+        <w:br/>
+      </w:r>
+      <w:r>
+        <w:rPr>
+          <w:b/>
+          <w:i w:val="0"/>
+          <w:color w:val="202426"/>
+          <w:sz w:val="18"/>
+        </w:rPr>
+        <w:t xml:space="preserve">3. </w:t>
+      </w:r>
+      <w:r>
+        <w:rPr>
+          <w:b/>
+          <w:i w:val="0"/>
+          <w:color w:val="202426"/>
+          <w:sz w:val="18"/>
+        </w:rPr>
+        <w:t xml:space="preserve">Daya Dukung Lahan (Skor 0.8 / 5 — Tidak Melampaui Batas): </w:t>
+      </w:r>
+      <w:r>
+        <w:rPr>
+          <w:b w:val="0"/>
+          <w:i w:val="0"/>
+          <w:color w:val="202426"/>
+          <w:sz w:val="18"/>
+        </w:rPr>
+        <w:t>Kepadatan konsesi tambang nikel paling rendah se-Sulawesi (hanya 0,26% daratan, Z = -1.09σ, Likert 0.0), deforestasi primer 133.263 Ha (Z = -0.61σ), perambahan hutan lindung 1.251 Ha, dan frekuensi bencana alam sebanyak 143 kejadian.</w:t>
+        <w:br/>
+      </w:r>
+      <w:r>
+        <w:rPr>
+          <w:b/>
+          <w:i w:val="0"/>
+          <w:color w:val="202426"/>
+          <w:sz w:val="18"/>
+        </w:rPr>
+        <w:t xml:space="preserve">4. </w:t>
+      </w:r>
+      <w:r>
+        <w:rPr>
+          <w:b/>
+          <w:i w:val="0"/>
+          <w:color w:val="202426"/>
+          <w:sz w:val="18"/>
+        </w:rPr>
+        <w:t xml:space="preserve">Daya Dukung Sosial (Skor 1.0 / 5 — Tidak Melampaui Batas): </w:t>
+      </w:r>
+      <w:r>
+        <w:rPr>
+          <w:b w:val="0"/>
+          <w:i w:val="0"/>
+          <w:color w:val="202426"/>
+          <w:sz w:val="18"/>
+        </w:rPr>
+        <w:t>Minim konflik agraria struktural skala besar yang melibatkan industri tambang (1 jiwa terdampak, 1 insiden kriminalisasi, dan nihil sengketa FPIC), mencerminkan relasi sosial-ekologis yang relatif stabil.</w:t>
+        <w:br/>
+      </w:r>
+      <w:r>
+        <w:rPr>
+          <w:b/>
+          <w:i w:val="0"/>
+          <w:color w:val="202426"/>
+          <w:sz w:val="18"/>
+        </w:rPr>
+        <w:t xml:space="preserve">5. </w:t>
+      </w:r>
+      <w:r>
+        <w:rPr>
+          <w:b/>
+          <w:i w:val="0"/>
+          <w:color w:val="202426"/>
+          <w:sz w:val="18"/>
+        </w:rPr>
+        <w:t xml:space="preserve">Veto Kebijakan (Skor 1.0 / 5 — Tidak Melampaui Batas): </w:t>
+      </w:r>
+      <w:r>
+        <w:rPr>
+          <w:b w:val="0"/>
+          <w:i w:val="0"/>
+          <w:color w:val="202426"/>
+          <w:sz w:val="18"/>
+        </w:rPr>
+        <w:t>Penerbitan konsesi tambang nikel baru pasca-2014 sangat terbatas (27 IUP, Z = -0.68σ, Likert 1.0) dan tidak teridentifikasi adanya korporasi tambang ilegal skala besar yang beroperasi di kawasan hutan.</w:t>
+        <w:br/>
+      </w:r>
+      <w:r>
+        <w:rPr>
+          <w:b/>
+          <w:i w:val="0"/>
+          <w:color w:val="202426"/>
+          <w:sz w:val="18"/>
+        </w:rPr>
+        <w:t xml:space="preserve">6. </w:t>
+      </w:r>
+      <w:r>
+        <w:rPr>
+          <w:b/>
+          <w:i w:val="0"/>
+          <w:color w:val="202426"/>
+          <w:sz w:val="18"/>
+        </w:rPr>
+        <w:t xml:space="preserve">Vonis Komposit Sulawesi Barat (Skor 1.2 / 5.0 — Tidak Melampaui Batas): </w:t>
+      </w:r>
+      <w:r>
+        <w:rPr>
+          <w:b w:val="0"/>
+          <w:i w:val="0"/>
+          <w:color w:val="202426"/>
+          <w:sz w:val="18"/>
+        </w:rPr>
+        <w:t>Secara agregat, Sulawesi Barat memperoleh Skor Komposit 1.2 / 5.0 (Ekuivalen WSM 2.36 / 10.0) dengan status TIDAK MELAMPAUI BATAS. Status terjaga ini membuktikan bahwa tanpa intervensi industri smelter nikel dan PLTU batubara, daya lentur lingkungan hidup regional dapat dipertahankan dalam ambang aman.</w:t>
       </w:r>
     </w:p>
     <w:sectPr>

--- a/tools/report_metodologi/bab_6/Metodologi_Bab6_Skoring_Provinsi.docx
+++ b/tools/report_metodologi/bab_6/Metodologi_Bab6_Skoring_Provinsi.docx
@@ -26034,6 +26034,5294 @@
           <w:sz w:val="18"/>
         </w:rPr>
         <w:t>Secara agregat, Sulawesi Barat memperoleh Skor Komposit 1.2 / 5.0 (Ekuivalen WSM 2.36 / 10.0) dengan status TIDAK MELAMPAUI BATAS. Status terjaga ini membuktikan bahwa tanpa intervensi industri smelter nikel dan PLTU batubara, daya lentur lingkungan hidup regional dapat dipertahankan dalam ambang aman.</w:t>
+      </w:r>
+    </w:p>
+    <w:p>
+      <w:r>
+        <w:br w:type="page"/>
+      </w:r>
+    </w:p>
+    <w:p>
+      <w:pPr>
+        <w:keepNext/>
+        <w:spacing w:before="240" w:after="80"/>
+      </w:pPr>
+      <w:r>
+        <w:rPr>
+          <w:b/>
+          <w:color w:val="0F4C5C"/>
+          <w:sz w:val="22"/>
+        </w:rPr>
+        <w:t>6.6.5 Evaluasi Empiris D3TLH: Provinsi Gorontalo</w:t>
+      </w:r>
+    </w:p>
+    <w:tbl>
+      <w:tblPr>
+        <w:tblW w:type="auto" w:w="0"/>
+        <w:jc w:val="center"/>
+        <w:tblLook w:firstColumn="1" w:firstRow="1" w:lastColumn="0" w:lastRow="0" w:noHBand="0" w:noVBand="1" w:val="04A0"/>
+      </w:tblPr>
+      <w:tblGrid>
+        <w:gridCol w:w="9638"/>
+      </w:tblGrid>
+      <w:tr>
+        <w:tc>
+          <w:tcPr>
+            <w:tcW w:type="dxa" w:w="9638"/>
+            <w:shd w:fill="F4F5F6"/>
+            <w:tcMar>
+              <w:top w:w="120" w:type="dxa"/>
+              <w:bottom w:w="120" w:type="dxa"/>
+              <w:left w:w="160" w:type="dxa"/>
+              <w:right w:w="160" w:type="dxa"/>
+            </w:tcMar>
+            <w:tcBorders>
+              <w:left w:val="single" w:sz="24" w:space="0" w:color="143642"/>
+              <w:top w:val="none"/>
+              <w:right w:val="none"/>
+              <w:bottom w:val="none"/>
+            </w:tcBorders>
+          </w:tcPr>
+          <w:p>
+            <w:pPr>
+              <w:spacing w:before="0" w:after="40"/>
+            </w:pPr>
+            <w:r>
+              <w:rPr>
+                <w:b/>
+                <w:color w:val="143642"/>
+                <w:sz w:val="17"/>
+              </w:rPr>
+              <w:t>PROFIL EMPIRIS: Provinsi Gorontalo (Bioregion Terjaga &amp; Bebas Polusi Smelter Nikel)</w:t>
+              <w:br/>
+            </w:r>
+            <w:r>
+              <w:rPr>
+                <w:color w:val="202426"/>
+                <w:sz w:val="16"/>
+              </w:rPr>
+              <w:t>Kabupaten/Kota: 6 Daerah  |  Pusat Agraria: Lembah Pertanian Jagung &amp; Danau Limboto  |  Populasi BPS: 1.171.681 Jiwa</w:t>
+              <w:br/>
+              <w:t>Karakteristik Krisis: Kualitas atmosfer NO2 satelit paling bersih se-Sulawesi (3,76e-06 mol/m²), deforestasi primer dan emisi karbon terendah, nihil PLTU captive batubara maupun limbah B3 smelter, namun memikul anomali ISPA akibat faktor mikroklimat topografi cekungan dan residu pembakaran biomassa jagung.</w:t>
+            </w:r>
+          </w:p>
+        </w:tc>
+      </w:tr>
+    </w:tbl>
+    <w:p>
+      <w:pPr>
+        <w:spacing w:before="0" w:after="80"/>
+      </w:pPr>
+    </w:p>
+    <w:p>
+      <w:pPr>
+        <w:keepNext/>
+        <w:spacing w:before="160" w:after="60"/>
+      </w:pPr>
+      <w:r>
+        <w:rPr>
+          <w:b/>
+          <w:color w:val="143642"/>
+          <w:sz w:val="19"/>
+        </w:rPr>
+        <w:t>A. Narasi Temuan Lapangan Gorontalo</w:t>
+      </w:r>
+    </w:p>
+    <w:p>
+      <w:pPr>
+        <w:spacing w:before="0" w:after="100" w:line="276" w:lineRule="auto"/>
+      </w:pPr>
+      <w:r>
+        <w:rPr>
+          <w:b w:val="0"/>
+          <w:i w:val="0"/>
+          <w:color w:val="202426"/>
+          <w:sz w:val="18"/>
+        </w:rPr>
+        <w:t xml:space="preserve">Sebagai provinsi dengan luas daratan dan populasi terkecil di Pulau Sulawesi (1,17 juta jiwa), </w:t>
+      </w:r>
+      <w:r>
+        <w:rPr>
+          <w:b/>
+          <w:i w:val="0"/>
+          <w:color w:val="202426"/>
+          <w:sz w:val="18"/>
+        </w:rPr>
+        <w:t>Provinsi Gorontalo mencatatkan Skor Komposit 1.2 / 5.0 (Status: Tidak Melampaui Batas)</w:t>
+      </w:r>
+      <w:r>
+        <w:rPr>
+          <w:b w:val="0"/>
+          <w:i w:val="0"/>
+          <w:color w:val="202426"/>
+          <w:sz w:val="18"/>
+        </w:rPr>
+        <w:t xml:space="preserve">. Bersama dengan Sulawesi Barat, Gorontalo berada pada kuadran </w:t>
+      </w:r>
+      <w:r>
+        <w:rPr>
+          <w:b/>
+          <w:i w:val="0"/>
+          <w:color w:val="202426"/>
+          <w:sz w:val="18"/>
+        </w:rPr>
+        <w:t>ekologis terjaga (low-stress environment)</w:t>
+      </w:r>
+      <w:r>
+        <w:rPr>
+          <w:b w:val="0"/>
+          <w:i w:val="0"/>
+          <w:color w:val="202426"/>
+          <w:sz w:val="18"/>
+        </w:rPr>
+        <w:t xml:space="preserve"> yang mempertegas validitas model Z-Score EWM: ketika suatu wilayah tidak dieksploitasi oleh mega-proyek hilirisasi nikel dan PLTU captive batubara, integritas daya dukung lingkungannya tetap berada di bawah ambang batas bahaya.</w:t>
+      </w:r>
+    </w:p>
+    <w:p>
+      <w:pPr>
+        <w:spacing w:before="0" w:after="100" w:line="276" w:lineRule="auto"/>
+      </w:pPr>
+      <w:r>
+        <w:rPr>
+          <w:b w:val="0"/>
+          <w:i w:val="0"/>
+          <w:color w:val="202426"/>
+          <w:sz w:val="18"/>
+        </w:rPr>
+        <w:t xml:space="preserve">Gorontalo membukukan rekor </w:t>
+      </w:r>
+      <w:r>
+        <w:rPr>
+          <w:b/>
+          <w:i w:val="0"/>
+          <w:color w:val="202426"/>
+          <w:sz w:val="18"/>
+        </w:rPr>
+        <w:t>konsentrasi gas troposferik NO2 paling bersih se-Pulau Sulawesi (3,76e-06 mol/m², Z = -1.40σ, Likert 0.0)</w:t>
+      </w:r>
+      <w:r>
+        <w:rPr>
+          <w:b w:val="0"/>
+          <w:i w:val="0"/>
+          <w:color w:val="202426"/>
+          <w:sz w:val="18"/>
+        </w:rPr>
+        <w:t xml:space="preserve">, laju deforestasi primer paling rendah (98.063 Ha, Z = -0.83σ), serta pelepasan emisi karbon deforestasi terendah (53,66 Jt Ton CO2e, Z = -0.85σ). Kepadatan izin tambang nikel hanya mencapai </w:t>
+      </w:r>
+      <w:r>
+        <w:rPr>
+          <w:b/>
+          <w:i w:val="0"/>
+          <w:color w:val="202426"/>
+          <w:sz w:val="18"/>
+        </w:rPr>
+        <w:t>0,46% dari daratan provinsi (Z = -1.04σ, Likert 0.0)</w:t>
+      </w:r>
+      <w:r>
+        <w:rPr>
+          <w:b w:val="0"/>
+          <w:i w:val="0"/>
+          <w:color w:val="202426"/>
+          <w:sz w:val="18"/>
+        </w:rPr>
+        <w:t>. Satu-satunya anomali yang mencuat adalah rasio morbiditas ISPA sebesar 2,41x lipat (Z = +0.79σ, Likert 4.0) yang dipicu oleh faktor mikroklimat topografi cekungan Lembah Limboto, debu jalanan pedesaan, serta pembakaran residu tongkol jagung pascapanen, bukan dari cerobong batubara.</w:t>
+      </w:r>
+    </w:p>
+    <w:p>
+      <w:pPr>
+        <w:keepNext/>
+        <w:spacing w:before="160" w:after="60"/>
+      </w:pPr>
+      <w:r>
+        <w:rPr>
+          <w:b/>
+          <w:color w:val="143642"/>
+          <w:sz w:val="19"/>
+        </w:rPr>
+        <w:t>B. Matriks Hasil Uji Empiris (Gorontalo)</w:t>
+      </w:r>
+    </w:p>
+    <w:p>
+      <w:pPr>
+        <w:keepNext/>
+        <w:spacing w:before="160" w:after="60"/>
+      </w:pPr>
+      <w:r>
+        <w:rPr>
+          <w:b/>
+          <w:i/>
+          <w:color w:val="143642"/>
+          <w:sz w:val="17"/>
+        </w:rPr>
+        <w:t>Tabel 6.21: Bedah Matematika 20 Indikator Empiris Provinsi Gorontalo (Model Hybrid Z-Score &amp; EWM)</w:t>
+      </w:r>
+    </w:p>
+    <w:tbl>
+      <w:tblPr>
+        <w:tblW w:type="auto" w:w="0"/>
+        <w:jc w:val="center"/>
+        <w:tblLook w:firstColumn="1" w:firstRow="1" w:lastColumn="0" w:lastRow="0" w:noHBand="0" w:noVBand="1" w:val="04A0"/>
+        <w:tblBorders>
+          <w:top w:val="single" w:sz="6" w:space="0" w:color="D3D3D3"/>
+          <w:bottom w:val="single" w:sz="8" w:space="0" w:color="143642"/>
+          <w:insideH w:val="single" w:sz="4" w:space="0" w:color="D3D3D3"/>
+          <w:insideV w:val="none"/>
+          <w:left w:val="none"/>
+          <w:right w:val="none"/>
+        </w:tblBorders>
+      </w:tblPr>
+      <w:tblGrid>
+        <w:gridCol w:w="1377"/>
+        <w:gridCol w:w="1377"/>
+        <w:gridCol w:w="1377"/>
+        <w:gridCol w:w="1377"/>
+        <w:gridCol w:w="1377"/>
+        <w:gridCol w:w="1377"/>
+        <w:gridCol w:w="1377"/>
+      </w:tblGrid>
+      <w:tr>
+        <w:trPr>
+          <w:tblHeader/>
+        </w:trPr>
+        <w:tc>
+          <w:tcPr>
+            <w:tcW w:type="dxa" w:w="1247"/>
+            <w:tcMar>
+              <w:top w:w="100" w:type="dxa"/>
+              <w:bottom w:w="100" w:type="dxa"/>
+              <w:left w:w="100" w:type="dxa"/>
+              <w:right w:w="100" w:type="dxa"/>
+            </w:tcMar>
+            <w:shd w:fill="143642"/>
+            <w:vAlign w:val="center"/>
+          </w:tcPr>
+          <w:p>
+            <w:pPr>
+              <w:spacing w:before="0" w:after="0"/>
+              <w:jc w:val="center"/>
+            </w:pPr>
+            <w:r>
+              <w:rPr>
+                <w:b/>
+                <w:color w:val="FFFFFF"/>
+                <w:sz w:val="16"/>
+              </w:rPr>
+              <w:t>Pilar</w:t>
+            </w:r>
+          </w:p>
+        </w:tc>
+        <w:tc>
+          <w:tcPr>
+            <w:tcW w:type="dxa" w:w="2438"/>
+            <w:tcMar>
+              <w:top w:w="100" w:type="dxa"/>
+              <w:bottom w:w="100" w:type="dxa"/>
+              <w:left w:w="100" w:type="dxa"/>
+              <w:right w:w="100" w:type="dxa"/>
+            </w:tcMar>
+            <w:shd w:fill="143642"/>
+            <w:vAlign w:val="center"/>
+          </w:tcPr>
+          <w:p>
+            <w:pPr>
+              <w:spacing w:before="0" w:after="0"/>
+              <w:jc w:val="center"/>
+            </w:pPr>
+            <w:r>
+              <w:rPr>
+                <w:b/>
+                <w:color w:val="FFFFFF"/>
+                <w:sz w:val="16"/>
+              </w:rPr>
+              <w:t>Indikator Empiris</w:t>
+            </w:r>
+          </w:p>
+        </w:tc>
+        <w:tc>
+          <w:tcPr>
+            <w:tcW w:type="dxa" w:w="1701"/>
+            <w:tcMar>
+              <w:top w:w="100" w:type="dxa"/>
+              <w:bottom w:w="100" w:type="dxa"/>
+              <w:left w:w="100" w:type="dxa"/>
+              <w:right w:w="100" w:type="dxa"/>
+            </w:tcMar>
+            <w:shd w:fill="143642"/>
+            <w:vAlign w:val="center"/>
+          </w:tcPr>
+          <w:p>
+            <w:pPr>
+              <w:spacing w:before="0" w:after="0"/>
+              <w:jc w:val="center"/>
+            </w:pPr>
+            <w:r>
+              <w:rPr>
+                <w:b/>
+                <w:color w:val="FFFFFF"/>
+                <w:sz w:val="16"/>
+              </w:rPr>
+              <w:t>Fakta Mentah (A)</w:t>
+            </w:r>
+          </w:p>
+        </w:tc>
+        <w:tc>
+          <w:tcPr>
+            <w:tcW w:type="dxa" w:w="1020"/>
+            <w:tcMar>
+              <w:top w:w="100" w:type="dxa"/>
+              <w:bottom w:w="100" w:type="dxa"/>
+              <w:left w:w="100" w:type="dxa"/>
+              <w:right w:w="100" w:type="dxa"/>
+            </w:tcMar>
+            <w:shd w:fill="143642"/>
+            <w:vAlign w:val="center"/>
+          </w:tcPr>
+          <w:p>
+            <w:pPr>
+              <w:spacing w:before="0" w:after="0"/>
+              <w:jc w:val="center"/>
+            </w:pPr>
+            <w:r>
+              <w:rPr>
+                <w:b/>
+                <w:color w:val="FFFFFF"/>
+                <w:sz w:val="16"/>
+              </w:rPr>
+              <w:t>Nilai Z-Score</w:t>
+            </w:r>
+          </w:p>
+        </w:tc>
+        <w:tc>
+          <w:tcPr>
+            <w:tcW w:type="dxa" w:w="964"/>
+            <w:tcMar>
+              <w:top w:w="100" w:type="dxa"/>
+              <w:bottom w:w="100" w:type="dxa"/>
+              <w:left w:w="100" w:type="dxa"/>
+              <w:right w:w="100" w:type="dxa"/>
+            </w:tcMar>
+            <w:shd w:fill="143642"/>
+            <w:vAlign w:val="center"/>
+          </w:tcPr>
+          <w:p>
+            <w:pPr>
+              <w:spacing w:before="0" w:after="0"/>
+              <w:jc w:val="center"/>
+            </w:pPr>
+            <w:r>
+              <w:rPr>
+                <w:b/>
+                <w:color w:val="FFFFFF"/>
+                <w:sz w:val="16"/>
+              </w:rPr>
+              <w:t>Bobot EWM</w:t>
+            </w:r>
+          </w:p>
+        </w:tc>
+        <w:tc>
+          <w:tcPr>
+            <w:tcW w:type="dxa" w:w="1020"/>
+            <w:tcMar>
+              <w:top w:w="100" w:type="dxa"/>
+              <w:bottom w:w="100" w:type="dxa"/>
+              <w:left w:w="100" w:type="dxa"/>
+              <w:right w:w="100" w:type="dxa"/>
+            </w:tcMar>
+            <w:shd w:fill="143642"/>
+            <w:vAlign w:val="center"/>
+          </w:tcPr>
+          <w:p>
+            <w:pPr>
+              <w:spacing w:before="0" w:after="0"/>
+              <w:jc w:val="center"/>
+            </w:pPr>
+            <w:r>
+              <w:rPr>
+                <w:b/>
+                <w:color w:val="FFFFFF"/>
+                <w:sz w:val="16"/>
+              </w:rPr>
+              <w:t>Skor Likert</w:t>
+            </w:r>
+          </w:p>
+        </w:tc>
+        <w:tc>
+          <w:tcPr>
+            <w:tcW w:type="dxa" w:w="1247"/>
+            <w:tcMar>
+              <w:top w:w="100" w:type="dxa"/>
+              <w:bottom w:w="100" w:type="dxa"/>
+              <w:left w:w="100" w:type="dxa"/>
+              <w:right w:w="100" w:type="dxa"/>
+            </w:tcMar>
+            <w:shd w:fill="143642"/>
+            <w:vAlign w:val="center"/>
+          </w:tcPr>
+          <w:p>
+            <w:pPr>
+              <w:spacing w:before="0" w:after="0"/>
+              <w:jc w:val="center"/>
+            </w:pPr>
+            <w:r>
+              <w:rPr>
+                <w:b/>
+                <w:color w:val="FFFFFF"/>
+                <w:sz w:val="16"/>
+              </w:rPr>
+              <w:t>Status Ekologis</w:t>
+            </w:r>
+          </w:p>
+        </w:tc>
+      </w:tr>
+      <w:tr>
+        <w:tc>
+          <w:tcPr>
+            <w:tcW w:type="dxa" w:w="1247"/>
+            <w:tcMar>
+              <w:top w:w="80" w:type="dxa"/>
+              <w:bottom w:w="80" w:type="dxa"/>
+              <w:left w:w="80" w:type="dxa"/>
+              <w:right w:w="80" w:type="dxa"/>
+            </w:tcMar>
+            <w:shd w:fill="FFFFFF"/>
+            <w:vAlign w:val="center"/>
+          </w:tcPr>
+          <w:p>
+            <w:pPr>
+              <w:spacing w:before="0" w:after="0"/>
+              <w:jc w:val="center"/>
+            </w:pPr>
+            <w:r>
+              <w:rPr>
+                <w:color w:val="202426"/>
+                <w:sz w:val="15"/>
+              </w:rPr>
+              <w:t>Pilar Udara</w:t>
+            </w:r>
+          </w:p>
+        </w:tc>
+        <w:tc>
+          <w:tcPr>
+            <w:tcW w:type="dxa" w:w="2438"/>
+            <w:tcMar>
+              <w:top w:w="80" w:type="dxa"/>
+              <w:bottom w:w="80" w:type="dxa"/>
+              <w:left w:w="80" w:type="dxa"/>
+              <w:right w:w="80" w:type="dxa"/>
+            </w:tcMar>
+            <w:shd w:fill="FFFFFF"/>
+            <w:vAlign w:val="center"/>
+          </w:tcPr>
+          <w:p>
+            <w:pPr>
+              <w:spacing w:before="0" w:after="0"/>
+              <w:jc w:val="left"/>
+            </w:pPr>
+            <w:r>
+              <w:rPr>
+                <w:color w:val="202426"/>
+                <w:sz w:val="15"/>
+              </w:rPr>
+              <w:t>Kapasitas PLTU Captive Beroperasi</w:t>
+            </w:r>
+          </w:p>
+        </w:tc>
+        <w:tc>
+          <w:tcPr>
+            <w:tcW w:type="dxa" w:w="1701"/>
+            <w:tcMar>
+              <w:top w:w="80" w:type="dxa"/>
+              <w:bottom w:w="80" w:type="dxa"/>
+              <w:left w:w="80" w:type="dxa"/>
+              <w:right w:w="80" w:type="dxa"/>
+            </w:tcMar>
+            <w:shd w:fill="FFFFFF"/>
+            <w:vAlign w:val="center"/>
+          </w:tcPr>
+          <w:p>
+            <w:pPr>
+              <w:spacing w:before="0" w:after="0"/>
+              <w:jc w:val="right"/>
+            </w:pPr>
+            <w:r>
+              <w:rPr>
+                <w:color w:val="202426"/>
+                <w:sz w:val="15"/>
+              </w:rPr>
+              <w:t>0 MW</w:t>
+            </w:r>
+          </w:p>
+        </w:tc>
+        <w:tc>
+          <w:tcPr>
+            <w:tcW w:type="dxa" w:w="1020"/>
+            <w:tcMar>
+              <w:top w:w="80" w:type="dxa"/>
+              <w:bottom w:w="80" w:type="dxa"/>
+              <w:left w:w="80" w:type="dxa"/>
+              <w:right w:w="80" w:type="dxa"/>
+            </w:tcMar>
+            <w:shd w:fill="FFFFFF"/>
+            <w:vAlign w:val="center"/>
+          </w:tcPr>
+          <w:p>
+            <w:pPr>
+              <w:spacing w:before="0" w:after="0"/>
+              <w:jc w:val="center"/>
+            </w:pPr>
+            <w:r>
+              <w:rPr>
+                <w:color w:val="202426"/>
+                <w:sz w:val="15"/>
+              </w:rPr>
+              <w:t>-0.57σ</w:t>
+            </w:r>
+          </w:p>
+        </w:tc>
+        <w:tc>
+          <w:tcPr>
+            <w:tcW w:type="dxa" w:w="964"/>
+            <w:tcMar>
+              <w:top w:w="80" w:type="dxa"/>
+              <w:bottom w:w="80" w:type="dxa"/>
+              <w:left w:w="80" w:type="dxa"/>
+              <w:right w:w="80" w:type="dxa"/>
+            </w:tcMar>
+            <w:shd w:fill="FFFFFF"/>
+            <w:vAlign w:val="center"/>
+          </w:tcPr>
+          <w:p>
+            <w:pPr>
+              <w:spacing w:before="0" w:after="0"/>
+              <w:jc w:val="center"/>
+            </w:pPr>
+            <w:r>
+              <w:rPr>
+                <w:color w:val="202426"/>
+                <w:sz w:val="15"/>
+              </w:rPr>
+              <w:t>0.0773</w:t>
+            </w:r>
+          </w:p>
+        </w:tc>
+        <w:tc>
+          <w:tcPr>
+            <w:tcW w:type="dxa" w:w="1020"/>
+            <w:tcMar>
+              <w:top w:w="80" w:type="dxa"/>
+              <w:bottom w:w="80" w:type="dxa"/>
+              <w:left w:w="80" w:type="dxa"/>
+              <w:right w:w="80" w:type="dxa"/>
+            </w:tcMar>
+            <w:shd w:fill="FFFFFF"/>
+            <w:vAlign w:val="center"/>
+          </w:tcPr>
+          <w:p>
+            <w:pPr>
+              <w:spacing w:before="0" w:after="0"/>
+              <w:jc w:val="center"/>
+            </w:pPr>
+            <w:r>
+              <w:rPr>
+                <w:color w:val="202426"/>
+                <w:sz w:val="15"/>
+              </w:rPr>
+              <w:t>1.0 / 5</w:t>
+            </w:r>
+          </w:p>
+        </w:tc>
+        <w:tc>
+          <w:tcPr>
+            <w:tcW w:type="dxa" w:w="1247"/>
+            <w:tcMar>
+              <w:top w:w="80" w:type="dxa"/>
+              <w:bottom w:w="80" w:type="dxa"/>
+              <w:left w:w="80" w:type="dxa"/>
+              <w:right w:w="80" w:type="dxa"/>
+            </w:tcMar>
+            <w:shd w:fill="FFFFFF"/>
+            <w:vAlign w:val="center"/>
+          </w:tcPr>
+          <w:p>
+            <w:pPr>
+              <w:spacing w:before="0" w:after="0"/>
+              <w:jc w:val="center"/>
+            </w:pPr>
+            <w:r>
+              <w:rPr>
+                <w:color w:val="202426"/>
+                <w:sz w:val="15"/>
+              </w:rPr>
+              <w:t>Tidak Melampaui Batas</w:t>
+            </w:r>
+          </w:p>
+        </w:tc>
+      </w:tr>
+      <w:tr>
+        <w:tc>
+          <w:tcPr>
+            <w:tcW w:type="dxa" w:w="1247"/>
+            <w:tcMar>
+              <w:top w:w="80" w:type="dxa"/>
+              <w:bottom w:w="80" w:type="dxa"/>
+              <w:left w:w="80" w:type="dxa"/>
+              <w:right w:w="80" w:type="dxa"/>
+            </w:tcMar>
+            <w:shd w:fill="F4F5F6"/>
+            <w:vAlign w:val="center"/>
+          </w:tcPr>
+          <w:p>
+            <w:pPr>
+              <w:spacing w:before="0" w:after="0"/>
+              <w:jc w:val="center"/>
+            </w:pPr>
+            <w:r>
+              <w:rPr>
+                <w:color w:val="202426"/>
+                <w:sz w:val="15"/>
+              </w:rPr>
+              <w:t>Pilar Udara</w:t>
+            </w:r>
+          </w:p>
+        </w:tc>
+        <w:tc>
+          <w:tcPr>
+            <w:tcW w:type="dxa" w:w="2438"/>
+            <w:tcMar>
+              <w:top w:w="80" w:type="dxa"/>
+              <w:bottom w:w="80" w:type="dxa"/>
+              <w:left w:w="80" w:type="dxa"/>
+              <w:right w:w="80" w:type="dxa"/>
+            </w:tcMar>
+            <w:shd w:fill="F4F5F6"/>
+            <w:vAlign w:val="center"/>
+          </w:tcPr>
+          <w:p>
+            <w:pPr>
+              <w:spacing w:before="0" w:after="0"/>
+              <w:jc w:val="left"/>
+            </w:pPr>
+            <w:r>
+              <w:rPr>
+                <w:color w:val="202426"/>
+                <w:sz w:val="15"/>
+              </w:rPr>
+              <w:t>Konsentrasi Gas NO2 Troposferik Satelit</w:t>
+            </w:r>
+          </w:p>
+        </w:tc>
+        <w:tc>
+          <w:tcPr>
+            <w:tcW w:type="dxa" w:w="1701"/>
+            <w:tcMar>
+              <w:top w:w="80" w:type="dxa"/>
+              <w:bottom w:w="80" w:type="dxa"/>
+              <w:left w:w="80" w:type="dxa"/>
+              <w:right w:w="80" w:type="dxa"/>
+            </w:tcMar>
+            <w:shd w:fill="F4F5F6"/>
+            <w:vAlign w:val="center"/>
+          </w:tcPr>
+          <w:p>
+            <w:pPr>
+              <w:spacing w:before="0" w:after="0"/>
+              <w:jc w:val="right"/>
+            </w:pPr>
+            <w:r>
+              <w:rPr>
+                <w:color w:val="202426"/>
+                <w:sz w:val="15"/>
+              </w:rPr>
+              <w:t>3.76e-06 mol/m²</w:t>
+            </w:r>
+          </w:p>
+        </w:tc>
+        <w:tc>
+          <w:tcPr>
+            <w:tcW w:type="dxa" w:w="1020"/>
+            <w:tcMar>
+              <w:top w:w="80" w:type="dxa"/>
+              <w:bottom w:w="80" w:type="dxa"/>
+              <w:left w:w="80" w:type="dxa"/>
+              <w:right w:w="80" w:type="dxa"/>
+            </w:tcMar>
+            <w:shd w:fill="F4F5F6"/>
+            <w:vAlign w:val="center"/>
+          </w:tcPr>
+          <w:p>
+            <w:pPr>
+              <w:spacing w:before="0" w:after="0"/>
+              <w:jc w:val="center"/>
+            </w:pPr>
+            <w:r>
+              <w:rPr>
+                <w:color w:val="202426"/>
+                <w:sz w:val="15"/>
+              </w:rPr>
+              <w:t>-1.40σ</w:t>
+            </w:r>
+          </w:p>
+        </w:tc>
+        <w:tc>
+          <w:tcPr>
+            <w:tcW w:type="dxa" w:w="964"/>
+            <w:tcMar>
+              <w:top w:w="80" w:type="dxa"/>
+              <w:bottom w:w="80" w:type="dxa"/>
+              <w:left w:w="80" w:type="dxa"/>
+              <w:right w:w="80" w:type="dxa"/>
+            </w:tcMar>
+            <w:shd w:fill="F4F5F6"/>
+            <w:vAlign w:val="center"/>
+          </w:tcPr>
+          <w:p>
+            <w:pPr>
+              <w:spacing w:before="0" w:after="0"/>
+              <w:jc w:val="center"/>
+            </w:pPr>
+            <w:r>
+              <w:rPr>
+                <w:color w:val="202426"/>
+                <w:sz w:val="15"/>
+              </w:rPr>
+              <w:t>0.0224</w:t>
+            </w:r>
+          </w:p>
+        </w:tc>
+        <w:tc>
+          <w:tcPr>
+            <w:tcW w:type="dxa" w:w="1020"/>
+            <w:tcMar>
+              <w:top w:w="80" w:type="dxa"/>
+              <w:bottom w:w="80" w:type="dxa"/>
+              <w:left w:w="80" w:type="dxa"/>
+              <w:right w:w="80" w:type="dxa"/>
+            </w:tcMar>
+            <w:shd w:fill="F4F5F6"/>
+            <w:vAlign w:val="center"/>
+          </w:tcPr>
+          <w:p>
+            <w:pPr>
+              <w:spacing w:before="0" w:after="0"/>
+              <w:jc w:val="center"/>
+            </w:pPr>
+            <w:r>
+              <w:rPr>
+                <w:color w:val="202426"/>
+                <w:sz w:val="15"/>
+              </w:rPr>
+              <w:t>0.0 / 5</w:t>
+            </w:r>
+          </w:p>
+        </w:tc>
+        <w:tc>
+          <w:tcPr>
+            <w:tcW w:type="dxa" w:w="1247"/>
+            <w:tcMar>
+              <w:top w:w="80" w:type="dxa"/>
+              <w:bottom w:w="80" w:type="dxa"/>
+              <w:left w:w="80" w:type="dxa"/>
+              <w:right w:w="80" w:type="dxa"/>
+            </w:tcMar>
+            <w:shd w:fill="F4F5F6"/>
+            <w:vAlign w:val="center"/>
+          </w:tcPr>
+          <w:p>
+            <w:pPr>
+              <w:spacing w:before="0" w:after="0"/>
+              <w:jc w:val="center"/>
+            </w:pPr>
+            <w:r>
+              <w:rPr>
+                <w:color w:val="202426"/>
+                <w:sz w:val="15"/>
+              </w:rPr>
+              <w:t>Tidak Melampaui Batas</w:t>
+            </w:r>
+          </w:p>
+        </w:tc>
+      </w:tr>
+      <w:tr>
+        <w:tc>
+          <w:tcPr>
+            <w:tcW w:type="dxa" w:w="1247"/>
+            <w:tcMar>
+              <w:top w:w="80" w:type="dxa"/>
+              <w:bottom w:w="80" w:type="dxa"/>
+              <w:left w:w="80" w:type="dxa"/>
+              <w:right w:w="80" w:type="dxa"/>
+            </w:tcMar>
+            <w:shd w:fill="FFFFFF"/>
+            <w:vAlign w:val="center"/>
+          </w:tcPr>
+          <w:p>
+            <w:pPr>
+              <w:spacing w:before="0" w:after="0"/>
+              <w:jc w:val="center"/>
+            </w:pPr>
+            <w:r>
+              <w:rPr>
+                <w:color w:val="202426"/>
+                <w:sz w:val="15"/>
+              </w:rPr>
+              <w:t>Pilar Udara</w:t>
+            </w:r>
+          </w:p>
+        </w:tc>
+        <w:tc>
+          <w:tcPr>
+            <w:tcW w:type="dxa" w:w="2438"/>
+            <w:tcMar>
+              <w:top w:w="80" w:type="dxa"/>
+              <w:bottom w:w="80" w:type="dxa"/>
+              <w:left w:w="80" w:type="dxa"/>
+              <w:right w:w="80" w:type="dxa"/>
+            </w:tcMar>
+            <w:shd w:fill="FFFFFF"/>
+            <w:vAlign w:val="center"/>
+          </w:tcPr>
+          <w:p>
+            <w:pPr>
+              <w:spacing w:before="0" w:after="0"/>
+              <w:jc w:val="left"/>
+            </w:pPr>
+            <w:r>
+              <w:rPr>
+                <w:color w:val="202426"/>
+                <w:sz w:val="15"/>
+              </w:rPr>
+              <w:t>Morbiditas ISPA (Incidence Rate Ratio)</w:t>
+            </w:r>
+          </w:p>
+        </w:tc>
+        <w:tc>
+          <w:tcPr>
+            <w:tcW w:type="dxa" w:w="1701"/>
+            <w:tcMar>
+              <w:top w:w="80" w:type="dxa"/>
+              <w:bottom w:w="80" w:type="dxa"/>
+              <w:left w:w="80" w:type="dxa"/>
+              <w:right w:w="80" w:type="dxa"/>
+            </w:tcMar>
+            <w:shd w:fill="FFFFFF"/>
+            <w:vAlign w:val="center"/>
+          </w:tcPr>
+          <w:p>
+            <w:pPr>
+              <w:spacing w:before="0" w:after="0"/>
+              <w:jc w:val="right"/>
+            </w:pPr>
+            <w:r>
+              <w:rPr>
+                <w:color w:val="202426"/>
+                <w:sz w:val="15"/>
+              </w:rPr>
+              <w:t>2.41x lipat</w:t>
+            </w:r>
+          </w:p>
+        </w:tc>
+        <w:tc>
+          <w:tcPr>
+            <w:tcW w:type="dxa" w:w="1020"/>
+            <w:tcMar>
+              <w:top w:w="80" w:type="dxa"/>
+              <w:bottom w:w="80" w:type="dxa"/>
+              <w:left w:w="80" w:type="dxa"/>
+              <w:right w:w="80" w:type="dxa"/>
+            </w:tcMar>
+            <w:shd w:fill="FFFFFF"/>
+            <w:vAlign w:val="center"/>
+          </w:tcPr>
+          <w:p>
+            <w:pPr>
+              <w:spacing w:before="0" w:after="0"/>
+              <w:jc w:val="center"/>
+            </w:pPr>
+            <w:r>
+              <w:rPr>
+                <w:color w:val="202426"/>
+                <w:sz w:val="15"/>
+              </w:rPr>
+              <w:t>+0.79σ</w:t>
+            </w:r>
+          </w:p>
+        </w:tc>
+        <w:tc>
+          <w:tcPr>
+            <w:tcW w:type="dxa" w:w="964"/>
+            <w:tcMar>
+              <w:top w:w="80" w:type="dxa"/>
+              <w:bottom w:w="80" w:type="dxa"/>
+              <w:left w:w="80" w:type="dxa"/>
+              <w:right w:w="80" w:type="dxa"/>
+            </w:tcMar>
+            <w:shd w:fill="FFFFFF"/>
+            <w:vAlign w:val="center"/>
+          </w:tcPr>
+          <w:p>
+            <w:pPr>
+              <w:spacing w:before="0" w:after="0"/>
+              <w:jc w:val="center"/>
+            </w:pPr>
+            <w:r>
+              <w:rPr>
+                <w:color w:val="202426"/>
+                <w:sz w:val="15"/>
+              </w:rPr>
+              <w:t>0.0461</w:t>
+            </w:r>
+          </w:p>
+        </w:tc>
+        <w:tc>
+          <w:tcPr>
+            <w:tcW w:type="dxa" w:w="1020"/>
+            <w:tcMar>
+              <w:top w:w="80" w:type="dxa"/>
+              <w:bottom w:w="80" w:type="dxa"/>
+              <w:left w:w="80" w:type="dxa"/>
+              <w:right w:w="80" w:type="dxa"/>
+            </w:tcMar>
+            <w:shd w:fill="FFFFFF"/>
+            <w:vAlign w:val="center"/>
+          </w:tcPr>
+          <w:p>
+            <w:pPr>
+              <w:spacing w:before="0" w:after="0"/>
+              <w:jc w:val="center"/>
+            </w:pPr>
+            <w:r>
+              <w:rPr>
+                <w:color w:val="202426"/>
+                <w:sz w:val="15"/>
+              </w:rPr>
+              <w:t>4.0 / 5</w:t>
+            </w:r>
+          </w:p>
+        </w:tc>
+        <w:tc>
+          <w:tcPr>
+            <w:tcW w:type="dxa" w:w="1247"/>
+            <w:tcMar>
+              <w:top w:w="80" w:type="dxa"/>
+              <w:bottom w:w="80" w:type="dxa"/>
+              <w:left w:w="80" w:type="dxa"/>
+              <w:right w:w="80" w:type="dxa"/>
+            </w:tcMar>
+            <w:shd w:fill="FFFFFF"/>
+            <w:vAlign w:val="center"/>
+          </w:tcPr>
+          <w:p>
+            <w:pPr>
+              <w:spacing w:before="0" w:after="0"/>
+              <w:jc w:val="center"/>
+            </w:pPr>
+            <w:r>
+              <w:rPr>
+                <w:color w:val="202426"/>
+                <w:sz w:val="15"/>
+              </w:rPr>
+              <w:t>Melampaui Batas</w:t>
+            </w:r>
+          </w:p>
+        </w:tc>
+      </w:tr>
+      <w:tr>
+        <w:tc>
+          <w:tcPr>
+            <w:tcW w:type="dxa" w:w="1247"/>
+            <w:tcMar>
+              <w:top w:w="80" w:type="dxa"/>
+              <w:bottom w:w="80" w:type="dxa"/>
+              <w:left w:w="80" w:type="dxa"/>
+              <w:right w:w="80" w:type="dxa"/>
+            </w:tcMar>
+            <w:shd w:fill="F4F5F6"/>
+            <w:vAlign w:val="center"/>
+          </w:tcPr>
+          <w:p>
+            <w:pPr>
+              <w:spacing w:before="0" w:after="0"/>
+              <w:jc w:val="center"/>
+            </w:pPr>
+            <w:r>
+              <w:rPr>
+                <w:color w:val="202426"/>
+                <w:sz w:val="15"/>
+              </w:rPr>
+              <w:t>Pilar Udara</w:t>
+            </w:r>
+          </w:p>
+        </w:tc>
+        <w:tc>
+          <w:tcPr>
+            <w:tcW w:type="dxa" w:w="2438"/>
+            <w:tcMar>
+              <w:top w:w="80" w:type="dxa"/>
+              <w:bottom w:w="80" w:type="dxa"/>
+              <w:left w:w="80" w:type="dxa"/>
+              <w:right w:w="80" w:type="dxa"/>
+            </w:tcMar>
+            <w:shd w:fill="F4F5F6"/>
+            <w:vAlign w:val="center"/>
+          </w:tcPr>
+          <w:p>
+            <w:pPr>
+              <w:spacing w:before="0" w:after="0"/>
+              <w:jc w:val="left"/>
+            </w:pPr>
+            <w:r>
+              <w:rPr>
+                <w:color w:val="202426"/>
+                <w:sz w:val="15"/>
+              </w:rPr>
+              <w:t>Proporsi Timbulan Limbah B3 Industri</w:t>
+            </w:r>
+          </w:p>
+        </w:tc>
+        <w:tc>
+          <w:tcPr>
+            <w:tcW w:type="dxa" w:w="1701"/>
+            <w:tcMar>
+              <w:top w:w="80" w:type="dxa"/>
+              <w:bottom w:w="80" w:type="dxa"/>
+              <w:left w:w="80" w:type="dxa"/>
+              <w:right w:w="80" w:type="dxa"/>
+            </w:tcMar>
+            <w:shd w:fill="F4F5F6"/>
+            <w:vAlign w:val="center"/>
+          </w:tcPr>
+          <w:p>
+            <w:pPr>
+              <w:spacing w:before="0" w:after="0"/>
+              <w:jc w:val="right"/>
+            </w:pPr>
+            <w:r>
+              <w:rPr>
+                <w:color w:val="202426"/>
+                <w:sz w:val="15"/>
+              </w:rPr>
+              <w:t>0.00 Jt Ton</w:t>
+            </w:r>
+          </w:p>
+        </w:tc>
+        <w:tc>
+          <w:tcPr>
+            <w:tcW w:type="dxa" w:w="1020"/>
+            <w:tcMar>
+              <w:top w:w="80" w:type="dxa"/>
+              <w:bottom w:w="80" w:type="dxa"/>
+              <w:left w:w="80" w:type="dxa"/>
+              <w:right w:w="80" w:type="dxa"/>
+            </w:tcMar>
+            <w:shd w:fill="F4F5F6"/>
+            <w:vAlign w:val="center"/>
+          </w:tcPr>
+          <w:p>
+            <w:pPr>
+              <w:spacing w:before="0" w:after="0"/>
+              <w:jc w:val="center"/>
+            </w:pPr>
+            <w:r>
+              <w:rPr>
+                <w:color w:val="202426"/>
+                <w:sz w:val="15"/>
+              </w:rPr>
+              <w:t>-0.54σ</w:t>
+            </w:r>
+          </w:p>
+        </w:tc>
+        <w:tc>
+          <w:tcPr>
+            <w:tcW w:type="dxa" w:w="964"/>
+            <w:tcMar>
+              <w:top w:w="80" w:type="dxa"/>
+              <w:bottom w:w="80" w:type="dxa"/>
+              <w:left w:w="80" w:type="dxa"/>
+              <w:right w:w="80" w:type="dxa"/>
+            </w:tcMar>
+            <w:shd w:fill="F4F5F6"/>
+            <w:vAlign w:val="center"/>
+          </w:tcPr>
+          <w:p>
+            <w:pPr>
+              <w:spacing w:before="0" w:after="0"/>
+              <w:jc w:val="center"/>
+            </w:pPr>
+            <w:r>
+              <w:rPr>
+                <w:color w:val="202426"/>
+                <w:sz w:val="15"/>
+              </w:rPr>
+              <w:t>0.0829</w:t>
+            </w:r>
+          </w:p>
+        </w:tc>
+        <w:tc>
+          <w:tcPr>
+            <w:tcW w:type="dxa" w:w="1020"/>
+            <w:tcMar>
+              <w:top w:w="80" w:type="dxa"/>
+              <w:bottom w:w="80" w:type="dxa"/>
+              <w:left w:w="80" w:type="dxa"/>
+              <w:right w:w="80" w:type="dxa"/>
+            </w:tcMar>
+            <w:shd w:fill="F4F5F6"/>
+            <w:vAlign w:val="center"/>
+          </w:tcPr>
+          <w:p>
+            <w:pPr>
+              <w:spacing w:before="0" w:after="0"/>
+              <w:jc w:val="center"/>
+            </w:pPr>
+            <w:r>
+              <w:rPr>
+                <w:color w:val="202426"/>
+                <w:sz w:val="15"/>
+              </w:rPr>
+              <w:t>1.0 / 5</w:t>
+            </w:r>
+          </w:p>
+        </w:tc>
+        <w:tc>
+          <w:tcPr>
+            <w:tcW w:type="dxa" w:w="1247"/>
+            <w:tcMar>
+              <w:top w:w="80" w:type="dxa"/>
+              <w:bottom w:w="80" w:type="dxa"/>
+              <w:left w:w="80" w:type="dxa"/>
+              <w:right w:w="80" w:type="dxa"/>
+            </w:tcMar>
+            <w:shd w:fill="F4F5F6"/>
+            <w:vAlign w:val="center"/>
+          </w:tcPr>
+          <w:p>
+            <w:pPr>
+              <w:spacing w:before="0" w:after="0"/>
+              <w:jc w:val="center"/>
+            </w:pPr>
+            <w:r>
+              <w:rPr>
+                <w:color w:val="202426"/>
+                <w:sz w:val="15"/>
+              </w:rPr>
+              <w:t>Tidak Melampaui Batas</w:t>
+            </w:r>
+          </w:p>
+        </w:tc>
+      </w:tr>
+      <w:tr>
+        <w:tc>
+          <w:tcPr>
+            <w:tcW w:type="dxa" w:w="1247"/>
+            <w:tcMar>
+              <w:top w:w="80" w:type="dxa"/>
+              <w:bottom w:w="80" w:type="dxa"/>
+              <w:left w:w="80" w:type="dxa"/>
+              <w:right w:w="80" w:type="dxa"/>
+            </w:tcMar>
+            <w:shd w:fill="FFFFFF"/>
+            <w:vAlign w:val="center"/>
+          </w:tcPr>
+          <w:p>
+            <w:pPr>
+              <w:spacing w:before="0" w:after="0"/>
+              <w:jc w:val="center"/>
+            </w:pPr>
+            <w:r>
+              <w:rPr>
+                <w:color w:val="202426"/>
+                <w:sz w:val="15"/>
+              </w:rPr>
+              <w:t>Pilar Udara</w:t>
+            </w:r>
+          </w:p>
+        </w:tc>
+        <w:tc>
+          <w:tcPr>
+            <w:tcW w:type="dxa" w:w="2438"/>
+            <w:tcMar>
+              <w:top w:w="80" w:type="dxa"/>
+              <w:bottom w:w="80" w:type="dxa"/>
+              <w:left w:w="80" w:type="dxa"/>
+              <w:right w:w="80" w:type="dxa"/>
+            </w:tcMar>
+            <w:shd w:fill="FFFFFF"/>
+            <w:vAlign w:val="center"/>
+          </w:tcPr>
+          <w:p>
+            <w:pPr>
+              <w:spacing w:before="0" w:after="0"/>
+              <w:jc w:val="left"/>
+            </w:pPr>
+            <w:r>
+              <w:rPr>
+                <w:color w:val="202426"/>
+                <w:sz w:val="15"/>
+              </w:rPr>
+              <w:t>Pelepasan Emisi Karbon Deforestasi GFW</w:t>
+            </w:r>
+          </w:p>
+        </w:tc>
+        <w:tc>
+          <w:tcPr>
+            <w:tcW w:type="dxa" w:w="1701"/>
+            <w:tcMar>
+              <w:top w:w="80" w:type="dxa"/>
+              <w:bottom w:w="80" w:type="dxa"/>
+              <w:left w:w="80" w:type="dxa"/>
+              <w:right w:w="80" w:type="dxa"/>
+            </w:tcMar>
+            <w:shd w:fill="FFFFFF"/>
+            <w:vAlign w:val="center"/>
+          </w:tcPr>
+          <w:p>
+            <w:pPr>
+              <w:spacing w:before="0" w:after="0"/>
+              <w:jc w:val="right"/>
+            </w:pPr>
+            <w:r>
+              <w:rPr>
+                <w:color w:val="202426"/>
+                <w:sz w:val="15"/>
+              </w:rPr>
+              <w:t>53.66 Jt Ton CO2e</w:t>
+            </w:r>
+          </w:p>
+        </w:tc>
+        <w:tc>
+          <w:tcPr>
+            <w:tcW w:type="dxa" w:w="1020"/>
+            <w:tcMar>
+              <w:top w:w="80" w:type="dxa"/>
+              <w:bottom w:w="80" w:type="dxa"/>
+              <w:left w:w="80" w:type="dxa"/>
+              <w:right w:w="80" w:type="dxa"/>
+            </w:tcMar>
+            <w:shd w:fill="FFFFFF"/>
+            <w:vAlign w:val="center"/>
+          </w:tcPr>
+          <w:p>
+            <w:pPr>
+              <w:spacing w:before="0" w:after="0"/>
+              <w:jc w:val="center"/>
+            </w:pPr>
+            <w:r>
+              <w:rPr>
+                <w:color w:val="202426"/>
+                <w:sz w:val="15"/>
+              </w:rPr>
+              <w:t>-0.85σ</w:t>
+            </w:r>
+          </w:p>
+        </w:tc>
+        <w:tc>
+          <w:tcPr>
+            <w:tcW w:type="dxa" w:w="964"/>
+            <w:tcMar>
+              <w:top w:w="80" w:type="dxa"/>
+              <w:bottom w:w="80" w:type="dxa"/>
+              <w:left w:w="80" w:type="dxa"/>
+              <w:right w:w="80" w:type="dxa"/>
+            </w:tcMar>
+            <w:shd w:fill="FFFFFF"/>
+            <w:vAlign w:val="center"/>
+          </w:tcPr>
+          <w:p>
+            <w:pPr>
+              <w:spacing w:before="0" w:after="0"/>
+              <w:jc w:val="center"/>
+            </w:pPr>
+            <w:r>
+              <w:rPr>
+                <w:color w:val="202426"/>
+                <w:sz w:val="15"/>
+              </w:rPr>
+              <w:t>0.0395</w:t>
+            </w:r>
+          </w:p>
+        </w:tc>
+        <w:tc>
+          <w:tcPr>
+            <w:tcW w:type="dxa" w:w="1020"/>
+            <w:tcMar>
+              <w:top w:w="80" w:type="dxa"/>
+              <w:bottom w:w="80" w:type="dxa"/>
+              <w:left w:w="80" w:type="dxa"/>
+              <w:right w:w="80" w:type="dxa"/>
+            </w:tcMar>
+            <w:shd w:fill="FFFFFF"/>
+            <w:vAlign w:val="center"/>
+          </w:tcPr>
+          <w:p>
+            <w:pPr>
+              <w:spacing w:before="0" w:after="0"/>
+              <w:jc w:val="center"/>
+            </w:pPr>
+            <w:r>
+              <w:rPr>
+                <w:color w:val="202426"/>
+                <w:sz w:val="15"/>
+              </w:rPr>
+              <w:t>1.0 / 5</w:t>
+            </w:r>
+          </w:p>
+        </w:tc>
+        <w:tc>
+          <w:tcPr>
+            <w:tcW w:type="dxa" w:w="1247"/>
+            <w:tcMar>
+              <w:top w:w="80" w:type="dxa"/>
+              <w:bottom w:w="80" w:type="dxa"/>
+              <w:left w:w="80" w:type="dxa"/>
+              <w:right w:w="80" w:type="dxa"/>
+            </w:tcMar>
+            <w:shd w:fill="FFFFFF"/>
+            <w:vAlign w:val="center"/>
+          </w:tcPr>
+          <w:p>
+            <w:pPr>
+              <w:spacing w:before="0" w:after="0"/>
+              <w:jc w:val="center"/>
+            </w:pPr>
+            <w:r>
+              <w:rPr>
+                <w:color w:val="202426"/>
+                <w:sz w:val="15"/>
+              </w:rPr>
+              <w:t>Tidak Melampaui Batas</w:t>
+            </w:r>
+          </w:p>
+        </w:tc>
+      </w:tr>
+      <w:tr>
+        <w:tc>
+          <w:tcPr>
+            <w:tcW w:type="dxa" w:w="1247"/>
+            <w:tcMar>
+              <w:top w:w="80" w:type="dxa"/>
+              <w:bottom w:w="80" w:type="dxa"/>
+              <w:left w:w="80" w:type="dxa"/>
+              <w:right w:w="80" w:type="dxa"/>
+            </w:tcMar>
+            <w:shd w:fill="F4F5F6"/>
+            <w:vAlign w:val="center"/>
+          </w:tcPr>
+          <w:p>
+            <w:pPr>
+              <w:spacing w:before="0" w:after="0"/>
+              <w:jc w:val="center"/>
+            </w:pPr>
+            <w:r>
+              <w:rPr>
+                <w:color w:val="202426"/>
+                <w:sz w:val="15"/>
+              </w:rPr>
+              <w:t>Pilar Air</w:t>
+            </w:r>
+          </w:p>
+        </w:tc>
+        <w:tc>
+          <w:tcPr>
+            <w:tcW w:type="dxa" w:w="2438"/>
+            <w:tcMar>
+              <w:top w:w="80" w:type="dxa"/>
+              <w:bottom w:w="80" w:type="dxa"/>
+              <w:left w:w="80" w:type="dxa"/>
+              <w:right w:w="80" w:type="dxa"/>
+            </w:tcMar>
+            <w:shd w:fill="F4F5F6"/>
+            <w:vAlign w:val="center"/>
+          </w:tcPr>
+          <w:p>
+            <w:pPr>
+              <w:spacing w:before="0" w:after="0"/>
+              <w:jc w:val="left"/>
+            </w:pPr>
+            <w:r>
+              <w:rPr>
+                <w:color w:val="202426"/>
+                <w:sz w:val="15"/>
+              </w:rPr>
+              <w:t>Indeks Kualitas Air (IKA) Terkini</w:t>
+            </w:r>
+          </w:p>
+        </w:tc>
+        <w:tc>
+          <w:tcPr>
+            <w:tcW w:type="dxa" w:w="1701"/>
+            <w:tcMar>
+              <w:top w:w="80" w:type="dxa"/>
+              <w:bottom w:w="80" w:type="dxa"/>
+              <w:left w:w="80" w:type="dxa"/>
+              <w:right w:w="80" w:type="dxa"/>
+            </w:tcMar>
+            <w:shd w:fill="F4F5F6"/>
+            <w:vAlign w:val="center"/>
+          </w:tcPr>
+          <w:p>
+            <w:pPr>
+              <w:spacing w:before="0" w:after="0"/>
+              <w:jc w:val="right"/>
+            </w:pPr>
+            <w:r>
+              <w:rPr>
+                <w:color w:val="202426"/>
+                <w:sz w:val="15"/>
+              </w:rPr>
+              <w:t>58.1 Poin</w:t>
+            </w:r>
+          </w:p>
+        </w:tc>
+        <w:tc>
+          <w:tcPr>
+            <w:tcW w:type="dxa" w:w="1020"/>
+            <w:tcMar>
+              <w:top w:w="80" w:type="dxa"/>
+              <w:bottom w:w="80" w:type="dxa"/>
+              <w:left w:w="80" w:type="dxa"/>
+              <w:right w:w="80" w:type="dxa"/>
+            </w:tcMar>
+            <w:shd w:fill="F4F5F6"/>
+            <w:vAlign w:val="center"/>
+          </w:tcPr>
+          <w:p>
+            <w:pPr>
+              <w:spacing w:before="0" w:after="0"/>
+              <w:jc w:val="center"/>
+            </w:pPr>
+            <w:r>
+              <w:rPr>
+                <w:color w:val="202426"/>
+                <w:sz w:val="15"/>
+              </w:rPr>
+              <w:t>+0.46σ</w:t>
+            </w:r>
+          </w:p>
+        </w:tc>
+        <w:tc>
+          <w:tcPr>
+            <w:tcW w:type="dxa" w:w="964"/>
+            <w:tcMar>
+              <w:top w:w="80" w:type="dxa"/>
+              <w:bottom w:w="80" w:type="dxa"/>
+              <w:left w:w="80" w:type="dxa"/>
+              <w:right w:w="80" w:type="dxa"/>
+            </w:tcMar>
+            <w:shd w:fill="F4F5F6"/>
+            <w:vAlign w:val="center"/>
+          </w:tcPr>
+          <w:p>
+            <w:pPr>
+              <w:spacing w:before="0" w:after="0"/>
+              <w:jc w:val="center"/>
+            </w:pPr>
+            <w:r>
+              <w:rPr>
+                <w:color w:val="202426"/>
+                <w:sz w:val="15"/>
+              </w:rPr>
+              <w:t>0.0262</w:t>
+            </w:r>
+          </w:p>
+        </w:tc>
+        <w:tc>
+          <w:tcPr>
+            <w:tcW w:type="dxa" w:w="1020"/>
+            <w:tcMar>
+              <w:top w:w="80" w:type="dxa"/>
+              <w:bottom w:w="80" w:type="dxa"/>
+              <w:left w:w="80" w:type="dxa"/>
+              <w:right w:w="80" w:type="dxa"/>
+            </w:tcMar>
+            <w:shd w:fill="F4F5F6"/>
+            <w:vAlign w:val="center"/>
+          </w:tcPr>
+          <w:p>
+            <w:pPr>
+              <w:spacing w:before="0" w:after="0"/>
+              <w:jc w:val="center"/>
+            </w:pPr>
+            <w:r>
+              <w:rPr>
+                <w:color w:val="202426"/>
+                <w:sz w:val="15"/>
+              </w:rPr>
+              <w:t>3.0 / 5</w:t>
+            </w:r>
+          </w:p>
+        </w:tc>
+        <w:tc>
+          <w:tcPr>
+            <w:tcW w:type="dxa" w:w="1247"/>
+            <w:tcMar>
+              <w:top w:w="80" w:type="dxa"/>
+              <w:bottom w:w="80" w:type="dxa"/>
+              <w:left w:w="80" w:type="dxa"/>
+              <w:right w:w="80" w:type="dxa"/>
+            </w:tcMar>
+            <w:shd w:fill="F4F5F6"/>
+            <w:vAlign w:val="center"/>
+          </w:tcPr>
+          <w:p>
+            <w:pPr>
+              <w:spacing w:before="0" w:after="0"/>
+              <w:jc w:val="center"/>
+            </w:pPr>
+            <w:r>
+              <w:rPr>
+                <w:color w:val="202426"/>
+                <w:sz w:val="15"/>
+              </w:rPr>
+              <w:t>Mendekati Batas</w:t>
+            </w:r>
+          </w:p>
+        </w:tc>
+      </w:tr>
+      <w:tr>
+        <w:tc>
+          <w:tcPr>
+            <w:tcW w:type="dxa" w:w="1247"/>
+            <w:tcMar>
+              <w:top w:w="80" w:type="dxa"/>
+              <w:bottom w:w="80" w:type="dxa"/>
+              <w:left w:w="80" w:type="dxa"/>
+              <w:right w:w="80" w:type="dxa"/>
+            </w:tcMar>
+            <w:shd w:fill="FFFFFF"/>
+            <w:vAlign w:val="center"/>
+          </w:tcPr>
+          <w:p>
+            <w:pPr>
+              <w:spacing w:before="0" w:after="0"/>
+              <w:jc w:val="center"/>
+            </w:pPr>
+            <w:r>
+              <w:rPr>
+                <w:color w:val="202426"/>
+                <w:sz w:val="15"/>
+              </w:rPr>
+              <w:t>Pilar Air</w:t>
+            </w:r>
+          </w:p>
+        </w:tc>
+        <w:tc>
+          <w:tcPr>
+            <w:tcW w:type="dxa" w:w="2438"/>
+            <w:tcMar>
+              <w:top w:w="80" w:type="dxa"/>
+              <w:bottom w:w="80" w:type="dxa"/>
+              <w:left w:w="80" w:type="dxa"/>
+              <w:right w:w="80" w:type="dxa"/>
+            </w:tcMar>
+            <w:shd w:fill="FFFFFF"/>
+            <w:vAlign w:val="center"/>
+          </w:tcPr>
+          <w:p>
+            <w:pPr>
+              <w:spacing w:before="0" w:after="0"/>
+              <w:jc w:val="left"/>
+            </w:pPr>
+            <w:r>
+              <w:rPr>
+                <w:color w:val="202426"/>
+                <w:sz w:val="15"/>
+              </w:rPr>
+              <w:t>Morbiditas Diare (Incidence Rate Ratio)</w:t>
+            </w:r>
+          </w:p>
+        </w:tc>
+        <w:tc>
+          <w:tcPr>
+            <w:tcW w:type="dxa" w:w="1701"/>
+            <w:tcMar>
+              <w:top w:w="80" w:type="dxa"/>
+              <w:bottom w:w="80" w:type="dxa"/>
+              <w:left w:w="80" w:type="dxa"/>
+              <w:right w:w="80" w:type="dxa"/>
+            </w:tcMar>
+            <w:shd w:fill="FFFFFF"/>
+            <w:vAlign w:val="center"/>
+          </w:tcPr>
+          <w:p>
+            <w:pPr>
+              <w:spacing w:before="0" w:after="0"/>
+              <w:jc w:val="right"/>
+            </w:pPr>
+            <w:r>
+              <w:rPr>
+                <w:color w:val="202426"/>
+                <w:sz w:val="15"/>
+              </w:rPr>
+              <w:t>0.98x lipat</w:t>
+            </w:r>
+          </w:p>
+        </w:tc>
+        <w:tc>
+          <w:tcPr>
+            <w:tcW w:type="dxa" w:w="1020"/>
+            <w:tcMar>
+              <w:top w:w="80" w:type="dxa"/>
+              <w:bottom w:w="80" w:type="dxa"/>
+              <w:left w:w="80" w:type="dxa"/>
+              <w:right w:w="80" w:type="dxa"/>
+            </w:tcMar>
+            <w:shd w:fill="FFFFFF"/>
+            <w:vAlign w:val="center"/>
+          </w:tcPr>
+          <w:p>
+            <w:pPr>
+              <w:spacing w:before="0" w:after="0"/>
+              <w:jc w:val="center"/>
+            </w:pPr>
+            <w:r>
+              <w:rPr>
+                <w:color w:val="202426"/>
+                <w:sz w:val="15"/>
+              </w:rPr>
+              <w:t>-0.16σ</w:t>
+            </w:r>
+          </w:p>
+        </w:tc>
+        <w:tc>
+          <w:tcPr>
+            <w:tcW w:type="dxa" w:w="964"/>
+            <w:tcMar>
+              <w:top w:w="80" w:type="dxa"/>
+              <w:bottom w:w="80" w:type="dxa"/>
+              <w:left w:w="80" w:type="dxa"/>
+              <w:right w:w="80" w:type="dxa"/>
+            </w:tcMar>
+            <w:shd w:fill="FFFFFF"/>
+            <w:vAlign w:val="center"/>
+          </w:tcPr>
+          <w:p>
+            <w:pPr>
+              <w:spacing w:before="0" w:after="0"/>
+              <w:jc w:val="center"/>
+            </w:pPr>
+            <w:r>
+              <w:rPr>
+                <w:color w:val="202426"/>
+                <w:sz w:val="15"/>
+              </w:rPr>
+              <w:t>0.0164</w:t>
+            </w:r>
+          </w:p>
+        </w:tc>
+        <w:tc>
+          <w:tcPr>
+            <w:tcW w:type="dxa" w:w="1020"/>
+            <w:tcMar>
+              <w:top w:w="80" w:type="dxa"/>
+              <w:bottom w:w="80" w:type="dxa"/>
+              <w:left w:w="80" w:type="dxa"/>
+              <w:right w:w="80" w:type="dxa"/>
+            </w:tcMar>
+            <w:shd w:fill="FFFFFF"/>
+            <w:vAlign w:val="center"/>
+          </w:tcPr>
+          <w:p>
+            <w:pPr>
+              <w:spacing w:before="0" w:after="0"/>
+              <w:jc w:val="center"/>
+            </w:pPr>
+            <w:r>
+              <w:rPr>
+                <w:color w:val="202426"/>
+                <w:sz w:val="15"/>
+              </w:rPr>
+              <w:t>2.0 / 5</w:t>
+            </w:r>
+          </w:p>
+        </w:tc>
+        <w:tc>
+          <w:tcPr>
+            <w:tcW w:type="dxa" w:w="1247"/>
+            <w:tcMar>
+              <w:top w:w="80" w:type="dxa"/>
+              <w:bottom w:w="80" w:type="dxa"/>
+              <w:left w:w="80" w:type="dxa"/>
+              <w:right w:w="80" w:type="dxa"/>
+            </w:tcMar>
+            <w:shd w:fill="FFFFFF"/>
+            <w:vAlign w:val="center"/>
+          </w:tcPr>
+          <w:p>
+            <w:pPr>
+              <w:spacing w:before="0" w:after="0"/>
+              <w:jc w:val="center"/>
+            </w:pPr>
+            <w:r>
+              <w:rPr>
+                <w:color w:val="202426"/>
+                <w:sz w:val="15"/>
+              </w:rPr>
+              <w:t>Tidak Melampaui Batas</w:t>
+            </w:r>
+          </w:p>
+        </w:tc>
+      </w:tr>
+      <w:tr>
+        <w:tc>
+          <w:tcPr>
+            <w:tcW w:type="dxa" w:w="1247"/>
+            <w:tcMar>
+              <w:top w:w="80" w:type="dxa"/>
+              <w:bottom w:w="80" w:type="dxa"/>
+              <w:left w:w="80" w:type="dxa"/>
+              <w:right w:w="80" w:type="dxa"/>
+            </w:tcMar>
+            <w:shd w:fill="F4F5F6"/>
+            <w:vAlign w:val="center"/>
+          </w:tcPr>
+          <w:p>
+            <w:pPr>
+              <w:spacing w:before="0" w:after="0"/>
+              <w:jc w:val="center"/>
+            </w:pPr>
+            <w:r>
+              <w:rPr>
+                <w:color w:val="202426"/>
+                <w:sz w:val="15"/>
+              </w:rPr>
+              <w:t>Pilar Air</w:t>
+            </w:r>
+          </w:p>
+        </w:tc>
+        <w:tc>
+          <w:tcPr>
+            <w:tcW w:type="dxa" w:w="2438"/>
+            <w:tcMar>
+              <w:top w:w="80" w:type="dxa"/>
+              <w:bottom w:w="80" w:type="dxa"/>
+              <w:left w:w="80" w:type="dxa"/>
+              <w:right w:w="80" w:type="dxa"/>
+            </w:tcMar>
+            <w:shd w:fill="F4F5F6"/>
+            <w:vAlign w:val="center"/>
+          </w:tcPr>
+          <w:p>
+            <w:pPr>
+              <w:spacing w:before="0" w:after="0"/>
+              <w:jc w:val="left"/>
+            </w:pPr>
+            <w:r>
+              <w:rPr>
+                <w:color w:val="202426"/>
+                <w:sz w:val="15"/>
+              </w:rPr>
+              <w:t>Konflik Ruang Laut Nelayan vs Tambang</w:t>
+            </w:r>
+          </w:p>
+        </w:tc>
+        <w:tc>
+          <w:tcPr>
+            <w:tcW w:type="dxa" w:w="1701"/>
+            <w:tcMar>
+              <w:top w:w="80" w:type="dxa"/>
+              <w:bottom w:w="80" w:type="dxa"/>
+              <w:left w:w="80" w:type="dxa"/>
+              <w:right w:w="80" w:type="dxa"/>
+            </w:tcMar>
+            <w:shd w:fill="F4F5F6"/>
+            <w:vAlign w:val="center"/>
+          </w:tcPr>
+          <w:p>
+            <w:pPr>
+              <w:spacing w:before="0" w:after="0"/>
+              <w:jc w:val="right"/>
+            </w:pPr>
+            <w:r>
+              <w:rPr>
+                <w:color w:val="202426"/>
+                <w:sz w:val="15"/>
+              </w:rPr>
+              <w:t>0 Kasus</w:t>
+            </w:r>
+          </w:p>
+        </w:tc>
+        <w:tc>
+          <w:tcPr>
+            <w:tcW w:type="dxa" w:w="1020"/>
+            <w:tcMar>
+              <w:top w:w="80" w:type="dxa"/>
+              <w:bottom w:w="80" w:type="dxa"/>
+              <w:left w:w="80" w:type="dxa"/>
+              <w:right w:w="80" w:type="dxa"/>
+            </w:tcMar>
+            <w:shd w:fill="F4F5F6"/>
+            <w:vAlign w:val="center"/>
+          </w:tcPr>
+          <w:p>
+            <w:pPr>
+              <w:spacing w:before="0" w:after="0"/>
+              <w:jc w:val="center"/>
+            </w:pPr>
+            <w:r>
+              <w:rPr>
+                <w:color w:val="202426"/>
+                <w:sz w:val="15"/>
+              </w:rPr>
+              <w:t>-0.87σ</w:t>
+            </w:r>
+          </w:p>
+        </w:tc>
+        <w:tc>
+          <w:tcPr>
+            <w:tcW w:type="dxa" w:w="964"/>
+            <w:tcMar>
+              <w:top w:w="80" w:type="dxa"/>
+              <w:bottom w:w="80" w:type="dxa"/>
+              <w:left w:w="80" w:type="dxa"/>
+              <w:right w:w="80" w:type="dxa"/>
+            </w:tcMar>
+            <w:shd w:fill="F4F5F6"/>
+            <w:vAlign w:val="center"/>
+          </w:tcPr>
+          <w:p>
+            <w:pPr>
+              <w:spacing w:before="0" w:after="0"/>
+              <w:jc w:val="center"/>
+            </w:pPr>
+            <w:r>
+              <w:rPr>
+                <w:color w:val="202426"/>
+                <w:sz w:val="15"/>
+              </w:rPr>
+              <w:t>0.0442</w:t>
+            </w:r>
+          </w:p>
+        </w:tc>
+        <w:tc>
+          <w:tcPr>
+            <w:tcW w:type="dxa" w:w="1020"/>
+            <w:tcMar>
+              <w:top w:w="80" w:type="dxa"/>
+              <w:bottom w:w="80" w:type="dxa"/>
+              <w:left w:w="80" w:type="dxa"/>
+              <w:right w:w="80" w:type="dxa"/>
+            </w:tcMar>
+            <w:shd w:fill="F4F5F6"/>
+            <w:vAlign w:val="center"/>
+          </w:tcPr>
+          <w:p>
+            <w:pPr>
+              <w:spacing w:before="0" w:after="0"/>
+              <w:jc w:val="center"/>
+            </w:pPr>
+            <w:r>
+              <w:rPr>
+                <w:color w:val="202426"/>
+                <w:sz w:val="15"/>
+              </w:rPr>
+              <w:t>1.0 / 5</w:t>
+            </w:r>
+          </w:p>
+        </w:tc>
+        <w:tc>
+          <w:tcPr>
+            <w:tcW w:type="dxa" w:w="1247"/>
+            <w:tcMar>
+              <w:top w:w="80" w:type="dxa"/>
+              <w:bottom w:w="80" w:type="dxa"/>
+              <w:left w:w="80" w:type="dxa"/>
+              <w:right w:w="80" w:type="dxa"/>
+            </w:tcMar>
+            <w:shd w:fill="F4F5F6"/>
+            <w:vAlign w:val="center"/>
+          </w:tcPr>
+          <w:p>
+            <w:pPr>
+              <w:spacing w:before="0" w:after="0"/>
+              <w:jc w:val="center"/>
+            </w:pPr>
+            <w:r>
+              <w:rPr>
+                <w:color w:val="202426"/>
+                <w:sz w:val="15"/>
+              </w:rPr>
+              <w:t>Tidak Melampaui Batas</w:t>
+            </w:r>
+          </w:p>
+        </w:tc>
+      </w:tr>
+      <w:tr>
+        <w:tc>
+          <w:tcPr>
+            <w:tcW w:type="dxa" w:w="1247"/>
+            <w:tcMar>
+              <w:top w:w="80" w:type="dxa"/>
+              <w:bottom w:w="80" w:type="dxa"/>
+              <w:left w:w="80" w:type="dxa"/>
+              <w:right w:w="80" w:type="dxa"/>
+            </w:tcMar>
+            <w:shd w:fill="FFFFFF"/>
+            <w:vAlign w:val="center"/>
+          </w:tcPr>
+          <w:p>
+            <w:pPr>
+              <w:spacing w:before="0" w:after="0"/>
+              <w:jc w:val="center"/>
+            </w:pPr>
+            <w:r>
+              <w:rPr>
+                <w:color w:val="202426"/>
+                <w:sz w:val="15"/>
+              </w:rPr>
+              <w:t>Pilar Air</w:t>
+            </w:r>
+          </w:p>
+        </w:tc>
+        <w:tc>
+          <w:tcPr>
+            <w:tcW w:type="dxa" w:w="2438"/>
+            <w:tcMar>
+              <w:top w:w="80" w:type="dxa"/>
+              <w:bottom w:w="80" w:type="dxa"/>
+              <w:left w:w="80" w:type="dxa"/>
+              <w:right w:w="80" w:type="dxa"/>
+            </w:tcMar>
+            <w:shd w:fill="FFFFFF"/>
+            <w:vAlign w:val="center"/>
+          </w:tcPr>
+          <w:p>
+            <w:pPr>
+              <w:spacing w:before="0" w:after="0"/>
+              <w:jc w:val="left"/>
+            </w:pPr>
+            <w:r>
+              <w:rPr>
+                <w:color w:val="202426"/>
+                <w:sz w:val="15"/>
+              </w:rPr>
+              <w:t>Akumulasi Beban Tailing, Slag &amp; DSTP</w:t>
+            </w:r>
+          </w:p>
+        </w:tc>
+        <w:tc>
+          <w:tcPr>
+            <w:tcW w:type="dxa" w:w="1701"/>
+            <w:tcMar>
+              <w:top w:w="80" w:type="dxa"/>
+              <w:bottom w:w="80" w:type="dxa"/>
+              <w:left w:w="80" w:type="dxa"/>
+              <w:right w:w="80" w:type="dxa"/>
+            </w:tcMar>
+            <w:shd w:fill="FFFFFF"/>
+            <w:vAlign w:val="center"/>
+          </w:tcPr>
+          <w:p>
+            <w:pPr>
+              <w:spacing w:before="0" w:after="0"/>
+              <w:jc w:val="right"/>
+            </w:pPr>
+            <w:r>
+              <w:rPr>
+                <w:color w:val="202426"/>
+                <w:sz w:val="15"/>
+              </w:rPr>
+              <w:t>0.00 Jt Ton</w:t>
+            </w:r>
+          </w:p>
+        </w:tc>
+        <w:tc>
+          <w:tcPr>
+            <w:tcW w:type="dxa" w:w="1020"/>
+            <w:tcMar>
+              <w:top w:w="80" w:type="dxa"/>
+              <w:bottom w:w="80" w:type="dxa"/>
+              <w:left w:w="80" w:type="dxa"/>
+              <w:right w:w="80" w:type="dxa"/>
+            </w:tcMar>
+            <w:shd w:fill="FFFFFF"/>
+            <w:vAlign w:val="center"/>
+          </w:tcPr>
+          <w:p>
+            <w:pPr>
+              <w:spacing w:before="0" w:after="0"/>
+              <w:jc w:val="center"/>
+            </w:pPr>
+            <w:r>
+              <w:rPr>
+                <w:color w:val="202426"/>
+                <w:sz w:val="15"/>
+              </w:rPr>
+              <w:t>-0.55σ</w:t>
+            </w:r>
+          </w:p>
+        </w:tc>
+        <w:tc>
+          <w:tcPr>
+            <w:tcW w:type="dxa" w:w="964"/>
+            <w:tcMar>
+              <w:top w:w="80" w:type="dxa"/>
+              <w:bottom w:w="80" w:type="dxa"/>
+              <w:left w:w="80" w:type="dxa"/>
+              <w:right w:w="80" w:type="dxa"/>
+            </w:tcMar>
+            <w:shd w:fill="FFFFFF"/>
+            <w:vAlign w:val="center"/>
+          </w:tcPr>
+          <w:p>
+            <w:pPr>
+              <w:spacing w:before="0" w:after="0"/>
+              <w:jc w:val="center"/>
+            </w:pPr>
+            <w:r>
+              <w:rPr>
+                <w:color w:val="202426"/>
+                <w:sz w:val="15"/>
+              </w:rPr>
+              <w:t>0.0822</w:t>
+            </w:r>
+          </w:p>
+        </w:tc>
+        <w:tc>
+          <w:tcPr>
+            <w:tcW w:type="dxa" w:w="1020"/>
+            <w:tcMar>
+              <w:top w:w="80" w:type="dxa"/>
+              <w:bottom w:w="80" w:type="dxa"/>
+              <w:left w:w="80" w:type="dxa"/>
+              <w:right w:w="80" w:type="dxa"/>
+            </w:tcMar>
+            <w:shd w:fill="FFFFFF"/>
+            <w:vAlign w:val="center"/>
+          </w:tcPr>
+          <w:p>
+            <w:pPr>
+              <w:spacing w:before="0" w:after="0"/>
+              <w:jc w:val="center"/>
+            </w:pPr>
+            <w:r>
+              <w:rPr>
+                <w:color w:val="202426"/>
+                <w:sz w:val="15"/>
+              </w:rPr>
+              <w:t>1.0 / 5</w:t>
+            </w:r>
+          </w:p>
+        </w:tc>
+        <w:tc>
+          <w:tcPr>
+            <w:tcW w:type="dxa" w:w="1247"/>
+            <w:tcMar>
+              <w:top w:w="80" w:type="dxa"/>
+              <w:bottom w:w="80" w:type="dxa"/>
+              <w:left w:w="80" w:type="dxa"/>
+              <w:right w:w="80" w:type="dxa"/>
+            </w:tcMar>
+            <w:shd w:fill="FFFFFF"/>
+            <w:vAlign w:val="center"/>
+          </w:tcPr>
+          <w:p>
+            <w:pPr>
+              <w:spacing w:before="0" w:after="0"/>
+              <w:jc w:val="center"/>
+            </w:pPr>
+            <w:r>
+              <w:rPr>
+                <w:color w:val="202426"/>
+                <w:sz w:val="15"/>
+              </w:rPr>
+              <w:t>Tidak Melampaui Batas</w:t>
+            </w:r>
+          </w:p>
+        </w:tc>
+      </w:tr>
+      <w:tr>
+        <w:tc>
+          <w:tcPr>
+            <w:tcW w:type="dxa" w:w="1247"/>
+            <w:tcMar>
+              <w:top w:w="80" w:type="dxa"/>
+              <w:bottom w:w="80" w:type="dxa"/>
+              <w:left w:w="80" w:type="dxa"/>
+              <w:right w:w="80" w:type="dxa"/>
+            </w:tcMar>
+            <w:shd w:fill="F4F5F6"/>
+            <w:vAlign w:val="center"/>
+          </w:tcPr>
+          <w:p>
+            <w:pPr>
+              <w:spacing w:before="0" w:after="0"/>
+              <w:jc w:val="center"/>
+            </w:pPr>
+            <w:r>
+              <w:rPr>
+                <w:color w:val="202426"/>
+                <w:sz w:val="15"/>
+              </w:rPr>
+              <w:t>Pilar Lahan</w:t>
+            </w:r>
+          </w:p>
+        </w:tc>
+        <w:tc>
+          <w:tcPr>
+            <w:tcW w:type="dxa" w:w="2438"/>
+            <w:tcMar>
+              <w:top w:w="80" w:type="dxa"/>
+              <w:bottom w:w="80" w:type="dxa"/>
+              <w:left w:w="80" w:type="dxa"/>
+              <w:right w:w="80" w:type="dxa"/>
+            </w:tcMar>
+            <w:shd w:fill="F4F5F6"/>
+            <w:vAlign w:val="center"/>
+          </w:tcPr>
+          <w:p>
+            <w:pPr>
+              <w:spacing w:before="0" w:after="0"/>
+              <w:jc w:val="left"/>
+            </w:pPr>
+            <w:r>
+              <w:rPr>
+                <w:color w:val="202426"/>
+                <w:sz w:val="15"/>
+              </w:rPr>
+              <w:t>Bencana Hidrometeorologi (Banjir &amp; Longsor)</w:t>
+            </w:r>
+          </w:p>
+        </w:tc>
+        <w:tc>
+          <w:tcPr>
+            <w:tcW w:type="dxa" w:w="1701"/>
+            <w:tcMar>
+              <w:top w:w="80" w:type="dxa"/>
+              <w:bottom w:w="80" w:type="dxa"/>
+              <w:left w:w="80" w:type="dxa"/>
+              <w:right w:w="80" w:type="dxa"/>
+            </w:tcMar>
+            <w:shd w:fill="F4F5F6"/>
+            <w:vAlign w:val="center"/>
+          </w:tcPr>
+          <w:p>
+            <w:pPr>
+              <w:spacing w:before="0" w:after="0"/>
+              <w:jc w:val="right"/>
+            </w:pPr>
+            <w:r>
+              <w:rPr>
+                <w:color w:val="202426"/>
+                <w:sz w:val="15"/>
+              </w:rPr>
+              <w:t>0 Kejadian</w:t>
+            </w:r>
+          </w:p>
+        </w:tc>
+        <w:tc>
+          <w:tcPr>
+            <w:tcW w:type="dxa" w:w="1020"/>
+            <w:tcMar>
+              <w:top w:w="80" w:type="dxa"/>
+              <w:bottom w:w="80" w:type="dxa"/>
+              <w:left w:w="80" w:type="dxa"/>
+              <w:right w:w="80" w:type="dxa"/>
+            </w:tcMar>
+            <w:shd w:fill="F4F5F6"/>
+            <w:vAlign w:val="center"/>
+          </w:tcPr>
+          <w:p>
+            <w:pPr>
+              <w:spacing w:before="0" w:after="0"/>
+              <w:jc w:val="center"/>
+            </w:pPr>
+            <w:r>
+              <w:rPr>
+                <w:color w:val="202426"/>
+                <w:sz w:val="15"/>
+              </w:rPr>
+              <w:t>-1.09σ</w:t>
+            </w:r>
+          </w:p>
+        </w:tc>
+        <w:tc>
+          <w:tcPr>
+            <w:tcW w:type="dxa" w:w="964"/>
+            <w:tcMar>
+              <w:top w:w="80" w:type="dxa"/>
+              <w:bottom w:w="80" w:type="dxa"/>
+              <w:left w:w="80" w:type="dxa"/>
+              <w:right w:w="80" w:type="dxa"/>
+            </w:tcMar>
+            <w:shd w:fill="F4F5F6"/>
+            <w:vAlign w:val="center"/>
+          </w:tcPr>
+          <w:p>
+            <w:pPr>
+              <w:spacing w:before="0" w:after="0"/>
+              <w:jc w:val="center"/>
+            </w:pPr>
+            <w:r>
+              <w:rPr>
+                <w:color w:val="202426"/>
+                <w:sz w:val="15"/>
+              </w:rPr>
+              <w:t>0.0271</w:t>
+            </w:r>
+          </w:p>
+        </w:tc>
+        <w:tc>
+          <w:tcPr>
+            <w:tcW w:type="dxa" w:w="1020"/>
+            <w:tcMar>
+              <w:top w:w="80" w:type="dxa"/>
+              <w:bottom w:w="80" w:type="dxa"/>
+              <w:left w:w="80" w:type="dxa"/>
+              <w:right w:w="80" w:type="dxa"/>
+            </w:tcMar>
+            <w:shd w:fill="F4F5F6"/>
+            <w:vAlign w:val="center"/>
+          </w:tcPr>
+          <w:p>
+            <w:pPr>
+              <w:spacing w:before="0" w:after="0"/>
+              <w:jc w:val="center"/>
+            </w:pPr>
+            <w:r>
+              <w:rPr>
+                <w:color w:val="202426"/>
+                <w:sz w:val="15"/>
+              </w:rPr>
+              <w:t>0.0 / 5</w:t>
+            </w:r>
+          </w:p>
+        </w:tc>
+        <w:tc>
+          <w:tcPr>
+            <w:tcW w:type="dxa" w:w="1247"/>
+            <w:tcMar>
+              <w:top w:w="80" w:type="dxa"/>
+              <w:bottom w:w="80" w:type="dxa"/>
+              <w:left w:w="80" w:type="dxa"/>
+              <w:right w:w="80" w:type="dxa"/>
+            </w:tcMar>
+            <w:shd w:fill="F4F5F6"/>
+            <w:vAlign w:val="center"/>
+          </w:tcPr>
+          <w:p>
+            <w:pPr>
+              <w:spacing w:before="0" w:after="0"/>
+              <w:jc w:val="center"/>
+            </w:pPr>
+            <w:r>
+              <w:rPr>
+                <w:color w:val="202426"/>
+                <w:sz w:val="15"/>
+              </w:rPr>
+              <w:t>Tidak Melampaui Batas</w:t>
+            </w:r>
+          </w:p>
+        </w:tc>
+      </w:tr>
+      <w:tr>
+        <w:tc>
+          <w:tcPr>
+            <w:tcW w:type="dxa" w:w="1247"/>
+            <w:tcMar>
+              <w:top w:w="80" w:type="dxa"/>
+              <w:bottom w:w="80" w:type="dxa"/>
+              <w:left w:w="80" w:type="dxa"/>
+              <w:right w:w="80" w:type="dxa"/>
+            </w:tcMar>
+            <w:shd w:fill="FFFFFF"/>
+            <w:vAlign w:val="center"/>
+          </w:tcPr>
+          <w:p>
+            <w:pPr>
+              <w:spacing w:before="0" w:after="0"/>
+              <w:jc w:val="center"/>
+            </w:pPr>
+            <w:r>
+              <w:rPr>
+                <w:color w:val="202426"/>
+                <w:sz w:val="15"/>
+              </w:rPr>
+              <w:t>Pilar Lahan</w:t>
+            </w:r>
+          </w:p>
+        </w:tc>
+        <w:tc>
+          <w:tcPr>
+            <w:tcW w:type="dxa" w:w="2438"/>
+            <w:tcMar>
+              <w:top w:w="80" w:type="dxa"/>
+              <w:bottom w:w="80" w:type="dxa"/>
+              <w:left w:w="80" w:type="dxa"/>
+              <w:right w:w="80" w:type="dxa"/>
+            </w:tcMar>
+            <w:shd w:fill="FFFFFF"/>
+            <w:vAlign w:val="center"/>
+          </w:tcPr>
+          <w:p>
+            <w:pPr>
+              <w:spacing w:before="0" w:after="0"/>
+              <w:jc w:val="left"/>
+            </w:pPr>
+            <w:r>
+              <w:rPr>
+                <w:color w:val="202426"/>
+                <w:sz w:val="15"/>
+              </w:rPr>
+              <w:t>Deforestasi Hutan Alam Primer GFW</w:t>
+            </w:r>
+          </w:p>
+        </w:tc>
+        <w:tc>
+          <w:tcPr>
+            <w:tcW w:type="dxa" w:w="1701"/>
+            <w:tcMar>
+              <w:top w:w="80" w:type="dxa"/>
+              <w:bottom w:w="80" w:type="dxa"/>
+              <w:left w:w="80" w:type="dxa"/>
+              <w:right w:w="80" w:type="dxa"/>
+            </w:tcMar>
+            <w:shd w:fill="FFFFFF"/>
+            <w:vAlign w:val="center"/>
+          </w:tcPr>
+          <w:p>
+            <w:pPr>
+              <w:spacing w:before="0" w:after="0"/>
+              <w:jc w:val="right"/>
+            </w:pPr>
+            <w:r>
+              <w:rPr>
+                <w:color w:val="202426"/>
+                <w:sz w:val="15"/>
+              </w:rPr>
+              <w:t>98,063 Ha</w:t>
+            </w:r>
+          </w:p>
+        </w:tc>
+        <w:tc>
+          <w:tcPr>
+            <w:tcW w:type="dxa" w:w="1020"/>
+            <w:tcMar>
+              <w:top w:w="80" w:type="dxa"/>
+              <w:bottom w:w="80" w:type="dxa"/>
+              <w:left w:w="80" w:type="dxa"/>
+              <w:right w:w="80" w:type="dxa"/>
+            </w:tcMar>
+            <w:shd w:fill="FFFFFF"/>
+            <w:vAlign w:val="center"/>
+          </w:tcPr>
+          <w:p>
+            <w:pPr>
+              <w:spacing w:before="0" w:after="0"/>
+              <w:jc w:val="center"/>
+            </w:pPr>
+            <w:r>
+              <w:rPr>
+                <w:color w:val="202426"/>
+                <w:sz w:val="15"/>
+              </w:rPr>
+              <w:t>-0.83σ</w:t>
+            </w:r>
+          </w:p>
+        </w:tc>
+        <w:tc>
+          <w:tcPr>
+            <w:tcW w:type="dxa" w:w="964"/>
+            <w:tcMar>
+              <w:top w:w="80" w:type="dxa"/>
+              <w:bottom w:w="80" w:type="dxa"/>
+              <w:left w:w="80" w:type="dxa"/>
+              <w:right w:w="80" w:type="dxa"/>
+            </w:tcMar>
+            <w:shd w:fill="FFFFFF"/>
+            <w:vAlign w:val="center"/>
+          </w:tcPr>
+          <w:p>
+            <w:pPr>
+              <w:spacing w:before="0" w:after="0"/>
+              <w:jc w:val="center"/>
+            </w:pPr>
+            <w:r>
+              <w:rPr>
+                <w:color w:val="202426"/>
+                <w:sz w:val="15"/>
+              </w:rPr>
+              <w:t>0.0346</w:t>
+            </w:r>
+          </w:p>
+        </w:tc>
+        <w:tc>
+          <w:tcPr>
+            <w:tcW w:type="dxa" w:w="1020"/>
+            <w:tcMar>
+              <w:top w:w="80" w:type="dxa"/>
+              <w:bottom w:w="80" w:type="dxa"/>
+              <w:left w:w="80" w:type="dxa"/>
+              <w:right w:w="80" w:type="dxa"/>
+            </w:tcMar>
+            <w:shd w:fill="FFFFFF"/>
+            <w:vAlign w:val="center"/>
+          </w:tcPr>
+          <w:p>
+            <w:pPr>
+              <w:spacing w:before="0" w:after="0"/>
+              <w:jc w:val="center"/>
+            </w:pPr>
+            <w:r>
+              <w:rPr>
+                <w:color w:val="202426"/>
+                <w:sz w:val="15"/>
+              </w:rPr>
+              <w:t>1.0 / 5</w:t>
+            </w:r>
+          </w:p>
+        </w:tc>
+        <w:tc>
+          <w:tcPr>
+            <w:tcW w:type="dxa" w:w="1247"/>
+            <w:tcMar>
+              <w:top w:w="80" w:type="dxa"/>
+              <w:bottom w:w="80" w:type="dxa"/>
+              <w:left w:w="80" w:type="dxa"/>
+              <w:right w:w="80" w:type="dxa"/>
+            </w:tcMar>
+            <w:shd w:fill="FFFFFF"/>
+            <w:vAlign w:val="center"/>
+          </w:tcPr>
+          <w:p>
+            <w:pPr>
+              <w:spacing w:before="0" w:after="0"/>
+              <w:jc w:val="center"/>
+            </w:pPr>
+            <w:r>
+              <w:rPr>
+                <w:color w:val="202426"/>
+                <w:sz w:val="15"/>
+              </w:rPr>
+              <w:t>Tidak Melampaui Batas</w:t>
+            </w:r>
+          </w:p>
+        </w:tc>
+      </w:tr>
+      <w:tr>
+        <w:tc>
+          <w:tcPr>
+            <w:tcW w:type="dxa" w:w="1247"/>
+            <w:tcMar>
+              <w:top w:w="80" w:type="dxa"/>
+              <w:bottom w:w="80" w:type="dxa"/>
+              <w:left w:w="80" w:type="dxa"/>
+              <w:right w:w="80" w:type="dxa"/>
+            </w:tcMar>
+            <w:shd w:fill="F4F5F6"/>
+            <w:vAlign w:val="center"/>
+          </w:tcPr>
+          <w:p>
+            <w:pPr>
+              <w:spacing w:before="0" w:after="0"/>
+              <w:jc w:val="center"/>
+            </w:pPr>
+            <w:r>
+              <w:rPr>
+                <w:color w:val="202426"/>
+                <w:sz w:val="15"/>
+              </w:rPr>
+              <w:t>Pilar Lahan</w:t>
+            </w:r>
+          </w:p>
+        </w:tc>
+        <w:tc>
+          <w:tcPr>
+            <w:tcW w:type="dxa" w:w="2438"/>
+            <w:tcMar>
+              <w:top w:w="80" w:type="dxa"/>
+              <w:bottom w:w="80" w:type="dxa"/>
+              <w:left w:w="80" w:type="dxa"/>
+              <w:right w:w="80" w:type="dxa"/>
+            </w:tcMar>
+            <w:shd w:fill="F4F5F6"/>
+            <w:vAlign w:val="center"/>
+          </w:tcPr>
+          <w:p>
+            <w:pPr>
+              <w:spacing w:before="0" w:after="0"/>
+              <w:jc w:val="left"/>
+            </w:pPr>
+            <w:r>
+              <w:rPr>
+                <w:color w:val="202426"/>
+                <w:sz w:val="15"/>
+              </w:rPr>
+              <w:t>Perambahan Tambang di Kawasan Hutan Lindung</w:t>
+            </w:r>
+          </w:p>
+        </w:tc>
+        <w:tc>
+          <w:tcPr>
+            <w:tcW w:type="dxa" w:w="1701"/>
+            <w:tcMar>
+              <w:top w:w="80" w:type="dxa"/>
+              <w:bottom w:w="80" w:type="dxa"/>
+              <w:left w:w="80" w:type="dxa"/>
+              <w:right w:w="80" w:type="dxa"/>
+            </w:tcMar>
+            <w:shd w:fill="F4F5F6"/>
+            <w:vAlign w:val="center"/>
+          </w:tcPr>
+          <w:p>
+            <w:pPr>
+              <w:spacing w:before="0" w:after="0"/>
+              <w:jc w:val="right"/>
+            </w:pPr>
+            <w:r>
+              <w:rPr>
+                <w:color w:val="202426"/>
+                <w:sz w:val="15"/>
+              </w:rPr>
+              <w:t>2,019 Ha</w:t>
+            </w:r>
+          </w:p>
+        </w:tc>
+        <w:tc>
+          <w:tcPr>
+            <w:tcW w:type="dxa" w:w="1020"/>
+            <w:tcMar>
+              <w:top w:w="80" w:type="dxa"/>
+              <w:bottom w:w="80" w:type="dxa"/>
+              <w:left w:w="80" w:type="dxa"/>
+              <w:right w:w="80" w:type="dxa"/>
+            </w:tcMar>
+            <w:shd w:fill="F4F5F6"/>
+            <w:vAlign w:val="center"/>
+          </w:tcPr>
+          <w:p>
+            <w:pPr>
+              <w:spacing w:before="0" w:after="0"/>
+              <w:jc w:val="center"/>
+            </w:pPr>
+            <w:r>
+              <w:rPr>
+                <w:color w:val="202426"/>
+                <w:sz w:val="15"/>
+              </w:rPr>
+              <w:t>-0.73σ</w:t>
+            </w:r>
+          </w:p>
+        </w:tc>
+        <w:tc>
+          <w:tcPr>
+            <w:tcW w:type="dxa" w:w="964"/>
+            <w:tcMar>
+              <w:top w:w="80" w:type="dxa"/>
+              <w:bottom w:w="80" w:type="dxa"/>
+              <w:left w:w="80" w:type="dxa"/>
+              <w:right w:w="80" w:type="dxa"/>
+            </w:tcMar>
+            <w:shd w:fill="F4F5F6"/>
+            <w:vAlign w:val="center"/>
+          </w:tcPr>
+          <w:p>
+            <w:pPr>
+              <w:spacing w:before="0" w:after="0"/>
+              <w:jc w:val="center"/>
+            </w:pPr>
+            <w:r>
+              <w:rPr>
+                <w:color w:val="202426"/>
+                <w:sz w:val="15"/>
+              </w:rPr>
+              <w:t>0.0392</w:t>
+            </w:r>
+          </w:p>
+        </w:tc>
+        <w:tc>
+          <w:tcPr>
+            <w:tcW w:type="dxa" w:w="1020"/>
+            <w:tcMar>
+              <w:top w:w="80" w:type="dxa"/>
+              <w:bottom w:w="80" w:type="dxa"/>
+              <w:left w:w="80" w:type="dxa"/>
+              <w:right w:w="80" w:type="dxa"/>
+            </w:tcMar>
+            <w:shd w:fill="F4F5F6"/>
+            <w:vAlign w:val="center"/>
+          </w:tcPr>
+          <w:p>
+            <w:pPr>
+              <w:spacing w:before="0" w:after="0"/>
+              <w:jc w:val="center"/>
+            </w:pPr>
+            <w:r>
+              <w:rPr>
+                <w:color w:val="202426"/>
+                <w:sz w:val="15"/>
+              </w:rPr>
+              <w:t>1.0 / 5</w:t>
+            </w:r>
+          </w:p>
+        </w:tc>
+        <w:tc>
+          <w:tcPr>
+            <w:tcW w:type="dxa" w:w="1247"/>
+            <w:tcMar>
+              <w:top w:w="80" w:type="dxa"/>
+              <w:bottom w:w="80" w:type="dxa"/>
+              <w:left w:w="80" w:type="dxa"/>
+              <w:right w:w="80" w:type="dxa"/>
+            </w:tcMar>
+            <w:shd w:fill="F4F5F6"/>
+            <w:vAlign w:val="center"/>
+          </w:tcPr>
+          <w:p>
+            <w:pPr>
+              <w:spacing w:before="0" w:after="0"/>
+              <w:jc w:val="center"/>
+            </w:pPr>
+            <w:r>
+              <w:rPr>
+                <w:color w:val="202426"/>
+                <w:sz w:val="15"/>
+              </w:rPr>
+              <w:t>Tidak Melampaui Batas</w:t>
+            </w:r>
+          </w:p>
+        </w:tc>
+      </w:tr>
+      <w:tr>
+        <w:tc>
+          <w:tcPr>
+            <w:tcW w:type="dxa" w:w="1247"/>
+            <w:tcMar>
+              <w:top w:w="80" w:type="dxa"/>
+              <w:bottom w:w="80" w:type="dxa"/>
+              <w:left w:w="80" w:type="dxa"/>
+              <w:right w:w="80" w:type="dxa"/>
+            </w:tcMar>
+            <w:shd w:fill="FFFFFF"/>
+            <w:vAlign w:val="center"/>
+          </w:tcPr>
+          <w:p>
+            <w:pPr>
+              <w:spacing w:before="0" w:after="0"/>
+              <w:jc w:val="center"/>
+            </w:pPr>
+            <w:r>
+              <w:rPr>
+                <w:color w:val="202426"/>
+                <w:sz w:val="15"/>
+              </w:rPr>
+              <w:t>Pilar Lahan</w:t>
+            </w:r>
+          </w:p>
+        </w:tc>
+        <w:tc>
+          <w:tcPr>
+            <w:tcW w:type="dxa" w:w="2438"/>
+            <w:tcMar>
+              <w:top w:w="80" w:type="dxa"/>
+              <w:bottom w:w="80" w:type="dxa"/>
+              <w:left w:w="80" w:type="dxa"/>
+              <w:right w:w="80" w:type="dxa"/>
+            </w:tcMar>
+            <w:shd w:fill="FFFFFF"/>
+            <w:vAlign w:val="center"/>
+          </w:tcPr>
+          <w:p>
+            <w:pPr>
+              <w:spacing w:before="0" w:after="0"/>
+              <w:jc w:val="left"/>
+            </w:pPr>
+            <w:r>
+              <w:rPr>
+                <w:color w:val="202426"/>
+                <w:sz w:val="15"/>
+              </w:rPr>
+              <w:t>Aktor Deforestasi Komoditas Tambang &amp; Sawit</w:t>
+            </w:r>
+          </w:p>
+        </w:tc>
+        <w:tc>
+          <w:tcPr>
+            <w:tcW w:type="dxa" w:w="1701"/>
+            <w:tcMar>
+              <w:top w:w="80" w:type="dxa"/>
+              <w:bottom w:w="80" w:type="dxa"/>
+              <w:left w:w="80" w:type="dxa"/>
+              <w:right w:w="80" w:type="dxa"/>
+            </w:tcMar>
+            <w:shd w:fill="FFFFFF"/>
+            <w:vAlign w:val="center"/>
+          </w:tcPr>
+          <w:p>
+            <w:pPr>
+              <w:spacing w:before="0" w:after="0"/>
+              <w:jc w:val="right"/>
+            </w:pPr>
+            <w:r>
+              <w:rPr>
+                <w:color w:val="202426"/>
+                <w:sz w:val="15"/>
+              </w:rPr>
+              <w:t>63,041 Ha</w:t>
+            </w:r>
+          </w:p>
+        </w:tc>
+        <w:tc>
+          <w:tcPr>
+            <w:tcW w:type="dxa" w:w="1020"/>
+            <w:tcMar>
+              <w:top w:w="80" w:type="dxa"/>
+              <w:bottom w:w="80" w:type="dxa"/>
+              <w:left w:w="80" w:type="dxa"/>
+              <w:right w:w="80" w:type="dxa"/>
+            </w:tcMar>
+            <w:shd w:fill="FFFFFF"/>
+            <w:vAlign w:val="center"/>
+          </w:tcPr>
+          <w:p>
+            <w:pPr>
+              <w:spacing w:before="0" w:after="0"/>
+              <w:jc w:val="center"/>
+            </w:pPr>
+            <w:r>
+              <w:rPr>
+                <w:color w:val="202426"/>
+                <w:sz w:val="15"/>
+              </w:rPr>
+              <w:t>-0.81σ</w:t>
+            </w:r>
+          </w:p>
+        </w:tc>
+        <w:tc>
+          <w:tcPr>
+            <w:tcW w:type="dxa" w:w="964"/>
+            <w:tcMar>
+              <w:top w:w="80" w:type="dxa"/>
+              <w:bottom w:w="80" w:type="dxa"/>
+              <w:left w:w="80" w:type="dxa"/>
+              <w:right w:w="80" w:type="dxa"/>
+            </w:tcMar>
+            <w:shd w:fill="FFFFFF"/>
+            <w:vAlign w:val="center"/>
+          </w:tcPr>
+          <w:p>
+            <w:pPr>
+              <w:spacing w:before="0" w:after="0"/>
+              <w:jc w:val="center"/>
+            </w:pPr>
+            <w:r>
+              <w:rPr>
+                <w:color w:val="202426"/>
+                <w:sz w:val="15"/>
+              </w:rPr>
+              <w:t>0.0361</w:t>
+            </w:r>
+          </w:p>
+        </w:tc>
+        <w:tc>
+          <w:tcPr>
+            <w:tcW w:type="dxa" w:w="1020"/>
+            <w:tcMar>
+              <w:top w:w="80" w:type="dxa"/>
+              <w:bottom w:w="80" w:type="dxa"/>
+              <w:left w:w="80" w:type="dxa"/>
+              <w:right w:w="80" w:type="dxa"/>
+            </w:tcMar>
+            <w:shd w:fill="FFFFFF"/>
+            <w:vAlign w:val="center"/>
+          </w:tcPr>
+          <w:p>
+            <w:pPr>
+              <w:spacing w:before="0" w:after="0"/>
+              <w:jc w:val="center"/>
+            </w:pPr>
+            <w:r>
+              <w:rPr>
+                <w:color w:val="202426"/>
+                <w:sz w:val="15"/>
+              </w:rPr>
+              <w:t>1.0 / 5</w:t>
+            </w:r>
+          </w:p>
+        </w:tc>
+        <w:tc>
+          <w:tcPr>
+            <w:tcW w:type="dxa" w:w="1247"/>
+            <w:tcMar>
+              <w:top w:w="80" w:type="dxa"/>
+              <w:bottom w:w="80" w:type="dxa"/>
+              <w:left w:w="80" w:type="dxa"/>
+              <w:right w:w="80" w:type="dxa"/>
+            </w:tcMar>
+            <w:shd w:fill="FFFFFF"/>
+            <w:vAlign w:val="center"/>
+          </w:tcPr>
+          <w:p>
+            <w:pPr>
+              <w:spacing w:before="0" w:after="0"/>
+              <w:jc w:val="center"/>
+            </w:pPr>
+            <w:r>
+              <w:rPr>
+                <w:color w:val="202426"/>
+                <w:sz w:val="15"/>
+              </w:rPr>
+              <w:t>Tidak Melampaui Batas</w:t>
+            </w:r>
+          </w:p>
+        </w:tc>
+      </w:tr>
+      <w:tr>
+        <w:tc>
+          <w:tcPr>
+            <w:tcW w:type="dxa" w:w="1247"/>
+            <w:tcMar>
+              <w:top w:w="80" w:type="dxa"/>
+              <w:bottom w:w="80" w:type="dxa"/>
+              <w:left w:w="80" w:type="dxa"/>
+              <w:right w:w="80" w:type="dxa"/>
+            </w:tcMar>
+            <w:shd w:fill="F4F5F6"/>
+            <w:vAlign w:val="center"/>
+          </w:tcPr>
+          <w:p>
+            <w:pPr>
+              <w:spacing w:before="0" w:after="0"/>
+              <w:jc w:val="center"/>
+            </w:pPr>
+            <w:r>
+              <w:rPr>
+                <w:color w:val="202426"/>
+                <w:sz w:val="15"/>
+              </w:rPr>
+              <w:t>Pilar Lahan</w:t>
+            </w:r>
+          </w:p>
+        </w:tc>
+        <w:tc>
+          <w:tcPr>
+            <w:tcW w:type="dxa" w:w="2438"/>
+            <w:tcMar>
+              <w:top w:w="80" w:type="dxa"/>
+              <w:bottom w:w="80" w:type="dxa"/>
+              <w:left w:w="80" w:type="dxa"/>
+              <w:right w:w="80" w:type="dxa"/>
+            </w:tcMar>
+            <w:shd w:fill="F4F5F6"/>
+            <w:vAlign w:val="center"/>
+          </w:tcPr>
+          <w:p>
+            <w:pPr>
+              <w:spacing w:before="0" w:after="0"/>
+              <w:jc w:val="left"/>
+            </w:pPr>
+            <w:r>
+              <w:rPr>
+                <w:color w:val="202426"/>
+                <w:sz w:val="15"/>
+              </w:rPr>
+              <w:t>Kepadatan Konsesi IUP Nikel vs Daratan</w:t>
+            </w:r>
+          </w:p>
+        </w:tc>
+        <w:tc>
+          <w:tcPr>
+            <w:tcW w:type="dxa" w:w="1701"/>
+            <w:tcMar>
+              <w:top w:w="80" w:type="dxa"/>
+              <w:bottom w:w="80" w:type="dxa"/>
+              <w:left w:w="80" w:type="dxa"/>
+              <w:right w:w="80" w:type="dxa"/>
+            </w:tcMar>
+            <w:shd w:fill="F4F5F6"/>
+            <w:vAlign w:val="center"/>
+          </w:tcPr>
+          <w:p>
+            <w:pPr>
+              <w:spacing w:before="0" w:after="0"/>
+              <w:jc w:val="right"/>
+            </w:pPr>
+            <w:r>
+              <w:rPr>
+                <w:color w:val="202426"/>
+                <w:sz w:val="15"/>
+              </w:rPr>
+              <w:t>0.46%</w:t>
+            </w:r>
+          </w:p>
+        </w:tc>
+        <w:tc>
+          <w:tcPr>
+            <w:tcW w:type="dxa" w:w="1020"/>
+            <w:tcMar>
+              <w:top w:w="80" w:type="dxa"/>
+              <w:bottom w:w="80" w:type="dxa"/>
+              <w:left w:w="80" w:type="dxa"/>
+              <w:right w:w="80" w:type="dxa"/>
+            </w:tcMar>
+            <w:shd w:fill="F4F5F6"/>
+            <w:vAlign w:val="center"/>
+          </w:tcPr>
+          <w:p>
+            <w:pPr>
+              <w:spacing w:before="0" w:after="0"/>
+              <w:jc w:val="center"/>
+            </w:pPr>
+            <w:r>
+              <w:rPr>
+                <w:color w:val="202426"/>
+                <w:sz w:val="15"/>
+              </w:rPr>
+              <w:t>-1.04σ</w:t>
+            </w:r>
+          </w:p>
+        </w:tc>
+        <w:tc>
+          <w:tcPr>
+            <w:tcW w:type="dxa" w:w="964"/>
+            <w:tcMar>
+              <w:top w:w="80" w:type="dxa"/>
+              <w:bottom w:w="80" w:type="dxa"/>
+              <w:left w:w="80" w:type="dxa"/>
+              <w:right w:w="80" w:type="dxa"/>
+            </w:tcMar>
+            <w:shd w:fill="F4F5F6"/>
+            <w:vAlign w:val="center"/>
+          </w:tcPr>
+          <w:p>
+            <w:pPr>
+              <w:spacing w:before="0" w:after="0"/>
+              <w:jc w:val="center"/>
+            </w:pPr>
+            <w:r>
+              <w:rPr>
+                <w:color w:val="202426"/>
+                <w:sz w:val="15"/>
+              </w:rPr>
+              <w:t>0.0320</w:t>
+            </w:r>
+          </w:p>
+        </w:tc>
+        <w:tc>
+          <w:tcPr>
+            <w:tcW w:type="dxa" w:w="1020"/>
+            <w:tcMar>
+              <w:top w:w="80" w:type="dxa"/>
+              <w:bottom w:w="80" w:type="dxa"/>
+              <w:left w:w="80" w:type="dxa"/>
+              <w:right w:w="80" w:type="dxa"/>
+            </w:tcMar>
+            <w:shd w:fill="F4F5F6"/>
+            <w:vAlign w:val="center"/>
+          </w:tcPr>
+          <w:p>
+            <w:pPr>
+              <w:spacing w:before="0" w:after="0"/>
+              <w:jc w:val="center"/>
+            </w:pPr>
+            <w:r>
+              <w:rPr>
+                <w:color w:val="202426"/>
+                <w:sz w:val="15"/>
+              </w:rPr>
+              <w:t>0.0 / 5</w:t>
+            </w:r>
+          </w:p>
+        </w:tc>
+        <w:tc>
+          <w:tcPr>
+            <w:tcW w:type="dxa" w:w="1247"/>
+            <w:tcMar>
+              <w:top w:w="80" w:type="dxa"/>
+              <w:bottom w:w="80" w:type="dxa"/>
+              <w:left w:w="80" w:type="dxa"/>
+              <w:right w:w="80" w:type="dxa"/>
+            </w:tcMar>
+            <w:shd w:fill="F4F5F6"/>
+            <w:vAlign w:val="center"/>
+          </w:tcPr>
+          <w:p>
+            <w:pPr>
+              <w:spacing w:before="0" w:after="0"/>
+              <w:jc w:val="center"/>
+            </w:pPr>
+            <w:r>
+              <w:rPr>
+                <w:color w:val="202426"/>
+                <w:sz w:val="15"/>
+              </w:rPr>
+              <w:t>Tidak Melampaui Batas</w:t>
+            </w:r>
+          </w:p>
+        </w:tc>
+      </w:tr>
+      <w:tr>
+        <w:tc>
+          <w:tcPr>
+            <w:tcW w:type="dxa" w:w="1247"/>
+            <w:tcMar>
+              <w:top w:w="80" w:type="dxa"/>
+              <w:bottom w:w="80" w:type="dxa"/>
+              <w:left w:w="80" w:type="dxa"/>
+              <w:right w:w="80" w:type="dxa"/>
+            </w:tcMar>
+            <w:shd w:fill="FFFFFF"/>
+            <w:vAlign w:val="center"/>
+          </w:tcPr>
+          <w:p>
+            <w:pPr>
+              <w:spacing w:before="0" w:after="0"/>
+              <w:jc w:val="center"/>
+            </w:pPr>
+            <w:r>
+              <w:rPr>
+                <w:color w:val="202426"/>
+                <w:sz w:val="15"/>
+              </w:rPr>
+              <w:t>Pilar Sosial</w:t>
+            </w:r>
+          </w:p>
+        </w:tc>
+        <w:tc>
+          <w:tcPr>
+            <w:tcW w:type="dxa" w:w="2438"/>
+            <w:tcMar>
+              <w:top w:w="80" w:type="dxa"/>
+              <w:bottom w:w="80" w:type="dxa"/>
+              <w:left w:w="80" w:type="dxa"/>
+              <w:right w:w="80" w:type="dxa"/>
+            </w:tcMar>
+            <w:shd w:fill="FFFFFF"/>
+            <w:vAlign w:val="center"/>
+          </w:tcPr>
+          <w:p>
+            <w:pPr>
+              <w:spacing w:before="0" w:after="0"/>
+              <w:jc w:val="left"/>
+            </w:pPr>
+            <w:r>
+              <w:rPr>
+                <w:color w:val="202426"/>
+                <w:sz w:val="15"/>
+              </w:rPr>
+              <w:t>Manipulasi Persetujuan Konsultasi Warga (FPIC)</w:t>
+            </w:r>
+          </w:p>
+        </w:tc>
+        <w:tc>
+          <w:tcPr>
+            <w:tcW w:type="dxa" w:w="1701"/>
+            <w:tcMar>
+              <w:top w:w="80" w:type="dxa"/>
+              <w:bottom w:w="80" w:type="dxa"/>
+              <w:left w:w="80" w:type="dxa"/>
+              <w:right w:w="80" w:type="dxa"/>
+            </w:tcMar>
+            <w:shd w:fill="FFFFFF"/>
+            <w:vAlign w:val="center"/>
+          </w:tcPr>
+          <w:p>
+            <w:pPr>
+              <w:spacing w:before="0" w:after="0"/>
+              <w:jc w:val="right"/>
+            </w:pPr>
+            <w:r>
+              <w:rPr>
+                <w:color w:val="202426"/>
+                <w:sz w:val="15"/>
+              </w:rPr>
+              <w:t>0 Kasus</w:t>
+            </w:r>
+          </w:p>
+        </w:tc>
+        <w:tc>
+          <w:tcPr>
+            <w:tcW w:type="dxa" w:w="1020"/>
+            <w:tcMar>
+              <w:top w:w="80" w:type="dxa"/>
+              <w:bottom w:w="80" w:type="dxa"/>
+              <w:left w:w="80" w:type="dxa"/>
+              <w:right w:w="80" w:type="dxa"/>
+            </w:tcMar>
+            <w:shd w:fill="FFFFFF"/>
+            <w:vAlign w:val="center"/>
+          </w:tcPr>
+          <w:p>
+            <w:pPr>
+              <w:spacing w:before="0" w:after="0"/>
+              <w:jc w:val="center"/>
+            </w:pPr>
+            <w:r>
+              <w:rPr>
+                <w:color w:val="202426"/>
+                <w:sz w:val="15"/>
+              </w:rPr>
+              <w:t>-0.68σ</w:t>
+            </w:r>
+          </w:p>
+        </w:tc>
+        <w:tc>
+          <w:tcPr>
+            <w:tcW w:type="dxa" w:w="964"/>
+            <w:tcMar>
+              <w:top w:w="80" w:type="dxa"/>
+              <w:bottom w:w="80" w:type="dxa"/>
+              <w:left w:w="80" w:type="dxa"/>
+              <w:right w:w="80" w:type="dxa"/>
+            </w:tcMar>
+            <w:shd w:fill="FFFFFF"/>
+            <w:vAlign w:val="center"/>
+          </w:tcPr>
+          <w:p>
+            <w:pPr>
+              <w:spacing w:before="0" w:after="0"/>
+              <w:jc w:val="center"/>
+            </w:pPr>
+            <w:r>
+              <w:rPr>
+                <w:color w:val="202426"/>
+                <w:sz w:val="15"/>
+              </w:rPr>
+              <w:t>0.0635</w:t>
+            </w:r>
+          </w:p>
+        </w:tc>
+        <w:tc>
+          <w:tcPr>
+            <w:tcW w:type="dxa" w:w="1020"/>
+            <w:tcMar>
+              <w:top w:w="80" w:type="dxa"/>
+              <w:bottom w:w="80" w:type="dxa"/>
+              <w:left w:w="80" w:type="dxa"/>
+              <w:right w:w="80" w:type="dxa"/>
+            </w:tcMar>
+            <w:shd w:fill="FFFFFF"/>
+            <w:vAlign w:val="center"/>
+          </w:tcPr>
+          <w:p>
+            <w:pPr>
+              <w:spacing w:before="0" w:after="0"/>
+              <w:jc w:val="center"/>
+            </w:pPr>
+            <w:r>
+              <w:rPr>
+                <w:color w:val="202426"/>
+                <w:sz w:val="15"/>
+              </w:rPr>
+              <w:t>1.0 / 5</w:t>
+            </w:r>
+          </w:p>
+        </w:tc>
+        <w:tc>
+          <w:tcPr>
+            <w:tcW w:type="dxa" w:w="1247"/>
+            <w:tcMar>
+              <w:top w:w="80" w:type="dxa"/>
+              <w:bottom w:w="80" w:type="dxa"/>
+              <w:left w:w="80" w:type="dxa"/>
+              <w:right w:w="80" w:type="dxa"/>
+            </w:tcMar>
+            <w:shd w:fill="FFFFFF"/>
+            <w:vAlign w:val="center"/>
+          </w:tcPr>
+          <w:p>
+            <w:pPr>
+              <w:spacing w:before="0" w:after="0"/>
+              <w:jc w:val="center"/>
+            </w:pPr>
+            <w:r>
+              <w:rPr>
+                <w:color w:val="202426"/>
+                <w:sz w:val="15"/>
+              </w:rPr>
+              <w:t>Tidak Melampaui Batas</w:t>
+            </w:r>
+          </w:p>
+        </w:tc>
+      </w:tr>
+      <w:tr>
+        <w:tc>
+          <w:tcPr>
+            <w:tcW w:type="dxa" w:w="1247"/>
+            <w:tcMar>
+              <w:top w:w="80" w:type="dxa"/>
+              <w:bottom w:w="80" w:type="dxa"/>
+              <w:left w:w="80" w:type="dxa"/>
+              <w:right w:w="80" w:type="dxa"/>
+            </w:tcMar>
+            <w:shd w:fill="F4F5F6"/>
+            <w:vAlign w:val="center"/>
+          </w:tcPr>
+          <w:p>
+            <w:pPr>
+              <w:spacing w:before="0" w:after="0"/>
+              <w:jc w:val="center"/>
+            </w:pPr>
+            <w:r>
+              <w:rPr>
+                <w:color w:val="202426"/>
+                <w:sz w:val="15"/>
+              </w:rPr>
+              <w:t>Pilar Sosial</w:t>
+            </w:r>
+          </w:p>
+        </w:tc>
+        <w:tc>
+          <w:tcPr>
+            <w:tcW w:type="dxa" w:w="2438"/>
+            <w:tcMar>
+              <w:top w:w="80" w:type="dxa"/>
+              <w:bottom w:w="80" w:type="dxa"/>
+              <w:left w:w="80" w:type="dxa"/>
+              <w:right w:w="80" w:type="dxa"/>
+            </w:tcMar>
+            <w:shd w:fill="F4F5F6"/>
+            <w:vAlign w:val="center"/>
+          </w:tcPr>
+          <w:p>
+            <w:pPr>
+              <w:spacing w:before="0" w:after="0"/>
+              <w:jc w:val="left"/>
+            </w:pPr>
+            <w:r>
+              <w:rPr>
+                <w:color w:val="202426"/>
+                <w:sz w:val="15"/>
+              </w:rPr>
+              <w:t>Korban Perampasan Ruang Hidup &amp; Krisis Agraria</w:t>
+            </w:r>
+          </w:p>
+        </w:tc>
+        <w:tc>
+          <w:tcPr>
+            <w:tcW w:type="dxa" w:w="1701"/>
+            <w:tcMar>
+              <w:top w:w="80" w:type="dxa"/>
+              <w:bottom w:w="80" w:type="dxa"/>
+              <w:left w:w="80" w:type="dxa"/>
+              <w:right w:w="80" w:type="dxa"/>
+            </w:tcMar>
+            <w:shd w:fill="F4F5F6"/>
+            <w:vAlign w:val="center"/>
+          </w:tcPr>
+          <w:p>
+            <w:pPr>
+              <w:spacing w:before="0" w:after="0"/>
+              <w:jc w:val="right"/>
+            </w:pPr>
+            <w:r>
+              <w:rPr>
+                <w:color w:val="202426"/>
+                <w:sz w:val="15"/>
+              </w:rPr>
+              <w:t>0 Jiwa</w:t>
+            </w:r>
+          </w:p>
+        </w:tc>
+        <w:tc>
+          <w:tcPr>
+            <w:tcW w:type="dxa" w:w="1020"/>
+            <w:tcMar>
+              <w:top w:w="80" w:type="dxa"/>
+              <w:bottom w:w="80" w:type="dxa"/>
+              <w:left w:w="80" w:type="dxa"/>
+              <w:right w:w="80" w:type="dxa"/>
+            </w:tcMar>
+            <w:shd w:fill="F4F5F6"/>
+            <w:vAlign w:val="center"/>
+          </w:tcPr>
+          <w:p>
+            <w:pPr>
+              <w:spacing w:before="0" w:after="0"/>
+              <w:jc w:val="center"/>
+            </w:pPr>
+            <w:r>
+              <w:rPr>
+                <w:color w:val="202426"/>
+                <w:sz w:val="15"/>
+              </w:rPr>
+              <w:t>-0.57σ</w:t>
+            </w:r>
+          </w:p>
+        </w:tc>
+        <w:tc>
+          <w:tcPr>
+            <w:tcW w:type="dxa" w:w="964"/>
+            <w:tcMar>
+              <w:top w:w="80" w:type="dxa"/>
+              <w:bottom w:w="80" w:type="dxa"/>
+              <w:left w:w="80" w:type="dxa"/>
+              <w:right w:w="80" w:type="dxa"/>
+            </w:tcMar>
+            <w:shd w:fill="F4F5F6"/>
+            <w:vAlign w:val="center"/>
+          </w:tcPr>
+          <w:p>
+            <w:pPr>
+              <w:spacing w:before="0" w:after="0"/>
+              <w:jc w:val="center"/>
+            </w:pPr>
+            <w:r>
+              <w:rPr>
+                <w:color w:val="202426"/>
+                <w:sz w:val="15"/>
+              </w:rPr>
+              <w:t>0.0781</w:t>
+            </w:r>
+          </w:p>
+        </w:tc>
+        <w:tc>
+          <w:tcPr>
+            <w:tcW w:type="dxa" w:w="1020"/>
+            <w:tcMar>
+              <w:top w:w="80" w:type="dxa"/>
+              <w:bottom w:w="80" w:type="dxa"/>
+              <w:left w:w="80" w:type="dxa"/>
+              <w:right w:w="80" w:type="dxa"/>
+            </w:tcMar>
+            <w:shd w:fill="F4F5F6"/>
+            <w:vAlign w:val="center"/>
+          </w:tcPr>
+          <w:p>
+            <w:pPr>
+              <w:spacing w:before="0" w:after="0"/>
+              <w:jc w:val="center"/>
+            </w:pPr>
+            <w:r>
+              <w:rPr>
+                <w:color w:val="202426"/>
+                <w:sz w:val="15"/>
+              </w:rPr>
+              <w:t>1.0 / 5</w:t>
+            </w:r>
+          </w:p>
+        </w:tc>
+        <w:tc>
+          <w:tcPr>
+            <w:tcW w:type="dxa" w:w="1247"/>
+            <w:tcMar>
+              <w:top w:w="80" w:type="dxa"/>
+              <w:bottom w:w="80" w:type="dxa"/>
+              <w:left w:w="80" w:type="dxa"/>
+              <w:right w:w="80" w:type="dxa"/>
+            </w:tcMar>
+            <w:shd w:fill="F4F5F6"/>
+            <w:vAlign w:val="center"/>
+          </w:tcPr>
+          <w:p>
+            <w:pPr>
+              <w:spacing w:before="0" w:after="0"/>
+              <w:jc w:val="center"/>
+            </w:pPr>
+            <w:r>
+              <w:rPr>
+                <w:color w:val="202426"/>
+                <w:sz w:val="15"/>
+              </w:rPr>
+              <w:t>Tidak Melampaui Batas</w:t>
+            </w:r>
+          </w:p>
+        </w:tc>
+      </w:tr>
+      <w:tr>
+        <w:tc>
+          <w:tcPr>
+            <w:tcW w:type="dxa" w:w="1247"/>
+            <w:tcMar>
+              <w:top w:w="80" w:type="dxa"/>
+              <w:bottom w:w="80" w:type="dxa"/>
+              <w:left w:w="80" w:type="dxa"/>
+              <w:right w:w="80" w:type="dxa"/>
+            </w:tcMar>
+            <w:shd w:fill="FFFFFF"/>
+            <w:vAlign w:val="center"/>
+          </w:tcPr>
+          <w:p>
+            <w:pPr>
+              <w:spacing w:before="0" w:after="0"/>
+              <w:jc w:val="center"/>
+            </w:pPr>
+            <w:r>
+              <w:rPr>
+                <w:color w:val="202426"/>
+                <w:sz w:val="15"/>
+              </w:rPr>
+              <w:t>Pilar Sosial</w:t>
+            </w:r>
+          </w:p>
+        </w:tc>
+        <w:tc>
+          <w:tcPr>
+            <w:tcW w:type="dxa" w:w="2438"/>
+            <w:tcMar>
+              <w:top w:w="80" w:type="dxa"/>
+              <w:bottom w:w="80" w:type="dxa"/>
+              <w:left w:w="80" w:type="dxa"/>
+              <w:right w:w="80" w:type="dxa"/>
+            </w:tcMar>
+            <w:shd w:fill="FFFFFF"/>
+            <w:vAlign w:val="center"/>
+          </w:tcPr>
+          <w:p>
+            <w:pPr>
+              <w:spacing w:before="0" w:after="0"/>
+              <w:jc w:val="left"/>
+            </w:pPr>
+            <w:r>
+              <w:rPr>
+                <w:color w:val="202426"/>
+                <w:sz w:val="15"/>
+              </w:rPr>
+              <w:t>Insiden Kriminalisasi Warga &amp; Pembela HAM</w:t>
+            </w:r>
+          </w:p>
+        </w:tc>
+        <w:tc>
+          <w:tcPr>
+            <w:tcW w:type="dxa" w:w="1701"/>
+            <w:tcMar>
+              <w:top w:w="80" w:type="dxa"/>
+              <w:bottom w:w="80" w:type="dxa"/>
+              <w:left w:w="80" w:type="dxa"/>
+              <w:right w:w="80" w:type="dxa"/>
+            </w:tcMar>
+            <w:shd w:fill="FFFFFF"/>
+            <w:vAlign w:val="center"/>
+          </w:tcPr>
+          <w:p>
+            <w:pPr>
+              <w:spacing w:before="0" w:after="0"/>
+              <w:jc w:val="right"/>
+            </w:pPr>
+            <w:r>
+              <w:rPr>
+                <w:color w:val="202426"/>
+                <w:sz w:val="15"/>
+              </w:rPr>
+              <w:t>0 Insiden</w:t>
+            </w:r>
+          </w:p>
+        </w:tc>
+        <w:tc>
+          <w:tcPr>
+            <w:tcW w:type="dxa" w:w="1020"/>
+            <w:tcMar>
+              <w:top w:w="80" w:type="dxa"/>
+              <w:bottom w:w="80" w:type="dxa"/>
+              <w:left w:w="80" w:type="dxa"/>
+              <w:right w:w="80" w:type="dxa"/>
+            </w:tcMar>
+            <w:shd w:fill="FFFFFF"/>
+            <w:vAlign w:val="center"/>
+          </w:tcPr>
+          <w:p>
+            <w:pPr>
+              <w:spacing w:before="0" w:after="0"/>
+              <w:jc w:val="center"/>
+            </w:pPr>
+            <w:r>
+              <w:rPr>
+                <w:color w:val="202426"/>
+                <w:sz w:val="15"/>
+              </w:rPr>
+              <w:t>-1.00σ</w:t>
+            </w:r>
+          </w:p>
+        </w:tc>
+        <w:tc>
+          <w:tcPr>
+            <w:tcW w:type="dxa" w:w="964"/>
+            <w:tcMar>
+              <w:top w:w="80" w:type="dxa"/>
+              <w:bottom w:w="80" w:type="dxa"/>
+              <w:left w:w="80" w:type="dxa"/>
+              <w:right w:w="80" w:type="dxa"/>
+            </w:tcMar>
+            <w:shd w:fill="FFFFFF"/>
+            <w:vAlign w:val="center"/>
+          </w:tcPr>
+          <w:p>
+            <w:pPr>
+              <w:spacing w:before="0" w:after="0"/>
+              <w:jc w:val="center"/>
+            </w:pPr>
+            <w:r>
+              <w:rPr>
+                <w:color w:val="202426"/>
+                <w:sz w:val="15"/>
+              </w:rPr>
+              <w:t>0.0331</w:t>
+            </w:r>
+          </w:p>
+        </w:tc>
+        <w:tc>
+          <w:tcPr>
+            <w:tcW w:type="dxa" w:w="1020"/>
+            <w:tcMar>
+              <w:top w:w="80" w:type="dxa"/>
+              <w:bottom w:w="80" w:type="dxa"/>
+              <w:left w:w="80" w:type="dxa"/>
+              <w:right w:w="80" w:type="dxa"/>
+            </w:tcMar>
+            <w:shd w:fill="FFFFFF"/>
+            <w:vAlign w:val="center"/>
+          </w:tcPr>
+          <w:p>
+            <w:pPr>
+              <w:spacing w:before="0" w:after="0"/>
+              <w:jc w:val="center"/>
+            </w:pPr>
+            <w:r>
+              <w:rPr>
+                <w:color w:val="202426"/>
+                <w:sz w:val="15"/>
+              </w:rPr>
+              <w:t>1.0 / 5</w:t>
+            </w:r>
+          </w:p>
+        </w:tc>
+        <w:tc>
+          <w:tcPr>
+            <w:tcW w:type="dxa" w:w="1247"/>
+            <w:tcMar>
+              <w:top w:w="80" w:type="dxa"/>
+              <w:bottom w:w="80" w:type="dxa"/>
+              <w:left w:w="80" w:type="dxa"/>
+              <w:right w:w="80" w:type="dxa"/>
+            </w:tcMar>
+            <w:shd w:fill="FFFFFF"/>
+            <w:vAlign w:val="center"/>
+          </w:tcPr>
+          <w:p>
+            <w:pPr>
+              <w:spacing w:before="0" w:after="0"/>
+              <w:jc w:val="center"/>
+            </w:pPr>
+            <w:r>
+              <w:rPr>
+                <w:color w:val="202426"/>
+                <w:sz w:val="15"/>
+              </w:rPr>
+              <w:t>Tidak Melampaui Batas</w:t>
+            </w:r>
+          </w:p>
+        </w:tc>
+      </w:tr>
+      <w:tr>
+        <w:tc>
+          <w:tcPr>
+            <w:tcW w:type="dxa" w:w="1247"/>
+            <w:tcMar>
+              <w:top w:w="80" w:type="dxa"/>
+              <w:bottom w:w="80" w:type="dxa"/>
+              <w:left w:w="80" w:type="dxa"/>
+              <w:right w:w="80" w:type="dxa"/>
+            </w:tcMar>
+            <w:shd w:fill="F4F5F6"/>
+            <w:vAlign w:val="center"/>
+          </w:tcPr>
+          <w:p>
+            <w:pPr>
+              <w:spacing w:before="0" w:after="0"/>
+              <w:jc w:val="center"/>
+            </w:pPr>
+            <w:r>
+              <w:rPr>
+                <w:color w:val="202426"/>
+                <w:sz w:val="15"/>
+              </w:rPr>
+              <w:t>Pilar Sosial</w:t>
+            </w:r>
+          </w:p>
+        </w:tc>
+        <w:tc>
+          <w:tcPr>
+            <w:tcW w:type="dxa" w:w="2438"/>
+            <w:tcMar>
+              <w:top w:w="80" w:type="dxa"/>
+              <w:bottom w:w="80" w:type="dxa"/>
+              <w:left w:w="80" w:type="dxa"/>
+              <w:right w:w="80" w:type="dxa"/>
+            </w:tcMar>
+            <w:shd w:fill="F4F5F6"/>
+            <w:vAlign w:val="center"/>
+          </w:tcPr>
+          <w:p>
+            <w:pPr>
+              <w:spacing w:before="0" w:after="0"/>
+              <w:jc w:val="left"/>
+            </w:pPr>
+            <w:r>
+              <w:rPr>
+                <w:color w:val="202426"/>
+                <w:sz w:val="15"/>
+              </w:rPr>
+              <w:t>Defisit Kelayakan Standar Faskes SPA</w:t>
+            </w:r>
+          </w:p>
+        </w:tc>
+        <w:tc>
+          <w:tcPr>
+            <w:tcW w:type="dxa" w:w="1701"/>
+            <w:tcMar>
+              <w:top w:w="80" w:type="dxa"/>
+              <w:bottom w:w="80" w:type="dxa"/>
+              <w:left w:w="80" w:type="dxa"/>
+              <w:right w:w="80" w:type="dxa"/>
+            </w:tcMar>
+            <w:shd w:fill="F4F5F6"/>
+            <w:vAlign w:val="center"/>
+          </w:tcPr>
+          <w:p>
+            <w:pPr>
+              <w:spacing w:before="0" w:after="0"/>
+              <w:jc w:val="right"/>
+            </w:pPr>
+            <w:r>
+              <w:rPr>
+                <w:color w:val="202426"/>
+                <w:sz w:val="15"/>
+              </w:rPr>
+              <w:t>0.0 % Gap</w:t>
+            </w:r>
+          </w:p>
+        </w:tc>
+        <w:tc>
+          <w:tcPr>
+            <w:tcW w:type="dxa" w:w="1020"/>
+            <w:tcMar>
+              <w:top w:w="80" w:type="dxa"/>
+              <w:bottom w:w="80" w:type="dxa"/>
+              <w:left w:w="80" w:type="dxa"/>
+              <w:right w:w="80" w:type="dxa"/>
+            </w:tcMar>
+            <w:shd w:fill="F4F5F6"/>
+            <w:vAlign w:val="center"/>
+          </w:tcPr>
+          <w:p>
+            <w:pPr>
+              <w:spacing w:before="0" w:after="0"/>
+              <w:jc w:val="center"/>
+            </w:pPr>
+            <w:r>
+              <w:rPr>
+                <w:color w:val="202426"/>
+                <w:sz w:val="15"/>
+              </w:rPr>
+              <w:t>-0.92σ</w:t>
+            </w:r>
+          </w:p>
+        </w:tc>
+        <w:tc>
+          <w:tcPr>
+            <w:tcW w:type="dxa" w:w="964"/>
+            <w:tcMar>
+              <w:top w:w="80" w:type="dxa"/>
+              <w:bottom w:w="80" w:type="dxa"/>
+              <w:left w:w="80" w:type="dxa"/>
+              <w:right w:w="80" w:type="dxa"/>
+            </w:tcMar>
+            <w:shd w:fill="F4F5F6"/>
+            <w:vAlign w:val="center"/>
+          </w:tcPr>
+          <w:p>
+            <w:pPr>
+              <w:spacing w:before="0" w:after="0"/>
+              <w:jc w:val="center"/>
+            </w:pPr>
+            <w:r>
+              <w:rPr>
+                <w:color w:val="202426"/>
+                <w:sz w:val="15"/>
+              </w:rPr>
+              <w:t>0.0430</w:t>
+            </w:r>
+          </w:p>
+        </w:tc>
+        <w:tc>
+          <w:tcPr>
+            <w:tcW w:type="dxa" w:w="1020"/>
+            <w:tcMar>
+              <w:top w:w="80" w:type="dxa"/>
+              <w:bottom w:w="80" w:type="dxa"/>
+              <w:left w:w="80" w:type="dxa"/>
+              <w:right w:w="80" w:type="dxa"/>
+            </w:tcMar>
+            <w:shd w:fill="F4F5F6"/>
+            <w:vAlign w:val="center"/>
+          </w:tcPr>
+          <w:p>
+            <w:pPr>
+              <w:spacing w:before="0" w:after="0"/>
+              <w:jc w:val="center"/>
+            </w:pPr>
+            <w:r>
+              <w:rPr>
+                <w:color w:val="202426"/>
+                <w:sz w:val="15"/>
+              </w:rPr>
+              <w:t>1.0 / 5</w:t>
+            </w:r>
+          </w:p>
+        </w:tc>
+        <w:tc>
+          <w:tcPr>
+            <w:tcW w:type="dxa" w:w="1247"/>
+            <w:tcMar>
+              <w:top w:w="80" w:type="dxa"/>
+              <w:bottom w:w="80" w:type="dxa"/>
+              <w:left w:w="80" w:type="dxa"/>
+              <w:right w:w="80" w:type="dxa"/>
+            </w:tcMar>
+            <w:shd w:fill="F4F5F6"/>
+            <w:vAlign w:val="center"/>
+          </w:tcPr>
+          <w:p>
+            <w:pPr>
+              <w:spacing w:before="0" w:after="0"/>
+              <w:jc w:val="center"/>
+            </w:pPr>
+            <w:r>
+              <w:rPr>
+                <w:color w:val="202426"/>
+                <w:sz w:val="15"/>
+              </w:rPr>
+              <w:t>Tidak Melampaui Batas</w:t>
+            </w:r>
+          </w:p>
+        </w:tc>
+      </w:tr>
+      <w:tr>
+        <w:tc>
+          <w:tcPr>
+            <w:tcW w:type="dxa" w:w="1247"/>
+            <w:tcMar>
+              <w:top w:w="80" w:type="dxa"/>
+              <w:bottom w:w="80" w:type="dxa"/>
+              <w:left w:w="80" w:type="dxa"/>
+              <w:right w:w="80" w:type="dxa"/>
+            </w:tcMar>
+            <w:shd w:fill="FFFFFF"/>
+            <w:vAlign w:val="center"/>
+          </w:tcPr>
+          <w:p>
+            <w:pPr>
+              <w:spacing w:before="0" w:after="0"/>
+              <w:jc w:val="center"/>
+            </w:pPr>
+            <w:r>
+              <w:rPr>
+                <w:color w:val="202426"/>
+                <w:sz w:val="15"/>
+              </w:rPr>
+              <w:t>Pilar Veto</w:t>
+            </w:r>
+          </w:p>
+        </w:tc>
+        <w:tc>
+          <w:tcPr>
+            <w:tcW w:type="dxa" w:w="2438"/>
+            <w:tcMar>
+              <w:top w:w="80" w:type="dxa"/>
+              <w:bottom w:w="80" w:type="dxa"/>
+              <w:left w:w="80" w:type="dxa"/>
+              <w:right w:w="80" w:type="dxa"/>
+            </w:tcMar>
+            <w:shd w:fill="FFFFFF"/>
+            <w:vAlign w:val="center"/>
+          </w:tcPr>
+          <w:p>
+            <w:pPr>
+              <w:spacing w:before="0" w:after="0"/>
+              <w:jc w:val="left"/>
+            </w:pPr>
+            <w:r>
+              <w:rPr>
+                <w:color w:val="202426"/>
+                <w:sz w:val="15"/>
+              </w:rPr>
+              <w:t>Penerbitan Obral Konsesi WIUP Baru Pasca-2014</w:t>
+            </w:r>
+          </w:p>
+        </w:tc>
+        <w:tc>
+          <w:tcPr>
+            <w:tcW w:type="dxa" w:w="1701"/>
+            <w:tcMar>
+              <w:top w:w="80" w:type="dxa"/>
+              <w:bottom w:w="80" w:type="dxa"/>
+              <w:left w:w="80" w:type="dxa"/>
+              <w:right w:w="80" w:type="dxa"/>
+            </w:tcMar>
+            <w:shd w:fill="FFFFFF"/>
+            <w:vAlign w:val="center"/>
+          </w:tcPr>
+          <w:p>
+            <w:pPr>
+              <w:spacing w:before="0" w:after="0"/>
+              <w:jc w:val="right"/>
+            </w:pPr>
+            <w:r>
+              <w:rPr>
+                <w:color w:val="202426"/>
+                <w:sz w:val="15"/>
+              </w:rPr>
+              <w:t>7 Izin</w:t>
+            </w:r>
+          </w:p>
+        </w:tc>
+        <w:tc>
+          <w:tcPr>
+            <w:tcW w:type="dxa" w:w="1020"/>
+            <w:tcMar>
+              <w:top w:w="80" w:type="dxa"/>
+              <w:bottom w:w="80" w:type="dxa"/>
+              <w:left w:w="80" w:type="dxa"/>
+              <w:right w:w="80" w:type="dxa"/>
+            </w:tcMar>
+            <w:shd w:fill="FFFFFF"/>
+            <w:vAlign w:val="center"/>
+          </w:tcPr>
+          <w:p>
+            <w:pPr>
+              <w:spacing w:before="0" w:after="0"/>
+              <w:jc w:val="center"/>
+            </w:pPr>
+            <w:r>
+              <w:rPr>
+                <w:color w:val="202426"/>
+                <w:sz w:val="15"/>
+              </w:rPr>
+              <w:t>-0.88σ</w:t>
+            </w:r>
+          </w:p>
+        </w:tc>
+        <w:tc>
+          <w:tcPr>
+            <w:tcW w:type="dxa" w:w="964"/>
+            <w:tcMar>
+              <w:top w:w="80" w:type="dxa"/>
+              <w:bottom w:w="80" w:type="dxa"/>
+              <w:left w:w="80" w:type="dxa"/>
+              <w:right w:w="80" w:type="dxa"/>
+            </w:tcMar>
+            <w:shd w:fill="FFFFFF"/>
+            <w:vAlign w:val="center"/>
+          </w:tcPr>
+          <w:p>
+            <w:pPr>
+              <w:spacing w:before="0" w:after="0"/>
+              <w:jc w:val="center"/>
+            </w:pPr>
+            <w:r>
+              <w:rPr>
+                <w:color w:val="202426"/>
+                <w:sz w:val="15"/>
+              </w:rPr>
+              <w:t>0.0415</w:t>
+            </w:r>
+          </w:p>
+        </w:tc>
+        <w:tc>
+          <w:tcPr>
+            <w:tcW w:type="dxa" w:w="1020"/>
+            <w:tcMar>
+              <w:top w:w="80" w:type="dxa"/>
+              <w:bottom w:w="80" w:type="dxa"/>
+              <w:left w:w="80" w:type="dxa"/>
+              <w:right w:w="80" w:type="dxa"/>
+            </w:tcMar>
+            <w:shd w:fill="FFFFFF"/>
+            <w:vAlign w:val="center"/>
+          </w:tcPr>
+          <w:p>
+            <w:pPr>
+              <w:spacing w:before="0" w:after="0"/>
+              <w:jc w:val="center"/>
+            </w:pPr>
+            <w:r>
+              <w:rPr>
+                <w:color w:val="202426"/>
+                <w:sz w:val="15"/>
+              </w:rPr>
+              <w:t>1.0 / 5</w:t>
+            </w:r>
+          </w:p>
+        </w:tc>
+        <w:tc>
+          <w:tcPr>
+            <w:tcW w:type="dxa" w:w="1247"/>
+            <w:tcMar>
+              <w:top w:w="80" w:type="dxa"/>
+              <w:bottom w:w="80" w:type="dxa"/>
+              <w:left w:w="80" w:type="dxa"/>
+              <w:right w:w="80" w:type="dxa"/>
+            </w:tcMar>
+            <w:shd w:fill="FFFFFF"/>
+            <w:vAlign w:val="center"/>
+          </w:tcPr>
+          <w:p>
+            <w:pPr>
+              <w:spacing w:before="0" w:after="0"/>
+              <w:jc w:val="center"/>
+            </w:pPr>
+            <w:r>
+              <w:rPr>
+                <w:color w:val="202426"/>
+                <w:sz w:val="15"/>
+              </w:rPr>
+              <w:t>Tidak Melampaui Batas</w:t>
+            </w:r>
+          </w:p>
+        </w:tc>
+      </w:tr>
+      <w:tr>
+        <w:tc>
+          <w:tcPr>
+            <w:tcW w:type="dxa" w:w="1247"/>
+            <w:tcMar>
+              <w:top w:w="80" w:type="dxa"/>
+              <w:bottom w:w="80" w:type="dxa"/>
+              <w:left w:w="80" w:type="dxa"/>
+              <w:right w:w="80" w:type="dxa"/>
+            </w:tcMar>
+            <w:shd w:fill="F4F5F6"/>
+            <w:vAlign w:val="center"/>
+          </w:tcPr>
+          <w:p>
+            <w:pPr>
+              <w:spacing w:before="0" w:after="0"/>
+              <w:jc w:val="center"/>
+            </w:pPr>
+            <w:r>
+              <w:rPr>
+                <w:color w:val="202426"/>
+                <w:sz w:val="15"/>
+              </w:rPr>
+              <w:t>Pilar Veto</w:t>
+            </w:r>
+          </w:p>
+        </w:tc>
+        <w:tc>
+          <w:tcPr>
+            <w:tcW w:type="dxa" w:w="2438"/>
+            <w:tcMar>
+              <w:top w:w="80" w:type="dxa"/>
+              <w:bottom w:w="80" w:type="dxa"/>
+              <w:left w:w="80" w:type="dxa"/>
+              <w:right w:w="80" w:type="dxa"/>
+            </w:tcMar>
+            <w:shd w:fill="F4F5F6"/>
+            <w:vAlign w:val="center"/>
+          </w:tcPr>
+          <w:p>
+            <w:pPr>
+              <w:spacing w:before="0" w:after="0"/>
+              <w:jc w:val="left"/>
+            </w:pPr>
+            <w:r>
+              <w:rPr>
+                <w:color w:val="202426"/>
+                <w:sz w:val="15"/>
+              </w:rPr>
+              <w:t>Korporat Tambang Pelanggar Hukum Beroperasi Ilegal</w:t>
+            </w:r>
+          </w:p>
+        </w:tc>
+        <w:tc>
+          <w:tcPr>
+            <w:tcW w:type="dxa" w:w="1701"/>
+            <w:tcMar>
+              <w:top w:w="80" w:type="dxa"/>
+              <w:bottom w:w="80" w:type="dxa"/>
+              <w:left w:w="80" w:type="dxa"/>
+              <w:right w:w="80" w:type="dxa"/>
+            </w:tcMar>
+            <w:shd w:fill="F4F5F6"/>
+            <w:vAlign w:val="center"/>
+          </w:tcPr>
+          <w:p>
+            <w:pPr>
+              <w:spacing w:before="0" w:after="0"/>
+              <w:jc w:val="right"/>
+            </w:pPr>
+            <w:r>
+              <w:rPr>
+                <w:color w:val="202426"/>
+                <w:sz w:val="15"/>
+              </w:rPr>
+              <w:t>1 Korporasi</w:t>
+            </w:r>
+          </w:p>
+        </w:tc>
+        <w:tc>
+          <w:tcPr>
+            <w:tcW w:type="dxa" w:w="1020"/>
+            <w:tcMar>
+              <w:top w:w="80" w:type="dxa"/>
+              <w:bottom w:w="80" w:type="dxa"/>
+              <w:left w:w="80" w:type="dxa"/>
+              <w:right w:w="80" w:type="dxa"/>
+            </w:tcMar>
+            <w:shd w:fill="F4F5F6"/>
+            <w:vAlign w:val="center"/>
+          </w:tcPr>
+          <w:p>
+            <w:pPr>
+              <w:spacing w:before="0" w:after="0"/>
+              <w:jc w:val="center"/>
+            </w:pPr>
+            <w:r>
+              <w:rPr>
+                <w:color w:val="202426"/>
+                <w:sz w:val="15"/>
+              </w:rPr>
+              <w:t>-0.45σ</w:t>
+            </w:r>
+          </w:p>
+        </w:tc>
+        <w:tc>
+          <w:tcPr>
+            <w:tcW w:type="dxa" w:w="964"/>
+            <w:tcMar>
+              <w:top w:w="80" w:type="dxa"/>
+              <w:bottom w:w="80" w:type="dxa"/>
+              <w:left w:w="80" w:type="dxa"/>
+              <w:right w:w="80" w:type="dxa"/>
+            </w:tcMar>
+            <w:shd w:fill="F4F5F6"/>
+            <w:vAlign w:val="center"/>
+          </w:tcPr>
+          <w:p>
+            <w:pPr>
+              <w:spacing w:before="0" w:after="0"/>
+              <w:jc w:val="center"/>
+            </w:pPr>
+            <w:r>
+              <w:rPr>
+                <w:color w:val="202426"/>
+                <w:sz w:val="15"/>
+              </w:rPr>
+              <w:t>0.0473</w:t>
+            </w:r>
+          </w:p>
+        </w:tc>
+        <w:tc>
+          <w:tcPr>
+            <w:tcW w:type="dxa" w:w="1020"/>
+            <w:tcMar>
+              <w:top w:w="80" w:type="dxa"/>
+              <w:bottom w:w="80" w:type="dxa"/>
+              <w:left w:w="80" w:type="dxa"/>
+              <w:right w:w="80" w:type="dxa"/>
+            </w:tcMar>
+            <w:shd w:fill="F4F5F6"/>
+            <w:vAlign w:val="center"/>
+          </w:tcPr>
+          <w:p>
+            <w:pPr>
+              <w:spacing w:before="0" w:after="0"/>
+              <w:jc w:val="center"/>
+            </w:pPr>
+            <w:r>
+              <w:rPr>
+                <w:color w:val="202426"/>
+                <w:sz w:val="15"/>
+              </w:rPr>
+              <w:t>2.0 / 5</w:t>
+            </w:r>
+          </w:p>
+        </w:tc>
+        <w:tc>
+          <w:tcPr>
+            <w:tcW w:type="dxa" w:w="1247"/>
+            <w:tcMar>
+              <w:top w:w="80" w:type="dxa"/>
+              <w:bottom w:w="80" w:type="dxa"/>
+              <w:left w:w="80" w:type="dxa"/>
+              <w:right w:w="80" w:type="dxa"/>
+            </w:tcMar>
+            <w:shd w:fill="F4F5F6"/>
+            <w:vAlign w:val="center"/>
+          </w:tcPr>
+          <w:p>
+            <w:pPr>
+              <w:spacing w:before="0" w:after="0"/>
+              <w:jc w:val="center"/>
+            </w:pPr>
+            <w:r>
+              <w:rPr>
+                <w:color w:val="202426"/>
+                <w:sz w:val="15"/>
+              </w:rPr>
+              <w:t>Tidak Melampaui Batas</w:t>
+            </w:r>
+          </w:p>
+        </w:tc>
+      </w:tr>
+    </w:tbl>
+    <w:p>
+      <w:pPr>
+        <w:spacing w:before="0" w:after="120"/>
+      </w:pPr>
+    </w:p>
+    <w:p>
+      <w:pPr>
+        <w:keepNext/>
+        <w:spacing w:before="160" w:after="60"/>
+      </w:pPr>
+      <w:r>
+        <w:rPr>
+          <w:b/>
+          <w:i/>
+          <w:color w:val="143642"/>
+          <w:sz w:val="17"/>
+        </w:rPr>
+        <w:t>Tabel 6.22: Rekapitulasi Skor 5 Pilar &amp; Status Ekologis Komposit Provinsi Gorontalo</w:t>
+      </w:r>
+    </w:p>
+    <w:tbl>
+      <w:tblPr>
+        <w:tblW w:type="auto" w:w="0"/>
+        <w:jc w:val="center"/>
+        <w:tblLook w:firstColumn="1" w:firstRow="1" w:lastColumn="0" w:lastRow="0" w:noHBand="0" w:noVBand="1" w:val="04A0"/>
+        <w:tblBorders>
+          <w:top w:val="single" w:sz="6" w:space="0" w:color="D3D3D3"/>
+          <w:bottom w:val="single" w:sz="8" w:space="0" w:color="143642"/>
+          <w:insideH w:val="single" w:sz="4" w:space="0" w:color="D3D3D3"/>
+          <w:insideV w:val="none"/>
+          <w:left w:val="none"/>
+          <w:right w:val="none"/>
+        </w:tblBorders>
+      </w:tblPr>
+      <w:tblGrid>
+        <w:gridCol w:w="1928"/>
+        <w:gridCol w:w="1928"/>
+        <w:gridCol w:w="1928"/>
+        <w:gridCol w:w="1928"/>
+        <w:gridCol w:w="1928"/>
+      </w:tblGrid>
+      <w:tr>
+        <w:trPr>
+          <w:tblHeader/>
+        </w:trPr>
+        <w:tc>
+          <w:tcPr>
+            <w:tcW w:type="dxa" w:w="1417"/>
+            <w:tcMar>
+              <w:top w:w="100" w:type="dxa"/>
+              <w:bottom w:w="100" w:type="dxa"/>
+              <w:left w:w="100" w:type="dxa"/>
+              <w:right w:w="100" w:type="dxa"/>
+            </w:tcMar>
+            <w:shd w:fill="143642"/>
+            <w:vAlign w:val="center"/>
+          </w:tcPr>
+          <w:p>
+            <w:pPr>
+              <w:spacing w:before="0" w:after="0"/>
+              <w:jc w:val="center"/>
+            </w:pPr>
+            <w:r>
+              <w:rPr>
+                <w:b/>
+                <w:color w:val="FFFFFF"/>
+                <w:sz w:val="16"/>
+              </w:rPr>
+              <w:t>Pilar / Dimensi</w:t>
+            </w:r>
+          </w:p>
+        </w:tc>
+        <w:tc>
+          <w:tcPr>
+            <w:tcW w:type="dxa" w:w="2551"/>
+            <w:tcMar>
+              <w:top w:w="100" w:type="dxa"/>
+              <w:bottom w:w="100" w:type="dxa"/>
+              <w:left w:w="100" w:type="dxa"/>
+              <w:right w:w="100" w:type="dxa"/>
+            </w:tcMar>
+            <w:shd w:fill="143642"/>
+            <w:vAlign w:val="center"/>
+          </w:tcPr>
+          <w:p>
+            <w:pPr>
+              <w:spacing w:before="0" w:after="0"/>
+              <w:jc w:val="center"/>
+            </w:pPr>
+            <w:r>
+              <w:rPr>
+                <w:b/>
+                <w:color w:val="FFFFFF"/>
+                <w:sz w:val="16"/>
+              </w:rPr>
+              <w:t>Cakupan Indikator Kunci</w:t>
+            </w:r>
+          </w:p>
+        </w:tc>
+        <w:tc>
+          <w:tcPr>
+            <w:tcW w:type="dxa" w:w="1247"/>
+            <w:tcMar>
+              <w:top w:w="100" w:type="dxa"/>
+              <w:bottom w:w="100" w:type="dxa"/>
+              <w:left w:w="100" w:type="dxa"/>
+              <w:right w:w="100" w:type="dxa"/>
+            </w:tcMar>
+            <w:shd w:fill="143642"/>
+            <w:vAlign w:val="center"/>
+          </w:tcPr>
+          <w:p>
+            <w:pPr>
+              <w:spacing w:before="0" w:after="0"/>
+              <w:jc w:val="center"/>
+            </w:pPr>
+            <w:r>
+              <w:rPr>
+                <w:b/>
+                <w:color w:val="FFFFFF"/>
+                <w:sz w:val="16"/>
+              </w:rPr>
+              <w:t>Skor Likert Pilar (0-5)</w:t>
+            </w:r>
+          </w:p>
+        </w:tc>
+        <w:tc>
+          <w:tcPr>
+            <w:tcW w:type="dxa" w:w="1587"/>
+            <w:tcMar>
+              <w:top w:w="100" w:type="dxa"/>
+              <w:bottom w:w="100" w:type="dxa"/>
+              <w:left w:w="100" w:type="dxa"/>
+              <w:right w:w="100" w:type="dxa"/>
+            </w:tcMar>
+            <w:shd w:fill="143642"/>
+            <w:vAlign w:val="center"/>
+          </w:tcPr>
+          <w:p>
+            <w:pPr>
+              <w:spacing w:before="0" w:after="0"/>
+              <w:jc w:val="center"/>
+            </w:pPr>
+            <w:r>
+              <w:rPr>
+                <w:b/>
+                <w:color w:val="FFFFFF"/>
+                <w:sz w:val="16"/>
+              </w:rPr>
+              <w:t>Status Ekologis</w:t>
+            </w:r>
+          </w:p>
+        </w:tc>
+        <w:tc>
+          <w:tcPr>
+            <w:tcW w:type="dxa" w:w="2835"/>
+            <w:tcMar>
+              <w:top w:w="100" w:type="dxa"/>
+              <w:bottom w:w="100" w:type="dxa"/>
+              <w:left w:w="100" w:type="dxa"/>
+              <w:right w:w="100" w:type="dxa"/>
+            </w:tcMar>
+            <w:shd w:fill="143642"/>
+            <w:vAlign w:val="center"/>
+          </w:tcPr>
+          <w:p>
+            <w:pPr>
+              <w:spacing w:before="0" w:after="0"/>
+              <w:jc w:val="center"/>
+            </w:pPr>
+            <w:r>
+              <w:rPr>
+                <w:b/>
+                <w:color w:val="FFFFFF"/>
+                <w:sz w:val="16"/>
+              </w:rPr>
+              <w:t>Interpretasi Temuan Lapangan Gorontalo</w:t>
+            </w:r>
+          </w:p>
+        </w:tc>
+      </w:tr>
+      <w:tr>
+        <w:tc>
+          <w:tcPr>
+            <w:tcW w:type="dxa" w:w="1417"/>
+            <w:tcMar>
+              <w:top w:w="80" w:type="dxa"/>
+              <w:bottom w:w="80" w:type="dxa"/>
+              <w:left w:w="80" w:type="dxa"/>
+              <w:right w:w="80" w:type="dxa"/>
+            </w:tcMar>
+            <w:shd w:fill="FFFFFF"/>
+            <w:vAlign w:val="center"/>
+          </w:tcPr>
+          <w:p>
+            <w:pPr>
+              <w:spacing w:before="0" w:after="0"/>
+              <w:jc w:val="center"/>
+            </w:pPr>
+            <w:r>
+              <w:rPr>
+                <w:color w:val="202426"/>
+                <w:sz w:val="16"/>
+              </w:rPr>
+              <w:t>Pilar 1: Udara</w:t>
+            </w:r>
+          </w:p>
+        </w:tc>
+        <w:tc>
+          <w:tcPr>
+            <w:tcW w:type="dxa" w:w="2551"/>
+            <w:tcMar>
+              <w:top w:w="80" w:type="dxa"/>
+              <w:bottom w:w="80" w:type="dxa"/>
+              <w:left w:w="80" w:type="dxa"/>
+              <w:right w:w="80" w:type="dxa"/>
+            </w:tcMar>
+            <w:shd w:fill="FFFFFF"/>
+            <w:vAlign w:val="center"/>
+          </w:tcPr>
+          <w:p>
+            <w:pPr>
+              <w:spacing w:before="0" w:after="0"/>
+              <w:jc w:val="left"/>
+            </w:pPr>
+            <w:r>
+              <w:rPr>
+                <w:color w:val="202426"/>
+                <w:sz w:val="16"/>
+              </w:rPr>
+              <w:t>PLTU (0 MW), NO2 (3.8e-6), ISPA (2.4x), B3 (0 Jt Ton), CO2 (53.7 Jt Ton)</w:t>
+            </w:r>
+          </w:p>
+        </w:tc>
+        <w:tc>
+          <w:tcPr>
+            <w:tcW w:type="dxa" w:w="1247"/>
+            <w:tcMar>
+              <w:top w:w="80" w:type="dxa"/>
+              <w:bottom w:w="80" w:type="dxa"/>
+              <w:left w:w="80" w:type="dxa"/>
+              <w:right w:w="80" w:type="dxa"/>
+            </w:tcMar>
+            <w:shd w:fill="FFFFFF"/>
+            <w:vAlign w:val="center"/>
+          </w:tcPr>
+          <w:p>
+            <w:pPr>
+              <w:spacing w:before="0" w:after="0"/>
+              <w:jc w:val="center"/>
+            </w:pPr>
+            <w:r>
+              <w:rPr>
+                <w:color w:val="202426"/>
+                <w:sz w:val="16"/>
+              </w:rPr>
+              <w:t>1.4 / 5</w:t>
+            </w:r>
+          </w:p>
+        </w:tc>
+        <w:tc>
+          <w:tcPr>
+            <w:tcW w:type="dxa" w:w="1587"/>
+            <w:tcMar>
+              <w:top w:w="80" w:type="dxa"/>
+              <w:bottom w:w="80" w:type="dxa"/>
+              <w:left w:w="80" w:type="dxa"/>
+              <w:right w:w="80" w:type="dxa"/>
+            </w:tcMar>
+            <w:shd w:fill="FFFFFF"/>
+            <w:vAlign w:val="center"/>
+          </w:tcPr>
+          <w:p>
+            <w:pPr>
+              <w:spacing w:before="0" w:after="0"/>
+              <w:jc w:val="center"/>
+            </w:pPr>
+            <w:r>
+              <w:rPr>
+                <w:color w:val="202426"/>
+                <w:sz w:val="16"/>
+              </w:rPr>
+              <w:t>Tidak Melampaui Batas</w:t>
+            </w:r>
+          </w:p>
+        </w:tc>
+        <w:tc>
+          <w:tcPr>
+            <w:tcW w:type="dxa" w:w="2835"/>
+            <w:tcMar>
+              <w:top w:w="80" w:type="dxa"/>
+              <w:bottom w:w="80" w:type="dxa"/>
+              <w:left w:w="80" w:type="dxa"/>
+              <w:right w:w="80" w:type="dxa"/>
+            </w:tcMar>
+            <w:shd w:fill="FFFFFF"/>
+            <w:vAlign w:val="center"/>
+          </w:tcPr>
+          <w:p>
+            <w:pPr>
+              <w:spacing w:before="0" w:after="0"/>
+              <w:jc w:val="left"/>
+            </w:pPr>
+            <w:r>
+              <w:rPr>
+                <w:color w:val="202426"/>
+                <w:sz w:val="16"/>
+              </w:rPr>
+              <w:t>Konsentrasi NO2 Satelit Terbersih Se-Sulawesi &amp; Nihil PLTU Captive</w:t>
+            </w:r>
+          </w:p>
+        </w:tc>
+      </w:tr>
+      <w:tr>
+        <w:tc>
+          <w:tcPr>
+            <w:tcW w:type="dxa" w:w="1417"/>
+            <w:tcMar>
+              <w:top w:w="80" w:type="dxa"/>
+              <w:bottom w:w="80" w:type="dxa"/>
+              <w:left w:w="80" w:type="dxa"/>
+              <w:right w:w="80" w:type="dxa"/>
+            </w:tcMar>
+            <w:shd w:fill="F4F5F6"/>
+            <w:vAlign w:val="center"/>
+          </w:tcPr>
+          <w:p>
+            <w:pPr>
+              <w:spacing w:before="0" w:after="0"/>
+              <w:jc w:val="center"/>
+            </w:pPr>
+            <w:r>
+              <w:rPr>
+                <w:color w:val="202426"/>
+                <w:sz w:val="16"/>
+              </w:rPr>
+              <w:t>Pilar 2: Air</w:t>
+            </w:r>
+          </w:p>
+        </w:tc>
+        <w:tc>
+          <w:tcPr>
+            <w:tcW w:type="dxa" w:w="2551"/>
+            <w:tcMar>
+              <w:top w:w="80" w:type="dxa"/>
+              <w:bottom w:w="80" w:type="dxa"/>
+              <w:left w:w="80" w:type="dxa"/>
+              <w:right w:w="80" w:type="dxa"/>
+            </w:tcMar>
+            <w:shd w:fill="F4F5F6"/>
+            <w:vAlign w:val="center"/>
+          </w:tcPr>
+          <w:p>
+            <w:pPr>
+              <w:spacing w:before="0" w:after="0"/>
+              <w:jc w:val="left"/>
+            </w:pPr>
+            <w:r>
+              <w:rPr>
+                <w:color w:val="202426"/>
+                <w:sz w:val="16"/>
+              </w:rPr>
+              <w:t>IKA (58.14), Diare (0.98x), Tailing (0 Jt Ton), Nihil Konflik Laut</w:t>
+            </w:r>
+          </w:p>
+        </w:tc>
+        <w:tc>
+          <w:tcPr>
+            <w:tcW w:type="dxa" w:w="1247"/>
+            <w:tcMar>
+              <w:top w:w="80" w:type="dxa"/>
+              <w:bottom w:w="80" w:type="dxa"/>
+              <w:left w:w="80" w:type="dxa"/>
+              <w:right w:w="80" w:type="dxa"/>
+            </w:tcMar>
+            <w:shd w:fill="F4F5F6"/>
+            <w:vAlign w:val="center"/>
+          </w:tcPr>
+          <w:p>
+            <w:pPr>
+              <w:spacing w:before="0" w:after="0"/>
+              <w:jc w:val="center"/>
+            </w:pPr>
+            <w:r>
+              <w:rPr>
+                <w:color w:val="202426"/>
+                <w:sz w:val="16"/>
+              </w:rPr>
+              <w:t>1.4 / 5</w:t>
+            </w:r>
+          </w:p>
+        </w:tc>
+        <w:tc>
+          <w:tcPr>
+            <w:tcW w:type="dxa" w:w="1587"/>
+            <w:tcMar>
+              <w:top w:w="80" w:type="dxa"/>
+              <w:bottom w:w="80" w:type="dxa"/>
+              <w:left w:w="80" w:type="dxa"/>
+              <w:right w:w="80" w:type="dxa"/>
+            </w:tcMar>
+            <w:shd w:fill="F4F5F6"/>
+            <w:vAlign w:val="center"/>
+          </w:tcPr>
+          <w:p>
+            <w:pPr>
+              <w:spacing w:before="0" w:after="0"/>
+              <w:jc w:val="center"/>
+            </w:pPr>
+            <w:r>
+              <w:rPr>
+                <w:color w:val="202426"/>
+                <w:sz w:val="16"/>
+              </w:rPr>
+              <w:t>Tidak Melampaui Batas</w:t>
+            </w:r>
+          </w:p>
+        </w:tc>
+        <w:tc>
+          <w:tcPr>
+            <w:tcW w:type="dxa" w:w="2835"/>
+            <w:tcMar>
+              <w:top w:w="80" w:type="dxa"/>
+              <w:bottom w:w="80" w:type="dxa"/>
+              <w:left w:w="80" w:type="dxa"/>
+              <w:right w:w="80" w:type="dxa"/>
+            </w:tcMar>
+            <w:shd w:fill="F4F5F6"/>
+            <w:vAlign w:val="center"/>
+          </w:tcPr>
+          <w:p>
+            <w:pPr>
+              <w:spacing w:before="0" w:after="0"/>
+              <w:jc w:val="left"/>
+            </w:pPr>
+            <w:r>
+              <w:rPr>
+                <w:color w:val="202426"/>
+                <w:sz w:val="16"/>
+              </w:rPr>
+              <w:t>Bebas Tailing Tambang Nikel, Tekanan Sedimen di Danau Limboto</w:t>
+            </w:r>
+          </w:p>
+        </w:tc>
+      </w:tr>
+      <w:tr>
+        <w:tc>
+          <w:tcPr>
+            <w:tcW w:type="dxa" w:w="1417"/>
+            <w:tcMar>
+              <w:top w:w="80" w:type="dxa"/>
+              <w:bottom w:w="80" w:type="dxa"/>
+              <w:left w:w="80" w:type="dxa"/>
+              <w:right w:w="80" w:type="dxa"/>
+            </w:tcMar>
+            <w:shd w:fill="FFFFFF"/>
+            <w:vAlign w:val="center"/>
+          </w:tcPr>
+          <w:p>
+            <w:pPr>
+              <w:spacing w:before="0" w:after="0"/>
+              <w:jc w:val="center"/>
+            </w:pPr>
+            <w:r>
+              <w:rPr>
+                <w:color w:val="202426"/>
+                <w:sz w:val="16"/>
+              </w:rPr>
+              <w:t>Pilar 3: Lahan</w:t>
+            </w:r>
+          </w:p>
+        </w:tc>
+        <w:tc>
+          <w:tcPr>
+            <w:tcW w:type="dxa" w:w="2551"/>
+            <w:tcMar>
+              <w:top w:w="80" w:type="dxa"/>
+              <w:bottom w:w="80" w:type="dxa"/>
+              <w:left w:w="80" w:type="dxa"/>
+              <w:right w:w="80" w:type="dxa"/>
+            </w:tcMar>
+            <w:shd w:fill="FFFFFF"/>
+            <w:vAlign w:val="center"/>
+          </w:tcPr>
+          <w:p>
+            <w:pPr>
+              <w:spacing w:before="0" w:after="0"/>
+              <w:jc w:val="left"/>
+            </w:pPr>
+            <w:r>
+              <w:rPr>
+                <w:color w:val="202426"/>
+                <w:sz w:val="16"/>
+              </w:rPr>
+              <w:t>Bencana (0 Kejadian), Deforestasi (98k Ha), Lindung (2.0k Ha), IUP (0.46%)</w:t>
+            </w:r>
+          </w:p>
+        </w:tc>
+        <w:tc>
+          <w:tcPr>
+            <w:tcW w:type="dxa" w:w="1247"/>
+            <w:tcMar>
+              <w:top w:w="80" w:type="dxa"/>
+              <w:bottom w:w="80" w:type="dxa"/>
+              <w:left w:w="80" w:type="dxa"/>
+              <w:right w:w="80" w:type="dxa"/>
+            </w:tcMar>
+            <w:shd w:fill="FFFFFF"/>
+            <w:vAlign w:val="center"/>
+          </w:tcPr>
+          <w:p>
+            <w:pPr>
+              <w:spacing w:before="0" w:after="0"/>
+              <w:jc w:val="center"/>
+            </w:pPr>
+            <w:r>
+              <w:rPr>
+                <w:color w:val="202426"/>
+                <w:sz w:val="16"/>
+              </w:rPr>
+              <w:t>0.7 / 5</w:t>
+            </w:r>
+          </w:p>
+        </w:tc>
+        <w:tc>
+          <w:tcPr>
+            <w:tcW w:type="dxa" w:w="1587"/>
+            <w:tcMar>
+              <w:top w:w="80" w:type="dxa"/>
+              <w:bottom w:w="80" w:type="dxa"/>
+              <w:left w:w="80" w:type="dxa"/>
+              <w:right w:w="80" w:type="dxa"/>
+            </w:tcMar>
+            <w:shd w:fill="FFFFFF"/>
+            <w:vAlign w:val="center"/>
+          </w:tcPr>
+          <w:p>
+            <w:pPr>
+              <w:spacing w:before="0" w:after="0"/>
+              <w:jc w:val="center"/>
+            </w:pPr>
+            <w:r>
+              <w:rPr>
+                <w:color w:val="202426"/>
+                <w:sz w:val="16"/>
+              </w:rPr>
+              <w:t>Tidak Melampaui Batas</w:t>
+            </w:r>
+          </w:p>
+        </w:tc>
+        <w:tc>
+          <w:tcPr>
+            <w:tcW w:type="dxa" w:w="2835"/>
+            <w:tcMar>
+              <w:top w:w="80" w:type="dxa"/>
+              <w:bottom w:w="80" w:type="dxa"/>
+              <w:left w:w="80" w:type="dxa"/>
+              <w:right w:w="80" w:type="dxa"/>
+            </w:tcMar>
+            <w:shd w:fill="FFFFFF"/>
+            <w:vAlign w:val="center"/>
+          </w:tcPr>
+          <w:p>
+            <w:pPr>
+              <w:spacing w:before="0" w:after="0"/>
+              <w:jc w:val="left"/>
+            </w:pPr>
+            <w:r>
+              <w:rPr>
+                <w:color w:val="202426"/>
+                <w:sz w:val="16"/>
+              </w:rPr>
+              <w:t>Deforestasi Primer &amp; Emisi Karbon Terendah Se-Sulawesi</w:t>
+            </w:r>
+          </w:p>
+        </w:tc>
+      </w:tr>
+      <w:tr>
+        <w:tc>
+          <w:tcPr>
+            <w:tcW w:type="dxa" w:w="1417"/>
+            <w:tcMar>
+              <w:top w:w="80" w:type="dxa"/>
+              <w:bottom w:w="80" w:type="dxa"/>
+              <w:left w:w="80" w:type="dxa"/>
+              <w:right w:w="80" w:type="dxa"/>
+            </w:tcMar>
+            <w:shd w:fill="F4F5F6"/>
+            <w:vAlign w:val="center"/>
+          </w:tcPr>
+          <w:p>
+            <w:pPr>
+              <w:spacing w:before="0" w:after="0"/>
+              <w:jc w:val="center"/>
+            </w:pPr>
+            <w:r>
+              <w:rPr>
+                <w:color w:val="202426"/>
+                <w:sz w:val="16"/>
+              </w:rPr>
+              <w:t>Pilar 4: Sosial</w:t>
+            </w:r>
+          </w:p>
+        </w:tc>
+        <w:tc>
+          <w:tcPr>
+            <w:tcW w:type="dxa" w:w="2551"/>
+            <w:tcMar>
+              <w:top w:w="80" w:type="dxa"/>
+              <w:bottom w:w="80" w:type="dxa"/>
+              <w:left w:w="80" w:type="dxa"/>
+              <w:right w:w="80" w:type="dxa"/>
+            </w:tcMar>
+            <w:shd w:fill="F4F5F6"/>
+            <w:vAlign w:val="center"/>
+          </w:tcPr>
+          <w:p>
+            <w:pPr>
+              <w:spacing w:before="0" w:after="0"/>
+              <w:jc w:val="left"/>
+            </w:pPr>
+            <w:r>
+              <w:rPr>
+                <w:color w:val="202426"/>
+                <w:sz w:val="16"/>
+              </w:rPr>
+              <w:t>FPIC (0 Kasus), Korban (0 Jiwa), Kriminalisasi (0 Insiden), Gap SPA (0%)</w:t>
+            </w:r>
+          </w:p>
+        </w:tc>
+        <w:tc>
+          <w:tcPr>
+            <w:tcW w:type="dxa" w:w="1247"/>
+            <w:tcMar>
+              <w:top w:w="80" w:type="dxa"/>
+              <w:bottom w:w="80" w:type="dxa"/>
+              <w:left w:w="80" w:type="dxa"/>
+              <w:right w:w="80" w:type="dxa"/>
+            </w:tcMar>
+            <w:shd w:fill="F4F5F6"/>
+            <w:vAlign w:val="center"/>
+          </w:tcPr>
+          <w:p>
+            <w:pPr>
+              <w:spacing w:before="0" w:after="0"/>
+              <w:jc w:val="center"/>
+            </w:pPr>
+            <w:r>
+              <w:rPr>
+                <w:color w:val="202426"/>
+                <w:sz w:val="16"/>
+              </w:rPr>
+              <w:t>1.0 / 5</w:t>
+            </w:r>
+          </w:p>
+        </w:tc>
+        <w:tc>
+          <w:tcPr>
+            <w:tcW w:type="dxa" w:w="1587"/>
+            <w:tcMar>
+              <w:top w:w="80" w:type="dxa"/>
+              <w:bottom w:w="80" w:type="dxa"/>
+              <w:left w:w="80" w:type="dxa"/>
+              <w:right w:w="80" w:type="dxa"/>
+            </w:tcMar>
+            <w:shd w:fill="F4F5F6"/>
+            <w:vAlign w:val="center"/>
+          </w:tcPr>
+          <w:p>
+            <w:pPr>
+              <w:spacing w:before="0" w:after="0"/>
+              <w:jc w:val="center"/>
+            </w:pPr>
+            <w:r>
+              <w:rPr>
+                <w:color w:val="202426"/>
+                <w:sz w:val="16"/>
+              </w:rPr>
+              <w:t>Tidak Melampaui Batas</w:t>
+            </w:r>
+          </w:p>
+        </w:tc>
+        <w:tc>
+          <w:tcPr>
+            <w:tcW w:type="dxa" w:w="2835"/>
+            <w:tcMar>
+              <w:top w:w="80" w:type="dxa"/>
+              <w:bottom w:w="80" w:type="dxa"/>
+              <w:left w:w="80" w:type="dxa"/>
+              <w:right w:w="80" w:type="dxa"/>
+            </w:tcMar>
+            <w:shd w:fill="F4F5F6"/>
+            <w:vAlign w:val="center"/>
+          </w:tcPr>
+          <w:p>
+            <w:pPr>
+              <w:spacing w:before="0" w:after="0"/>
+              <w:jc w:val="left"/>
+            </w:pPr>
+            <w:r>
+              <w:rPr>
+                <w:color w:val="202426"/>
+                <w:sz w:val="16"/>
+              </w:rPr>
+              <w:t>Bebas Konflik Perampasan Ruang Hidup Skala Masif Tambang Nikel</w:t>
+            </w:r>
+          </w:p>
+        </w:tc>
+      </w:tr>
+      <w:tr>
+        <w:tc>
+          <w:tcPr>
+            <w:tcW w:type="dxa" w:w="1417"/>
+            <w:tcMar>
+              <w:top w:w="80" w:type="dxa"/>
+              <w:bottom w:w="80" w:type="dxa"/>
+              <w:left w:w="80" w:type="dxa"/>
+              <w:right w:w="80" w:type="dxa"/>
+            </w:tcMar>
+            <w:shd w:fill="FFFFFF"/>
+            <w:vAlign w:val="center"/>
+          </w:tcPr>
+          <w:p>
+            <w:pPr>
+              <w:spacing w:before="0" w:after="0"/>
+              <w:jc w:val="center"/>
+            </w:pPr>
+            <w:r>
+              <w:rPr>
+                <w:color w:val="202426"/>
+                <w:sz w:val="16"/>
+              </w:rPr>
+              <w:t>Pilar 5: Veto</w:t>
+            </w:r>
+          </w:p>
+        </w:tc>
+        <w:tc>
+          <w:tcPr>
+            <w:tcW w:type="dxa" w:w="2551"/>
+            <w:tcMar>
+              <w:top w:w="80" w:type="dxa"/>
+              <w:bottom w:w="80" w:type="dxa"/>
+              <w:left w:w="80" w:type="dxa"/>
+              <w:right w:w="80" w:type="dxa"/>
+            </w:tcMar>
+            <w:shd w:fill="FFFFFF"/>
+            <w:vAlign w:val="center"/>
+          </w:tcPr>
+          <w:p>
+            <w:pPr>
+              <w:spacing w:before="0" w:after="0"/>
+              <w:jc w:val="left"/>
+            </w:pPr>
+            <w:r>
+              <w:rPr>
+                <w:color w:val="202426"/>
+                <w:sz w:val="16"/>
+              </w:rPr>
+              <w:t>Obral Izin (7 IUP Baru), Korporat Ilegal (1 Perusahaan), Obral Terendah</w:t>
+            </w:r>
+          </w:p>
+        </w:tc>
+        <w:tc>
+          <w:tcPr>
+            <w:tcW w:type="dxa" w:w="1247"/>
+            <w:tcMar>
+              <w:top w:w="80" w:type="dxa"/>
+              <w:bottom w:w="80" w:type="dxa"/>
+              <w:left w:w="80" w:type="dxa"/>
+              <w:right w:w="80" w:type="dxa"/>
+            </w:tcMar>
+            <w:shd w:fill="FFFFFF"/>
+            <w:vAlign w:val="center"/>
+          </w:tcPr>
+          <w:p>
+            <w:pPr>
+              <w:spacing w:before="0" w:after="0"/>
+              <w:jc w:val="center"/>
+            </w:pPr>
+            <w:r>
+              <w:rPr>
+                <w:color w:val="202426"/>
+                <w:sz w:val="16"/>
+              </w:rPr>
+              <w:t>1.3 / 5</w:t>
+            </w:r>
+          </w:p>
+        </w:tc>
+        <w:tc>
+          <w:tcPr>
+            <w:tcW w:type="dxa" w:w="1587"/>
+            <w:tcMar>
+              <w:top w:w="80" w:type="dxa"/>
+              <w:bottom w:w="80" w:type="dxa"/>
+              <w:left w:w="80" w:type="dxa"/>
+              <w:right w:w="80" w:type="dxa"/>
+            </w:tcMar>
+            <w:shd w:fill="FFFFFF"/>
+            <w:vAlign w:val="center"/>
+          </w:tcPr>
+          <w:p>
+            <w:pPr>
+              <w:spacing w:before="0" w:after="0"/>
+              <w:jc w:val="center"/>
+            </w:pPr>
+            <w:r>
+              <w:rPr>
+                <w:color w:val="202426"/>
+                <w:sz w:val="16"/>
+              </w:rPr>
+              <w:t>Tidak Melampaui Batas</w:t>
+            </w:r>
+          </w:p>
+        </w:tc>
+        <w:tc>
+          <w:tcPr>
+            <w:tcW w:type="dxa" w:w="2835"/>
+            <w:tcMar>
+              <w:top w:w="80" w:type="dxa"/>
+              <w:bottom w:w="80" w:type="dxa"/>
+              <w:left w:w="80" w:type="dxa"/>
+              <w:right w:w="80" w:type="dxa"/>
+            </w:tcMar>
+            <w:shd w:fill="FFFFFF"/>
+            <w:vAlign w:val="center"/>
+          </w:tcPr>
+          <w:p>
+            <w:pPr>
+              <w:spacing w:before="0" w:after="0"/>
+              <w:jc w:val="left"/>
+            </w:pPr>
+            <w:r>
+              <w:rPr>
+                <w:color w:val="202426"/>
+                <w:sz w:val="16"/>
+              </w:rPr>
+              <w:t>Penerbitan IUP Tambang Terendah Se-Sulawesi (Hanya 7 IUP Pasca-2014)</w:t>
+            </w:r>
+          </w:p>
+        </w:tc>
+      </w:tr>
+      <w:tr>
+        <w:tc>
+          <w:tcPr>
+            <w:tcW w:type="dxa" w:w="1417"/>
+            <w:tcMar>
+              <w:top w:w="80" w:type="dxa"/>
+              <w:bottom w:w="80" w:type="dxa"/>
+              <w:left w:w="80" w:type="dxa"/>
+              <w:right w:w="80" w:type="dxa"/>
+            </w:tcMar>
+            <w:shd w:fill="E6ECF0"/>
+            <w:vAlign w:val="center"/>
+          </w:tcPr>
+          <w:p>
+            <w:pPr>
+              <w:spacing w:before="0" w:after="0"/>
+              <w:jc w:val="center"/>
+            </w:pPr>
+            <w:r>
+              <w:rPr>
+                <w:b/>
+                <w:color w:val="202426"/>
+                <w:sz w:val="16"/>
+              </w:rPr>
+              <w:t>SKOR KOMPOSIT GORONTALO</w:t>
+            </w:r>
+          </w:p>
+        </w:tc>
+        <w:tc>
+          <w:tcPr>
+            <w:tcW w:type="dxa" w:w="2551"/>
+            <w:tcMar>
+              <w:top w:w="80" w:type="dxa"/>
+              <w:bottom w:w="80" w:type="dxa"/>
+              <w:left w:w="80" w:type="dxa"/>
+              <w:right w:w="80" w:type="dxa"/>
+            </w:tcMar>
+            <w:shd w:fill="E6ECF0"/>
+            <w:vAlign w:val="center"/>
+          </w:tcPr>
+          <w:p>
+            <w:pPr>
+              <w:spacing w:before="0" w:after="0"/>
+              <w:jc w:val="left"/>
+            </w:pPr>
+            <w:r>
+              <w:rPr>
+                <w:b/>
+                <w:color w:val="202426"/>
+                <w:sz w:val="16"/>
+              </w:rPr>
+              <w:t>Agregasi 5 Pilar EWM Weighted Average (Z-Score Standardization)</w:t>
+            </w:r>
+          </w:p>
+        </w:tc>
+        <w:tc>
+          <w:tcPr>
+            <w:tcW w:type="dxa" w:w="1247"/>
+            <w:tcMar>
+              <w:top w:w="80" w:type="dxa"/>
+              <w:bottom w:w="80" w:type="dxa"/>
+              <w:left w:w="80" w:type="dxa"/>
+              <w:right w:w="80" w:type="dxa"/>
+            </w:tcMar>
+            <w:shd w:fill="E6ECF0"/>
+            <w:vAlign w:val="center"/>
+          </w:tcPr>
+          <w:p>
+            <w:pPr>
+              <w:spacing w:before="0" w:after="0"/>
+              <w:jc w:val="center"/>
+            </w:pPr>
+            <w:r>
+              <w:rPr>
+                <w:b/>
+                <w:color w:val="202426"/>
+                <w:sz w:val="16"/>
+              </w:rPr>
+              <w:t>1.2 / 5</w:t>
+            </w:r>
+          </w:p>
+        </w:tc>
+        <w:tc>
+          <w:tcPr>
+            <w:tcW w:type="dxa" w:w="1587"/>
+            <w:tcMar>
+              <w:top w:w="80" w:type="dxa"/>
+              <w:bottom w:w="80" w:type="dxa"/>
+              <w:left w:w="80" w:type="dxa"/>
+              <w:right w:w="80" w:type="dxa"/>
+            </w:tcMar>
+            <w:shd w:fill="E6ECF0"/>
+            <w:vAlign w:val="center"/>
+          </w:tcPr>
+          <w:p>
+            <w:pPr>
+              <w:spacing w:before="0" w:after="0"/>
+              <w:jc w:val="center"/>
+            </w:pPr>
+            <w:r>
+              <w:rPr>
+                <w:b/>
+                <w:color w:val="202426"/>
+                <w:sz w:val="16"/>
+              </w:rPr>
+              <w:t>Tidak Melampaui Batas</w:t>
+            </w:r>
+          </w:p>
+        </w:tc>
+        <w:tc>
+          <w:tcPr>
+            <w:tcW w:type="dxa" w:w="2835"/>
+            <w:tcMar>
+              <w:top w:w="80" w:type="dxa"/>
+              <w:bottom w:w="80" w:type="dxa"/>
+              <w:left w:w="80" w:type="dxa"/>
+              <w:right w:w="80" w:type="dxa"/>
+            </w:tcMar>
+            <w:shd w:fill="E6ECF0"/>
+            <w:vAlign w:val="center"/>
+          </w:tcPr>
+          <w:p>
+            <w:pPr>
+              <w:spacing w:before="0" w:after="0"/>
+              <w:jc w:val="left"/>
+            </w:pPr>
+            <w:r>
+              <w:rPr>
+                <w:b/>
+                <w:color w:val="202426"/>
+                <w:sz w:val="16"/>
+              </w:rPr>
+              <w:t>STATUS TERJAGA: EMISI NO2 &amp; TEKANAN LAHAN TERENDAH</w:t>
+            </w:r>
+          </w:p>
+        </w:tc>
+      </w:tr>
+    </w:tbl>
+    <w:p>
+      <w:pPr>
+        <w:spacing w:before="0" w:after="120"/>
+      </w:pPr>
+    </w:p>
+    <w:p>
+      <w:pPr>
+        <w:keepNext/>
+        <w:spacing w:before="160" w:after="60"/>
+      </w:pPr>
+      <w:r>
+        <w:rPr>
+          <w:b/>
+          <w:color w:val="143642"/>
+          <w:sz w:val="19"/>
+        </w:rPr>
+        <w:t>C. Analisis Temuan Empiris (Gorontalo)</w:t>
+      </w:r>
+    </w:p>
+    <w:p>
+      <w:pPr>
+        <w:spacing w:before="0" w:after="100" w:line="276" w:lineRule="auto"/>
+      </w:pPr>
+      <w:r>
+        <w:rPr>
+          <w:b/>
+          <w:i w:val="0"/>
+          <w:color w:val="202426"/>
+          <w:sz w:val="18"/>
+        </w:rPr>
+        <w:t xml:space="preserve">1. </w:t>
+      </w:r>
+      <w:r>
+        <w:rPr>
+          <w:b/>
+          <w:i w:val="0"/>
+          <w:color w:val="202426"/>
+          <w:sz w:val="18"/>
+        </w:rPr>
+        <w:t xml:space="preserve">Daya Tampung Udara (Skor 1.4 / 5 — Tidak Melampaui Batas): </w:t>
+      </w:r>
+      <w:r>
+        <w:rPr>
+          <w:b w:val="0"/>
+          <w:i w:val="0"/>
+          <w:color w:val="202426"/>
+          <w:sz w:val="18"/>
+        </w:rPr>
+        <w:t>Nihil beban PLTU captive batubara (0,0 MW, Z = -0.57σ) dan nihil limbah B3 smelter (0,0 Ton, Z = -0.54σ). Tingkat polusi NO2 satelit paling rendah se-Sulawesi (3,76e-06 mol/m², Z = -1.40σ, Likert 0.0). Catatan anomali ISPA 2,41x lipat (Z = +0.79σ, Likert 4.0) berkorelasi dengan asap pembakaran biomassa jagung dan dinamika inversi suhu Lembah Limboto.</w:t>
+        <w:br/>
+      </w:r>
+      <w:r>
+        <w:rPr>
+          <w:b/>
+          <w:i w:val="0"/>
+          <w:color w:val="202426"/>
+          <w:sz w:val="18"/>
+        </w:rPr>
+        <w:t xml:space="preserve">2. </w:t>
+      </w:r>
+      <w:r>
+        <w:rPr>
+          <w:b/>
+          <w:i w:val="0"/>
+          <w:color w:val="202426"/>
+          <w:sz w:val="18"/>
+        </w:rPr>
+        <w:t xml:space="preserve">Daya Tampung Air (Skor 1.4 / 5 — Tidak Melampaui Batas): </w:t>
+      </w:r>
+      <w:r>
+        <w:rPr>
+          <w:b w:val="0"/>
+          <w:i w:val="0"/>
+          <w:color w:val="202426"/>
+          <w:sz w:val="18"/>
+        </w:rPr>
+        <w:t>Nihil pembuangan tailing nikel (0,0 Ton) dan nihil konflik ruang laut pesisir. IKA berada pada level 58,14 poin (Z = +0.46σ, Likert 3.0) akibat tekanan sedimentasi erosi DAS Bone-Bolango dan eutrofikasi Danau Limboto dari limbah domestik.</w:t>
+        <w:br/>
+      </w:r>
+      <w:r>
+        <w:rPr>
+          <w:b/>
+          <w:i w:val="0"/>
+          <w:color w:val="202426"/>
+          <w:sz w:val="18"/>
+        </w:rPr>
+        <w:t xml:space="preserve">3. </w:t>
+      </w:r>
+      <w:r>
+        <w:rPr>
+          <w:b/>
+          <w:i w:val="0"/>
+          <w:color w:val="202426"/>
+          <w:sz w:val="18"/>
+        </w:rPr>
+        <w:t xml:space="preserve">Daya Dukung Lahan (Skor 0.7 / 5 — Tidak Melampaui Batas): </w:t>
+      </w:r>
+      <w:r>
+        <w:rPr>
+          <w:b w:val="0"/>
+          <w:i w:val="0"/>
+          <w:color w:val="202426"/>
+          <w:sz w:val="18"/>
+        </w:rPr>
+        <w:t>Gorontalo membukukan kehilangan tutupan hutan alam primer terendah se-Sulawesi (98.063 Ha, Z = -0.83σ, Likert 1.0) dengan kepadatan konsesi tambang nikel hanya 0,46% daratan (Z = -1.04σ, Likert 0.0) serta nihil catatan bencana longsor/banjir skala masif dalam periode audit.</w:t>
+        <w:br/>
+      </w:r>
+      <w:r>
+        <w:rPr>
+          <w:b/>
+          <w:i w:val="0"/>
+          <w:color w:val="202426"/>
+          <w:sz w:val="18"/>
+        </w:rPr>
+        <w:t xml:space="preserve">4. </w:t>
+      </w:r>
+      <w:r>
+        <w:rPr>
+          <w:b/>
+          <w:i w:val="0"/>
+          <w:color w:val="202426"/>
+          <w:sz w:val="18"/>
+        </w:rPr>
+        <w:t xml:space="preserve">Daya Dukung Sosial (Skor 1.0 / 5 — Tidak Melampaui Batas): </w:t>
+      </w:r>
+      <w:r>
+        <w:rPr>
+          <w:b w:val="0"/>
+          <w:i w:val="0"/>
+          <w:color w:val="202426"/>
+          <w:sz w:val="18"/>
+        </w:rPr>
+        <w:t>Bebas dari letupan konflik agraria industri tambang (nihil warga terdampak kehilangan ruang hidup, nihil sengketa FPIC, dan nihil kriminalisasi pejuang lingkungan).</w:t>
+        <w:br/>
+      </w:r>
+      <w:r>
+        <w:rPr>
+          <w:b/>
+          <w:i w:val="0"/>
+          <w:color w:val="202426"/>
+          <w:sz w:val="18"/>
+        </w:rPr>
+        <w:t xml:space="preserve">5. </w:t>
+      </w:r>
+      <w:r>
+        <w:rPr>
+          <w:b/>
+          <w:i w:val="0"/>
+          <w:color w:val="202426"/>
+          <w:sz w:val="18"/>
+        </w:rPr>
+        <w:t xml:space="preserve">Veto Kebijakan (Skor 1.3 / 5 — Tidak Melampaui Batas): </w:t>
+      </w:r>
+      <w:r>
+        <w:rPr>
+          <w:b w:val="0"/>
+          <w:i w:val="0"/>
+          <w:color w:val="202426"/>
+          <w:sz w:val="18"/>
+        </w:rPr>
+        <w:t>Pemerintah daerah mencatat laju obral izin tambang terendah se-Sulawesi (hanya 7 IUP baru pasca-2014, Z = -0.88σ, Likert 1.0) dan hanya teridentifikasi 1 aktivitas tambang rakyat/ilegal skala kecil di kawasan hulu (Z = -0.45σ).</w:t>
+        <w:br/>
+      </w:r>
+      <w:r>
+        <w:rPr>
+          <w:b/>
+          <w:i w:val="0"/>
+          <w:color w:val="202426"/>
+          <w:sz w:val="18"/>
+        </w:rPr>
+        <w:t xml:space="preserve">6. </w:t>
+      </w:r>
+      <w:r>
+        <w:rPr>
+          <w:b/>
+          <w:i w:val="0"/>
+          <w:color w:val="202426"/>
+          <w:sz w:val="18"/>
+        </w:rPr>
+        <w:t xml:space="preserve">Vonis Komposit Gorontalo (Skor 1.2 / 5.0 — Tidak Melampaui Batas): </w:t>
+      </w:r>
+      <w:r>
+        <w:rPr>
+          <w:b w:val="0"/>
+          <w:i w:val="0"/>
+          <w:color w:val="202426"/>
+          <w:sz w:val="18"/>
+        </w:rPr>
+        <w:t>Secara agregat, Gorontalo memperoleh Skor Komposit 1.2 / 5.0 (Ekuivalen WSM 2.31 / 10.0) dengan status TIDAK MELAMPAUI BATAS. Status aman ini menjadi bukti konklusif bahwa kelestarian bioregion Sulawesi bertumpu pada pembatasan ekspansi industri ekstraktif nikel.</w:t>
       </w:r>
     </w:p>
     <w:sectPr>

--- a/tools/report_metodologi/bab_6/Metodologi_Bab6_Skoring_Provinsi.docx
+++ b/tools/report_metodologi/bab_6/Metodologi_Bab6_Skoring_Provinsi.docx
@@ -31322,6 +31322,7577 @@
           <w:sz w:val="18"/>
         </w:rPr>
         <w:t>Secara agregat, Gorontalo memperoleh Skor Komposit 1.2 / 5.0 (Ekuivalen WSM 2.31 / 10.0) dengan status TIDAK MELAMPAUI BATAS. Status aman ini menjadi bukti konklusif bahwa kelestarian bioregion Sulawesi bertumpu pada pembatasan ekspansi industri ekstraktif nikel.</w:t>
+      </w:r>
+    </w:p>
+    <w:p>
+      <w:r>
+        <w:br w:type="page"/>
+      </w:r>
+    </w:p>
+    <w:p>
+      <w:pPr>
+        <w:keepNext/>
+        <w:spacing w:before="240" w:after="80"/>
+      </w:pPr>
+      <w:r>
+        <w:rPr>
+          <w:b/>
+          <w:color w:val="0F4C5C"/>
+          <w:sz w:val="22"/>
+        </w:rPr>
+        <w:t>6.6.6 Evaluasi Empiris D3TLH: Provinsi Sulawesi Utara (Sulut)</w:t>
+      </w:r>
+    </w:p>
+    <w:tbl>
+      <w:tblPr>
+        <w:tblW w:type="auto" w:w="0"/>
+        <w:jc w:val="center"/>
+        <w:tblLook w:firstColumn="1" w:firstRow="1" w:lastColumn="0" w:lastRow="0" w:noHBand="0" w:noVBand="1" w:val="04A0"/>
+      </w:tblPr>
+      <w:tblGrid>
+        <w:gridCol w:w="9638"/>
+      </w:tblGrid>
+      <w:tr>
+        <w:tc>
+          <w:tcPr>
+            <w:tcW w:type="dxa" w:w="9638"/>
+            <w:shd w:fill="F4F5F6"/>
+            <w:tcMar>
+              <w:top w:w="120" w:type="dxa"/>
+              <w:bottom w:w="120" w:type="dxa"/>
+              <w:left w:w="160" w:type="dxa"/>
+              <w:right w:w="160" w:type="dxa"/>
+            </w:tcMar>
+            <w:tcBorders>
+              <w:left w:val="single" w:sz="24" w:space="0" w:color="143642"/>
+              <w:top w:val="none"/>
+              <w:right w:val="none"/>
+              <w:bottom w:val="none"/>
+            </w:tcBorders>
+          </w:tcPr>
+          <w:p>
+            <w:pPr>
+              <w:spacing w:before="0" w:after="40"/>
+            </w:pPr>
+            <w:r>
+              <w:rPr>
+                <w:b/>
+                <w:color w:val="143642"/>
+                <w:sz w:val="17"/>
+              </w:rPr>
+              <w:t>PROFIL EMPIRIS: Provinsi Sulawesi Utara (Bioregion Kepulauan, Bebas Smelter &amp; Outlier Kesenjangan Faskes)</w:t>
+              <w:br/>
+            </w:r>
+            <w:r>
+              <w:rPr>
+                <w:color w:val="202426"/>
+                <w:sz w:val="16"/>
+              </w:rPr>
+              <w:t>Kabupaten/Kota: 15 Daerah  |  Pusat Perekonomian: Jasa Maritim, Perikanan Tangkap, Agrowisata &amp; Perdagangan  |  Populasi BPS: 2.621.923 Jiwa</w:t>
+              <w:br/>
+              <w:t>Karakteristik Krisis: Kualitas udara sangat baik dan emisi karbon deforestasi terendah se-Sulawesi (48,80 Jt Ton CO2e), namun memikul anomali disparitas fasilitas kesehatan tertinggi se-Sulawesi (Gap SPA 25,16%) akibat hambatan geografis pulau-pulau 3T (Sangihe, Talaud, Sitaro) serta sengketa ruang hidup tambang emas di pulau kecil.</w:t>
+            </w:r>
+          </w:p>
+        </w:tc>
+      </w:tr>
+    </w:tbl>
+    <w:p>
+      <w:pPr>
+        <w:spacing w:before="0" w:after="80"/>
+      </w:pPr>
+    </w:p>
+    <w:p>
+      <w:pPr>
+        <w:keepNext/>
+        <w:spacing w:before="160" w:after="60"/>
+      </w:pPr>
+      <w:r>
+        <w:rPr>
+          <w:b/>
+          <w:color w:val="143642"/>
+          <w:sz w:val="19"/>
+        </w:rPr>
+        <w:t>A. Narasi Temuan Lapangan Sulut</w:t>
+      </w:r>
+    </w:p>
+    <w:p>
+      <w:pPr>
+        <w:spacing w:before="0" w:after="100" w:line="276" w:lineRule="auto"/>
+      </w:pPr>
+      <w:r>
+        <w:rPr>
+          <w:b w:val="0"/>
+          <w:i w:val="0"/>
+          <w:color w:val="202426"/>
+          <w:sz w:val="18"/>
+        </w:rPr>
+        <w:t xml:space="preserve">Sebagai provinsi di ujung utara pulau dengan karakteristik kepulauan (15 kabupaten/kota dan 2,62 juta jiwa), </w:t>
+      </w:r>
+      <w:r>
+        <w:rPr>
+          <w:b/>
+          <w:i w:val="0"/>
+          <w:color w:val="202426"/>
+          <w:sz w:val="18"/>
+        </w:rPr>
+        <w:t>Provinsi Sulawesi Utara mencatatkan Skor Komposit 1.6 / 5.0 (Status: Tidak Melampaui Batas)</w:t>
+      </w:r>
+      <w:r>
+        <w:rPr>
+          <w:b w:val="0"/>
+          <w:i w:val="0"/>
+          <w:color w:val="202426"/>
+          <w:sz w:val="18"/>
+        </w:rPr>
+        <w:t xml:space="preserve">. Sulawesi Utara terbebas dari kepungan industri pengolahan nikel berskala masif dan PLTU captive batubara (0 MW, 0 Ton limbah B3). Kondisi ini tercermin dari </w:t>
+      </w:r>
+      <w:r>
+        <w:rPr>
+          <w:b/>
+          <w:i w:val="0"/>
+          <w:color w:val="202426"/>
+          <w:sz w:val="18"/>
+        </w:rPr>
+        <w:t>pelepasan emisi karbon deforestasi terendah se-Pulau Sulawesi (48,80 Jt Ton CO2e, Z = -0.91σ, Likert 1.0)</w:t>
+      </w:r>
+      <w:r>
+        <w:rPr>
+          <w:b w:val="0"/>
+          <w:i w:val="0"/>
+          <w:color w:val="202426"/>
+          <w:sz w:val="18"/>
+        </w:rPr>
+        <w:t xml:space="preserve"> serta konsentrasi troposferik NO2 satelit yang sangat bersih (4,09e-06 mol/m², Z = -1.14σ, Likert 0.0).</w:t>
+      </w:r>
+    </w:p>
+    <w:p>
+      <w:pPr>
+        <w:spacing w:before="0" w:after="100" w:line="276" w:lineRule="auto"/>
+      </w:pPr>
+      <w:r>
+        <w:rPr>
+          <w:b w:val="0"/>
+          <w:i w:val="0"/>
+          <w:color w:val="202426"/>
+          <w:sz w:val="18"/>
+        </w:rPr>
+        <w:t xml:space="preserve">Kendati demikian, audit forensik Z-score membongkar </w:t>
+      </w:r>
+      <w:r>
+        <w:rPr>
+          <w:b/>
+          <w:i w:val="0"/>
+          <w:color w:val="202426"/>
+          <w:sz w:val="18"/>
+        </w:rPr>
+        <w:t>satu indikator anomali outlier ekstrem (Skor Likert 5.0 / Red Alert)</w:t>
+      </w:r>
+      <w:r>
+        <w:rPr>
+          <w:b w:val="0"/>
+          <w:i w:val="0"/>
+          <w:color w:val="202426"/>
+          <w:sz w:val="18"/>
+        </w:rPr>
+        <w:t xml:space="preserve"> pada Pilar Sosial, yaitu </w:t>
+      </w:r>
+      <w:r>
+        <w:rPr>
+          <w:b/>
+          <w:i w:val="0"/>
+          <w:color w:val="202426"/>
+          <w:sz w:val="18"/>
+        </w:rPr>
+        <w:t>Defisit Standar Pelayanan Minimal Fasilitas Kesehatan (Gap SPA) sebesar 25,16% (Z = +1.47σ, Likert 5.0 — Rekor Tertinggi Se-Sulawesi)</w:t>
+      </w:r>
+      <w:r>
+        <w:rPr>
+          <w:b w:val="0"/>
+          <w:i w:val="0"/>
+          <w:color w:val="202426"/>
+          <w:sz w:val="18"/>
+        </w:rPr>
+        <w:t>. Angka ketimpangan ini mencerminkan kerentanan struktural masyarakat kepulauan terluar (Sangihe, Talaud, Sitaro) yang terisolasi dari akses rujukan medis. Selain itu, meletusnya sengketa tambang emas kontrak karya di Pulau Sangihe (pulau kecil rentan) memicu 2 kasus konflik persetujuan warga FPIC (Z = +0.34σ) dan sengketa ruang tangkap nelayan pesisir.</w:t>
+      </w:r>
+    </w:p>
+    <w:p>
+      <w:pPr>
+        <w:keepNext/>
+        <w:spacing w:before="160" w:after="60"/>
+      </w:pPr>
+      <w:r>
+        <w:rPr>
+          <w:b/>
+          <w:color w:val="143642"/>
+          <w:sz w:val="19"/>
+        </w:rPr>
+        <w:t>B. Matriks Hasil Uji Empiris (Sulut)</w:t>
+      </w:r>
+    </w:p>
+    <w:p>
+      <w:pPr>
+        <w:keepNext/>
+        <w:spacing w:before="160" w:after="60"/>
+      </w:pPr>
+      <w:r>
+        <w:rPr>
+          <w:b/>
+          <w:i/>
+          <w:color w:val="143642"/>
+          <w:sz w:val="17"/>
+        </w:rPr>
+        <w:t>Tabel 6.23: Bedah Matematika 20 Indikator Empiris Provinsi Sulawesi Utara (Model Hybrid Z-Score &amp; EWM)</w:t>
+      </w:r>
+    </w:p>
+    <w:tbl>
+      <w:tblPr>
+        <w:tblW w:type="auto" w:w="0"/>
+        <w:jc w:val="center"/>
+        <w:tblLook w:firstColumn="1" w:firstRow="1" w:lastColumn="0" w:lastRow="0" w:noHBand="0" w:noVBand="1" w:val="04A0"/>
+        <w:tblBorders>
+          <w:top w:val="single" w:sz="6" w:space="0" w:color="D3D3D3"/>
+          <w:bottom w:val="single" w:sz="8" w:space="0" w:color="143642"/>
+          <w:insideH w:val="single" w:sz="4" w:space="0" w:color="D3D3D3"/>
+          <w:insideV w:val="none"/>
+          <w:left w:val="none"/>
+          <w:right w:val="none"/>
+        </w:tblBorders>
+      </w:tblPr>
+      <w:tblGrid>
+        <w:gridCol w:w="1377"/>
+        <w:gridCol w:w="1377"/>
+        <w:gridCol w:w="1377"/>
+        <w:gridCol w:w="1377"/>
+        <w:gridCol w:w="1377"/>
+        <w:gridCol w:w="1377"/>
+        <w:gridCol w:w="1377"/>
+      </w:tblGrid>
+      <w:tr>
+        <w:trPr>
+          <w:tblHeader/>
+        </w:trPr>
+        <w:tc>
+          <w:tcPr>
+            <w:tcW w:type="dxa" w:w="1247"/>
+            <w:tcMar>
+              <w:top w:w="100" w:type="dxa"/>
+              <w:bottom w:w="100" w:type="dxa"/>
+              <w:left w:w="100" w:type="dxa"/>
+              <w:right w:w="100" w:type="dxa"/>
+            </w:tcMar>
+            <w:shd w:fill="143642"/>
+            <w:vAlign w:val="center"/>
+          </w:tcPr>
+          <w:p>
+            <w:pPr>
+              <w:spacing w:before="0" w:after="0"/>
+              <w:jc w:val="center"/>
+            </w:pPr>
+            <w:r>
+              <w:rPr>
+                <w:b/>
+                <w:color w:val="FFFFFF"/>
+                <w:sz w:val="16"/>
+              </w:rPr>
+              <w:t>Pilar</w:t>
+            </w:r>
+          </w:p>
+        </w:tc>
+        <w:tc>
+          <w:tcPr>
+            <w:tcW w:type="dxa" w:w="2438"/>
+            <w:tcMar>
+              <w:top w:w="100" w:type="dxa"/>
+              <w:bottom w:w="100" w:type="dxa"/>
+              <w:left w:w="100" w:type="dxa"/>
+              <w:right w:w="100" w:type="dxa"/>
+            </w:tcMar>
+            <w:shd w:fill="143642"/>
+            <w:vAlign w:val="center"/>
+          </w:tcPr>
+          <w:p>
+            <w:pPr>
+              <w:spacing w:before="0" w:after="0"/>
+              <w:jc w:val="center"/>
+            </w:pPr>
+            <w:r>
+              <w:rPr>
+                <w:b/>
+                <w:color w:val="FFFFFF"/>
+                <w:sz w:val="16"/>
+              </w:rPr>
+              <w:t>Indikator Empiris</w:t>
+            </w:r>
+          </w:p>
+        </w:tc>
+        <w:tc>
+          <w:tcPr>
+            <w:tcW w:type="dxa" w:w="1701"/>
+            <w:tcMar>
+              <w:top w:w="100" w:type="dxa"/>
+              <w:bottom w:w="100" w:type="dxa"/>
+              <w:left w:w="100" w:type="dxa"/>
+              <w:right w:w="100" w:type="dxa"/>
+            </w:tcMar>
+            <w:shd w:fill="143642"/>
+            <w:vAlign w:val="center"/>
+          </w:tcPr>
+          <w:p>
+            <w:pPr>
+              <w:spacing w:before="0" w:after="0"/>
+              <w:jc w:val="center"/>
+            </w:pPr>
+            <w:r>
+              <w:rPr>
+                <w:b/>
+                <w:color w:val="FFFFFF"/>
+                <w:sz w:val="16"/>
+              </w:rPr>
+              <w:t>Fakta Mentah (A)</w:t>
+            </w:r>
+          </w:p>
+        </w:tc>
+        <w:tc>
+          <w:tcPr>
+            <w:tcW w:type="dxa" w:w="1020"/>
+            <w:tcMar>
+              <w:top w:w="100" w:type="dxa"/>
+              <w:bottom w:w="100" w:type="dxa"/>
+              <w:left w:w="100" w:type="dxa"/>
+              <w:right w:w="100" w:type="dxa"/>
+            </w:tcMar>
+            <w:shd w:fill="143642"/>
+            <w:vAlign w:val="center"/>
+          </w:tcPr>
+          <w:p>
+            <w:pPr>
+              <w:spacing w:before="0" w:after="0"/>
+              <w:jc w:val="center"/>
+            </w:pPr>
+            <w:r>
+              <w:rPr>
+                <w:b/>
+                <w:color w:val="FFFFFF"/>
+                <w:sz w:val="16"/>
+              </w:rPr>
+              <w:t>Nilai Z-Score</w:t>
+            </w:r>
+          </w:p>
+        </w:tc>
+        <w:tc>
+          <w:tcPr>
+            <w:tcW w:type="dxa" w:w="964"/>
+            <w:tcMar>
+              <w:top w:w="100" w:type="dxa"/>
+              <w:bottom w:w="100" w:type="dxa"/>
+              <w:left w:w="100" w:type="dxa"/>
+              <w:right w:w="100" w:type="dxa"/>
+            </w:tcMar>
+            <w:shd w:fill="143642"/>
+            <w:vAlign w:val="center"/>
+          </w:tcPr>
+          <w:p>
+            <w:pPr>
+              <w:spacing w:before="0" w:after="0"/>
+              <w:jc w:val="center"/>
+            </w:pPr>
+            <w:r>
+              <w:rPr>
+                <w:b/>
+                <w:color w:val="FFFFFF"/>
+                <w:sz w:val="16"/>
+              </w:rPr>
+              <w:t>Bobot EWM</w:t>
+            </w:r>
+          </w:p>
+        </w:tc>
+        <w:tc>
+          <w:tcPr>
+            <w:tcW w:type="dxa" w:w="1020"/>
+            <w:tcMar>
+              <w:top w:w="100" w:type="dxa"/>
+              <w:bottom w:w="100" w:type="dxa"/>
+              <w:left w:w="100" w:type="dxa"/>
+              <w:right w:w="100" w:type="dxa"/>
+            </w:tcMar>
+            <w:shd w:fill="143642"/>
+            <w:vAlign w:val="center"/>
+          </w:tcPr>
+          <w:p>
+            <w:pPr>
+              <w:spacing w:before="0" w:after="0"/>
+              <w:jc w:val="center"/>
+            </w:pPr>
+            <w:r>
+              <w:rPr>
+                <w:b/>
+                <w:color w:val="FFFFFF"/>
+                <w:sz w:val="16"/>
+              </w:rPr>
+              <w:t>Skor Likert</w:t>
+            </w:r>
+          </w:p>
+        </w:tc>
+        <w:tc>
+          <w:tcPr>
+            <w:tcW w:type="dxa" w:w="1247"/>
+            <w:tcMar>
+              <w:top w:w="100" w:type="dxa"/>
+              <w:bottom w:w="100" w:type="dxa"/>
+              <w:left w:w="100" w:type="dxa"/>
+              <w:right w:w="100" w:type="dxa"/>
+            </w:tcMar>
+            <w:shd w:fill="143642"/>
+            <w:vAlign w:val="center"/>
+          </w:tcPr>
+          <w:p>
+            <w:pPr>
+              <w:spacing w:before="0" w:after="0"/>
+              <w:jc w:val="center"/>
+            </w:pPr>
+            <w:r>
+              <w:rPr>
+                <w:b/>
+                <w:color w:val="FFFFFF"/>
+                <w:sz w:val="16"/>
+              </w:rPr>
+              <w:t>Status Ekologis</w:t>
+            </w:r>
+          </w:p>
+        </w:tc>
+      </w:tr>
+      <w:tr>
+        <w:tc>
+          <w:tcPr>
+            <w:tcW w:type="dxa" w:w="1247"/>
+            <w:tcMar>
+              <w:top w:w="80" w:type="dxa"/>
+              <w:bottom w:w="80" w:type="dxa"/>
+              <w:left w:w="80" w:type="dxa"/>
+              <w:right w:w="80" w:type="dxa"/>
+            </w:tcMar>
+            <w:shd w:fill="FFFFFF"/>
+            <w:vAlign w:val="center"/>
+          </w:tcPr>
+          <w:p>
+            <w:pPr>
+              <w:spacing w:before="0" w:after="0"/>
+              <w:jc w:val="center"/>
+            </w:pPr>
+            <w:r>
+              <w:rPr>
+                <w:color w:val="202426"/>
+                <w:sz w:val="15"/>
+              </w:rPr>
+              <w:t>Pilar Udara</w:t>
+            </w:r>
+          </w:p>
+        </w:tc>
+        <w:tc>
+          <w:tcPr>
+            <w:tcW w:type="dxa" w:w="2438"/>
+            <w:tcMar>
+              <w:top w:w="80" w:type="dxa"/>
+              <w:bottom w:w="80" w:type="dxa"/>
+              <w:left w:w="80" w:type="dxa"/>
+              <w:right w:w="80" w:type="dxa"/>
+            </w:tcMar>
+            <w:shd w:fill="FFFFFF"/>
+            <w:vAlign w:val="center"/>
+          </w:tcPr>
+          <w:p>
+            <w:pPr>
+              <w:spacing w:before="0" w:after="0"/>
+              <w:jc w:val="left"/>
+            </w:pPr>
+            <w:r>
+              <w:rPr>
+                <w:color w:val="202426"/>
+                <w:sz w:val="15"/>
+              </w:rPr>
+              <w:t>Kapasitas PLTU Captive Beroperasi</w:t>
+            </w:r>
+          </w:p>
+        </w:tc>
+        <w:tc>
+          <w:tcPr>
+            <w:tcW w:type="dxa" w:w="1701"/>
+            <w:tcMar>
+              <w:top w:w="80" w:type="dxa"/>
+              <w:bottom w:w="80" w:type="dxa"/>
+              <w:left w:w="80" w:type="dxa"/>
+              <w:right w:w="80" w:type="dxa"/>
+            </w:tcMar>
+            <w:shd w:fill="FFFFFF"/>
+            <w:vAlign w:val="center"/>
+          </w:tcPr>
+          <w:p>
+            <w:pPr>
+              <w:spacing w:before="0" w:after="0"/>
+              <w:jc w:val="right"/>
+            </w:pPr>
+            <w:r>
+              <w:rPr>
+                <w:color w:val="202426"/>
+                <w:sz w:val="15"/>
+              </w:rPr>
+              <w:t>0 MW</w:t>
+            </w:r>
+          </w:p>
+        </w:tc>
+        <w:tc>
+          <w:tcPr>
+            <w:tcW w:type="dxa" w:w="1020"/>
+            <w:tcMar>
+              <w:top w:w="80" w:type="dxa"/>
+              <w:bottom w:w="80" w:type="dxa"/>
+              <w:left w:w="80" w:type="dxa"/>
+              <w:right w:w="80" w:type="dxa"/>
+            </w:tcMar>
+            <w:shd w:fill="FFFFFF"/>
+            <w:vAlign w:val="center"/>
+          </w:tcPr>
+          <w:p>
+            <w:pPr>
+              <w:spacing w:before="0" w:after="0"/>
+              <w:jc w:val="center"/>
+            </w:pPr>
+            <w:r>
+              <w:rPr>
+                <w:color w:val="202426"/>
+                <w:sz w:val="15"/>
+              </w:rPr>
+              <w:t>-0.57σ</w:t>
+            </w:r>
+          </w:p>
+        </w:tc>
+        <w:tc>
+          <w:tcPr>
+            <w:tcW w:type="dxa" w:w="964"/>
+            <w:tcMar>
+              <w:top w:w="80" w:type="dxa"/>
+              <w:bottom w:w="80" w:type="dxa"/>
+              <w:left w:w="80" w:type="dxa"/>
+              <w:right w:w="80" w:type="dxa"/>
+            </w:tcMar>
+            <w:shd w:fill="FFFFFF"/>
+            <w:vAlign w:val="center"/>
+          </w:tcPr>
+          <w:p>
+            <w:pPr>
+              <w:spacing w:before="0" w:after="0"/>
+              <w:jc w:val="center"/>
+            </w:pPr>
+            <w:r>
+              <w:rPr>
+                <w:color w:val="202426"/>
+                <w:sz w:val="15"/>
+              </w:rPr>
+              <w:t>0.0773</w:t>
+            </w:r>
+          </w:p>
+        </w:tc>
+        <w:tc>
+          <w:tcPr>
+            <w:tcW w:type="dxa" w:w="1020"/>
+            <w:tcMar>
+              <w:top w:w="80" w:type="dxa"/>
+              <w:bottom w:w="80" w:type="dxa"/>
+              <w:left w:w="80" w:type="dxa"/>
+              <w:right w:w="80" w:type="dxa"/>
+            </w:tcMar>
+            <w:shd w:fill="FFFFFF"/>
+            <w:vAlign w:val="center"/>
+          </w:tcPr>
+          <w:p>
+            <w:pPr>
+              <w:spacing w:before="0" w:after="0"/>
+              <w:jc w:val="center"/>
+            </w:pPr>
+            <w:r>
+              <w:rPr>
+                <w:color w:val="202426"/>
+                <w:sz w:val="15"/>
+              </w:rPr>
+              <w:t>1.0 / 5</w:t>
+            </w:r>
+          </w:p>
+        </w:tc>
+        <w:tc>
+          <w:tcPr>
+            <w:tcW w:type="dxa" w:w="1247"/>
+            <w:tcMar>
+              <w:top w:w="80" w:type="dxa"/>
+              <w:bottom w:w="80" w:type="dxa"/>
+              <w:left w:w="80" w:type="dxa"/>
+              <w:right w:w="80" w:type="dxa"/>
+            </w:tcMar>
+            <w:shd w:fill="FFFFFF"/>
+            <w:vAlign w:val="center"/>
+          </w:tcPr>
+          <w:p>
+            <w:pPr>
+              <w:spacing w:before="0" w:after="0"/>
+              <w:jc w:val="center"/>
+            </w:pPr>
+            <w:r>
+              <w:rPr>
+                <w:color w:val="202426"/>
+                <w:sz w:val="15"/>
+              </w:rPr>
+              <w:t>Tidak Melampaui Batas</w:t>
+            </w:r>
+          </w:p>
+        </w:tc>
+      </w:tr>
+      <w:tr>
+        <w:tc>
+          <w:tcPr>
+            <w:tcW w:type="dxa" w:w="1247"/>
+            <w:tcMar>
+              <w:top w:w="80" w:type="dxa"/>
+              <w:bottom w:w="80" w:type="dxa"/>
+              <w:left w:w="80" w:type="dxa"/>
+              <w:right w:w="80" w:type="dxa"/>
+            </w:tcMar>
+            <w:shd w:fill="F4F5F6"/>
+            <w:vAlign w:val="center"/>
+          </w:tcPr>
+          <w:p>
+            <w:pPr>
+              <w:spacing w:before="0" w:after="0"/>
+              <w:jc w:val="center"/>
+            </w:pPr>
+            <w:r>
+              <w:rPr>
+                <w:color w:val="202426"/>
+                <w:sz w:val="15"/>
+              </w:rPr>
+              <w:t>Pilar Udara</w:t>
+            </w:r>
+          </w:p>
+        </w:tc>
+        <w:tc>
+          <w:tcPr>
+            <w:tcW w:type="dxa" w:w="2438"/>
+            <w:tcMar>
+              <w:top w:w="80" w:type="dxa"/>
+              <w:bottom w:w="80" w:type="dxa"/>
+              <w:left w:w="80" w:type="dxa"/>
+              <w:right w:w="80" w:type="dxa"/>
+            </w:tcMar>
+            <w:shd w:fill="F4F5F6"/>
+            <w:vAlign w:val="center"/>
+          </w:tcPr>
+          <w:p>
+            <w:pPr>
+              <w:spacing w:before="0" w:after="0"/>
+              <w:jc w:val="left"/>
+            </w:pPr>
+            <w:r>
+              <w:rPr>
+                <w:color w:val="202426"/>
+                <w:sz w:val="15"/>
+              </w:rPr>
+              <w:t>Konsentrasi Gas NO2 Troposferik Satelit</w:t>
+            </w:r>
+          </w:p>
+        </w:tc>
+        <w:tc>
+          <w:tcPr>
+            <w:tcW w:type="dxa" w:w="1701"/>
+            <w:tcMar>
+              <w:top w:w="80" w:type="dxa"/>
+              <w:bottom w:w="80" w:type="dxa"/>
+              <w:left w:w="80" w:type="dxa"/>
+              <w:right w:w="80" w:type="dxa"/>
+            </w:tcMar>
+            <w:shd w:fill="F4F5F6"/>
+            <w:vAlign w:val="center"/>
+          </w:tcPr>
+          <w:p>
+            <w:pPr>
+              <w:spacing w:before="0" w:after="0"/>
+              <w:jc w:val="right"/>
+            </w:pPr>
+            <w:r>
+              <w:rPr>
+                <w:color w:val="202426"/>
+                <w:sz w:val="15"/>
+              </w:rPr>
+              <w:t>4.09e-06 mol/m²</w:t>
+            </w:r>
+          </w:p>
+        </w:tc>
+        <w:tc>
+          <w:tcPr>
+            <w:tcW w:type="dxa" w:w="1020"/>
+            <w:tcMar>
+              <w:top w:w="80" w:type="dxa"/>
+              <w:bottom w:w="80" w:type="dxa"/>
+              <w:left w:w="80" w:type="dxa"/>
+              <w:right w:w="80" w:type="dxa"/>
+            </w:tcMar>
+            <w:shd w:fill="F4F5F6"/>
+            <w:vAlign w:val="center"/>
+          </w:tcPr>
+          <w:p>
+            <w:pPr>
+              <w:spacing w:before="0" w:after="0"/>
+              <w:jc w:val="center"/>
+            </w:pPr>
+            <w:r>
+              <w:rPr>
+                <w:color w:val="202426"/>
+                <w:sz w:val="15"/>
+              </w:rPr>
+              <w:t>-1.14σ</w:t>
+            </w:r>
+          </w:p>
+        </w:tc>
+        <w:tc>
+          <w:tcPr>
+            <w:tcW w:type="dxa" w:w="964"/>
+            <w:tcMar>
+              <w:top w:w="80" w:type="dxa"/>
+              <w:bottom w:w="80" w:type="dxa"/>
+              <w:left w:w="80" w:type="dxa"/>
+              <w:right w:w="80" w:type="dxa"/>
+            </w:tcMar>
+            <w:shd w:fill="F4F5F6"/>
+            <w:vAlign w:val="center"/>
+          </w:tcPr>
+          <w:p>
+            <w:pPr>
+              <w:spacing w:before="0" w:after="0"/>
+              <w:jc w:val="center"/>
+            </w:pPr>
+            <w:r>
+              <w:rPr>
+                <w:color w:val="202426"/>
+                <w:sz w:val="15"/>
+              </w:rPr>
+              <w:t>0.0224</w:t>
+            </w:r>
+          </w:p>
+        </w:tc>
+        <w:tc>
+          <w:tcPr>
+            <w:tcW w:type="dxa" w:w="1020"/>
+            <w:tcMar>
+              <w:top w:w="80" w:type="dxa"/>
+              <w:bottom w:w="80" w:type="dxa"/>
+              <w:left w:w="80" w:type="dxa"/>
+              <w:right w:w="80" w:type="dxa"/>
+            </w:tcMar>
+            <w:shd w:fill="F4F5F6"/>
+            <w:vAlign w:val="center"/>
+          </w:tcPr>
+          <w:p>
+            <w:pPr>
+              <w:spacing w:before="0" w:after="0"/>
+              <w:jc w:val="center"/>
+            </w:pPr>
+            <w:r>
+              <w:rPr>
+                <w:color w:val="202426"/>
+                <w:sz w:val="15"/>
+              </w:rPr>
+              <w:t>0.0 / 5</w:t>
+            </w:r>
+          </w:p>
+        </w:tc>
+        <w:tc>
+          <w:tcPr>
+            <w:tcW w:type="dxa" w:w="1247"/>
+            <w:tcMar>
+              <w:top w:w="80" w:type="dxa"/>
+              <w:bottom w:w="80" w:type="dxa"/>
+              <w:left w:w="80" w:type="dxa"/>
+              <w:right w:w="80" w:type="dxa"/>
+            </w:tcMar>
+            <w:shd w:fill="F4F5F6"/>
+            <w:vAlign w:val="center"/>
+          </w:tcPr>
+          <w:p>
+            <w:pPr>
+              <w:spacing w:before="0" w:after="0"/>
+              <w:jc w:val="center"/>
+            </w:pPr>
+            <w:r>
+              <w:rPr>
+                <w:color w:val="202426"/>
+                <w:sz w:val="15"/>
+              </w:rPr>
+              <w:t>Tidak Melampaui Batas</w:t>
+            </w:r>
+          </w:p>
+        </w:tc>
+      </w:tr>
+      <w:tr>
+        <w:tc>
+          <w:tcPr>
+            <w:tcW w:type="dxa" w:w="1247"/>
+            <w:tcMar>
+              <w:top w:w="80" w:type="dxa"/>
+              <w:bottom w:w="80" w:type="dxa"/>
+              <w:left w:w="80" w:type="dxa"/>
+              <w:right w:w="80" w:type="dxa"/>
+            </w:tcMar>
+            <w:shd w:fill="FFFFFF"/>
+            <w:vAlign w:val="center"/>
+          </w:tcPr>
+          <w:p>
+            <w:pPr>
+              <w:spacing w:before="0" w:after="0"/>
+              <w:jc w:val="center"/>
+            </w:pPr>
+            <w:r>
+              <w:rPr>
+                <w:color w:val="202426"/>
+                <w:sz w:val="15"/>
+              </w:rPr>
+              <w:t>Pilar Udara</w:t>
+            </w:r>
+          </w:p>
+        </w:tc>
+        <w:tc>
+          <w:tcPr>
+            <w:tcW w:type="dxa" w:w="2438"/>
+            <w:tcMar>
+              <w:top w:w="80" w:type="dxa"/>
+              <w:bottom w:w="80" w:type="dxa"/>
+              <w:left w:w="80" w:type="dxa"/>
+              <w:right w:w="80" w:type="dxa"/>
+            </w:tcMar>
+            <w:shd w:fill="FFFFFF"/>
+            <w:vAlign w:val="center"/>
+          </w:tcPr>
+          <w:p>
+            <w:pPr>
+              <w:spacing w:before="0" w:after="0"/>
+              <w:jc w:val="left"/>
+            </w:pPr>
+            <w:r>
+              <w:rPr>
+                <w:color w:val="202426"/>
+                <w:sz w:val="15"/>
+              </w:rPr>
+              <w:t>Morbiditas ISPA (Incidence Rate Ratio)</w:t>
+            </w:r>
+          </w:p>
+        </w:tc>
+        <w:tc>
+          <w:tcPr>
+            <w:tcW w:type="dxa" w:w="1701"/>
+            <w:tcMar>
+              <w:top w:w="80" w:type="dxa"/>
+              <w:bottom w:w="80" w:type="dxa"/>
+              <w:left w:w="80" w:type="dxa"/>
+              <w:right w:w="80" w:type="dxa"/>
+            </w:tcMar>
+            <w:shd w:fill="FFFFFF"/>
+            <w:vAlign w:val="center"/>
+          </w:tcPr>
+          <w:p>
+            <w:pPr>
+              <w:spacing w:before="0" w:after="0"/>
+              <w:jc w:val="right"/>
+            </w:pPr>
+            <w:r>
+              <w:rPr>
+                <w:color w:val="202426"/>
+                <w:sz w:val="15"/>
+              </w:rPr>
+              <w:t>0.46x lipat</w:t>
+            </w:r>
+          </w:p>
+        </w:tc>
+        <w:tc>
+          <w:tcPr>
+            <w:tcW w:type="dxa" w:w="1020"/>
+            <w:tcMar>
+              <w:top w:w="80" w:type="dxa"/>
+              <w:bottom w:w="80" w:type="dxa"/>
+              <w:left w:w="80" w:type="dxa"/>
+              <w:right w:w="80" w:type="dxa"/>
+            </w:tcMar>
+            <w:shd w:fill="FFFFFF"/>
+            <w:vAlign w:val="center"/>
+          </w:tcPr>
+          <w:p>
+            <w:pPr>
+              <w:spacing w:before="0" w:after="0"/>
+              <w:jc w:val="center"/>
+            </w:pPr>
+            <w:r>
+              <w:rPr>
+                <w:color w:val="202426"/>
+                <w:sz w:val="15"/>
+              </w:rPr>
+              <w:t>-0.75σ</w:t>
+            </w:r>
+          </w:p>
+        </w:tc>
+        <w:tc>
+          <w:tcPr>
+            <w:tcW w:type="dxa" w:w="964"/>
+            <w:tcMar>
+              <w:top w:w="80" w:type="dxa"/>
+              <w:bottom w:w="80" w:type="dxa"/>
+              <w:left w:w="80" w:type="dxa"/>
+              <w:right w:w="80" w:type="dxa"/>
+            </w:tcMar>
+            <w:shd w:fill="FFFFFF"/>
+            <w:vAlign w:val="center"/>
+          </w:tcPr>
+          <w:p>
+            <w:pPr>
+              <w:spacing w:before="0" w:after="0"/>
+              <w:jc w:val="center"/>
+            </w:pPr>
+            <w:r>
+              <w:rPr>
+                <w:color w:val="202426"/>
+                <w:sz w:val="15"/>
+              </w:rPr>
+              <w:t>0.0461</w:t>
+            </w:r>
+          </w:p>
+        </w:tc>
+        <w:tc>
+          <w:tcPr>
+            <w:tcW w:type="dxa" w:w="1020"/>
+            <w:tcMar>
+              <w:top w:w="80" w:type="dxa"/>
+              <w:bottom w:w="80" w:type="dxa"/>
+              <w:left w:w="80" w:type="dxa"/>
+              <w:right w:w="80" w:type="dxa"/>
+            </w:tcMar>
+            <w:shd w:fill="FFFFFF"/>
+            <w:vAlign w:val="center"/>
+          </w:tcPr>
+          <w:p>
+            <w:pPr>
+              <w:spacing w:before="0" w:after="0"/>
+              <w:jc w:val="center"/>
+            </w:pPr>
+            <w:r>
+              <w:rPr>
+                <w:color w:val="202426"/>
+                <w:sz w:val="15"/>
+              </w:rPr>
+              <w:t>1.0 / 5</w:t>
+            </w:r>
+          </w:p>
+        </w:tc>
+        <w:tc>
+          <w:tcPr>
+            <w:tcW w:type="dxa" w:w="1247"/>
+            <w:tcMar>
+              <w:top w:w="80" w:type="dxa"/>
+              <w:bottom w:w="80" w:type="dxa"/>
+              <w:left w:w="80" w:type="dxa"/>
+              <w:right w:w="80" w:type="dxa"/>
+            </w:tcMar>
+            <w:shd w:fill="FFFFFF"/>
+            <w:vAlign w:val="center"/>
+          </w:tcPr>
+          <w:p>
+            <w:pPr>
+              <w:spacing w:before="0" w:after="0"/>
+              <w:jc w:val="center"/>
+            </w:pPr>
+            <w:r>
+              <w:rPr>
+                <w:color w:val="202426"/>
+                <w:sz w:val="15"/>
+              </w:rPr>
+              <w:t>Tidak Melampaui Batas</w:t>
+            </w:r>
+          </w:p>
+        </w:tc>
+      </w:tr>
+      <w:tr>
+        <w:tc>
+          <w:tcPr>
+            <w:tcW w:type="dxa" w:w="1247"/>
+            <w:tcMar>
+              <w:top w:w="80" w:type="dxa"/>
+              <w:bottom w:w="80" w:type="dxa"/>
+              <w:left w:w="80" w:type="dxa"/>
+              <w:right w:w="80" w:type="dxa"/>
+            </w:tcMar>
+            <w:shd w:fill="F4F5F6"/>
+            <w:vAlign w:val="center"/>
+          </w:tcPr>
+          <w:p>
+            <w:pPr>
+              <w:spacing w:before="0" w:after="0"/>
+              <w:jc w:val="center"/>
+            </w:pPr>
+            <w:r>
+              <w:rPr>
+                <w:color w:val="202426"/>
+                <w:sz w:val="15"/>
+              </w:rPr>
+              <w:t>Pilar Udara</w:t>
+            </w:r>
+          </w:p>
+        </w:tc>
+        <w:tc>
+          <w:tcPr>
+            <w:tcW w:type="dxa" w:w="2438"/>
+            <w:tcMar>
+              <w:top w:w="80" w:type="dxa"/>
+              <w:bottom w:w="80" w:type="dxa"/>
+              <w:left w:w="80" w:type="dxa"/>
+              <w:right w:w="80" w:type="dxa"/>
+            </w:tcMar>
+            <w:shd w:fill="F4F5F6"/>
+            <w:vAlign w:val="center"/>
+          </w:tcPr>
+          <w:p>
+            <w:pPr>
+              <w:spacing w:before="0" w:after="0"/>
+              <w:jc w:val="left"/>
+            </w:pPr>
+            <w:r>
+              <w:rPr>
+                <w:color w:val="202426"/>
+                <w:sz w:val="15"/>
+              </w:rPr>
+              <w:t>Proporsi Timbulan Limbah B3 Industri</w:t>
+            </w:r>
+          </w:p>
+        </w:tc>
+        <w:tc>
+          <w:tcPr>
+            <w:tcW w:type="dxa" w:w="1701"/>
+            <w:tcMar>
+              <w:top w:w="80" w:type="dxa"/>
+              <w:bottom w:w="80" w:type="dxa"/>
+              <w:left w:w="80" w:type="dxa"/>
+              <w:right w:w="80" w:type="dxa"/>
+            </w:tcMar>
+            <w:shd w:fill="F4F5F6"/>
+            <w:vAlign w:val="center"/>
+          </w:tcPr>
+          <w:p>
+            <w:pPr>
+              <w:spacing w:before="0" w:after="0"/>
+              <w:jc w:val="right"/>
+            </w:pPr>
+            <w:r>
+              <w:rPr>
+                <w:color w:val="202426"/>
+                <w:sz w:val="15"/>
+              </w:rPr>
+              <w:t>0.00 Jt Ton</w:t>
+            </w:r>
+          </w:p>
+        </w:tc>
+        <w:tc>
+          <w:tcPr>
+            <w:tcW w:type="dxa" w:w="1020"/>
+            <w:tcMar>
+              <w:top w:w="80" w:type="dxa"/>
+              <w:bottom w:w="80" w:type="dxa"/>
+              <w:left w:w="80" w:type="dxa"/>
+              <w:right w:w="80" w:type="dxa"/>
+            </w:tcMar>
+            <w:shd w:fill="F4F5F6"/>
+            <w:vAlign w:val="center"/>
+          </w:tcPr>
+          <w:p>
+            <w:pPr>
+              <w:spacing w:before="0" w:after="0"/>
+              <w:jc w:val="center"/>
+            </w:pPr>
+            <w:r>
+              <w:rPr>
+                <w:color w:val="202426"/>
+                <w:sz w:val="15"/>
+              </w:rPr>
+              <w:t>-0.54σ</w:t>
+            </w:r>
+          </w:p>
+        </w:tc>
+        <w:tc>
+          <w:tcPr>
+            <w:tcW w:type="dxa" w:w="964"/>
+            <w:tcMar>
+              <w:top w:w="80" w:type="dxa"/>
+              <w:bottom w:w="80" w:type="dxa"/>
+              <w:left w:w="80" w:type="dxa"/>
+              <w:right w:w="80" w:type="dxa"/>
+            </w:tcMar>
+            <w:shd w:fill="F4F5F6"/>
+            <w:vAlign w:val="center"/>
+          </w:tcPr>
+          <w:p>
+            <w:pPr>
+              <w:spacing w:before="0" w:after="0"/>
+              <w:jc w:val="center"/>
+            </w:pPr>
+            <w:r>
+              <w:rPr>
+                <w:color w:val="202426"/>
+                <w:sz w:val="15"/>
+              </w:rPr>
+              <w:t>0.0829</w:t>
+            </w:r>
+          </w:p>
+        </w:tc>
+        <w:tc>
+          <w:tcPr>
+            <w:tcW w:type="dxa" w:w="1020"/>
+            <w:tcMar>
+              <w:top w:w="80" w:type="dxa"/>
+              <w:bottom w:w="80" w:type="dxa"/>
+              <w:left w:w="80" w:type="dxa"/>
+              <w:right w:w="80" w:type="dxa"/>
+            </w:tcMar>
+            <w:shd w:fill="F4F5F6"/>
+            <w:vAlign w:val="center"/>
+          </w:tcPr>
+          <w:p>
+            <w:pPr>
+              <w:spacing w:before="0" w:after="0"/>
+              <w:jc w:val="center"/>
+            </w:pPr>
+            <w:r>
+              <w:rPr>
+                <w:color w:val="202426"/>
+                <w:sz w:val="15"/>
+              </w:rPr>
+              <w:t>1.0 / 5</w:t>
+            </w:r>
+          </w:p>
+        </w:tc>
+        <w:tc>
+          <w:tcPr>
+            <w:tcW w:type="dxa" w:w="1247"/>
+            <w:tcMar>
+              <w:top w:w="80" w:type="dxa"/>
+              <w:bottom w:w="80" w:type="dxa"/>
+              <w:left w:w="80" w:type="dxa"/>
+              <w:right w:w="80" w:type="dxa"/>
+            </w:tcMar>
+            <w:shd w:fill="F4F5F6"/>
+            <w:vAlign w:val="center"/>
+          </w:tcPr>
+          <w:p>
+            <w:pPr>
+              <w:spacing w:before="0" w:after="0"/>
+              <w:jc w:val="center"/>
+            </w:pPr>
+            <w:r>
+              <w:rPr>
+                <w:color w:val="202426"/>
+                <w:sz w:val="15"/>
+              </w:rPr>
+              <w:t>Tidak Melampaui Batas</w:t>
+            </w:r>
+          </w:p>
+        </w:tc>
+      </w:tr>
+      <w:tr>
+        <w:tc>
+          <w:tcPr>
+            <w:tcW w:type="dxa" w:w="1247"/>
+            <w:tcMar>
+              <w:top w:w="80" w:type="dxa"/>
+              <w:bottom w:w="80" w:type="dxa"/>
+              <w:left w:w="80" w:type="dxa"/>
+              <w:right w:w="80" w:type="dxa"/>
+            </w:tcMar>
+            <w:shd w:fill="FFFFFF"/>
+            <w:vAlign w:val="center"/>
+          </w:tcPr>
+          <w:p>
+            <w:pPr>
+              <w:spacing w:before="0" w:after="0"/>
+              <w:jc w:val="center"/>
+            </w:pPr>
+            <w:r>
+              <w:rPr>
+                <w:color w:val="202426"/>
+                <w:sz w:val="15"/>
+              </w:rPr>
+              <w:t>Pilar Udara</w:t>
+            </w:r>
+          </w:p>
+        </w:tc>
+        <w:tc>
+          <w:tcPr>
+            <w:tcW w:type="dxa" w:w="2438"/>
+            <w:tcMar>
+              <w:top w:w="80" w:type="dxa"/>
+              <w:bottom w:w="80" w:type="dxa"/>
+              <w:left w:w="80" w:type="dxa"/>
+              <w:right w:w="80" w:type="dxa"/>
+            </w:tcMar>
+            <w:shd w:fill="FFFFFF"/>
+            <w:vAlign w:val="center"/>
+          </w:tcPr>
+          <w:p>
+            <w:pPr>
+              <w:spacing w:before="0" w:after="0"/>
+              <w:jc w:val="left"/>
+            </w:pPr>
+            <w:r>
+              <w:rPr>
+                <w:color w:val="202426"/>
+                <w:sz w:val="15"/>
+              </w:rPr>
+              <w:t>Pelepasan Emisi Karbon Deforestasi GFW</w:t>
+            </w:r>
+          </w:p>
+        </w:tc>
+        <w:tc>
+          <w:tcPr>
+            <w:tcW w:type="dxa" w:w="1701"/>
+            <w:tcMar>
+              <w:top w:w="80" w:type="dxa"/>
+              <w:bottom w:w="80" w:type="dxa"/>
+              <w:left w:w="80" w:type="dxa"/>
+              <w:right w:w="80" w:type="dxa"/>
+            </w:tcMar>
+            <w:shd w:fill="FFFFFF"/>
+            <w:vAlign w:val="center"/>
+          </w:tcPr>
+          <w:p>
+            <w:pPr>
+              <w:spacing w:before="0" w:after="0"/>
+              <w:jc w:val="right"/>
+            </w:pPr>
+            <w:r>
+              <w:rPr>
+                <w:color w:val="202426"/>
+                <w:sz w:val="15"/>
+              </w:rPr>
+              <w:t>48.80 Jt Ton CO2e</w:t>
+            </w:r>
+          </w:p>
+        </w:tc>
+        <w:tc>
+          <w:tcPr>
+            <w:tcW w:type="dxa" w:w="1020"/>
+            <w:tcMar>
+              <w:top w:w="80" w:type="dxa"/>
+              <w:bottom w:w="80" w:type="dxa"/>
+              <w:left w:w="80" w:type="dxa"/>
+              <w:right w:w="80" w:type="dxa"/>
+            </w:tcMar>
+            <w:shd w:fill="FFFFFF"/>
+            <w:vAlign w:val="center"/>
+          </w:tcPr>
+          <w:p>
+            <w:pPr>
+              <w:spacing w:before="0" w:after="0"/>
+              <w:jc w:val="center"/>
+            </w:pPr>
+            <w:r>
+              <w:rPr>
+                <w:color w:val="202426"/>
+                <w:sz w:val="15"/>
+              </w:rPr>
+              <w:t>-0.91σ</w:t>
+            </w:r>
+          </w:p>
+        </w:tc>
+        <w:tc>
+          <w:tcPr>
+            <w:tcW w:type="dxa" w:w="964"/>
+            <w:tcMar>
+              <w:top w:w="80" w:type="dxa"/>
+              <w:bottom w:w="80" w:type="dxa"/>
+              <w:left w:w="80" w:type="dxa"/>
+              <w:right w:w="80" w:type="dxa"/>
+            </w:tcMar>
+            <w:shd w:fill="FFFFFF"/>
+            <w:vAlign w:val="center"/>
+          </w:tcPr>
+          <w:p>
+            <w:pPr>
+              <w:spacing w:before="0" w:after="0"/>
+              <w:jc w:val="center"/>
+            </w:pPr>
+            <w:r>
+              <w:rPr>
+                <w:color w:val="202426"/>
+                <w:sz w:val="15"/>
+              </w:rPr>
+              <w:t>0.0395</w:t>
+            </w:r>
+          </w:p>
+        </w:tc>
+        <w:tc>
+          <w:tcPr>
+            <w:tcW w:type="dxa" w:w="1020"/>
+            <w:tcMar>
+              <w:top w:w="80" w:type="dxa"/>
+              <w:bottom w:w="80" w:type="dxa"/>
+              <w:left w:w="80" w:type="dxa"/>
+              <w:right w:w="80" w:type="dxa"/>
+            </w:tcMar>
+            <w:shd w:fill="FFFFFF"/>
+            <w:vAlign w:val="center"/>
+          </w:tcPr>
+          <w:p>
+            <w:pPr>
+              <w:spacing w:before="0" w:after="0"/>
+              <w:jc w:val="center"/>
+            </w:pPr>
+            <w:r>
+              <w:rPr>
+                <w:color w:val="202426"/>
+                <w:sz w:val="15"/>
+              </w:rPr>
+              <w:t>1.0 / 5</w:t>
+            </w:r>
+          </w:p>
+        </w:tc>
+        <w:tc>
+          <w:tcPr>
+            <w:tcW w:type="dxa" w:w="1247"/>
+            <w:tcMar>
+              <w:top w:w="80" w:type="dxa"/>
+              <w:bottom w:w="80" w:type="dxa"/>
+              <w:left w:w="80" w:type="dxa"/>
+              <w:right w:w="80" w:type="dxa"/>
+            </w:tcMar>
+            <w:shd w:fill="FFFFFF"/>
+            <w:vAlign w:val="center"/>
+          </w:tcPr>
+          <w:p>
+            <w:pPr>
+              <w:spacing w:before="0" w:after="0"/>
+              <w:jc w:val="center"/>
+            </w:pPr>
+            <w:r>
+              <w:rPr>
+                <w:color w:val="202426"/>
+                <w:sz w:val="15"/>
+              </w:rPr>
+              <w:t>Tidak Melampaui Batas</w:t>
+            </w:r>
+          </w:p>
+        </w:tc>
+      </w:tr>
+      <w:tr>
+        <w:tc>
+          <w:tcPr>
+            <w:tcW w:type="dxa" w:w="1247"/>
+            <w:tcMar>
+              <w:top w:w="80" w:type="dxa"/>
+              <w:bottom w:w="80" w:type="dxa"/>
+              <w:left w:w="80" w:type="dxa"/>
+              <w:right w:w="80" w:type="dxa"/>
+            </w:tcMar>
+            <w:shd w:fill="F4F5F6"/>
+            <w:vAlign w:val="center"/>
+          </w:tcPr>
+          <w:p>
+            <w:pPr>
+              <w:spacing w:before="0" w:after="0"/>
+              <w:jc w:val="center"/>
+            </w:pPr>
+            <w:r>
+              <w:rPr>
+                <w:color w:val="202426"/>
+                <w:sz w:val="15"/>
+              </w:rPr>
+              <w:t>Pilar Air</w:t>
+            </w:r>
+          </w:p>
+        </w:tc>
+        <w:tc>
+          <w:tcPr>
+            <w:tcW w:type="dxa" w:w="2438"/>
+            <w:tcMar>
+              <w:top w:w="80" w:type="dxa"/>
+              <w:bottom w:w="80" w:type="dxa"/>
+              <w:left w:w="80" w:type="dxa"/>
+              <w:right w:w="80" w:type="dxa"/>
+            </w:tcMar>
+            <w:shd w:fill="F4F5F6"/>
+            <w:vAlign w:val="center"/>
+          </w:tcPr>
+          <w:p>
+            <w:pPr>
+              <w:spacing w:before="0" w:after="0"/>
+              <w:jc w:val="left"/>
+            </w:pPr>
+            <w:r>
+              <w:rPr>
+                <w:color w:val="202426"/>
+                <w:sz w:val="15"/>
+              </w:rPr>
+              <w:t>Indeks Kualitas Air (IKA) Terkini</w:t>
+            </w:r>
+          </w:p>
+        </w:tc>
+        <w:tc>
+          <w:tcPr>
+            <w:tcW w:type="dxa" w:w="1701"/>
+            <w:tcMar>
+              <w:top w:w="80" w:type="dxa"/>
+              <w:bottom w:w="80" w:type="dxa"/>
+              <w:left w:w="80" w:type="dxa"/>
+              <w:right w:w="80" w:type="dxa"/>
+            </w:tcMar>
+            <w:shd w:fill="F4F5F6"/>
+            <w:vAlign w:val="center"/>
+          </w:tcPr>
+          <w:p>
+            <w:pPr>
+              <w:spacing w:before="0" w:after="0"/>
+              <w:jc w:val="right"/>
+            </w:pPr>
+            <w:r>
+              <w:rPr>
+                <w:color w:val="202426"/>
+                <w:sz w:val="15"/>
+              </w:rPr>
+              <w:t>58.2 Poin</w:t>
+            </w:r>
+          </w:p>
+        </w:tc>
+        <w:tc>
+          <w:tcPr>
+            <w:tcW w:type="dxa" w:w="1020"/>
+            <w:tcMar>
+              <w:top w:w="80" w:type="dxa"/>
+              <w:bottom w:w="80" w:type="dxa"/>
+              <w:left w:w="80" w:type="dxa"/>
+              <w:right w:w="80" w:type="dxa"/>
+            </w:tcMar>
+            <w:shd w:fill="F4F5F6"/>
+            <w:vAlign w:val="center"/>
+          </w:tcPr>
+          <w:p>
+            <w:pPr>
+              <w:spacing w:before="0" w:after="0"/>
+              <w:jc w:val="center"/>
+            </w:pPr>
+            <w:r>
+              <w:rPr>
+                <w:color w:val="202426"/>
+                <w:sz w:val="15"/>
+              </w:rPr>
+              <w:t>+0.45σ</w:t>
+            </w:r>
+          </w:p>
+        </w:tc>
+        <w:tc>
+          <w:tcPr>
+            <w:tcW w:type="dxa" w:w="964"/>
+            <w:tcMar>
+              <w:top w:w="80" w:type="dxa"/>
+              <w:bottom w:w="80" w:type="dxa"/>
+              <w:left w:w="80" w:type="dxa"/>
+              <w:right w:w="80" w:type="dxa"/>
+            </w:tcMar>
+            <w:shd w:fill="F4F5F6"/>
+            <w:vAlign w:val="center"/>
+          </w:tcPr>
+          <w:p>
+            <w:pPr>
+              <w:spacing w:before="0" w:after="0"/>
+              <w:jc w:val="center"/>
+            </w:pPr>
+            <w:r>
+              <w:rPr>
+                <w:color w:val="202426"/>
+                <w:sz w:val="15"/>
+              </w:rPr>
+              <w:t>0.0262</w:t>
+            </w:r>
+          </w:p>
+        </w:tc>
+        <w:tc>
+          <w:tcPr>
+            <w:tcW w:type="dxa" w:w="1020"/>
+            <w:tcMar>
+              <w:top w:w="80" w:type="dxa"/>
+              <w:bottom w:w="80" w:type="dxa"/>
+              <w:left w:w="80" w:type="dxa"/>
+              <w:right w:w="80" w:type="dxa"/>
+            </w:tcMar>
+            <w:shd w:fill="F4F5F6"/>
+            <w:vAlign w:val="center"/>
+          </w:tcPr>
+          <w:p>
+            <w:pPr>
+              <w:spacing w:before="0" w:after="0"/>
+              <w:jc w:val="center"/>
+            </w:pPr>
+            <w:r>
+              <w:rPr>
+                <w:color w:val="202426"/>
+                <w:sz w:val="15"/>
+              </w:rPr>
+              <w:t>3.0 / 5</w:t>
+            </w:r>
+          </w:p>
+        </w:tc>
+        <w:tc>
+          <w:tcPr>
+            <w:tcW w:type="dxa" w:w="1247"/>
+            <w:tcMar>
+              <w:top w:w="80" w:type="dxa"/>
+              <w:bottom w:w="80" w:type="dxa"/>
+              <w:left w:w="80" w:type="dxa"/>
+              <w:right w:w="80" w:type="dxa"/>
+            </w:tcMar>
+            <w:shd w:fill="F4F5F6"/>
+            <w:vAlign w:val="center"/>
+          </w:tcPr>
+          <w:p>
+            <w:pPr>
+              <w:spacing w:before="0" w:after="0"/>
+              <w:jc w:val="center"/>
+            </w:pPr>
+            <w:r>
+              <w:rPr>
+                <w:color w:val="202426"/>
+                <w:sz w:val="15"/>
+              </w:rPr>
+              <w:t>Mendekati Batas</w:t>
+            </w:r>
+          </w:p>
+        </w:tc>
+      </w:tr>
+      <w:tr>
+        <w:tc>
+          <w:tcPr>
+            <w:tcW w:type="dxa" w:w="1247"/>
+            <w:tcMar>
+              <w:top w:w="80" w:type="dxa"/>
+              <w:bottom w:w="80" w:type="dxa"/>
+              <w:left w:w="80" w:type="dxa"/>
+              <w:right w:w="80" w:type="dxa"/>
+            </w:tcMar>
+            <w:shd w:fill="FFFFFF"/>
+            <w:vAlign w:val="center"/>
+          </w:tcPr>
+          <w:p>
+            <w:pPr>
+              <w:spacing w:before="0" w:after="0"/>
+              <w:jc w:val="center"/>
+            </w:pPr>
+            <w:r>
+              <w:rPr>
+                <w:color w:val="202426"/>
+                <w:sz w:val="15"/>
+              </w:rPr>
+              <w:t>Pilar Air</w:t>
+            </w:r>
+          </w:p>
+        </w:tc>
+        <w:tc>
+          <w:tcPr>
+            <w:tcW w:type="dxa" w:w="2438"/>
+            <w:tcMar>
+              <w:top w:w="80" w:type="dxa"/>
+              <w:bottom w:w="80" w:type="dxa"/>
+              <w:left w:w="80" w:type="dxa"/>
+              <w:right w:w="80" w:type="dxa"/>
+            </w:tcMar>
+            <w:shd w:fill="FFFFFF"/>
+            <w:vAlign w:val="center"/>
+          </w:tcPr>
+          <w:p>
+            <w:pPr>
+              <w:spacing w:before="0" w:after="0"/>
+              <w:jc w:val="left"/>
+            </w:pPr>
+            <w:r>
+              <w:rPr>
+                <w:color w:val="202426"/>
+                <w:sz w:val="15"/>
+              </w:rPr>
+              <w:t>Morbiditas Diare (Incidence Rate Ratio)</w:t>
+            </w:r>
+          </w:p>
+        </w:tc>
+        <w:tc>
+          <w:tcPr>
+            <w:tcW w:type="dxa" w:w="1701"/>
+            <w:tcMar>
+              <w:top w:w="80" w:type="dxa"/>
+              <w:bottom w:w="80" w:type="dxa"/>
+              <w:left w:w="80" w:type="dxa"/>
+              <w:right w:w="80" w:type="dxa"/>
+            </w:tcMar>
+            <w:shd w:fill="FFFFFF"/>
+            <w:vAlign w:val="center"/>
+          </w:tcPr>
+          <w:p>
+            <w:pPr>
+              <w:spacing w:before="0" w:after="0"/>
+              <w:jc w:val="right"/>
+            </w:pPr>
+            <w:r>
+              <w:rPr>
+                <w:color w:val="202426"/>
+                <w:sz w:val="15"/>
+              </w:rPr>
+              <w:t>0.46x lipat</w:t>
+            </w:r>
+          </w:p>
+        </w:tc>
+        <w:tc>
+          <w:tcPr>
+            <w:tcW w:type="dxa" w:w="1020"/>
+            <w:tcMar>
+              <w:top w:w="80" w:type="dxa"/>
+              <w:bottom w:w="80" w:type="dxa"/>
+              <w:left w:w="80" w:type="dxa"/>
+              <w:right w:w="80" w:type="dxa"/>
+            </w:tcMar>
+            <w:shd w:fill="FFFFFF"/>
+            <w:vAlign w:val="center"/>
+          </w:tcPr>
+          <w:p>
+            <w:pPr>
+              <w:spacing w:before="0" w:after="0"/>
+              <w:jc w:val="center"/>
+            </w:pPr>
+            <w:r>
+              <w:rPr>
+                <w:color w:val="202426"/>
+                <w:sz w:val="15"/>
+              </w:rPr>
+              <w:t>-1.61σ</w:t>
+            </w:r>
+          </w:p>
+        </w:tc>
+        <w:tc>
+          <w:tcPr>
+            <w:tcW w:type="dxa" w:w="964"/>
+            <w:tcMar>
+              <w:top w:w="80" w:type="dxa"/>
+              <w:bottom w:w="80" w:type="dxa"/>
+              <w:left w:w="80" w:type="dxa"/>
+              <w:right w:w="80" w:type="dxa"/>
+            </w:tcMar>
+            <w:shd w:fill="FFFFFF"/>
+            <w:vAlign w:val="center"/>
+          </w:tcPr>
+          <w:p>
+            <w:pPr>
+              <w:spacing w:before="0" w:after="0"/>
+              <w:jc w:val="center"/>
+            </w:pPr>
+            <w:r>
+              <w:rPr>
+                <w:color w:val="202426"/>
+                <w:sz w:val="15"/>
+              </w:rPr>
+              <w:t>0.0164</w:t>
+            </w:r>
+          </w:p>
+        </w:tc>
+        <w:tc>
+          <w:tcPr>
+            <w:tcW w:type="dxa" w:w="1020"/>
+            <w:tcMar>
+              <w:top w:w="80" w:type="dxa"/>
+              <w:bottom w:w="80" w:type="dxa"/>
+              <w:left w:w="80" w:type="dxa"/>
+              <w:right w:w="80" w:type="dxa"/>
+            </w:tcMar>
+            <w:shd w:fill="FFFFFF"/>
+            <w:vAlign w:val="center"/>
+          </w:tcPr>
+          <w:p>
+            <w:pPr>
+              <w:spacing w:before="0" w:after="0"/>
+              <w:jc w:val="center"/>
+            </w:pPr>
+            <w:r>
+              <w:rPr>
+                <w:color w:val="202426"/>
+                <w:sz w:val="15"/>
+              </w:rPr>
+              <w:t>0.0 / 5</w:t>
+            </w:r>
+          </w:p>
+        </w:tc>
+        <w:tc>
+          <w:tcPr>
+            <w:tcW w:type="dxa" w:w="1247"/>
+            <w:tcMar>
+              <w:top w:w="80" w:type="dxa"/>
+              <w:bottom w:w="80" w:type="dxa"/>
+              <w:left w:w="80" w:type="dxa"/>
+              <w:right w:w="80" w:type="dxa"/>
+            </w:tcMar>
+            <w:shd w:fill="FFFFFF"/>
+            <w:vAlign w:val="center"/>
+          </w:tcPr>
+          <w:p>
+            <w:pPr>
+              <w:spacing w:before="0" w:after="0"/>
+              <w:jc w:val="center"/>
+            </w:pPr>
+            <w:r>
+              <w:rPr>
+                <w:color w:val="202426"/>
+                <w:sz w:val="15"/>
+              </w:rPr>
+              <w:t>Tidak Melampaui Batas</w:t>
+            </w:r>
+          </w:p>
+        </w:tc>
+      </w:tr>
+      <w:tr>
+        <w:tc>
+          <w:tcPr>
+            <w:tcW w:type="dxa" w:w="1247"/>
+            <w:tcMar>
+              <w:top w:w="80" w:type="dxa"/>
+              <w:bottom w:w="80" w:type="dxa"/>
+              <w:left w:w="80" w:type="dxa"/>
+              <w:right w:w="80" w:type="dxa"/>
+            </w:tcMar>
+            <w:shd w:fill="F4F5F6"/>
+            <w:vAlign w:val="center"/>
+          </w:tcPr>
+          <w:p>
+            <w:pPr>
+              <w:spacing w:before="0" w:after="0"/>
+              <w:jc w:val="center"/>
+            </w:pPr>
+            <w:r>
+              <w:rPr>
+                <w:color w:val="202426"/>
+                <w:sz w:val="15"/>
+              </w:rPr>
+              <w:t>Pilar Air</w:t>
+            </w:r>
+          </w:p>
+        </w:tc>
+        <w:tc>
+          <w:tcPr>
+            <w:tcW w:type="dxa" w:w="2438"/>
+            <w:tcMar>
+              <w:top w:w="80" w:type="dxa"/>
+              <w:bottom w:w="80" w:type="dxa"/>
+              <w:left w:w="80" w:type="dxa"/>
+              <w:right w:w="80" w:type="dxa"/>
+            </w:tcMar>
+            <w:shd w:fill="F4F5F6"/>
+            <w:vAlign w:val="center"/>
+          </w:tcPr>
+          <w:p>
+            <w:pPr>
+              <w:spacing w:before="0" w:after="0"/>
+              <w:jc w:val="left"/>
+            </w:pPr>
+            <w:r>
+              <w:rPr>
+                <w:color w:val="202426"/>
+                <w:sz w:val="15"/>
+              </w:rPr>
+              <w:t>Konflik Ruang Laut Nelayan vs Tambang</w:t>
+            </w:r>
+          </w:p>
+        </w:tc>
+        <w:tc>
+          <w:tcPr>
+            <w:tcW w:type="dxa" w:w="1701"/>
+            <w:tcMar>
+              <w:top w:w="80" w:type="dxa"/>
+              <w:bottom w:w="80" w:type="dxa"/>
+              <w:left w:w="80" w:type="dxa"/>
+              <w:right w:w="80" w:type="dxa"/>
+            </w:tcMar>
+            <w:shd w:fill="F4F5F6"/>
+            <w:vAlign w:val="center"/>
+          </w:tcPr>
+          <w:p>
+            <w:pPr>
+              <w:spacing w:before="0" w:after="0"/>
+              <w:jc w:val="right"/>
+            </w:pPr>
+            <w:r>
+              <w:rPr>
+                <w:color w:val="202426"/>
+                <w:sz w:val="15"/>
+              </w:rPr>
+              <w:t>2 Kasus</w:t>
+            </w:r>
+          </w:p>
+        </w:tc>
+        <w:tc>
+          <w:tcPr>
+            <w:tcW w:type="dxa" w:w="1020"/>
+            <w:tcMar>
+              <w:top w:w="80" w:type="dxa"/>
+              <w:bottom w:w="80" w:type="dxa"/>
+              <w:left w:w="80" w:type="dxa"/>
+              <w:right w:w="80" w:type="dxa"/>
+            </w:tcMar>
+            <w:shd w:fill="F4F5F6"/>
+            <w:vAlign w:val="center"/>
+          </w:tcPr>
+          <w:p>
+            <w:pPr>
+              <w:spacing w:before="0" w:after="0"/>
+              <w:jc w:val="center"/>
+            </w:pPr>
+            <w:r>
+              <w:rPr>
+                <w:color w:val="202426"/>
+                <w:sz w:val="15"/>
+              </w:rPr>
+              <w:t>-0.17σ</w:t>
+            </w:r>
+          </w:p>
+        </w:tc>
+        <w:tc>
+          <w:tcPr>
+            <w:tcW w:type="dxa" w:w="964"/>
+            <w:tcMar>
+              <w:top w:w="80" w:type="dxa"/>
+              <w:bottom w:w="80" w:type="dxa"/>
+              <w:left w:w="80" w:type="dxa"/>
+              <w:right w:w="80" w:type="dxa"/>
+            </w:tcMar>
+            <w:shd w:fill="F4F5F6"/>
+            <w:vAlign w:val="center"/>
+          </w:tcPr>
+          <w:p>
+            <w:pPr>
+              <w:spacing w:before="0" w:after="0"/>
+              <w:jc w:val="center"/>
+            </w:pPr>
+            <w:r>
+              <w:rPr>
+                <w:color w:val="202426"/>
+                <w:sz w:val="15"/>
+              </w:rPr>
+              <w:t>0.0442</w:t>
+            </w:r>
+          </w:p>
+        </w:tc>
+        <w:tc>
+          <w:tcPr>
+            <w:tcW w:type="dxa" w:w="1020"/>
+            <w:tcMar>
+              <w:top w:w="80" w:type="dxa"/>
+              <w:bottom w:w="80" w:type="dxa"/>
+              <w:left w:w="80" w:type="dxa"/>
+              <w:right w:w="80" w:type="dxa"/>
+            </w:tcMar>
+            <w:shd w:fill="F4F5F6"/>
+            <w:vAlign w:val="center"/>
+          </w:tcPr>
+          <w:p>
+            <w:pPr>
+              <w:spacing w:before="0" w:after="0"/>
+              <w:jc w:val="center"/>
+            </w:pPr>
+            <w:r>
+              <w:rPr>
+                <w:color w:val="202426"/>
+                <w:sz w:val="15"/>
+              </w:rPr>
+              <w:t>2.0 / 5</w:t>
+            </w:r>
+          </w:p>
+        </w:tc>
+        <w:tc>
+          <w:tcPr>
+            <w:tcW w:type="dxa" w:w="1247"/>
+            <w:tcMar>
+              <w:top w:w="80" w:type="dxa"/>
+              <w:bottom w:w="80" w:type="dxa"/>
+              <w:left w:w="80" w:type="dxa"/>
+              <w:right w:w="80" w:type="dxa"/>
+            </w:tcMar>
+            <w:shd w:fill="F4F5F6"/>
+            <w:vAlign w:val="center"/>
+          </w:tcPr>
+          <w:p>
+            <w:pPr>
+              <w:spacing w:before="0" w:after="0"/>
+              <w:jc w:val="center"/>
+            </w:pPr>
+            <w:r>
+              <w:rPr>
+                <w:color w:val="202426"/>
+                <w:sz w:val="15"/>
+              </w:rPr>
+              <w:t>Tidak Melampaui Batas</w:t>
+            </w:r>
+          </w:p>
+        </w:tc>
+      </w:tr>
+      <w:tr>
+        <w:tc>
+          <w:tcPr>
+            <w:tcW w:type="dxa" w:w="1247"/>
+            <w:tcMar>
+              <w:top w:w="80" w:type="dxa"/>
+              <w:bottom w:w="80" w:type="dxa"/>
+              <w:left w:w="80" w:type="dxa"/>
+              <w:right w:w="80" w:type="dxa"/>
+            </w:tcMar>
+            <w:shd w:fill="FFFFFF"/>
+            <w:vAlign w:val="center"/>
+          </w:tcPr>
+          <w:p>
+            <w:pPr>
+              <w:spacing w:before="0" w:after="0"/>
+              <w:jc w:val="center"/>
+            </w:pPr>
+            <w:r>
+              <w:rPr>
+                <w:color w:val="202426"/>
+                <w:sz w:val="15"/>
+              </w:rPr>
+              <w:t>Pilar Air</w:t>
+            </w:r>
+          </w:p>
+        </w:tc>
+        <w:tc>
+          <w:tcPr>
+            <w:tcW w:type="dxa" w:w="2438"/>
+            <w:tcMar>
+              <w:top w:w="80" w:type="dxa"/>
+              <w:bottom w:w="80" w:type="dxa"/>
+              <w:left w:w="80" w:type="dxa"/>
+              <w:right w:w="80" w:type="dxa"/>
+            </w:tcMar>
+            <w:shd w:fill="FFFFFF"/>
+            <w:vAlign w:val="center"/>
+          </w:tcPr>
+          <w:p>
+            <w:pPr>
+              <w:spacing w:before="0" w:after="0"/>
+              <w:jc w:val="left"/>
+            </w:pPr>
+            <w:r>
+              <w:rPr>
+                <w:color w:val="202426"/>
+                <w:sz w:val="15"/>
+              </w:rPr>
+              <w:t>Akumulasi Beban Tailing, Slag &amp; DSTP</w:t>
+            </w:r>
+          </w:p>
+        </w:tc>
+        <w:tc>
+          <w:tcPr>
+            <w:tcW w:type="dxa" w:w="1701"/>
+            <w:tcMar>
+              <w:top w:w="80" w:type="dxa"/>
+              <w:bottom w:w="80" w:type="dxa"/>
+              <w:left w:w="80" w:type="dxa"/>
+              <w:right w:w="80" w:type="dxa"/>
+            </w:tcMar>
+            <w:shd w:fill="FFFFFF"/>
+            <w:vAlign w:val="center"/>
+          </w:tcPr>
+          <w:p>
+            <w:pPr>
+              <w:spacing w:before="0" w:after="0"/>
+              <w:jc w:val="right"/>
+            </w:pPr>
+            <w:r>
+              <w:rPr>
+                <w:color w:val="202426"/>
+                <w:sz w:val="15"/>
+              </w:rPr>
+              <w:t>0.00 Jt Ton</w:t>
+            </w:r>
+          </w:p>
+        </w:tc>
+        <w:tc>
+          <w:tcPr>
+            <w:tcW w:type="dxa" w:w="1020"/>
+            <w:tcMar>
+              <w:top w:w="80" w:type="dxa"/>
+              <w:bottom w:w="80" w:type="dxa"/>
+              <w:left w:w="80" w:type="dxa"/>
+              <w:right w:w="80" w:type="dxa"/>
+            </w:tcMar>
+            <w:shd w:fill="FFFFFF"/>
+            <w:vAlign w:val="center"/>
+          </w:tcPr>
+          <w:p>
+            <w:pPr>
+              <w:spacing w:before="0" w:after="0"/>
+              <w:jc w:val="center"/>
+            </w:pPr>
+            <w:r>
+              <w:rPr>
+                <w:color w:val="202426"/>
+                <w:sz w:val="15"/>
+              </w:rPr>
+              <w:t>-0.55σ</w:t>
+            </w:r>
+          </w:p>
+        </w:tc>
+        <w:tc>
+          <w:tcPr>
+            <w:tcW w:type="dxa" w:w="964"/>
+            <w:tcMar>
+              <w:top w:w="80" w:type="dxa"/>
+              <w:bottom w:w="80" w:type="dxa"/>
+              <w:left w:w="80" w:type="dxa"/>
+              <w:right w:w="80" w:type="dxa"/>
+            </w:tcMar>
+            <w:shd w:fill="FFFFFF"/>
+            <w:vAlign w:val="center"/>
+          </w:tcPr>
+          <w:p>
+            <w:pPr>
+              <w:spacing w:before="0" w:after="0"/>
+              <w:jc w:val="center"/>
+            </w:pPr>
+            <w:r>
+              <w:rPr>
+                <w:color w:val="202426"/>
+                <w:sz w:val="15"/>
+              </w:rPr>
+              <w:t>0.0822</w:t>
+            </w:r>
+          </w:p>
+        </w:tc>
+        <w:tc>
+          <w:tcPr>
+            <w:tcW w:type="dxa" w:w="1020"/>
+            <w:tcMar>
+              <w:top w:w="80" w:type="dxa"/>
+              <w:bottom w:w="80" w:type="dxa"/>
+              <w:left w:w="80" w:type="dxa"/>
+              <w:right w:w="80" w:type="dxa"/>
+            </w:tcMar>
+            <w:shd w:fill="FFFFFF"/>
+            <w:vAlign w:val="center"/>
+          </w:tcPr>
+          <w:p>
+            <w:pPr>
+              <w:spacing w:before="0" w:after="0"/>
+              <w:jc w:val="center"/>
+            </w:pPr>
+            <w:r>
+              <w:rPr>
+                <w:color w:val="202426"/>
+                <w:sz w:val="15"/>
+              </w:rPr>
+              <w:t>1.0 / 5</w:t>
+            </w:r>
+          </w:p>
+        </w:tc>
+        <w:tc>
+          <w:tcPr>
+            <w:tcW w:type="dxa" w:w="1247"/>
+            <w:tcMar>
+              <w:top w:w="80" w:type="dxa"/>
+              <w:bottom w:w="80" w:type="dxa"/>
+              <w:left w:w="80" w:type="dxa"/>
+              <w:right w:w="80" w:type="dxa"/>
+            </w:tcMar>
+            <w:shd w:fill="FFFFFF"/>
+            <w:vAlign w:val="center"/>
+          </w:tcPr>
+          <w:p>
+            <w:pPr>
+              <w:spacing w:before="0" w:after="0"/>
+              <w:jc w:val="center"/>
+            </w:pPr>
+            <w:r>
+              <w:rPr>
+                <w:color w:val="202426"/>
+                <w:sz w:val="15"/>
+              </w:rPr>
+              <w:t>Tidak Melampaui Batas</w:t>
+            </w:r>
+          </w:p>
+        </w:tc>
+      </w:tr>
+      <w:tr>
+        <w:tc>
+          <w:tcPr>
+            <w:tcW w:type="dxa" w:w="1247"/>
+            <w:tcMar>
+              <w:top w:w="80" w:type="dxa"/>
+              <w:bottom w:w="80" w:type="dxa"/>
+              <w:left w:w="80" w:type="dxa"/>
+              <w:right w:w="80" w:type="dxa"/>
+            </w:tcMar>
+            <w:shd w:fill="F4F5F6"/>
+            <w:vAlign w:val="center"/>
+          </w:tcPr>
+          <w:p>
+            <w:pPr>
+              <w:spacing w:before="0" w:after="0"/>
+              <w:jc w:val="center"/>
+            </w:pPr>
+            <w:r>
+              <w:rPr>
+                <w:color w:val="202426"/>
+                <w:sz w:val="15"/>
+              </w:rPr>
+              <w:t>Pilar Lahan</w:t>
+            </w:r>
+          </w:p>
+        </w:tc>
+        <w:tc>
+          <w:tcPr>
+            <w:tcW w:type="dxa" w:w="2438"/>
+            <w:tcMar>
+              <w:top w:w="80" w:type="dxa"/>
+              <w:bottom w:w="80" w:type="dxa"/>
+              <w:left w:w="80" w:type="dxa"/>
+              <w:right w:w="80" w:type="dxa"/>
+            </w:tcMar>
+            <w:shd w:fill="F4F5F6"/>
+            <w:vAlign w:val="center"/>
+          </w:tcPr>
+          <w:p>
+            <w:pPr>
+              <w:spacing w:before="0" w:after="0"/>
+              <w:jc w:val="left"/>
+            </w:pPr>
+            <w:r>
+              <w:rPr>
+                <w:color w:val="202426"/>
+                <w:sz w:val="15"/>
+              </w:rPr>
+              <w:t>Bencana Hidrometeorologi (Banjir &amp; Longsor)</w:t>
+            </w:r>
+          </w:p>
+        </w:tc>
+        <w:tc>
+          <w:tcPr>
+            <w:tcW w:type="dxa" w:w="1701"/>
+            <w:tcMar>
+              <w:top w:w="80" w:type="dxa"/>
+              <w:bottom w:w="80" w:type="dxa"/>
+              <w:left w:w="80" w:type="dxa"/>
+              <w:right w:w="80" w:type="dxa"/>
+            </w:tcMar>
+            <w:shd w:fill="F4F5F6"/>
+            <w:vAlign w:val="center"/>
+          </w:tcPr>
+          <w:p>
+            <w:pPr>
+              <w:spacing w:before="0" w:after="0"/>
+              <w:jc w:val="right"/>
+            </w:pPr>
+            <w:r>
+              <w:rPr>
+                <w:color w:val="202426"/>
+                <w:sz w:val="15"/>
+              </w:rPr>
+              <w:t>181 Kejadian</w:t>
+            </w:r>
+          </w:p>
+        </w:tc>
+        <w:tc>
+          <w:tcPr>
+            <w:tcW w:type="dxa" w:w="1020"/>
+            <w:tcMar>
+              <w:top w:w="80" w:type="dxa"/>
+              <w:bottom w:w="80" w:type="dxa"/>
+              <w:left w:w="80" w:type="dxa"/>
+              <w:right w:w="80" w:type="dxa"/>
+            </w:tcMar>
+            <w:shd w:fill="F4F5F6"/>
+            <w:vAlign w:val="center"/>
+          </w:tcPr>
+          <w:p>
+            <w:pPr>
+              <w:spacing w:before="0" w:after="0"/>
+              <w:jc w:val="center"/>
+            </w:pPr>
+            <w:r>
+              <w:rPr>
+                <w:color w:val="202426"/>
+                <w:sz w:val="15"/>
+              </w:rPr>
+              <w:t>-0.35σ</w:t>
+            </w:r>
+          </w:p>
+        </w:tc>
+        <w:tc>
+          <w:tcPr>
+            <w:tcW w:type="dxa" w:w="964"/>
+            <w:tcMar>
+              <w:top w:w="80" w:type="dxa"/>
+              <w:bottom w:w="80" w:type="dxa"/>
+              <w:left w:w="80" w:type="dxa"/>
+              <w:right w:w="80" w:type="dxa"/>
+            </w:tcMar>
+            <w:shd w:fill="F4F5F6"/>
+            <w:vAlign w:val="center"/>
+          </w:tcPr>
+          <w:p>
+            <w:pPr>
+              <w:spacing w:before="0" w:after="0"/>
+              <w:jc w:val="center"/>
+            </w:pPr>
+            <w:r>
+              <w:rPr>
+                <w:color w:val="202426"/>
+                <w:sz w:val="15"/>
+              </w:rPr>
+              <w:t>0.0271</w:t>
+            </w:r>
+          </w:p>
+        </w:tc>
+        <w:tc>
+          <w:tcPr>
+            <w:tcW w:type="dxa" w:w="1020"/>
+            <w:tcMar>
+              <w:top w:w="80" w:type="dxa"/>
+              <w:bottom w:w="80" w:type="dxa"/>
+              <w:left w:w="80" w:type="dxa"/>
+              <w:right w:w="80" w:type="dxa"/>
+            </w:tcMar>
+            <w:shd w:fill="F4F5F6"/>
+            <w:vAlign w:val="center"/>
+          </w:tcPr>
+          <w:p>
+            <w:pPr>
+              <w:spacing w:before="0" w:after="0"/>
+              <w:jc w:val="center"/>
+            </w:pPr>
+            <w:r>
+              <w:rPr>
+                <w:color w:val="202426"/>
+                <w:sz w:val="15"/>
+              </w:rPr>
+              <w:t>2.0 / 5</w:t>
+            </w:r>
+          </w:p>
+        </w:tc>
+        <w:tc>
+          <w:tcPr>
+            <w:tcW w:type="dxa" w:w="1247"/>
+            <w:tcMar>
+              <w:top w:w="80" w:type="dxa"/>
+              <w:bottom w:w="80" w:type="dxa"/>
+              <w:left w:w="80" w:type="dxa"/>
+              <w:right w:w="80" w:type="dxa"/>
+            </w:tcMar>
+            <w:shd w:fill="F4F5F6"/>
+            <w:vAlign w:val="center"/>
+          </w:tcPr>
+          <w:p>
+            <w:pPr>
+              <w:spacing w:before="0" w:after="0"/>
+              <w:jc w:val="center"/>
+            </w:pPr>
+            <w:r>
+              <w:rPr>
+                <w:color w:val="202426"/>
+                <w:sz w:val="15"/>
+              </w:rPr>
+              <w:t>Tidak Melampaui Batas</w:t>
+            </w:r>
+          </w:p>
+        </w:tc>
+      </w:tr>
+      <w:tr>
+        <w:tc>
+          <w:tcPr>
+            <w:tcW w:type="dxa" w:w="1247"/>
+            <w:tcMar>
+              <w:top w:w="80" w:type="dxa"/>
+              <w:bottom w:w="80" w:type="dxa"/>
+              <w:left w:w="80" w:type="dxa"/>
+              <w:right w:w="80" w:type="dxa"/>
+            </w:tcMar>
+            <w:shd w:fill="FFFFFF"/>
+            <w:vAlign w:val="center"/>
+          </w:tcPr>
+          <w:p>
+            <w:pPr>
+              <w:spacing w:before="0" w:after="0"/>
+              <w:jc w:val="center"/>
+            </w:pPr>
+            <w:r>
+              <w:rPr>
+                <w:color w:val="202426"/>
+                <w:sz w:val="15"/>
+              </w:rPr>
+              <w:t>Pilar Lahan</w:t>
+            </w:r>
+          </w:p>
+        </w:tc>
+        <w:tc>
+          <w:tcPr>
+            <w:tcW w:type="dxa" w:w="2438"/>
+            <w:tcMar>
+              <w:top w:w="80" w:type="dxa"/>
+              <w:bottom w:w="80" w:type="dxa"/>
+              <w:left w:w="80" w:type="dxa"/>
+              <w:right w:w="80" w:type="dxa"/>
+            </w:tcMar>
+            <w:shd w:fill="FFFFFF"/>
+            <w:vAlign w:val="center"/>
+          </w:tcPr>
+          <w:p>
+            <w:pPr>
+              <w:spacing w:before="0" w:after="0"/>
+              <w:jc w:val="left"/>
+            </w:pPr>
+            <w:r>
+              <w:rPr>
+                <w:color w:val="202426"/>
+                <w:sz w:val="15"/>
+              </w:rPr>
+              <w:t>Deforestasi Hutan Alam Primer GFW</w:t>
+            </w:r>
+          </w:p>
+        </w:tc>
+        <w:tc>
+          <w:tcPr>
+            <w:tcW w:type="dxa" w:w="1701"/>
+            <w:tcMar>
+              <w:top w:w="80" w:type="dxa"/>
+              <w:bottom w:w="80" w:type="dxa"/>
+              <w:left w:w="80" w:type="dxa"/>
+              <w:right w:w="80" w:type="dxa"/>
+            </w:tcMar>
+            <w:shd w:fill="FFFFFF"/>
+            <w:vAlign w:val="center"/>
+          </w:tcPr>
+          <w:p>
+            <w:pPr>
+              <w:spacing w:before="0" w:after="0"/>
+              <w:jc w:val="right"/>
+            </w:pPr>
+            <w:r>
+              <w:rPr>
+                <w:color w:val="202426"/>
+                <w:sz w:val="15"/>
+              </w:rPr>
+              <w:t>74,240 Ha</w:t>
+            </w:r>
+          </w:p>
+        </w:tc>
+        <w:tc>
+          <w:tcPr>
+            <w:tcW w:type="dxa" w:w="1020"/>
+            <w:tcMar>
+              <w:top w:w="80" w:type="dxa"/>
+              <w:bottom w:w="80" w:type="dxa"/>
+              <w:left w:w="80" w:type="dxa"/>
+              <w:right w:w="80" w:type="dxa"/>
+            </w:tcMar>
+            <w:shd w:fill="FFFFFF"/>
+            <w:vAlign w:val="center"/>
+          </w:tcPr>
+          <w:p>
+            <w:pPr>
+              <w:spacing w:before="0" w:after="0"/>
+              <w:jc w:val="center"/>
+            </w:pPr>
+            <w:r>
+              <w:rPr>
+                <w:color w:val="202426"/>
+                <w:sz w:val="15"/>
+              </w:rPr>
+              <w:t>-0.98σ</w:t>
+            </w:r>
+          </w:p>
+        </w:tc>
+        <w:tc>
+          <w:tcPr>
+            <w:tcW w:type="dxa" w:w="964"/>
+            <w:tcMar>
+              <w:top w:w="80" w:type="dxa"/>
+              <w:bottom w:w="80" w:type="dxa"/>
+              <w:left w:w="80" w:type="dxa"/>
+              <w:right w:w="80" w:type="dxa"/>
+            </w:tcMar>
+            <w:shd w:fill="FFFFFF"/>
+            <w:vAlign w:val="center"/>
+          </w:tcPr>
+          <w:p>
+            <w:pPr>
+              <w:spacing w:before="0" w:after="0"/>
+              <w:jc w:val="center"/>
+            </w:pPr>
+            <w:r>
+              <w:rPr>
+                <w:color w:val="202426"/>
+                <w:sz w:val="15"/>
+              </w:rPr>
+              <w:t>0.0346</w:t>
+            </w:r>
+          </w:p>
+        </w:tc>
+        <w:tc>
+          <w:tcPr>
+            <w:tcW w:type="dxa" w:w="1020"/>
+            <w:tcMar>
+              <w:top w:w="80" w:type="dxa"/>
+              <w:bottom w:w="80" w:type="dxa"/>
+              <w:left w:w="80" w:type="dxa"/>
+              <w:right w:w="80" w:type="dxa"/>
+            </w:tcMar>
+            <w:shd w:fill="FFFFFF"/>
+            <w:vAlign w:val="center"/>
+          </w:tcPr>
+          <w:p>
+            <w:pPr>
+              <w:spacing w:before="0" w:after="0"/>
+              <w:jc w:val="center"/>
+            </w:pPr>
+            <w:r>
+              <w:rPr>
+                <w:color w:val="202426"/>
+                <w:sz w:val="15"/>
+              </w:rPr>
+              <w:t>1.0 / 5</w:t>
+            </w:r>
+          </w:p>
+        </w:tc>
+        <w:tc>
+          <w:tcPr>
+            <w:tcW w:type="dxa" w:w="1247"/>
+            <w:tcMar>
+              <w:top w:w="80" w:type="dxa"/>
+              <w:bottom w:w="80" w:type="dxa"/>
+              <w:left w:w="80" w:type="dxa"/>
+              <w:right w:w="80" w:type="dxa"/>
+            </w:tcMar>
+            <w:shd w:fill="FFFFFF"/>
+            <w:vAlign w:val="center"/>
+          </w:tcPr>
+          <w:p>
+            <w:pPr>
+              <w:spacing w:before="0" w:after="0"/>
+              <w:jc w:val="center"/>
+            </w:pPr>
+            <w:r>
+              <w:rPr>
+                <w:color w:val="202426"/>
+                <w:sz w:val="15"/>
+              </w:rPr>
+              <w:t>Tidak Melampaui Batas</w:t>
+            </w:r>
+          </w:p>
+        </w:tc>
+      </w:tr>
+      <w:tr>
+        <w:tc>
+          <w:tcPr>
+            <w:tcW w:type="dxa" w:w="1247"/>
+            <w:tcMar>
+              <w:top w:w="80" w:type="dxa"/>
+              <w:bottom w:w="80" w:type="dxa"/>
+              <w:left w:w="80" w:type="dxa"/>
+              <w:right w:w="80" w:type="dxa"/>
+            </w:tcMar>
+            <w:shd w:fill="F4F5F6"/>
+            <w:vAlign w:val="center"/>
+          </w:tcPr>
+          <w:p>
+            <w:pPr>
+              <w:spacing w:before="0" w:after="0"/>
+              <w:jc w:val="center"/>
+            </w:pPr>
+            <w:r>
+              <w:rPr>
+                <w:color w:val="202426"/>
+                <w:sz w:val="15"/>
+              </w:rPr>
+              <w:t>Pilar Lahan</w:t>
+            </w:r>
+          </w:p>
+        </w:tc>
+        <w:tc>
+          <w:tcPr>
+            <w:tcW w:type="dxa" w:w="2438"/>
+            <w:tcMar>
+              <w:top w:w="80" w:type="dxa"/>
+              <w:bottom w:w="80" w:type="dxa"/>
+              <w:left w:w="80" w:type="dxa"/>
+              <w:right w:w="80" w:type="dxa"/>
+            </w:tcMar>
+            <w:shd w:fill="F4F5F6"/>
+            <w:vAlign w:val="center"/>
+          </w:tcPr>
+          <w:p>
+            <w:pPr>
+              <w:spacing w:before="0" w:after="0"/>
+              <w:jc w:val="left"/>
+            </w:pPr>
+            <w:r>
+              <w:rPr>
+                <w:color w:val="202426"/>
+                <w:sz w:val="15"/>
+              </w:rPr>
+              <w:t>Perambahan Tambang di Kawasan Hutan Lindung</w:t>
+            </w:r>
+          </w:p>
+        </w:tc>
+        <w:tc>
+          <w:tcPr>
+            <w:tcW w:type="dxa" w:w="1701"/>
+            <w:tcMar>
+              <w:top w:w="80" w:type="dxa"/>
+              <w:bottom w:w="80" w:type="dxa"/>
+              <w:left w:w="80" w:type="dxa"/>
+              <w:right w:w="80" w:type="dxa"/>
+            </w:tcMar>
+            <w:shd w:fill="F4F5F6"/>
+            <w:vAlign w:val="center"/>
+          </w:tcPr>
+          <w:p>
+            <w:pPr>
+              <w:spacing w:before="0" w:after="0"/>
+              <w:jc w:val="right"/>
+            </w:pPr>
+            <w:r>
+              <w:rPr>
+                <w:color w:val="202426"/>
+                <w:sz w:val="15"/>
+              </w:rPr>
+              <w:t>5,161 Ha</w:t>
+            </w:r>
+          </w:p>
+        </w:tc>
+        <w:tc>
+          <w:tcPr>
+            <w:tcW w:type="dxa" w:w="1020"/>
+            <w:tcMar>
+              <w:top w:w="80" w:type="dxa"/>
+              <w:bottom w:w="80" w:type="dxa"/>
+              <w:left w:w="80" w:type="dxa"/>
+              <w:right w:w="80" w:type="dxa"/>
+            </w:tcMar>
+            <w:shd w:fill="F4F5F6"/>
+            <w:vAlign w:val="center"/>
+          </w:tcPr>
+          <w:p>
+            <w:pPr>
+              <w:spacing w:before="0" w:after="0"/>
+              <w:jc w:val="center"/>
+            </w:pPr>
+            <w:r>
+              <w:rPr>
+                <w:color w:val="202426"/>
+                <w:sz w:val="15"/>
+              </w:rPr>
+              <w:t>-0.27σ</w:t>
+            </w:r>
+          </w:p>
+        </w:tc>
+        <w:tc>
+          <w:tcPr>
+            <w:tcW w:type="dxa" w:w="964"/>
+            <w:tcMar>
+              <w:top w:w="80" w:type="dxa"/>
+              <w:bottom w:w="80" w:type="dxa"/>
+              <w:left w:w="80" w:type="dxa"/>
+              <w:right w:w="80" w:type="dxa"/>
+            </w:tcMar>
+            <w:shd w:fill="F4F5F6"/>
+            <w:vAlign w:val="center"/>
+          </w:tcPr>
+          <w:p>
+            <w:pPr>
+              <w:spacing w:before="0" w:after="0"/>
+              <w:jc w:val="center"/>
+            </w:pPr>
+            <w:r>
+              <w:rPr>
+                <w:color w:val="202426"/>
+                <w:sz w:val="15"/>
+              </w:rPr>
+              <w:t>0.0392</w:t>
+            </w:r>
+          </w:p>
+        </w:tc>
+        <w:tc>
+          <w:tcPr>
+            <w:tcW w:type="dxa" w:w="1020"/>
+            <w:tcMar>
+              <w:top w:w="80" w:type="dxa"/>
+              <w:bottom w:w="80" w:type="dxa"/>
+              <w:left w:w="80" w:type="dxa"/>
+              <w:right w:w="80" w:type="dxa"/>
+            </w:tcMar>
+            <w:shd w:fill="F4F5F6"/>
+            <w:vAlign w:val="center"/>
+          </w:tcPr>
+          <w:p>
+            <w:pPr>
+              <w:spacing w:before="0" w:after="0"/>
+              <w:jc w:val="center"/>
+            </w:pPr>
+            <w:r>
+              <w:rPr>
+                <w:color w:val="202426"/>
+                <w:sz w:val="15"/>
+              </w:rPr>
+              <w:t>2.0 / 5</w:t>
+            </w:r>
+          </w:p>
+        </w:tc>
+        <w:tc>
+          <w:tcPr>
+            <w:tcW w:type="dxa" w:w="1247"/>
+            <w:tcMar>
+              <w:top w:w="80" w:type="dxa"/>
+              <w:bottom w:w="80" w:type="dxa"/>
+              <w:left w:w="80" w:type="dxa"/>
+              <w:right w:w="80" w:type="dxa"/>
+            </w:tcMar>
+            <w:shd w:fill="F4F5F6"/>
+            <w:vAlign w:val="center"/>
+          </w:tcPr>
+          <w:p>
+            <w:pPr>
+              <w:spacing w:before="0" w:after="0"/>
+              <w:jc w:val="center"/>
+            </w:pPr>
+            <w:r>
+              <w:rPr>
+                <w:color w:val="202426"/>
+                <w:sz w:val="15"/>
+              </w:rPr>
+              <w:t>Tidak Melampaui Batas</w:t>
+            </w:r>
+          </w:p>
+        </w:tc>
+      </w:tr>
+      <w:tr>
+        <w:tc>
+          <w:tcPr>
+            <w:tcW w:type="dxa" w:w="1247"/>
+            <w:tcMar>
+              <w:top w:w="80" w:type="dxa"/>
+              <w:bottom w:w="80" w:type="dxa"/>
+              <w:left w:w="80" w:type="dxa"/>
+              <w:right w:w="80" w:type="dxa"/>
+            </w:tcMar>
+            <w:shd w:fill="FFFFFF"/>
+            <w:vAlign w:val="center"/>
+          </w:tcPr>
+          <w:p>
+            <w:pPr>
+              <w:spacing w:before="0" w:after="0"/>
+              <w:jc w:val="center"/>
+            </w:pPr>
+            <w:r>
+              <w:rPr>
+                <w:color w:val="202426"/>
+                <w:sz w:val="15"/>
+              </w:rPr>
+              <w:t>Pilar Lahan</w:t>
+            </w:r>
+          </w:p>
+        </w:tc>
+        <w:tc>
+          <w:tcPr>
+            <w:tcW w:type="dxa" w:w="2438"/>
+            <w:tcMar>
+              <w:top w:w="80" w:type="dxa"/>
+              <w:bottom w:w="80" w:type="dxa"/>
+              <w:left w:w="80" w:type="dxa"/>
+              <w:right w:w="80" w:type="dxa"/>
+            </w:tcMar>
+            <w:shd w:fill="FFFFFF"/>
+            <w:vAlign w:val="center"/>
+          </w:tcPr>
+          <w:p>
+            <w:pPr>
+              <w:spacing w:before="0" w:after="0"/>
+              <w:jc w:val="left"/>
+            </w:pPr>
+            <w:r>
+              <w:rPr>
+                <w:color w:val="202426"/>
+                <w:sz w:val="15"/>
+              </w:rPr>
+              <w:t>Aktor Deforestasi Komoditas Tambang &amp; Sawit</w:t>
+            </w:r>
+          </w:p>
+        </w:tc>
+        <w:tc>
+          <w:tcPr>
+            <w:tcW w:type="dxa" w:w="1701"/>
+            <w:tcMar>
+              <w:top w:w="80" w:type="dxa"/>
+              <w:bottom w:w="80" w:type="dxa"/>
+              <w:left w:w="80" w:type="dxa"/>
+              <w:right w:w="80" w:type="dxa"/>
+            </w:tcMar>
+            <w:shd w:fill="FFFFFF"/>
+            <w:vAlign w:val="center"/>
+          </w:tcPr>
+          <w:p>
+            <w:pPr>
+              <w:spacing w:before="0" w:after="0"/>
+              <w:jc w:val="right"/>
+            </w:pPr>
+            <w:r>
+              <w:rPr>
+                <w:color w:val="202426"/>
+                <w:sz w:val="15"/>
+              </w:rPr>
+              <w:t>46,675 Ha</w:t>
+            </w:r>
+          </w:p>
+        </w:tc>
+        <w:tc>
+          <w:tcPr>
+            <w:tcW w:type="dxa" w:w="1020"/>
+            <w:tcMar>
+              <w:top w:w="80" w:type="dxa"/>
+              <w:bottom w:w="80" w:type="dxa"/>
+              <w:left w:w="80" w:type="dxa"/>
+              <w:right w:w="80" w:type="dxa"/>
+            </w:tcMar>
+            <w:shd w:fill="FFFFFF"/>
+            <w:vAlign w:val="center"/>
+          </w:tcPr>
+          <w:p>
+            <w:pPr>
+              <w:spacing w:before="0" w:after="0"/>
+              <w:jc w:val="center"/>
+            </w:pPr>
+            <w:r>
+              <w:rPr>
+                <w:color w:val="202426"/>
+                <w:sz w:val="15"/>
+              </w:rPr>
+              <w:t>-0.94σ</w:t>
+            </w:r>
+          </w:p>
+        </w:tc>
+        <w:tc>
+          <w:tcPr>
+            <w:tcW w:type="dxa" w:w="964"/>
+            <w:tcMar>
+              <w:top w:w="80" w:type="dxa"/>
+              <w:bottom w:w="80" w:type="dxa"/>
+              <w:left w:w="80" w:type="dxa"/>
+              <w:right w:w="80" w:type="dxa"/>
+            </w:tcMar>
+            <w:shd w:fill="FFFFFF"/>
+            <w:vAlign w:val="center"/>
+          </w:tcPr>
+          <w:p>
+            <w:pPr>
+              <w:spacing w:before="0" w:after="0"/>
+              <w:jc w:val="center"/>
+            </w:pPr>
+            <w:r>
+              <w:rPr>
+                <w:color w:val="202426"/>
+                <w:sz w:val="15"/>
+              </w:rPr>
+              <w:t>0.0361</w:t>
+            </w:r>
+          </w:p>
+        </w:tc>
+        <w:tc>
+          <w:tcPr>
+            <w:tcW w:type="dxa" w:w="1020"/>
+            <w:tcMar>
+              <w:top w:w="80" w:type="dxa"/>
+              <w:bottom w:w="80" w:type="dxa"/>
+              <w:left w:w="80" w:type="dxa"/>
+              <w:right w:w="80" w:type="dxa"/>
+            </w:tcMar>
+            <w:shd w:fill="FFFFFF"/>
+            <w:vAlign w:val="center"/>
+          </w:tcPr>
+          <w:p>
+            <w:pPr>
+              <w:spacing w:before="0" w:after="0"/>
+              <w:jc w:val="center"/>
+            </w:pPr>
+            <w:r>
+              <w:rPr>
+                <w:color w:val="202426"/>
+                <w:sz w:val="15"/>
+              </w:rPr>
+              <w:t>1.0 / 5</w:t>
+            </w:r>
+          </w:p>
+        </w:tc>
+        <w:tc>
+          <w:tcPr>
+            <w:tcW w:type="dxa" w:w="1247"/>
+            <w:tcMar>
+              <w:top w:w="80" w:type="dxa"/>
+              <w:bottom w:w="80" w:type="dxa"/>
+              <w:left w:w="80" w:type="dxa"/>
+              <w:right w:w="80" w:type="dxa"/>
+            </w:tcMar>
+            <w:shd w:fill="FFFFFF"/>
+            <w:vAlign w:val="center"/>
+          </w:tcPr>
+          <w:p>
+            <w:pPr>
+              <w:spacing w:before="0" w:after="0"/>
+              <w:jc w:val="center"/>
+            </w:pPr>
+            <w:r>
+              <w:rPr>
+                <w:color w:val="202426"/>
+                <w:sz w:val="15"/>
+              </w:rPr>
+              <w:t>Tidak Melampaui Batas</w:t>
+            </w:r>
+          </w:p>
+        </w:tc>
+      </w:tr>
+      <w:tr>
+        <w:tc>
+          <w:tcPr>
+            <w:tcW w:type="dxa" w:w="1247"/>
+            <w:tcMar>
+              <w:top w:w="80" w:type="dxa"/>
+              <w:bottom w:w="80" w:type="dxa"/>
+              <w:left w:w="80" w:type="dxa"/>
+              <w:right w:w="80" w:type="dxa"/>
+            </w:tcMar>
+            <w:shd w:fill="F4F5F6"/>
+            <w:vAlign w:val="center"/>
+          </w:tcPr>
+          <w:p>
+            <w:pPr>
+              <w:spacing w:before="0" w:after="0"/>
+              <w:jc w:val="center"/>
+            </w:pPr>
+            <w:r>
+              <w:rPr>
+                <w:color w:val="202426"/>
+                <w:sz w:val="15"/>
+              </w:rPr>
+              <w:t>Pilar Lahan</w:t>
+            </w:r>
+          </w:p>
+        </w:tc>
+        <w:tc>
+          <w:tcPr>
+            <w:tcW w:type="dxa" w:w="2438"/>
+            <w:tcMar>
+              <w:top w:w="80" w:type="dxa"/>
+              <w:bottom w:w="80" w:type="dxa"/>
+              <w:left w:w="80" w:type="dxa"/>
+              <w:right w:w="80" w:type="dxa"/>
+            </w:tcMar>
+            <w:shd w:fill="F4F5F6"/>
+            <w:vAlign w:val="center"/>
+          </w:tcPr>
+          <w:p>
+            <w:pPr>
+              <w:spacing w:before="0" w:after="0"/>
+              <w:jc w:val="left"/>
+            </w:pPr>
+            <w:r>
+              <w:rPr>
+                <w:color w:val="202426"/>
+                <w:sz w:val="15"/>
+              </w:rPr>
+              <w:t>Kepadatan Konsesi IUP Nikel vs Daratan</w:t>
+            </w:r>
+          </w:p>
+        </w:tc>
+        <w:tc>
+          <w:tcPr>
+            <w:tcW w:type="dxa" w:w="1701"/>
+            <w:tcMar>
+              <w:top w:w="80" w:type="dxa"/>
+              <w:bottom w:w="80" w:type="dxa"/>
+              <w:left w:w="80" w:type="dxa"/>
+              <w:right w:w="80" w:type="dxa"/>
+            </w:tcMar>
+            <w:shd w:fill="F4F5F6"/>
+            <w:vAlign w:val="center"/>
+          </w:tcPr>
+          <w:p>
+            <w:pPr>
+              <w:spacing w:before="0" w:after="0"/>
+              <w:jc w:val="right"/>
+            </w:pPr>
+            <w:r>
+              <w:rPr>
+                <w:color w:val="202426"/>
+                <w:sz w:val="15"/>
+              </w:rPr>
+              <w:t>6.83%</w:t>
+            </w:r>
+          </w:p>
+        </w:tc>
+        <w:tc>
+          <w:tcPr>
+            <w:tcW w:type="dxa" w:w="1020"/>
+            <w:tcMar>
+              <w:top w:w="80" w:type="dxa"/>
+              <w:bottom w:w="80" w:type="dxa"/>
+              <w:left w:w="80" w:type="dxa"/>
+              <w:right w:w="80" w:type="dxa"/>
+            </w:tcMar>
+            <w:shd w:fill="F4F5F6"/>
+            <w:vAlign w:val="center"/>
+          </w:tcPr>
+          <w:p>
+            <w:pPr>
+              <w:spacing w:before="0" w:after="0"/>
+              <w:jc w:val="center"/>
+            </w:pPr>
+            <w:r>
+              <w:rPr>
+                <w:color w:val="202426"/>
+                <w:sz w:val="15"/>
+              </w:rPr>
+              <w:t>+0.39σ</w:t>
+            </w:r>
+          </w:p>
+        </w:tc>
+        <w:tc>
+          <w:tcPr>
+            <w:tcW w:type="dxa" w:w="964"/>
+            <w:tcMar>
+              <w:top w:w="80" w:type="dxa"/>
+              <w:bottom w:w="80" w:type="dxa"/>
+              <w:left w:w="80" w:type="dxa"/>
+              <w:right w:w="80" w:type="dxa"/>
+            </w:tcMar>
+            <w:shd w:fill="F4F5F6"/>
+            <w:vAlign w:val="center"/>
+          </w:tcPr>
+          <w:p>
+            <w:pPr>
+              <w:spacing w:before="0" w:after="0"/>
+              <w:jc w:val="center"/>
+            </w:pPr>
+            <w:r>
+              <w:rPr>
+                <w:color w:val="202426"/>
+                <w:sz w:val="15"/>
+              </w:rPr>
+              <w:t>0.0320</w:t>
+            </w:r>
+          </w:p>
+        </w:tc>
+        <w:tc>
+          <w:tcPr>
+            <w:tcW w:type="dxa" w:w="1020"/>
+            <w:tcMar>
+              <w:top w:w="80" w:type="dxa"/>
+              <w:bottom w:w="80" w:type="dxa"/>
+              <w:left w:w="80" w:type="dxa"/>
+              <w:right w:w="80" w:type="dxa"/>
+            </w:tcMar>
+            <w:shd w:fill="F4F5F6"/>
+            <w:vAlign w:val="center"/>
+          </w:tcPr>
+          <w:p>
+            <w:pPr>
+              <w:spacing w:before="0" w:after="0"/>
+              <w:jc w:val="center"/>
+            </w:pPr>
+            <w:r>
+              <w:rPr>
+                <w:color w:val="202426"/>
+                <w:sz w:val="15"/>
+              </w:rPr>
+              <w:t>3.0 / 5</w:t>
+            </w:r>
+          </w:p>
+        </w:tc>
+        <w:tc>
+          <w:tcPr>
+            <w:tcW w:type="dxa" w:w="1247"/>
+            <w:tcMar>
+              <w:top w:w="80" w:type="dxa"/>
+              <w:bottom w:w="80" w:type="dxa"/>
+              <w:left w:w="80" w:type="dxa"/>
+              <w:right w:w="80" w:type="dxa"/>
+            </w:tcMar>
+            <w:shd w:fill="F4F5F6"/>
+            <w:vAlign w:val="center"/>
+          </w:tcPr>
+          <w:p>
+            <w:pPr>
+              <w:spacing w:before="0" w:after="0"/>
+              <w:jc w:val="center"/>
+            </w:pPr>
+            <w:r>
+              <w:rPr>
+                <w:color w:val="202426"/>
+                <w:sz w:val="15"/>
+              </w:rPr>
+              <w:t>Mendekati Batas</w:t>
+            </w:r>
+          </w:p>
+        </w:tc>
+      </w:tr>
+      <w:tr>
+        <w:tc>
+          <w:tcPr>
+            <w:tcW w:type="dxa" w:w="1247"/>
+            <w:tcMar>
+              <w:top w:w="80" w:type="dxa"/>
+              <w:bottom w:w="80" w:type="dxa"/>
+              <w:left w:w="80" w:type="dxa"/>
+              <w:right w:w="80" w:type="dxa"/>
+            </w:tcMar>
+            <w:shd w:fill="FFFFFF"/>
+            <w:vAlign w:val="center"/>
+          </w:tcPr>
+          <w:p>
+            <w:pPr>
+              <w:spacing w:before="0" w:after="0"/>
+              <w:jc w:val="center"/>
+            </w:pPr>
+            <w:r>
+              <w:rPr>
+                <w:color w:val="202426"/>
+                <w:sz w:val="15"/>
+              </w:rPr>
+              <w:t>Pilar Sosial</w:t>
+            </w:r>
+          </w:p>
+        </w:tc>
+        <w:tc>
+          <w:tcPr>
+            <w:tcW w:type="dxa" w:w="2438"/>
+            <w:tcMar>
+              <w:top w:w="80" w:type="dxa"/>
+              <w:bottom w:w="80" w:type="dxa"/>
+              <w:left w:w="80" w:type="dxa"/>
+              <w:right w:w="80" w:type="dxa"/>
+            </w:tcMar>
+            <w:shd w:fill="FFFFFF"/>
+            <w:vAlign w:val="center"/>
+          </w:tcPr>
+          <w:p>
+            <w:pPr>
+              <w:spacing w:before="0" w:after="0"/>
+              <w:jc w:val="left"/>
+            </w:pPr>
+            <w:r>
+              <w:rPr>
+                <w:color w:val="202426"/>
+                <w:sz w:val="15"/>
+              </w:rPr>
+              <w:t>Manipulasi Persetujuan Konsultasi Warga (FPIC)</w:t>
+            </w:r>
+          </w:p>
+        </w:tc>
+        <w:tc>
+          <w:tcPr>
+            <w:tcW w:type="dxa" w:w="1701"/>
+            <w:tcMar>
+              <w:top w:w="80" w:type="dxa"/>
+              <w:bottom w:w="80" w:type="dxa"/>
+              <w:left w:w="80" w:type="dxa"/>
+              <w:right w:w="80" w:type="dxa"/>
+            </w:tcMar>
+            <w:shd w:fill="FFFFFF"/>
+            <w:vAlign w:val="center"/>
+          </w:tcPr>
+          <w:p>
+            <w:pPr>
+              <w:spacing w:before="0" w:after="0"/>
+              <w:jc w:val="right"/>
+            </w:pPr>
+            <w:r>
+              <w:rPr>
+                <w:color w:val="202426"/>
+                <w:sz w:val="15"/>
+              </w:rPr>
+              <w:t>2 Kasus</w:t>
+            </w:r>
+          </w:p>
+        </w:tc>
+        <w:tc>
+          <w:tcPr>
+            <w:tcW w:type="dxa" w:w="1020"/>
+            <w:tcMar>
+              <w:top w:w="80" w:type="dxa"/>
+              <w:bottom w:w="80" w:type="dxa"/>
+              <w:left w:w="80" w:type="dxa"/>
+              <w:right w:w="80" w:type="dxa"/>
+            </w:tcMar>
+            <w:shd w:fill="FFFFFF"/>
+            <w:vAlign w:val="center"/>
+          </w:tcPr>
+          <w:p>
+            <w:pPr>
+              <w:spacing w:before="0" w:after="0"/>
+              <w:jc w:val="center"/>
+            </w:pPr>
+            <w:r>
+              <w:rPr>
+                <w:color w:val="202426"/>
+                <w:sz w:val="15"/>
+              </w:rPr>
+              <w:t>+0.34σ</w:t>
+            </w:r>
+          </w:p>
+        </w:tc>
+        <w:tc>
+          <w:tcPr>
+            <w:tcW w:type="dxa" w:w="964"/>
+            <w:tcMar>
+              <w:top w:w="80" w:type="dxa"/>
+              <w:bottom w:w="80" w:type="dxa"/>
+              <w:left w:w="80" w:type="dxa"/>
+              <w:right w:w="80" w:type="dxa"/>
+            </w:tcMar>
+            <w:shd w:fill="FFFFFF"/>
+            <w:vAlign w:val="center"/>
+          </w:tcPr>
+          <w:p>
+            <w:pPr>
+              <w:spacing w:before="0" w:after="0"/>
+              <w:jc w:val="center"/>
+            </w:pPr>
+            <w:r>
+              <w:rPr>
+                <w:color w:val="202426"/>
+                <w:sz w:val="15"/>
+              </w:rPr>
+              <w:t>0.0635</w:t>
+            </w:r>
+          </w:p>
+        </w:tc>
+        <w:tc>
+          <w:tcPr>
+            <w:tcW w:type="dxa" w:w="1020"/>
+            <w:tcMar>
+              <w:top w:w="80" w:type="dxa"/>
+              <w:bottom w:w="80" w:type="dxa"/>
+              <w:left w:w="80" w:type="dxa"/>
+              <w:right w:w="80" w:type="dxa"/>
+            </w:tcMar>
+            <w:shd w:fill="FFFFFF"/>
+            <w:vAlign w:val="center"/>
+          </w:tcPr>
+          <w:p>
+            <w:pPr>
+              <w:spacing w:before="0" w:after="0"/>
+              <w:jc w:val="center"/>
+            </w:pPr>
+            <w:r>
+              <w:rPr>
+                <w:color w:val="202426"/>
+                <w:sz w:val="15"/>
+              </w:rPr>
+              <w:t>3.0 / 5</w:t>
+            </w:r>
+          </w:p>
+        </w:tc>
+        <w:tc>
+          <w:tcPr>
+            <w:tcW w:type="dxa" w:w="1247"/>
+            <w:tcMar>
+              <w:top w:w="80" w:type="dxa"/>
+              <w:bottom w:w="80" w:type="dxa"/>
+              <w:left w:w="80" w:type="dxa"/>
+              <w:right w:w="80" w:type="dxa"/>
+            </w:tcMar>
+            <w:shd w:fill="FFFFFF"/>
+            <w:vAlign w:val="center"/>
+          </w:tcPr>
+          <w:p>
+            <w:pPr>
+              <w:spacing w:before="0" w:after="0"/>
+              <w:jc w:val="center"/>
+            </w:pPr>
+            <w:r>
+              <w:rPr>
+                <w:color w:val="202426"/>
+                <w:sz w:val="15"/>
+              </w:rPr>
+              <w:t>Mendekati Batas</w:t>
+            </w:r>
+          </w:p>
+        </w:tc>
+      </w:tr>
+      <w:tr>
+        <w:tc>
+          <w:tcPr>
+            <w:tcW w:type="dxa" w:w="1247"/>
+            <w:tcMar>
+              <w:top w:w="80" w:type="dxa"/>
+              <w:bottom w:w="80" w:type="dxa"/>
+              <w:left w:w="80" w:type="dxa"/>
+              <w:right w:w="80" w:type="dxa"/>
+            </w:tcMar>
+            <w:shd w:fill="F4F5F6"/>
+            <w:vAlign w:val="center"/>
+          </w:tcPr>
+          <w:p>
+            <w:pPr>
+              <w:spacing w:before="0" w:after="0"/>
+              <w:jc w:val="center"/>
+            </w:pPr>
+            <w:r>
+              <w:rPr>
+                <w:color w:val="202426"/>
+                <w:sz w:val="15"/>
+              </w:rPr>
+              <w:t>Pilar Sosial</w:t>
+            </w:r>
+          </w:p>
+        </w:tc>
+        <w:tc>
+          <w:tcPr>
+            <w:tcW w:type="dxa" w:w="2438"/>
+            <w:tcMar>
+              <w:top w:w="80" w:type="dxa"/>
+              <w:bottom w:w="80" w:type="dxa"/>
+              <w:left w:w="80" w:type="dxa"/>
+              <w:right w:w="80" w:type="dxa"/>
+            </w:tcMar>
+            <w:shd w:fill="F4F5F6"/>
+            <w:vAlign w:val="center"/>
+          </w:tcPr>
+          <w:p>
+            <w:pPr>
+              <w:spacing w:before="0" w:after="0"/>
+              <w:jc w:val="left"/>
+            </w:pPr>
+            <w:r>
+              <w:rPr>
+                <w:color w:val="202426"/>
+                <w:sz w:val="15"/>
+              </w:rPr>
+              <w:t>Korban Perampasan Ruang Hidup &amp; Krisis Agraria</w:t>
+            </w:r>
+          </w:p>
+        </w:tc>
+        <w:tc>
+          <w:tcPr>
+            <w:tcW w:type="dxa" w:w="1701"/>
+            <w:tcMar>
+              <w:top w:w="80" w:type="dxa"/>
+              <w:bottom w:w="80" w:type="dxa"/>
+              <w:left w:w="80" w:type="dxa"/>
+              <w:right w:w="80" w:type="dxa"/>
+            </w:tcMar>
+            <w:shd w:fill="F4F5F6"/>
+            <w:vAlign w:val="center"/>
+          </w:tcPr>
+          <w:p>
+            <w:pPr>
+              <w:spacing w:before="0" w:after="0"/>
+              <w:jc w:val="right"/>
+            </w:pPr>
+            <w:r>
+              <w:rPr>
+                <w:color w:val="202426"/>
+                <w:sz w:val="15"/>
+              </w:rPr>
+              <w:t>0 Jiwa</w:t>
+            </w:r>
+          </w:p>
+        </w:tc>
+        <w:tc>
+          <w:tcPr>
+            <w:tcW w:type="dxa" w:w="1020"/>
+            <w:tcMar>
+              <w:top w:w="80" w:type="dxa"/>
+              <w:bottom w:w="80" w:type="dxa"/>
+              <w:left w:w="80" w:type="dxa"/>
+              <w:right w:w="80" w:type="dxa"/>
+            </w:tcMar>
+            <w:shd w:fill="F4F5F6"/>
+            <w:vAlign w:val="center"/>
+          </w:tcPr>
+          <w:p>
+            <w:pPr>
+              <w:spacing w:before="0" w:after="0"/>
+              <w:jc w:val="center"/>
+            </w:pPr>
+            <w:r>
+              <w:rPr>
+                <w:color w:val="202426"/>
+                <w:sz w:val="15"/>
+              </w:rPr>
+              <w:t>-0.57σ</w:t>
+            </w:r>
+          </w:p>
+        </w:tc>
+        <w:tc>
+          <w:tcPr>
+            <w:tcW w:type="dxa" w:w="964"/>
+            <w:tcMar>
+              <w:top w:w="80" w:type="dxa"/>
+              <w:bottom w:w="80" w:type="dxa"/>
+              <w:left w:w="80" w:type="dxa"/>
+              <w:right w:w="80" w:type="dxa"/>
+            </w:tcMar>
+            <w:shd w:fill="F4F5F6"/>
+            <w:vAlign w:val="center"/>
+          </w:tcPr>
+          <w:p>
+            <w:pPr>
+              <w:spacing w:before="0" w:after="0"/>
+              <w:jc w:val="center"/>
+            </w:pPr>
+            <w:r>
+              <w:rPr>
+                <w:color w:val="202426"/>
+                <w:sz w:val="15"/>
+              </w:rPr>
+              <w:t>0.0781</w:t>
+            </w:r>
+          </w:p>
+        </w:tc>
+        <w:tc>
+          <w:tcPr>
+            <w:tcW w:type="dxa" w:w="1020"/>
+            <w:tcMar>
+              <w:top w:w="80" w:type="dxa"/>
+              <w:bottom w:w="80" w:type="dxa"/>
+              <w:left w:w="80" w:type="dxa"/>
+              <w:right w:w="80" w:type="dxa"/>
+            </w:tcMar>
+            <w:shd w:fill="F4F5F6"/>
+            <w:vAlign w:val="center"/>
+          </w:tcPr>
+          <w:p>
+            <w:pPr>
+              <w:spacing w:before="0" w:after="0"/>
+              <w:jc w:val="center"/>
+            </w:pPr>
+            <w:r>
+              <w:rPr>
+                <w:color w:val="202426"/>
+                <w:sz w:val="15"/>
+              </w:rPr>
+              <w:t>1.0 / 5</w:t>
+            </w:r>
+          </w:p>
+        </w:tc>
+        <w:tc>
+          <w:tcPr>
+            <w:tcW w:type="dxa" w:w="1247"/>
+            <w:tcMar>
+              <w:top w:w="80" w:type="dxa"/>
+              <w:bottom w:w="80" w:type="dxa"/>
+              <w:left w:w="80" w:type="dxa"/>
+              <w:right w:w="80" w:type="dxa"/>
+            </w:tcMar>
+            <w:shd w:fill="F4F5F6"/>
+            <w:vAlign w:val="center"/>
+          </w:tcPr>
+          <w:p>
+            <w:pPr>
+              <w:spacing w:before="0" w:after="0"/>
+              <w:jc w:val="center"/>
+            </w:pPr>
+            <w:r>
+              <w:rPr>
+                <w:color w:val="202426"/>
+                <w:sz w:val="15"/>
+              </w:rPr>
+              <w:t>Tidak Melampaui Batas</w:t>
+            </w:r>
+          </w:p>
+        </w:tc>
+      </w:tr>
+      <w:tr>
+        <w:tc>
+          <w:tcPr>
+            <w:tcW w:type="dxa" w:w="1247"/>
+            <w:tcMar>
+              <w:top w:w="80" w:type="dxa"/>
+              <w:bottom w:w="80" w:type="dxa"/>
+              <w:left w:w="80" w:type="dxa"/>
+              <w:right w:w="80" w:type="dxa"/>
+            </w:tcMar>
+            <w:shd w:fill="FFFFFF"/>
+            <w:vAlign w:val="center"/>
+          </w:tcPr>
+          <w:p>
+            <w:pPr>
+              <w:spacing w:before="0" w:after="0"/>
+              <w:jc w:val="center"/>
+            </w:pPr>
+            <w:r>
+              <w:rPr>
+                <w:color w:val="202426"/>
+                <w:sz w:val="15"/>
+              </w:rPr>
+              <w:t>Pilar Sosial</w:t>
+            </w:r>
+          </w:p>
+        </w:tc>
+        <w:tc>
+          <w:tcPr>
+            <w:tcW w:type="dxa" w:w="2438"/>
+            <w:tcMar>
+              <w:top w:w="80" w:type="dxa"/>
+              <w:bottom w:w="80" w:type="dxa"/>
+              <w:left w:w="80" w:type="dxa"/>
+              <w:right w:w="80" w:type="dxa"/>
+            </w:tcMar>
+            <w:shd w:fill="FFFFFF"/>
+            <w:vAlign w:val="center"/>
+          </w:tcPr>
+          <w:p>
+            <w:pPr>
+              <w:spacing w:before="0" w:after="0"/>
+              <w:jc w:val="left"/>
+            </w:pPr>
+            <w:r>
+              <w:rPr>
+                <w:color w:val="202426"/>
+                <w:sz w:val="15"/>
+              </w:rPr>
+              <w:t>Insiden Kriminalisasi Warga &amp; Pembela HAM</w:t>
+            </w:r>
+          </w:p>
+        </w:tc>
+        <w:tc>
+          <w:tcPr>
+            <w:tcW w:type="dxa" w:w="1701"/>
+            <w:tcMar>
+              <w:top w:w="80" w:type="dxa"/>
+              <w:bottom w:w="80" w:type="dxa"/>
+              <w:left w:w="80" w:type="dxa"/>
+              <w:right w:w="80" w:type="dxa"/>
+            </w:tcMar>
+            <w:shd w:fill="FFFFFF"/>
+            <w:vAlign w:val="center"/>
+          </w:tcPr>
+          <w:p>
+            <w:pPr>
+              <w:spacing w:before="0" w:after="0"/>
+              <w:jc w:val="right"/>
+            </w:pPr>
+            <w:r>
+              <w:rPr>
+                <w:color w:val="202426"/>
+                <w:sz w:val="15"/>
+              </w:rPr>
+              <w:t>1 Insiden</w:t>
+            </w:r>
+          </w:p>
+        </w:tc>
+        <w:tc>
+          <w:tcPr>
+            <w:tcW w:type="dxa" w:w="1020"/>
+            <w:tcMar>
+              <w:top w:w="80" w:type="dxa"/>
+              <w:bottom w:w="80" w:type="dxa"/>
+              <w:left w:w="80" w:type="dxa"/>
+              <w:right w:w="80" w:type="dxa"/>
+            </w:tcMar>
+            <w:shd w:fill="FFFFFF"/>
+            <w:vAlign w:val="center"/>
+          </w:tcPr>
+          <w:p>
+            <w:pPr>
+              <w:spacing w:before="0" w:after="0"/>
+              <w:jc w:val="center"/>
+            </w:pPr>
+            <w:r>
+              <w:rPr>
+                <w:color w:val="202426"/>
+                <w:sz w:val="15"/>
+              </w:rPr>
+              <w:t>-0.71σ</w:t>
+            </w:r>
+          </w:p>
+        </w:tc>
+        <w:tc>
+          <w:tcPr>
+            <w:tcW w:type="dxa" w:w="964"/>
+            <w:tcMar>
+              <w:top w:w="80" w:type="dxa"/>
+              <w:bottom w:w="80" w:type="dxa"/>
+              <w:left w:w="80" w:type="dxa"/>
+              <w:right w:w="80" w:type="dxa"/>
+            </w:tcMar>
+            <w:shd w:fill="FFFFFF"/>
+            <w:vAlign w:val="center"/>
+          </w:tcPr>
+          <w:p>
+            <w:pPr>
+              <w:spacing w:before="0" w:after="0"/>
+              <w:jc w:val="center"/>
+            </w:pPr>
+            <w:r>
+              <w:rPr>
+                <w:color w:val="202426"/>
+                <w:sz w:val="15"/>
+              </w:rPr>
+              <w:t>0.0331</w:t>
+            </w:r>
+          </w:p>
+        </w:tc>
+        <w:tc>
+          <w:tcPr>
+            <w:tcW w:type="dxa" w:w="1020"/>
+            <w:tcMar>
+              <w:top w:w="80" w:type="dxa"/>
+              <w:bottom w:w="80" w:type="dxa"/>
+              <w:left w:w="80" w:type="dxa"/>
+              <w:right w:w="80" w:type="dxa"/>
+            </w:tcMar>
+            <w:shd w:fill="FFFFFF"/>
+            <w:vAlign w:val="center"/>
+          </w:tcPr>
+          <w:p>
+            <w:pPr>
+              <w:spacing w:before="0" w:after="0"/>
+              <w:jc w:val="center"/>
+            </w:pPr>
+            <w:r>
+              <w:rPr>
+                <w:color w:val="202426"/>
+                <w:sz w:val="15"/>
+              </w:rPr>
+              <w:t>1.0 / 5</w:t>
+            </w:r>
+          </w:p>
+        </w:tc>
+        <w:tc>
+          <w:tcPr>
+            <w:tcW w:type="dxa" w:w="1247"/>
+            <w:tcMar>
+              <w:top w:w="80" w:type="dxa"/>
+              <w:bottom w:w="80" w:type="dxa"/>
+              <w:left w:w="80" w:type="dxa"/>
+              <w:right w:w="80" w:type="dxa"/>
+            </w:tcMar>
+            <w:shd w:fill="FFFFFF"/>
+            <w:vAlign w:val="center"/>
+          </w:tcPr>
+          <w:p>
+            <w:pPr>
+              <w:spacing w:before="0" w:after="0"/>
+              <w:jc w:val="center"/>
+            </w:pPr>
+            <w:r>
+              <w:rPr>
+                <w:color w:val="202426"/>
+                <w:sz w:val="15"/>
+              </w:rPr>
+              <w:t>Tidak Melampaui Batas</w:t>
+            </w:r>
+          </w:p>
+        </w:tc>
+      </w:tr>
+      <w:tr>
+        <w:tc>
+          <w:tcPr>
+            <w:tcW w:type="dxa" w:w="1247"/>
+            <w:tcMar>
+              <w:top w:w="80" w:type="dxa"/>
+              <w:bottom w:w="80" w:type="dxa"/>
+              <w:left w:w="80" w:type="dxa"/>
+              <w:right w:w="80" w:type="dxa"/>
+            </w:tcMar>
+            <w:shd w:fill="F4F5F6"/>
+            <w:vAlign w:val="center"/>
+          </w:tcPr>
+          <w:p>
+            <w:pPr>
+              <w:spacing w:before="0" w:after="0"/>
+              <w:jc w:val="center"/>
+            </w:pPr>
+            <w:r>
+              <w:rPr>
+                <w:color w:val="202426"/>
+                <w:sz w:val="15"/>
+              </w:rPr>
+              <w:t>Pilar Sosial</w:t>
+            </w:r>
+          </w:p>
+        </w:tc>
+        <w:tc>
+          <w:tcPr>
+            <w:tcW w:type="dxa" w:w="2438"/>
+            <w:tcMar>
+              <w:top w:w="80" w:type="dxa"/>
+              <w:bottom w:w="80" w:type="dxa"/>
+              <w:left w:w="80" w:type="dxa"/>
+              <w:right w:w="80" w:type="dxa"/>
+            </w:tcMar>
+            <w:shd w:fill="F4F5F6"/>
+            <w:vAlign w:val="center"/>
+          </w:tcPr>
+          <w:p>
+            <w:pPr>
+              <w:spacing w:before="0" w:after="0"/>
+              <w:jc w:val="left"/>
+            </w:pPr>
+            <w:r>
+              <w:rPr>
+                <w:color w:val="202426"/>
+                <w:sz w:val="15"/>
+              </w:rPr>
+              <w:t>Defisit Kelayakan Standar Faskes SPA</w:t>
+            </w:r>
+          </w:p>
+        </w:tc>
+        <w:tc>
+          <w:tcPr>
+            <w:tcW w:type="dxa" w:w="1701"/>
+            <w:tcMar>
+              <w:top w:w="80" w:type="dxa"/>
+              <w:bottom w:w="80" w:type="dxa"/>
+              <w:left w:w="80" w:type="dxa"/>
+              <w:right w:w="80" w:type="dxa"/>
+            </w:tcMar>
+            <w:shd w:fill="F4F5F6"/>
+            <w:vAlign w:val="center"/>
+          </w:tcPr>
+          <w:p>
+            <w:pPr>
+              <w:spacing w:before="0" w:after="0"/>
+              <w:jc w:val="right"/>
+            </w:pPr>
+            <w:r>
+              <w:rPr>
+                <w:color w:val="202426"/>
+                <w:sz w:val="15"/>
+              </w:rPr>
+              <w:t>25.2 % Gap</w:t>
+            </w:r>
+          </w:p>
+        </w:tc>
+        <w:tc>
+          <w:tcPr>
+            <w:tcW w:type="dxa" w:w="1020"/>
+            <w:tcMar>
+              <w:top w:w="80" w:type="dxa"/>
+              <w:bottom w:w="80" w:type="dxa"/>
+              <w:left w:w="80" w:type="dxa"/>
+              <w:right w:w="80" w:type="dxa"/>
+            </w:tcMar>
+            <w:shd w:fill="F4F5F6"/>
+            <w:vAlign w:val="center"/>
+          </w:tcPr>
+          <w:p>
+            <w:pPr>
+              <w:spacing w:before="0" w:after="0"/>
+              <w:jc w:val="center"/>
+            </w:pPr>
+            <w:r>
+              <w:rPr>
+                <w:color w:val="202426"/>
+                <w:sz w:val="15"/>
+              </w:rPr>
+              <w:t>+1.47σ</w:t>
+            </w:r>
+          </w:p>
+        </w:tc>
+        <w:tc>
+          <w:tcPr>
+            <w:tcW w:type="dxa" w:w="964"/>
+            <w:tcMar>
+              <w:top w:w="80" w:type="dxa"/>
+              <w:bottom w:w="80" w:type="dxa"/>
+              <w:left w:w="80" w:type="dxa"/>
+              <w:right w:w="80" w:type="dxa"/>
+            </w:tcMar>
+            <w:shd w:fill="F4F5F6"/>
+            <w:vAlign w:val="center"/>
+          </w:tcPr>
+          <w:p>
+            <w:pPr>
+              <w:spacing w:before="0" w:after="0"/>
+              <w:jc w:val="center"/>
+            </w:pPr>
+            <w:r>
+              <w:rPr>
+                <w:color w:val="202426"/>
+                <w:sz w:val="15"/>
+              </w:rPr>
+              <w:t>0.0430</w:t>
+            </w:r>
+          </w:p>
+        </w:tc>
+        <w:tc>
+          <w:tcPr>
+            <w:tcW w:type="dxa" w:w="1020"/>
+            <w:tcMar>
+              <w:top w:w="80" w:type="dxa"/>
+              <w:bottom w:w="80" w:type="dxa"/>
+              <w:left w:w="80" w:type="dxa"/>
+              <w:right w:w="80" w:type="dxa"/>
+            </w:tcMar>
+            <w:shd w:fill="F4F5F6"/>
+            <w:vAlign w:val="center"/>
+          </w:tcPr>
+          <w:p>
+            <w:pPr>
+              <w:spacing w:before="0" w:after="0"/>
+              <w:jc w:val="center"/>
+            </w:pPr>
+            <w:r>
+              <w:rPr>
+                <w:color w:val="202426"/>
+                <w:sz w:val="15"/>
+              </w:rPr>
+              <w:t>5.0 / 5</w:t>
+            </w:r>
+          </w:p>
+        </w:tc>
+        <w:tc>
+          <w:tcPr>
+            <w:tcW w:type="dxa" w:w="1247"/>
+            <w:tcMar>
+              <w:top w:w="80" w:type="dxa"/>
+              <w:bottom w:w="80" w:type="dxa"/>
+              <w:left w:w="80" w:type="dxa"/>
+              <w:right w:w="80" w:type="dxa"/>
+            </w:tcMar>
+            <w:shd w:fill="F4F5F6"/>
+            <w:vAlign w:val="center"/>
+          </w:tcPr>
+          <w:p>
+            <w:pPr>
+              <w:spacing w:before="0" w:after="0"/>
+              <w:jc w:val="center"/>
+            </w:pPr>
+            <w:r>
+              <w:rPr>
+                <w:color w:val="202426"/>
+                <w:sz w:val="15"/>
+              </w:rPr>
+              <w:t>Melampaui Batas</w:t>
+            </w:r>
+          </w:p>
+        </w:tc>
+      </w:tr>
+      <w:tr>
+        <w:tc>
+          <w:tcPr>
+            <w:tcW w:type="dxa" w:w="1247"/>
+            <w:tcMar>
+              <w:top w:w="80" w:type="dxa"/>
+              <w:bottom w:w="80" w:type="dxa"/>
+              <w:left w:w="80" w:type="dxa"/>
+              <w:right w:w="80" w:type="dxa"/>
+            </w:tcMar>
+            <w:shd w:fill="FFFFFF"/>
+            <w:vAlign w:val="center"/>
+          </w:tcPr>
+          <w:p>
+            <w:pPr>
+              <w:spacing w:before="0" w:after="0"/>
+              <w:jc w:val="center"/>
+            </w:pPr>
+            <w:r>
+              <w:rPr>
+                <w:color w:val="202426"/>
+                <w:sz w:val="15"/>
+              </w:rPr>
+              <w:t>Pilar Veto</w:t>
+            </w:r>
+          </w:p>
+        </w:tc>
+        <w:tc>
+          <w:tcPr>
+            <w:tcW w:type="dxa" w:w="2438"/>
+            <w:tcMar>
+              <w:top w:w="80" w:type="dxa"/>
+              <w:bottom w:w="80" w:type="dxa"/>
+              <w:left w:w="80" w:type="dxa"/>
+              <w:right w:w="80" w:type="dxa"/>
+            </w:tcMar>
+            <w:shd w:fill="FFFFFF"/>
+            <w:vAlign w:val="center"/>
+          </w:tcPr>
+          <w:p>
+            <w:pPr>
+              <w:spacing w:before="0" w:after="0"/>
+              <w:jc w:val="left"/>
+            </w:pPr>
+            <w:r>
+              <w:rPr>
+                <w:color w:val="202426"/>
+                <w:sz w:val="15"/>
+              </w:rPr>
+              <w:t>Penerbitan Obral Konsesi WIUP Baru Pasca-2014</w:t>
+            </w:r>
+          </w:p>
+        </w:tc>
+        <w:tc>
+          <w:tcPr>
+            <w:tcW w:type="dxa" w:w="1701"/>
+            <w:tcMar>
+              <w:top w:w="80" w:type="dxa"/>
+              <w:bottom w:w="80" w:type="dxa"/>
+              <w:left w:w="80" w:type="dxa"/>
+              <w:right w:w="80" w:type="dxa"/>
+            </w:tcMar>
+            <w:shd w:fill="FFFFFF"/>
+            <w:vAlign w:val="center"/>
+          </w:tcPr>
+          <w:p>
+            <w:pPr>
+              <w:spacing w:before="0" w:after="0"/>
+              <w:jc w:val="right"/>
+            </w:pPr>
+            <w:r>
+              <w:rPr>
+                <w:color w:val="202426"/>
+                <w:sz w:val="15"/>
+              </w:rPr>
+              <w:t>15 Izin</w:t>
+            </w:r>
+          </w:p>
+        </w:tc>
+        <w:tc>
+          <w:tcPr>
+            <w:tcW w:type="dxa" w:w="1020"/>
+            <w:tcMar>
+              <w:top w:w="80" w:type="dxa"/>
+              <w:bottom w:w="80" w:type="dxa"/>
+              <w:left w:w="80" w:type="dxa"/>
+              <w:right w:w="80" w:type="dxa"/>
+            </w:tcMar>
+            <w:shd w:fill="FFFFFF"/>
+            <w:vAlign w:val="center"/>
+          </w:tcPr>
+          <w:p>
+            <w:pPr>
+              <w:spacing w:before="0" w:after="0"/>
+              <w:jc w:val="center"/>
+            </w:pPr>
+            <w:r>
+              <w:rPr>
+                <w:color w:val="202426"/>
+                <w:sz w:val="15"/>
+              </w:rPr>
+              <w:t>-0.80σ</w:t>
+            </w:r>
+          </w:p>
+        </w:tc>
+        <w:tc>
+          <w:tcPr>
+            <w:tcW w:type="dxa" w:w="964"/>
+            <w:tcMar>
+              <w:top w:w="80" w:type="dxa"/>
+              <w:bottom w:w="80" w:type="dxa"/>
+              <w:left w:w="80" w:type="dxa"/>
+              <w:right w:w="80" w:type="dxa"/>
+            </w:tcMar>
+            <w:shd w:fill="FFFFFF"/>
+            <w:vAlign w:val="center"/>
+          </w:tcPr>
+          <w:p>
+            <w:pPr>
+              <w:spacing w:before="0" w:after="0"/>
+              <w:jc w:val="center"/>
+            </w:pPr>
+            <w:r>
+              <w:rPr>
+                <w:color w:val="202426"/>
+                <w:sz w:val="15"/>
+              </w:rPr>
+              <w:t>0.0415</w:t>
+            </w:r>
+          </w:p>
+        </w:tc>
+        <w:tc>
+          <w:tcPr>
+            <w:tcW w:type="dxa" w:w="1020"/>
+            <w:tcMar>
+              <w:top w:w="80" w:type="dxa"/>
+              <w:bottom w:w="80" w:type="dxa"/>
+              <w:left w:w="80" w:type="dxa"/>
+              <w:right w:w="80" w:type="dxa"/>
+            </w:tcMar>
+            <w:shd w:fill="FFFFFF"/>
+            <w:vAlign w:val="center"/>
+          </w:tcPr>
+          <w:p>
+            <w:pPr>
+              <w:spacing w:before="0" w:after="0"/>
+              <w:jc w:val="center"/>
+            </w:pPr>
+            <w:r>
+              <w:rPr>
+                <w:color w:val="202426"/>
+                <w:sz w:val="15"/>
+              </w:rPr>
+              <w:t>1.0 / 5</w:t>
+            </w:r>
+          </w:p>
+        </w:tc>
+        <w:tc>
+          <w:tcPr>
+            <w:tcW w:type="dxa" w:w="1247"/>
+            <w:tcMar>
+              <w:top w:w="80" w:type="dxa"/>
+              <w:bottom w:w="80" w:type="dxa"/>
+              <w:left w:w="80" w:type="dxa"/>
+              <w:right w:w="80" w:type="dxa"/>
+            </w:tcMar>
+            <w:shd w:fill="FFFFFF"/>
+            <w:vAlign w:val="center"/>
+          </w:tcPr>
+          <w:p>
+            <w:pPr>
+              <w:spacing w:before="0" w:after="0"/>
+              <w:jc w:val="center"/>
+            </w:pPr>
+            <w:r>
+              <w:rPr>
+                <w:color w:val="202426"/>
+                <w:sz w:val="15"/>
+              </w:rPr>
+              <w:t>Tidak Melampaui Batas</w:t>
+            </w:r>
+          </w:p>
+        </w:tc>
+      </w:tr>
+      <w:tr>
+        <w:tc>
+          <w:tcPr>
+            <w:tcW w:type="dxa" w:w="1247"/>
+            <w:tcMar>
+              <w:top w:w="80" w:type="dxa"/>
+              <w:bottom w:w="80" w:type="dxa"/>
+              <w:left w:w="80" w:type="dxa"/>
+              <w:right w:w="80" w:type="dxa"/>
+            </w:tcMar>
+            <w:shd w:fill="F4F5F6"/>
+            <w:vAlign w:val="center"/>
+          </w:tcPr>
+          <w:p>
+            <w:pPr>
+              <w:spacing w:before="0" w:after="0"/>
+              <w:jc w:val="center"/>
+            </w:pPr>
+            <w:r>
+              <w:rPr>
+                <w:color w:val="202426"/>
+                <w:sz w:val="15"/>
+              </w:rPr>
+              <w:t>Pilar Veto</w:t>
+            </w:r>
+          </w:p>
+        </w:tc>
+        <w:tc>
+          <w:tcPr>
+            <w:tcW w:type="dxa" w:w="2438"/>
+            <w:tcMar>
+              <w:top w:w="80" w:type="dxa"/>
+              <w:bottom w:w="80" w:type="dxa"/>
+              <w:left w:w="80" w:type="dxa"/>
+              <w:right w:w="80" w:type="dxa"/>
+            </w:tcMar>
+            <w:shd w:fill="F4F5F6"/>
+            <w:vAlign w:val="center"/>
+          </w:tcPr>
+          <w:p>
+            <w:pPr>
+              <w:spacing w:before="0" w:after="0"/>
+              <w:jc w:val="left"/>
+            </w:pPr>
+            <w:r>
+              <w:rPr>
+                <w:color w:val="202426"/>
+                <w:sz w:val="15"/>
+              </w:rPr>
+              <w:t>Korporat Tambang Pelanggar Hukum Beroperasi Ilegal</w:t>
+            </w:r>
+          </w:p>
+        </w:tc>
+        <w:tc>
+          <w:tcPr>
+            <w:tcW w:type="dxa" w:w="1701"/>
+            <w:tcMar>
+              <w:top w:w="80" w:type="dxa"/>
+              <w:bottom w:w="80" w:type="dxa"/>
+              <w:left w:w="80" w:type="dxa"/>
+              <w:right w:w="80" w:type="dxa"/>
+            </w:tcMar>
+            <w:shd w:fill="F4F5F6"/>
+            <w:vAlign w:val="center"/>
+          </w:tcPr>
+          <w:p>
+            <w:pPr>
+              <w:spacing w:before="0" w:after="0"/>
+              <w:jc w:val="right"/>
+            </w:pPr>
+            <w:r>
+              <w:rPr>
+                <w:color w:val="202426"/>
+                <w:sz w:val="15"/>
+              </w:rPr>
+              <w:t>1 Korporasi</w:t>
+            </w:r>
+          </w:p>
+        </w:tc>
+        <w:tc>
+          <w:tcPr>
+            <w:tcW w:type="dxa" w:w="1020"/>
+            <w:tcMar>
+              <w:top w:w="80" w:type="dxa"/>
+              <w:bottom w:w="80" w:type="dxa"/>
+              <w:left w:w="80" w:type="dxa"/>
+              <w:right w:w="80" w:type="dxa"/>
+            </w:tcMar>
+            <w:shd w:fill="F4F5F6"/>
+            <w:vAlign w:val="center"/>
+          </w:tcPr>
+          <w:p>
+            <w:pPr>
+              <w:spacing w:before="0" w:after="0"/>
+              <w:jc w:val="center"/>
+            </w:pPr>
+            <w:r>
+              <w:rPr>
+                <w:color w:val="202426"/>
+                <w:sz w:val="15"/>
+              </w:rPr>
+              <w:t>-0.45σ</w:t>
+            </w:r>
+          </w:p>
+        </w:tc>
+        <w:tc>
+          <w:tcPr>
+            <w:tcW w:type="dxa" w:w="964"/>
+            <w:tcMar>
+              <w:top w:w="80" w:type="dxa"/>
+              <w:bottom w:w="80" w:type="dxa"/>
+              <w:left w:w="80" w:type="dxa"/>
+              <w:right w:w="80" w:type="dxa"/>
+            </w:tcMar>
+            <w:shd w:fill="F4F5F6"/>
+            <w:vAlign w:val="center"/>
+          </w:tcPr>
+          <w:p>
+            <w:pPr>
+              <w:spacing w:before="0" w:after="0"/>
+              <w:jc w:val="center"/>
+            </w:pPr>
+            <w:r>
+              <w:rPr>
+                <w:color w:val="202426"/>
+                <w:sz w:val="15"/>
+              </w:rPr>
+              <w:t>0.0473</w:t>
+            </w:r>
+          </w:p>
+        </w:tc>
+        <w:tc>
+          <w:tcPr>
+            <w:tcW w:type="dxa" w:w="1020"/>
+            <w:tcMar>
+              <w:top w:w="80" w:type="dxa"/>
+              <w:bottom w:w="80" w:type="dxa"/>
+              <w:left w:w="80" w:type="dxa"/>
+              <w:right w:w="80" w:type="dxa"/>
+            </w:tcMar>
+            <w:shd w:fill="F4F5F6"/>
+            <w:vAlign w:val="center"/>
+          </w:tcPr>
+          <w:p>
+            <w:pPr>
+              <w:spacing w:before="0" w:after="0"/>
+              <w:jc w:val="center"/>
+            </w:pPr>
+            <w:r>
+              <w:rPr>
+                <w:color w:val="202426"/>
+                <w:sz w:val="15"/>
+              </w:rPr>
+              <w:t>2.0 / 5</w:t>
+            </w:r>
+          </w:p>
+        </w:tc>
+        <w:tc>
+          <w:tcPr>
+            <w:tcW w:type="dxa" w:w="1247"/>
+            <w:tcMar>
+              <w:top w:w="80" w:type="dxa"/>
+              <w:bottom w:w="80" w:type="dxa"/>
+              <w:left w:w="80" w:type="dxa"/>
+              <w:right w:w="80" w:type="dxa"/>
+            </w:tcMar>
+            <w:shd w:fill="F4F5F6"/>
+            <w:vAlign w:val="center"/>
+          </w:tcPr>
+          <w:p>
+            <w:pPr>
+              <w:spacing w:before="0" w:after="0"/>
+              <w:jc w:val="center"/>
+            </w:pPr>
+            <w:r>
+              <w:rPr>
+                <w:color w:val="202426"/>
+                <w:sz w:val="15"/>
+              </w:rPr>
+              <w:t>Tidak Melampaui Batas</w:t>
+            </w:r>
+          </w:p>
+        </w:tc>
+      </w:tr>
+    </w:tbl>
+    <w:p>
+      <w:pPr>
+        <w:spacing w:before="0" w:after="120"/>
+      </w:pPr>
+    </w:p>
+    <w:p>
+      <w:pPr>
+        <w:keepNext/>
+        <w:spacing w:before="160" w:after="60"/>
+      </w:pPr>
+      <w:r>
+        <w:rPr>
+          <w:b/>
+          <w:i/>
+          <w:color w:val="143642"/>
+          <w:sz w:val="17"/>
+        </w:rPr>
+        <w:t>Tabel 6.24: Rekapitulasi Skor 5 Pilar &amp; Status Ekologis Komposit Provinsi Sulawesi Utara</w:t>
+      </w:r>
+    </w:p>
+    <w:tbl>
+      <w:tblPr>
+        <w:tblW w:type="auto" w:w="0"/>
+        <w:jc w:val="center"/>
+        <w:tblLook w:firstColumn="1" w:firstRow="1" w:lastColumn="0" w:lastRow="0" w:noHBand="0" w:noVBand="1" w:val="04A0"/>
+        <w:tblBorders>
+          <w:top w:val="single" w:sz="6" w:space="0" w:color="D3D3D3"/>
+          <w:bottom w:val="single" w:sz="8" w:space="0" w:color="143642"/>
+          <w:insideH w:val="single" w:sz="4" w:space="0" w:color="D3D3D3"/>
+          <w:insideV w:val="none"/>
+          <w:left w:val="none"/>
+          <w:right w:val="none"/>
+        </w:tblBorders>
+      </w:tblPr>
+      <w:tblGrid>
+        <w:gridCol w:w="1928"/>
+        <w:gridCol w:w="1928"/>
+        <w:gridCol w:w="1928"/>
+        <w:gridCol w:w="1928"/>
+        <w:gridCol w:w="1928"/>
+      </w:tblGrid>
+      <w:tr>
+        <w:trPr>
+          <w:tblHeader/>
+        </w:trPr>
+        <w:tc>
+          <w:tcPr>
+            <w:tcW w:type="dxa" w:w="1417"/>
+            <w:tcMar>
+              <w:top w:w="100" w:type="dxa"/>
+              <w:bottom w:w="100" w:type="dxa"/>
+              <w:left w:w="100" w:type="dxa"/>
+              <w:right w:w="100" w:type="dxa"/>
+            </w:tcMar>
+            <w:shd w:fill="143642"/>
+            <w:vAlign w:val="center"/>
+          </w:tcPr>
+          <w:p>
+            <w:pPr>
+              <w:spacing w:before="0" w:after="0"/>
+              <w:jc w:val="center"/>
+            </w:pPr>
+            <w:r>
+              <w:rPr>
+                <w:b/>
+                <w:color w:val="FFFFFF"/>
+                <w:sz w:val="16"/>
+              </w:rPr>
+              <w:t>Pilar / Dimensi</w:t>
+            </w:r>
+          </w:p>
+        </w:tc>
+        <w:tc>
+          <w:tcPr>
+            <w:tcW w:type="dxa" w:w="2551"/>
+            <w:tcMar>
+              <w:top w:w="100" w:type="dxa"/>
+              <w:bottom w:w="100" w:type="dxa"/>
+              <w:left w:w="100" w:type="dxa"/>
+              <w:right w:w="100" w:type="dxa"/>
+            </w:tcMar>
+            <w:shd w:fill="143642"/>
+            <w:vAlign w:val="center"/>
+          </w:tcPr>
+          <w:p>
+            <w:pPr>
+              <w:spacing w:before="0" w:after="0"/>
+              <w:jc w:val="center"/>
+            </w:pPr>
+            <w:r>
+              <w:rPr>
+                <w:b/>
+                <w:color w:val="FFFFFF"/>
+                <w:sz w:val="16"/>
+              </w:rPr>
+              <w:t>Cakupan Indikator Kunci</w:t>
+            </w:r>
+          </w:p>
+        </w:tc>
+        <w:tc>
+          <w:tcPr>
+            <w:tcW w:type="dxa" w:w="1247"/>
+            <w:tcMar>
+              <w:top w:w="100" w:type="dxa"/>
+              <w:bottom w:w="100" w:type="dxa"/>
+              <w:left w:w="100" w:type="dxa"/>
+              <w:right w:w="100" w:type="dxa"/>
+            </w:tcMar>
+            <w:shd w:fill="143642"/>
+            <w:vAlign w:val="center"/>
+          </w:tcPr>
+          <w:p>
+            <w:pPr>
+              <w:spacing w:before="0" w:after="0"/>
+              <w:jc w:val="center"/>
+            </w:pPr>
+            <w:r>
+              <w:rPr>
+                <w:b/>
+                <w:color w:val="FFFFFF"/>
+                <w:sz w:val="16"/>
+              </w:rPr>
+              <w:t>Skor Likert Pilar (0-5)</w:t>
+            </w:r>
+          </w:p>
+        </w:tc>
+        <w:tc>
+          <w:tcPr>
+            <w:tcW w:type="dxa" w:w="1587"/>
+            <w:tcMar>
+              <w:top w:w="100" w:type="dxa"/>
+              <w:bottom w:w="100" w:type="dxa"/>
+              <w:left w:w="100" w:type="dxa"/>
+              <w:right w:w="100" w:type="dxa"/>
+            </w:tcMar>
+            <w:shd w:fill="143642"/>
+            <w:vAlign w:val="center"/>
+          </w:tcPr>
+          <w:p>
+            <w:pPr>
+              <w:spacing w:before="0" w:after="0"/>
+              <w:jc w:val="center"/>
+            </w:pPr>
+            <w:r>
+              <w:rPr>
+                <w:b/>
+                <w:color w:val="FFFFFF"/>
+                <w:sz w:val="16"/>
+              </w:rPr>
+              <w:t>Status Ekologis</w:t>
+            </w:r>
+          </w:p>
+        </w:tc>
+        <w:tc>
+          <w:tcPr>
+            <w:tcW w:type="dxa" w:w="2835"/>
+            <w:tcMar>
+              <w:top w:w="100" w:type="dxa"/>
+              <w:bottom w:w="100" w:type="dxa"/>
+              <w:left w:w="100" w:type="dxa"/>
+              <w:right w:w="100" w:type="dxa"/>
+            </w:tcMar>
+            <w:shd w:fill="143642"/>
+            <w:vAlign w:val="center"/>
+          </w:tcPr>
+          <w:p>
+            <w:pPr>
+              <w:spacing w:before="0" w:after="0"/>
+              <w:jc w:val="center"/>
+            </w:pPr>
+            <w:r>
+              <w:rPr>
+                <w:b/>
+                <w:color w:val="FFFFFF"/>
+                <w:sz w:val="16"/>
+              </w:rPr>
+              <w:t>Interpretasi Temuan Lapangan Sulut</w:t>
+            </w:r>
+          </w:p>
+        </w:tc>
+      </w:tr>
+      <w:tr>
+        <w:tc>
+          <w:tcPr>
+            <w:tcW w:type="dxa" w:w="1417"/>
+            <w:tcMar>
+              <w:top w:w="80" w:type="dxa"/>
+              <w:bottom w:w="80" w:type="dxa"/>
+              <w:left w:w="80" w:type="dxa"/>
+              <w:right w:w="80" w:type="dxa"/>
+            </w:tcMar>
+            <w:shd w:fill="FFFFFF"/>
+            <w:vAlign w:val="center"/>
+          </w:tcPr>
+          <w:p>
+            <w:pPr>
+              <w:spacing w:before="0" w:after="0"/>
+              <w:jc w:val="center"/>
+            </w:pPr>
+            <w:r>
+              <w:rPr>
+                <w:color w:val="202426"/>
+                <w:sz w:val="16"/>
+              </w:rPr>
+              <w:t>Pilar 1: Udara</w:t>
+            </w:r>
+          </w:p>
+        </w:tc>
+        <w:tc>
+          <w:tcPr>
+            <w:tcW w:type="dxa" w:w="2551"/>
+            <w:tcMar>
+              <w:top w:w="80" w:type="dxa"/>
+              <w:bottom w:w="80" w:type="dxa"/>
+              <w:left w:w="80" w:type="dxa"/>
+              <w:right w:w="80" w:type="dxa"/>
+            </w:tcMar>
+            <w:shd w:fill="FFFFFF"/>
+            <w:vAlign w:val="center"/>
+          </w:tcPr>
+          <w:p>
+            <w:pPr>
+              <w:spacing w:before="0" w:after="0"/>
+              <w:jc w:val="left"/>
+            </w:pPr>
+            <w:r>
+              <w:rPr>
+                <w:color w:val="202426"/>
+                <w:sz w:val="16"/>
+              </w:rPr>
+              <w:t>PLTU (0 MW), NO2 (4.1e-6), ISPA (0.46x), B3 (0.001 Jt Ton), CO2 (48.8 Jt Ton)</w:t>
+            </w:r>
+          </w:p>
+        </w:tc>
+        <w:tc>
+          <w:tcPr>
+            <w:tcW w:type="dxa" w:w="1247"/>
+            <w:tcMar>
+              <w:top w:w="80" w:type="dxa"/>
+              <w:bottom w:w="80" w:type="dxa"/>
+              <w:left w:w="80" w:type="dxa"/>
+              <w:right w:w="80" w:type="dxa"/>
+            </w:tcMar>
+            <w:shd w:fill="FFFFFF"/>
+            <w:vAlign w:val="center"/>
+          </w:tcPr>
+          <w:p>
+            <w:pPr>
+              <w:spacing w:before="0" w:after="0"/>
+              <w:jc w:val="center"/>
+            </w:pPr>
+            <w:r>
+              <w:rPr>
+                <w:color w:val="202426"/>
+                <w:sz w:val="16"/>
+              </w:rPr>
+              <w:t>0.9 / 5</w:t>
+            </w:r>
+          </w:p>
+        </w:tc>
+        <w:tc>
+          <w:tcPr>
+            <w:tcW w:type="dxa" w:w="1587"/>
+            <w:tcMar>
+              <w:top w:w="80" w:type="dxa"/>
+              <w:bottom w:w="80" w:type="dxa"/>
+              <w:left w:w="80" w:type="dxa"/>
+              <w:right w:w="80" w:type="dxa"/>
+            </w:tcMar>
+            <w:shd w:fill="FFFFFF"/>
+            <w:vAlign w:val="center"/>
+          </w:tcPr>
+          <w:p>
+            <w:pPr>
+              <w:spacing w:before="0" w:after="0"/>
+              <w:jc w:val="center"/>
+            </w:pPr>
+            <w:r>
+              <w:rPr>
+                <w:color w:val="202426"/>
+                <w:sz w:val="16"/>
+              </w:rPr>
+              <w:t>Tidak Melampaui Batas</w:t>
+            </w:r>
+          </w:p>
+        </w:tc>
+        <w:tc>
+          <w:tcPr>
+            <w:tcW w:type="dxa" w:w="2835"/>
+            <w:tcMar>
+              <w:top w:w="80" w:type="dxa"/>
+              <w:bottom w:w="80" w:type="dxa"/>
+              <w:left w:w="80" w:type="dxa"/>
+              <w:right w:w="80" w:type="dxa"/>
+            </w:tcMar>
+            <w:shd w:fill="FFFFFF"/>
+            <w:vAlign w:val="center"/>
+          </w:tcPr>
+          <w:p>
+            <w:pPr>
+              <w:spacing w:before="0" w:after="0"/>
+              <w:jc w:val="left"/>
+            </w:pPr>
+            <w:r>
+              <w:rPr>
+                <w:color w:val="202426"/>
+                <w:sz w:val="16"/>
+              </w:rPr>
+              <w:t>Bebas PLTU Captive, Udara Terbersih &amp; Emisi Karbon Terendah Se-Sulawesi</w:t>
+            </w:r>
+          </w:p>
+        </w:tc>
+      </w:tr>
+      <w:tr>
+        <w:tc>
+          <w:tcPr>
+            <w:tcW w:type="dxa" w:w="1417"/>
+            <w:tcMar>
+              <w:top w:w="80" w:type="dxa"/>
+              <w:bottom w:w="80" w:type="dxa"/>
+              <w:left w:w="80" w:type="dxa"/>
+              <w:right w:w="80" w:type="dxa"/>
+            </w:tcMar>
+            <w:shd w:fill="F4F5F6"/>
+            <w:vAlign w:val="center"/>
+          </w:tcPr>
+          <w:p>
+            <w:pPr>
+              <w:spacing w:before="0" w:after="0"/>
+              <w:jc w:val="center"/>
+            </w:pPr>
+            <w:r>
+              <w:rPr>
+                <w:color w:val="202426"/>
+                <w:sz w:val="16"/>
+              </w:rPr>
+              <w:t>Pilar 2: Air</w:t>
+            </w:r>
+          </w:p>
+        </w:tc>
+        <w:tc>
+          <w:tcPr>
+            <w:tcW w:type="dxa" w:w="2551"/>
+            <w:tcMar>
+              <w:top w:w="80" w:type="dxa"/>
+              <w:bottom w:w="80" w:type="dxa"/>
+              <w:left w:w="80" w:type="dxa"/>
+              <w:right w:w="80" w:type="dxa"/>
+            </w:tcMar>
+            <w:shd w:fill="F4F5F6"/>
+            <w:vAlign w:val="center"/>
+          </w:tcPr>
+          <w:p>
+            <w:pPr>
+              <w:spacing w:before="0" w:after="0"/>
+              <w:jc w:val="left"/>
+            </w:pPr>
+            <w:r>
+              <w:rPr>
+                <w:color w:val="202426"/>
+                <w:sz w:val="16"/>
+              </w:rPr>
+              <w:t>IKA (58.17), Diare (0.46x), Tailing (0.001 Jt Ton), Konflik Pesisir (2 Kasus)</w:t>
+            </w:r>
+          </w:p>
+        </w:tc>
+        <w:tc>
+          <w:tcPr>
+            <w:tcW w:type="dxa" w:w="1247"/>
+            <w:tcMar>
+              <w:top w:w="80" w:type="dxa"/>
+              <w:bottom w:w="80" w:type="dxa"/>
+              <w:left w:w="80" w:type="dxa"/>
+              <w:right w:w="80" w:type="dxa"/>
+            </w:tcMar>
+            <w:shd w:fill="F4F5F6"/>
+            <w:vAlign w:val="center"/>
+          </w:tcPr>
+          <w:p>
+            <w:pPr>
+              <w:spacing w:before="0" w:after="0"/>
+              <w:jc w:val="center"/>
+            </w:pPr>
+            <w:r>
+              <w:rPr>
+                <w:color w:val="202426"/>
+                <w:sz w:val="16"/>
+              </w:rPr>
+              <w:t>1.5 / 5</w:t>
+            </w:r>
+          </w:p>
+        </w:tc>
+        <w:tc>
+          <w:tcPr>
+            <w:tcW w:type="dxa" w:w="1587"/>
+            <w:tcMar>
+              <w:top w:w="80" w:type="dxa"/>
+              <w:bottom w:w="80" w:type="dxa"/>
+              <w:left w:w="80" w:type="dxa"/>
+              <w:right w:w="80" w:type="dxa"/>
+            </w:tcMar>
+            <w:shd w:fill="F4F5F6"/>
+            <w:vAlign w:val="center"/>
+          </w:tcPr>
+          <w:p>
+            <w:pPr>
+              <w:spacing w:before="0" w:after="0"/>
+              <w:jc w:val="center"/>
+            </w:pPr>
+            <w:r>
+              <w:rPr>
+                <w:color w:val="202426"/>
+                <w:sz w:val="16"/>
+              </w:rPr>
+              <w:t>Tidak Melampaui Batas</w:t>
+            </w:r>
+          </w:p>
+        </w:tc>
+        <w:tc>
+          <w:tcPr>
+            <w:tcW w:type="dxa" w:w="2835"/>
+            <w:tcMar>
+              <w:top w:w="80" w:type="dxa"/>
+              <w:bottom w:w="80" w:type="dxa"/>
+              <w:left w:w="80" w:type="dxa"/>
+              <w:right w:w="80" w:type="dxa"/>
+            </w:tcMar>
+            <w:shd w:fill="F4F5F6"/>
+            <w:vAlign w:val="center"/>
+          </w:tcPr>
+          <w:p>
+            <w:pPr>
+              <w:spacing w:before="0" w:after="0"/>
+              <w:jc w:val="left"/>
+            </w:pPr>
+            <w:r>
+              <w:rPr>
+                <w:color w:val="202426"/>
+                <w:sz w:val="16"/>
+              </w:rPr>
+              <w:t>Insidensi Diare Terendah Se-Sulawesi, Konflik Pesisir Pulau Sangihe</w:t>
+            </w:r>
+          </w:p>
+        </w:tc>
+      </w:tr>
+      <w:tr>
+        <w:tc>
+          <w:tcPr>
+            <w:tcW w:type="dxa" w:w="1417"/>
+            <w:tcMar>
+              <w:top w:w="80" w:type="dxa"/>
+              <w:bottom w:w="80" w:type="dxa"/>
+              <w:left w:w="80" w:type="dxa"/>
+              <w:right w:w="80" w:type="dxa"/>
+            </w:tcMar>
+            <w:shd w:fill="FFFFFF"/>
+            <w:vAlign w:val="center"/>
+          </w:tcPr>
+          <w:p>
+            <w:pPr>
+              <w:spacing w:before="0" w:after="0"/>
+              <w:jc w:val="center"/>
+            </w:pPr>
+            <w:r>
+              <w:rPr>
+                <w:color w:val="202426"/>
+                <w:sz w:val="16"/>
+              </w:rPr>
+              <w:t>Pilar 3: Lahan</w:t>
+            </w:r>
+          </w:p>
+        </w:tc>
+        <w:tc>
+          <w:tcPr>
+            <w:tcW w:type="dxa" w:w="2551"/>
+            <w:tcMar>
+              <w:top w:w="80" w:type="dxa"/>
+              <w:bottom w:w="80" w:type="dxa"/>
+              <w:left w:w="80" w:type="dxa"/>
+              <w:right w:w="80" w:type="dxa"/>
+            </w:tcMar>
+            <w:shd w:fill="FFFFFF"/>
+            <w:vAlign w:val="center"/>
+          </w:tcPr>
+          <w:p>
+            <w:pPr>
+              <w:spacing w:before="0" w:after="0"/>
+              <w:jc w:val="left"/>
+            </w:pPr>
+            <w:r>
+              <w:rPr>
+                <w:color w:val="202426"/>
+                <w:sz w:val="16"/>
+              </w:rPr>
+              <w:t>Bencana (181 Kejadian), Deforestasi (74k Ha), Lindung (5.2k Ha), IUP (6.83%)</w:t>
+            </w:r>
+          </w:p>
+        </w:tc>
+        <w:tc>
+          <w:tcPr>
+            <w:tcW w:type="dxa" w:w="1247"/>
+            <w:tcMar>
+              <w:top w:w="80" w:type="dxa"/>
+              <w:bottom w:w="80" w:type="dxa"/>
+              <w:left w:w="80" w:type="dxa"/>
+              <w:right w:w="80" w:type="dxa"/>
+            </w:tcMar>
+            <w:shd w:fill="FFFFFF"/>
+            <w:vAlign w:val="center"/>
+          </w:tcPr>
+          <w:p>
+            <w:pPr>
+              <w:spacing w:before="0" w:after="0"/>
+              <w:jc w:val="center"/>
+            </w:pPr>
+            <w:r>
+              <w:rPr>
+                <w:color w:val="202426"/>
+                <w:sz w:val="16"/>
+              </w:rPr>
+              <w:t>1.8 / 5</w:t>
+            </w:r>
+          </w:p>
+        </w:tc>
+        <w:tc>
+          <w:tcPr>
+            <w:tcW w:type="dxa" w:w="1587"/>
+            <w:tcMar>
+              <w:top w:w="80" w:type="dxa"/>
+              <w:bottom w:w="80" w:type="dxa"/>
+              <w:left w:w="80" w:type="dxa"/>
+              <w:right w:w="80" w:type="dxa"/>
+            </w:tcMar>
+            <w:shd w:fill="FFFFFF"/>
+            <w:vAlign w:val="center"/>
+          </w:tcPr>
+          <w:p>
+            <w:pPr>
+              <w:spacing w:before="0" w:after="0"/>
+              <w:jc w:val="center"/>
+            </w:pPr>
+            <w:r>
+              <w:rPr>
+                <w:color w:val="202426"/>
+                <w:sz w:val="16"/>
+              </w:rPr>
+              <w:t>Tidak Melampaui Batas</w:t>
+            </w:r>
+          </w:p>
+        </w:tc>
+        <w:tc>
+          <w:tcPr>
+            <w:tcW w:type="dxa" w:w="2835"/>
+            <w:tcMar>
+              <w:top w:w="80" w:type="dxa"/>
+              <w:bottom w:w="80" w:type="dxa"/>
+              <w:left w:w="80" w:type="dxa"/>
+              <w:right w:w="80" w:type="dxa"/>
+            </w:tcMar>
+            <w:shd w:fill="FFFFFF"/>
+            <w:vAlign w:val="center"/>
+          </w:tcPr>
+          <w:p>
+            <w:pPr>
+              <w:spacing w:before="0" w:after="0"/>
+              <w:jc w:val="left"/>
+            </w:pPr>
+            <w:r>
+              <w:rPr>
+                <w:color w:val="202426"/>
+                <w:sz w:val="16"/>
+              </w:rPr>
+              <w:t>Kerentanan Lanskap Pulau Kecil Kepulauan &amp; Deforestasi Primer Rendah</w:t>
+            </w:r>
+          </w:p>
+        </w:tc>
+      </w:tr>
+      <w:tr>
+        <w:tc>
+          <w:tcPr>
+            <w:tcW w:type="dxa" w:w="1417"/>
+            <w:tcMar>
+              <w:top w:w="80" w:type="dxa"/>
+              <w:bottom w:w="80" w:type="dxa"/>
+              <w:left w:w="80" w:type="dxa"/>
+              <w:right w:w="80" w:type="dxa"/>
+            </w:tcMar>
+            <w:shd w:fill="F4F5F6"/>
+            <w:vAlign w:val="center"/>
+          </w:tcPr>
+          <w:p>
+            <w:pPr>
+              <w:spacing w:before="0" w:after="0"/>
+              <w:jc w:val="center"/>
+            </w:pPr>
+            <w:r>
+              <w:rPr>
+                <w:color w:val="202426"/>
+                <w:sz w:val="16"/>
+              </w:rPr>
+              <w:t>Pilar 4: Sosial</w:t>
+            </w:r>
+          </w:p>
+        </w:tc>
+        <w:tc>
+          <w:tcPr>
+            <w:tcW w:type="dxa" w:w="2551"/>
+            <w:tcMar>
+              <w:top w:w="80" w:type="dxa"/>
+              <w:bottom w:w="80" w:type="dxa"/>
+              <w:left w:w="80" w:type="dxa"/>
+              <w:right w:w="80" w:type="dxa"/>
+            </w:tcMar>
+            <w:shd w:fill="F4F5F6"/>
+            <w:vAlign w:val="center"/>
+          </w:tcPr>
+          <w:p>
+            <w:pPr>
+              <w:spacing w:before="0" w:after="0"/>
+              <w:jc w:val="left"/>
+            </w:pPr>
+            <w:r>
+              <w:rPr>
+                <w:color w:val="202426"/>
+                <w:sz w:val="16"/>
+              </w:rPr>
+              <w:t>FPIC (2 Kasus), Korban (0 Jiwa), Kriminalisasi (1 Insiden), Gap SPA (25.16%)</w:t>
+            </w:r>
+          </w:p>
+        </w:tc>
+        <w:tc>
+          <w:tcPr>
+            <w:tcW w:type="dxa" w:w="1247"/>
+            <w:tcMar>
+              <w:top w:w="80" w:type="dxa"/>
+              <w:bottom w:w="80" w:type="dxa"/>
+              <w:left w:w="80" w:type="dxa"/>
+              <w:right w:w="80" w:type="dxa"/>
+            </w:tcMar>
+            <w:shd w:fill="F4F5F6"/>
+            <w:vAlign w:val="center"/>
+          </w:tcPr>
+          <w:p>
+            <w:pPr>
+              <w:spacing w:before="0" w:after="0"/>
+              <w:jc w:val="center"/>
+            </w:pPr>
+            <w:r>
+              <w:rPr>
+                <w:color w:val="202426"/>
+                <w:sz w:val="16"/>
+              </w:rPr>
+              <w:t>2.4 / 5</w:t>
+            </w:r>
+          </w:p>
+        </w:tc>
+        <w:tc>
+          <w:tcPr>
+            <w:tcW w:type="dxa" w:w="1587"/>
+            <w:tcMar>
+              <w:top w:w="80" w:type="dxa"/>
+              <w:bottom w:w="80" w:type="dxa"/>
+              <w:left w:w="80" w:type="dxa"/>
+              <w:right w:w="80" w:type="dxa"/>
+            </w:tcMar>
+            <w:shd w:fill="F4F5F6"/>
+            <w:vAlign w:val="center"/>
+          </w:tcPr>
+          <w:p>
+            <w:pPr>
+              <w:spacing w:before="0" w:after="0"/>
+              <w:jc w:val="center"/>
+            </w:pPr>
+            <w:r>
+              <w:rPr>
+                <w:color w:val="202426"/>
+                <w:sz w:val="16"/>
+              </w:rPr>
+              <w:t>Tidak Melampaui Batas</w:t>
+            </w:r>
+          </w:p>
+        </w:tc>
+        <w:tc>
+          <w:tcPr>
+            <w:tcW w:type="dxa" w:w="2835"/>
+            <w:tcMar>
+              <w:top w:w="80" w:type="dxa"/>
+              <w:bottom w:w="80" w:type="dxa"/>
+              <w:left w:w="80" w:type="dxa"/>
+              <w:right w:w="80" w:type="dxa"/>
+            </w:tcMar>
+            <w:shd w:fill="F4F5F6"/>
+            <w:vAlign w:val="center"/>
+          </w:tcPr>
+          <w:p>
+            <w:pPr>
+              <w:spacing w:before="0" w:after="0"/>
+              <w:jc w:val="left"/>
+            </w:pPr>
+            <w:r>
+              <w:rPr>
+                <w:color w:val="202426"/>
+                <w:sz w:val="16"/>
+              </w:rPr>
+              <w:t>Kesenjangan Faskes SPA Tertinggi Se-Sulawesi (25,16%) di Wilayah Kepulauan</w:t>
+            </w:r>
+          </w:p>
+        </w:tc>
+      </w:tr>
+      <w:tr>
+        <w:tc>
+          <w:tcPr>
+            <w:tcW w:type="dxa" w:w="1417"/>
+            <w:tcMar>
+              <w:top w:w="80" w:type="dxa"/>
+              <w:bottom w:w="80" w:type="dxa"/>
+              <w:left w:w="80" w:type="dxa"/>
+              <w:right w:w="80" w:type="dxa"/>
+            </w:tcMar>
+            <w:shd w:fill="FFFFFF"/>
+            <w:vAlign w:val="center"/>
+          </w:tcPr>
+          <w:p>
+            <w:pPr>
+              <w:spacing w:before="0" w:after="0"/>
+              <w:jc w:val="center"/>
+            </w:pPr>
+            <w:r>
+              <w:rPr>
+                <w:color w:val="202426"/>
+                <w:sz w:val="16"/>
+              </w:rPr>
+              <w:t>Pilar 5: Veto</w:t>
+            </w:r>
+          </w:p>
+        </w:tc>
+        <w:tc>
+          <w:tcPr>
+            <w:tcW w:type="dxa" w:w="2551"/>
+            <w:tcMar>
+              <w:top w:w="80" w:type="dxa"/>
+              <w:bottom w:w="80" w:type="dxa"/>
+              <w:left w:w="80" w:type="dxa"/>
+              <w:right w:w="80" w:type="dxa"/>
+            </w:tcMar>
+            <w:shd w:fill="FFFFFF"/>
+            <w:vAlign w:val="center"/>
+          </w:tcPr>
+          <w:p>
+            <w:pPr>
+              <w:spacing w:before="0" w:after="0"/>
+              <w:jc w:val="left"/>
+            </w:pPr>
+            <w:r>
+              <w:rPr>
+                <w:color w:val="202426"/>
+                <w:sz w:val="16"/>
+              </w:rPr>
+              <w:t>Obral Izin (15 IUP Baru), Korporat Ilegal (1 Perusahaan), Sengketa Pulau Kecil</w:t>
+            </w:r>
+          </w:p>
+        </w:tc>
+        <w:tc>
+          <w:tcPr>
+            <w:tcW w:type="dxa" w:w="1247"/>
+            <w:tcMar>
+              <w:top w:w="80" w:type="dxa"/>
+              <w:bottom w:w="80" w:type="dxa"/>
+              <w:left w:w="80" w:type="dxa"/>
+              <w:right w:w="80" w:type="dxa"/>
+            </w:tcMar>
+            <w:shd w:fill="FFFFFF"/>
+            <w:vAlign w:val="center"/>
+          </w:tcPr>
+          <w:p>
+            <w:pPr>
+              <w:spacing w:before="0" w:after="0"/>
+              <w:jc w:val="center"/>
+            </w:pPr>
+            <w:r>
+              <w:rPr>
+                <w:color w:val="202426"/>
+                <w:sz w:val="16"/>
+              </w:rPr>
+              <w:t>1.3 / 5</w:t>
+            </w:r>
+          </w:p>
+        </w:tc>
+        <w:tc>
+          <w:tcPr>
+            <w:tcW w:type="dxa" w:w="1587"/>
+            <w:tcMar>
+              <w:top w:w="80" w:type="dxa"/>
+              <w:bottom w:w="80" w:type="dxa"/>
+              <w:left w:w="80" w:type="dxa"/>
+              <w:right w:w="80" w:type="dxa"/>
+            </w:tcMar>
+            <w:shd w:fill="FFFFFF"/>
+            <w:vAlign w:val="center"/>
+          </w:tcPr>
+          <w:p>
+            <w:pPr>
+              <w:spacing w:before="0" w:after="0"/>
+              <w:jc w:val="center"/>
+            </w:pPr>
+            <w:r>
+              <w:rPr>
+                <w:color w:val="202426"/>
+                <w:sz w:val="16"/>
+              </w:rPr>
+              <w:t>Tidak Melampaui Batas</w:t>
+            </w:r>
+          </w:p>
+        </w:tc>
+        <w:tc>
+          <w:tcPr>
+            <w:tcW w:type="dxa" w:w="2835"/>
+            <w:tcMar>
+              <w:top w:w="80" w:type="dxa"/>
+              <w:bottom w:w="80" w:type="dxa"/>
+              <w:left w:w="80" w:type="dxa"/>
+              <w:right w:w="80" w:type="dxa"/>
+            </w:tcMar>
+            <w:shd w:fill="FFFFFF"/>
+            <w:vAlign w:val="center"/>
+          </w:tcPr>
+          <w:p>
+            <w:pPr>
+              <w:spacing w:before="0" w:after="0"/>
+              <w:jc w:val="left"/>
+            </w:pPr>
+            <w:r>
+              <w:rPr>
+                <w:color w:val="202426"/>
+                <w:sz w:val="16"/>
+              </w:rPr>
+              <w:t>Isu Perizinan Kontroversial Tambang Kontrak Karya di Pulau Sangihe</w:t>
+            </w:r>
+          </w:p>
+        </w:tc>
+      </w:tr>
+      <w:tr>
+        <w:tc>
+          <w:tcPr>
+            <w:tcW w:type="dxa" w:w="1417"/>
+            <w:tcMar>
+              <w:top w:w="80" w:type="dxa"/>
+              <w:bottom w:w="80" w:type="dxa"/>
+              <w:left w:w="80" w:type="dxa"/>
+              <w:right w:w="80" w:type="dxa"/>
+            </w:tcMar>
+            <w:shd w:fill="E6ECF0"/>
+            <w:vAlign w:val="center"/>
+          </w:tcPr>
+          <w:p>
+            <w:pPr>
+              <w:spacing w:before="0" w:after="0"/>
+              <w:jc w:val="center"/>
+            </w:pPr>
+            <w:r>
+              <w:rPr>
+                <w:b/>
+                <w:color w:val="202426"/>
+                <w:sz w:val="16"/>
+              </w:rPr>
+              <w:t>SKOR KOMPOSIT SULUT</w:t>
+            </w:r>
+          </w:p>
+        </w:tc>
+        <w:tc>
+          <w:tcPr>
+            <w:tcW w:type="dxa" w:w="2551"/>
+            <w:tcMar>
+              <w:top w:w="80" w:type="dxa"/>
+              <w:bottom w:w="80" w:type="dxa"/>
+              <w:left w:w="80" w:type="dxa"/>
+              <w:right w:w="80" w:type="dxa"/>
+            </w:tcMar>
+            <w:shd w:fill="E6ECF0"/>
+            <w:vAlign w:val="center"/>
+          </w:tcPr>
+          <w:p>
+            <w:pPr>
+              <w:spacing w:before="0" w:after="0"/>
+              <w:jc w:val="left"/>
+            </w:pPr>
+            <w:r>
+              <w:rPr>
+                <w:b/>
+                <w:color w:val="202426"/>
+                <w:sz w:val="16"/>
+              </w:rPr>
+              <w:t>Agregasi 5 Pilar EWM Weighted Average (Z-Score Standardization)</w:t>
+            </w:r>
+          </w:p>
+        </w:tc>
+        <w:tc>
+          <w:tcPr>
+            <w:tcW w:type="dxa" w:w="1247"/>
+            <w:tcMar>
+              <w:top w:w="80" w:type="dxa"/>
+              <w:bottom w:w="80" w:type="dxa"/>
+              <w:left w:w="80" w:type="dxa"/>
+              <w:right w:w="80" w:type="dxa"/>
+            </w:tcMar>
+            <w:shd w:fill="E6ECF0"/>
+            <w:vAlign w:val="center"/>
+          </w:tcPr>
+          <w:p>
+            <w:pPr>
+              <w:spacing w:before="0" w:after="0"/>
+              <w:jc w:val="center"/>
+            </w:pPr>
+            <w:r>
+              <w:rPr>
+                <w:b/>
+                <w:color w:val="202426"/>
+                <w:sz w:val="16"/>
+              </w:rPr>
+              <w:t>1.6 / 5</w:t>
+            </w:r>
+          </w:p>
+        </w:tc>
+        <w:tc>
+          <w:tcPr>
+            <w:tcW w:type="dxa" w:w="1587"/>
+            <w:tcMar>
+              <w:top w:w="80" w:type="dxa"/>
+              <w:bottom w:w="80" w:type="dxa"/>
+              <w:left w:w="80" w:type="dxa"/>
+              <w:right w:w="80" w:type="dxa"/>
+            </w:tcMar>
+            <w:shd w:fill="E6ECF0"/>
+            <w:vAlign w:val="center"/>
+          </w:tcPr>
+          <w:p>
+            <w:pPr>
+              <w:spacing w:before="0" w:after="0"/>
+              <w:jc w:val="center"/>
+            </w:pPr>
+            <w:r>
+              <w:rPr>
+                <w:b/>
+                <w:color w:val="202426"/>
+                <w:sz w:val="16"/>
+              </w:rPr>
+              <w:t>Tidak Melampaui Batas</w:t>
+            </w:r>
+          </w:p>
+        </w:tc>
+        <w:tc>
+          <w:tcPr>
+            <w:tcW w:type="dxa" w:w="2835"/>
+            <w:tcMar>
+              <w:top w:w="80" w:type="dxa"/>
+              <w:bottom w:w="80" w:type="dxa"/>
+              <w:left w:w="80" w:type="dxa"/>
+              <w:right w:w="80" w:type="dxa"/>
+            </w:tcMar>
+            <w:shd w:fill="E6ECF0"/>
+            <w:vAlign w:val="center"/>
+          </w:tcPr>
+          <w:p>
+            <w:pPr>
+              <w:spacing w:before="0" w:after="0"/>
+              <w:jc w:val="left"/>
+            </w:pPr>
+            <w:r>
+              <w:rPr>
+                <w:b/>
+                <w:color w:val="202426"/>
+                <w:sz w:val="16"/>
+              </w:rPr>
+              <w:t>STATUS TERJAGA: OUTLIER GAP FASKES SPA &amp; KERENTANAN PULAU KECIL</w:t>
+            </w:r>
+          </w:p>
+        </w:tc>
+      </w:tr>
+    </w:tbl>
+    <w:p>
+      <w:pPr>
+        <w:spacing w:before="0" w:after="120"/>
+      </w:pPr>
+    </w:p>
+    <w:p>
+      <w:pPr>
+        <w:keepNext/>
+        <w:spacing w:before="160" w:after="60"/>
+      </w:pPr>
+      <w:r>
+        <w:rPr>
+          <w:b/>
+          <w:color w:val="143642"/>
+          <w:sz w:val="19"/>
+        </w:rPr>
+        <w:t>C. Analisis Temuan Empiris (Sulut)</w:t>
+      </w:r>
+    </w:p>
+    <w:p>
+      <w:pPr>
+        <w:spacing w:before="0" w:after="100" w:line="276" w:lineRule="auto"/>
+      </w:pPr>
+      <w:r>
+        <w:rPr>
+          <w:b/>
+          <w:i w:val="0"/>
+          <w:color w:val="202426"/>
+          <w:sz w:val="18"/>
+        </w:rPr>
+        <w:t xml:space="preserve">1. </w:t>
+      </w:r>
+      <w:r>
+        <w:rPr>
+          <w:b/>
+          <w:i w:val="0"/>
+          <w:color w:val="202426"/>
+          <w:sz w:val="18"/>
+        </w:rPr>
+        <w:t xml:space="preserve">Daya Tampung Udara (Skor 0.9 / 5 — Tidak Melampaui Batas): </w:t>
+      </w:r>
+      <w:r>
+        <w:rPr>
+          <w:b w:val="0"/>
+          <w:i w:val="0"/>
+          <w:color w:val="202426"/>
+          <w:sz w:val="18"/>
+        </w:rPr>
+        <w:t>Sulut bebas dari PLTU captive (0,0 MW, Z = -0.57σ) dan limbah B3 industri (0,001 Jt Ton). Kualitas udara satelit NO2 sangat bersih (4,09e-06 mol/m², Z = -1.14σ, Likert 0.0) dan emisi karbon deforestasi tercatat paling rendah se-Sulawesi (48,80 Jt Ton CO2e, Z = -0.91σ).</w:t>
+        <w:br/>
+      </w:r>
+      <w:r>
+        <w:rPr>
+          <w:b/>
+          <w:i w:val="0"/>
+          <w:color w:val="202426"/>
+          <w:sz w:val="18"/>
+        </w:rPr>
+        <w:t xml:space="preserve">2. </w:t>
+      </w:r>
+      <w:r>
+        <w:rPr>
+          <w:b/>
+          <w:i w:val="0"/>
+          <w:color w:val="202426"/>
+          <w:sz w:val="18"/>
+        </w:rPr>
+        <w:t xml:space="preserve">Daya Tampung Air (Skor 1.5 / 5 — Tidak Melampaui Batas): </w:t>
+      </w:r>
+      <w:r>
+        <w:rPr>
+          <w:b w:val="0"/>
+          <w:i w:val="0"/>
+          <w:color w:val="202426"/>
+          <w:sz w:val="18"/>
+        </w:rPr>
+        <w:t>Mencatat morbiditas diare paling rendah se-Sulawesi (0,46x lipat, Z = -1.61σ, Likert 0.0) dan IKA 58,17 poin (Z = +0.45σ). Terdapat 2 kasus konflik pesisir (Z = -0.17σ) yang dipicu oleh kekhawatiran nelayan terhadap dampak limbah tambang emas di perairan pesisir pulau kecil.</w:t>
+        <w:br/>
+      </w:r>
+      <w:r>
+        <w:rPr>
+          <w:b/>
+          <w:i w:val="0"/>
+          <w:color w:val="202426"/>
+          <w:sz w:val="18"/>
+        </w:rPr>
+        <w:t xml:space="preserve">3. </w:t>
+      </w:r>
+      <w:r>
+        <w:rPr>
+          <w:b/>
+          <w:i w:val="0"/>
+          <w:color w:val="202426"/>
+          <w:sz w:val="18"/>
+        </w:rPr>
+        <w:t xml:space="preserve">Daya Dukung Lahan (Skor 1.8 / 5 — Tidak Melampaui Batas): </w:t>
+      </w:r>
+      <w:r>
+        <w:rPr>
+          <w:b w:val="0"/>
+          <w:i w:val="0"/>
+          <w:color w:val="202426"/>
+          <w:sz w:val="18"/>
+        </w:rPr>
+        <w:t>Kepadatan konsesi tambang tercatat 6,83% daratan (Z = +0.39σ, Likert 3.0), deforestasi primer 74.240 Ha (Z = -0.98σ), perambahan hutan lindung 5.161 Ha (Z = -0.27σ), dan 181 kejadian bencana alam banjir/longsor.</w:t>
+        <w:br/>
+      </w:r>
+      <w:r>
+        <w:rPr>
+          <w:b/>
+          <w:i w:val="0"/>
+          <w:color w:val="202426"/>
+          <w:sz w:val="18"/>
+        </w:rPr>
+        <w:t xml:space="preserve">4. </w:t>
+      </w:r>
+      <w:r>
+        <w:rPr>
+          <w:b/>
+          <w:i w:val="0"/>
+          <w:color w:val="202426"/>
+          <w:sz w:val="18"/>
+        </w:rPr>
+        <w:t xml:space="preserve">Daya Dukung Sosial (Skor 2.4 / 5 — Tidak Melampaui Batas): </w:t>
+      </w:r>
+      <w:r>
+        <w:rPr>
+          <w:b w:val="0"/>
+          <w:i w:val="0"/>
+          <w:color w:val="202426"/>
+          <w:sz w:val="18"/>
+        </w:rPr>
+        <w:t>Mengalami anomali kesenjangan faskes SPA terparah se-Sulawesi (25,16% gap, Z = +1.47σ, Likert 5.0 — Outlier Ekstrem) akibat keterbatasan fasilitas di pulau 3T. Terdapat 2 kasus sengketa persetujuan warga FPIC tambang emas dan 1 insiden kriminalisasi warga.</w:t>
+        <w:br/>
+      </w:r>
+      <w:r>
+        <w:rPr>
+          <w:b/>
+          <w:i w:val="0"/>
+          <w:color w:val="202426"/>
+          <w:sz w:val="18"/>
+        </w:rPr>
+        <w:t xml:space="preserve">5. </w:t>
+      </w:r>
+      <w:r>
+        <w:rPr>
+          <w:b/>
+          <w:i w:val="0"/>
+          <w:color w:val="202426"/>
+          <w:sz w:val="18"/>
+        </w:rPr>
+        <w:t xml:space="preserve">Veto Kebijakan (Skor 1.3 / 5 — Tidak Melampaui Batas): </w:t>
+      </w:r>
+      <w:r>
+        <w:rPr>
+          <w:b w:val="0"/>
+          <w:i w:val="0"/>
+          <w:color w:val="202426"/>
+          <w:sz w:val="18"/>
+        </w:rPr>
+        <w:t>Penerbitan 15 IUP baru pasca-2014 (Z = -0.80σ, Likert 1.0) dan terdeteksi 1 entitas pertambangan kontroversial yang beroperasi di pulau kecil rentan.</w:t>
+        <w:br/>
+      </w:r>
+      <w:r>
+        <w:rPr>
+          <w:b/>
+          <w:i w:val="0"/>
+          <w:color w:val="202426"/>
+          <w:sz w:val="18"/>
+        </w:rPr>
+        <w:t xml:space="preserve">6. </w:t>
+      </w:r>
+      <w:r>
+        <w:rPr>
+          <w:b/>
+          <w:i w:val="0"/>
+          <w:color w:val="202426"/>
+          <w:sz w:val="18"/>
+        </w:rPr>
+        <w:t xml:space="preserve">Vonis Komposit Sulawesi Utara (Skor 1.6 / 5.0 — Tidak Melampaui Batas): </w:t>
+      </w:r>
+      <w:r>
+        <w:rPr>
+          <w:b w:val="0"/>
+          <w:i w:val="0"/>
+          <w:color w:val="202426"/>
+          <w:sz w:val="18"/>
+        </w:rPr>
+        <w:t>Secara agregat, Sulawesi Utara memperoleh Skor Komposit 1.6 / 5.0 (Ekuivalen WSM 3.13 / 10.0) dengan status TIDAK MELAMPAUI BATAS. Tantangan ekologis utama Sulut terletak pada perlindungan ekosistem pulau-pulau kecil dari industri ekstraktif serta pemerataan fasilitas kesehatan perdesaan-kepulauan.</w:t>
+      </w:r>
+    </w:p>
+    <w:p>
+      <w:r>
+        <w:br w:type="page"/>
+      </w:r>
+    </w:p>
+    <w:p>
+      <w:pPr>
+        <w:keepNext/>
+        <w:spacing w:before="240" w:after="80"/>
+      </w:pPr>
+      <w:r>
+        <w:rPr>
+          <w:b/>
+          <w:color w:val="0F4C5C"/>
+          <w:sz w:val="22"/>
+        </w:rPr>
+        <w:t>6.6.7 Sintesis Komparatif D3TLH 6 Provinsi Se-Pulau Sulawesi</w:t>
+      </w:r>
+    </w:p>
+    <w:tbl>
+      <w:tblPr>
+        <w:tblW w:type="auto" w:w="0"/>
+        <w:jc w:val="center"/>
+        <w:tblLook w:firstColumn="1" w:firstRow="1" w:lastColumn="0" w:lastRow="0" w:noHBand="0" w:noVBand="1" w:val="04A0"/>
+      </w:tblPr>
+      <w:tblGrid>
+        <w:gridCol w:w="9638"/>
+      </w:tblGrid>
+      <w:tr>
+        <w:tc>
+          <w:tcPr>
+            <w:tcW w:type="dxa" w:w="9638"/>
+            <w:shd w:fill="F4F5F6"/>
+            <w:tcMar>
+              <w:top w:w="120" w:type="dxa"/>
+              <w:bottom w:w="120" w:type="dxa"/>
+              <w:left w:w="160" w:type="dxa"/>
+              <w:right w:w="160" w:type="dxa"/>
+            </w:tcMar>
+            <w:tcBorders>
+              <w:left w:val="single" w:sz="24" w:space="0" w:color="143642"/>
+              <w:top w:val="none"/>
+              <w:right w:val="none"/>
+              <w:bottom w:val="none"/>
+            </w:tcBorders>
+          </w:tcPr>
+          <w:p>
+            <w:pPr>
+              <w:spacing w:before="0" w:after="40"/>
+            </w:pPr>
+            <w:r>
+              <w:rPr>
+                <w:b/>
+                <w:color w:val="143642"/>
+                <w:sz w:val="17"/>
+              </w:rPr>
+              <w:t>KESIMPULAN METODOLOGIS REGIONAL: Peta Polarisasi &amp; Peringkat Kerentanan Ekologis Pulau Sulawesi</w:t>
+              <w:br/>
+            </w:r>
+            <w:r>
+              <w:rPr>
+                <w:color w:val="202426"/>
+                <w:sz w:val="16"/>
+              </w:rPr>
+              <w:t>Penerapan Model Hybrid Z-Score &amp; Entropy Weight Method (EWM) membuktikan secara konklusif adanya polarisasi tajam antara provinsi sentra hilirisasi ekstraktif nikel vs provinsi agromaritim berbasis rakyat. Hilirisasi ekstraktif nikel menjadi faktor determinan tunggal yang mendorong ambruknya daya lentur ekologis di Pulau Sulawesi.</w:t>
+            </w:r>
+          </w:p>
+        </w:tc>
+      </w:tr>
+    </w:tbl>
+    <w:p>
+      <w:pPr>
+        <w:spacing w:before="0" w:after="80"/>
+      </w:pPr>
+    </w:p>
+    <w:p>
+      <w:pPr>
+        <w:keepNext/>
+        <w:spacing w:before="160" w:after="60"/>
+      </w:pPr>
+      <w:r>
+        <w:rPr>
+          <w:b/>
+          <w:i/>
+          <w:color w:val="143642"/>
+          <w:sz w:val="17"/>
+        </w:rPr>
+        <w:t>Tabel 6.25: Matriks Sintesis Komparatif Skor D3TLH 6 Provinsi Se-Pulau Sulawesi (Peringkat Kerentanan Regional)</w:t>
+      </w:r>
+    </w:p>
+    <w:tbl>
+      <w:tblPr>
+        <w:tblW w:type="auto" w:w="0"/>
+        <w:jc w:val="center"/>
+        <w:tblLook w:firstColumn="1" w:firstRow="1" w:lastColumn="0" w:lastRow="0" w:noHBand="0" w:noVBand="1" w:val="04A0"/>
+        <w:tblBorders>
+          <w:top w:val="single" w:sz="6" w:space="0" w:color="D3D3D3"/>
+          <w:bottom w:val="single" w:sz="8" w:space="0" w:color="143642"/>
+          <w:insideH w:val="single" w:sz="4" w:space="0" w:color="D3D3D3"/>
+          <w:insideV w:val="none"/>
+          <w:left w:val="none"/>
+          <w:right w:val="none"/>
+        </w:tblBorders>
+      </w:tblPr>
+      <w:tblGrid>
+        <w:gridCol w:w="876"/>
+        <w:gridCol w:w="876"/>
+        <w:gridCol w:w="876"/>
+        <w:gridCol w:w="876"/>
+        <w:gridCol w:w="876"/>
+        <w:gridCol w:w="876"/>
+        <w:gridCol w:w="876"/>
+        <w:gridCol w:w="876"/>
+        <w:gridCol w:w="876"/>
+        <w:gridCol w:w="876"/>
+        <w:gridCol w:w="876"/>
+      </w:tblGrid>
+      <w:tr>
+        <w:trPr>
+          <w:tblHeader/>
+        </w:trPr>
+        <w:tc>
+          <w:tcPr>
+            <w:tcW w:type="dxa" w:w="850"/>
+            <w:tcMar>
+              <w:top w:w="100" w:type="dxa"/>
+              <w:bottom w:w="100" w:type="dxa"/>
+              <w:left w:w="100" w:type="dxa"/>
+              <w:right w:w="100" w:type="dxa"/>
+            </w:tcMar>
+            <w:shd w:fill="143642"/>
+            <w:vAlign w:val="center"/>
+          </w:tcPr>
+          <w:p>
+            <w:pPr>
+              <w:spacing w:before="0" w:after="0"/>
+              <w:jc w:val="center"/>
+            </w:pPr>
+            <w:r>
+              <w:rPr>
+                <w:b/>
+                <w:color w:val="FFFFFF"/>
+                <w:sz w:val="16"/>
+              </w:rPr>
+              <w:t>Peringkat</w:t>
+            </w:r>
+          </w:p>
+        </w:tc>
+        <w:tc>
+          <w:tcPr>
+            <w:tcW w:type="dxa" w:w="1587"/>
+            <w:tcMar>
+              <w:top w:w="100" w:type="dxa"/>
+              <w:bottom w:w="100" w:type="dxa"/>
+              <w:left w:w="100" w:type="dxa"/>
+              <w:right w:w="100" w:type="dxa"/>
+            </w:tcMar>
+            <w:shd w:fill="143642"/>
+            <w:vAlign w:val="center"/>
+          </w:tcPr>
+          <w:p>
+            <w:pPr>
+              <w:spacing w:before="0" w:after="0"/>
+              <w:jc w:val="center"/>
+            </w:pPr>
+            <w:r>
+              <w:rPr>
+                <w:b/>
+                <w:color w:val="FFFFFF"/>
+                <w:sz w:val="16"/>
+              </w:rPr>
+              <w:t>Provinsi</w:t>
+            </w:r>
+          </w:p>
+        </w:tc>
+        <w:tc>
+          <w:tcPr>
+            <w:tcW w:type="dxa" w:w="680"/>
+            <w:tcMar>
+              <w:top w:w="100" w:type="dxa"/>
+              <w:bottom w:w="100" w:type="dxa"/>
+              <w:left w:w="100" w:type="dxa"/>
+              <w:right w:w="100" w:type="dxa"/>
+            </w:tcMar>
+            <w:shd w:fill="143642"/>
+            <w:vAlign w:val="center"/>
+          </w:tcPr>
+          <w:p>
+            <w:pPr>
+              <w:spacing w:before="0" w:after="0"/>
+              <w:jc w:val="center"/>
+            </w:pPr>
+            <w:r>
+              <w:rPr>
+                <w:b/>
+                <w:color w:val="FFFFFF"/>
+                <w:sz w:val="16"/>
+              </w:rPr>
+              <w:t>Udara</w:t>
+            </w:r>
+          </w:p>
+        </w:tc>
+        <w:tc>
+          <w:tcPr>
+            <w:tcW w:type="dxa" w:w="680"/>
+            <w:tcMar>
+              <w:top w:w="100" w:type="dxa"/>
+              <w:bottom w:w="100" w:type="dxa"/>
+              <w:left w:w="100" w:type="dxa"/>
+              <w:right w:w="100" w:type="dxa"/>
+            </w:tcMar>
+            <w:shd w:fill="143642"/>
+            <w:vAlign w:val="center"/>
+          </w:tcPr>
+          <w:p>
+            <w:pPr>
+              <w:spacing w:before="0" w:after="0"/>
+              <w:jc w:val="center"/>
+            </w:pPr>
+            <w:r>
+              <w:rPr>
+                <w:b/>
+                <w:color w:val="FFFFFF"/>
+                <w:sz w:val="16"/>
+              </w:rPr>
+              <w:t>Air</w:t>
+            </w:r>
+          </w:p>
+        </w:tc>
+        <w:tc>
+          <w:tcPr>
+            <w:tcW w:type="dxa" w:w="680"/>
+            <w:tcMar>
+              <w:top w:w="100" w:type="dxa"/>
+              <w:bottom w:w="100" w:type="dxa"/>
+              <w:left w:w="100" w:type="dxa"/>
+              <w:right w:w="100" w:type="dxa"/>
+            </w:tcMar>
+            <w:shd w:fill="143642"/>
+            <w:vAlign w:val="center"/>
+          </w:tcPr>
+          <w:p>
+            <w:pPr>
+              <w:spacing w:before="0" w:after="0"/>
+              <w:jc w:val="center"/>
+            </w:pPr>
+            <w:r>
+              <w:rPr>
+                <w:b/>
+                <w:color w:val="FFFFFF"/>
+                <w:sz w:val="16"/>
+              </w:rPr>
+              <w:t>Lahan</w:t>
+            </w:r>
+          </w:p>
+        </w:tc>
+        <w:tc>
+          <w:tcPr>
+            <w:tcW w:type="dxa" w:w="680"/>
+            <w:tcMar>
+              <w:top w:w="100" w:type="dxa"/>
+              <w:bottom w:w="100" w:type="dxa"/>
+              <w:left w:w="100" w:type="dxa"/>
+              <w:right w:w="100" w:type="dxa"/>
+            </w:tcMar>
+            <w:shd w:fill="143642"/>
+            <w:vAlign w:val="center"/>
+          </w:tcPr>
+          <w:p>
+            <w:pPr>
+              <w:spacing w:before="0" w:after="0"/>
+              <w:jc w:val="center"/>
+            </w:pPr>
+            <w:r>
+              <w:rPr>
+                <w:b/>
+                <w:color w:val="FFFFFF"/>
+                <w:sz w:val="16"/>
+              </w:rPr>
+              <w:t>Sosial</w:t>
+            </w:r>
+          </w:p>
+        </w:tc>
+        <w:tc>
+          <w:tcPr>
+            <w:tcW w:type="dxa" w:w="680"/>
+            <w:tcMar>
+              <w:top w:w="100" w:type="dxa"/>
+              <w:bottom w:w="100" w:type="dxa"/>
+              <w:left w:w="100" w:type="dxa"/>
+              <w:right w:w="100" w:type="dxa"/>
+            </w:tcMar>
+            <w:shd w:fill="143642"/>
+            <w:vAlign w:val="center"/>
+          </w:tcPr>
+          <w:p>
+            <w:pPr>
+              <w:spacing w:before="0" w:after="0"/>
+              <w:jc w:val="center"/>
+            </w:pPr>
+            <w:r>
+              <w:rPr>
+                <w:b/>
+                <w:color w:val="FFFFFF"/>
+                <w:sz w:val="16"/>
+              </w:rPr>
+              <w:t>Veto</w:t>
+            </w:r>
+          </w:p>
+        </w:tc>
+        <w:tc>
+          <w:tcPr>
+            <w:tcW w:type="dxa" w:w="1020"/>
+            <w:tcMar>
+              <w:top w:w="100" w:type="dxa"/>
+              <w:bottom w:w="100" w:type="dxa"/>
+              <w:left w:w="100" w:type="dxa"/>
+              <w:right w:w="100" w:type="dxa"/>
+            </w:tcMar>
+            <w:shd w:fill="143642"/>
+            <w:vAlign w:val="center"/>
+          </w:tcPr>
+          <w:p>
+            <w:pPr>
+              <w:spacing w:before="0" w:after="0"/>
+              <w:jc w:val="center"/>
+            </w:pPr>
+            <w:r>
+              <w:rPr>
+                <w:b/>
+                <w:color w:val="FFFFFF"/>
+                <w:sz w:val="16"/>
+              </w:rPr>
+              <w:t>Skor Likert</w:t>
+            </w:r>
+          </w:p>
+        </w:tc>
+        <w:tc>
+          <w:tcPr>
+            <w:tcW w:type="dxa" w:w="907"/>
+            <w:tcMar>
+              <w:top w:w="100" w:type="dxa"/>
+              <w:bottom w:w="100" w:type="dxa"/>
+              <w:left w:w="100" w:type="dxa"/>
+              <w:right w:w="100" w:type="dxa"/>
+            </w:tcMar>
+            <w:shd w:fill="143642"/>
+            <w:vAlign w:val="center"/>
+          </w:tcPr>
+          <w:p>
+            <w:pPr>
+              <w:spacing w:before="0" w:after="0"/>
+              <w:jc w:val="center"/>
+            </w:pPr>
+            <w:r>
+              <w:rPr>
+                <w:b/>
+                <w:color w:val="FFFFFF"/>
+                <w:sz w:val="16"/>
+              </w:rPr>
+              <w:t>Skor WSM</w:t>
+            </w:r>
+          </w:p>
+        </w:tc>
+        <w:tc>
+          <w:tcPr>
+            <w:tcW w:type="dxa" w:w="1417"/>
+            <w:tcMar>
+              <w:top w:w="100" w:type="dxa"/>
+              <w:bottom w:w="100" w:type="dxa"/>
+              <w:left w:w="100" w:type="dxa"/>
+              <w:right w:w="100" w:type="dxa"/>
+            </w:tcMar>
+            <w:shd w:fill="143642"/>
+            <w:vAlign w:val="center"/>
+          </w:tcPr>
+          <w:p>
+            <w:pPr>
+              <w:spacing w:before="0" w:after="0"/>
+              <w:jc w:val="center"/>
+            </w:pPr>
+            <w:r>
+              <w:rPr>
+                <w:b/>
+                <w:color w:val="FFFFFF"/>
+                <w:sz w:val="16"/>
+              </w:rPr>
+              <w:t>Status Ekologis</w:t>
+            </w:r>
+          </w:p>
+        </w:tc>
+        <w:tc>
+          <w:tcPr>
+            <w:tcW w:type="dxa" w:w="2551"/>
+            <w:tcMar>
+              <w:top w:w="100" w:type="dxa"/>
+              <w:bottom w:w="100" w:type="dxa"/>
+              <w:left w:w="100" w:type="dxa"/>
+              <w:right w:w="100" w:type="dxa"/>
+            </w:tcMar>
+            <w:shd w:fill="143642"/>
+            <w:vAlign w:val="center"/>
+          </w:tcPr>
+          <w:p>
+            <w:pPr>
+              <w:spacing w:before="0" w:after="0"/>
+              <w:jc w:val="center"/>
+            </w:pPr>
+            <w:r>
+              <w:rPr>
+                <w:b/>
+                <w:color w:val="FFFFFF"/>
+                <w:sz w:val="16"/>
+              </w:rPr>
+              <w:t>Faktor Determinan Krisis Utama</w:t>
+            </w:r>
+          </w:p>
+        </w:tc>
+      </w:tr>
+      <w:tr>
+        <w:tc>
+          <w:tcPr>
+            <w:tcW w:type="dxa" w:w="850"/>
+            <w:tcMar>
+              <w:top w:w="80" w:type="dxa"/>
+              <w:bottom w:w="80" w:type="dxa"/>
+              <w:left w:w="80" w:type="dxa"/>
+              <w:right w:w="80" w:type="dxa"/>
+            </w:tcMar>
+            <w:shd w:fill="FFFFFF"/>
+            <w:vAlign w:val="center"/>
+          </w:tcPr>
+          <w:p>
+            <w:pPr>
+              <w:spacing w:before="0" w:after="0"/>
+              <w:jc w:val="center"/>
+            </w:pPr>
+            <w:r>
+              <w:rPr>
+                <w:color w:val="202426"/>
+                <w:sz w:val="15"/>
+              </w:rPr>
+              <w:t>1</w:t>
+            </w:r>
+          </w:p>
+        </w:tc>
+        <w:tc>
+          <w:tcPr>
+            <w:tcW w:type="dxa" w:w="1587"/>
+            <w:tcMar>
+              <w:top w:w="80" w:type="dxa"/>
+              <w:bottom w:w="80" w:type="dxa"/>
+              <w:left w:w="80" w:type="dxa"/>
+              <w:right w:w="80" w:type="dxa"/>
+            </w:tcMar>
+            <w:shd w:fill="FFFFFF"/>
+            <w:vAlign w:val="center"/>
+          </w:tcPr>
+          <w:p>
+            <w:pPr>
+              <w:spacing w:before="0" w:after="0"/>
+              <w:jc w:val="left"/>
+            </w:pPr>
+            <w:r>
+              <w:rPr>
+                <w:color w:val="202426"/>
+                <w:sz w:val="15"/>
+              </w:rPr>
+              <w:t>Sulawesi Tengah</w:t>
+            </w:r>
+          </w:p>
+        </w:tc>
+        <w:tc>
+          <w:tcPr>
+            <w:tcW w:type="dxa" w:w="680"/>
+            <w:tcMar>
+              <w:top w:w="80" w:type="dxa"/>
+              <w:bottom w:w="80" w:type="dxa"/>
+              <w:left w:w="80" w:type="dxa"/>
+              <w:right w:w="80" w:type="dxa"/>
+            </w:tcMar>
+            <w:shd w:fill="FFFFFF"/>
+            <w:vAlign w:val="center"/>
+          </w:tcPr>
+          <w:p>
+            <w:pPr>
+              <w:spacing w:before="0" w:after="0"/>
+              <w:jc w:val="center"/>
+            </w:pPr>
+            <w:r>
+              <w:rPr>
+                <w:color w:val="202426"/>
+                <w:sz w:val="15"/>
+              </w:rPr>
+              <w:t>4.9</w:t>
+            </w:r>
+          </w:p>
+        </w:tc>
+        <w:tc>
+          <w:tcPr>
+            <w:tcW w:type="dxa" w:w="680"/>
+            <w:tcMar>
+              <w:top w:w="80" w:type="dxa"/>
+              <w:bottom w:w="80" w:type="dxa"/>
+              <w:left w:w="80" w:type="dxa"/>
+              <w:right w:w="80" w:type="dxa"/>
+            </w:tcMar>
+            <w:shd w:fill="FFFFFF"/>
+            <w:vAlign w:val="center"/>
+          </w:tcPr>
+          <w:p>
+            <w:pPr>
+              <w:spacing w:before="0" w:after="0"/>
+              <w:jc w:val="center"/>
+            </w:pPr>
+            <w:r>
+              <w:rPr>
+                <w:color w:val="202426"/>
+                <w:sz w:val="15"/>
+              </w:rPr>
+              <w:t>3.3</w:t>
+            </w:r>
+          </w:p>
+        </w:tc>
+        <w:tc>
+          <w:tcPr>
+            <w:tcW w:type="dxa" w:w="680"/>
+            <w:tcMar>
+              <w:top w:w="80" w:type="dxa"/>
+              <w:bottom w:w="80" w:type="dxa"/>
+              <w:left w:w="80" w:type="dxa"/>
+              <w:right w:w="80" w:type="dxa"/>
+            </w:tcMar>
+            <w:shd w:fill="FFFFFF"/>
+            <w:vAlign w:val="center"/>
+          </w:tcPr>
+          <w:p>
+            <w:pPr>
+              <w:spacing w:before="0" w:after="0"/>
+              <w:jc w:val="center"/>
+            </w:pPr>
+            <w:r>
+              <w:rPr>
+                <w:color w:val="202426"/>
+                <w:sz w:val="15"/>
+              </w:rPr>
+              <w:t>4.7</w:t>
+            </w:r>
+          </w:p>
+        </w:tc>
+        <w:tc>
+          <w:tcPr>
+            <w:tcW w:type="dxa" w:w="680"/>
+            <w:tcMar>
+              <w:top w:w="80" w:type="dxa"/>
+              <w:bottom w:w="80" w:type="dxa"/>
+              <w:left w:w="80" w:type="dxa"/>
+              <w:right w:w="80" w:type="dxa"/>
+            </w:tcMar>
+            <w:shd w:fill="FFFFFF"/>
+            <w:vAlign w:val="center"/>
+          </w:tcPr>
+          <w:p>
+            <w:pPr>
+              <w:spacing w:before="0" w:after="0"/>
+              <w:jc w:val="center"/>
+            </w:pPr>
+            <w:r>
+              <w:rPr>
+                <w:color w:val="202426"/>
+                <w:sz w:val="15"/>
+              </w:rPr>
+              <w:t>2.5</w:t>
+            </w:r>
+          </w:p>
+        </w:tc>
+        <w:tc>
+          <w:tcPr>
+            <w:tcW w:type="dxa" w:w="680"/>
+            <w:tcMar>
+              <w:top w:w="80" w:type="dxa"/>
+              <w:bottom w:w="80" w:type="dxa"/>
+              <w:left w:w="80" w:type="dxa"/>
+              <w:right w:w="80" w:type="dxa"/>
+            </w:tcMar>
+            <w:shd w:fill="FFFFFF"/>
+            <w:vAlign w:val="center"/>
+          </w:tcPr>
+          <w:p>
+            <w:pPr>
+              <w:spacing w:before="0" w:after="0"/>
+              <w:jc w:val="center"/>
+            </w:pPr>
+            <w:r>
+              <w:rPr>
+                <w:color w:val="202426"/>
+                <w:sz w:val="15"/>
+              </w:rPr>
+              <w:t>4.4</w:t>
+            </w:r>
+          </w:p>
+        </w:tc>
+        <w:tc>
+          <w:tcPr>
+            <w:tcW w:type="dxa" w:w="1020"/>
+            <w:tcMar>
+              <w:top w:w="80" w:type="dxa"/>
+              <w:bottom w:w="80" w:type="dxa"/>
+              <w:left w:w="80" w:type="dxa"/>
+              <w:right w:w="80" w:type="dxa"/>
+            </w:tcMar>
+            <w:shd w:fill="FFFFFF"/>
+            <w:vAlign w:val="center"/>
+          </w:tcPr>
+          <w:p>
+            <w:pPr>
+              <w:spacing w:before="0" w:after="0"/>
+              <w:jc w:val="center"/>
+            </w:pPr>
+            <w:r>
+              <w:rPr>
+                <w:color w:val="202426"/>
+                <w:sz w:val="15"/>
+              </w:rPr>
+              <w:t>4.0 / 5</w:t>
+            </w:r>
+          </w:p>
+        </w:tc>
+        <w:tc>
+          <w:tcPr>
+            <w:tcW w:type="dxa" w:w="907"/>
+            <w:tcMar>
+              <w:top w:w="80" w:type="dxa"/>
+              <w:bottom w:w="80" w:type="dxa"/>
+              <w:left w:w="80" w:type="dxa"/>
+              <w:right w:w="80" w:type="dxa"/>
+            </w:tcMar>
+            <w:shd w:fill="FFFFFF"/>
+            <w:vAlign w:val="center"/>
+          </w:tcPr>
+          <w:p>
+            <w:pPr>
+              <w:spacing w:before="0" w:after="0"/>
+              <w:jc w:val="center"/>
+            </w:pPr>
+            <w:r>
+              <w:rPr>
+                <w:color w:val="202426"/>
+                <w:sz w:val="15"/>
+              </w:rPr>
+              <w:t>7.92</w:t>
+            </w:r>
+          </w:p>
+        </w:tc>
+        <w:tc>
+          <w:tcPr>
+            <w:tcW w:type="dxa" w:w="1417"/>
+            <w:tcMar>
+              <w:top w:w="80" w:type="dxa"/>
+              <w:bottom w:w="80" w:type="dxa"/>
+              <w:left w:w="80" w:type="dxa"/>
+              <w:right w:w="80" w:type="dxa"/>
+            </w:tcMar>
+            <w:shd w:fill="FFFFFF"/>
+            <w:vAlign w:val="center"/>
+          </w:tcPr>
+          <w:p>
+            <w:pPr>
+              <w:spacing w:before="0" w:after="0"/>
+              <w:jc w:val="center"/>
+            </w:pPr>
+            <w:r>
+              <w:rPr>
+                <w:color w:val="202426"/>
+                <w:sz w:val="15"/>
+              </w:rPr>
+              <w:t>Melampaui Batas</w:t>
+            </w:r>
+          </w:p>
+        </w:tc>
+        <w:tc>
+          <w:tcPr>
+            <w:tcW w:type="dxa" w:w="2551"/>
+            <w:tcMar>
+              <w:top w:w="80" w:type="dxa"/>
+              <w:bottom w:w="80" w:type="dxa"/>
+              <w:left w:w="80" w:type="dxa"/>
+              <w:right w:w="80" w:type="dxa"/>
+            </w:tcMar>
+            <w:shd w:fill="FFFFFF"/>
+            <w:vAlign w:val="center"/>
+          </w:tcPr>
+          <w:p>
+            <w:pPr>
+              <w:spacing w:before="0" w:after="0"/>
+              <w:jc w:val="left"/>
+            </w:pPr>
+            <w:r>
+              <w:rPr>
+                <w:color w:val="202426"/>
+                <w:sz w:val="15"/>
+              </w:rPr>
+              <w:t>Episentrum PLTU Captive Batubara (7.325 MW) &amp; Limbah B3 Raksasa</w:t>
+            </w:r>
+          </w:p>
+        </w:tc>
+      </w:tr>
+      <w:tr>
+        <w:tc>
+          <w:tcPr>
+            <w:tcW w:type="dxa" w:w="850"/>
+            <w:tcMar>
+              <w:top w:w="80" w:type="dxa"/>
+              <w:bottom w:w="80" w:type="dxa"/>
+              <w:left w:w="80" w:type="dxa"/>
+              <w:right w:w="80" w:type="dxa"/>
+            </w:tcMar>
+            <w:shd w:fill="F4F5F6"/>
+            <w:vAlign w:val="center"/>
+          </w:tcPr>
+          <w:p>
+            <w:pPr>
+              <w:spacing w:before="0" w:after="0"/>
+              <w:jc w:val="center"/>
+            </w:pPr>
+            <w:r>
+              <w:rPr>
+                <w:color w:val="202426"/>
+                <w:sz w:val="15"/>
+              </w:rPr>
+              <w:t>2</w:t>
+            </w:r>
+          </w:p>
+        </w:tc>
+        <w:tc>
+          <w:tcPr>
+            <w:tcW w:type="dxa" w:w="1587"/>
+            <w:tcMar>
+              <w:top w:w="80" w:type="dxa"/>
+              <w:bottom w:w="80" w:type="dxa"/>
+              <w:left w:w="80" w:type="dxa"/>
+              <w:right w:w="80" w:type="dxa"/>
+            </w:tcMar>
+            <w:shd w:fill="F4F5F6"/>
+            <w:vAlign w:val="center"/>
+          </w:tcPr>
+          <w:p>
+            <w:pPr>
+              <w:spacing w:before="0" w:after="0"/>
+              <w:jc w:val="left"/>
+            </w:pPr>
+            <w:r>
+              <w:rPr>
+                <w:color w:val="202426"/>
+                <w:sz w:val="15"/>
+              </w:rPr>
+              <w:t>Sulawesi Tenggara</w:t>
+            </w:r>
+          </w:p>
+        </w:tc>
+        <w:tc>
+          <w:tcPr>
+            <w:tcW w:type="dxa" w:w="680"/>
+            <w:tcMar>
+              <w:top w:w="80" w:type="dxa"/>
+              <w:bottom w:w="80" w:type="dxa"/>
+              <w:left w:w="80" w:type="dxa"/>
+              <w:right w:w="80" w:type="dxa"/>
+            </w:tcMar>
+            <w:shd w:fill="F4F5F6"/>
+            <w:vAlign w:val="center"/>
+          </w:tcPr>
+          <w:p>
+            <w:pPr>
+              <w:spacing w:before="0" w:after="0"/>
+              <w:jc w:val="center"/>
+            </w:pPr>
+            <w:r>
+              <w:rPr>
+                <w:color w:val="202426"/>
+                <w:sz w:val="15"/>
+              </w:rPr>
+              <w:t>3.1</w:t>
+            </w:r>
+          </w:p>
+        </w:tc>
+        <w:tc>
+          <w:tcPr>
+            <w:tcW w:type="dxa" w:w="680"/>
+            <w:tcMar>
+              <w:top w:w="80" w:type="dxa"/>
+              <w:bottom w:w="80" w:type="dxa"/>
+              <w:left w:w="80" w:type="dxa"/>
+              <w:right w:w="80" w:type="dxa"/>
+            </w:tcMar>
+            <w:shd w:fill="F4F5F6"/>
+            <w:vAlign w:val="center"/>
+          </w:tcPr>
+          <w:p>
+            <w:pPr>
+              <w:spacing w:before="0" w:after="0"/>
+              <w:jc w:val="center"/>
+            </w:pPr>
+            <w:r>
+              <w:rPr>
+                <w:color w:val="202426"/>
+                <w:sz w:val="15"/>
+              </w:rPr>
+              <w:t>2.8</w:t>
+            </w:r>
+          </w:p>
+        </w:tc>
+        <w:tc>
+          <w:tcPr>
+            <w:tcW w:type="dxa" w:w="680"/>
+            <w:tcMar>
+              <w:top w:w="80" w:type="dxa"/>
+              <w:bottom w:w="80" w:type="dxa"/>
+              <w:left w:w="80" w:type="dxa"/>
+              <w:right w:w="80" w:type="dxa"/>
+            </w:tcMar>
+            <w:shd w:fill="F4F5F6"/>
+            <w:vAlign w:val="center"/>
+          </w:tcPr>
+          <w:p>
+            <w:pPr>
+              <w:spacing w:before="0" w:after="0"/>
+              <w:jc w:val="center"/>
+            </w:pPr>
+            <w:r>
+              <w:rPr>
+                <w:color w:val="202426"/>
+                <w:sz w:val="15"/>
+              </w:rPr>
+              <w:t>3.6</w:t>
+            </w:r>
+          </w:p>
+        </w:tc>
+        <w:tc>
+          <w:tcPr>
+            <w:tcW w:type="dxa" w:w="680"/>
+            <w:tcMar>
+              <w:top w:w="80" w:type="dxa"/>
+              <w:bottom w:w="80" w:type="dxa"/>
+              <w:left w:w="80" w:type="dxa"/>
+              <w:right w:w="80" w:type="dxa"/>
+            </w:tcMar>
+            <w:shd w:fill="F4F5F6"/>
+            <w:vAlign w:val="center"/>
+          </w:tcPr>
+          <w:p>
+            <w:pPr>
+              <w:spacing w:before="0" w:after="0"/>
+              <w:jc w:val="center"/>
+            </w:pPr>
+            <w:r>
+              <w:rPr>
+                <w:color w:val="202426"/>
+                <w:sz w:val="15"/>
+              </w:rPr>
+              <w:t>4.5</w:t>
+            </w:r>
+          </w:p>
+        </w:tc>
+        <w:tc>
+          <w:tcPr>
+            <w:tcW w:type="dxa" w:w="680"/>
+            <w:tcMar>
+              <w:top w:w="80" w:type="dxa"/>
+              <w:bottom w:w="80" w:type="dxa"/>
+              <w:left w:w="80" w:type="dxa"/>
+              <w:right w:w="80" w:type="dxa"/>
+            </w:tcMar>
+            <w:shd w:fill="F4F5F6"/>
+            <w:vAlign w:val="center"/>
+          </w:tcPr>
+          <w:p>
+            <w:pPr>
+              <w:spacing w:before="0" w:after="0"/>
+              <w:jc w:val="center"/>
+            </w:pPr>
+            <w:r>
+              <w:rPr>
+                <w:color w:val="202426"/>
+                <w:sz w:val="15"/>
+              </w:rPr>
+              <w:t>3.0</w:t>
+            </w:r>
+          </w:p>
+        </w:tc>
+        <w:tc>
+          <w:tcPr>
+            <w:tcW w:type="dxa" w:w="1020"/>
+            <w:tcMar>
+              <w:top w:w="80" w:type="dxa"/>
+              <w:bottom w:w="80" w:type="dxa"/>
+              <w:left w:w="80" w:type="dxa"/>
+              <w:right w:w="80" w:type="dxa"/>
+            </w:tcMar>
+            <w:shd w:fill="F4F5F6"/>
+            <w:vAlign w:val="center"/>
+          </w:tcPr>
+          <w:p>
+            <w:pPr>
+              <w:spacing w:before="0" w:after="0"/>
+              <w:jc w:val="center"/>
+            </w:pPr>
+            <w:r>
+              <w:rPr>
+                <w:color w:val="202426"/>
+                <w:sz w:val="15"/>
+              </w:rPr>
+              <w:t>3.4 / 5</w:t>
+            </w:r>
+          </w:p>
+        </w:tc>
+        <w:tc>
+          <w:tcPr>
+            <w:tcW w:type="dxa" w:w="907"/>
+            <w:tcMar>
+              <w:top w:w="80" w:type="dxa"/>
+              <w:bottom w:w="80" w:type="dxa"/>
+              <w:left w:w="80" w:type="dxa"/>
+              <w:right w:w="80" w:type="dxa"/>
+            </w:tcMar>
+            <w:shd w:fill="F4F5F6"/>
+            <w:vAlign w:val="center"/>
+          </w:tcPr>
+          <w:p>
+            <w:pPr>
+              <w:spacing w:before="0" w:after="0"/>
+              <w:jc w:val="center"/>
+            </w:pPr>
+            <w:r>
+              <w:rPr>
+                <w:color w:val="202426"/>
+                <w:sz w:val="15"/>
+              </w:rPr>
+              <w:t>6.78</w:t>
+            </w:r>
+          </w:p>
+        </w:tc>
+        <w:tc>
+          <w:tcPr>
+            <w:tcW w:type="dxa" w:w="1417"/>
+            <w:tcMar>
+              <w:top w:w="80" w:type="dxa"/>
+              <w:bottom w:w="80" w:type="dxa"/>
+              <w:left w:w="80" w:type="dxa"/>
+              <w:right w:w="80" w:type="dxa"/>
+            </w:tcMar>
+            <w:shd w:fill="F4F5F6"/>
+            <w:vAlign w:val="center"/>
+          </w:tcPr>
+          <w:p>
+            <w:pPr>
+              <w:spacing w:before="0" w:after="0"/>
+              <w:jc w:val="center"/>
+            </w:pPr>
+            <w:r>
+              <w:rPr>
+                <w:color w:val="202426"/>
+                <w:sz w:val="15"/>
+              </w:rPr>
+              <w:t>Mendekati Batas</w:t>
+            </w:r>
+          </w:p>
+        </w:tc>
+        <w:tc>
+          <w:tcPr>
+            <w:tcW w:type="dxa" w:w="2551"/>
+            <w:tcMar>
+              <w:top w:w="80" w:type="dxa"/>
+              <w:bottom w:w="80" w:type="dxa"/>
+              <w:left w:w="80" w:type="dxa"/>
+              <w:right w:w="80" w:type="dxa"/>
+            </w:tcMar>
+            <w:shd w:fill="F4F5F6"/>
+            <w:vAlign w:val="center"/>
+          </w:tcPr>
+          <w:p>
+            <w:pPr>
+              <w:spacing w:before="0" w:after="0"/>
+              <w:jc w:val="left"/>
+            </w:pPr>
+            <w:r>
+              <w:rPr>
+                <w:color w:val="202426"/>
+                <w:sz w:val="15"/>
+              </w:rPr>
+              <w:t>Episentrum Krisis Agraria (39.821 Jiwa) &amp; Kepadatan IUP (11,72%)</w:t>
+            </w:r>
+          </w:p>
+        </w:tc>
+      </w:tr>
+      <w:tr>
+        <w:tc>
+          <w:tcPr>
+            <w:tcW w:type="dxa" w:w="850"/>
+            <w:tcMar>
+              <w:top w:w="80" w:type="dxa"/>
+              <w:bottom w:w="80" w:type="dxa"/>
+              <w:left w:w="80" w:type="dxa"/>
+              <w:right w:w="80" w:type="dxa"/>
+            </w:tcMar>
+            <w:shd w:fill="FFFFFF"/>
+            <w:vAlign w:val="center"/>
+          </w:tcPr>
+          <w:p>
+            <w:pPr>
+              <w:spacing w:before="0" w:after="0"/>
+              <w:jc w:val="center"/>
+            </w:pPr>
+            <w:r>
+              <w:rPr>
+                <w:color w:val="202426"/>
+                <w:sz w:val="15"/>
+              </w:rPr>
+              <w:t>3</w:t>
+            </w:r>
+          </w:p>
+        </w:tc>
+        <w:tc>
+          <w:tcPr>
+            <w:tcW w:type="dxa" w:w="1587"/>
+            <w:tcMar>
+              <w:top w:w="80" w:type="dxa"/>
+              <w:bottom w:w="80" w:type="dxa"/>
+              <w:left w:w="80" w:type="dxa"/>
+              <w:right w:w="80" w:type="dxa"/>
+            </w:tcMar>
+            <w:shd w:fill="FFFFFF"/>
+            <w:vAlign w:val="center"/>
+          </w:tcPr>
+          <w:p>
+            <w:pPr>
+              <w:spacing w:before="0" w:after="0"/>
+              <w:jc w:val="left"/>
+            </w:pPr>
+            <w:r>
+              <w:rPr>
+                <w:color w:val="202426"/>
+                <w:sz w:val="15"/>
+              </w:rPr>
+              <w:t>Sulawesi Selatan</w:t>
+            </w:r>
+          </w:p>
+        </w:tc>
+        <w:tc>
+          <w:tcPr>
+            <w:tcW w:type="dxa" w:w="680"/>
+            <w:tcMar>
+              <w:top w:w="80" w:type="dxa"/>
+              <w:bottom w:w="80" w:type="dxa"/>
+              <w:left w:w="80" w:type="dxa"/>
+              <w:right w:w="80" w:type="dxa"/>
+            </w:tcMar>
+            <w:shd w:fill="FFFFFF"/>
+            <w:vAlign w:val="center"/>
+          </w:tcPr>
+          <w:p>
+            <w:pPr>
+              <w:spacing w:before="0" w:after="0"/>
+              <w:jc w:val="center"/>
+            </w:pPr>
+            <w:r>
+              <w:rPr>
+                <w:color w:val="202426"/>
+                <w:sz w:val="15"/>
+              </w:rPr>
+              <w:t>2.1</w:t>
+            </w:r>
+          </w:p>
+        </w:tc>
+        <w:tc>
+          <w:tcPr>
+            <w:tcW w:type="dxa" w:w="680"/>
+            <w:tcMar>
+              <w:top w:w="80" w:type="dxa"/>
+              <w:bottom w:w="80" w:type="dxa"/>
+              <w:left w:w="80" w:type="dxa"/>
+              <w:right w:w="80" w:type="dxa"/>
+            </w:tcMar>
+            <w:shd w:fill="FFFFFF"/>
+            <w:vAlign w:val="center"/>
+          </w:tcPr>
+          <w:p>
+            <w:pPr>
+              <w:spacing w:before="0" w:after="0"/>
+              <w:jc w:val="center"/>
+            </w:pPr>
+            <w:r>
+              <w:rPr>
+                <w:color w:val="202426"/>
+                <w:sz w:val="15"/>
+              </w:rPr>
+              <w:t>2.9</w:t>
+            </w:r>
+          </w:p>
+        </w:tc>
+        <w:tc>
+          <w:tcPr>
+            <w:tcW w:type="dxa" w:w="680"/>
+            <w:tcMar>
+              <w:top w:w="80" w:type="dxa"/>
+              <w:bottom w:w="80" w:type="dxa"/>
+              <w:left w:w="80" w:type="dxa"/>
+              <w:right w:w="80" w:type="dxa"/>
+            </w:tcMar>
+            <w:shd w:fill="FFFFFF"/>
+            <w:vAlign w:val="center"/>
+          </w:tcPr>
+          <w:p>
+            <w:pPr>
+              <w:spacing w:before="0" w:after="0"/>
+              <w:jc w:val="center"/>
+            </w:pPr>
+            <w:r>
+              <w:rPr>
+                <w:color w:val="202426"/>
+                <w:sz w:val="15"/>
+              </w:rPr>
+              <w:t>2.7</w:t>
+            </w:r>
+          </w:p>
+        </w:tc>
+        <w:tc>
+          <w:tcPr>
+            <w:tcW w:type="dxa" w:w="680"/>
+            <w:tcMar>
+              <w:top w:w="80" w:type="dxa"/>
+              <w:bottom w:w="80" w:type="dxa"/>
+              <w:left w:w="80" w:type="dxa"/>
+              <w:right w:w="80" w:type="dxa"/>
+            </w:tcMar>
+            <w:shd w:fill="FFFFFF"/>
+            <w:vAlign w:val="center"/>
+          </w:tcPr>
+          <w:p>
+            <w:pPr>
+              <w:spacing w:before="0" w:after="0"/>
+              <w:jc w:val="center"/>
+            </w:pPr>
+            <w:r>
+              <w:rPr>
+                <w:color w:val="202426"/>
+                <w:sz w:val="15"/>
+              </w:rPr>
+              <w:t>2.4</w:t>
+            </w:r>
+          </w:p>
+        </w:tc>
+        <w:tc>
+          <w:tcPr>
+            <w:tcW w:type="dxa" w:w="680"/>
+            <w:tcMar>
+              <w:top w:w="80" w:type="dxa"/>
+              <w:bottom w:w="80" w:type="dxa"/>
+              <w:left w:w="80" w:type="dxa"/>
+              <w:right w:w="80" w:type="dxa"/>
+            </w:tcMar>
+            <w:shd w:fill="FFFFFF"/>
+            <w:vAlign w:val="center"/>
+          </w:tcPr>
+          <w:p>
+            <w:pPr>
+              <w:spacing w:before="0" w:after="0"/>
+              <w:jc w:val="center"/>
+            </w:pPr>
+            <w:r>
+              <w:rPr>
+                <w:color w:val="202426"/>
+                <w:sz w:val="15"/>
+              </w:rPr>
+              <w:t>3.1</w:t>
+            </w:r>
+          </w:p>
+        </w:tc>
+        <w:tc>
+          <w:tcPr>
+            <w:tcW w:type="dxa" w:w="1020"/>
+            <w:tcMar>
+              <w:top w:w="80" w:type="dxa"/>
+              <w:bottom w:w="80" w:type="dxa"/>
+              <w:left w:w="80" w:type="dxa"/>
+              <w:right w:w="80" w:type="dxa"/>
+            </w:tcMar>
+            <w:shd w:fill="FFFFFF"/>
+            <w:vAlign w:val="center"/>
+          </w:tcPr>
+          <w:p>
+            <w:pPr>
+              <w:spacing w:before="0" w:after="0"/>
+              <w:jc w:val="center"/>
+            </w:pPr>
+            <w:r>
+              <w:rPr>
+                <w:color w:val="202426"/>
+                <w:sz w:val="15"/>
+              </w:rPr>
+              <w:t>2.6 / 5</w:t>
+            </w:r>
+          </w:p>
+        </w:tc>
+        <w:tc>
+          <w:tcPr>
+            <w:tcW w:type="dxa" w:w="907"/>
+            <w:tcMar>
+              <w:top w:w="80" w:type="dxa"/>
+              <w:bottom w:w="80" w:type="dxa"/>
+              <w:left w:w="80" w:type="dxa"/>
+              <w:right w:w="80" w:type="dxa"/>
+            </w:tcMar>
+            <w:shd w:fill="FFFFFF"/>
+            <w:vAlign w:val="center"/>
+          </w:tcPr>
+          <w:p>
+            <w:pPr>
+              <w:spacing w:before="0" w:after="0"/>
+              <w:jc w:val="center"/>
+            </w:pPr>
+            <w:r>
+              <w:rPr>
+                <w:color w:val="202426"/>
+                <w:sz w:val="15"/>
+              </w:rPr>
+              <w:t>5.29</w:t>
+            </w:r>
+          </w:p>
+        </w:tc>
+        <w:tc>
+          <w:tcPr>
+            <w:tcW w:type="dxa" w:w="1417"/>
+            <w:tcMar>
+              <w:top w:w="80" w:type="dxa"/>
+              <w:bottom w:w="80" w:type="dxa"/>
+              <w:left w:w="80" w:type="dxa"/>
+              <w:right w:w="80" w:type="dxa"/>
+            </w:tcMar>
+            <w:shd w:fill="FFFFFF"/>
+            <w:vAlign w:val="center"/>
+          </w:tcPr>
+          <w:p>
+            <w:pPr>
+              <w:spacing w:before="0" w:after="0"/>
+              <w:jc w:val="center"/>
+            </w:pPr>
+            <w:r>
+              <w:rPr>
+                <w:color w:val="202426"/>
+                <w:sz w:val="15"/>
+              </w:rPr>
+              <w:t>Mendekati Batas</w:t>
+            </w:r>
+          </w:p>
+        </w:tc>
+        <w:tc>
+          <w:tcPr>
+            <w:tcW w:type="dxa" w:w="2551"/>
+            <w:tcMar>
+              <w:top w:w="80" w:type="dxa"/>
+              <w:bottom w:w="80" w:type="dxa"/>
+              <w:left w:w="80" w:type="dxa"/>
+              <w:right w:w="80" w:type="dxa"/>
+            </w:tcMar>
+            <w:shd w:fill="FFFFFF"/>
+            <w:vAlign w:val="center"/>
+          </w:tcPr>
+          <w:p>
+            <w:pPr>
+              <w:spacing w:before="0" w:after="0"/>
+              <w:jc w:val="left"/>
+            </w:pPr>
+            <w:r>
+              <w:rPr>
+                <w:color w:val="202426"/>
+                <w:sz w:val="15"/>
+              </w:rPr>
+              <w:t>Episentrum Bencana Alam (669 Kejadian), Konflik Pesisir &amp; Kriminalisasi</w:t>
+            </w:r>
+          </w:p>
+        </w:tc>
+      </w:tr>
+      <w:tr>
+        <w:tc>
+          <w:tcPr>
+            <w:tcW w:type="dxa" w:w="850"/>
+            <w:tcMar>
+              <w:top w:w="80" w:type="dxa"/>
+              <w:bottom w:w="80" w:type="dxa"/>
+              <w:left w:w="80" w:type="dxa"/>
+              <w:right w:w="80" w:type="dxa"/>
+            </w:tcMar>
+            <w:shd w:fill="F4F5F6"/>
+            <w:vAlign w:val="center"/>
+          </w:tcPr>
+          <w:p>
+            <w:pPr>
+              <w:spacing w:before="0" w:after="0"/>
+              <w:jc w:val="center"/>
+            </w:pPr>
+            <w:r>
+              <w:rPr>
+                <w:color w:val="202426"/>
+                <w:sz w:val="15"/>
+              </w:rPr>
+              <w:t>4</w:t>
+            </w:r>
+          </w:p>
+        </w:tc>
+        <w:tc>
+          <w:tcPr>
+            <w:tcW w:type="dxa" w:w="1587"/>
+            <w:tcMar>
+              <w:top w:w="80" w:type="dxa"/>
+              <w:bottom w:w="80" w:type="dxa"/>
+              <w:left w:w="80" w:type="dxa"/>
+              <w:right w:w="80" w:type="dxa"/>
+            </w:tcMar>
+            <w:shd w:fill="F4F5F6"/>
+            <w:vAlign w:val="center"/>
+          </w:tcPr>
+          <w:p>
+            <w:pPr>
+              <w:spacing w:before="0" w:after="0"/>
+              <w:jc w:val="left"/>
+            </w:pPr>
+            <w:r>
+              <w:rPr>
+                <w:color w:val="202426"/>
+                <w:sz w:val="15"/>
+              </w:rPr>
+              <w:t>Sulawesi Utara</w:t>
+            </w:r>
+          </w:p>
+        </w:tc>
+        <w:tc>
+          <w:tcPr>
+            <w:tcW w:type="dxa" w:w="680"/>
+            <w:tcMar>
+              <w:top w:w="80" w:type="dxa"/>
+              <w:bottom w:w="80" w:type="dxa"/>
+              <w:left w:w="80" w:type="dxa"/>
+              <w:right w:w="80" w:type="dxa"/>
+            </w:tcMar>
+            <w:shd w:fill="F4F5F6"/>
+            <w:vAlign w:val="center"/>
+          </w:tcPr>
+          <w:p>
+            <w:pPr>
+              <w:spacing w:before="0" w:after="0"/>
+              <w:jc w:val="center"/>
+            </w:pPr>
+            <w:r>
+              <w:rPr>
+                <w:color w:val="202426"/>
+                <w:sz w:val="15"/>
+              </w:rPr>
+              <w:t>0.9</w:t>
+            </w:r>
+          </w:p>
+        </w:tc>
+        <w:tc>
+          <w:tcPr>
+            <w:tcW w:type="dxa" w:w="680"/>
+            <w:tcMar>
+              <w:top w:w="80" w:type="dxa"/>
+              <w:bottom w:w="80" w:type="dxa"/>
+              <w:left w:w="80" w:type="dxa"/>
+              <w:right w:w="80" w:type="dxa"/>
+            </w:tcMar>
+            <w:shd w:fill="F4F5F6"/>
+            <w:vAlign w:val="center"/>
+          </w:tcPr>
+          <w:p>
+            <w:pPr>
+              <w:spacing w:before="0" w:after="0"/>
+              <w:jc w:val="center"/>
+            </w:pPr>
+            <w:r>
+              <w:rPr>
+                <w:color w:val="202426"/>
+                <w:sz w:val="15"/>
+              </w:rPr>
+              <w:t>1.5</w:t>
+            </w:r>
+          </w:p>
+        </w:tc>
+        <w:tc>
+          <w:tcPr>
+            <w:tcW w:type="dxa" w:w="680"/>
+            <w:tcMar>
+              <w:top w:w="80" w:type="dxa"/>
+              <w:bottom w:w="80" w:type="dxa"/>
+              <w:left w:w="80" w:type="dxa"/>
+              <w:right w:w="80" w:type="dxa"/>
+            </w:tcMar>
+            <w:shd w:fill="F4F5F6"/>
+            <w:vAlign w:val="center"/>
+          </w:tcPr>
+          <w:p>
+            <w:pPr>
+              <w:spacing w:before="0" w:after="0"/>
+              <w:jc w:val="center"/>
+            </w:pPr>
+            <w:r>
+              <w:rPr>
+                <w:color w:val="202426"/>
+                <w:sz w:val="15"/>
+              </w:rPr>
+              <w:t>1.8</w:t>
+            </w:r>
+          </w:p>
+        </w:tc>
+        <w:tc>
+          <w:tcPr>
+            <w:tcW w:type="dxa" w:w="680"/>
+            <w:tcMar>
+              <w:top w:w="80" w:type="dxa"/>
+              <w:bottom w:w="80" w:type="dxa"/>
+              <w:left w:w="80" w:type="dxa"/>
+              <w:right w:w="80" w:type="dxa"/>
+            </w:tcMar>
+            <w:shd w:fill="F4F5F6"/>
+            <w:vAlign w:val="center"/>
+          </w:tcPr>
+          <w:p>
+            <w:pPr>
+              <w:spacing w:before="0" w:after="0"/>
+              <w:jc w:val="center"/>
+            </w:pPr>
+            <w:r>
+              <w:rPr>
+                <w:color w:val="202426"/>
+                <w:sz w:val="15"/>
+              </w:rPr>
+              <w:t>2.4</w:t>
+            </w:r>
+          </w:p>
+        </w:tc>
+        <w:tc>
+          <w:tcPr>
+            <w:tcW w:type="dxa" w:w="680"/>
+            <w:tcMar>
+              <w:top w:w="80" w:type="dxa"/>
+              <w:bottom w:w="80" w:type="dxa"/>
+              <w:left w:w="80" w:type="dxa"/>
+              <w:right w:w="80" w:type="dxa"/>
+            </w:tcMar>
+            <w:shd w:fill="F4F5F6"/>
+            <w:vAlign w:val="center"/>
+          </w:tcPr>
+          <w:p>
+            <w:pPr>
+              <w:spacing w:before="0" w:after="0"/>
+              <w:jc w:val="center"/>
+            </w:pPr>
+            <w:r>
+              <w:rPr>
+                <w:color w:val="202426"/>
+                <w:sz w:val="15"/>
+              </w:rPr>
+              <w:t>1.3</w:t>
+            </w:r>
+          </w:p>
+        </w:tc>
+        <w:tc>
+          <w:tcPr>
+            <w:tcW w:type="dxa" w:w="1020"/>
+            <w:tcMar>
+              <w:top w:w="80" w:type="dxa"/>
+              <w:bottom w:w="80" w:type="dxa"/>
+              <w:left w:w="80" w:type="dxa"/>
+              <w:right w:w="80" w:type="dxa"/>
+            </w:tcMar>
+            <w:shd w:fill="F4F5F6"/>
+            <w:vAlign w:val="center"/>
+          </w:tcPr>
+          <w:p>
+            <w:pPr>
+              <w:spacing w:before="0" w:after="0"/>
+              <w:jc w:val="center"/>
+            </w:pPr>
+            <w:r>
+              <w:rPr>
+                <w:color w:val="202426"/>
+                <w:sz w:val="15"/>
+              </w:rPr>
+              <w:t>1.6 / 5</w:t>
+            </w:r>
+          </w:p>
+        </w:tc>
+        <w:tc>
+          <w:tcPr>
+            <w:tcW w:type="dxa" w:w="907"/>
+            <w:tcMar>
+              <w:top w:w="80" w:type="dxa"/>
+              <w:bottom w:w="80" w:type="dxa"/>
+              <w:left w:w="80" w:type="dxa"/>
+              <w:right w:w="80" w:type="dxa"/>
+            </w:tcMar>
+            <w:shd w:fill="F4F5F6"/>
+            <w:vAlign w:val="center"/>
+          </w:tcPr>
+          <w:p>
+            <w:pPr>
+              <w:spacing w:before="0" w:after="0"/>
+              <w:jc w:val="center"/>
+            </w:pPr>
+            <w:r>
+              <w:rPr>
+                <w:color w:val="202426"/>
+                <w:sz w:val="15"/>
+              </w:rPr>
+              <w:t>3.13</w:t>
+            </w:r>
+          </w:p>
+        </w:tc>
+        <w:tc>
+          <w:tcPr>
+            <w:tcW w:type="dxa" w:w="1417"/>
+            <w:tcMar>
+              <w:top w:w="80" w:type="dxa"/>
+              <w:bottom w:w="80" w:type="dxa"/>
+              <w:left w:w="80" w:type="dxa"/>
+              <w:right w:w="80" w:type="dxa"/>
+            </w:tcMar>
+            <w:shd w:fill="F4F5F6"/>
+            <w:vAlign w:val="center"/>
+          </w:tcPr>
+          <w:p>
+            <w:pPr>
+              <w:spacing w:before="0" w:after="0"/>
+              <w:jc w:val="center"/>
+            </w:pPr>
+            <w:r>
+              <w:rPr>
+                <w:color w:val="202426"/>
+                <w:sz w:val="15"/>
+              </w:rPr>
+              <w:t>Tidak Melampaui Batas</w:t>
+            </w:r>
+          </w:p>
+        </w:tc>
+        <w:tc>
+          <w:tcPr>
+            <w:tcW w:type="dxa" w:w="2551"/>
+            <w:tcMar>
+              <w:top w:w="80" w:type="dxa"/>
+              <w:bottom w:w="80" w:type="dxa"/>
+              <w:left w:w="80" w:type="dxa"/>
+              <w:right w:w="80" w:type="dxa"/>
+            </w:tcMar>
+            <w:shd w:fill="F4F5F6"/>
+            <w:vAlign w:val="center"/>
+          </w:tcPr>
+          <w:p>
+            <w:pPr>
+              <w:spacing w:before="0" w:after="0"/>
+              <w:jc w:val="left"/>
+            </w:pPr>
+            <w:r>
+              <w:rPr>
+                <w:color w:val="202426"/>
+                <w:sz w:val="15"/>
+              </w:rPr>
+              <w:t>Outlier Kesenjangan Faskes SPA Kepulauan (25,16%) &amp; Isu Tambang Sangihe</w:t>
+            </w:r>
+          </w:p>
+        </w:tc>
+      </w:tr>
+      <w:tr>
+        <w:tc>
+          <w:tcPr>
+            <w:tcW w:type="dxa" w:w="850"/>
+            <w:tcMar>
+              <w:top w:w="80" w:type="dxa"/>
+              <w:bottom w:w="80" w:type="dxa"/>
+              <w:left w:w="80" w:type="dxa"/>
+              <w:right w:w="80" w:type="dxa"/>
+            </w:tcMar>
+            <w:shd w:fill="FFFFFF"/>
+            <w:vAlign w:val="center"/>
+          </w:tcPr>
+          <w:p>
+            <w:pPr>
+              <w:spacing w:before="0" w:after="0"/>
+              <w:jc w:val="center"/>
+            </w:pPr>
+            <w:r>
+              <w:rPr>
+                <w:color w:val="202426"/>
+                <w:sz w:val="15"/>
+              </w:rPr>
+              <w:t>5</w:t>
+            </w:r>
+          </w:p>
+        </w:tc>
+        <w:tc>
+          <w:tcPr>
+            <w:tcW w:type="dxa" w:w="1587"/>
+            <w:tcMar>
+              <w:top w:w="80" w:type="dxa"/>
+              <w:bottom w:w="80" w:type="dxa"/>
+              <w:left w:w="80" w:type="dxa"/>
+              <w:right w:w="80" w:type="dxa"/>
+            </w:tcMar>
+            <w:shd w:fill="FFFFFF"/>
+            <w:vAlign w:val="center"/>
+          </w:tcPr>
+          <w:p>
+            <w:pPr>
+              <w:spacing w:before="0" w:after="0"/>
+              <w:jc w:val="left"/>
+            </w:pPr>
+            <w:r>
+              <w:rPr>
+                <w:color w:val="202426"/>
+                <w:sz w:val="15"/>
+              </w:rPr>
+              <w:t>Sulawesi Barat</w:t>
+            </w:r>
+          </w:p>
+        </w:tc>
+        <w:tc>
+          <w:tcPr>
+            <w:tcW w:type="dxa" w:w="680"/>
+            <w:tcMar>
+              <w:top w:w="80" w:type="dxa"/>
+              <w:bottom w:w="80" w:type="dxa"/>
+              <w:left w:w="80" w:type="dxa"/>
+              <w:right w:w="80" w:type="dxa"/>
+            </w:tcMar>
+            <w:shd w:fill="FFFFFF"/>
+            <w:vAlign w:val="center"/>
+          </w:tcPr>
+          <w:p>
+            <w:pPr>
+              <w:spacing w:before="0" w:after="0"/>
+              <w:jc w:val="center"/>
+            </w:pPr>
+            <w:r>
+              <w:rPr>
+                <w:color w:val="202426"/>
+                <w:sz w:val="15"/>
+              </w:rPr>
+              <w:t>1.2</w:t>
+            </w:r>
+          </w:p>
+        </w:tc>
+        <w:tc>
+          <w:tcPr>
+            <w:tcW w:type="dxa" w:w="680"/>
+            <w:tcMar>
+              <w:top w:w="80" w:type="dxa"/>
+              <w:bottom w:w="80" w:type="dxa"/>
+              <w:left w:w="80" w:type="dxa"/>
+              <w:right w:w="80" w:type="dxa"/>
+            </w:tcMar>
+            <w:shd w:fill="FFFFFF"/>
+            <w:vAlign w:val="center"/>
+          </w:tcPr>
+          <w:p>
+            <w:pPr>
+              <w:spacing w:before="0" w:after="0"/>
+              <w:jc w:val="center"/>
+            </w:pPr>
+            <w:r>
+              <w:rPr>
+                <w:color w:val="202426"/>
+                <w:sz w:val="15"/>
+              </w:rPr>
+              <w:t>1.9</w:t>
+            </w:r>
+          </w:p>
+        </w:tc>
+        <w:tc>
+          <w:tcPr>
+            <w:tcW w:type="dxa" w:w="680"/>
+            <w:tcMar>
+              <w:top w:w="80" w:type="dxa"/>
+              <w:bottom w:w="80" w:type="dxa"/>
+              <w:left w:w="80" w:type="dxa"/>
+              <w:right w:w="80" w:type="dxa"/>
+            </w:tcMar>
+            <w:shd w:fill="FFFFFF"/>
+            <w:vAlign w:val="center"/>
+          </w:tcPr>
+          <w:p>
+            <w:pPr>
+              <w:spacing w:before="0" w:after="0"/>
+              <w:jc w:val="center"/>
+            </w:pPr>
+            <w:r>
+              <w:rPr>
+                <w:color w:val="202426"/>
+                <w:sz w:val="15"/>
+              </w:rPr>
+              <w:t>0.8</w:t>
+            </w:r>
+          </w:p>
+        </w:tc>
+        <w:tc>
+          <w:tcPr>
+            <w:tcW w:type="dxa" w:w="680"/>
+            <w:tcMar>
+              <w:top w:w="80" w:type="dxa"/>
+              <w:bottom w:w="80" w:type="dxa"/>
+              <w:left w:w="80" w:type="dxa"/>
+              <w:right w:w="80" w:type="dxa"/>
+            </w:tcMar>
+            <w:shd w:fill="FFFFFF"/>
+            <w:vAlign w:val="center"/>
+          </w:tcPr>
+          <w:p>
+            <w:pPr>
+              <w:spacing w:before="0" w:after="0"/>
+              <w:jc w:val="center"/>
+            </w:pPr>
+            <w:r>
+              <w:rPr>
+                <w:color w:val="202426"/>
+                <w:sz w:val="15"/>
+              </w:rPr>
+              <w:t>1.0</w:t>
+            </w:r>
+          </w:p>
+        </w:tc>
+        <w:tc>
+          <w:tcPr>
+            <w:tcW w:type="dxa" w:w="680"/>
+            <w:tcMar>
+              <w:top w:w="80" w:type="dxa"/>
+              <w:bottom w:w="80" w:type="dxa"/>
+              <w:left w:w="80" w:type="dxa"/>
+              <w:right w:w="80" w:type="dxa"/>
+            </w:tcMar>
+            <w:shd w:fill="FFFFFF"/>
+            <w:vAlign w:val="center"/>
+          </w:tcPr>
+          <w:p>
+            <w:pPr>
+              <w:spacing w:before="0" w:after="0"/>
+              <w:jc w:val="center"/>
+            </w:pPr>
+            <w:r>
+              <w:rPr>
+                <w:color w:val="202426"/>
+                <w:sz w:val="15"/>
+              </w:rPr>
+              <w:t>1.0</w:t>
+            </w:r>
+          </w:p>
+        </w:tc>
+        <w:tc>
+          <w:tcPr>
+            <w:tcW w:type="dxa" w:w="1020"/>
+            <w:tcMar>
+              <w:top w:w="80" w:type="dxa"/>
+              <w:bottom w:w="80" w:type="dxa"/>
+              <w:left w:w="80" w:type="dxa"/>
+              <w:right w:w="80" w:type="dxa"/>
+            </w:tcMar>
+            <w:shd w:fill="FFFFFF"/>
+            <w:vAlign w:val="center"/>
+          </w:tcPr>
+          <w:p>
+            <w:pPr>
+              <w:spacing w:before="0" w:after="0"/>
+              <w:jc w:val="center"/>
+            </w:pPr>
+            <w:r>
+              <w:rPr>
+                <w:color w:val="202426"/>
+                <w:sz w:val="15"/>
+              </w:rPr>
+              <w:t>1.2 / 5</w:t>
+            </w:r>
+          </w:p>
+        </w:tc>
+        <w:tc>
+          <w:tcPr>
+            <w:tcW w:type="dxa" w:w="907"/>
+            <w:tcMar>
+              <w:top w:w="80" w:type="dxa"/>
+              <w:bottom w:w="80" w:type="dxa"/>
+              <w:left w:w="80" w:type="dxa"/>
+              <w:right w:w="80" w:type="dxa"/>
+            </w:tcMar>
+            <w:shd w:fill="FFFFFF"/>
+            <w:vAlign w:val="center"/>
+          </w:tcPr>
+          <w:p>
+            <w:pPr>
+              <w:spacing w:before="0" w:after="0"/>
+              <w:jc w:val="center"/>
+            </w:pPr>
+            <w:r>
+              <w:rPr>
+                <w:color w:val="202426"/>
+                <w:sz w:val="15"/>
+              </w:rPr>
+              <w:t>2.36</w:t>
+            </w:r>
+          </w:p>
+        </w:tc>
+        <w:tc>
+          <w:tcPr>
+            <w:tcW w:type="dxa" w:w="1417"/>
+            <w:tcMar>
+              <w:top w:w="80" w:type="dxa"/>
+              <w:bottom w:w="80" w:type="dxa"/>
+              <w:left w:w="80" w:type="dxa"/>
+              <w:right w:w="80" w:type="dxa"/>
+            </w:tcMar>
+            <w:shd w:fill="FFFFFF"/>
+            <w:vAlign w:val="center"/>
+          </w:tcPr>
+          <w:p>
+            <w:pPr>
+              <w:spacing w:before="0" w:after="0"/>
+              <w:jc w:val="center"/>
+            </w:pPr>
+            <w:r>
+              <w:rPr>
+                <w:color w:val="202426"/>
+                <w:sz w:val="15"/>
+              </w:rPr>
+              <w:t>Tidak Melampaui Batas</w:t>
+            </w:r>
+          </w:p>
+        </w:tc>
+        <w:tc>
+          <w:tcPr>
+            <w:tcW w:type="dxa" w:w="2551"/>
+            <w:tcMar>
+              <w:top w:w="80" w:type="dxa"/>
+              <w:bottom w:w="80" w:type="dxa"/>
+              <w:left w:w="80" w:type="dxa"/>
+              <w:right w:w="80" w:type="dxa"/>
+            </w:tcMar>
+            <w:shd w:fill="FFFFFF"/>
+            <w:vAlign w:val="center"/>
+          </w:tcPr>
+          <w:p>
+            <w:pPr>
+              <w:spacing w:before="0" w:after="0"/>
+              <w:jc w:val="left"/>
+            </w:pPr>
+            <w:r>
+              <w:rPr>
+                <w:color w:val="202426"/>
+                <w:sz w:val="15"/>
+              </w:rPr>
+              <w:t>Bioregion Agromaritim Terjaga, Tekanan Kualitas Air PKS Sawit Lokal</w:t>
+            </w:r>
+          </w:p>
+        </w:tc>
+      </w:tr>
+      <w:tr>
+        <w:tc>
+          <w:tcPr>
+            <w:tcW w:type="dxa" w:w="850"/>
+            <w:tcMar>
+              <w:top w:w="80" w:type="dxa"/>
+              <w:bottom w:w="80" w:type="dxa"/>
+              <w:left w:w="80" w:type="dxa"/>
+              <w:right w:w="80" w:type="dxa"/>
+            </w:tcMar>
+            <w:shd w:fill="F4F5F6"/>
+            <w:vAlign w:val="center"/>
+          </w:tcPr>
+          <w:p>
+            <w:pPr>
+              <w:spacing w:before="0" w:after="0"/>
+              <w:jc w:val="center"/>
+            </w:pPr>
+            <w:r>
+              <w:rPr>
+                <w:color w:val="202426"/>
+                <w:sz w:val="15"/>
+              </w:rPr>
+              <w:t>6</w:t>
+            </w:r>
+          </w:p>
+        </w:tc>
+        <w:tc>
+          <w:tcPr>
+            <w:tcW w:type="dxa" w:w="1587"/>
+            <w:tcMar>
+              <w:top w:w="80" w:type="dxa"/>
+              <w:bottom w:w="80" w:type="dxa"/>
+              <w:left w:w="80" w:type="dxa"/>
+              <w:right w:w="80" w:type="dxa"/>
+            </w:tcMar>
+            <w:shd w:fill="F4F5F6"/>
+            <w:vAlign w:val="center"/>
+          </w:tcPr>
+          <w:p>
+            <w:pPr>
+              <w:spacing w:before="0" w:after="0"/>
+              <w:jc w:val="left"/>
+            </w:pPr>
+            <w:r>
+              <w:rPr>
+                <w:color w:val="202426"/>
+                <w:sz w:val="15"/>
+              </w:rPr>
+              <w:t>Gorontalo</w:t>
+            </w:r>
+          </w:p>
+        </w:tc>
+        <w:tc>
+          <w:tcPr>
+            <w:tcW w:type="dxa" w:w="680"/>
+            <w:tcMar>
+              <w:top w:w="80" w:type="dxa"/>
+              <w:bottom w:w="80" w:type="dxa"/>
+              <w:left w:w="80" w:type="dxa"/>
+              <w:right w:w="80" w:type="dxa"/>
+            </w:tcMar>
+            <w:shd w:fill="F4F5F6"/>
+            <w:vAlign w:val="center"/>
+          </w:tcPr>
+          <w:p>
+            <w:pPr>
+              <w:spacing w:before="0" w:after="0"/>
+              <w:jc w:val="center"/>
+            </w:pPr>
+            <w:r>
+              <w:rPr>
+                <w:color w:val="202426"/>
+                <w:sz w:val="15"/>
+              </w:rPr>
+              <w:t>1.4</w:t>
+            </w:r>
+          </w:p>
+        </w:tc>
+        <w:tc>
+          <w:tcPr>
+            <w:tcW w:type="dxa" w:w="680"/>
+            <w:tcMar>
+              <w:top w:w="80" w:type="dxa"/>
+              <w:bottom w:w="80" w:type="dxa"/>
+              <w:left w:w="80" w:type="dxa"/>
+              <w:right w:w="80" w:type="dxa"/>
+            </w:tcMar>
+            <w:shd w:fill="F4F5F6"/>
+            <w:vAlign w:val="center"/>
+          </w:tcPr>
+          <w:p>
+            <w:pPr>
+              <w:spacing w:before="0" w:after="0"/>
+              <w:jc w:val="center"/>
+            </w:pPr>
+            <w:r>
+              <w:rPr>
+                <w:color w:val="202426"/>
+                <w:sz w:val="15"/>
+              </w:rPr>
+              <w:t>1.4</w:t>
+            </w:r>
+          </w:p>
+        </w:tc>
+        <w:tc>
+          <w:tcPr>
+            <w:tcW w:type="dxa" w:w="680"/>
+            <w:tcMar>
+              <w:top w:w="80" w:type="dxa"/>
+              <w:bottom w:w="80" w:type="dxa"/>
+              <w:left w:w="80" w:type="dxa"/>
+              <w:right w:w="80" w:type="dxa"/>
+            </w:tcMar>
+            <w:shd w:fill="F4F5F6"/>
+            <w:vAlign w:val="center"/>
+          </w:tcPr>
+          <w:p>
+            <w:pPr>
+              <w:spacing w:before="0" w:after="0"/>
+              <w:jc w:val="center"/>
+            </w:pPr>
+            <w:r>
+              <w:rPr>
+                <w:color w:val="202426"/>
+                <w:sz w:val="15"/>
+              </w:rPr>
+              <w:t>0.7</w:t>
+            </w:r>
+          </w:p>
+        </w:tc>
+        <w:tc>
+          <w:tcPr>
+            <w:tcW w:type="dxa" w:w="680"/>
+            <w:tcMar>
+              <w:top w:w="80" w:type="dxa"/>
+              <w:bottom w:w="80" w:type="dxa"/>
+              <w:left w:w="80" w:type="dxa"/>
+              <w:right w:w="80" w:type="dxa"/>
+            </w:tcMar>
+            <w:shd w:fill="F4F5F6"/>
+            <w:vAlign w:val="center"/>
+          </w:tcPr>
+          <w:p>
+            <w:pPr>
+              <w:spacing w:before="0" w:after="0"/>
+              <w:jc w:val="center"/>
+            </w:pPr>
+            <w:r>
+              <w:rPr>
+                <w:color w:val="202426"/>
+                <w:sz w:val="15"/>
+              </w:rPr>
+              <w:t>1.0</w:t>
+            </w:r>
+          </w:p>
+        </w:tc>
+        <w:tc>
+          <w:tcPr>
+            <w:tcW w:type="dxa" w:w="680"/>
+            <w:tcMar>
+              <w:top w:w="80" w:type="dxa"/>
+              <w:bottom w:w="80" w:type="dxa"/>
+              <w:left w:w="80" w:type="dxa"/>
+              <w:right w:w="80" w:type="dxa"/>
+            </w:tcMar>
+            <w:shd w:fill="F4F5F6"/>
+            <w:vAlign w:val="center"/>
+          </w:tcPr>
+          <w:p>
+            <w:pPr>
+              <w:spacing w:before="0" w:after="0"/>
+              <w:jc w:val="center"/>
+            </w:pPr>
+            <w:r>
+              <w:rPr>
+                <w:color w:val="202426"/>
+                <w:sz w:val="15"/>
+              </w:rPr>
+              <w:t>1.3</w:t>
+            </w:r>
+          </w:p>
+        </w:tc>
+        <w:tc>
+          <w:tcPr>
+            <w:tcW w:type="dxa" w:w="1020"/>
+            <w:tcMar>
+              <w:top w:w="80" w:type="dxa"/>
+              <w:bottom w:w="80" w:type="dxa"/>
+              <w:left w:w="80" w:type="dxa"/>
+              <w:right w:w="80" w:type="dxa"/>
+            </w:tcMar>
+            <w:shd w:fill="F4F5F6"/>
+            <w:vAlign w:val="center"/>
+          </w:tcPr>
+          <w:p>
+            <w:pPr>
+              <w:spacing w:before="0" w:after="0"/>
+              <w:jc w:val="center"/>
+            </w:pPr>
+            <w:r>
+              <w:rPr>
+                <w:color w:val="202426"/>
+                <w:sz w:val="15"/>
+              </w:rPr>
+              <w:t>1.2 / 5</w:t>
+            </w:r>
+          </w:p>
+        </w:tc>
+        <w:tc>
+          <w:tcPr>
+            <w:tcW w:type="dxa" w:w="907"/>
+            <w:tcMar>
+              <w:top w:w="80" w:type="dxa"/>
+              <w:bottom w:w="80" w:type="dxa"/>
+              <w:left w:w="80" w:type="dxa"/>
+              <w:right w:w="80" w:type="dxa"/>
+            </w:tcMar>
+            <w:shd w:fill="F4F5F6"/>
+            <w:vAlign w:val="center"/>
+          </w:tcPr>
+          <w:p>
+            <w:pPr>
+              <w:spacing w:before="0" w:after="0"/>
+              <w:jc w:val="center"/>
+            </w:pPr>
+            <w:r>
+              <w:rPr>
+                <w:color w:val="202426"/>
+                <w:sz w:val="15"/>
+              </w:rPr>
+              <w:t>2.31</w:t>
+            </w:r>
+          </w:p>
+        </w:tc>
+        <w:tc>
+          <w:tcPr>
+            <w:tcW w:type="dxa" w:w="1417"/>
+            <w:tcMar>
+              <w:top w:w="80" w:type="dxa"/>
+              <w:bottom w:w="80" w:type="dxa"/>
+              <w:left w:w="80" w:type="dxa"/>
+              <w:right w:w="80" w:type="dxa"/>
+            </w:tcMar>
+            <w:shd w:fill="F4F5F6"/>
+            <w:vAlign w:val="center"/>
+          </w:tcPr>
+          <w:p>
+            <w:pPr>
+              <w:spacing w:before="0" w:after="0"/>
+              <w:jc w:val="center"/>
+            </w:pPr>
+            <w:r>
+              <w:rPr>
+                <w:color w:val="202426"/>
+                <w:sz w:val="15"/>
+              </w:rPr>
+              <w:t>Tidak Melampaui Batas</w:t>
+            </w:r>
+          </w:p>
+        </w:tc>
+        <w:tc>
+          <w:tcPr>
+            <w:tcW w:type="dxa" w:w="2551"/>
+            <w:tcMar>
+              <w:top w:w="80" w:type="dxa"/>
+              <w:bottom w:w="80" w:type="dxa"/>
+              <w:left w:w="80" w:type="dxa"/>
+              <w:right w:w="80" w:type="dxa"/>
+            </w:tcMar>
+            <w:shd w:fill="F4F5F6"/>
+            <w:vAlign w:val="center"/>
+          </w:tcPr>
+          <w:p>
+            <w:pPr>
+              <w:spacing w:before="0" w:after="0"/>
+              <w:jc w:val="left"/>
+            </w:pPr>
+            <w:r>
+              <w:rPr>
+                <w:color w:val="202426"/>
+                <w:sz w:val="15"/>
+              </w:rPr>
+              <w:t>Atmosfer NO2 Terbersih Se-Sulawesi, Deforestasi &amp; Emisi Terendah</w:t>
+            </w:r>
+          </w:p>
+        </w:tc>
+      </w:tr>
+    </w:tbl>
+    <w:p>
+      <w:pPr>
+        <w:spacing w:before="0" w:after="120"/>
+      </w:pPr>
+    </w:p>
+    <w:p>
+      <w:pPr>
+        <w:keepNext/>
+        <w:spacing w:before="160" w:after="60"/>
+      </w:pPr>
+      <w:r>
+        <w:rPr>
+          <w:b/>
+          <w:color w:val="143642"/>
+          <w:sz w:val="19"/>
+        </w:rPr>
+        <w:t>Analisis Sintesis &amp; Temuan Kebijakan Regional</w:t>
+      </w:r>
+    </w:p>
+    <w:p>
+      <w:pPr>
+        <w:spacing w:before="0" w:after="100" w:line="276" w:lineRule="auto"/>
+      </w:pPr>
+      <w:r>
+        <w:rPr>
+          <w:b w:val="0"/>
+          <w:i w:val="0"/>
+          <w:color w:val="202426"/>
+          <w:sz w:val="18"/>
+        </w:rPr>
+        <w:t xml:space="preserve">Berdasarkan komparasi lintas wilayah pada Tabel 6.25, teridentifikasi </w:t>
+      </w:r>
+      <w:r>
+        <w:rPr>
+          <w:b/>
+          <w:i w:val="0"/>
+          <w:color w:val="202426"/>
+          <w:sz w:val="18"/>
+        </w:rPr>
+        <w:t>tiga tipologi ekologis utama di Pulau Sulawesi</w:t>
+      </w:r>
+      <w:r>
+        <w:rPr>
+          <w:b w:val="0"/>
+          <w:i w:val="0"/>
+          <w:color w:val="202426"/>
+          <w:sz w:val="18"/>
+        </w:rPr>
+        <w:t>:</w:t>
+        <w:br/>
+      </w:r>
+      <w:r>
+        <w:rPr>
+          <w:b/>
+          <w:i w:val="0"/>
+          <w:color w:val="202426"/>
+          <w:sz w:val="18"/>
+        </w:rPr>
+        <w:t xml:space="preserve">1. </w:t>
+      </w:r>
+      <w:r>
+        <w:rPr>
+          <w:b/>
+          <w:i w:val="0"/>
+          <w:color w:val="202426"/>
+          <w:sz w:val="18"/>
+        </w:rPr>
+        <w:t xml:space="preserve">Zona Bencana Ekologis Kritis (Sulteng &amp; Sultra): </w:t>
+      </w:r>
+      <w:r>
+        <w:rPr>
+          <w:b w:val="0"/>
+          <w:i w:val="0"/>
+          <w:color w:val="202426"/>
+          <w:sz w:val="18"/>
+        </w:rPr>
+        <w:t>Provinsi Sulawesi Tengah (Skor 4.0 / 5.0, Red Alert) dan Sulawesi Tenggara (Skor 3.4 / 5.0, Mendekati Batas) menyerap beban polusi PLTU batubara, timbulan limbah B3, konflik agraria, dan perusakan kawasan hutan lindung paling ekstrem. Di wilayah ini, kapasitas asimilasi lingkungan telah terlampaui secara struktural.</w:t>
+        <w:br/>
+      </w:r>
+      <w:r>
+        <w:rPr>
+          <w:b/>
+          <w:i w:val="0"/>
+          <w:color w:val="202426"/>
+          <w:sz w:val="18"/>
+        </w:rPr>
+        <w:t xml:space="preserve">2. </w:t>
+      </w:r>
+      <w:r>
+        <w:rPr>
+          <w:b/>
+          <w:i w:val="0"/>
+          <w:color w:val="202426"/>
+          <w:sz w:val="18"/>
+        </w:rPr>
+        <w:t xml:space="preserve">Zona Rentan Pesisir &amp; Bencana (Sulsel): </w:t>
+      </w:r>
+      <w:r>
+        <w:rPr>
+          <w:b w:val="0"/>
+          <w:i w:val="0"/>
+          <w:color w:val="202426"/>
+          <w:sz w:val="18"/>
+        </w:rPr>
+        <w:t>Sulawesi Selatan (Skor 2.6 / 5.0, Mendekati Batas) menjadi episentrum anomali bencana hidrometeorologi, sengketa ruang laut nelayan, dan represi hukum terhadap pembela HAM terberat di kawasan Wallacea.</w:t>
+        <w:br/>
+      </w:r>
+      <w:r>
+        <w:rPr>
+          <w:b/>
+          <w:i w:val="0"/>
+          <w:color w:val="202426"/>
+          <w:sz w:val="18"/>
+        </w:rPr>
+        <w:t xml:space="preserve">3. </w:t>
+      </w:r>
+      <w:r>
+        <w:rPr>
+          <w:b/>
+          <w:i w:val="0"/>
+          <w:color w:val="202426"/>
+          <w:sz w:val="18"/>
+        </w:rPr>
+        <w:t xml:space="preserve">Zona Resiliensi Agromaritim (Sulut, Sulbar, Gorontalo): </w:t>
+      </w:r>
+      <w:r>
+        <w:rPr>
+          <w:b w:val="0"/>
+          <w:i w:val="0"/>
+          <w:color w:val="202426"/>
+          <w:sz w:val="18"/>
+        </w:rPr>
+        <w:t>Ketiga provinsi ini mencatatkan status Tidak Melampaui Batas (Skor 1.2 - 1.6 / 5.0). Data empiris ini membantah narasi pemerintah bahwa seluruh Pulau Sulawesi membutuhkan ekspansi smelter nikel untuk berkembang. Sebaliknya, wilayah yang terbebas dari hilirisasi nikel berhasil mempertahankan mutu udara, sumber daya air, dan ketahanan sosial pangan dengan jauh lebih berdaya lentur.</w:t>
       </w:r>
     </w:p>
     <w:sectPr>
